--- a/Section-13.docx
+++ b/Section-13.docx
@@ -7,12 +7,16 @@
         <w:pStyle w:val="Heading1"/>
         <w:rPr>
           <w:rFonts w:ascii="Cambria" w:hAnsi="Cambria"/>
+          <w:sz w:val="20"/>
+          <w:szCs w:val="20"/>
         </w:rPr>
       </w:pPr>
       <w:r>
         <w:rPr>
           <w:rFonts w:ascii="Cambria" w:hAnsi="Cambria"/>
           <w:caps w:val="0"/>
+          <w:sz w:val="20"/>
+          <w:szCs w:val="20"/>
         </w:rPr>
         <w:t>WHAT IS NUMPY?</w:t>
       </w:r>
@@ -25,8 +29,6 @@
         </w:numPr>
         <w:rPr>
           <w:rFonts w:ascii="Cambria" w:hAnsi="Cambria"/>
-          <w:sz w:val="22"/>
-          <w:szCs w:val="22"/>
         </w:rPr>
       </w:pPr>
       <w:r>
@@ -34,16 +36,12 @@
           <w:rFonts w:ascii="Cambria" w:hAnsi="Cambria"/>
           <w:b/>
           <w:bCs/>
-          <w:sz w:val="22"/>
-          <w:szCs w:val="22"/>
         </w:rPr>
         <w:t>NUMPY</w:t>
       </w:r>
       <w:r>
         <w:rPr>
           <w:rFonts w:ascii="Cambria" w:hAnsi="Cambria"/>
-          <w:sz w:val="22"/>
-          <w:szCs w:val="22"/>
         </w:rPr>
         <w:t xml:space="preserve"> STANDS FOR </w:t>
       </w:r>
@@ -52,8 +50,6 @@
           <w:rFonts w:ascii="Cambria" w:hAnsi="Cambria"/>
           <w:b/>
           <w:bCs/>
-          <w:sz w:val="22"/>
-          <w:szCs w:val="22"/>
         </w:rPr>
         <w:t>NUMERICAL PYTHON</w:t>
       </w:r>
@@ -66,15 +62,11 @@
         </w:numPr>
         <w:rPr>
           <w:rFonts w:ascii="Cambria" w:hAnsi="Cambria"/>
-          <w:sz w:val="22"/>
-          <w:szCs w:val="22"/>
-        </w:rPr>
-      </w:pPr>
-      <w:r>
-        <w:rPr>
-          <w:rFonts w:ascii="Cambria" w:hAnsi="Cambria"/>
-          <w:sz w:val="22"/>
-          <w:szCs w:val="22"/>
+        </w:rPr>
+      </w:pPr>
+      <w:r>
+        <w:rPr>
+          <w:rFonts w:ascii="Cambria" w:hAnsi="Cambria"/>
         </w:rPr>
         <w:t xml:space="preserve">IT IS A PYTHON LIBRARY USED TO WORK WITH </w:t>
       </w:r>
@@ -83,8 +75,6 @@
           <w:rFonts w:ascii="Cambria" w:hAnsi="Cambria"/>
           <w:b/>
           <w:bCs/>
-          <w:sz w:val="22"/>
-          <w:szCs w:val="22"/>
         </w:rPr>
         <w:t>NUMBERS</w:t>
       </w:r>
@@ -97,15 +87,11 @@
         </w:numPr>
         <w:rPr>
           <w:rFonts w:ascii="Cambria" w:hAnsi="Cambria"/>
-          <w:sz w:val="22"/>
-          <w:szCs w:val="22"/>
-        </w:rPr>
-      </w:pPr>
-      <w:r>
-        <w:rPr>
-          <w:rFonts w:ascii="Cambria" w:hAnsi="Cambria"/>
-          <w:sz w:val="22"/>
-          <w:szCs w:val="22"/>
+        </w:rPr>
+      </w:pPr>
+      <w:r>
+        <w:rPr>
+          <w:rFonts w:ascii="Cambria" w:hAnsi="Cambria"/>
         </w:rPr>
         <w:t>IT IS VERY FAST AND EFFICIENT</w:t>
       </w:r>
@@ -118,15 +104,11 @@
         </w:numPr>
         <w:rPr>
           <w:rFonts w:ascii="Cambria" w:hAnsi="Cambria"/>
-          <w:sz w:val="22"/>
-          <w:szCs w:val="22"/>
-        </w:rPr>
-      </w:pPr>
-      <w:r>
-        <w:rPr>
-          <w:rFonts w:ascii="Cambria" w:hAnsi="Cambria"/>
-          <w:sz w:val="22"/>
-          <w:szCs w:val="22"/>
+        </w:rPr>
+      </w:pPr>
+      <w:r>
+        <w:rPr>
+          <w:rFonts w:ascii="Cambria" w:hAnsi="Cambria"/>
         </w:rPr>
         <w:t xml:space="preserve">MOSTLY USED IN </w:t>
       </w:r>
@@ -135,8 +117,6 @@
           <w:rFonts w:ascii="Cambria" w:hAnsi="Cambria"/>
           <w:b/>
           <w:bCs/>
-          <w:sz w:val="22"/>
-          <w:szCs w:val="22"/>
         </w:rPr>
         <w:t>DATA SCIENCE, MACHINE LEARNING, AND SCIENTIFIC WORK</w:t>
       </w:r>
@@ -146,16 +126,12 @@
         <w:pStyle w:val="Heading2"/>
         <w:rPr>
           <w:rFonts w:ascii="Cambria" w:hAnsi="Cambria"/>
-          <w:sz w:val="22"/>
-          <w:szCs w:val="22"/>
         </w:rPr>
       </w:pPr>
       <w:r>
         <w:rPr>
           <w:rFonts w:ascii="Cambria" w:hAnsi="Cambria"/>
           <w:caps w:val="0"/>
-          <w:sz w:val="22"/>
-          <w:szCs w:val="22"/>
         </w:rPr>
         <w:t>WHY USE NUMPY?</w:t>
       </w:r>
@@ -168,15 +144,11 @@
         </w:numPr>
         <w:rPr>
           <w:rFonts w:ascii="Cambria" w:hAnsi="Cambria"/>
-          <w:sz w:val="22"/>
-          <w:szCs w:val="22"/>
-        </w:rPr>
-      </w:pPr>
-      <w:r>
-        <w:rPr>
-          <w:rFonts w:ascii="Cambria" w:hAnsi="Cambria"/>
-          <w:sz w:val="22"/>
-          <w:szCs w:val="22"/>
+        </w:rPr>
+      </w:pPr>
+      <w:r>
+        <w:rPr>
+          <w:rFonts w:ascii="Cambria" w:hAnsi="Cambria"/>
         </w:rPr>
         <w:t xml:space="preserve">CONVERTS </w:t>
       </w:r>
@@ -185,8 +157,6 @@
           <w:rFonts w:ascii="Cambria" w:hAnsi="Cambria"/>
           <w:b/>
           <w:bCs/>
-          <w:sz w:val="22"/>
-          <w:szCs w:val="22"/>
         </w:rPr>
         <w:t>SERIES OF DATA INTO NUMBERS</w:t>
       </w:r>
@@ -199,15 +169,11 @@
         </w:numPr>
         <w:rPr>
           <w:rFonts w:ascii="Cambria" w:hAnsi="Cambria"/>
-          <w:sz w:val="22"/>
-          <w:szCs w:val="22"/>
-        </w:rPr>
-      </w:pPr>
-      <w:r>
-        <w:rPr>
-          <w:rFonts w:ascii="Cambria" w:hAnsi="Cambria"/>
-          <w:sz w:val="22"/>
-          <w:szCs w:val="22"/>
+        </w:rPr>
+      </w:pPr>
+      <w:r>
+        <w:rPr>
+          <w:rFonts w:ascii="Cambria" w:hAnsi="Cambria"/>
         </w:rPr>
         <w:t>WORKS FASTER THAN PYTHON LISTS</w:t>
       </w:r>
@@ -220,15 +186,11 @@
         </w:numPr>
         <w:rPr>
           <w:rFonts w:ascii="Cambria" w:hAnsi="Cambria"/>
-          <w:sz w:val="22"/>
-          <w:szCs w:val="22"/>
-        </w:rPr>
-      </w:pPr>
-      <w:r>
-        <w:rPr>
-          <w:rFonts w:ascii="Cambria" w:hAnsi="Cambria"/>
-          <w:sz w:val="22"/>
-          <w:szCs w:val="22"/>
+        </w:rPr>
+      </w:pPr>
+      <w:r>
+        <w:rPr>
+          <w:rFonts w:ascii="Cambria" w:hAnsi="Cambria"/>
         </w:rPr>
         <w:t>USES LESS MEMORY</w:t>
       </w:r>
@@ -241,15 +203,11 @@
         </w:numPr>
         <w:rPr>
           <w:rFonts w:ascii="Cambria" w:hAnsi="Cambria"/>
-          <w:sz w:val="22"/>
-          <w:szCs w:val="22"/>
-        </w:rPr>
-      </w:pPr>
-      <w:r>
-        <w:rPr>
-          <w:rFonts w:ascii="Cambria" w:hAnsi="Cambria"/>
-          <w:sz w:val="22"/>
-          <w:szCs w:val="22"/>
+        </w:rPr>
+      </w:pPr>
+      <w:r>
+        <w:rPr>
+          <w:rFonts w:ascii="Cambria" w:hAnsi="Cambria"/>
         </w:rPr>
         <w:t xml:space="preserve">SUPPORTS </w:t>
       </w:r>
@@ -258,8 +216,6 @@
           <w:rFonts w:ascii="Cambria" w:hAnsi="Cambria"/>
           <w:b/>
           <w:bCs/>
-          <w:sz w:val="22"/>
-          <w:szCs w:val="22"/>
         </w:rPr>
         <w:t>MATHEMATICAL AND STATISTICAL OPERATIONS</w:t>
       </w:r>
@@ -272,15 +228,11 @@
         </w:numPr>
         <w:rPr>
           <w:rFonts w:ascii="Cambria" w:hAnsi="Cambria"/>
-          <w:sz w:val="22"/>
-          <w:szCs w:val="22"/>
-        </w:rPr>
-      </w:pPr>
-      <w:r>
-        <w:rPr>
-          <w:rFonts w:ascii="Cambria" w:hAnsi="Cambria"/>
-          <w:sz w:val="22"/>
-          <w:szCs w:val="22"/>
+        </w:rPr>
+      </w:pPr>
+      <w:r>
+        <w:rPr>
+          <w:rFonts w:ascii="Cambria" w:hAnsi="Cambria"/>
         </w:rPr>
         <w:t xml:space="preserve">BASE LIBRARY FOR </w:t>
       </w:r>
@@ -289,8 +241,6 @@
           <w:rFonts w:ascii="Cambria" w:hAnsi="Cambria"/>
           <w:b/>
           <w:bCs/>
-          <w:sz w:val="22"/>
-          <w:szCs w:val="22"/>
         </w:rPr>
         <w:t>PANDAS, SCIKIT-LEARN, TENSORFLOW</w:t>
       </w:r>
@@ -300,12 +250,16 @@
         <w:pStyle w:val="Heading1"/>
         <w:rPr>
           <w:rFonts w:ascii="Cambria" w:hAnsi="Cambria"/>
+          <w:sz w:val="20"/>
+          <w:szCs w:val="20"/>
         </w:rPr>
       </w:pPr>
       <w:r>
         <w:rPr>
           <w:rFonts w:ascii="Cambria" w:hAnsi="Cambria"/>
           <w:caps w:val="0"/>
+          <w:sz w:val="20"/>
+          <w:szCs w:val="20"/>
         </w:rPr>
         <w:t>NUMPY ARRAY</w:t>
       </w:r>
@@ -318,15 +272,11 @@
         </w:numPr>
         <w:rPr>
           <w:rFonts w:ascii="Cambria" w:hAnsi="Cambria"/>
-          <w:sz w:val="22"/>
-          <w:szCs w:val="22"/>
-        </w:rPr>
-      </w:pPr>
-      <w:r>
-        <w:rPr>
-          <w:rFonts w:ascii="Cambria" w:hAnsi="Cambria"/>
-          <w:sz w:val="22"/>
-          <w:szCs w:val="22"/>
+        </w:rPr>
+      </w:pPr>
+      <w:r>
+        <w:rPr>
+          <w:rFonts w:ascii="Cambria" w:hAnsi="Cambria"/>
         </w:rPr>
         <w:t xml:space="preserve">MAIN DATA STRUCTURE IN NUMPY IS CALLED AN </w:t>
       </w:r>
@@ -335,8 +285,6 @@
           <w:rFonts w:ascii="Cambria" w:hAnsi="Cambria"/>
           <w:b/>
           <w:bCs/>
-          <w:sz w:val="22"/>
-          <w:szCs w:val="22"/>
         </w:rPr>
         <w:t>ARRAY</w:t>
       </w:r>
@@ -349,15 +297,11 @@
         </w:numPr>
         <w:rPr>
           <w:rFonts w:ascii="Cambria" w:hAnsi="Cambria"/>
-          <w:sz w:val="22"/>
-          <w:szCs w:val="22"/>
-        </w:rPr>
-      </w:pPr>
-      <w:r>
-        <w:rPr>
-          <w:rFonts w:ascii="Cambria" w:hAnsi="Cambria"/>
-          <w:sz w:val="22"/>
-          <w:szCs w:val="22"/>
+        </w:rPr>
+      </w:pPr>
+      <w:r>
+        <w:rPr>
+          <w:rFonts w:ascii="Cambria" w:hAnsi="Cambria"/>
         </w:rPr>
         <w:t xml:space="preserve">STORES MULTIPLE VALUES OF THE </w:t>
       </w:r>
@@ -366,8 +310,6 @@
           <w:rFonts w:ascii="Cambria" w:hAnsi="Cambria"/>
           <w:b/>
           <w:bCs/>
-          <w:sz w:val="22"/>
-          <w:szCs w:val="22"/>
         </w:rPr>
         <w:t>SAME TYPE</w:t>
       </w:r>
@@ -380,15 +322,11 @@
         </w:numPr>
         <w:rPr>
           <w:rFonts w:ascii="Cambria" w:hAnsi="Cambria"/>
-          <w:sz w:val="22"/>
-          <w:szCs w:val="22"/>
-        </w:rPr>
-      </w:pPr>
-      <w:r>
-        <w:rPr>
-          <w:rFonts w:ascii="Cambria" w:hAnsi="Cambria"/>
-          <w:sz w:val="22"/>
-          <w:szCs w:val="22"/>
+        </w:rPr>
+      </w:pPr>
+      <w:r>
+        <w:rPr>
+          <w:rFonts w:ascii="Cambria" w:hAnsi="Cambria"/>
         </w:rPr>
         <w:t>FASTER THAN PYTHON LISTS</w:t>
       </w:r>
@@ -398,16 +336,12 @@
         <w:pStyle w:val="Heading2"/>
         <w:rPr>
           <w:rFonts w:ascii="Cambria" w:hAnsi="Cambria"/>
-          <w:sz w:val="22"/>
-          <w:szCs w:val="22"/>
         </w:rPr>
       </w:pPr>
       <w:r>
         <w:rPr>
           <w:rFonts w:ascii="Cambria" w:hAnsi="Cambria"/>
           <w:caps w:val="0"/>
-          <w:sz w:val="22"/>
-          <w:szCs w:val="22"/>
         </w:rPr>
         <w:t>EXAMPLE:</w:t>
       </w:r>
@@ -416,15 +350,11 @@
       <w:pPr>
         <w:rPr>
           <w:rFonts w:ascii="Cambria" w:hAnsi="Cambria"/>
-          <w:sz w:val="22"/>
-          <w:szCs w:val="22"/>
-        </w:rPr>
-      </w:pPr>
-      <w:r>
-        <w:rPr>
-          <w:rFonts w:ascii="Cambria" w:hAnsi="Cambria"/>
-          <w:sz w:val="22"/>
-          <w:szCs w:val="22"/>
+        </w:rPr>
+      </w:pPr>
+      <w:r>
+        <w:rPr>
+          <w:rFonts w:ascii="Cambria" w:hAnsi="Cambria"/>
         </w:rPr>
         <w:t>IMPORT NUMPY AS NP</w:t>
       </w:r>
@@ -433,15 +363,11 @@
       <w:pPr>
         <w:rPr>
           <w:rFonts w:ascii="Cambria" w:hAnsi="Cambria"/>
-          <w:sz w:val="22"/>
-          <w:szCs w:val="22"/>
-        </w:rPr>
-      </w:pPr>
-      <w:r>
-        <w:rPr>
-          <w:rFonts w:ascii="Cambria" w:hAnsi="Cambria"/>
-          <w:sz w:val="22"/>
-          <w:szCs w:val="22"/>
+        </w:rPr>
+      </w:pPr>
+      <w:r>
+        <w:rPr>
+          <w:rFonts w:ascii="Cambria" w:hAnsi="Cambria"/>
         </w:rPr>
         <w:t>ARR = NP.ARRAY([1, 2, 3, 4])</w:t>
       </w:r>
@@ -451,12 +377,16 @@
         <w:pStyle w:val="Heading1"/>
         <w:rPr>
           <w:rFonts w:ascii="Cambria" w:hAnsi="Cambria"/>
+          <w:sz w:val="20"/>
+          <w:szCs w:val="20"/>
         </w:rPr>
       </w:pPr>
       <w:r>
         <w:rPr>
           <w:rFonts w:ascii="Cambria" w:hAnsi="Cambria"/>
           <w:caps w:val="0"/>
+          <w:sz w:val="20"/>
+          <w:szCs w:val="20"/>
         </w:rPr>
         <w:t>DIFFERENCE: LIST VS NUMPY ARRAY</w:t>
       </w:r>
@@ -465,8 +395,6 @@
       <w:pPr>
         <w:rPr>
           <w:rFonts w:ascii="Cambria" w:hAnsi="Cambria"/>
-          <w:sz w:val="22"/>
-          <w:szCs w:val="22"/>
         </w:rPr>
       </w:pPr>
     </w:p>
@@ -512,8 +440,6 @@
                 <w:rFonts w:ascii="Cambria" w:hAnsi="Cambria"/>
                 <w:b/>
                 <w:bCs/>
-                <w:sz w:val="22"/>
-                <w:szCs w:val="22"/>
               </w:rPr>
             </w:pPr>
             <w:r>
@@ -521,8 +447,6 @@
                 <w:rFonts w:ascii="Cambria" w:hAnsi="Cambria"/>
                 <w:b/>
                 <w:bCs/>
-                <w:sz w:val="22"/>
-                <w:szCs w:val="22"/>
               </w:rPr>
               <w:t>PYTHON LIST</w:t>
             </w:r>
@@ -541,8 +465,6 @@
                 <w:rFonts w:ascii="Cambria" w:hAnsi="Cambria"/>
                 <w:b/>
                 <w:bCs/>
-                <w:sz w:val="22"/>
-                <w:szCs w:val="22"/>
               </w:rPr>
             </w:pPr>
             <w:r>
@@ -550,8 +472,6 @@
                 <w:rFonts w:ascii="Cambria" w:hAnsi="Cambria"/>
                 <w:b/>
                 <w:bCs/>
-                <w:sz w:val="22"/>
-                <w:szCs w:val="22"/>
               </w:rPr>
               <w:t>NUMPY ARRAY</w:t>
             </w:r>
@@ -573,15 +493,11 @@
               <w:jc w:val="center"/>
               <w:rPr>
                 <w:rFonts w:ascii="Cambria" w:hAnsi="Cambria"/>
-                <w:sz w:val="22"/>
-                <w:szCs w:val="22"/>
               </w:rPr>
             </w:pPr>
             <w:r>
               <w:rPr>
                 <w:rFonts w:ascii="Cambria" w:hAnsi="Cambria"/>
-                <w:sz w:val="22"/>
-                <w:szCs w:val="22"/>
               </w:rPr>
               <w:t>SLOW</w:t>
             </w:r>
@@ -598,15 +514,11 @@
               <w:jc w:val="center"/>
               <w:rPr>
                 <w:rFonts w:ascii="Cambria" w:hAnsi="Cambria"/>
-                <w:sz w:val="22"/>
-                <w:szCs w:val="22"/>
               </w:rPr>
             </w:pPr>
             <w:r>
               <w:rPr>
                 <w:rFonts w:ascii="Cambria" w:hAnsi="Cambria"/>
-                <w:sz w:val="22"/>
-                <w:szCs w:val="22"/>
               </w:rPr>
               <w:t>FAST</w:t>
             </w:r>
@@ -628,15 +540,11 @@
               <w:jc w:val="center"/>
               <w:rPr>
                 <w:rFonts w:ascii="Cambria" w:hAnsi="Cambria"/>
-                <w:sz w:val="22"/>
-                <w:szCs w:val="22"/>
               </w:rPr>
             </w:pPr>
             <w:r>
               <w:rPr>
                 <w:rFonts w:ascii="Cambria" w:hAnsi="Cambria"/>
-                <w:sz w:val="22"/>
-                <w:szCs w:val="22"/>
               </w:rPr>
               <w:t>CAN STORE DIFFERENT DATA TYPES</w:t>
             </w:r>
@@ -653,15 +561,11 @@
               <w:jc w:val="center"/>
               <w:rPr>
                 <w:rFonts w:ascii="Cambria" w:hAnsi="Cambria"/>
-                <w:sz w:val="22"/>
-                <w:szCs w:val="22"/>
               </w:rPr>
             </w:pPr>
             <w:r>
               <w:rPr>
                 <w:rFonts w:ascii="Cambria" w:hAnsi="Cambria"/>
-                <w:sz w:val="22"/>
-                <w:szCs w:val="22"/>
               </w:rPr>
               <w:t>STORES SAME DATA TYPE</w:t>
             </w:r>
@@ -683,15 +587,11 @@
               <w:jc w:val="center"/>
               <w:rPr>
                 <w:rFonts w:ascii="Cambria" w:hAnsi="Cambria"/>
-                <w:sz w:val="22"/>
-                <w:szCs w:val="22"/>
               </w:rPr>
             </w:pPr>
             <w:r>
               <w:rPr>
                 <w:rFonts w:ascii="Cambria" w:hAnsi="Cambria"/>
-                <w:sz w:val="22"/>
-                <w:szCs w:val="22"/>
               </w:rPr>
               <w:t>LESS MEMORY EFFICIENT</w:t>
             </w:r>
@@ -708,15 +608,11 @@
               <w:jc w:val="center"/>
               <w:rPr>
                 <w:rFonts w:ascii="Cambria" w:hAnsi="Cambria"/>
-                <w:sz w:val="22"/>
-                <w:szCs w:val="22"/>
               </w:rPr>
             </w:pPr>
             <w:r>
               <w:rPr>
                 <w:rFonts w:ascii="Cambria" w:hAnsi="Cambria"/>
-                <w:sz w:val="22"/>
-                <w:szCs w:val="22"/>
               </w:rPr>
               <w:t>MORE MEMORY EFFICIENT</w:t>
             </w:r>
@@ -728,8 +624,6 @@
       <w:pPr>
         <w:rPr>
           <w:rFonts w:ascii="Cambria" w:hAnsi="Cambria"/>
-          <w:sz w:val="22"/>
-          <w:szCs w:val="22"/>
         </w:rPr>
       </w:pPr>
     </w:p>
@@ -738,12 +632,16 @@
         <w:pStyle w:val="Heading1"/>
         <w:rPr>
           <w:rFonts w:ascii="Cambria" w:hAnsi="Cambria"/>
+          <w:sz w:val="20"/>
+          <w:szCs w:val="20"/>
         </w:rPr>
       </w:pPr>
       <w:r>
         <w:rPr>
           <w:rFonts w:ascii="Cambria" w:hAnsi="Cambria"/>
           <w:caps w:val="0"/>
+          <w:sz w:val="20"/>
+          <w:szCs w:val="20"/>
         </w:rPr>
         <w:t>SHAPES OF NUMPY ARRAY</w:t>
       </w:r>
@@ -756,8 +654,6 @@
         </w:numPr>
         <w:rPr>
           <w:rFonts w:ascii="Cambria" w:hAnsi="Cambria"/>
-          <w:sz w:val="22"/>
-          <w:szCs w:val="22"/>
         </w:rPr>
       </w:pPr>
       <w:r>
@@ -765,17 +661,12 @@
           <w:rFonts w:ascii="Cambria" w:hAnsi="Cambria"/>
           <w:b/>
           <w:bCs/>
-          <w:sz w:val="22"/>
-          <w:szCs w:val="22"/>
-        </w:rPr>
-        <w:lastRenderedPageBreak/>
+        </w:rPr>
         <w:t>SHAPE</w:t>
       </w:r>
       <w:r>
         <w:rPr>
           <w:rFonts w:ascii="Cambria" w:hAnsi="Cambria"/>
-          <w:sz w:val="22"/>
-          <w:szCs w:val="22"/>
         </w:rPr>
         <w:t xml:space="preserve"> MEANS THE </w:t>
       </w:r>
@@ -784,16 +675,12 @@
           <w:rFonts w:ascii="Cambria" w:hAnsi="Cambria"/>
           <w:b/>
           <w:bCs/>
-          <w:sz w:val="22"/>
-          <w:szCs w:val="22"/>
         </w:rPr>
         <w:t>SIZE AND DIMENSIONS</w:t>
       </w:r>
       <w:r>
         <w:rPr>
           <w:rFonts w:ascii="Cambria" w:hAnsi="Cambria"/>
-          <w:sz w:val="22"/>
-          <w:szCs w:val="22"/>
         </w:rPr>
         <w:t xml:space="preserve"> OF AN ARRAY</w:t>
       </w:r>
@@ -806,16 +693,13 @@
         </w:numPr>
         <w:rPr>
           <w:rFonts w:ascii="Cambria" w:hAnsi="Cambria"/>
-          <w:sz w:val="22"/>
-          <w:szCs w:val="22"/>
-        </w:rPr>
-      </w:pPr>
-      <w:r>
-        <w:rPr>
-          <w:rFonts w:ascii="Cambria" w:hAnsi="Cambria"/>
-          <w:sz w:val="22"/>
-          <w:szCs w:val="22"/>
-        </w:rPr>
+        </w:rPr>
+      </w:pPr>
+      <w:r>
+        <w:rPr>
+          <w:rFonts w:ascii="Cambria" w:hAnsi="Cambria"/>
+        </w:rPr>
+        <w:lastRenderedPageBreak/>
         <w:t>USE .SHAPE TO CHECK SHAPE</w:t>
       </w:r>
     </w:p>
@@ -823,15 +707,11 @@
       <w:pPr>
         <w:rPr>
           <w:rFonts w:ascii="Cambria" w:hAnsi="Cambria"/>
-          <w:sz w:val="22"/>
-          <w:szCs w:val="22"/>
-        </w:rPr>
-      </w:pPr>
-      <w:r>
-        <w:rPr>
-          <w:rFonts w:ascii="Cambria" w:hAnsi="Cambria"/>
-          <w:sz w:val="22"/>
-          <w:szCs w:val="22"/>
+        </w:rPr>
+      </w:pPr>
+      <w:r>
+        <w:rPr>
+          <w:rFonts w:ascii="Cambria" w:hAnsi="Cambria"/>
         </w:rPr>
         <w:t>ARR.SHAPE</w:t>
       </w:r>
@@ -841,16 +721,12 @@
         <w:pStyle w:val="Heading2"/>
         <w:rPr>
           <w:rFonts w:ascii="Cambria" w:hAnsi="Cambria"/>
-          <w:sz w:val="22"/>
-          <w:szCs w:val="22"/>
         </w:rPr>
       </w:pPr>
       <w:r>
         <w:rPr>
           <w:rFonts w:ascii="Cambria" w:hAnsi="Cambria"/>
           <w:caps w:val="0"/>
-          <w:sz w:val="22"/>
-          <w:szCs w:val="22"/>
         </w:rPr>
         <w:t>1D ARRAY (ONE-DIMENSIONAL)</w:t>
       </w:r>
@@ -863,15 +739,11 @@
         </w:numPr>
         <w:rPr>
           <w:rFonts w:ascii="Cambria" w:hAnsi="Cambria"/>
-          <w:sz w:val="22"/>
-          <w:szCs w:val="22"/>
-        </w:rPr>
-      </w:pPr>
-      <w:r>
-        <w:rPr>
-          <w:rFonts w:ascii="Cambria" w:hAnsi="Cambria"/>
-          <w:sz w:val="22"/>
-          <w:szCs w:val="22"/>
+        </w:rPr>
+      </w:pPr>
+      <w:r>
+        <w:rPr>
+          <w:rFonts w:ascii="Cambria" w:hAnsi="Cambria"/>
         </w:rPr>
         <w:t>LOOKS LIKE A LIST</w:t>
       </w:r>
@@ -880,15 +752,11 @@
       <w:pPr>
         <w:rPr>
           <w:rFonts w:ascii="Cambria" w:hAnsi="Cambria"/>
-          <w:sz w:val="22"/>
-          <w:szCs w:val="22"/>
-        </w:rPr>
-      </w:pPr>
-      <w:r>
-        <w:rPr>
-          <w:rFonts w:ascii="Cambria" w:hAnsi="Cambria"/>
-          <w:sz w:val="22"/>
-          <w:szCs w:val="22"/>
+        </w:rPr>
+      </w:pPr>
+      <w:r>
+        <w:rPr>
+          <w:rFonts w:ascii="Cambria" w:hAnsi="Cambria"/>
         </w:rPr>
         <w:t>ARR = NP.ARRAY([1, 2, 3, 4])</w:t>
       </w:r>
@@ -897,15 +765,11 @@
       <w:pPr>
         <w:rPr>
           <w:rFonts w:ascii="Cambria" w:hAnsi="Cambria"/>
-          <w:sz w:val="22"/>
-          <w:szCs w:val="22"/>
-        </w:rPr>
-      </w:pPr>
-      <w:r>
-        <w:rPr>
-          <w:rFonts w:ascii="Cambria" w:hAnsi="Cambria"/>
-          <w:sz w:val="22"/>
-          <w:szCs w:val="22"/>
+        </w:rPr>
+      </w:pPr>
+      <w:r>
+        <w:rPr>
+          <w:rFonts w:ascii="Cambria" w:hAnsi="Cambria"/>
         </w:rPr>
         <w:t>SHAPE → (4,)</w:t>
       </w:r>
@@ -915,16 +779,12 @@
         <w:pStyle w:val="Heading2"/>
         <w:rPr>
           <w:rFonts w:ascii="Cambria" w:hAnsi="Cambria"/>
-          <w:sz w:val="22"/>
-          <w:szCs w:val="22"/>
         </w:rPr>
       </w:pPr>
       <w:r>
         <w:rPr>
           <w:rFonts w:ascii="Cambria" w:hAnsi="Cambria"/>
           <w:caps w:val="0"/>
-          <w:sz w:val="22"/>
-          <w:szCs w:val="22"/>
         </w:rPr>
         <w:t>2D ARRAY (TWO-DIMENSIONAL)</w:t>
       </w:r>
@@ -937,15 +797,11 @@
         </w:numPr>
         <w:rPr>
           <w:rFonts w:ascii="Cambria" w:hAnsi="Cambria"/>
-          <w:sz w:val="22"/>
-          <w:szCs w:val="22"/>
-        </w:rPr>
-      </w:pPr>
-      <w:r>
-        <w:rPr>
-          <w:rFonts w:ascii="Cambria" w:hAnsi="Cambria"/>
-          <w:sz w:val="22"/>
-          <w:szCs w:val="22"/>
+        </w:rPr>
+      </w:pPr>
+      <w:r>
+        <w:rPr>
+          <w:rFonts w:ascii="Cambria" w:hAnsi="Cambria"/>
         </w:rPr>
         <w:t>LOOKS LIKE A TABLE (ROWS AND COLUMNS)</w:t>
       </w:r>
@@ -954,15 +810,11 @@
       <w:pPr>
         <w:rPr>
           <w:rFonts w:ascii="Cambria" w:hAnsi="Cambria"/>
-          <w:sz w:val="22"/>
-          <w:szCs w:val="22"/>
-        </w:rPr>
-      </w:pPr>
-      <w:r>
-        <w:rPr>
-          <w:rFonts w:ascii="Cambria" w:hAnsi="Cambria"/>
-          <w:sz w:val="22"/>
-          <w:szCs w:val="22"/>
+        </w:rPr>
+      </w:pPr>
+      <w:r>
+        <w:rPr>
+          <w:rFonts w:ascii="Cambria" w:hAnsi="Cambria"/>
         </w:rPr>
         <w:t>ARR = NP.ARRAY([[1, 2], [3, 4]])</w:t>
       </w:r>
@@ -971,15 +823,11 @@
       <w:pPr>
         <w:rPr>
           <w:rFonts w:ascii="Cambria" w:hAnsi="Cambria"/>
-          <w:sz w:val="22"/>
-          <w:szCs w:val="22"/>
-        </w:rPr>
-      </w:pPr>
-      <w:r>
-        <w:rPr>
-          <w:rFonts w:ascii="Cambria" w:hAnsi="Cambria"/>
-          <w:sz w:val="22"/>
-          <w:szCs w:val="22"/>
+        </w:rPr>
+      </w:pPr>
+      <w:r>
+        <w:rPr>
+          <w:rFonts w:ascii="Cambria" w:hAnsi="Cambria"/>
         </w:rPr>
         <w:t>SHAPE → (2, 2)</w:t>
       </w:r>
@@ -989,16 +837,12 @@
         <w:pStyle w:val="Heading2"/>
         <w:rPr>
           <w:rFonts w:ascii="Cambria" w:hAnsi="Cambria"/>
-          <w:sz w:val="22"/>
-          <w:szCs w:val="22"/>
         </w:rPr>
       </w:pPr>
       <w:r>
         <w:rPr>
           <w:rFonts w:ascii="Cambria" w:hAnsi="Cambria"/>
           <w:caps w:val="0"/>
-          <w:sz w:val="22"/>
-          <w:szCs w:val="22"/>
         </w:rPr>
         <w:t>3D ARRAY</w:t>
       </w:r>
@@ -1011,15 +855,11 @@
         </w:numPr>
         <w:rPr>
           <w:rFonts w:ascii="Cambria" w:hAnsi="Cambria"/>
-          <w:sz w:val="22"/>
-          <w:szCs w:val="22"/>
-        </w:rPr>
-      </w:pPr>
-      <w:r>
-        <w:rPr>
-          <w:rFonts w:ascii="Cambria" w:hAnsi="Cambria"/>
-          <w:sz w:val="22"/>
-          <w:szCs w:val="22"/>
+        </w:rPr>
+      </w:pPr>
+      <w:r>
+        <w:rPr>
+          <w:rFonts w:ascii="Cambria" w:hAnsi="Cambria"/>
         </w:rPr>
         <w:t>ARRAY OF ARRAYS OF ARRAYS</w:t>
       </w:r>
@@ -1032,15 +872,11 @@
         </w:numPr>
         <w:rPr>
           <w:rFonts w:ascii="Cambria" w:hAnsi="Cambria"/>
-          <w:sz w:val="22"/>
-          <w:szCs w:val="22"/>
-        </w:rPr>
-      </w:pPr>
-      <w:r>
-        <w:rPr>
-          <w:rFonts w:ascii="Cambria" w:hAnsi="Cambria"/>
-          <w:sz w:val="22"/>
-          <w:szCs w:val="22"/>
+        </w:rPr>
+      </w:pPr>
+      <w:r>
+        <w:rPr>
+          <w:rFonts w:ascii="Cambria" w:hAnsi="Cambria"/>
         </w:rPr>
         <w:t xml:space="preserve">USED IN </w:t>
       </w:r>
@@ -1049,8 +885,6 @@
           <w:rFonts w:ascii="Cambria" w:hAnsi="Cambria"/>
           <w:b/>
           <w:bCs/>
-          <w:sz w:val="22"/>
-          <w:szCs w:val="22"/>
         </w:rPr>
         <w:t>IMAGES AND DEEP LEARNING</w:t>
       </w:r>
@@ -1059,15 +893,11 @@
       <w:pPr>
         <w:rPr>
           <w:rFonts w:ascii="Cambria" w:hAnsi="Cambria"/>
-          <w:sz w:val="22"/>
-          <w:szCs w:val="22"/>
-        </w:rPr>
-      </w:pPr>
-      <w:r>
-        <w:rPr>
-          <w:rFonts w:ascii="Cambria" w:hAnsi="Cambria"/>
-          <w:sz w:val="22"/>
-          <w:szCs w:val="22"/>
+        </w:rPr>
+      </w:pPr>
+      <w:r>
+        <w:rPr>
+          <w:rFonts w:ascii="Cambria" w:hAnsi="Cambria"/>
         </w:rPr>
         <w:t>ARR = NP.ARRAY([[[1,2],[3,4]], [[5,6],[7,8]]])</w:t>
       </w:r>
@@ -1076,15 +906,11 @@
       <w:pPr>
         <w:rPr>
           <w:rFonts w:ascii="Cambria" w:hAnsi="Cambria"/>
-          <w:sz w:val="22"/>
-          <w:szCs w:val="22"/>
-        </w:rPr>
-      </w:pPr>
-      <w:r>
-        <w:rPr>
-          <w:rFonts w:ascii="Cambria" w:hAnsi="Cambria"/>
-          <w:sz w:val="22"/>
-          <w:szCs w:val="22"/>
+        </w:rPr>
+      </w:pPr>
+      <w:r>
+        <w:rPr>
+          <w:rFonts w:ascii="Cambria" w:hAnsi="Cambria"/>
         </w:rPr>
         <w:t>SHAPE → (2, 2, 2)</w:t>
       </w:r>
@@ -1094,12 +920,16 @@
         <w:pStyle w:val="Heading1"/>
         <w:rPr>
           <w:rFonts w:ascii="Cambria" w:hAnsi="Cambria"/>
+          <w:sz w:val="20"/>
+          <w:szCs w:val="20"/>
         </w:rPr>
       </w:pPr>
       <w:r>
         <w:rPr>
           <w:rFonts w:ascii="Cambria" w:hAnsi="Cambria"/>
           <w:caps w:val="0"/>
+          <w:sz w:val="20"/>
+          <w:szCs w:val="20"/>
         </w:rPr>
         <w:t>WHY ARRAY SHAPE IS IMPORTANT?</w:t>
       </w:r>
@@ -1112,15 +942,11 @@
         </w:numPr>
         <w:rPr>
           <w:rFonts w:ascii="Cambria" w:hAnsi="Cambria"/>
-          <w:sz w:val="22"/>
-          <w:szCs w:val="22"/>
-        </w:rPr>
-      </w:pPr>
-      <w:r>
-        <w:rPr>
-          <w:rFonts w:ascii="Cambria" w:hAnsi="Cambria"/>
-          <w:sz w:val="22"/>
-          <w:szCs w:val="22"/>
+        </w:rPr>
+      </w:pPr>
+      <w:r>
+        <w:rPr>
+          <w:rFonts w:ascii="Cambria" w:hAnsi="Cambria"/>
         </w:rPr>
         <w:t xml:space="preserve">HELPS IN </w:t>
       </w:r>
@@ -1129,8 +955,6 @@
           <w:rFonts w:ascii="Cambria" w:hAnsi="Cambria"/>
           <w:b/>
           <w:bCs/>
-          <w:sz w:val="22"/>
-          <w:szCs w:val="22"/>
         </w:rPr>
         <w:t>MATRIX OPERATIONS</w:t>
       </w:r>
@@ -1143,15 +967,11 @@
         </w:numPr>
         <w:rPr>
           <w:rFonts w:ascii="Cambria" w:hAnsi="Cambria"/>
-          <w:sz w:val="22"/>
-          <w:szCs w:val="22"/>
-        </w:rPr>
-      </w:pPr>
-      <w:r>
-        <w:rPr>
-          <w:rFonts w:ascii="Cambria" w:hAnsi="Cambria"/>
-          <w:sz w:val="22"/>
-          <w:szCs w:val="22"/>
+        </w:rPr>
+      </w:pPr>
+      <w:r>
+        <w:rPr>
+          <w:rFonts w:ascii="Cambria" w:hAnsi="Cambria"/>
         </w:rPr>
         <w:t xml:space="preserve">NEEDED FOR </w:t>
       </w:r>
@@ -1160,8 +980,6 @@
           <w:rFonts w:ascii="Cambria" w:hAnsi="Cambria"/>
           <w:b/>
           <w:bCs/>
-          <w:sz w:val="22"/>
-          <w:szCs w:val="22"/>
         </w:rPr>
         <w:t>MACHINE LEARNING MODELS</w:t>
       </w:r>
@@ -1174,25 +992,1079 @@
         </w:numPr>
         <w:rPr>
           <w:rFonts w:ascii="Cambria" w:hAnsi="Cambria"/>
-          <w:sz w:val="22"/>
-          <w:szCs w:val="22"/>
-        </w:rPr>
-      </w:pPr>
-      <w:r>
-        <w:rPr>
-          <w:rFonts w:ascii="Cambria" w:hAnsi="Cambria"/>
-          <w:sz w:val="22"/>
-          <w:szCs w:val="22"/>
+        </w:rPr>
+      </w:pPr>
+      <w:r>
+        <w:rPr>
+          <w:rFonts w:ascii="Cambria" w:hAnsi="Cambria"/>
         </w:rPr>
         <w:t>ENSURES CORRECT CALCULATIONS</w:t>
       </w:r>
     </w:p>
     <w:p>
       <w:pPr>
-        <w:rPr>
-          <w:rFonts w:ascii="Cambria" w:hAnsi="Cambria"/>
-          <w:sz w:val="22"/>
-          <w:szCs w:val="22"/>
+        <w:pStyle w:val="Heading1"/>
+        <w:rPr>
+          <w:rFonts w:ascii="Cambria" w:hAnsi="Cambria"/>
+          <w:sz w:val="20"/>
+          <w:szCs w:val="20"/>
+        </w:rPr>
+      </w:pPr>
+      <w:r>
+        <w:rPr>
+          <w:rFonts w:ascii="Cambria" w:hAnsi="Cambria"/>
+          <w:sz w:val="20"/>
+          <w:szCs w:val="20"/>
+        </w:rPr>
+        <w:t>IMPORTANT FUNCTIONS ON NUMPY ARRAYS</w:t>
+      </w:r>
+    </w:p>
+    <w:p>
+      <w:pPr>
+        <w:rPr>
+          <w:rFonts w:ascii="Cambria" w:hAnsi="Cambria"/>
+        </w:rPr>
+      </w:pPr>
+      <w:r>
+        <w:rPr>
+          <w:rFonts w:ascii="Cambria" w:hAnsi="Cambria"/>
+        </w:rPr>
+        <w:t>NumPy provides many useful functions to work with arrays easily.</w:t>
+      </w:r>
+    </w:p>
+    <w:p>
+      <w:pPr>
+        <w:pStyle w:val="Heading2"/>
+        <w:rPr>
+          <w:rFonts w:ascii="Cambria" w:hAnsi="Cambria"/>
+        </w:rPr>
+      </w:pPr>
+      <w:r>
+        <w:rPr>
+          <w:rFonts w:ascii="Cambria" w:hAnsi="Cambria"/>
+        </w:rPr>
+        <w:t>CREATING NUMPY ARRAYS</w:t>
+      </w:r>
+    </w:p>
+    <w:p>
+      <w:pPr>
+        <w:pStyle w:val="Heading3"/>
+        <w:rPr>
+          <w:rFonts w:ascii="Cambria" w:hAnsi="Cambria"/>
+        </w:rPr>
+      </w:pPr>
+      <w:r>
+        <w:rPr>
+          <w:rFonts w:ascii="Cambria" w:hAnsi="Cambria"/>
+        </w:rPr>
+        <w:t>array()</w:t>
+      </w:r>
+    </w:p>
+    <w:p>
+      <w:pPr>
+        <w:rPr>
+          <w:rFonts w:ascii="Cambria" w:hAnsi="Cambria"/>
+        </w:rPr>
+      </w:pPr>
+      <w:r>
+        <w:rPr>
+          <w:rFonts w:ascii="Cambria" w:hAnsi="Cambria"/>
+        </w:rPr>
+        <w:t>Creates an array from a list or tuple.</w:t>
+      </w:r>
+    </w:p>
+    <w:p>
+      <w:pPr>
+        <w:rPr>
+          <w:rFonts w:ascii="Cambria" w:hAnsi="Cambria"/>
+        </w:rPr>
+      </w:pPr>
+      <w:r>
+        <w:rPr>
+          <w:rFonts w:ascii="Cambria" w:hAnsi="Cambria"/>
+        </w:rPr>
+        <w:t xml:space="preserve">import </w:t>
+      </w:r>
+      <w:proofErr w:type="spellStart"/>
+      <w:r>
+        <w:rPr>
+          <w:rFonts w:ascii="Cambria" w:hAnsi="Cambria"/>
+        </w:rPr>
+        <w:t>numpy</w:t>
+      </w:r>
+      <w:proofErr w:type="spellEnd"/>
+      <w:r>
+        <w:rPr>
+          <w:rFonts w:ascii="Cambria" w:hAnsi="Cambria"/>
+        </w:rPr>
+        <w:t xml:space="preserve"> as np</w:t>
+      </w:r>
+    </w:p>
+    <w:p>
+      <w:pPr>
+        <w:rPr>
+          <w:rFonts w:ascii="Cambria" w:hAnsi="Cambria"/>
+        </w:rPr>
+      </w:pPr>
+      <w:proofErr w:type="spellStart"/>
+      <w:r>
+        <w:rPr>
+          <w:rFonts w:ascii="Cambria" w:hAnsi="Cambria"/>
+        </w:rPr>
+        <w:t>arr</w:t>
+      </w:r>
+      <w:proofErr w:type="spellEnd"/>
+      <w:r>
+        <w:rPr>
+          <w:rFonts w:ascii="Cambria" w:hAnsi="Cambria"/>
+        </w:rPr>
+        <w:t xml:space="preserve"> = </w:t>
+      </w:r>
+      <w:proofErr w:type="spellStart"/>
+      <w:r>
+        <w:rPr>
+          <w:rFonts w:ascii="Cambria" w:hAnsi="Cambria"/>
+        </w:rPr>
+        <w:t>np.array</w:t>
+      </w:r>
+      <w:proofErr w:type="spellEnd"/>
+      <w:r>
+        <w:rPr>
+          <w:rFonts w:ascii="Cambria" w:hAnsi="Cambria"/>
+        </w:rPr>
+        <w:t>([1, 2, 3, 4])</w:t>
+      </w:r>
+    </w:p>
+    <w:p>
+      <w:pPr>
+        <w:pStyle w:val="Heading3"/>
+        <w:rPr>
+          <w:rFonts w:ascii="Cambria" w:hAnsi="Cambria"/>
+        </w:rPr>
+      </w:pPr>
+      <w:r>
+        <w:rPr>
+          <w:rFonts w:ascii="Cambria" w:hAnsi="Cambria"/>
+        </w:rPr>
+        <w:t>zeros()</w:t>
+      </w:r>
+    </w:p>
+    <w:p>
+      <w:pPr>
+        <w:rPr>
+          <w:rFonts w:ascii="Cambria" w:hAnsi="Cambria"/>
+        </w:rPr>
+      </w:pPr>
+      <w:r>
+        <w:rPr>
+          <w:rFonts w:ascii="Cambria" w:hAnsi="Cambria"/>
+        </w:rPr>
+        <w:t xml:space="preserve">Creates an array filled with </w:t>
+      </w:r>
+      <w:r>
+        <w:rPr>
+          <w:rFonts w:ascii="Cambria" w:hAnsi="Cambria"/>
+          <w:b/>
+          <w:bCs/>
+        </w:rPr>
+        <w:t>0</w:t>
+      </w:r>
+    </w:p>
+    <w:p>
+      <w:pPr>
+        <w:rPr>
+          <w:rFonts w:ascii="Cambria" w:hAnsi="Cambria"/>
+        </w:rPr>
+      </w:pPr>
+      <w:proofErr w:type="spellStart"/>
+      <w:r>
+        <w:rPr>
+          <w:rFonts w:ascii="Cambria" w:hAnsi="Cambria"/>
+        </w:rPr>
+        <w:t>np.zeros</w:t>
+      </w:r>
+      <w:proofErr w:type="spellEnd"/>
+      <w:r>
+        <w:rPr>
+          <w:rFonts w:ascii="Cambria" w:hAnsi="Cambria"/>
+        </w:rPr>
+        <w:t>(5)</w:t>
+      </w:r>
+    </w:p>
+    <w:p>
+      <w:pPr>
+        <w:rPr>
+          <w:rFonts w:ascii="Cambria" w:hAnsi="Cambria"/>
+        </w:rPr>
+      </w:pPr>
+      <w:proofErr w:type="spellStart"/>
+      <w:r>
+        <w:rPr>
+          <w:rFonts w:ascii="Cambria" w:hAnsi="Cambria"/>
+        </w:rPr>
+        <w:lastRenderedPageBreak/>
+        <w:t>np.zeros</w:t>
+      </w:r>
+      <w:proofErr w:type="spellEnd"/>
+      <w:r>
+        <w:rPr>
+          <w:rFonts w:ascii="Cambria" w:hAnsi="Cambria"/>
+        </w:rPr>
+        <w:t>((2,3))</w:t>
+      </w:r>
+    </w:p>
+    <w:p>
+      <w:pPr>
+        <w:pStyle w:val="Heading3"/>
+        <w:rPr>
+          <w:rFonts w:ascii="Cambria" w:hAnsi="Cambria"/>
+        </w:rPr>
+      </w:pPr>
+      <w:r>
+        <w:rPr>
+          <w:rFonts w:ascii="Cambria" w:hAnsi="Cambria"/>
+        </w:rPr>
+        <w:t>ones()</w:t>
+      </w:r>
+    </w:p>
+    <w:p>
+      <w:pPr>
+        <w:rPr>
+          <w:rFonts w:ascii="Cambria" w:hAnsi="Cambria"/>
+        </w:rPr>
+      </w:pPr>
+      <w:r>
+        <w:rPr>
+          <w:rFonts w:ascii="Cambria" w:hAnsi="Cambria"/>
+        </w:rPr>
+        <w:t xml:space="preserve">Creates an array filled with </w:t>
+      </w:r>
+      <w:r>
+        <w:rPr>
+          <w:rFonts w:ascii="Cambria" w:hAnsi="Cambria"/>
+          <w:b/>
+          <w:bCs/>
+        </w:rPr>
+        <w:t>1</w:t>
+      </w:r>
+    </w:p>
+    <w:p>
+      <w:pPr>
+        <w:rPr>
+          <w:rFonts w:ascii="Cambria" w:hAnsi="Cambria"/>
+        </w:rPr>
+      </w:pPr>
+      <w:proofErr w:type="spellStart"/>
+      <w:r>
+        <w:rPr>
+          <w:rFonts w:ascii="Cambria" w:hAnsi="Cambria"/>
+        </w:rPr>
+        <w:t>np.ones</w:t>
+      </w:r>
+      <w:proofErr w:type="spellEnd"/>
+      <w:r>
+        <w:rPr>
+          <w:rFonts w:ascii="Cambria" w:hAnsi="Cambria"/>
+        </w:rPr>
+        <w:t>(4)</w:t>
+      </w:r>
+    </w:p>
+    <w:p>
+      <w:pPr>
+        <w:rPr>
+          <w:rFonts w:ascii="Cambria" w:hAnsi="Cambria"/>
+        </w:rPr>
+      </w:pPr>
+      <w:proofErr w:type="spellStart"/>
+      <w:r>
+        <w:rPr>
+          <w:rFonts w:ascii="Cambria" w:hAnsi="Cambria"/>
+        </w:rPr>
+        <w:t>np.ones</w:t>
+      </w:r>
+      <w:proofErr w:type="spellEnd"/>
+      <w:r>
+        <w:rPr>
+          <w:rFonts w:ascii="Cambria" w:hAnsi="Cambria"/>
+        </w:rPr>
+        <w:t>((3,2))</w:t>
+      </w:r>
+    </w:p>
+    <w:p>
+      <w:pPr>
+        <w:pStyle w:val="Heading3"/>
+        <w:rPr>
+          <w:rFonts w:ascii="Cambria" w:hAnsi="Cambria"/>
+        </w:rPr>
+      </w:pPr>
+      <w:r>
+        <w:rPr>
+          <w:rFonts w:ascii="Cambria" w:hAnsi="Cambria"/>
+        </w:rPr>
+        <w:t>arrange()</w:t>
+      </w:r>
+    </w:p>
+    <w:p>
+      <w:pPr>
+        <w:rPr>
+          <w:rFonts w:ascii="Cambria" w:hAnsi="Cambria"/>
+        </w:rPr>
+      </w:pPr>
+      <w:r>
+        <w:rPr>
+          <w:rFonts w:ascii="Cambria" w:hAnsi="Cambria"/>
+        </w:rPr>
+        <w:t>Creates numbers in a range</w:t>
+      </w:r>
+    </w:p>
+    <w:p>
+      <w:pPr>
+        <w:rPr>
+          <w:rFonts w:ascii="Cambria" w:hAnsi="Cambria"/>
+        </w:rPr>
+      </w:pPr>
+      <w:proofErr w:type="spellStart"/>
+      <w:r>
+        <w:rPr>
+          <w:rFonts w:ascii="Cambria" w:hAnsi="Cambria"/>
+        </w:rPr>
+        <w:t>np.arange</w:t>
+      </w:r>
+      <w:proofErr w:type="spellEnd"/>
+      <w:r>
+        <w:rPr>
+          <w:rFonts w:ascii="Cambria" w:hAnsi="Cambria"/>
+        </w:rPr>
+        <w:t>(1, 10)</w:t>
+      </w:r>
+    </w:p>
+    <w:p>
+      <w:pPr>
+        <w:rPr>
+          <w:rFonts w:ascii="Cambria" w:hAnsi="Cambria"/>
+        </w:rPr>
+      </w:pPr>
+      <w:proofErr w:type="spellStart"/>
+      <w:r>
+        <w:rPr>
+          <w:rFonts w:ascii="Cambria" w:hAnsi="Cambria"/>
+        </w:rPr>
+        <w:t>np.arange</w:t>
+      </w:r>
+      <w:proofErr w:type="spellEnd"/>
+      <w:r>
+        <w:rPr>
+          <w:rFonts w:ascii="Cambria" w:hAnsi="Cambria"/>
+        </w:rPr>
+        <w:t>(0, 10, 2)</w:t>
+      </w:r>
+    </w:p>
+    <w:p>
+      <w:pPr>
+        <w:pStyle w:val="Heading3"/>
+        <w:rPr>
+          <w:rFonts w:ascii="Cambria" w:hAnsi="Cambria"/>
+        </w:rPr>
+      </w:pPr>
+      <w:r>
+        <w:rPr>
+          <w:rFonts w:ascii="Cambria" w:hAnsi="Cambria"/>
+        </w:rPr>
+        <w:t>reshape()</w:t>
+      </w:r>
+    </w:p>
+    <w:p>
+      <w:pPr>
+        <w:rPr>
+          <w:rFonts w:ascii="Cambria" w:hAnsi="Cambria"/>
+        </w:rPr>
+      </w:pPr>
+      <w:r>
+        <w:rPr>
+          <w:rFonts w:ascii="Cambria" w:hAnsi="Cambria"/>
+        </w:rPr>
+        <w:t>Changes shape of array</w:t>
+      </w:r>
+    </w:p>
+    <w:p>
+      <w:pPr>
+        <w:rPr>
+          <w:rFonts w:ascii="Cambria" w:hAnsi="Cambria"/>
+        </w:rPr>
+      </w:pPr>
+      <w:proofErr w:type="spellStart"/>
+      <w:r>
+        <w:rPr>
+          <w:rFonts w:ascii="Cambria" w:hAnsi="Cambria"/>
+        </w:rPr>
+        <w:t>arr</w:t>
+      </w:r>
+      <w:proofErr w:type="spellEnd"/>
+      <w:r>
+        <w:rPr>
+          <w:rFonts w:ascii="Cambria" w:hAnsi="Cambria"/>
+        </w:rPr>
+        <w:t xml:space="preserve"> = </w:t>
+      </w:r>
+      <w:proofErr w:type="spellStart"/>
+      <w:r>
+        <w:rPr>
+          <w:rFonts w:ascii="Cambria" w:hAnsi="Cambria"/>
+        </w:rPr>
+        <w:t>np.arange</w:t>
+      </w:r>
+      <w:proofErr w:type="spellEnd"/>
+      <w:r>
+        <w:rPr>
+          <w:rFonts w:ascii="Cambria" w:hAnsi="Cambria"/>
+        </w:rPr>
+        <w:t>(6)</w:t>
+      </w:r>
+    </w:p>
+    <w:p>
+      <w:pPr>
+        <w:rPr>
+          <w:rFonts w:ascii="Cambria" w:hAnsi="Cambria"/>
+        </w:rPr>
+      </w:pPr>
+      <w:proofErr w:type="spellStart"/>
+      <w:r>
+        <w:rPr>
+          <w:rFonts w:ascii="Cambria" w:hAnsi="Cambria"/>
+        </w:rPr>
+        <w:t>arr.reshape</w:t>
+      </w:r>
+      <w:proofErr w:type="spellEnd"/>
+      <w:r>
+        <w:rPr>
+          <w:rFonts w:ascii="Cambria" w:hAnsi="Cambria"/>
+        </w:rPr>
+        <w:t>(2,3)</w:t>
+      </w:r>
+    </w:p>
+    <w:p>
+      <w:pPr>
+        <w:pStyle w:val="Heading3"/>
+        <w:rPr>
+          <w:rFonts w:ascii="Cambria" w:hAnsi="Cambria"/>
+        </w:rPr>
+      </w:pPr>
+      <w:r>
+        <w:rPr>
+          <w:rFonts w:ascii="Cambria" w:hAnsi="Cambria"/>
+        </w:rPr>
+        <w:t>shape</w:t>
+      </w:r>
+    </w:p>
+    <w:p>
+      <w:pPr>
+        <w:rPr>
+          <w:rFonts w:ascii="Cambria" w:hAnsi="Cambria"/>
+        </w:rPr>
+      </w:pPr>
+      <w:r>
+        <w:rPr>
+          <w:rFonts w:ascii="Cambria" w:hAnsi="Cambria"/>
+        </w:rPr>
+        <w:t>Shows size of array</w:t>
+      </w:r>
+    </w:p>
+    <w:p>
+      <w:pPr>
+        <w:rPr>
+          <w:rFonts w:ascii="Cambria" w:hAnsi="Cambria"/>
+        </w:rPr>
+      </w:pPr>
+      <w:proofErr w:type="spellStart"/>
+      <w:r>
+        <w:rPr>
+          <w:rFonts w:ascii="Cambria" w:hAnsi="Cambria"/>
+        </w:rPr>
+        <w:t>arr.shape</w:t>
+      </w:r>
+      <w:proofErr w:type="spellEnd"/>
+    </w:p>
+    <w:p>
+      <w:pPr>
+        <w:pStyle w:val="Heading3"/>
+        <w:rPr>
+          <w:rFonts w:ascii="Cambria" w:hAnsi="Cambria"/>
+        </w:rPr>
+      </w:pPr>
+      <w:r>
+        <w:rPr>
+          <w:rFonts w:ascii="Cambria" w:hAnsi="Cambria"/>
+        </w:rPr>
+        <w:t>size</w:t>
+      </w:r>
+    </w:p>
+    <w:p>
+      <w:pPr>
+        <w:rPr>
+          <w:rFonts w:ascii="Cambria" w:hAnsi="Cambria"/>
+        </w:rPr>
+      </w:pPr>
+      <w:r>
+        <w:rPr>
+          <w:rFonts w:ascii="Cambria" w:hAnsi="Cambria"/>
+        </w:rPr>
+        <w:t>Shows total number of elements</w:t>
+      </w:r>
+    </w:p>
+    <w:p>
+      <w:pPr>
+        <w:rPr>
+          <w:rFonts w:ascii="Cambria" w:hAnsi="Cambria"/>
+        </w:rPr>
+      </w:pPr>
+      <w:proofErr w:type="spellStart"/>
+      <w:r>
+        <w:rPr>
+          <w:rFonts w:ascii="Cambria" w:hAnsi="Cambria"/>
+        </w:rPr>
+        <w:t>arr.size</w:t>
+      </w:r>
+      <w:proofErr w:type="spellEnd"/>
+    </w:p>
+    <w:p>
+      <w:pPr>
+        <w:pStyle w:val="Heading3"/>
+        <w:rPr>
+          <w:rFonts w:ascii="Cambria" w:hAnsi="Cambria"/>
+        </w:rPr>
+      </w:pPr>
+      <w:proofErr w:type="spellStart"/>
+      <w:r>
+        <w:rPr>
+          <w:rFonts w:ascii="Cambria" w:hAnsi="Cambria"/>
+        </w:rPr>
+        <w:t>dtype</w:t>
+      </w:r>
+      <w:proofErr w:type="spellEnd"/>
+    </w:p>
+    <w:p>
+      <w:pPr>
+        <w:rPr>
+          <w:rFonts w:ascii="Cambria" w:hAnsi="Cambria"/>
+        </w:rPr>
+      </w:pPr>
+      <w:r>
+        <w:rPr>
+          <w:rFonts w:ascii="Cambria" w:hAnsi="Cambria"/>
+        </w:rPr>
+        <w:t>Shows data type</w:t>
+      </w:r>
+    </w:p>
+    <w:p>
+      <w:pPr>
+        <w:rPr>
+          <w:rFonts w:ascii="Cambria" w:hAnsi="Cambria"/>
+        </w:rPr>
+      </w:pPr>
+      <w:proofErr w:type="spellStart"/>
+      <w:r>
+        <w:rPr>
+          <w:rFonts w:ascii="Cambria" w:hAnsi="Cambria"/>
+        </w:rPr>
+        <w:t>arr.dtype</w:t>
+      </w:r>
+      <w:proofErr w:type="spellEnd"/>
+    </w:p>
+    <w:p>
+      <w:pPr>
+        <w:pStyle w:val="Heading2"/>
+        <w:rPr>
+          <w:rFonts w:ascii="Cambria" w:hAnsi="Cambria"/>
+        </w:rPr>
+      </w:pPr>
+      <w:r>
+        <w:rPr>
+          <w:rFonts w:ascii="Cambria" w:hAnsi="Cambria"/>
+        </w:rPr>
+        <w:t>RANDOM NUMPY ARRAYS</w:t>
+      </w:r>
+    </w:p>
+    <w:p>
+      <w:pPr>
+        <w:pStyle w:val="Heading3"/>
+        <w:rPr>
+          <w:rFonts w:ascii="Cambria" w:hAnsi="Cambria"/>
+        </w:rPr>
+      </w:pPr>
+      <w:proofErr w:type="spellStart"/>
+      <w:r>
+        <w:rPr>
+          <w:rFonts w:ascii="Cambria" w:hAnsi="Cambria"/>
+        </w:rPr>
+        <w:t>random.rand</w:t>
+      </w:r>
+      <w:proofErr w:type="spellEnd"/>
+      <w:r>
+        <w:rPr>
+          <w:rFonts w:ascii="Cambria" w:hAnsi="Cambria"/>
+        </w:rPr>
+        <w:t>()</w:t>
+      </w:r>
+    </w:p>
+    <w:p>
+      <w:pPr>
+        <w:rPr>
+          <w:rFonts w:ascii="Cambria" w:hAnsi="Cambria"/>
+        </w:rPr>
+      </w:pPr>
+      <w:r>
+        <w:rPr>
+          <w:rFonts w:ascii="Cambria" w:hAnsi="Cambria"/>
+        </w:rPr>
+        <w:t xml:space="preserve">Creates random numbers between </w:t>
+      </w:r>
+      <w:r>
+        <w:rPr>
+          <w:rFonts w:ascii="Cambria" w:hAnsi="Cambria"/>
+          <w:b/>
+          <w:bCs/>
+        </w:rPr>
+        <w:t>0 and 1</w:t>
+      </w:r>
+    </w:p>
+    <w:p>
+      <w:pPr>
+        <w:rPr>
+          <w:rFonts w:ascii="Cambria" w:hAnsi="Cambria"/>
+        </w:rPr>
+      </w:pPr>
+      <w:proofErr w:type="spellStart"/>
+      <w:r>
+        <w:rPr>
+          <w:rFonts w:ascii="Cambria" w:hAnsi="Cambria"/>
+        </w:rPr>
+        <w:t>np.random.rand</w:t>
+      </w:r>
+      <w:proofErr w:type="spellEnd"/>
+      <w:r>
+        <w:rPr>
+          <w:rFonts w:ascii="Cambria" w:hAnsi="Cambria"/>
+        </w:rPr>
+        <w:t>(3)</w:t>
+      </w:r>
+    </w:p>
+    <w:p>
+      <w:pPr>
+        <w:rPr>
+          <w:rFonts w:ascii="Cambria" w:hAnsi="Cambria"/>
+        </w:rPr>
+      </w:pPr>
+      <w:proofErr w:type="spellStart"/>
+      <w:r>
+        <w:rPr>
+          <w:rFonts w:ascii="Cambria" w:hAnsi="Cambria"/>
+        </w:rPr>
+        <w:t>np.random.rand</w:t>
+      </w:r>
+      <w:proofErr w:type="spellEnd"/>
+      <w:r>
+        <w:rPr>
+          <w:rFonts w:ascii="Cambria" w:hAnsi="Cambria"/>
+        </w:rPr>
+        <w:t>(2,2)</w:t>
+      </w:r>
+    </w:p>
+    <w:p>
+      <w:pPr>
+        <w:pStyle w:val="Heading3"/>
+        <w:rPr>
+          <w:rFonts w:ascii="Cambria" w:hAnsi="Cambria"/>
+        </w:rPr>
+      </w:pPr>
+      <w:proofErr w:type="spellStart"/>
+      <w:r>
+        <w:rPr>
+          <w:rFonts w:ascii="Cambria" w:hAnsi="Cambria"/>
+        </w:rPr>
+        <w:t>random.randint</w:t>
+      </w:r>
+      <w:proofErr w:type="spellEnd"/>
+      <w:r>
+        <w:rPr>
+          <w:rFonts w:ascii="Cambria" w:hAnsi="Cambria"/>
+        </w:rPr>
+        <w:t>()</w:t>
+      </w:r>
+    </w:p>
+    <w:p>
+      <w:pPr>
+        <w:rPr>
+          <w:rFonts w:ascii="Cambria" w:hAnsi="Cambria"/>
+        </w:rPr>
+      </w:pPr>
+      <w:r>
+        <w:rPr>
+          <w:rFonts w:ascii="Cambria" w:hAnsi="Cambria"/>
+        </w:rPr>
+        <w:t>Creates random integers</w:t>
+      </w:r>
+    </w:p>
+    <w:p>
+      <w:pPr>
+        <w:rPr>
+          <w:rFonts w:ascii="Cambria" w:hAnsi="Cambria"/>
+        </w:rPr>
+      </w:pPr>
+      <w:proofErr w:type="spellStart"/>
+      <w:r>
+        <w:rPr>
+          <w:rFonts w:ascii="Cambria" w:hAnsi="Cambria"/>
+        </w:rPr>
+        <w:lastRenderedPageBreak/>
+        <w:t>np.random.randint</w:t>
+      </w:r>
+      <w:proofErr w:type="spellEnd"/>
+      <w:r>
+        <w:rPr>
+          <w:rFonts w:ascii="Cambria" w:hAnsi="Cambria"/>
+        </w:rPr>
+        <w:t>(1, 10)</w:t>
+      </w:r>
+    </w:p>
+    <w:p>
+      <w:pPr>
+        <w:rPr>
+          <w:rFonts w:ascii="Cambria" w:hAnsi="Cambria"/>
+        </w:rPr>
+      </w:pPr>
+      <w:proofErr w:type="spellStart"/>
+      <w:r>
+        <w:rPr>
+          <w:rFonts w:ascii="Cambria" w:hAnsi="Cambria"/>
+        </w:rPr>
+        <w:t>np.random.randint</w:t>
+      </w:r>
+      <w:proofErr w:type="spellEnd"/>
+      <w:r>
+        <w:rPr>
+          <w:rFonts w:ascii="Cambria" w:hAnsi="Cambria"/>
+        </w:rPr>
+        <w:t>(1, 10, size=(3,3))</w:t>
+      </w:r>
+    </w:p>
+    <w:p>
+      <w:pPr>
+        <w:pStyle w:val="Heading2"/>
+        <w:rPr>
+          <w:rFonts w:ascii="Cambria" w:hAnsi="Cambria"/>
+        </w:rPr>
+      </w:pPr>
+      <w:r>
+        <w:rPr>
+          <w:rFonts w:ascii="Cambria" w:hAnsi="Cambria"/>
+        </w:rPr>
+        <w:t>RANDOM SEED</w:t>
+      </w:r>
+    </w:p>
+    <w:p>
+      <w:pPr>
+        <w:pStyle w:val="Heading3"/>
+        <w:rPr>
+          <w:rFonts w:ascii="Cambria" w:hAnsi="Cambria"/>
+        </w:rPr>
+      </w:pPr>
+      <w:r>
+        <w:rPr>
+          <w:rFonts w:ascii="Cambria" w:hAnsi="Cambria"/>
+        </w:rPr>
+        <w:t>WHAT IS RANDOM SEED?</w:t>
+      </w:r>
+    </w:p>
+    <w:p>
+      <w:pPr>
+        <w:numPr>
+          <w:ilvl w:val="0"/>
+          <w:numId w:val="9"/>
+        </w:numPr>
+        <w:rPr>
+          <w:rFonts w:ascii="Cambria" w:hAnsi="Cambria"/>
+        </w:rPr>
+      </w:pPr>
+      <w:r>
+        <w:rPr>
+          <w:rFonts w:ascii="Cambria" w:hAnsi="Cambria"/>
+        </w:rPr>
+        <w:t>Random numbers change every time</w:t>
+      </w:r>
+    </w:p>
+    <w:p>
+      <w:pPr>
+        <w:numPr>
+          <w:ilvl w:val="0"/>
+          <w:numId w:val="9"/>
+        </w:numPr>
+        <w:rPr>
+          <w:rFonts w:ascii="Cambria" w:hAnsi="Cambria"/>
+        </w:rPr>
+      </w:pPr>
+      <w:r>
+        <w:rPr>
+          <w:rFonts w:ascii="Cambria" w:hAnsi="Cambria"/>
+          <w:b/>
+          <w:bCs/>
+        </w:rPr>
+        <w:t>Seed</w:t>
+      </w:r>
+      <w:r>
+        <w:rPr>
+          <w:rFonts w:ascii="Cambria" w:hAnsi="Cambria"/>
+        </w:rPr>
+        <w:t xml:space="preserve"> fixes the random result</w:t>
+      </w:r>
+    </w:p>
+    <w:p>
+      <w:pPr>
+        <w:numPr>
+          <w:ilvl w:val="0"/>
+          <w:numId w:val="9"/>
+        </w:numPr>
+        <w:rPr>
+          <w:rFonts w:ascii="Cambria" w:hAnsi="Cambria"/>
+        </w:rPr>
+      </w:pPr>
+      <w:r>
+        <w:rPr>
+          <w:rFonts w:ascii="Cambria" w:hAnsi="Cambria"/>
+        </w:rPr>
+        <w:t xml:space="preserve">Useful for </w:t>
+      </w:r>
+      <w:r>
+        <w:rPr>
+          <w:rFonts w:ascii="Cambria" w:hAnsi="Cambria"/>
+          <w:b/>
+          <w:bCs/>
+        </w:rPr>
+        <w:t>testing and learning</w:t>
+      </w:r>
+    </w:p>
+    <w:p>
+      <w:pPr>
+        <w:pStyle w:val="Heading3"/>
+        <w:rPr>
+          <w:rFonts w:ascii="Cambria" w:hAnsi="Cambria"/>
+        </w:rPr>
+      </w:pPr>
+      <w:r>
+        <w:rPr>
+          <w:rFonts w:ascii="Cambria" w:hAnsi="Cambria"/>
+        </w:rPr>
+        <w:t>USING RANDOM SEED</w:t>
+      </w:r>
+    </w:p>
+    <w:p>
+      <w:pPr>
+        <w:rPr>
+          <w:rFonts w:ascii="Cambria" w:hAnsi="Cambria"/>
+        </w:rPr>
+      </w:pPr>
+      <w:proofErr w:type="spellStart"/>
+      <w:r>
+        <w:rPr>
+          <w:rFonts w:ascii="Cambria" w:hAnsi="Cambria"/>
+        </w:rPr>
+        <w:t>np.random.seed</w:t>
+      </w:r>
+      <w:proofErr w:type="spellEnd"/>
+      <w:r>
+        <w:rPr>
+          <w:rFonts w:ascii="Cambria" w:hAnsi="Cambria"/>
+        </w:rPr>
+        <w:t>(42)</w:t>
+      </w:r>
+    </w:p>
+    <w:p>
+      <w:pPr>
+        <w:rPr>
+          <w:rFonts w:ascii="Cambria" w:hAnsi="Cambria"/>
+        </w:rPr>
+      </w:pPr>
+      <w:proofErr w:type="spellStart"/>
+      <w:r>
+        <w:rPr>
+          <w:rFonts w:ascii="Cambria" w:hAnsi="Cambria"/>
+        </w:rPr>
+        <w:t>np.random.rand</w:t>
+      </w:r>
+      <w:proofErr w:type="spellEnd"/>
+      <w:r>
+        <w:rPr>
+          <w:rFonts w:ascii="Cambria" w:hAnsi="Cambria"/>
+        </w:rPr>
+        <w:t>(3)</w:t>
+      </w:r>
+    </w:p>
+    <w:p>
+      <w:pPr>
+        <w:numPr>
+          <w:ilvl w:val="0"/>
+          <w:numId w:val="10"/>
+        </w:numPr>
+        <w:rPr>
+          <w:rFonts w:ascii="Cambria" w:hAnsi="Cambria"/>
+        </w:rPr>
+      </w:pPr>
+      <w:r>
+        <w:rPr>
+          <w:rFonts w:ascii="Cambria" w:hAnsi="Cambria"/>
+        </w:rPr>
+        <w:t>Same output every time you run the code</w:t>
+      </w:r>
+    </w:p>
+    <w:p>
+      <w:pPr>
+        <w:pStyle w:val="Heading3"/>
+        <w:rPr>
+          <w:rFonts w:ascii="Cambria" w:hAnsi="Cambria"/>
+        </w:rPr>
+      </w:pPr>
+      <w:r>
+        <w:rPr>
+          <w:rFonts w:ascii="Cambria" w:hAnsi="Cambria"/>
+        </w:rPr>
+        <w:t>WHY RANDOM SEED IS IMPORTANT?</w:t>
+      </w:r>
+    </w:p>
+    <w:p>
+      <w:pPr>
+        <w:numPr>
+          <w:ilvl w:val="0"/>
+          <w:numId w:val="11"/>
+        </w:numPr>
+        <w:rPr>
+          <w:rFonts w:ascii="Cambria" w:hAnsi="Cambria"/>
+        </w:rPr>
+      </w:pPr>
+      <w:r>
+        <w:rPr>
+          <w:rFonts w:ascii="Cambria" w:hAnsi="Cambria"/>
+        </w:rPr>
+        <w:t xml:space="preserve">Results become </w:t>
+      </w:r>
+      <w:r>
+        <w:rPr>
+          <w:rFonts w:ascii="Cambria" w:hAnsi="Cambria"/>
+          <w:b/>
+          <w:bCs/>
+        </w:rPr>
+        <w:t>reproducible</w:t>
+      </w:r>
+    </w:p>
+    <w:p>
+      <w:pPr>
+        <w:numPr>
+          <w:ilvl w:val="0"/>
+          <w:numId w:val="11"/>
+        </w:numPr>
+        <w:rPr>
+          <w:rFonts w:ascii="Cambria" w:hAnsi="Cambria"/>
+        </w:rPr>
+      </w:pPr>
+      <w:r>
+        <w:rPr>
+          <w:rFonts w:ascii="Cambria" w:hAnsi="Cambria"/>
+        </w:rPr>
+        <w:t xml:space="preserve">Helpful in </w:t>
+      </w:r>
+      <w:r>
+        <w:rPr>
+          <w:rFonts w:ascii="Cambria" w:hAnsi="Cambria"/>
+          <w:b/>
+          <w:bCs/>
+        </w:rPr>
+        <w:t>machine learning</w:t>
+      </w:r>
+    </w:p>
+    <w:p>
+      <w:pPr>
+        <w:numPr>
+          <w:ilvl w:val="0"/>
+          <w:numId w:val="11"/>
+        </w:numPr>
+        <w:rPr>
+          <w:rFonts w:ascii="Cambria" w:hAnsi="Cambria"/>
+        </w:rPr>
+      </w:pPr>
+      <w:r>
+        <w:rPr>
+          <w:rFonts w:ascii="Cambria" w:hAnsi="Cambria"/>
+        </w:rPr>
+        <w:t>Easy to debug code</w:t>
+      </w:r>
+    </w:p>
+    <w:p>
+      <w:pPr>
+        <w:pStyle w:val="Heading3"/>
+        <w:rPr>
+          <w:rFonts w:ascii="Cambria" w:hAnsi="Cambria"/>
+        </w:rPr>
+      </w:pPr>
+      <w:r>
+        <w:rPr>
+          <w:rFonts w:ascii="Cambria" w:hAnsi="Cambria"/>
+        </w:rPr>
+        <w:t>QUICK SUMMARY</w:t>
+      </w:r>
+    </w:p>
+    <w:p>
+      <w:pPr>
+        <w:numPr>
+          <w:ilvl w:val="0"/>
+          <w:numId w:val="12"/>
+        </w:numPr>
+        <w:rPr>
+          <w:rFonts w:ascii="Cambria" w:hAnsi="Cambria"/>
+        </w:rPr>
+      </w:pPr>
+      <w:r>
+        <w:rPr>
+          <w:rFonts w:ascii="Cambria" w:hAnsi="Cambria"/>
+        </w:rPr>
+        <w:t>NumPy arrays are fast and efficient</w:t>
+      </w:r>
+    </w:p>
+    <w:p>
+      <w:pPr>
+        <w:numPr>
+          <w:ilvl w:val="0"/>
+          <w:numId w:val="12"/>
+        </w:numPr>
+        <w:rPr>
+          <w:rFonts w:ascii="Cambria" w:hAnsi="Cambria"/>
+        </w:rPr>
+      </w:pPr>
+      <w:r>
+        <w:rPr>
+          <w:rFonts w:ascii="Cambria" w:hAnsi="Cambria"/>
+        </w:rPr>
+        <w:t>Use built-in functions to create arrays</w:t>
+      </w:r>
+    </w:p>
+    <w:p>
+      <w:pPr>
+        <w:numPr>
+          <w:ilvl w:val="0"/>
+          <w:numId w:val="12"/>
+        </w:numPr>
+        <w:rPr>
+          <w:rFonts w:ascii="Cambria" w:hAnsi="Cambria"/>
+        </w:rPr>
+      </w:pPr>
+      <w:r>
+        <w:rPr>
+          <w:rFonts w:ascii="Cambria" w:hAnsi="Cambria"/>
+        </w:rPr>
+        <w:t>Random seed gives same random results every time</w:t>
+      </w:r>
+    </w:p>
+    <w:p>
+      <w:pPr>
+        <w:rPr>
+          <w:rFonts w:ascii="Cambria" w:hAnsi="Cambria"/>
         </w:rPr>
       </w:pPr>
     </w:p>
@@ -1507,6 +2379,155 @@
     </w:lvl>
   </w:abstractNum>
   <w:abstractNum w:abstractNumId="2" w15:restartNumberingAfterBreak="0">
+    <w:nsid w:val="35180B28"/>
+    <w:multiLevelType w:val="multilevel"/>
+    <w:tmpl w:val="3E92B0DC"/>
+    <w:lvl w:ilvl="0">
+      <w:start w:val="1"/>
+      <w:numFmt w:val="bullet"/>
+      <w:lvlText w:val=""/>
+      <w:lvlJc w:val="left"/>
+      <w:pPr>
+        <w:tabs>
+          <w:tab w:val="num" w:pos="720"/>
+        </w:tabs>
+        <w:ind w:left="720" w:hanging="360"/>
+      </w:pPr>
+      <w:rPr>
+        <w:rFonts w:ascii="Symbol" w:hAnsi="Symbol" w:hint="default"/>
+        <w:sz w:val="20"/>
+      </w:rPr>
+    </w:lvl>
+    <w:lvl w:ilvl="1" w:tentative="1">
+      <w:start w:val="1"/>
+      <w:numFmt w:val="bullet"/>
+      <w:lvlText w:val="o"/>
+      <w:lvlJc w:val="left"/>
+      <w:pPr>
+        <w:tabs>
+          <w:tab w:val="num" w:pos="1440"/>
+        </w:tabs>
+        <w:ind w:left="1440" w:hanging="360"/>
+      </w:pPr>
+      <w:rPr>
+        <w:rFonts w:ascii="Courier New" w:hAnsi="Courier New" w:hint="default"/>
+        <w:sz w:val="20"/>
+      </w:rPr>
+    </w:lvl>
+    <w:lvl w:ilvl="2" w:tentative="1">
+      <w:start w:val="1"/>
+      <w:numFmt w:val="bullet"/>
+      <w:lvlText w:val=""/>
+      <w:lvlJc w:val="left"/>
+      <w:pPr>
+        <w:tabs>
+          <w:tab w:val="num" w:pos="2160"/>
+        </w:tabs>
+        <w:ind w:left="2160" w:hanging="360"/>
+      </w:pPr>
+      <w:rPr>
+        <w:rFonts w:ascii="Wingdings" w:hAnsi="Wingdings" w:hint="default"/>
+        <w:sz w:val="20"/>
+      </w:rPr>
+    </w:lvl>
+    <w:lvl w:ilvl="3" w:tentative="1">
+      <w:start w:val="1"/>
+      <w:numFmt w:val="bullet"/>
+      <w:lvlText w:val=""/>
+      <w:lvlJc w:val="left"/>
+      <w:pPr>
+        <w:tabs>
+          <w:tab w:val="num" w:pos="2880"/>
+        </w:tabs>
+        <w:ind w:left="2880" w:hanging="360"/>
+      </w:pPr>
+      <w:rPr>
+        <w:rFonts w:ascii="Wingdings" w:hAnsi="Wingdings" w:hint="default"/>
+        <w:sz w:val="20"/>
+      </w:rPr>
+    </w:lvl>
+    <w:lvl w:ilvl="4" w:tentative="1">
+      <w:start w:val="1"/>
+      <w:numFmt w:val="bullet"/>
+      <w:lvlText w:val=""/>
+      <w:lvlJc w:val="left"/>
+      <w:pPr>
+        <w:tabs>
+          <w:tab w:val="num" w:pos="3600"/>
+        </w:tabs>
+        <w:ind w:left="3600" w:hanging="360"/>
+      </w:pPr>
+      <w:rPr>
+        <w:rFonts w:ascii="Wingdings" w:hAnsi="Wingdings" w:hint="default"/>
+        <w:sz w:val="20"/>
+      </w:rPr>
+    </w:lvl>
+    <w:lvl w:ilvl="5" w:tentative="1">
+      <w:start w:val="1"/>
+      <w:numFmt w:val="bullet"/>
+      <w:lvlText w:val=""/>
+      <w:lvlJc w:val="left"/>
+      <w:pPr>
+        <w:tabs>
+          <w:tab w:val="num" w:pos="4320"/>
+        </w:tabs>
+        <w:ind w:left="4320" w:hanging="360"/>
+      </w:pPr>
+      <w:rPr>
+        <w:rFonts w:ascii="Wingdings" w:hAnsi="Wingdings" w:hint="default"/>
+        <w:sz w:val="20"/>
+      </w:rPr>
+    </w:lvl>
+    <w:lvl w:ilvl="6" w:tentative="1">
+      <w:start w:val="1"/>
+      <w:numFmt w:val="bullet"/>
+      <w:lvlText w:val=""/>
+      <w:lvlJc w:val="left"/>
+      <w:pPr>
+        <w:tabs>
+          <w:tab w:val="num" w:pos="5040"/>
+        </w:tabs>
+        <w:ind w:left="5040" w:hanging="360"/>
+      </w:pPr>
+      <w:rPr>
+        <w:rFonts w:ascii="Wingdings" w:hAnsi="Wingdings" w:hint="default"/>
+        <w:sz w:val="20"/>
+      </w:rPr>
+    </w:lvl>
+    <w:lvl w:ilvl="7" w:tentative="1">
+      <w:start w:val="1"/>
+      <w:numFmt w:val="bullet"/>
+      <w:lvlText w:val=""/>
+      <w:lvlJc w:val="left"/>
+      <w:pPr>
+        <w:tabs>
+          <w:tab w:val="num" w:pos="5760"/>
+        </w:tabs>
+        <w:ind w:left="5760" w:hanging="360"/>
+      </w:pPr>
+      <w:rPr>
+        <w:rFonts w:ascii="Wingdings" w:hAnsi="Wingdings" w:hint="default"/>
+        <w:sz w:val="20"/>
+      </w:rPr>
+    </w:lvl>
+    <w:lvl w:ilvl="8" w:tentative="1">
+      <w:start w:val="1"/>
+      <w:numFmt w:val="bullet"/>
+      <w:lvlText w:val=""/>
+      <w:lvlJc w:val="left"/>
+      <w:pPr>
+        <w:tabs>
+          <w:tab w:val="num" w:pos="6480"/>
+        </w:tabs>
+        <w:ind w:left="6480" w:hanging="360"/>
+      </w:pPr>
+      <w:rPr>
+        <w:rFonts w:ascii="Wingdings" w:hAnsi="Wingdings" w:hint="default"/>
+        <w:sz w:val="20"/>
+      </w:rPr>
+    </w:lvl>
+  </w:abstractNum>
+  <w:abstractNum w:abstractNumId="3" w15:restartNumberingAfterBreak="0">
     <w:nsid w:val="3EB61E95"/>
     <w:multiLevelType w:val="multilevel"/>
     <w:tmpl w:val="FDAA2096"/>
@@ -1655,7 +2676,7 @@
       </w:rPr>
     </w:lvl>
   </w:abstractNum>
-  <w:abstractNum w:abstractNumId="3" w15:restartNumberingAfterBreak="0">
+  <w:abstractNum w:abstractNumId="4" w15:restartNumberingAfterBreak="0">
     <w:nsid w:val="5D2103E0"/>
     <w:multiLevelType w:val="multilevel"/>
     <w:tmpl w:val="C44AD954"/>
@@ -1804,7 +2825,7 @@
       </w:rPr>
     </w:lvl>
   </w:abstractNum>
-  <w:abstractNum w:abstractNumId="4" w15:restartNumberingAfterBreak="0">
+  <w:abstractNum w:abstractNumId="5" w15:restartNumberingAfterBreak="0">
     <w:nsid w:val="61A418D1"/>
     <w:multiLevelType w:val="multilevel"/>
     <w:tmpl w:val="9A6223A0"/>
@@ -1953,7 +2974,7 @@
       </w:rPr>
     </w:lvl>
   </w:abstractNum>
-  <w:abstractNum w:abstractNumId="5" w15:restartNumberingAfterBreak="0">
+  <w:abstractNum w:abstractNumId="6" w15:restartNumberingAfterBreak="0">
     <w:nsid w:val="645558EF"/>
     <w:multiLevelType w:val="multilevel"/>
     <w:tmpl w:val="328EBC42"/>
@@ -2102,7 +3123,156 @@
       </w:rPr>
     </w:lvl>
   </w:abstractNum>
-  <w:abstractNum w:abstractNumId="6" w15:restartNumberingAfterBreak="0">
+  <w:abstractNum w:abstractNumId="7" w15:restartNumberingAfterBreak="0">
+    <w:nsid w:val="6AC9743B"/>
+    <w:multiLevelType w:val="multilevel"/>
+    <w:tmpl w:val="BC28D77A"/>
+    <w:lvl w:ilvl="0">
+      <w:start w:val="1"/>
+      <w:numFmt w:val="bullet"/>
+      <w:lvlText w:val=""/>
+      <w:lvlJc w:val="left"/>
+      <w:pPr>
+        <w:tabs>
+          <w:tab w:val="num" w:pos="720"/>
+        </w:tabs>
+        <w:ind w:left="720" w:hanging="360"/>
+      </w:pPr>
+      <w:rPr>
+        <w:rFonts w:ascii="Symbol" w:hAnsi="Symbol" w:hint="default"/>
+        <w:sz w:val="20"/>
+      </w:rPr>
+    </w:lvl>
+    <w:lvl w:ilvl="1" w:tentative="1">
+      <w:start w:val="1"/>
+      <w:numFmt w:val="bullet"/>
+      <w:lvlText w:val="o"/>
+      <w:lvlJc w:val="left"/>
+      <w:pPr>
+        <w:tabs>
+          <w:tab w:val="num" w:pos="1440"/>
+        </w:tabs>
+        <w:ind w:left="1440" w:hanging="360"/>
+      </w:pPr>
+      <w:rPr>
+        <w:rFonts w:ascii="Courier New" w:hAnsi="Courier New" w:hint="default"/>
+        <w:sz w:val="20"/>
+      </w:rPr>
+    </w:lvl>
+    <w:lvl w:ilvl="2" w:tentative="1">
+      <w:start w:val="1"/>
+      <w:numFmt w:val="bullet"/>
+      <w:lvlText w:val=""/>
+      <w:lvlJc w:val="left"/>
+      <w:pPr>
+        <w:tabs>
+          <w:tab w:val="num" w:pos="2160"/>
+        </w:tabs>
+        <w:ind w:left="2160" w:hanging="360"/>
+      </w:pPr>
+      <w:rPr>
+        <w:rFonts w:ascii="Wingdings" w:hAnsi="Wingdings" w:hint="default"/>
+        <w:sz w:val="20"/>
+      </w:rPr>
+    </w:lvl>
+    <w:lvl w:ilvl="3" w:tentative="1">
+      <w:start w:val="1"/>
+      <w:numFmt w:val="bullet"/>
+      <w:lvlText w:val=""/>
+      <w:lvlJc w:val="left"/>
+      <w:pPr>
+        <w:tabs>
+          <w:tab w:val="num" w:pos="2880"/>
+        </w:tabs>
+        <w:ind w:left="2880" w:hanging="360"/>
+      </w:pPr>
+      <w:rPr>
+        <w:rFonts w:ascii="Wingdings" w:hAnsi="Wingdings" w:hint="default"/>
+        <w:sz w:val="20"/>
+      </w:rPr>
+    </w:lvl>
+    <w:lvl w:ilvl="4" w:tentative="1">
+      <w:start w:val="1"/>
+      <w:numFmt w:val="bullet"/>
+      <w:lvlText w:val=""/>
+      <w:lvlJc w:val="left"/>
+      <w:pPr>
+        <w:tabs>
+          <w:tab w:val="num" w:pos="3600"/>
+        </w:tabs>
+        <w:ind w:left="3600" w:hanging="360"/>
+      </w:pPr>
+      <w:rPr>
+        <w:rFonts w:ascii="Wingdings" w:hAnsi="Wingdings" w:hint="default"/>
+        <w:sz w:val="20"/>
+      </w:rPr>
+    </w:lvl>
+    <w:lvl w:ilvl="5" w:tentative="1">
+      <w:start w:val="1"/>
+      <w:numFmt w:val="bullet"/>
+      <w:lvlText w:val=""/>
+      <w:lvlJc w:val="left"/>
+      <w:pPr>
+        <w:tabs>
+          <w:tab w:val="num" w:pos="4320"/>
+        </w:tabs>
+        <w:ind w:left="4320" w:hanging="360"/>
+      </w:pPr>
+      <w:rPr>
+        <w:rFonts w:ascii="Wingdings" w:hAnsi="Wingdings" w:hint="default"/>
+        <w:sz w:val="20"/>
+      </w:rPr>
+    </w:lvl>
+    <w:lvl w:ilvl="6" w:tentative="1">
+      <w:start w:val="1"/>
+      <w:numFmt w:val="bullet"/>
+      <w:lvlText w:val=""/>
+      <w:lvlJc w:val="left"/>
+      <w:pPr>
+        <w:tabs>
+          <w:tab w:val="num" w:pos="5040"/>
+        </w:tabs>
+        <w:ind w:left="5040" w:hanging="360"/>
+      </w:pPr>
+      <w:rPr>
+        <w:rFonts w:ascii="Wingdings" w:hAnsi="Wingdings" w:hint="default"/>
+        <w:sz w:val="20"/>
+      </w:rPr>
+    </w:lvl>
+    <w:lvl w:ilvl="7" w:tentative="1">
+      <w:start w:val="1"/>
+      <w:numFmt w:val="bullet"/>
+      <w:lvlText w:val=""/>
+      <w:lvlJc w:val="left"/>
+      <w:pPr>
+        <w:tabs>
+          <w:tab w:val="num" w:pos="5760"/>
+        </w:tabs>
+        <w:ind w:left="5760" w:hanging="360"/>
+      </w:pPr>
+      <w:rPr>
+        <w:rFonts w:ascii="Wingdings" w:hAnsi="Wingdings" w:hint="default"/>
+        <w:sz w:val="20"/>
+      </w:rPr>
+    </w:lvl>
+    <w:lvl w:ilvl="8" w:tentative="1">
+      <w:start w:val="1"/>
+      <w:numFmt w:val="bullet"/>
+      <w:lvlText w:val=""/>
+      <w:lvlJc w:val="left"/>
+      <w:pPr>
+        <w:tabs>
+          <w:tab w:val="num" w:pos="6480"/>
+        </w:tabs>
+        <w:ind w:left="6480" w:hanging="360"/>
+      </w:pPr>
+      <w:rPr>
+        <w:rFonts w:ascii="Wingdings" w:hAnsi="Wingdings" w:hint="default"/>
+        <w:sz w:val="20"/>
+      </w:rPr>
+    </w:lvl>
+  </w:abstractNum>
+  <w:abstractNum w:abstractNumId="8" w15:restartNumberingAfterBreak="0">
     <w:nsid w:val="72F2767E"/>
     <w:multiLevelType w:val="multilevel"/>
     <w:tmpl w:val="3AC29F1C"/>
@@ -2251,7 +3421,156 @@
       </w:rPr>
     </w:lvl>
   </w:abstractNum>
-  <w:abstractNum w:abstractNumId="7" w15:restartNumberingAfterBreak="0">
+  <w:abstractNum w:abstractNumId="9" w15:restartNumberingAfterBreak="0">
+    <w:nsid w:val="76724153"/>
+    <w:multiLevelType w:val="multilevel"/>
+    <w:tmpl w:val="B0844D56"/>
+    <w:lvl w:ilvl="0">
+      <w:start w:val="1"/>
+      <w:numFmt w:val="bullet"/>
+      <w:lvlText w:val=""/>
+      <w:lvlJc w:val="left"/>
+      <w:pPr>
+        <w:tabs>
+          <w:tab w:val="num" w:pos="720"/>
+        </w:tabs>
+        <w:ind w:left="720" w:hanging="360"/>
+      </w:pPr>
+      <w:rPr>
+        <w:rFonts w:ascii="Symbol" w:hAnsi="Symbol" w:hint="default"/>
+        <w:sz w:val="20"/>
+      </w:rPr>
+    </w:lvl>
+    <w:lvl w:ilvl="1" w:tentative="1">
+      <w:start w:val="1"/>
+      <w:numFmt w:val="bullet"/>
+      <w:lvlText w:val="o"/>
+      <w:lvlJc w:val="left"/>
+      <w:pPr>
+        <w:tabs>
+          <w:tab w:val="num" w:pos="1440"/>
+        </w:tabs>
+        <w:ind w:left="1440" w:hanging="360"/>
+      </w:pPr>
+      <w:rPr>
+        <w:rFonts w:ascii="Courier New" w:hAnsi="Courier New" w:hint="default"/>
+        <w:sz w:val="20"/>
+      </w:rPr>
+    </w:lvl>
+    <w:lvl w:ilvl="2" w:tentative="1">
+      <w:start w:val="1"/>
+      <w:numFmt w:val="bullet"/>
+      <w:lvlText w:val=""/>
+      <w:lvlJc w:val="left"/>
+      <w:pPr>
+        <w:tabs>
+          <w:tab w:val="num" w:pos="2160"/>
+        </w:tabs>
+        <w:ind w:left="2160" w:hanging="360"/>
+      </w:pPr>
+      <w:rPr>
+        <w:rFonts w:ascii="Wingdings" w:hAnsi="Wingdings" w:hint="default"/>
+        <w:sz w:val="20"/>
+      </w:rPr>
+    </w:lvl>
+    <w:lvl w:ilvl="3" w:tentative="1">
+      <w:start w:val="1"/>
+      <w:numFmt w:val="bullet"/>
+      <w:lvlText w:val=""/>
+      <w:lvlJc w:val="left"/>
+      <w:pPr>
+        <w:tabs>
+          <w:tab w:val="num" w:pos="2880"/>
+        </w:tabs>
+        <w:ind w:left="2880" w:hanging="360"/>
+      </w:pPr>
+      <w:rPr>
+        <w:rFonts w:ascii="Wingdings" w:hAnsi="Wingdings" w:hint="default"/>
+        <w:sz w:val="20"/>
+      </w:rPr>
+    </w:lvl>
+    <w:lvl w:ilvl="4" w:tentative="1">
+      <w:start w:val="1"/>
+      <w:numFmt w:val="bullet"/>
+      <w:lvlText w:val=""/>
+      <w:lvlJc w:val="left"/>
+      <w:pPr>
+        <w:tabs>
+          <w:tab w:val="num" w:pos="3600"/>
+        </w:tabs>
+        <w:ind w:left="3600" w:hanging="360"/>
+      </w:pPr>
+      <w:rPr>
+        <w:rFonts w:ascii="Wingdings" w:hAnsi="Wingdings" w:hint="default"/>
+        <w:sz w:val="20"/>
+      </w:rPr>
+    </w:lvl>
+    <w:lvl w:ilvl="5" w:tentative="1">
+      <w:start w:val="1"/>
+      <w:numFmt w:val="bullet"/>
+      <w:lvlText w:val=""/>
+      <w:lvlJc w:val="left"/>
+      <w:pPr>
+        <w:tabs>
+          <w:tab w:val="num" w:pos="4320"/>
+        </w:tabs>
+        <w:ind w:left="4320" w:hanging="360"/>
+      </w:pPr>
+      <w:rPr>
+        <w:rFonts w:ascii="Wingdings" w:hAnsi="Wingdings" w:hint="default"/>
+        <w:sz w:val="20"/>
+      </w:rPr>
+    </w:lvl>
+    <w:lvl w:ilvl="6" w:tentative="1">
+      <w:start w:val="1"/>
+      <w:numFmt w:val="bullet"/>
+      <w:lvlText w:val=""/>
+      <w:lvlJc w:val="left"/>
+      <w:pPr>
+        <w:tabs>
+          <w:tab w:val="num" w:pos="5040"/>
+        </w:tabs>
+        <w:ind w:left="5040" w:hanging="360"/>
+      </w:pPr>
+      <w:rPr>
+        <w:rFonts w:ascii="Wingdings" w:hAnsi="Wingdings" w:hint="default"/>
+        <w:sz w:val="20"/>
+      </w:rPr>
+    </w:lvl>
+    <w:lvl w:ilvl="7" w:tentative="1">
+      <w:start w:val="1"/>
+      <w:numFmt w:val="bullet"/>
+      <w:lvlText w:val=""/>
+      <w:lvlJc w:val="left"/>
+      <w:pPr>
+        <w:tabs>
+          <w:tab w:val="num" w:pos="5760"/>
+        </w:tabs>
+        <w:ind w:left="5760" w:hanging="360"/>
+      </w:pPr>
+      <w:rPr>
+        <w:rFonts w:ascii="Wingdings" w:hAnsi="Wingdings" w:hint="default"/>
+        <w:sz w:val="20"/>
+      </w:rPr>
+    </w:lvl>
+    <w:lvl w:ilvl="8" w:tentative="1">
+      <w:start w:val="1"/>
+      <w:numFmt w:val="bullet"/>
+      <w:lvlText w:val=""/>
+      <w:lvlJc w:val="left"/>
+      <w:pPr>
+        <w:tabs>
+          <w:tab w:val="num" w:pos="6480"/>
+        </w:tabs>
+        <w:ind w:left="6480" w:hanging="360"/>
+      </w:pPr>
+      <w:rPr>
+        <w:rFonts w:ascii="Wingdings" w:hAnsi="Wingdings" w:hint="default"/>
+        <w:sz w:val="20"/>
+      </w:rPr>
+    </w:lvl>
+  </w:abstractNum>
+  <w:abstractNum w:abstractNumId="10" w15:restartNumberingAfterBreak="0">
     <w:nsid w:val="7A6C5447"/>
     <w:multiLevelType w:val="multilevel"/>
     <w:tmpl w:val="BD5ADDC0"/>
@@ -2400,29 +3719,190 @@
       </w:rPr>
     </w:lvl>
   </w:abstractNum>
+  <w:abstractNum w:abstractNumId="11" w15:restartNumberingAfterBreak="0">
+    <w:nsid w:val="7AD2165E"/>
+    <w:multiLevelType w:val="multilevel"/>
+    <w:tmpl w:val="AFB8D41E"/>
+    <w:lvl w:ilvl="0">
+      <w:start w:val="1"/>
+      <w:numFmt w:val="bullet"/>
+      <w:lvlText w:val=""/>
+      <w:lvlJc w:val="left"/>
+      <w:pPr>
+        <w:tabs>
+          <w:tab w:val="num" w:pos="720"/>
+        </w:tabs>
+        <w:ind w:left="720" w:hanging="360"/>
+      </w:pPr>
+      <w:rPr>
+        <w:rFonts w:ascii="Symbol" w:hAnsi="Symbol" w:hint="default"/>
+        <w:sz w:val="20"/>
+      </w:rPr>
+    </w:lvl>
+    <w:lvl w:ilvl="1" w:tentative="1">
+      <w:start w:val="1"/>
+      <w:numFmt w:val="bullet"/>
+      <w:lvlText w:val="o"/>
+      <w:lvlJc w:val="left"/>
+      <w:pPr>
+        <w:tabs>
+          <w:tab w:val="num" w:pos="1440"/>
+        </w:tabs>
+        <w:ind w:left="1440" w:hanging="360"/>
+      </w:pPr>
+      <w:rPr>
+        <w:rFonts w:ascii="Courier New" w:hAnsi="Courier New" w:hint="default"/>
+        <w:sz w:val="20"/>
+      </w:rPr>
+    </w:lvl>
+    <w:lvl w:ilvl="2" w:tentative="1">
+      <w:start w:val="1"/>
+      <w:numFmt w:val="bullet"/>
+      <w:lvlText w:val=""/>
+      <w:lvlJc w:val="left"/>
+      <w:pPr>
+        <w:tabs>
+          <w:tab w:val="num" w:pos="2160"/>
+        </w:tabs>
+        <w:ind w:left="2160" w:hanging="360"/>
+      </w:pPr>
+      <w:rPr>
+        <w:rFonts w:ascii="Wingdings" w:hAnsi="Wingdings" w:hint="default"/>
+        <w:sz w:val="20"/>
+      </w:rPr>
+    </w:lvl>
+    <w:lvl w:ilvl="3" w:tentative="1">
+      <w:start w:val="1"/>
+      <w:numFmt w:val="bullet"/>
+      <w:lvlText w:val=""/>
+      <w:lvlJc w:val="left"/>
+      <w:pPr>
+        <w:tabs>
+          <w:tab w:val="num" w:pos="2880"/>
+        </w:tabs>
+        <w:ind w:left="2880" w:hanging="360"/>
+      </w:pPr>
+      <w:rPr>
+        <w:rFonts w:ascii="Wingdings" w:hAnsi="Wingdings" w:hint="default"/>
+        <w:sz w:val="20"/>
+      </w:rPr>
+    </w:lvl>
+    <w:lvl w:ilvl="4" w:tentative="1">
+      <w:start w:val="1"/>
+      <w:numFmt w:val="bullet"/>
+      <w:lvlText w:val=""/>
+      <w:lvlJc w:val="left"/>
+      <w:pPr>
+        <w:tabs>
+          <w:tab w:val="num" w:pos="3600"/>
+        </w:tabs>
+        <w:ind w:left="3600" w:hanging="360"/>
+      </w:pPr>
+      <w:rPr>
+        <w:rFonts w:ascii="Wingdings" w:hAnsi="Wingdings" w:hint="default"/>
+        <w:sz w:val="20"/>
+      </w:rPr>
+    </w:lvl>
+    <w:lvl w:ilvl="5" w:tentative="1">
+      <w:start w:val="1"/>
+      <w:numFmt w:val="bullet"/>
+      <w:lvlText w:val=""/>
+      <w:lvlJc w:val="left"/>
+      <w:pPr>
+        <w:tabs>
+          <w:tab w:val="num" w:pos="4320"/>
+        </w:tabs>
+        <w:ind w:left="4320" w:hanging="360"/>
+      </w:pPr>
+      <w:rPr>
+        <w:rFonts w:ascii="Wingdings" w:hAnsi="Wingdings" w:hint="default"/>
+        <w:sz w:val="20"/>
+      </w:rPr>
+    </w:lvl>
+    <w:lvl w:ilvl="6" w:tentative="1">
+      <w:start w:val="1"/>
+      <w:numFmt w:val="bullet"/>
+      <w:lvlText w:val=""/>
+      <w:lvlJc w:val="left"/>
+      <w:pPr>
+        <w:tabs>
+          <w:tab w:val="num" w:pos="5040"/>
+        </w:tabs>
+        <w:ind w:left="5040" w:hanging="360"/>
+      </w:pPr>
+      <w:rPr>
+        <w:rFonts w:ascii="Wingdings" w:hAnsi="Wingdings" w:hint="default"/>
+        <w:sz w:val="20"/>
+      </w:rPr>
+    </w:lvl>
+    <w:lvl w:ilvl="7" w:tentative="1">
+      <w:start w:val="1"/>
+      <w:numFmt w:val="bullet"/>
+      <w:lvlText w:val=""/>
+      <w:lvlJc w:val="left"/>
+      <w:pPr>
+        <w:tabs>
+          <w:tab w:val="num" w:pos="5760"/>
+        </w:tabs>
+        <w:ind w:left="5760" w:hanging="360"/>
+      </w:pPr>
+      <w:rPr>
+        <w:rFonts w:ascii="Wingdings" w:hAnsi="Wingdings" w:hint="default"/>
+        <w:sz w:val="20"/>
+      </w:rPr>
+    </w:lvl>
+    <w:lvl w:ilvl="8" w:tentative="1">
+      <w:start w:val="1"/>
+      <w:numFmt w:val="bullet"/>
+      <w:lvlText w:val=""/>
+      <w:lvlJc w:val="left"/>
+      <w:pPr>
+        <w:tabs>
+          <w:tab w:val="num" w:pos="6480"/>
+        </w:tabs>
+        <w:ind w:left="6480" w:hanging="360"/>
+      </w:pPr>
+      <w:rPr>
+        <w:rFonts w:ascii="Wingdings" w:hAnsi="Wingdings" w:hint="default"/>
+        <w:sz w:val="20"/>
+      </w:rPr>
+    </w:lvl>
+  </w:abstractNum>
   <w:num w:numId="1" w16cid:durableId="1463157988">
+    <w:abstractNumId w:val="6"/>
+  </w:num>
+  <w:num w:numId="2" w16cid:durableId="376592289">
     <w:abstractNumId w:val="5"/>
   </w:num>
-  <w:num w:numId="2" w16cid:durableId="376592289">
+  <w:num w:numId="3" w16cid:durableId="1364478848">
+    <w:abstractNumId w:val="10"/>
+  </w:num>
+  <w:num w:numId="4" w16cid:durableId="349452070">
     <w:abstractNumId w:val="4"/>
   </w:num>
-  <w:num w:numId="3" w16cid:durableId="1364478848">
-    <w:abstractNumId w:val="7"/>
-  </w:num>
-  <w:num w:numId="4" w16cid:durableId="349452070">
-    <w:abstractNumId w:val="3"/>
-  </w:num>
   <w:num w:numId="5" w16cid:durableId="886406834">
-    <w:abstractNumId w:val="6"/>
+    <w:abstractNumId w:val="8"/>
   </w:num>
   <w:num w:numId="6" w16cid:durableId="1253007563">
-    <w:abstractNumId w:val="2"/>
+    <w:abstractNumId w:val="3"/>
   </w:num>
   <w:num w:numId="7" w16cid:durableId="1934167680">
     <w:abstractNumId w:val="1"/>
   </w:num>
   <w:num w:numId="8" w16cid:durableId="1808859458">
     <w:abstractNumId w:val="0"/>
+  </w:num>
+  <w:num w:numId="9" w16cid:durableId="813526029">
+    <w:abstractNumId w:val="9"/>
+  </w:num>
+  <w:num w:numId="10" w16cid:durableId="224419428">
+    <w:abstractNumId w:val="11"/>
+  </w:num>
+  <w:num w:numId="11" w16cid:durableId="2006010639">
+    <w:abstractNumId w:val="7"/>
+  </w:num>
+  <w:num w:numId="12" w16cid:durableId="967005824">
+    <w:abstractNumId w:val="2"/>
   </w:num>
 </w:numbering>
 </file>
@@ -2883,7 +4363,6 @@
     <w:next w:val="Normal"/>
     <w:link w:val="Heading3Char"/>
     <w:uiPriority w:val="9"/>
-    <w:semiHidden/>
     <w:unhideWhenUsed/>
     <w:qFormat/>
     <w:rsid w:val="00A1497B"/>
@@ -3091,7 +4570,6 @@
     <w:basedOn w:val="DefaultParagraphFont"/>
     <w:link w:val="Heading3"/>
     <w:uiPriority w:val="9"/>
-    <w:semiHidden/>
     <w:rsid w:val="00A1497B"/>
     <w:rPr>
       <w:caps/>

--- a/Section-13.docx
+++ b/Section-13.docx
@@ -1533,45 +1533,43 @@
           <w:rFonts w:ascii="Cambria" w:hAnsi="Cambria"/>
         </w:rPr>
       </w:pPr>
+      <w:r>
+        <w:rPr>
+          <w:rFonts w:ascii="Cambria" w:hAnsi="Cambria"/>
+        </w:rPr>
+        <w:t>dtype</w:t>
+      </w:r>
+    </w:p>
+    <w:p>
+      <w:pPr>
+        <w:rPr>
+          <w:rFonts w:ascii="Cambria" w:hAnsi="Cambria"/>
+        </w:rPr>
+      </w:pPr>
+      <w:r>
+        <w:rPr>
+          <w:rFonts w:ascii="Cambria" w:hAnsi="Cambria"/>
+        </w:rPr>
+        <w:t>Shows data type</w:t>
+      </w:r>
+    </w:p>
+    <w:p>
+      <w:pPr>
+        <w:rPr>
+          <w:rFonts w:ascii="Cambria" w:hAnsi="Cambria"/>
+        </w:rPr>
+      </w:pPr>
       <w:proofErr w:type="spellStart"/>
       <w:r>
         <w:rPr>
           <w:rFonts w:ascii="Cambria" w:hAnsi="Cambria"/>
         </w:rPr>
-        <w:t>dtype</w:t>
+        <w:t>arr.dtype</w:t>
       </w:r>
       <w:proofErr w:type="spellEnd"/>
     </w:p>
     <w:p>
       <w:pPr>
-        <w:rPr>
-          <w:rFonts w:ascii="Cambria" w:hAnsi="Cambria"/>
-        </w:rPr>
-      </w:pPr>
-      <w:r>
-        <w:rPr>
-          <w:rFonts w:ascii="Cambria" w:hAnsi="Cambria"/>
-        </w:rPr>
-        <w:t>Shows data type</w:t>
-      </w:r>
-    </w:p>
-    <w:p>
-      <w:pPr>
-        <w:rPr>
-          <w:rFonts w:ascii="Cambria" w:hAnsi="Cambria"/>
-        </w:rPr>
-      </w:pPr>
-      <w:proofErr w:type="spellStart"/>
-      <w:r>
-        <w:rPr>
-          <w:rFonts w:ascii="Cambria" w:hAnsi="Cambria"/>
-        </w:rPr>
-        <w:t>arr.dtype</w:t>
-      </w:r>
-      <w:proofErr w:type="spellEnd"/>
-    </w:p>
-    <w:p>
-      <w:pPr>
         <w:pStyle w:val="Heading2"/>
         <w:rPr>
           <w:rFonts w:ascii="Cambria" w:hAnsi="Cambria"/>
@@ -1591,19 +1589,11 @@
           <w:rFonts w:ascii="Cambria" w:hAnsi="Cambria"/>
         </w:rPr>
       </w:pPr>
-      <w:proofErr w:type="spellStart"/>
-      <w:r>
-        <w:rPr>
-          <w:rFonts w:ascii="Cambria" w:hAnsi="Cambria"/>
-        </w:rPr>
-        <w:t>random.rand</w:t>
-      </w:r>
-      <w:proofErr w:type="spellEnd"/>
-      <w:r>
-        <w:rPr>
-          <w:rFonts w:ascii="Cambria" w:hAnsi="Cambria"/>
-        </w:rPr>
-        <w:t>()</w:t>
+      <w:r>
+        <w:rPr>
+          <w:rFonts w:ascii="Cambria" w:hAnsi="Cambria"/>
+        </w:rPr>
+        <w:t>random.rand()</w:t>
       </w:r>
     </w:p>
     <w:p>
@@ -1676,19 +1666,11 @@
           <w:rFonts w:ascii="Cambria" w:hAnsi="Cambria"/>
         </w:rPr>
       </w:pPr>
-      <w:proofErr w:type="spellStart"/>
-      <w:r>
-        <w:rPr>
-          <w:rFonts w:ascii="Cambria" w:hAnsi="Cambria"/>
-        </w:rPr>
-        <w:t>random.randint</w:t>
-      </w:r>
-      <w:proofErr w:type="spellEnd"/>
-      <w:r>
-        <w:rPr>
-          <w:rFonts w:ascii="Cambria" w:hAnsi="Cambria"/>
-        </w:rPr>
-        <w:t>()</w:t>
+      <w:r>
+        <w:rPr>
+          <w:rFonts w:ascii="Cambria" w:hAnsi="Cambria"/>
+        </w:rPr>
+        <w:t>random.randint()</w:t>
       </w:r>
     </w:p>
     <w:p>
@@ -2059,6 +2041,1059 @@
           <w:rFonts w:ascii="Cambria" w:hAnsi="Cambria"/>
         </w:rPr>
         <w:t>Random seed gives same random results every time</w:t>
+      </w:r>
+    </w:p>
+    <w:p>
+      <w:pPr>
+        <w:pStyle w:val="Heading1"/>
+      </w:pPr>
+      <w:r>
+        <w:t>ACCESSING ELEMENTS IN NUMPY ARRAYS</w:t>
+      </w:r>
+    </w:p>
+    <w:p>
+      <w:pPr>
+        <w:rPr>
+          <w:rFonts w:ascii="Cambria" w:hAnsi="Cambria"/>
+        </w:rPr>
+      </w:pPr>
+      <w:r>
+        <w:rPr>
+          <w:rFonts w:ascii="Cambria" w:hAnsi="Cambria"/>
+        </w:rPr>
+        <w:t xml:space="preserve">We can access elements in NumPy arrays using </w:t>
+      </w:r>
+      <w:r>
+        <w:rPr>
+          <w:rFonts w:ascii="Cambria" w:hAnsi="Cambria"/>
+          <w:b/>
+          <w:bCs/>
+        </w:rPr>
+        <w:t>index numbers</w:t>
+      </w:r>
+      <w:r>
+        <w:rPr>
+          <w:rFonts w:ascii="Cambria" w:hAnsi="Cambria"/>
+        </w:rPr>
+        <w:t>.</w:t>
+      </w:r>
+    </w:p>
+    <w:p>
+      <w:pPr>
+        <w:pStyle w:val="Heading2"/>
+      </w:pPr>
+      <w:r>
+        <w:t>ACCESSING 1D ARRAY ELEMENTS</w:t>
+      </w:r>
+    </w:p>
+    <w:p>
+      <w:pPr>
+        <w:rPr>
+          <w:rFonts w:ascii="Cambria" w:hAnsi="Cambria"/>
+        </w:rPr>
+      </w:pPr>
+      <w:r>
+        <w:rPr>
+          <w:rFonts w:ascii="Cambria" w:hAnsi="Cambria"/>
+        </w:rPr>
+        <w:t xml:space="preserve">import </w:t>
+      </w:r>
+      <w:proofErr w:type="spellStart"/>
+      <w:r>
+        <w:rPr>
+          <w:rFonts w:ascii="Cambria" w:hAnsi="Cambria"/>
+        </w:rPr>
+        <w:t>numpy</w:t>
+      </w:r>
+      <w:proofErr w:type="spellEnd"/>
+      <w:r>
+        <w:rPr>
+          <w:rFonts w:ascii="Cambria" w:hAnsi="Cambria"/>
+        </w:rPr>
+        <w:t xml:space="preserve"> as np</w:t>
+      </w:r>
+    </w:p>
+    <w:p>
+      <w:pPr>
+        <w:rPr>
+          <w:rFonts w:ascii="Cambria" w:hAnsi="Cambria"/>
+        </w:rPr>
+      </w:pPr>
+      <w:proofErr w:type="spellStart"/>
+      <w:r>
+        <w:rPr>
+          <w:rFonts w:ascii="Cambria" w:hAnsi="Cambria"/>
+        </w:rPr>
+        <w:t>arr</w:t>
+      </w:r>
+      <w:proofErr w:type="spellEnd"/>
+      <w:r>
+        <w:rPr>
+          <w:rFonts w:ascii="Cambria" w:hAnsi="Cambria"/>
+        </w:rPr>
+        <w:t xml:space="preserve"> = </w:t>
+      </w:r>
+      <w:proofErr w:type="spellStart"/>
+      <w:r>
+        <w:rPr>
+          <w:rFonts w:ascii="Cambria" w:hAnsi="Cambria"/>
+        </w:rPr>
+        <w:t>np.array</w:t>
+      </w:r>
+      <w:proofErr w:type="spellEnd"/>
+      <w:r>
+        <w:rPr>
+          <w:rFonts w:ascii="Cambria" w:hAnsi="Cambria"/>
+        </w:rPr>
+        <w:t>([10, 20, 30, 40])</w:t>
+      </w:r>
+    </w:p>
+    <w:p>
+      <w:pPr>
+        <w:numPr>
+          <w:ilvl w:val="0"/>
+          <w:numId w:val="13"/>
+        </w:numPr>
+        <w:rPr>
+          <w:rFonts w:ascii="Cambria" w:hAnsi="Cambria"/>
+        </w:rPr>
+      </w:pPr>
+      <w:r>
+        <w:rPr>
+          <w:rFonts w:ascii="Cambria" w:hAnsi="Cambria"/>
+        </w:rPr>
+        <w:t>First element</w:t>
+      </w:r>
+    </w:p>
+    <w:p>
+      <w:pPr>
+        <w:rPr>
+          <w:rFonts w:ascii="Cambria" w:hAnsi="Cambria"/>
+        </w:rPr>
+      </w:pPr>
+      <w:proofErr w:type="spellStart"/>
+      <w:r>
+        <w:rPr>
+          <w:rFonts w:ascii="Cambria" w:hAnsi="Cambria"/>
+        </w:rPr>
+        <w:t>arr</w:t>
+      </w:r>
+      <w:proofErr w:type="spellEnd"/>
+      <w:r>
+        <w:rPr>
+          <w:rFonts w:ascii="Cambria" w:hAnsi="Cambria"/>
+        </w:rPr>
+        <w:t>[0]</w:t>
+      </w:r>
+    </w:p>
+    <w:p>
+      <w:pPr>
+        <w:numPr>
+          <w:ilvl w:val="0"/>
+          <w:numId w:val="14"/>
+        </w:numPr>
+        <w:rPr>
+          <w:rFonts w:ascii="Cambria" w:hAnsi="Cambria"/>
+        </w:rPr>
+      </w:pPr>
+      <w:r>
+        <w:rPr>
+          <w:rFonts w:ascii="Cambria" w:hAnsi="Cambria"/>
+        </w:rPr>
+        <w:t>Last element</w:t>
+      </w:r>
+    </w:p>
+    <w:p>
+      <w:pPr>
+        <w:rPr>
+          <w:rFonts w:ascii="Cambria" w:hAnsi="Cambria"/>
+        </w:rPr>
+      </w:pPr>
+      <w:proofErr w:type="spellStart"/>
+      <w:r>
+        <w:rPr>
+          <w:rFonts w:ascii="Cambria" w:hAnsi="Cambria"/>
+        </w:rPr>
+        <w:t>arr</w:t>
+      </w:r>
+      <w:proofErr w:type="spellEnd"/>
+      <w:r>
+        <w:rPr>
+          <w:rFonts w:ascii="Cambria" w:hAnsi="Cambria"/>
+        </w:rPr>
+        <w:t>[-1]</w:t>
+      </w:r>
+    </w:p>
+    <w:p>
+      <w:pPr>
+        <w:rPr>
+          <w:rFonts w:ascii="Cambria" w:hAnsi="Cambria"/>
+        </w:rPr>
+      </w:pPr>
+      <w:r>
+        <w:rPr>
+          <w:rFonts w:ascii="Cambria" w:hAnsi="Cambria"/>
+        </w:rPr>
+        <w:pict w14:anchorId="7FC4C4AF">
+          <v:rect id="_x0000_i1122" style="width:0;height:1.5pt" o:hralign="center" o:hrstd="t" o:hr="t" fillcolor="#a0a0a0" stroked="f"/>
+        </w:pict>
+      </w:r>
+    </w:p>
+    <w:p>
+      <w:pPr>
+        <w:pStyle w:val="Heading2"/>
+      </w:pPr>
+      <w:r>
+        <w:lastRenderedPageBreak/>
+        <w:t>ACCESSING 2D ARRAY ELEMENTS</w:t>
+      </w:r>
+    </w:p>
+    <w:p>
+      <w:pPr>
+        <w:rPr>
+          <w:rFonts w:ascii="Cambria" w:hAnsi="Cambria"/>
+        </w:rPr>
+      </w:pPr>
+      <w:r>
+        <w:rPr>
+          <w:rFonts w:ascii="Cambria" w:hAnsi="Cambria"/>
+        </w:rPr>
+        <w:t xml:space="preserve">arr2 = </w:t>
+      </w:r>
+      <w:proofErr w:type="spellStart"/>
+      <w:r>
+        <w:rPr>
+          <w:rFonts w:ascii="Cambria" w:hAnsi="Cambria"/>
+        </w:rPr>
+        <w:t>np.array</w:t>
+      </w:r>
+      <w:proofErr w:type="spellEnd"/>
+      <w:r>
+        <w:rPr>
+          <w:rFonts w:ascii="Cambria" w:hAnsi="Cambria"/>
+        </w:rPr>
+        <w:t>([[1, 2, 3],</w:t>
+      </w:r>
+    </w:p>
+    <w:p>
+      <w:pPr>
+        <w:rPr>
+          <w:rFonts w:ascii="Cambria" w:hAnsi="Cambria"/>
+        </w:rPr>
+      </w:pPr>
+      <w:r>
+        <w:rPr>
+          <w:rFonts w:ascii="Cambria" w:hAnsi="Cambria"/>
+        </w:rPr>
+        <w:t xml:space="preserve">                 [4, 5, 6]])</w:t>
+      </w:r>
+    </w:p>
+    <w:p>
+      <w:pPr>
+        <w:numPr>
+          <w:ilvl w:val="0"/>
+          <w:numId w:val="15"/>
+        </w:numPr>
+        <w:rPr>
+          <w:rFonts w:ascii="Cambria" w:hAnsi="Cambria"/>
+        </w:rPr>
+      </w:pPr>
+      <w:r>
+        <w:rPr>
+          <w:rFonts w:ascii="Cambria" w:hAnsi="Cambria"/>
+        </w:rPr>
+        <w:t>Access row 0, column 1</w:t>
+      </w:r>
+    </w:p>
+    <w:p>
+      <w:pPr>
+        <w:rPr>
+          <w:rFonts w:ascii="Cambria" w:hAnsi="Cambria"/>
+        </w:rPr>
+      </w:pPr>
+      <w:r>
+        <w:rPr>
+          <w:rFonts w:ascii="Cambria" w:hAnsi="Cambria"/>
+        </w:rPr>
+        <w:t>arr2[0, 1]</w:t>
+      </w:r>
+    </w:p>
+    <w:p>
+      <w:pPr>
+        <w:numPr>
+          <w:ilvl w:val="0"/>
+          <w:numId w:val="16"/>
+        </w:numPr>
+        <w:rPr>
+          <w:rFonts w:ascii="Cambria" w:hAnsi="Cambria"/>
+        </w:rPr>
+      </w:pPr>
+      <w:r>
+        <w:rPr>
+          <w:rFonts w:ascii="Cambria" w:hAnsi="Cambria"/>
+        </w:rPr>
+        <w:t>Access row 1, column 2</w:t>
+      </w:r>
+    </w:p>
+    <w:p>
+      <w:pPr>
+        <w:rPr>
+          <w:rFonts w:ascii="Cambria" w:hAnsi="Cambria"/>
+        </w:rPr>
+      </w:pPr>
+      <w:r>
+        <w:rPr>
+          <w:rFonts w:ascii="Cambria" w:hAnsi="Cambria"/>
+        </w:rPr>
+        <w:t>arr2[1, 2]</w:t>
+      </w:r>
+    </w:p>
+    <w:p>
+      <w:pPr>
+        <w:pStyle w:val="Heading2"/>
+      </w:pPr>
+      <w:r>
+        <w:t>SLICING ARRAYS</w:t>
+      </w:r>
+    </w:p>
+    <w:p>
+      <w:pPr>
+        <w:rPr>
+          <w:rFonts w:ascii="Cambria" w:hAnsi="Cambria"/>
+        </w:rPr>
+      </w:pPr>
+      <w:proofErr w:type="spellStart"/>
+      <w:r>
+        <w:rPr>
+          <w:rFonts w:ascii="Cambria" w:hAnsi="Cambria"/>
+        </w:rPr>
+        <w:t>arr</w:t>
+      </w:r>
+      <w:proofErr w:type="spellEnd"/>
+      <w:r>
+        <w:rPr>
+          <w:rFonts w:ascii="Cambria" w:hAnsi="Cambria"/>
+        </w:rPr>
+        <w:t>[1:3]</w:t>
+      </w:r>
+    </w:p>
+    <w:p>
+      <w:pPr>
+        <w:rPr>
+          <w:rFonts w:ascii="Cambria" w:hAnsi="Cambria"/>
+        </w:rPr>
+      </w:pPr>
+      <w:r>
+        <w:rPr>
+          <w:rFonts w:ascii="Cambria" w:hAnsi="Cambria"/>
+        </w:rPr>
+        <w:t>arr2[:, 1]</w:t>
+      </w:r>
+    </w:p>
+    <w:p>
+      <w:pPr>
+        <w:numPr>
+          <w:ilvl w:val="0"/>
+          <w:numId w:val="17"/>
+        </w:numPr>
+        <w:rPr>
+          <w:rFonts w:ascii="Cambria" w:hAnsi="Cambria"/>
+        </w:rPr>
+      </w:pPr>
+      <w:r>
+        <w:rPr>
+          <w:rFonts w:ascii="Cambria" w:hAnsi="Cambria"/>
+        </w:rPr>
+        <w:t>: means all rows</w:t>
+      </w:r>
+    </w:p>
+    <w:p>
+      <w:pPr>
+        <w:pStyle w:val="Heading1"/>
+      </w:pPr>
+      <w:r>
+        <w:t>ARRAY MANIPULATION</w:t>
+      </w:r>
+    </w:p>
+    <w:p>
+      <w:pPr>
+        <w:rPr>
+          <w:rFonts w:ascii="Cambria" w:hAnsi="Cambria"/>
+        </w:rPr>
+      </w:pPr>
+      <w:r>
+        <w:rPr>
+          <w:rFonts w:ascii="Cambria" w:hAnsi="Cambria"/>
+        </w:rPr>
+        <w:t xml:space="preserve">Array manipulation means </w:t>
+      </w:r>
+      <w:r>
+        <w:rPr>
+          <w:rFonts w:ascii="Cambria" w:hAnsi="Cambria"/>
+          <w:b/>
+          <w:bCs/>
+        </w:rPr>
+        <w:t>changing the array</w:t>
+      </w:r>
+      <w:r>
+        <w:rPr>
+          <w:rFonts w:ascii="Cambria" w:hAnsi="Cambria"/>
+        </w:rPr>
+        <w:t>.</w:t>
+      </w:r>
+    </w:p>
+    <w:p>
+      <w:pPr>
+        <w:pStyle w:val="Heading2"/>
+      </w:pPr>
+      <w:r>
+        <w:t>RESHAPING ARRAYS</w:t>
+      </w:r>
+    </w:p>
+    <w:p>
+      <w:pPr>
+        <w:rPr>
+          <w:rFonts w:ascii="Cambria" w:hAnsi="Cambria"/>
+        </w:rPr>
+      </w:pPr>
+      <w:proofErr w:type="spellStart"/>
+      <w:r>
+        <w:rPr>
+          <w:rFonts w:ascii="Cambria" w:hAnsi="Cambria"/>
+        </w:rPr>
+        <w:t>arr</w:t>
+      </w:r>
+      <w:proofErr w:type="spellEnd"/>
+      <w:r>
+        <w:rPr>
+          <w:rFonts w:ascii="Cambria" w:hAnsi="Cambria"/>
+        </w:rPr>
+        <w:t xml:space="preserve"> = </w:t>
+      </w:r>
+      <w:proofErr w:type="spellStart"/>
+      <w:r>
+        <w:rPr>
+          <w:rFonts w:ascii="Cambria" w:hAnsi="Cambria"/>
+        </w:rPr>
+        <w:t>np.arange</w:t>
+      </w:r>
+      <w:proofErr w:type="spellEnd"/>
+      <w:r>
+        <w:rPr>
+          <w:rFonts w:ascii="Cambria" w:hAnsi="Cambria"/>
+        </w:rPr>
+        <w:t>(6)</w:t>
+      </w:r>
+    </w:p>
+    <w:p>
+      <w:pPr>
+        <w:rPr>
+          <w:rFonts w:ascii="Cambria" w:hAnsi="Cambria"/>
+        </w:rPr>
+      </w:pPr>
+      <w:proofErr w:type="spellStart"/>
+      <w:r>
+        <w:rPr>
+          <w:rFonts w:ascii="Cambria" w:hAnsi="Cambria"/>
+        </w:rPr>
+        <w:t>arr.reshape</w:t>
+      </w:r>
+      <w:proofErr w:type="spellEnd"/>
+      <w:r>
+        <w:rPr>
+          <w:rFonts w:ascii="Cambria" w:hAnsi="Cambria"/>
+        </w:rPr>
+        <w:t>(2,3)</w:t>
+      </w:r>
+    </w:p>
+    <w:p>
+      <w:pPr>
+        <w:pStyle w:val="Heading2"/>
+      </w:pPr>
+      <w:r>
+        <w:t>CHANGING VALUES</w:t>
+      </w:r>
+    </w:p>
+    <w:p>
+      <w:pPr>
+        <w:rPr>
+          <w:rFonts w:ascii="Cambria" w:hAnsi="Cambria"/>
+        </w:rPr>
+      </w:pPr>
+      <w:proofErr w:type="spellStart"/>
+      <w:r>
+        <w:rPr>
+          <w:rFonts w:ascii="Cambria" w:hAnsi="Cambria"/>
+        </w:rPr>
+        <w:t>arr</w:t>
+      </w:r>
+      <w:proofErr w:type="spellEnd"/>
+      <w:r>
+        <w:rPr>
+          <w:rFonts w:ascii="Cambria" w:hAnsi="Cambria"/>
+        </w:rPr>
+        <w:t>[0] = 100</w:t>
+      </w:r>
+    </w:p>
+    <w:p>
+      <w:pPr>
+        <w:pStyle w:val="Heading2"/>
+      </w:pPr>
+      <w:r>
+        <w:t>CONCATENATING ARRAYS</w:t>
+      </w:r>
+    </w:p>
+    <w:p>
+      <w:pPr>
+        <w:rPr>
+          <w:rFonts w:ascii="Cambria" w:hAnsi="Cambria"/>
+        </w:rPr>
+      </w:pPr>
+      <w:r>
+        <w:rPr>
+          <w:rFonts w:ascii="Cambria" w:hAnsi="Cambria"/>
+        </w:rPr>
+        <w:t xml:space="preserve">a = </w:t>
+      </w:r>
+      <w:proofErr w:type="spellStart"/>
+      <w:r>
+        <w:rPr>
+          <w:rFonts w:ascii="Cambria" w:hAnsi="Cambria"/>
+        </w:rPr>
+        <w:t>np.array</w:t>
+      </w:r>
+      <w:proofErr w:type="spellEnd"/>
+      <w:r>
+        <w:rPr>
+          <w:rFonts w:ascii="Cambria" w:hAnsi="Cambria"/>
+        </w:rPr>
+        <w:t>([1,2])</w:t>
+      </w:r>
+    </w:p>
+    <w:p>
+      <w:pPr>
+        <w:rPr>
+          <w:rFonts w:ascii="Cambria" w:hAnsi="Cambria"/>
+        </w:rPr>
+      </w:pPr>
+      <w:r>
+        <w:rPr>
+          <w:rFonts w:ascii="Cambria" w:hAnsi="Cambria"/>
+        </w:rPr>
+        <w:t xml:space="preserve">b = </w:t>
+      </w:r>
+      <w:proofErr w:type="spellStart"/>
+      <w:r>
+        <w:rPr>
+          <w:rFonts w:ascii="Cambria" w:hAnsi="Cambria"/>
+        </w:rPr>
+        <w:t>np.array</w:t>
+      </w:r>
+      <w:proofErr w:type="spellEnd"/>
+      <w:r>
+        <w:rPr>
+          <w:rFonts w:ascii="Cambria" w:hAnsi="Cambria"/>
+        </w:rPr>
+        <w:t>([3,4])</w:t>
+      </w:r>
+    </w:p>
+    <w:p>
+      <w:pPr>
+        <w:rPr>
+          <w:rFonts w:ascii="Cambria" w:hAnsi="Cambria"/>
+        </w:rPr>
+      </w:pPr>
+      <w:proofErr w:type="spellStart"/>
+      <w:r>
+        <w:rPr>
+          <w:rFonts w:ascii="Cambria" w:hAnsi="Cambria"/>
+        </w:rPr>
+        <w:t>np.concatenate</w:t>
+      </w:r>
+      <w:proofErr w:type="spellEnd"/>
+      <w:r>
+        <w:rPr>
+          <w:rFonts w:ascii="Cambria" w:hAnsi="Cambria"/>
+        </w:rPr>
+        <w:t>((a, b))</w:t>
+      </w:r>
+    </w:p>
+    <w:p>
+      <w:pPr>
+        <w:pStyle w:val="Heading2"/>
+      </w:pPr>
+      <w:r>
+        <w:t>SPLITTING ARRAYS</w:t>
+      </w:r>
+    </w:p>
+    <w:p>
+      <w:pPr>
+        <w:rPr>
+          <w:rFonts w:ascii="Cambria" w:hAnsi="Cambria"/>
+        </w:rPr>
+      </w:pPr>
+      <w:proofErr w:type="spellStart"/>
+      <w:r>
+        <w:rPr>
+          <w:rFonts w:ascii="Cambria" w:hAnsi="Cambria"/>
+        </w:rPr>
+        <w:t>np.split</w:t>
+      </w:r>
+      <w:proofErr w:type="spellEnd"/>
+      <w:r>
+        <w:rPr>
+          <w:rFonts w:ascii="Cambria" w:hAnsi="Cambria"/>
+        </w:rPr>
+        <w:t>(</w:t>
+      </w:r>
+      <w:proofErr w:type="spellStart"/>
+      <w:r>
+        <w:rPr>
+          <w:rFonts w:ascii="Cambria" w:hAnsi="Cambria"/>
+        </w:rPr>
+        <w:t>np.array</w:t>
+      </w:r>
+      <w:proofErr w:type="spellEnd"/>
+      <w:r>
+        <w:rPr>
+          <w:rFonts w:ascii="Cambria" w:hAnsi="Cambria"/>
+        </w:rPr>
+        <w:t>([1,2,3,4]), 2)</w:t>
+      </w:r>
+    </w:p>
+    <w:p>
+      <w:pPr>
+        <w:pStyle w:val="Heading2"/>
+      </w:pPr>
+      <w:r>
+        <w:t>SORTING ARRAYS</w:t>
+      </w:r>
+    </w:p>
+    <w:p>
+      <w:pPr>
+        <w:rPr>
+          <w:rFonts w:ascii="Cambria" w:hAnsi="Cambria"/>
+        </w:rPr>
+      </w:pPr>
+      <w:proofErr w:type="spellStart"/>
+      <w:r>
+        <w:rPr>
+          <w:rFonts w:ascii="Cambria" w:hAnsi="Cambria"/>
+        </w:rPr>
+        <w:t>np.sort</w:t>
+      </w:r>
+      <w:proofErr w:type="spellEnd"/>
+      <w:r>
+        <w:rPr>
+          <w:rFonts w:ascii="Cambria" w:hAnsi="Cambria"/>
+        </w:rPr>
+        <w:t>([3,1,4,2])</w:t>
+      </w:r>
+    </w:p>
+    <w:p>
+      <w:pPr>
+        <w:pStyle w:val="Heading1"/>
+      </w:pPr>
+      <w:r>
+        <w:t>AGGREGATION IN NUMPY</w:t>
+      </w:r>
+    </w:p>
+    <w:p>
+      <w:pPr>
+        <w:rPr>
+          <w:rFonts w:ascii="Cambria" w:hAnsi="Cambria"/>
+        </w:rPr>
+      </w:pPr>
+      <w:r>
+        <w:rPr>
+          <w:rFonts w:ascii="Cambria" w:hAnsi="Cambria"/>
+        </w:rPr>
+        <w:t xml:space="preserve">Aggregation means </w:t>
+      </w:r>
+      <w:r>
+        <w:rPr>
+          <w:rFonts w:ascii="Cambria" w:hAnsi="Cambria"/>
+          <w:b/>
+          <w:bCs/>
+        </w:rPr>
+        <w:t>combining values</w:t>
+      </w:r>
+      <w:r>
+        <w:rPr>
+          <w:rFonts w:ascii="Cambria" w:hAnsi="Cambria"/>
+        </w:rPr>
+        <w:t xml:space="preserve"> to get one result.</w:t>
+      </w:r>
+    </w:p>
+    <w:p>
+      <w:pPr>
+        <w:pStyle w:val="Heading2"/>
+      </w:pPr>
+      <w:r>
+        <w:t>SUM</w:t>
+      </w:r>
+    </w:p>
+    <w:p>
+      <w:pPr>
+        <w:rPr>
+          <w:rFonts w:ascii="Cambria" w:hAnsi="Cambria"/>
+        </w:rPr>
+      </w:pPr>
+      <w:proofErr w:type="spellStart"/>
+      <w:r>
+        <w:rPr>
+          <w:rFonts w:ascii="Cambria" w:hAnsi="Cambria"/>
+        </w:rPr>
+        <w:lastRenderedPageBreak/>
+        <w:t>np.sum</w:t>
+      </w:r>
+      <w:proofErr w:type="spellEnd"/>
+      <w:r>
+        <w:rPr>
+          <w:rFonts w:ascii="Cambria" w:hAnsi="Cambria"/>
+        </w:rPr>
+        <w:t>(</w:t>
+      </w:r>
+      <w:proofErr w:type="spellStart"/>
+      <w:r>
+        <w:rPr>
+          <w:rFonts w:ascii="Cambria" w:hAnsi="Cambria"/>
+        </w:rPr>
+        <w:t>arr</w:t>
+      </w:r>
+      <w:proofErr w:type="spellEnd"/>
+      <w:r>
+        <w:rPr>
+          <w:rFonts w:ascii="Cambria" w:hAnsi="Cambria"/>
+        </w:rPr>
+        <w:t>)</w:t>
+      </w:r>
+    </w:p>
+    <w:p>
+      <w:pPr>
+        <w:pStyle w:val="Heading2"/>
+      </w:pPr>
+      <w:r>
+        <w:t>MEAN (AVERAGE)</w:t>
+      </w:r>
+    </w:p>
+    <w:p>
+      <w:pPr>
+        <w:rPr>
+          <w:rFonts w:ascii="Cambria" w:hAnsi="Cambria"/>
+        </w:rPr>
+      </w:pPr>
+      <w:proofErr w:type="spellStart"/>
+      <w:r>
+        <w:rPr>
+          <w:rFonts w:ascii="Cambria" w:hAnsi="Cambria"/>
+        </w:rPr>
+        <w:t>np.mean</w:t>
+      </w:r>
+      <w:proofErr w:type="spellEnd"/>
+      <w:r>
+        <w:rPr>
+          <w:rFonts w:ascii="Cambria" w:hAnsi="Cambria"/>
+        </w:rPr>
+        <w:t>(</w:t>
+      </w:r>
+      <w:proofErr w:type="spellStart"/>
+      <w:r>
+        <w:rPr>
+          <w:rFonts w:ascii="Cambria" w:hAnsi="Cambria"/>
+        </w:rPr>
+        <w:t>arr</w:t>
+      </w:r>
+      <w:proofErr w:type="spellEnd"/>
+      <w:r>
+        <w:rPr>
+          <w:rFonts w:ascii="Cambria" w:hAnsi="Cambria"/>
+        </w:rPr>
+        <w:t>)</w:t>
+      </w:r>
+    </w:p>
+    <w:p>
+      <w:pPr>
+        <w:pStyle w:val="Heading2"/>
+      </w:pPr>
+      <w:r>
+        <w:t>MINIMUM AND MAXIMUM</w:t>
+      </w:r>
+    </w:p>
+    <w:p>
+      <w:pPr>
+        <w:rPr>
+          <w:rFonts w:ascii="Cambria" w:hAnsi="Cambria"/>
+        </w:rPr>
+      </w:pPr>
+      <w:proofErr w:type="spellStart"/>
+      <w:r>
+        <w:rPr>
+          <w:rFonts w:ascii="Cambria" w:hAnsi="Cambria"/>
+        </w:rPr>
+        <w:t>np.min</w:t>
+      </w:r>
+      <w:proofErr w:type="spellEnd"/>
+      <w:r>
+        <w:rPr>
+          <w:rFonts w:ascii="Cambria" w:hAnsi="Cambria"/>
+        </w:rPr>
+        <w:t>(</w:t>
+      </w:r>
+      <w:proofErr w:type="spellStart"/>
+      <w:r>
+        <w:rPr>
+          <w:rFonts w:ascii="Cambria" w:hAnsi="Cambria"/>
+        </w:rPr>
+        <w:t>arr</w:t>
+      </w:r>
+      <w:proofErr w:type="spellEnd"/>
+      <w:r>
+        <w:rPr>
+          <w:rFonts w:ascii="Cambria" w:hAnsi="Cambria"/>
+        </w:rPr>
+        <w:t>)</w:t>
+      </w:r>
+    </w:p>
+    <w:p>
+      <w:pPr>
+        <w:rPr>
+          <w:rFonts w:ascii="Cambria" w:hAnsi="Cambria"/>
+        </w:rPr>
+      </w:pPr>
+      <w:proofErr w:type="spellStart"/>
+      <w:r>
+        <w:rPr>
+          <w:rFonts w:ascii="Cambria" w:hAnsi="Cambria"/>
+        </w:rPr>
+        <w:t>np.max</w:t>
+      </w:r>
+      <w:proofErr w:type="spellEnd"/>
+      <w:r>
+        <w:rPr>
+          <w:rFonts w:ascii="Cambria" w:hAnsi="Cambria"/>
+        </w:rPr>
+        <w:t>(</w:t>
+      </w:r>
+      <w:proofErr w:type="spellStart"/>
+      <w:r>
+        <w:rPr>
+          <w:rFonts w:ascii="Cambria" w:hAnsi="Cambria"/>
+        </w:rPr>
+        <w:t>arr</w:t>
+      </w:r>
+      <w:proofErr w:type="spellEnd"/>
+      <w:r>
+        <w:rPr>
+          <w:rFonts w:ascii="Cambria" w:hAnsi="Cambria"/>
+        </w:rPr>
+        <w:t>)</w:t>
+      </w:r>
+    </w:p>
+    <w:p>
+      <w:pPr>
+        <w:pStyle w:val="Heading2"/>
+      </w:pPr>
+      <w:r>
+        <w:t>STANDARD DEVIATION</w:t>
+      </w:r>
+    </w:p>
+    <w:p>
+      <w:pPr>
+        <w:rPr>
+          <w:rFonts w:ascii="Cambria" w:hAnsi="Cambria"/>
+        </w:rPr>
+      </w:pPr>
+      <w:proofErr w:type="spellStart"/>
+      <w:r>
+        <w:rPr>
+          <w:rFonts w:ascii="Cambria" w:hAnsi="Cambria"/>
+        </w:rPr>
+        <w:t>np.std</w:t>
+      </w:r>
+      <w:proofErr w:type="spellEnd"/>
+      <w:r>
+        <w:rPr>
+          <w:rFonts w:ascii="Cambria" w:hAnsi="Cambria"/>
+        </w:rPr>
+        <w:t>(</w:t>
+      </w:r>
+      <w:proofErr w:type="spellStart"/>
+      <w:r>
+        <w:rPr>
+          <w:rFonts w:ascii="Cambria" w:hAnsi="Cambria"/>
+        </w:rPr>
+        <w:t>arr</w:t>
+      </w:r>
+      <w:proofErr w:type="spellEnd"/>
+      <w:r>
+        <w:rPr>
+          <w:rFonts w:ascii="Cambria" w:hAnsi="Cambria"/>
+        </w:rPr>
+        <w:t>)</w:t>
+      </w:r>
+    </w:p>
+    <w:p>
+      <w:pPr>
+        <w:pStyle w:val="Heading2"/>
+      </w:pPr>
+      <w:r>
+        <w:t>AGGREGATION ON AXIS</w:t>
+      </w:r>
+    </w:p>
+    <w:p>
+      <w:pPr>
+        <w:rPr>
+          <w:rFonts w:ascii="Cambria" w:hAnsi="Cambria"/>
+        </w:rPr>
+      </w:pPr>
+      <w:r>
+        <w:rPr>
+          <w:rFonts w:ascii="Cambria" w:hAnsi="Cambria"/>
+        </w:rPr>
+        <w:t xml:space="preserve">arr2 = </w:t>
+      </w:r>
+      <w:proofErr w:type="spellStart"/>
+      <w:r>
+        <w:rPr>
+          <w:rFonts w:ascii="Cambria" w:hAnsi="Cambria"/>
+        </w:rPr>
+        <w:t>np.array</w:t>
+      </w:r>
+      <w:proofErr w:type="spellEnd"/>
+      <w:r>
+        <w:rPr>
+          <w:rFonts w:ascii="Cambria" w:hAnsi="Cambria"/>
+        </w:rPr>
+        <w:t>([[1,2,3],</w:t>
+      </w:r>
+    </w:p>
+    <w:p>
+      <w:pPr>
+        <w:rPr>
+          <w:rFonts w:ascii="Cambria" w:hAnsi="Cambria"/>
+        </w:rPr>
+      </w:pPr>
+      <w:r>
+        <w:rPr>
+          <w:rFonts w:ascii="Cambria" w:hAnsi="Cambria"/>
+        </w:rPr>
+        <w:t xml:space="preserve">                 [4,5,6]])</w:t>
+      </w:r>
+    </w:p>
+    <w:p>
+      <w:pPr>
+        <w:rPr>
+          <w:rFonts w:ascii="Cambria" w:hAnsi="Cambria"/>
+        </w:rPr>
+      </w:pPr>
+      <w:proofErr w:type="spellStart"/>
+      <w:r>
+        <w:rPr>
+          <w:rFonts w:ascii="Cambria" w:hAnsi="Cambria"/>
+        </w:rPr>
+        <w:t>np.sum</w:t>
+      </w:r>
+      <w:proofErr w:type="spellEnd"/>
+      <w:r>
+        <w:rPr>
+          <w:rFonts w:ascii="Cambria" w:hAnsi="Cambria"/>
+        </w:rPr>
+        <w:t>(arr2, axis=0)   # column sum</w:t>
+      </w:r>
+    </w:p>
+    <w:p>
+      <w:pPr>
+        <w:rPr>
+          <w:rFonts w:ascii="Cambria" w:hAnsi="Cambria"/>
+        </w:rPr>
+      </w:pPr>
+      <w:proofErr w:type="spellStart"/>
+      <w:r>
+        <w:rPr>
+          <w:rFonts w:ascii="Cambria" w:hAnsi="Cambria"/>
+        </w:rPr>
+        <w:t>np.sum</w:t>
+      </w:r>
+      <w:proofErr w:type="spellEnd"/>
+      <w:r>
+        <w:rPr>
+          <w:rFonts w:ascii="Cambria" w:hAnsi="Cambria"/>
+        </w:rPr>
+        <w:t>(arr2, axis=1)   # row sum</w:t>
+      </w:r>
+    </w:p>
+    <w:p>
+      <w:pPr>
+        <w:pStyle w:val="Heading1"/>
+      </w:pPr>
+      <w:r>
+        <w:t>QUICK SUMMARY</w:t>
+      </w:r>
+    </w:p>
+    <w:p>
+      <w:pPr>
+        <w:numPr>
+          <w:ilvl w:val="0"/>
+          <w:numId w:val="18"/>
+        </w:numPr>
+        <w:rPr>
+          <w:rFonts w:ascii="Cambria" w:hAnsi="Cambria"/>
+        </w:rPr>
+      </w:pPr>
+      <w:r>
+        <w:rPr>
+          <w:rFonts w:ascii="Cambria" w:hAnsi="Cambria"/>
+        </w:rPr>
+        <w:t>Access array elements using indexes</w:t>
+      </w:r>
+    </w:p>
+    <w:p>
+      <w:pPr>
+        <w:numPr>
+          <w:ilvl w:val="0"/>
+          <w:numId w:val="18"/>
+        </w:numPr>
+        <w:rPr>
+          <w:rFonts w:ascii="Cambria" w:hAnsi="Cambria"/>
+        </w:rPr>
+      </w:pPr>
+      <w:r>
+        <w:rPr>
+          <w:rFonts w:ascii="Cambria" w:hAnsi="Cambria"/>
+        </w:rPr>
+        <w:t>Manipulate arrays by reshaping and changing values</w:t>
+      </w:r>
+    </w:p>
+    <w:p>
+      <w:pPr>
+        <w:numPr>
+          <w:ilvl w:val="0"/>
+          <w:numId w:val="18"/>
+        </w:numPr>
+        <w:rPr>
+          <w:rFonts w:ascii="Cambria" w:hAnsi="Cambria"/>
+        </w:rPr>
+      </w:pPr>
+      <w:r>
+        <w:rPr>
+          <w:rFonts w:ascii="Cambria" w:hAnsi="Cambria"/>
+        </w:rPr>
+        <w:t xml:space="preserve">Aggregation helps to </w:t>
+      </w:r>
+      <w:proofErr w:type="spellStart"/>
+      <w:r>
+        <w:rPr>
+          <w:rFonts w:ascii="Cambria" w:hAnsi="Cambria"/>
+        </w:rPr>
+        <w:t>analyze</w:t>
+      </w:r>
+      <w:proofErr w:type="spellEnd"/>
+      <w:r>
+        <w:rPr>
+          <w:rFonts w:ascii="Cambria" w:hAnsi="Cambria"/>
+        </w:rPr>
+        <w:t xml:space="preserve"> data quickly</w:t>
       </w:r>
     </w:p>
     <w:p>
@@ -2379,6 +3414,602 @@
     </w:lvl>
   </w:abstractNum>
   <w:abstractNum w:abstractNumId="2" w15:restartNumberingAfterBreak="0">
+    <w:nsid w:val="15B0487C"/>
+    <w:multiLevelType w:val="multilevel"/>
+    <w:tmpl w:val="F82AEA62"/>
+    <w:lvl w:ilvl="0">
+      <w:start w:val="1"/>
+      <w:numFmt w:val="bullet"/>
+      <w:lvlText w:val=""/>
+      <w:lvlJc w:val="left"/>
+      <w:pPr>
+        <w:tabs>
+          <w:tab w:val="num" w:pos="720"/>
+        </w:tabs>
+        <w:ind w:left="720" w:hanging="360"/>
+      </w:pPr>
+      <w:rPr>
+        <w:rFonts w:ascii="Symbol" w:hAnsi="Symbol" w:hint="default"/>
+        <w:sz w:val="20"/>
+      </w:rPr>
+    </w:lvl>
+    <w:lvl w:ilvl="1" w:tentative="1">
+      <w:start w:val="1"/>
+      <w:numFmt w:val="bullet"/>
+      <w:lvlText w:val="o"/>
+      <w:lvlJc w:val="left"/>
+      <w:pPr>
+        <w:tabs>
+          <w:tab w:val="num" w:pos="1440"/>
+        </w:tabs>
+        <w:ind w:left="1440" w:hanging="360"/>
+      </w:pPr>
+      <w:rPr>
+        <w:rFonts w:ascii="Courier New" w:hAnsi="Courier New" w:hint="default"/>
+        <w:sz w:val="20"/>
+      </w:rPr>
+    </w:lvl>
+    <w:lvl w:ilvl="2" w:tentative="1">
+      <w:start w:val="1"/>
+      <w:numFmt w:val="bullet"/>
+      <w:lvlText w:val=""/>
+      <w:lvlJc w:val="left"/>
+      <w:pPr>
+        <w:tabs>
+          <w:tab w:val="num" w:pos="2160"/>
+        </w:tabs>
+        <w:ind w:left="2160" w:hanging="360"/>
+      </w:pPr>
+      <w:rPr>
+        <w:rFonts w:ascii="Wingdings" w:hAnsi="Wingdings" w:hint="default"/>
+        <w:sz w:val="20"/>
+      </w:rPr>
+    </w:lvl>
+    <w:lvl w:ilvl="3" w:tentative="1">
+      <w:start w:val="1"/>
+      <w:numFmt w:val="bullet"/>
+      <w:lvlText w:val=""/>
+      <w:lvlJc w:val="left"/>
+      <w:pPr>
+        <w:tabs>
+          <w:tab w:val="num" w:pos="2880"/>
+        </w:tabs>
+        <w:ind w:left="2880" w:hanging="360"/>
+      </w:pPr>
+      <w:rPr>
+        <w:rFonts w:ascii="Wingdings" w:hAnsi="Wingdings" w:hint="default"/>
+        <w:sz w:val="20"/>
+      </w:rPr>
+    </w:lvl>
+    <w:lvl w:ilvl="4" w:tentative="1">
+      <w:start w:val="1"/>
+      <w:numFmt w:val="bullet"/>
+      <w:lvlText w:val=""/>
+      <w:lvlJc w:val="left"/>
+      <w:pPr>
+        <w:tabs>
+          <w:tab w:val="num" w:pos="3600"/>
+        </w:tabs>
+        <w:ind w:left="3600" w:hanging="360"/>
+      </w:pPr>
+      <w:rPr>
+        <w:rFonts w:ascii="Wingdings" w:hAnsi="Wingdings" w:hint="default"/>
+        <w:sz w:val="20"/>
+      </w:rPr>
+    </w:lvl>
+    <w:lvl w:ilvl="5" w:tentative="1">
+      <w:start w:val="1"/>
+      <w:numFmt w:val="bullet"/>
+      <w:lvlText w:val=""/>
+      <w:lvlJc w:val="left"/>
+      <w:pPr>
+        <w:tabs>
+          <w:tab w:val="num" w:pos="4320"/>
+        </w:tabs>
+        <w:ind w:left="4320" w:hanging="360"/>
+      </w:pPr>
+      <w:rPr>
+        <w:rFonts w:ascii="Wingdings" w:hAnsi="Wingdings" w:hint="default"/>
+        <w:sz w:val="20"/>
+      </w:rPr>
+    </w:lvl>
+    <w:lvl w:ilvl="6" w:tentative="1">
+      <w:start w:val="1"/>
+      <w:numFmt w:val="bullet"/>
+      <w:lvlText w:val=""/>
+      <w:lvlJc w:val="left"/>
+      <w:pPr>
+        <w:tabs>
+          <w:tab w:val="num" w:pos="5040"/>
+        </w:tabs>
+        <w:ind w:left="5040" w:hanging="360"/>
+      </w:pPr>
+      <w:rPr>
+        <w:rFonts w:ascii="Wingdings" w:hAnsi="Wingdings" w:hint="default"/>
+        <w:sz w:val="20"/>
+      </w:rPr>
+    </w:lvl>
+    <w:lvl w:ilvl="7" w:tentative="1">
+      <w:start w:val="1"/>
+      <w:numFmt w:val="bullet"/>
+      <w:lvlText w:val=""/>
+      <w:lvlJc w:val="left"/>
+      <w:pPr>
+        <w:tabs>
+          <w:tab w:val="num" w:pos="5760"/>
+        </w:tabs>
+        <w:ind w:left="5760" w:hanging="360"/>
+      </w:pPr>
+      <w:rPr>
+        <w:rFonts w:ascii="Wingdings" w:hAnsi="Wingdings" w:hint="default"/>
+        <w:sz w:val="20"/>
+      </w:rPr>
+    </w:lvl>
+    <w:lvl w:ilvl="8" w:tentative="1">
+      <w:start w:val="1"/>
+      <w:numFmt w:val="bullet"/>
+      <w:lvlText w:val=""/>
+      <w:lvlJc w:val="left"/>
+      <w:pPr>
+        <w:tabs>
+          <w:tab w:val="num" w:pos="6480"/>
+        </w:tabs>
+        <w:ind w:left="6480" w:hanging="360"/>
+      </w:pPr>
+      <w:rPr>
+        <w:rFonts w:ascii="Wingdings" w:hAnsi="Wingdings" w:hint="default"/>
+        <w:sz w:val="20"/>
+      </w:rPr>
+    </w:lvl>
+  </w:abstractNum>
+  <w:abstractNum w:abstractNumId="3" w15:restartNumberingAfterBreak="0">
+    <w:nsid w:val="24730390"/>
+    <w:multiLevelType w:val="multilevel"/>
+    <w:tmpl w:val="DB084C50"/>
+    <w:lvl w:ilvl="0">
+      <w:start w:val="1"/>
+      <w:numFmt w:val="bullet"/>
+      <w:lvlText w:val=""/>
+      <w:lvlJc w:val="left"/>
+      <w:pPr>
+        <w:tabs>
+          <w:tab w:val="num" w:pos="720"/>
+        </w:tabs>
+        <w:ind w:left="720" w:hanging="360"/>
+      </w:pPr>
+      <w:rPr>
+        <w:rFonts w:ascii="Symbol" w:hAnsi="Symbol" w:hint="default"/>
+        <w:sz w:val="20"/>
+      </w:rPr>
+    </w:lvl>
+    <w:lvl w:ilvl="1" w:tentative="1">
+      <w:start w:val="1"/>
+      <w:numFmt w:val="bullet"/>
+      <w:lvlText w:val="o"/>
+      <w:lvlJc w:val="left"/>
+      <w:pPr>
+        <w:tabs>
+          <w:tab w:val="num" w:pos="1440"/>
+        </w:tabs>
+        <w:ind w:left="1440" w:hanging="360"/>
+      </w:pPr>
+      <w:rPr>
+        <w:rFonts w:ascii="Courier New" w:hAnsi="Courier New" w:hint="default"/>
+        <w:sz w:val="20"/>
+      </w:rPr>
+    </w:lvl>
+    <w:lvl w:ilvl="2" w:tentative="1">
+      <w:start w:val="1"/>
+      <w:numFmt w:val="bullet"/>
+      <w:lvlText w:val=""/>
+      <w:lvlJc w:val="left"/>
+      <w:pPr>
+        <w:tabs>
+          <w:tab w:val="num" w:pos="2160"/>
+        </w:tabs>
+        <w:ind w:left="2160" w:hanging="360"/>
+      </w:pPr>
+      <w:rPr>
+        <w:rFonts w:ascii="Wingdings" w:hAnsi="Wingdings" w:hint="default"/>
+        <w:sz w:val="20"/>
+      </w:rPr>
+    </w:lvl>
+    <w:lvl w:ilvl="3" w:tentative="1">
+      <w:start w:val="1"/>
+      <w:numFmt w:val="bullet"/>
+      <w:lvlText w:val=""/>
+      <w:lvlJc w:val="left"/>
+      <w:pPr>
+        <w:tabs>
+          <w:tab w:val="num" w:pos="2880"/>
+        </w:tabs>
+        <w:ind w:left="2880" w:hanging="360"/>
+      </w:pPr>
+      <w:rPr>
+        <w:rFonts w:ascii="Wingdings" w:hAnsi="Wingdings" w:hint="default"/>
+        <w:sz w:val="20"/>
+      </w:rPr>
+    </w:lvl>
+    <w:lvl w:ilvl="4" w:tentative="1">
+      <w:start w:val="1"/>
+      <w:numFmt w:val="bullet"/>
+      <w:lvlText w:val=""/>
+      <w:lvlJc w:val="left"/>
+      <w:pPr>
+        <w:tabs>
+          <w:tab w:val="num" w:pos="3600"/>
+        </w:tabs>
+        <w:ind w:left="3600" w:hanging="360"/>
+      </w:pPr>
+      <w:rPr>
+        <w:rFonts w:ascii="Wingdings" w:hAnsi="Wingdings" w:hint="default"/>
+        <w:sz w:val="20"/>
+      </w:rPr>
+    </w:lvl>
+    <w:lvl w:ilvl="5" w:tentative="1">
+      <w:start w:val="1"/>
+      <w:numFmt w:val="bullet"/>
+      <w:lvlText w:val=""/>
+      <w:lvlJc w:val="left"/>
+      <w:pPr>
+        <w:tabs>
+          <w:tab w:val="num" w:pos="4320"/>
+        </w:tabs>
+        <w:ind w:left="4320" w:hanging="360"/>
+      </w:pPr>
+      <w:rPr>
+        <w:rFonts w:ascii="Wingdings" w:hAnsi="Wingdings" w:hint="default"/>
+        <w:sz w:val="20"/>
+      </w:rPr>
+    </w:lvl>
+    <w:lvl w:ilvl="6" w:tentative="1">
+      <w:start w:val="1"/>
+      <w:numFmt w:val="bullet"/>
+      <w:lvlText w:val=""/>
+      <w:lvlJc w:val="left"/>
+      <w:pPr>
+        <w:tabs>
+          <w:tab w:val="num" w:pos="5040"/>
+        </w:tabs>
+        <w:ind w:left="5040" w:hanging="360"/>
+      </w:pPr>
+      <w:rPr>
+        <w:rFonts w:ascii="Wingdings" w:hAnsi="Wingdings" w:hint="default"/>
+        <w:sz w:val="20"/>
+      </w:rPr>
+    </w:lvl>
+    <w:lvl w:ilvl="7" w:tentative="1">
+      <w:start w:val="1"/>
+      <w:numFmt w:val="bullet"/>
+      <w:lvlText w:val=""/>
+      <w:lvlJc w:val="left"/>
+      <w:pPr>
+        <w:tabs>
+          <w:tab w:val="num" w:pos="5760"/>
+        </w:tabs>
+        <w:ind w:left="5760" w:hanging="360"/>
+      </w:pPr>
+      <w:rPr>
+        <w:rFonts w:ascii="Wingdings" w:hAnsi="Wingdings" w:hint="default"/>
+        <w:sz w:val="20"/>
+      </w:rPr>
+    </w:lvl>
+    <w:lvl w:ilvl="8" w:tentative="1">
+      <w:start w:val="1"/>
+      <w:numFmt w:val="bullet"/>
+      <w:lvlText w:val=""/>
+      <w:lvlJc w:val="left"/>
+      <w:pPr>
+        <w:tabs>
+          <w:tab w:val="num" w:pos="6480"/>
+        </w:tabs>
+        <w:ind w:left="6480" w:hanging="360"/>
+      </w:pPr>
+      <w:rPr>
+        <w:rFonts w:ascii="Wingdings" w:hAnsi="Wingdings" w:hint="default"/>
+        <w:sz w:val="20"/>
+      </w:rPr>
+    </w:lvl>
+  </w:abstractNum>
+  <w:abstractNum w:abstractNumId="4" w15:restartNumberingAfterBreak="0">
+    <w:nsid w:val="2D9D246F"/>
+    <w:multiLevelType w:val="multilevel"/>
+    <w:tmpl w:val="D9C86A82"/>
+    <w:lvl w:ilvl="0">
+      <w:start w:val="1"/>
+      <w:numFmt w:val="bullet"/>
+      <w:lvlText w:val=""/>
+      <w:lvlJc w:val="left"/>
+      <w:pPr>
+        <w:tabs>
+          <w:tab w:val="num" w:pos="720"/>
+        </w:tabs>
+        <w:ind w:left="720" w:hanging="360"/>
+      </w:pPr>
+      <w:rPr>
+        <w:rFonts w:ascii="Symbol" w:hAnsi="Symbol" w:hint="default"/>
+        <w:sz w:val="20"/>
+      </w:rPr>
+    </w:lvl>
+    <w:lvl w:ilvl="1" w:tentative="1">
+      <w:start w:val="1"/>
+      <w:numFmt w:val="bullet"/>
+      <w:lvlText w:val="o"/>
+      <w:lvlJc w:val="left"/>
+      <w:pPr>
+        <w:tabs>
+          <w:tab w:val="num" w:pos="1440"/>
+        </w:tabs>
+        <w:ind w:left="1440" w:hanging="360"/>
+      </w:pPr>
+      <w:rPr>
+        <w:rFonts w:ascii="Courier New" w:hAnsi="Courier New" w:hint="default"/>
+        <w:sz w:val="20"/>
+      </w:rPr>
+    </w:lvl>
+    <w:lvl w:ilvl="2" w:tentative="1">
+      <w:start w:val="1"/>
+      <w:numFmt w:val="bullet"/>
+      <w:lvlText w:val=""/>
+      <w:lvlJc w:val="left"/>
+      <w:pPr>
+        <w:tabs>
+          <w:tab w:val="num" w:pos="2160"/>
+        </w:tabs>
+        <w:ind w:left="2160" w:hanging="360"/>
+      </w:pPr>
+      <w:rPr>
+        <w:rFonts w:ascii="Wingdings" w:hAnsi="Wingdings" w:hint="default"/>
+        <w:sz w:val="20"/>
+      </w:rPr>
+    </w:lvl>
+    <w:lvl w:ilvl="3" w:tentative="1">
+      <w:start w:val="1"/>
+      <w:numFmt w:val="bullet"/>
+      <w:lvlText w:val=""/>
+      <w:lvlJc w:val="left"/>
+      <w:pPr>
+        <w:tabs>
+          <w:tab w:val="num" w:pos="2880"/>
+        </w:tabs>
+        <w:ind w:left="2880" w:hanging="360"/>
+      </w:pPr>
+      <w:rPr>
+        <w:rFonts w:ascii="Wingdings" w:hAnsi="Wingdings" w:hint="default"/>
+        <w:sz w:val="20"/>
+      </w:rPr>
+    </w:lvl>
+    <w:lvl w:ilvl="4" w:tentative="1">
+      <w:start w:val="1"/>
+      <w:numFmt w:val="bullet"/>
+      <w:lvlText w:val=""/>
+      <w:lvlJc w:val="left"/>
+      <w:pPr>
+        <w:tabs>
+          <w:tab w:val="num" w:pos="3600"/>
+        </w:tabs>
+        <w:ind w:left="3600" w:hanging="360"/>
+      </w:pPr>
+      <w:rPr>
+        <w:rFonts w:ascii="Wingdings" w:hAnsi="Wingdings" w:hint="default"/>
+        <w:sz w:val="20"/>
+      </w:rPr>
+    </w:lvl>
+    <w:lvl w:ilvl="5" w:tentative="1">
+      <w:start w:val="1"/>
+      <w:numFmt w:val="bullet"/>
+      <w:lvlText w:val=""/>
+      <w:lvlJc w:val="left"/>
+      <w:pPr>
+        <w:tabs>
+          <w:tab w:val="num" w:pos="4320"/>
+        </w:tabs>
+        <w:ind w:left="4320" w:hanging="360"/>
+      </w:pPr>
+      <w:rPr>
+        <w:rFonts w:ascii="Wingdings" w:hAnsi="Wingdings" w:hint="default"/>
+        <w:sz w:val="20"/>
+      </w:rPr>
+    </w:lvl>
+    <w:lvl w:ilvl="6" w:tentative="1">
+      <w:start w:val="1"/>
+      <w:numFmt w:val="bullet"/>
+      <w:lvlText w:val=""/>
+      <w:lvlJc w:val="left"/>
+      <w:pPr>
+        <w:tabs>
+          <w:tab w:val="num" w:pos="5040"/>
+        </w:tabs>
+        <w:ind w:left="5040" w:hanging="360"/>
+      </w:pPr>
+      <w:rPr>
+        <w:rFonts w:ascii="Wingdings" w:hAnsi="Wingdings" w:hint="default"/>
+        <w:sz w:val="20"/>
+      </w:rPr>
+    </w:lvl>
+    <w:lvl w:ilvl="7" w:tentative="1">
+      <w:start w:val="1"/>
+      <w:numFmt w:val="bullet"/>
+      <w:lvlText w:val=""/>
+      <w:lvlJc w:val="left"/>
+      <w:pPr>
+        <w:tabs>
+          <w:tab w:val="num" w:pos="5760"/>
+        </w:tabs>
+        <w:ind w:left="5760" w:hanging="360"/>
+      </w:pPr>
+      <w:rPr>
+        <w:rFonts w:ascii="Wingdings" w:hAnsi="Wingdings" w:hint="default"/>
+        <w:sz w:val="20"/>
+      </w:rPr>
+    </w:lvl>
+    <w:lvl w:ilvl="8" w:tentative="1">
+      <w:start w:val="1"/>
+      <w:numFmt w:val="bullet"/>
+      <w:lvlText w:val=""/>
+      <w:lvlJc w:val="left"/>
+      <w:pPr>
+        <w:tabs>
+          <w:tab w:val="num" w:pos="6480"/>
+        </w:tabs>
+        <w:ind w:left="6480" w:hanging="360"/>
+      </w:pPr>
+      <w:rPr>
+        <w:rFonts w:ascii="Wingdings" w:hAnsi="Wingdings" w:hint="default"/>
+        <w:sz w:val="20"/>
+      </w:rPr>
+    </w:lvl>
+  </w:abstractNum>
+  <w:abstractNum w:abstractNumId="5" w15:restartNumberingAfterBreak="0">
+    <w:nsid w:val="33D93F11"/>
+    <w:multiLevelType w:val="multilevel"/>
+    <w:tmpl w:val="73308C1C"/>
+    <w:lvl w:ilvl="0">
+      <w:start w:val="1"/>
+      <w:numFmt w:val="bullet"/>
+      <w:lvlText w:val=""/>
+      <w:lvlJc w:val="left"/>
+      <w:pPr>
+        <w:tabs>
+          <w:tab w:val="num" w:pos="720"/>
+        </w:tabs>
+        <w:ind w:left="720" w:hanging="360"/>
+      </w:pPr>
+      <w:rPr>
+        <w:rFonts w:ascii="Symbol" w:hAnsi="Symbol" w:hint="default"/>
+        <w:sz w:val="20"/>
+      </w:rPr>
+    </w:lvl>
+    <w:lvl w:ilvl="1" w:tentative="1">
+      <w:start w:val="1"/>
+      <w:numFmt w:val="bullet"/>
+      <w:lvlText w:val="o"/>
+      <w:lvlJc w:val="left"/>
+      <w:pPr>
+        <w:tabs>
+          <w:tab w:val="num" w:pos="1440"/>
+        </w:tabs>
+        <w:ind w:left="1440" w:hanging="360"/>
+      </w:pPr>
+      <w:rPr>
+        <w:rFonts w:ascii="Courier New" w:hAnsi="Courier New" w:hint="default"/>
+        <w:sz w:val="20"/>
+      </w:rPr>
+    </w:lvl>
+    <w:lvl w:ilvl="2" w:tentative="1">
+      <w:start w:val="1"/>
+      <w:numFmt w:val="bullet"/>
+      <w:lvlText w:val=""/>
+      <w:lvlJc w:val="left"/>
+      <w:pPr>
+        <w:tabs>
+          <w:tab w:val="num" w:pos="2160"/>
+        </w:tabs>
+        <w:ind w:left="2160" w:hanging="360"/>
+      </w:pPr>
+      <w:rPr>
+        <w:rFonts w:ascii="Wingdings" w:hAnsi="Wingdings" w:hint="default"/>
+        <w:sz w:val="20"/>
+      </w:rPr>
+    </w:lvl>
+    <w:lvl w:ilvl="3" w:tentative="1">
+      <w:start w:val="1"/>
+      <w:numFmt w:val="bullet"/>
+      <w:lvlText w:val=""/>
+      <w:lvlJc w:val="left"/>
+      <w:pPr>
+        <w:tabs>
+          <w:tab w:val="num" w:pos="2880"/>
+        </w:tabs>
+        <w:ind w:left="2880" w:hanging="360"/>
+      </w:pPr>
+      <w:rPr>
+        <w:rFonts w:ascii="Wingdings" w:hAnsi="Wingdings" w:hint="default"/>
+        <w:sz w:val="20"/>
+      </w:rPr>
+    </w:lvl>
+    <w:lvl w:ilvl="4" w:tentative="1">
+      <w:start w:val="1"/>
+      <w:numFmt w:val="bullet"/>
+      <w:lvlText w:val=""/>
+      <w:lvlJc w:val="left"/>
+      <w:pPr>
+        <w:tabs>
+          <w:tab w:val="num" w:pos="3600"/>
+        </w:tabs>
+        <w:ind w:left="3600" w:hanging="360"/>
+      </w:pPr>
+      <w:rPr>
+        <w:rFonts w:ascii="Wingdings" w:hAnsi="Wingdings" w:hint="default"/>
+        <w:sz w:val="20"/>
+      </w:rPr>
+    </w:lvl>
+    <w:lvl w:ilvl="5" w:tentative="1">
+      <w:start w:val="1"/>
+      <w:numFmt w:val="bullet"/>
+      <w:lvlText w:val=""/>
+      <w:lvlJc w:val="left"/>
+      <w:pPr>
+        <w:tabs>
+          <w:tab w:val="num" w:pos="4320"/>
+        </w:tabs>
+        <w:ind w:left="4320" w:hanging="360"/>
+      </w:pPr>
+      <w:rPr>
+        <w:rFonts w:ascii="Wingdings" w:hAnsi="Wingdings" w:hint="default"/>
+        <w:sz w:val="20"/>
+      </w:rPr>
+    </w:lvl>
+    <w:lvl w:ilvl="6" w:tentative="1">
+      <w:start w:val="1"/>
+      <w:numFmt w:val="bullet"/>
+      <w:lvlText w:val=""/>
+      <w:lvlJc w:val="left"/>
+      <w:pPr>
+        <w:tabs>
+          <w:tab w:val="num" w:pos="5040"/>
+        </w:tabs>
+        <w:ind w:left="5040" w:hanging="360"/>
+      </w:pPr>
+      <w:rPr>
+        <w:rFonts w:ascii="Wingdings" w:hAnsi="Wingdings" w:hint="default"/>
+        <w:sz w:val="20"/>
+      </w:rPr>
+    </w:lvl>
+    <w:lvl w:ilvl="7" w:tentative="1">
+      <w:start w:val="1"/>
+      <w:numFmt w:val="bullet"/>
+      <w:lvlText w:val=""/>
+      <w:lvlJc w:val="left"/>
+      <w:pPr>
+        <w:tabs>
+          <w:tab w:val="num" w:pos="5760"/>
+        </w:tabs>
+        <w:ind w:left="5760" w:hanging="360"/>
+      </w:pPr>
+      <w:rPr>
+        <w:rFonts w:ascii="Wingdings" w:hAnsi="Wingdings" w:hint="default"/>
+        <w:sz w:val="20"/>
+      </w:rPr>
+    </w:lvl>
+    <w:lvl w:ilvl="8" w:tentative="1">
+      <w:start w:val="1"/>
+      <w:numFmt w:val="bullet"/>
+      <w:lvlText w:val=""/>
+      <w:lvlJc w:val="left"/>
+      <w:pPr>
+        <w:tabs>
+          <w:tab w:val="num" w:pos="6480"/>
+        </w:tabs>
+        <w:ind w:left="6480" w:hanging="360"/>
+      </w:pPr>
+      <w:rPr>
+        <w:rFonts w:ascii="Wingdings" w:hAnsi="Wingdings" w:hint="default"/>
+        <w:sz w:val="20"/>
+      </w:rPr>
+    </w:lvl>
+  </w:abstractNum>
+  <w:abstractNum w:abstractNumId="6" w15:restartNumberingAfterBreak="0">
     <w:nsid w:val="35180B28"/>
     <w:multiLevelType w:val="multilevel"/>
     <w:tmpl w:val="3E92B0DC"/>
@@ -2527,7 +4158,7 @@
       </w:rPr>
     </w:lvl>
   </w:abstractNum>
-  <w:abstractNum w:abstractNumId="3" w15:restartNumberingAfterBreak="0">
+  <w:abstractNum w:abstractNumId="7" w15:restartNumberingAfterBreak="0">
     <w:nsid w:val="3EB61E95"/>
     <w:multiLevelType w:val="multilevel"/>
     <w:tmpl w:val="FDAA2096"/>
@@ -2676,7 +4307,156 @@
       </w:rPr>
     </w:lvl>
   </w:abstractNum>
-  <w:abstractNum w:abstractNumId="4" w15:restartNumberingAfterBreak="0">
+  <w:abstractNum w:abstractNumId="8" w15:restartNumberingAfterBreak="0">
+    <w:nsid w:val="48DB4222"/>
+    <w:multiLevelType w:val="multilevel"/>
+    <w:tmpl w:val="ABC89DAC"/>
+    <w:lvl w:ilvl="0">
+      <w:start w:val="1"/>
+      <w:numFmt w:val="bullet"/>
+      <w:lvlText w:val=""/>
+      <w:lvlJc w:val="left"/>
+      <w:pPr>
+        <w:tabs>
+          <w:tab w:val="num" w:pos="720"/>
+        </w:tabs>
+        <w:ind w:left="720" w:hanging="360"/>
+      </w:pPr>
+      <w:rPr>
+        <w:rFonts w:ascii="Symbol" w:hAnsi="Symbol" w:hint="default"/>
+        <w:sz w:val="20"/>
+      </w:rPr>
+    </w:lvl>
+    <w:lvl w:ilvl="1" w:tentative="1">
+      <w:start w:val="1"/>
+      <w:numFmt w:val="bullet"/>
+      <w:lvlText w:val="o"/>
+      <w:lvlJc w:val="left"/>
+      <w:pPr>
+        <w:tabs>
+          <w:tab w:val="num" w:pos="1440"/>
+        </w:tabs>
+        <w:ind w:left="1440" w:hanging="360"/>
+      </w:pPr>
+      <w:rPr>
+        <w:rFonts w:ascii="Courier New" w:hAnsi="Courier New" w:hint="default"/>
+        <w:sz w:val="20"/>
+      </w:rPr>
+    </w:lvl>
+    <w:lvl w:ilvl="2" w:tentative="1">
+      <w:start w:val="1"/>
+      <w:numFmt w:val="bullet"/>
+      <w:lvlText w:val=""/>
+      <w:lvlJc w:val="left"/>
+      <w:pPr>
+        <w:tabs>
+          <w:tab w:val="num" w:pos="2160"/>
+        </w:tabs>
+        <w:ind w:left="2160" w:hanging="360"/>
+      </w:pPr>
+      <w:rPr>
+        <w:rFonts w:ascii="Wingdings" w:hAnsi="Wingdings" w:hint="default"/>
+        <w:sz w:val="20"/>
+      </w:rPr>
+    </w:lvl>
+    <w:lvl w:ilvl="3" w:tentative="1">
+      <w:start w:val="1"/>
+      <w:numFmt w:val="bullet"/>
+      <w:lvlText w:val=""/>
+      <w:lvlJc w:val="left"/>
+      <w:pPr>
+        <w:tabs>
+          <w:tab w:val="num" w:pos="2880"/>
+        </w:tabs>
+        <w:ind w:left="2880" w:hanging="360"/>
+      </w:pPr>
+      <w:rPr>
+        <w:rFonts w:ascii="Wingdings" w:hAnsi="Wingdings" w:hint="default"/>
+        <w:sz w:val="20"/>
+      </w:rPr>
+    </w:lvl>
+    <w:lvl w:ilvl="4" w:tentative="1">
+      <w:start w:val="1"/>
+      <w:numFmt w:val="bullet"/>
+      <w:lvlText w:val=""/>
+      <w:lvlJc w:val="left"/>
+      <w:pPr>
+        <w:tabs>
+          <w:tab w:val="num" w:pos="3600"/>
+        </w:tabs>
+        <w:ind w:left="3600" w:hanging="360"/>
+      </w:pPr>
+      <w:rPr>
+        <w:rFonts w:ascii="Wingdings" w:hAnsi="Wingdings" w:hint="default"/>
+        <w:sz w:val="20"/>
+      </w:rPr>
+    </w:lvl>
+    <w:lvl w:ilvl="5" w:tentative="1">
+      <w:start w:val="1"/>
+      <w:numFmt w:val="bullet"/>
+      <w:lvlText w:val=""/>
+      <w:lvlJc w:val="left"/>
+      <w:pPr>
+        <w:tabs>
+          <w:tab w:val="num" w:pos="4320"/>
+        </w:tabs>
+        <w:ind w:left="4320" w:hanging="360"/>
+      </w:pPr>
+      <w:rPr>
+        <w:rFonts w:ascii="Wingdings" w:hAnsi="Wingdings" w:hint="default"/>
+        <w:sz w:val="20"/>
+      </w:rPr>
+    </w:lvl>
+    <w:lvl w:ilvl="6" w:tentative="1">
+      <w:start w:val="1"/>
+      <w:numFmt w:val="bullet"/>
+      <w:lvlText w:val=""/>
+      <w:lvlJc w:val="left"/>
+      <w:pPr>
+        <w:tabs>
+          <w:tab w:val="num" w:pos="5040"/>
+        </w:tabs>
+        <w:ind w:left="5040" w:hanging="360"/>
+      </w:pPr>
+      <w:rPr>
+        <w:rFonts w:ascii="Wingdings" w:hAnsi="Wingdings" w:hint="default"/>
+        <w:sz w:val="20"/>
+      </w:rPr>
+    </w:lvl>
+    <w:lvl w:ilvl="7" w:tentative="1">
+      <w:start w:val="1"/>
+      <w:numFmt w:val="bullet"/>
+      <w:lvlText w:val=""/>
+      <w:lvlJc w:val="left"/>
+      <w:pPr>
+        <w:tabs>
+          <w:tab w:val="num" w:pos="5760"/>
+        </w:tabs>
+        <w:ind w:left="5760" w:hanging="360"/>
+      </w:pPr>
+      <w:rPr>
+        <w:rFonts w:ascii="Wingdings" w:hAnsi="Wingdings" w:hint="default"/>
+        <w:sz w:val="20"/>
+      </w:rPr>
+    </w:lvl>
+    <w:lvl w:ilvl="8" w:tentative="1">
+      <w:start w:val="1"/>
+      <w:numFmt w:val="bullet"/>
+      <w:lvlText w:val=""/>
+      <w:lvlJc w:val="left"/>
+      <w:pPr>
+        <w:tabs>
+          <w:tab w:val="num" w:pos="6480"/>
+        </w:tabs>
+        <w:ind w:left="6480" w:hanging="360"/>
+      </w:pPr>
+      <w:rPr>
+        <w:rFonts w:ascii="Wingdings" w:hAnsi="Wingdings" w:hint="default"/>
+        <w:sz w:val="20"/>
+      </w:rPr>
+    </w:lvl>
+  </w:abstractNum>
+  <w:abstractNum w:abstractNumId="9" w15:restartNumberingAfterBreak="0">
     <w:nsid w:val="5D2103E0"/>
     <w:multiLevelType w:val="multilevel"/>
     <w:tmpl w:val="C44AD954"/>
@@ -2825,7 +4605,156 @@
       </w:rPr>
     </w:lvl>
   </w:abstractNum>
-  <w:abstractNum w:abstractNumId="5" w15:restartNumberingAfterBreak="0">
+  <w:abstractNum w:abstractNumId="10" w15:restartNumberingAfterBreak="0">
+    <w:nsid w:val="5DE1504C"/>
+    <w:multiLevelType w:val="multilevel"/>
+    <w:tmpl w:val="8A568E4E"/>
+    <w:lvl w:ilvl="0">
+      <w:start w:val="1"/>
+      <w:numFmt w:val="bullet"/>
+      <w:lvlText w:val=""/>
+      <w:lvlJc w:val="left"/>
+      <w:pPr>
+        <w:tabs>
+          <w:tab w:val="num" w:pos="720"/>
+        </w:tabs>
+        <w:ind w:left="720" w:hanging="360"/>
+      </w:pPr>
+      <w:rPr>
+        <w:rFonts w:ascii="Symbol" w:hAnsi="Symbol" w:hint="default"/>
+        <w:sz w:val="20"/>
+      </w:rPr>
+    </w:lvl>
+    <w:lvl w:ilvl="1" w:tentative="1">
+      <w:start w:val="1"/>
+      <w:numFmt w:val="bullet"/>
+      <w:lvlText w:val="o"/>
+      <w:lvlJc w:val="left"/>
+      <w:pPr>
+        <w:tabs>
+          <w:tab w:val="num" w:pos="1440"/>
+        </w:tabs>
+        <w:ind w:left="1440" w:hanging="360"/>
+      </w:pPr>
+      <w:rPr>
+        <w:rFonts w:ascii="Courier New" w:hAnsi="Courier New" w:hint="default"/>
+        <w:sz w:val="20"/>
+      </w:rPr>
+    </w:lvl>
+    <w:lvl w:ilvl="2" w:tentative="1">
+      <w:start w:val="1"/>
+      <w:numFmt w:val="bullet"/>
+      <w:lvlText w:val=""/>
+      <w:lvlJc w:val="left"/>
+      <w:pPr>
+        <w:tabs>
+          <w:tab w:val="num" w:pos="2160"/>
+        </w:tabs>
+        <w:ind w:left="2160" w:hanging="360"/>
+      </w:pPr>
+      <w:rPr>
+        <w:rFonts w:ascii="Wingdings" w:hAnsi="Wingdings" w:hint="default"/>
+        <w:sz w:val="20"/>
+      </w:rPr>
+    </w:lvl>
+    <w:lvl w:ilvl="3" w:tentative="1">
+      <w:start w:val="1"/>
+      <w:numFmt w:val="bullet"/>
+      <w:lvlText w:val=""/>
+      <w:lvlJc w:val="left"/>
+      <w:pPr>
+        <w:tabs>
+          <w:tab w:val="num" w:pos="2880"/>
+        </w:tabs>
+        <w:ind w:left="2880" w:hanging="360"/>
+      </w:pPr>
+      <w:rPr>
+        <w:rFonts w:ascii="Wingdings" w:hAnsi="Wingdings" w:hint="default"/>
+        <w:sz w:val="20"/>
+      </w:rPr>
+    </w:lvl>
+    <w:lvl w:ilvl="4" w:tentative="1">
+      <w:start w:val="1"/>
+      <w:numFmt w:val="bullet"/>
+      <w:lvlText w:val=""/>
+      <w:lvlJc w:val="left"/>
+      <w:pPr>
+        <w:tabs>
+          <w:tab w:val="num" w:pos="3600"/>
+        </w:tabs>
+        <w:ind w:left="3600" w:hanging="360"/>
+      </w:pPr>
+      <w:rPr>
+        <w:rFonts w:ascii="Wingdings" w:hAnsi="Wingdings" w:hint="default"/>
+        <w:sz w:val="20"/>
+      </w:rPr>
+    </w:lvl>
+    <w:lvl w:ilvl="5" w:tentative="1">
+      <w:start w:val="1"/>
+      <w:numFmt w:val="bullet"/>
+      <w:lvlText w:val=""/>
+      <w:lvlJc w:val="left"/>
+      <w:pPr>
+        <w:tabs>
+          <w:tab w:val="num" w:pos="4320"/>
+        </w:tabs>
+        <w:ind w:left="4320" w:hanging="360"/>
+      </w:pPr>
+      <w:rPr>
+        <w:rFonts w:ascii="Wingdings" w:hAnsi="Wingdings" w:hint="default"/>
+        <w:sz w:val="20"/>
+      </w:rPr>
+    </w:lvl>
+    <w:lvl w:ilvl="6" w:tentative="1">
+      <w:start w:val="1"/>
+      <w:numFmt w:val="bullet"/>
+      <w:lvlText w:val=""/>
+      <w:lvlJc w:val="left"/>
+      <w:pPr>
+        <w:tabs>
+          <w:tab w:val="num" w:pos="5040"/>
+        </w:tabs>
+        <w:ind w:left="5040" w:hanging="360"/>
+      </w:pPr>
+      <w:rPr>
+        <w:rFonts w:ascii="Wingdings" w:hAnsi="Wingdings" w:hint="default"/>
+        <w:sz w:val="20"/>
+      </w:rPr>
+    </w:lvl>
+    <w:lvl w:ilvl="7" w:tentative="1">
+      <w:start w:val="1"/>
+      <w:numFmt w:val="bullet"/>
+      <w:lvlText w:val=""/>
+      <w:lvlJc w:val="left"/>
+      <w:pPr>
+        <w:tabs>
+          <w:tab w:val="num" w:pos="5760"/>
+        </w:tabs>
+        <w:ind w:left="5760" w:hanging="360"/>
+      </w:pPr>
+      <w:rPr>
+        <w:rFonts w:ascii="Wingdings" w:hAnsi="Wingdings" w:hint="default"/>
+        <w:sz w:val="20"/>
+      </w:rPr>
+    </w:lvl>
+    <w:lvl w:ilvl="8" w:tentative="1">
+      <w:start w:val="1"/>
+      <w:numFmt w:val="bullet"/>
+      <w:lvlText w:val=""/>
+      <w:lvlJc w:val="left"/>
+      <w:pPr>
+        <w:tabs>
+          <w:tab w:val="num" w:pos="6480"/>
+        </w:tabs>
+        <w:ind w:left="6480" w:hanging="360"/>
+      </w:pPr>
+      <w:rPr>
+        <w:rFonts w:ascii="Wingdings" w:hAnsi="Wingdings" w:hint="default"/>
+        <w:sz w:val="20"/>
+      </w:rPr>
+    </w:lvl>
+  </w:abstractNum>
+  <w:abstractNum w:abstractNumId="11" w15:restartNumberingAfterBreak="0">
     <w:nsid w:val="61A418D1"/>
     <w:multiLevelType w:val="multilevel"/>
     <w:tmpl w:val="9A6223A0"/>
@@ -2974,7 +4903,7 @@
       </w:rPr>
     </w:lvl>
   </w:abstractNum>
-  <w:abstractNum w:abstractNumId="6" w15:restartNumberingAfterBreak="0">
+  <w:abstractNum w:abstractNumId="12" w15:restartNumberingAfterBreak="0">
     <w:nsid w:val="645558EF"/>
     <w:multiLevelType w:val="multilevel"/>
     <w:tmpl w:val="328EBC42"/>
@@ -3123,7 +5052,7 @@
       </w:rPr>
     </w:lvl>
   </w:abstractNum>
-  <w:abstractNum w:abstractNumId="7" w15:restartNumberingAfterBreak="0">
+  <w:abstractNum w:abstractNumId="13" w15:restartNumberingAfterBreak="0">
     <w:nsid w:val="6AC9743B"/>
     <w:multiLevelType w:val="multilevel"/>
     <w:tmpl w:val="BC28D77A"/>
@@ -3272,7 +5201,7 @@
       </w:rPr>
     </w:lvl>
   </w:abstractNum>
-  <w:abstractNum w:abstractNumId="8" w15:restartNumberingAfterBreak="0">
+  <w:abstractNum w:abstractNumId="14" w15:restartNumberingAfterBreak="0">
     <w:nsid w:val="72F2767E"/>
     <w:multiLevelType w:val="multilevel"/>
     <w:tmpl w:val="3AC29F1C"/>
@@ -3421,7 +5350,7 @@
       </w:rPr>
     </w:lvl>
   </w:abstractNum>
-  <w:abstractNum w:abstractNumId="9" w15:restartNumberingAfterBreak="0">
+  <w:abstractNum w:abstractNumId="15" w15:restartNumberingAfterBreak="0">
     <w:nsid w:val="76724153"/>
     <w:multiLevelType w:val="multilevel"/>
     <w:tmpl w:val="B0844D56"/>
@@ -3570,7 +5499,7 @@
       </w:rPr>
     </w:lvl>
   </w:abstractNum>
-  <w:abstractNum w:abstractNumId="10" w15:restartNumberingAfterBreak="0">
+  <w:abstractNum w:abstractNumId="16" w15:restartNumberingAfterBreak="0">
     <w:nsid w:val="7A6C5447"/>
     <w:multiLevelType w:val="multilevel"/>
     <w:tmpl w:val="BD5ADDC0"/>
@@ -3719,7 +5648,7 @@
       </w:rPr>
     </w:lvl>
   </w:abstractNum>
-  <w:abstractNum w:abstractNumId="11" w15:restartNumberingAfterBreak="0">
+  <w:abstractNum w:abstractNumId="17" w15:restartNumberingAfterBreak="0">
     <w:nsid w:val="7AD2165E"/>
     <w:multiLevelType w:val="multilevel"/>
     <w:tmpl w:val="AFB8D41E"/>
@@ -3869,22 +5798,22 @@
     </w:lvl>
   </w:abstractNum>
   <w:num w:numId="1" w16cid:durableId="1463157988">
-    <w:abstractNumId w:val="6"/>
+    <w:abstractNumId w:val="12"/>
   </w:num>
   <w:num w:numId="2" w16cid:durableId="376592289">
-    <w:abstractNumId w:val="5"/>
+    <w:abstractNumId w:val="11"/>
   </w:num>
   <w:num w:numId="3" w16cid:durableId="1364478848">
-    <w:abstractNumId w:val="10"/>
+    <w:abstractNumId w:val="16"/>
   </w:num>
   <w:num w:numId="4" w16cid:durableId="349452070">
-    <w:abstractNumId w:val="4"/>
+    <w:abstractNumId w:val="9"/>
   </w:num>
   <w:num w:numId="5" w16cid:durableId="886406834">
-    <w:abstractNumId w:val="8"/>
+    <w:abstractNumId w:val="14"/>
   </w:num>
   <w:num w:numId="6" w16cid:durableId="1253007563">
-    <w:abstractNumId w:val="3"/>
+    <w:abstractNumId w:val="7"/>
   </w:num>
   <w:num w:numId="7" w16cid:durableId="1934167680">
     <w:abstractNumId w:val="1"/>
@@ -3893,16 +5822,34 @@
     <w:abstractNumId w:val="0"/>
   </w:num>
   <w:num w:numId="9" w16cid:durableId="813526029">
-    <w:abstractNumId w:val="9"/>
+    <w:abstractNumId w:val="15"/>
   </w:num>
   <w:num w:numId="10" w16cid:durableId="224419428">
-    <w:abstractNumId w:val="11"/>
+    <w:abstractNumId w:val="17"/>
   </w:num>
   <w:num w:numId="11" w16cid:durableId="2006010639">
-    <w:abstractNumId w:val="7"/>
+    <w:abstractNumId w:val="13"/>
   </w:num>
   <w:num w:numId="12" w16cid:durableId="967005824">
+    <w:abstractNumId w:val="6"/>
+  </w:num>
+  <w:num w:numId="13" w16cid:durableId="951588902">
+    <w:abstractNumId w:val="5"/>
+  </w:num>
+  <w:num w:numId="14" w16cid:durableId="1164467663">
+    <w:abstractNumId w:val="4"/>
+  </w:num>
+  <w:num w:numId="15" w16cid:durableId="389110608">
     <w:abstractNumId w:val="2"/>
+  </w:num>
+  <w:num w:numId="16" w16cid:durableId="1419012624">
+    <w:abstractNumId w:val="10"/>
+  </w:num>
+  <w:num w:numId="17" w16cid:durableId="1011294394">
+    <w:abstractNumId w:val="8"/>
+  </w:num>
+  <w:num w:numId="18" w16cid:durableId="195434517">
+    <w:abstractNumId w:val="3"/>
   </w:num>
 </w:numbering>
 </file>

--- a/Section-13.docx
+++ b/Section-13.docx
@@ -1013,6 +1013,7 @@
       <w:r>
         <w:rPr>
           <w:rFonts w:ascii="Cambria" w:hAnsi="Cambria"/>
+          <w:caps w:val="0"/>
           <w:sz w:val="20"/>
           <w:szCs w:val="20"/>
         </w:rPr>
@@ -1029,7 +1030,7 @@
         <w:rPr>
           <w:rFonts w:ascii="Cambria" w:hAnsi="Cambria"/>
         </w:rPr>
-        <w:t>NumPy provides many useful functions to work with arrays easily.</w:t>
+        <w:t>NUMPY PROVIDES MANY USEFUL FUNCTIONS TO WORK WITH ARRAYS EASILY.</w:t>
       </w:r>
     </w:p>
     <w:p>
@@ -1042,6 +1043,7 @@
       <w:r>
         <w:rPr>
           <w:rFonts w:ascii="Cambria" w:hAnsi="Cambria"/>
+          <w:caps w:val="0"/>
         </w:rPr>
         <w:t>CREATING NUMPY ARRAYS</w:t>
       </w:r>
@@ -1056,83 +1058,48 @@
       <w:r>
         <w:rPr>
           <w:rFonts w:ascii="Cambria" w:hAnsi="Cambria"/>
-        </w:rPr>
-        <w:t>array()</w:t>
-      </w:r>
-    </w:p>
-    <w:p>
-      <w:pPr>
-        <w:rPr>
-          <w:rFonts w:ascii="Cambria" w:hAnsi="Cambria"/>
-        </w:rPr>
-      </w:pPr>
-      <w:r>
-        <w:rPr>
-          <w:rFonts w:ascii="Cambria" w:hAnsi="Cambria"/>
-        </w:rPr>
-        <w:t>Creates an array from a list or tuple.</w:t>
-      </w:r>
-    </w:p>
-    <w:p>
-      <w:pPr>
-        <w:rPr>
-          <w:rFonts w:ascii="Cambria" w:hAnsi="Cambria"/>
-        </w:rPr>
-      </w:pPr>
-      <w:r>
-        <w:rPr>
-          <w:rFonts w:ascii="Cambria" w:hAnsi="Cambria"/>
-        </w:rPr>
-        <w:t xml:space="preserve">import </w:t>
-      </w:r>
-      <w:proofErr w:type="spellStart"/>
-      <w:r>
-        <w:rPr>
-          <w:rFonts w:ascii="Cambria" w:hAnsi="Cambria"/>
-        </w:rPr>
-        <w:t>numpy</w:t>
-      </w:r>
-      <w:proofErr w:type="spellEnd"/>
-      <w:r>
-        <w:rPr>
-          <w:rFonts w:ascii="Cambria" w:hAnsi="Cambria"/>
-        </w:rPr>
-        <w:t xml:space="preserve"> as np</w:t>
-      </w:r>
-    </w:p>
-    <w:p>
-      <w:pPr>
-        <w:rPr>
-          <w:rFonts w:ascii="Cambria" w:hAnsi="Cambria"/>
-        </w:rPr>
-      </w:pPr>
-      <w:proofErr w:type="spellStart"/>
-      <w:r>
-        <w:rPr>
-          <w:rFonts w:ascii="Cambria" w:hAnsi="Cambria"/>
-        </w:rPr>
-        <w:t>arr</w:t>
-      </w:r>
-      <w:proofErr w:type="spellEnd"/>
-      <w:r>
-        <w:rPr>
-          <w:rFonts w:ascii="Cambria" w:hAnsi="Cambria"/>
-        </w:rPr>
-        <w:t xml:space="preserve"> = </w:t>
-      </w:r>
-      <w:proofErr w:type="spellStart"/>
-      <w:r>
-        <w:rPr>
-          <w:rFonts w:ascii="Cambria" w:hAnsi="Cambria"/>
-        </w:rPr>
-        <w:t>np.array</w:t>
-      </w:r>
-      <w:proofErr w:type="spellEnd"/>
-      <w:r>
-        <w:rPr>
-          <w:rFonts w:ascii="Cambria" w:hAnsi="Cambria"/>
-        </w:rPr>
-        <w:t>([1, 2, 3, 4])</w:t>
+          <w:caps w:val="0"/>
+        </w:rPr>
+        <w:t>ARRAY()</w:t>
+      </w:r>
+    </w:p>
+    <w:p>
+      <w:pPr>
+        <w:rPr>
+          <w:rFonts w:ascii="Cambria" w:hAnsi="Cambria"/>
+        </w:rPr>
+      </w:pPr>
+      <w:r>
+        <w:rPr>
+          <w:rFonts w:ascii="Cambria" w:hAnsi="Cambria"/>
+        </w:rPr>
+        <w:t>CREATES AN ARRAY FROM A LIST OR TUPLE.</w:t>
+      </w:r>
+    </w:p>
+    <w:p>
+      <w:pPr>
+        <w:rPr>
+          <w:rFonts w:ascii="Cambria" w:hAnsi="Cambria"/>
+        </w:rPr>
+      </w:pPr>
+      <w:r>
+        <w:rPr>
+          <w:rFonts w:ascii="Cambria" w:hAnsi="Cambria"/>
+        </w:rPr>
+        <w:t>IMPORT NUMPY AS NP</w:t>
+      </w:r>
+    </w:p>
+    <w:p>
+      <w:pPr>
+        <w:rPr>
+          <w:rFonts w:ascii="Cambria" w:hAnsi="Cambria"/>
+        </w:rPr>
+      </w:pPr>
+      <w:r>
+        <w:rPr>
+          <w:rFonts w:ascii="Cambria" w:hAnsi="Cambria"/>
+        </w:rPr>
+        <w:t>ARR = NP.ARRAY([1, 2, 3, 4])</w:t>
       </w:r>
     </w:p>
     <w:p>
@@ -1145,21 +1112,22 @@
       <w:r>
         <w:rPr>
           <w:rFonts w:ascii="Cambria" w:hAnsi="Cambria"/>
-        </w:rPr>
-        <w:t>zeros()</w:t>
-      </w:r>
-    </w:p>
-    <w:p>
-      <w:pPr>
-        <w:rPr>
-          <w:rFonts w:ascii="Cambria" w:hAnsi="Cambria"/>
-        </w:rPr>
-      </w:pPr>
-      <w:r>
-        <w:rPr>
-          <w:rFonts w:ascii="Cambria" w:hAnsi="Cambria"/>
-        </w:rPr>
-        <w:t xml:space="preserve">Creates an array filled with </w:t>
+          <w:caps w:val="0"/>
+        </w:rPr>
+        <w:t>ZEROS()</w:t>
+      </w:r>
+    </w:p>
+    <w:p>
+      <w:pPr>
+        <w:rPr>
+          <w:rFonts w:ascii="Cambria" w:hAnsi="Cambria"/>
+        </w:rPr>
+      </w:pPr>
+      <w:r>
+        <w:rPr>
+          <w:rFonts w:ascii="Cambria" w:hAnsi="Cambria"/>
+        </w:rPr>
+        <w:t xml:space="preserve">CREATES AN ARRAY FILLED WITH </w:t>
       </w:r>
       <w:r>
         <w:rPr>
@@ -1176,41 +1144,25 @@
           <w:rFonts w:ascii="Cambria" w:hAnsi="Cambria"/>
         </w:rPr>
       </w:pPr>
-      <w:proofErr w:type="spellStart"/>
-      <w:r>
-        <w:rPr>
-          <w:rFonts w:ascii="Cambria" w:hAnsi="Cambria"/>
-        </w:rPr>
-        <w:t>np.zeros</w:t>
-      </w:r>
-      <w:proofErr w:type="spellEnd"/>
-      <w:r>
-        <w:rPr>
-          <w:rFonts w:ascii="Cambria" w:hAnsi="Cambria"/>
-        </w:rPr>
-        <w:t>(5)</w:t>
-      </w:r>
-    </w:p>
-    <w:p>
-      <w:pPr>
-        <w:rPr>
-          <w:rFonts w:ascii="Cambria" w:hAnsi="Cambria"/>
-        </w:rPr>
-      </w:pPr>
-      <w:proofErr w:type="spellStart"/>
+      <w:r>
+        <w:rPr>
+          <w:rFonts w:ascii="Cambria" w:hAnsi="Cambria"/>
+        </w:rPr>
+        <w:t>NP.ZEROS(5)</w:t>
+      </w:r>
+    </w:p>
+    <w:p>
+      <w:pPr>
+        <w:rPr>
+          <w:rFonts w:ascii="Cambria" w:hAnsi="Cambria"/>
+        </w:rPr>
+      </w:pPr>
       <w:r>
         <w:rPr>
           <w:rFonts w:ascii="Cambria" w:hAnsi="Cambria"/>
         </w:rPr>
         <w:lastRenderedPageBreak/>
-        <w:t>np.zeros</w:t>
-      </w:r>
-      <w:proofErr w:type="spellEnd"/>
-      <w:r>
-        <w:rPr>
-          <w:rFonts w:ascii="Cambria" w:hAnsi="Cambria"/>
-        </w:rPr>
-        <w:t>((2,3))</w:t>
+        <w:t>NP.ZEROS((2,3))</w:t>
       </w:r>
     </w:p>
     <w:p>
@@ -1223,21 +1175,22 @@
       <w:r>
         <w:rPr>
           <w:rFonts w:ascii="Cambria" w:hAnsi="Cambria"/>
-        </w:rPr>
-        <w:t>ones()</w:t>
-      </w:r>
-    </w:p>
-    <w:p>
-      <w:pPr>
-        <w:rPr>
-          <w:rFonts w:ascii="Cambria" w:hAnsi="Cambria"/>
-        </w:rPr>
-      </w:pPr>
-      <w:r>
-        <w:rPr>
-          <w:rFonts w:ascii="Cambria" w:hAnsi="Cambria"/>
-        </w:rPr>
-        <w:t xml:space="preserve">Creates an array filled with </w:t>
+          <w:caps w:val="0"/>
+        </w:rPr>
+        <w:t>ONES()</w:t>
+      </w:r>
+    </w:p>
+    <w:p>
+      <w:pPr>
+        <w:rPr>
+          <w:rFonts w:ascii="Cambria" w:hAnsi="Cambria"/>
+        </w:rPr>
+      </w:pPr>
+      <w:r>
+        <w:rPr>
+          <w:rFonts w:ascii="Cambria" w:hAnsi="Cambria"/>
+        </w:rPr>
+        <w:t xml:space="preserve">CREATES AN ARRAY FILLED WITH </w:t>
       </w:r>
       <w:r>
         <w:rPr>
@@ -1254,40 +1207,24 @@
           <w:rFonts w:ascii="Cambria" w:hAnsi="Cambria"/>
         </w:rPr>
       </w:pPr>
-      <w:proofErr w:type="spellStart"/>
-      <w:r>
-        <w:rPr>
-          <w:rFonts w:ascii="Cambria" w:hAnsi="Cambria"/>
-        </w:rPr>
-        <w:t>np.ones</w:t>
-      </w:r>
-      <w:proofErr w:type="spellEnd"/>
-      <w:r>
-        <w:rPr>
-          <w:rFonts w:ascii="Cambria" w:hAnsi="Cambria"/>
-        </w:rPr>
-        <w:t>(4)</w:t>
-      </w:r>
-    </w:p>
-    <w:p>
-      <w:pPr>
-        <w:rPr>
-          <w:rFonts w:ascii="Cambria" w:hAnsi="Cambria"/>
-        </w:rPr>
-      </w:pPr>
-      <w:proofErr w:type="spellStart"/>
-      <w:r>
-        <w:rPr>
-          <w:rFonts w:ascii="Cambria" w:hAnsi="Cambria"/>
-        </w:rPr>
-        <w:t>np.ones</w:t>
-      </w:r>
-      <w:proofErr w:type="spellEnd"/>
-      <w:r>
-        <w:rPr>
-          <w:rFonts w:ascii="Cambria" w:hAnsi="Cambria"/>
-        </w:rPr>
-        <w:t>((3,2))</w:t>
+      <w:r>
+        <w:rPr>
+          <w:rFonts w:ascii="Cambria" w:hAnsi="Cambria"/>
+        </w:rPr>
+        <w:t>NP.ONES(4)</w:t>
+      </w:r>
+    </w:p>
+    <w:p>
+      <w:pPr>
+        <w:rPr>
+          <w:rFonts w:ascii="Cambria" w:hAnsi="Cambria"/>
+        </w:rPr>
+      </w:pPr>
+      <w:r>
+        <w:rPr>
+          <w:rFonts w:ascii="Cambria" w:hAnsi="Cambria"/>
+        </w:rPr>
+        <w:t>NP.ONES((3,2))</w:t>
       </w:r>
     </w:p>
     <w:p>
@@ -1300,63 +1237,48 @@
       <w:r>
         <w:rPr>
           <w:rFonts w:ascii="Cambria" w:hAnsi="Cambria"/>
-        </w:rPr>
-        <w:t>arrange()</w:t>
-      </w:r>
-    </w:p>
-    <w:p>
-      <w:pPr>
-        <w:rPr>
-          <w:rFonts w:ascii="Cambria" w:hAnsi="Cambria"/>
-        </w:rPr>
-      </w:pPr>
-      <w:r>
-        <w:rPr>
-          <w:rFonts w:ascii="Cambria" w:hAnsi="Cambria"/>
-        </w:rPr>
-        <w:t>Creates numbers in a range</w:t>
-      </w:r>
-    </w:p>
-    <w:p>
-      <w:pPr>
-        <w:rPr>
-          <w:rFonts w:ascii="Cambria" w:hAnsi="Cambria"/>
-        </w:rPr>
-      </w:pPr>
-      <w:proofErr w:type="spellStart"/>
-      <w:r>
-        <w:rPr>
-          <w:rFonts w:ascii="Cambria" w:hAnsi="Cambria"/>
-        </w:rPr>
-        <w:t>np.arange</w:t>
-      </w:r>
-      <w:proofErr w:type="spellEnd"/>
-      <w:r>
-        <w:rPr>
-          <w:rFonts w:ascii="Cambria" w:hAnsi="Cambria"/>
-        </w:rPr>
-        <w:t>(1, 10)</w:t>
-      </w:r>
-    </w:p>
-    <w:p>
-      <w:pPr>
-        <w:rPr>
-          <w:rFonts w:ascii="Cambria" w:hAnsi="Cambria"/>
-        </w:rPr>
-      </w:pPr>
-      <w:proofErr w:type="spellStart"/>
-      <w:r>
-        <w:rPr>
-          <w:rFonts w:ascii="Cambria" w:hAnsi="Cambria"/>
-        </w:rPr>
-        <w:t>np.arange</w:t>
-      </w:r>
-      <w:proofErr w:type="spellEnd"/>
-      <w:r>
-        <w:rPr>
-          <w:rFonts w:ascii="Cambria" w:hAnsi="Cambria"/>
-        </w:rPr>
-        <w:t>(0, 10, 2)</w:t>
+          <w:caps w:val="0"/>
+        </w:rPr>
+        <w:t>ARRANGE()</w:t>
+      </w:r>
+    </w:p>
+    <w:p>
+      <w:pPr>
+        <w:rPr>
+          <w:rFonts w:ascii="Cambria" w:hAnsi="Cambria"/>
+        </w:rPr>
+      </w:pPr>
+      <w:r>
+        <w:rPr>
+          <w:rFonts w:ascii="Cambria" w:hAnsi="Cambria"/>
+        </w:rPr>
+        <w:t>CREATES NUMBERS IN A RANGE</w:t>
+      </w:r>
+    </w:p>
+    <w:p>
+      <w:pPr>
+        <w:rPr>
+          <w:rFonts w:ascii="Cambria" w:hAnsi="Cambria"/>
+        </w:rPr>
+      </w:pPr>
+      <w:r>
+        <w:rPr>
+          <w:rFonts w:ascii="Cambria" w:hAnsi="Cambria"/>
+        </w:rPr>
+        <w:t>NP.ARANGE(1, 10)</w:t>
+      </w:r>
+    </w:p>
+    <w:p>
+      <w:pPr>
+        <w:rPr>
+          <w:rFonts w:ascii="Cambria" w:hAnsi="Cambria"/>
+        </w:rPr>
+      </w:pPr>
+      <w:r>
+        <w:rPr>
+          <w:rFonts w:ascii="Cambria" w:hAnsi="Cambria"/>
+        </w:rPr>
+        <w:t>NP.ARANGE(0, 10, 2)</w:t>
       </w:r>
     </w:p>
     <w:p>
@@ -1369,77 +1291,48 @@
       <w:r>
         <w:rPr>
           <w:rFonts w:ascii="Cambria" w:hAnsi="Cambria"/>
-        </w:rPr>
-        <w:t>reshape()</w:t>
-      </w:r>
-    </w:p>
-    <w:p>
-      <w:pPr>
-        <w:rPr>
-          <w:rFonts w:ascii="Cambria" w:hAnsi="Cambria"/>
-        </w:rPr>
-      </w:pPr>
-      <w:r>
-        <w:rPr>
-          <w:rFonts w:ascii="Cambria" w:hAnsi="Cambria"/>
-        </w:rPr>
-        <w:t>Changes shape of array</w:t>
-      </w:r>
-    </w:p>
-    <w:p>
-      <w:pPr>
-        <w:rPr>
-          <w:rFonts w:ascii="Cambria" w:hAnsi="Cambria"/>
-        </w:rPr>
-      </w:pPr>
-      <w:proofErr w:type="spellStart"/>
-      <w:r>
-        <w:rPr>
-          <w:rFonts w:ascii="Cambria" w:hAnsi="Cambria"/>
-        </w:rPr>
-        <w:t>arr</w:t>
-      </w:r>
-      <w:proofErr w:type="spellEnd"/>
-      <w:r>
-        <w:rPr>
-          <w:rFonts w:ascii="Cambria" w:hAnsi="Cambria"/>
-        </w:rPr>
-        <w:t xml:space="preserve"> = </w:t>
-      </w:r>
-      <w:proofErr w:type="spellStart"/>
-      <w:r>
-        <w:rPr>
-          <w:rFonts w:ascii="Cambria" w:hAnsi="Cambria"/>
-        </w:rPr>
-        <w:t>np.arange</w:t>
-      </w:r>
-      <w:proofErr w:type="spellEnd"/>
-      <w:r>
-        <w:rPr>
-          <w:rFonts w:ascii="Cambria" w:hAnsi="Cambria"/>
-        </w:rPr>
-        <w:t>(6)</w:t>
-      </w:r>
-    </w:p>
-    <w:p>
-      <w:pPr>
-        <w:rPr>
-          <w:rFonts w:ascii="Cambria" w:hAnsi="Cambria"/>
-        </w:rPr>
-      </w:pPr>
-      <w:proofErr w:type="spellStart"/>
-      <w:r>
-        <w:rPr>
-          <w:rFonts w:ascii="Cambria" w:hAnsi="Cambria"/>
-        </w:rPr>
-        <w:t>arr.reshape</w:t>
-      </w:r>
-      <w:proofErr w:type="spellEnd"/>
-      <w:r>
-        <w:rPr>
-          <w:rFonts w:ascii="Cambria" w:hAnsi="Cambria"/>
-        </w:rPr>
-        <w:t>(2,3)</w:t>
+          <w:caps w:val="0"/>
+        </w:rPr>
+        <w:t>RESHAPE()</w:t>
+      </w:r>
+    </w:p>
+    <w:p>
+      <w:pPr>
+        <w:rPr>
+          <w:rFonts w:ascii="Cambria" w:hAnsi="Cambria"/>
+        </w:rPr>
+      </w:pPr>
+      <w:r>
+        <w:rPr>
+          <w:rFonts w:ascii="Cambria" w:hAnsi="Cambria"/>
+        </w:rPr>
+        <w:t>CHANGES SHAPE OF ARRAY</w:t>
+      </w:r>
+    </w:p>
+    <w:p>
+      <w:pPr>
+        <w:rPr>
+          <w:rFonts w:ascii="Cambria" w:hAnsi="Cambria"/>
+        </w:rPr>
+      </w:pPr>
+      <w:r>
+        <w:rPr>
+          <w:rFonts w:ascii="Cambria" w:hAnsi="Cambria"/>
+        </w:rPr>
+        <w:t>ARR = NP.ARANGE(6)</w:t>
+      </w:r>
+    </w:p>
+    <w:p>
+      <w:pPr>
+        <w:rPr>
+          <w:rFonts w:ascii="Cambria" w:hAnsi="Cambria"/>
+        </w:rPr>
+      </w:pPr>
+      <w:r>
+        <w:rPr>
+          <w:rFonts w:ascii="Cambria" w:hAnsi="Cambria"/>
+        </w:rPr>
+        <w:t>ARR.RESHAPE(2,3)</w:t>
       </w:r>
     </w:p>
     <w:p>
@@ -1452,37 +1345,36 @@
       <w:r>
         <w:rPr>
           <w:rFonts w:ascii="Cambria" w:hAnsi="Cambria"/>
-        </w:rPr>
-        <w:t>shape</w:t>
-      </w:r>
-    </w:p>
-    <w:p>
-      <w:pPr>
-        <w:rPr>
-          <w:rFonts w:ascii="Cambria" w:hAnsi="Cambria"/>
-        </w:rPr>
-      </w:pPr>
-      <w:r>
-        <w:rPr>
-          <w:rFonts w:ascii="Cambria" w:hAnsi="Cambria"/>
-        </w:rPr>
-        <w:t>Shows size of array</w:t>
-      </w:r>
-    </w:p>
-    <w:p>
-      <w:pPr>
-        <w:rPr>
-          <w:rFonts w:ascii="Cambria" w:hAnsi="Cambria"/>
-        </w:rPr>
-      </w:pPr>
-      <w:proofErr w:type="spellStart"/>
-      <w:r>
-        <w:rPr>
-          <w:rFonts w:ascii="Cambria" w:hAnsi="Cambria"/>
-        </w:rPr>
-        <w:t>arr.shape</w:t>
-      </w:r>
-      <w:proofErr w:type="spellEnd"/>
+          <w:caps w:val="0"/>
+        </w:rPr>
+        <w:t>SHAPE</w:t>
+      </w:r>
+    </w:p>
+    <w:p>
+      <w:pPr>
+        <w:rPr>
+          <w:rFonts w:ascii="Cambria" w:hAnsi="Cambria"/>
+        </w:rPr>
+      </w:pPr>
+      <w:r>
+        <w:rPr>
+          <w:rFonts w:ascii="Cambria" w:hAnsi="Cambria"/>
+        </w:rPr>
+        <w:t>SHOWS SIZE OF ARRAY</w:t>
+      </w:r>
+    </w:p>
+    <w:p>
+      <w:pPr>
+        <w:rPr>
+          <w:rFonts w:ascii="Cambria" w:hAnsi="Cambria"/>
+        </w:rPr>
+      </w:pPr>
+      <w:r>
+        <w:rPr>
+          <w:rFonts w:ascii="Cambria" w:hAnsi="Cambria"/>
+        </w:rPr>
+        <w:t>ARR.SHAPE</w:t>
+      </w:r>
     </w:p>
     <w:p>
       <w:pPr>
@@ -1494,37 +1386,36 @@
       <w:r>
         <w:rPr>
           <w:rFonts w:ascii="Cambria" w:hAnsi="Cambria"/>
-        </w:rPr>
-        <w:t>size</w:t>
-      </w:r>
-    </w:p>
-    <w:p>
-      <w:pPr>
-        <w:rPr>
-          <w:rFonts w:ascii="Cambria" w:hAnsi="Cambria"/>
-        </w:rPr>
-      </w:pPr>
-      <w:r>
-        <w:rPr>
-          <w:rFonts w:ascii="Cambria" w:hAnsi="Cambria"/>
-        </w:rPr>
-        <w:t>Shows total number of elements</w:t>
-      </w:r>
-    </w:p>
-    <w:p>
-      <w:pPr>
-        <w:rPr>
-          <w:rFonts w:ascii="Cambria" w:hAnsi="Cambria"/>
-        </w:rPr>
-      </w:pPr>
-      <w:proofErr w:type="spellStart"/>
-      <w:r>
-        <w:rPr>
-          <w:rFonts w:ascii="Cambria" w:hAnsi="Cambria"/>
-        </w:rPr>
-        <w:t>arr.size</w:t>
-      </w:r>
-      <w:proofErr w:type="spellEnd"/>
+          <w:caps w:val="0"/>
+        </w:rPr>
+        <w:t>SIZE</w:t>
+      </w:r>
+    </w:p>
+    <w:p>
+      <w:pPr>
+        <w:rPr>
+          <w:rFonts w:ascii="Cambria" w:hAnsi="Cambria"/>
+        </w:rPr>
+      </w:pPr>
+      <w:r>
+        <w:rPr>
+          <w:rFonts w:ascii="Cambria" w:hAnsi="Cambria"/>
+        </w:rPr>
+        <w:t>SHOWS TOTAL NUMBER OF ELEMENTS</w:t>
+      </w:r>
+    </w:p>
+    <w:p>
+      <w:pPr>
+        <w:rPr>
+          <w:rFonts w:ascii="Cambria" w:hAnsi="Cambria"/>
+        </w:rPr>
+      </w:pPr>
+      <w:r>
+        <w:rPr>
+          <w:rFonts w:ascii="Cambria" w:hAnsi="Cambria"/>
+        </w:rPr>
+        <w:t>ARR.SIZE</w:t>
+      </w:r>
     </w:p>
     <w:p>
       <w:pPr>
@@ -1536,37 +1427,36 @@
       <w:r>
         <w:rPr>
           <w:rFonts w:ascii="Cambria" w:hAnsi="Cambria"/>
-        </w:rPr>
-        <w:t>dtype</w:t>
-      </w:r>
-    </w:p>
-    <w:p>
-      <w:pPr>
-        <w:rPr>
-          <w:rFonts w:ascii="Cambria" w:hAnsi="Cambria"/>
-        </w:rPr>
-      </w:pPr>
-      <w:r>
-        <w:rPr>
-          <w:rFonts w:ascii="Cambria" w:hAnsi="Cambria"/>
-        </w:rPr>
-        <w:t>Shows data type</w:t>
-      </w:r>
-    </w:p>
-    <w:p>
-      <w:pPr>
-        <w:rPr>
-          <w:rFonts w:ascii="Cambria" w:hAnsi="Cambria"/>
-        </w:rPr>
-      </w:pPr>
-      <w:proofErr w:type="spellStart"/>
-      <w:r>
-        <w:rPr>
-          <w:rFonts w:ascii="Cambria" w:hAnsi="Cambria"/>
-        </w:rPr>
-        <w:t>arr.dtype</w:t>
-      </w:r>
-      <w:proofErr w:type="spellEnd"/>
+          <w:caps w:val="0"/>
+        </w:rPr>
+        <w:t>DTYPE</w:t>
+      </w:r>
+    </w:p>
+    <w:p>
+      <w:pPr>
+        <w:rPr>
+          <w:rFonts w:ascii="Cambria" w:hAnsi="Cambria"/>
+        </w:rPr>
+      </w:pPr>
+      <w:r>
+        <w:rPr>
+          <w:rFonts w:ascii="Cambria" w:hAnsi="Cambria"/>
+        </w:rPr>
+        <w:t>SHOWS DATA TYPE</w:t>
+      </w:r>
+    </w:p>
+    <w:p>
+      <w:pPr>
+        <w:rPr>
+          <w:rFonts w:ascii="Cambria" w:hAnsi="Cambria"/>
+        </w:rPr>
+      </w:pPr>
+      <w:r>
+        <w:rPr>
+          <w:rFonts w:ascii="Cambria" w:hAnsi="Cambria"/>
+        </w:rPr>
+        <w:t>ARR.DTYPE</w:t>
+      </w:r>
     </w:p>
     <w:p>
       <w:pPr>
@@ -1578,6 +1468,7 @@
       <w:r>
         <w:rPr>
           <w:rFonts w:ascii="Cambria" w:hAnsi="Cambria"/>
+          <w:caps w:val="0"/>
         </w:rPr>
         <w:t>RANDOM NUMPY ARRAYS</w:t>
       </w:r>
@@ -1592,21 +1483,22 @@
       <w:r>
         <w:rPr>
           <w:rFonts w:ascii="Cambria" w:hAnsi="Cambria"/>
-        </w:rPr>
-        <w:t>random.rand()</w:t>
-      </w:r>
-    </w:p>
-    <w:p>
-      <w:pPr>
-        <w:rPr>
-          <w:rFonts w:ascii="Cambria" w:hAnsi="Cambria"/>
-        </w:rPr>
-      </w:pPr>
-      <w:r>
-        <w:rPr>
-          <w:rFonts w:ascii="Cambria" w:hAnsi="Cambria"/>
-        </w:rPr>
-        <w:t xml:space="preserve">Creates random numbers between </w:t>
+          <w:caps w:val="0"/>
+        </w:rPr>
+        <w:t>RANDOM.RAND()</w:t>
+      </w:r>
+    </w:p>
+    <w:p>
+      <w:pPr>
+        <w:rPr>
+          <w:rFonts w:ascii="Cambria" w:hAnsi="Cambria"/>
+        </w:rPr>
+      </w:pPr>
+      <w:r>
+        <w:rPr>
+          <w:rFonts w:ascii="Cambria" w:hAnsi="Cambria"/>
+        </w:rPr>
+        <w:t xml:space="preserve">CREATES RANDOM NUMBERS BETWEEN </w:t>
       </w:r>
       <w:r>
         <w:rPr>
@@ -1614,49 +1506,33 @@
           <w:b/>
           <w:bCs/>
         </w:rPr>
-        <w:t>0 and 1</w:t>
-      </w:r>
-    </w:p>
-    <w:p>
-      <w:pPr>
-        <w:rPr>
-          <w:rFonts w:ascii="Cambria" w:hAnsi="Cambria"/>
-        </w:rPr>
-      </w:pPr>
-      <w:proofErr w:type="spellStart"/>
-      <w:r>
-        <w:rPr>
-          <w:rFonts w:ascii="Cambria" w:hAnsi="Cambria"/>
-        </w:rPr>
-        <w:t>np.random.rand</w:t>
-      </w:r>
-      <w:proofErr w:type="spellEnd"/>
-      <w:r>
-        <w:rPr>
-          <w:rFonts w:ascii="Cambria" w:hAnsi="Cambria"/>
-        </w:rPr>
-        <w:t>(3)</w:t>
-      </w:r>
-    </w:p>
-    <w:p>
-      <w:pPr>
-        <w:rPr>
-          <w:rFonts w:ascii="Cambria" w:hAnsi="Cambria"/>
-        </w:rPr>
-      </w:pPr>
-      <w:proofErr w:type="spellStart"/>
-      <w:r>
-        <w:rPr>
-          <w:rFonts w:ascii="Cambria" w:hAnsi="Cambria"/>
-        </w:rPr>
-        <w:t>np.random.rand</w:t>
-      </w:r>
-      <w:proofErr w:type="spellEnd"/>
-      <w:r>
-        <w:rPr>
-          <w:rFonts w:ascii="Cambria" w:hAnsi="Cambria"/>
-        </w:rPr>
-        <w:t>(2,2)</w:t>
+        <w:t>0 AND 1</w:t>
+      </w:r>
+    </w:p>
+    <w:p>
+      <w:pPr>
+        <w:rPr>
+          <w:rFonts w:ascii="Cambria" w:hAnsi="Cambria"/>
+        </w:rPr>
+      </w:pPr>
+      <w:r>
+        <w:rPr>
+          <w:rFonts w:ascii="Cambria" w:hAnsi="Cambria"/>
+        </w:rPr>
+        <w:t>NP.RANDOM.RAND(3)</w:t>
+      </w:r>
+    </w:p>
+    <w:p>
+      <w:pPr>
+        <w:rPr>
+          <w:rFonts w:ascii="Cambria" w:hAnsi="Cambria"/>
+        </w:rPr>
+      </w:pPr>
+      <w:r>
+        <w:rPr>
+          <w:rFonts w:ascii="Cambria" w:hAnsi="Cambria"/>
+        </w:rPr>
+        <w:t>NP.RANDOM.RAND(2,2)</w:t>
       </w:r>
     </w:p>
     <w:p>
@@ -1669,64 +1545,49 @@
       <w:r>
         <w:rPr>
           <w:rFonts w:ascii="Cambria" w:hAnsi="Cambria"/>
-        </w:rPr>
-        <w:t>random.randint()</w:t>
-      </w:r>
-    </w:p>
-    <w:p>
-      <w:pPr>
-        <w:rPr>
-          <w:rFonts w:ascii="Cambria" w:hAnsi="Cambria"/>
-        </w:rPr>
-      </w:pPr>
-      <w:r>
-        <w:rPr>
-          <w:rFonts w:ascii="Cambria" w:hAnsi="Cambria"/>
-        </w:rPr>
-        <w:t>Creates random integers</w:t>
-      </w:r>
-    </w:p>
-    <w:p>
-      <w:pPr>
-        <w:rPr>
-          <w:rFonts w:ascii="Cambria" w:hAnsi="Cambria"/>
-        </w:rPr>
-      </w:pPr>
-      <w:proofErr w:type="spellStart"/>
+          <w:caps w:val="0"/>
+        </w:rPr>
+        <w:t>RANDOM.RANDINT()</w:t>
+      </w:r>
+    </w:p>
+    <w:p>
+      <w:pPr>
+        <w:rPr>
+          <w:rFonts w:ascii="Cambria" w:hAnsi="Cambria"/>
+        </w:rPr>
+      </w:pPr>
+      <w:r>
+        <w:rPr>
+          <w:rFonts w:ascii="Cambria" w:hAnsi="Cambria"/>
+        </w:rPr>
+        <w:t>CREATES RANDOM INTEGERS</w:t>
+      </w:r>
+    </w:p>
+    <w:p>
+      <w:pPr>
+        <w:rPr>
+          <w:rFonts w:ascii="Cambria" w:hAnsi="Cambria"/>
+        </w:rPr>
+      </w:pPr>
       <w:r>
         <w:rPr>
           <w:rFonts w:ascii="Cambria" w:hAnsi="Cambria"/>
         </w:rPr>
         <w:lastRenderedPageBreak/>
-        <w:t>np.random.randint</w:t>
-      </w:r>
-      <w:proofErr w:type="spellEnd"/>
-      <w:r>
-        <w:rPr>
-          <w:rFonts w:ascii="Cambria" w:hAnsi="Cambria"/>
-        </w:rPr>
-        <w:t>(1, 10)</w:t>
-      </w:r>
-    </w:p>
-    <w:p>
-      <w:pPr>
-        <w:rPr>
-          <w:rFonts w:ascii="Cambria" w:hAnsi="Cambria"/>
-        </w:rPr>
-      </w:pPr>
-      <w:proofErr w:type="spellStart"/>
-      <w:r>
-        <w:rPr>
-          <w:rFonts w:ascii="Cambria" w:hAnsi="Cambria"/>
-        </w:rPr>
-        <w:t>np.random.randint</w:t>
-      </w:r>
-      <w:proofErr w:type="spellEnd"/>
-      <w:r>
-        <w:rPr>
-          <w:rFonts w:ascii="Cambria" w:hAnsi="Cambria"/>
-        </w:rPr>
-        <w:t>(1, 10, size=(3,3))</w:t>
+        <w:t>NP.RANDOM.RANDINT(1, 10)</w:t>
+      </w:r>
+    </w:p>
+    <w:p>
+      <w:pPr>
+        <w:rPr>
+          <w:rFonts w:ascii="Cambria" w:hAnsi="Cambria"/>
+        </w:rPr>
+      </w:pPr>
+      <w:r>
+        <w:rPr>
+          <w:rFonts w:ascii="Cambria" w:hAnsi="Cambria"/>
+        </w:rPr>
+        <w:t>NP.RANDOM.RANDINT(1, 10, SIZE=(3,3))</w:t>
       </w:r>
     </w:p>
     <w:p>
@@ -1739,6 +1600,7 @@
       <w:r>
         <w:rPr>
           <w:rFonts w:ascii="Cambria" w:hAnsi="Cambria"/>
+          <w:caps w:val="0"/>
         </w:rPr>
         <w:t>RANDOM SEED</w:t>
       </w:r>
@@ -1753,6 +1615,7 @@
       <w:r>
         <w:rPr>
           <w:rFonts w:ascii="Cambria" w:hAnsi="Cambria"/>
+          <w:caps w:val="0"/>
         </w:rPr>
         <w:t>WHAT IS RANDOM SEED?</w:t>
       </w:r>
@@ -1771,7 +1634,7 @@
         <w:rPr>
           <w:rFonts w:ascii="Cambria" w:hAnsi="Cambria"/>
         </w:rPr>
-        <w:t>Random numbers change every time</w:t>
+        <w:t>RANDOM NUMBERS CHANGE EVERY TIME</w:t>
       </w:r>
     </w:p>
     <w:p>
@@ -1790,13 +1653,13 @@
           <w:b/>
           <w:bCs/>
         </w:rPr>
-        <w:t>Seed</w:t>
-      </w:r>
-      <w:r>
-        <w:rPr>
-          <w:rFonts w:ascii="Cambria" w:hAnsi="Cambria"/>
-        </w:rPr>
-        <w:t xml:space="preserve"> fixes the random result</w:t>
+        <w:t>SEED</w:t>
+      </w:r>
+      <w:r>
+        <w:rPr>
+          <w:rFonts w:ascii="Cambria" w:hAnsi="Cambria"/>
+        </w:rPr>
+        <w:t xml:space="preserve"> FIXES THE RANDOM RESULT</w:t>
       </w:r>
     </w:p>
     <w:p>
@@ -1813,7 +1676,7 @@
         <w:rPr>
           <w:rFonts w:ascii="Cambria" w:hAnsi="Cambria"/>
         </w:rPr>
-        <w:t xml:space="preserve">Useful for </w:t>
+        <w:t xml:space="preserve">USEFUL FOR </w:t>
       </w:r>
       <w:r>
         <w:rPr>
@@ -1821,7 +1684,7 @@
           <w:b/>
           <w:bCs/>
         </w:rPr>
-        <w:t>testing and learning</w:t>
+        <w:t>TESTING AND LEARNING</w:t>
       </w:r>
     </w:p>
     <w:p>
@@ -1834,6 +1697,7 @@
       <w:r>
         <w:rPr>
           <w:rFonts w:ascii="Cambria" w:hAnsi="Cambria"/>
+          <w:caps w:val="0"/>
         </w:rPr>
         <w:t>USING RANDOM SEED</w:t>
       </w:r>
@@ -1844,40 +1708,24 @@
           <w:rFonts w:ascii="Cambria" w:hAnsi="Cambria"/>
         </w:rPr>
       </w:pPr>
-      <w:proofErr w:type="spellStart"/>
-      <w:r>
-        <w:rPr>
-          <w:rFonts w:ascii="Cambria" w:hAnsi="Cambria"/>
-        </w:rPr>
-        <w:t>np.random.seed</w:t>
-      </w:r>
-      <w:proofErr w:type="spellEnd"/>
-      <w:r>
-        <w:rPr>
-          <w:rFonts w:ascii="Cambria" w:hAnsi="Cambria"/>
-        </w:rPr>
-        <w:t>(42)</w:t>
-      </w:r>
-    </w:p>
-    <w:p>
-      <w:pPr>
-        <w:rPr>
-          <w:rFonts w:ascii="Cambria" w:hAnsi="Cambria"/>
-        </w:rPr>
-      </w:pPr>
-      <w:proofErr w:type="spellStart"/>
-      <w:r>
-        <w:rPr>
-          <w:rFonts w:ascii="Cambria" w:hAnsi="Cambria"/>
-        </w:rPr>
-        <w:t>np.random.rand</w:t>
-      </w:r>
-      <w:proofErr w:type="spellEnd"/>
-      <w:r>
-        <w:rPr>
-          <w:rFonts w:ascii="Cambria" w:hAnsi="Cambria"/>
-        </w:rPr>
-        <w:t>(3)</w:t>
+      <w:r>
+        <w:rPr>
+          <w:rFonts w:ascii="Cambria" w:hAnsi="Cambria"/>
+        </w:rPr>
+        <w:t>NP.RANDOM.SEED(42)</w:t>
+      </w:r>
+    </w:p>
+    <w:p>
+      <w:pPr>
+        <w:rPr>
+          <w:rFonts w:ascii="Cambria" w:hAnsi="Cambria"/>
+        </w:rPr>
+      </w:pPr>
+      <w:r>
+        <w:rPr>
+          <w:rFonts w:ascii="Cambria" w:hAnsi="Cambria"/>
+        </w:rPr>
+        <w:t>NP.RANDOM.RAND(3)</w:t>
       </w:r>
     </w:p>
     <w:p>
@@ -1894,7 +1742,7 @@
         <w:rPr>
           <w:rFonts w:ascii="Cambria" w:hAnsi="Cambria"/>
         </w:rPr>
-        <w:t>Same output every time you run the code</w:t>
+        <w:t>SAME OUTPUT EVERY TIME YOU RUN THE CODE</w:t>
       </w:r>
     </w:p>
     <w:p>
@@ -1907,6 +1755,7 @@
       <w:r>
         <w:rPr>
           <w:rFonts w:ascii="Cambria" w:hAnsi="Cambria"/>
+          <w:caps w:val="0"/>
         </w:rPr>
         <w:t>WHY RANDOM SEED IS IMPORTANT?</w:t>
       </w:r>
@@ -1925,7 +1774,7 @@
         <w:rPr>
           <w:rFonts w:ascii="Cambria" w:hAnsi="Cambria"/>
         </w:rPr>
-        <w:t xml:space="preserve">Results become </w:t>
+        <w:t xml:space="preserve">RESULTS BECOME </w:t>
       </w:r>
       <w:r>
         <w:rPr>
@@ -1933,7 +1782,7 @@
           <w:b/>
           <w:bCs/>
         </w:rPr>
-        <w:t>reproducible</w:t>
+        <w:t>REPRODUCIBLE</w:t>
       </w:r>
     </w:p>
     <w:p>
@@ -1950,7 +1799,7 @@
         <w:rPr>
           <w:rFonts w:ascii="Cambria" w:hAnsi="Cambria"/>
         </w:rPr>
-        <w:t xml:space="preserve">Helpful in </w:t>
+        <w:t xml:space="preserve">HELPFUL IN </w:t>
       </w:r>
       <w:r>
         <w:rPr>
@@ -1958,7 +1807,7 @@
           <w:b/>
           <w:bCs/>
         </w:rPr>
-        <w:t>machine learning</w:t>
+        <w:t>MACHINE LEARNING</w:t>
       </w:r>
     </w:p>
     <w:p>
@@ -1975,7 +1824,7 @@
         <w:rPr>
           <w:rFonts w:ascii="Cambria" w:hAnsi="Cambria"/>
         </w:rPr>
-        <w:t>Easy to debug code</w:t>
+        <w:t>EASY TO DEBUG CODE</w:t>
       </w:r>
     </w:p>
     <w:p>
@@ -1988,6 +1837,7 @@
       <w:r>
         <w:rPr>
           <w:rFonts w:ascii="Cambria" w:hAnsi="Cambria"/>
+          <w:caps w:val="0"/>
         </w:rPr>
         <w:t>QUICK SUMMARY</w:t>
       </w:r>
@@ -2006,7 +1856,7 @@
         <w:rPr>
           <w:rFonts w:ascii="Cambria" w:hAnsi="Cambria"/>
         </w:rPr>
-        <w:t>NumPy arrays are fast and efficient</w:t>
+        <w:t>NUMPY ARRAYS ARE FAST AND EFFICIENT</w:t>
       </w:r>
     </w:p>
     <w:p>
@@ -2023,7 +1873,7 @@
         <w:rPr>
           <w:rFonts w:ascii="Cambria" w:hAnsi="Cambria"/>
         </w:rPr>
-        <w:t>Use built-in functions to create arrays</w:t>
+        <w:t>USE BUILT-IN FUNCTIONS TO CREATE ARRAYS</w:t>
       </w:r>
     </w:p>
     <w:p>
@@ -2040,14 +1890,25 @@
         <w:rPr>
           <w:rFonts w:ascii="Cambria" w:hAnsi="Cambria"/>
         </w:rPr>
-        <w:t>Random seed gives same random results every time</w:t>
+        <w:t>RANDOM SEED GIVES SAME RANDOM RESULTS EVERY TIME</w:t>
       </w:r>
     </w:p>
     <w:p>
       <w:pPr>
         <w:pStyle w:val="Heading1"/>
-      </w:pPr>
-      <w:r>
+        <w:rPr>
+          <w:rFonts w:ascii="Cambria" w:hAnsi="Cambria"/>
+          <w:sz w:val="20"/>
+          <w:szCs w:val="20"/>
+        </w:rPr>
+      </w:pPr>
+      <w:r>
+        <w:rPr>
+          <w:rFonts w:ascii="Cambria" w:hAnsi="Cambria"/>
+          <w:caps w:val="0"/>
+          <w:sz w:val="20"/>
+          <w:szCs w:val="20"/>
+        </w:rPr>
         <w:t>ACCESSING ELEMENTS IN NUMPY ARRAYS</w:t>
       </w:r>
     </w:p>
@@ -2061,7 +1922,7 @@
         <w:rPr>
           <w:rFonts w:ascii="Cambria" w:hAnsi="Cambria"/>
         </w:rPr>
-        <w:t xml:space="preserve">We can access elements in NumPy arrays using </w:t>
+        <w:t xml:space="preserve">WE CAN ACCESS ELEMENTS IN NUMPY ARRAYS USING </w:t>
       </w:r>
       <w:r>
         <w:rPr>
@@ -2069,7 +1930,7 @@
           <w:b/>
           <w:bCs/>
         </w:rPr>
-        <w:t>index numbers</w:t>
+        <w:t>INDEX NUMBERS</w:t>
       </w:r>
       <w:r>
         <w:rPr>
@@ -2081,8 +1942,15 @@
     <w:p>
       <w:pPr>
         <w:pStyle w:val="Heading2"/>
-      </w:pPr>
-      <w:r>
+        <w:rPr>
+          <w:rFonts w:ascii="Cambria" w:hAnsi="Cambria"/>
+        </w:rPr>
+      </w:pPr>
+      <w:r>
+        <w:rPr>
+          <w:rFonts w:ascii="Cambria" w:hAnsi="Cambria"/>
+          <w:caps w:val="0"/>
+        </w:rPr>
         <w:t>ACCESSING 1D ARRAY ELEMENTS</w:t>
       </w:r>
     </w:p>
@@ -2096,56 +1964,20 @@
         <w:rPr>
           <w:rFonts w:ascii="Cambria" w:hAnsi="Cambria"/>
         </w:rPr>
-        <w:t xml:space="preserve">import </w:t>
-      </w:r>
-      <w:proofErr w:type="spellStart"/>
-      <w:r>
-        <w:rPr>
-          <w:rFonts w:ascii="Cambria" w:hAnsi="Cambria"/>
-        </w:rPr>
-        <w:t>numpy</w:t>
-      </w:r>
-      <w:proofErr w:type="spellEnd"/>
-      <w:r>
-        <w:rPr>
-          <w:rFonts w:ascii="Cambria" w:hAnsi="Cambria"/>
-        </w:rPr>
-        <w:t xml:space="preserve"> as np</w:t>
-      </w:r>
-    </w:p>
-    <w:p>
-      <w:pPr>
-        <w:rPr>
-          <w:rFonts w:ascii="Cambria" w:hAnsi="Cambria"/>
-        </w:rPr>
-      </w:pPr>
-      <w:proofErr w:type="spellStart"/>
-      <w:r>
-        <w:rPr>
-          <w:rFonts w:ascii="Cambria" w:hAnsi="Cambria"/>
-        </w:rPr>
-        <w:t>arr</w:t>
-      </w:r>
-      <w:proofErr w:type="spellEnd"/>
-      <w:r>
-        <w:rPr>
-          <w:rFonts w:ascii="Cambria" w:hAnsi="Cambria"/>
-        </w:rPr>
-        <w:t xml:space="preserve"> = </w:t>
-      </w:r>
-      <w:proofErr w:type="spellStart"/>
-      <w:r>
-        <w:rPr>
-          <w:rFonts w:ascii="Cambria" w:hAnsi="Cambria"/>
-        </w:rPr>
-        <w:t>np.array</w:t>
-      </w:r>
-      <w:proofErr w:type="spellEnd"/>
-      <w:r>
-        <w:rPr>
-          <w:rFonts w:ascii="Cambria" w:hAnsi="Cambria"/>
-        </w:rPr>
-        <w:t>([10, 20, 30, 40])</w:t>
+        <w:t>IMPORT NUMPY AS NP</w:t>
+      </w:r>
+    </w:p>
+    <w:p>
+      <w:pPr>
+        <w:rPr>
+          <w:rFonts w:ascii="Cambria" w:hAnsi="Cambria"/>
+        </w:rPr>
+      </w:pPr>
+      <w:r>
+        <w:rPr>
+          <w:rFonts w:ascii="Cambria" w:hAnsi="Cambria"/>
+        </w:rPr>
+        <w:t>ARR = NP.ARRAY([10, 20, 30, 40])</w:t>
       </w:r>
     </w:p>
     <w:p>
@@ -2162,28 +1994,20 @@
         <w:rPr>
           <w:rFonts w:ascii="Cambria" w:hAnsi="Cambria"/>
         </w:rPr>
-        <w:t>First element</w:t>
-      </w:r>
-    </w:p>
-    <w:p>
-      <w:pPr>
-        <w:rPr>
-          <w:rFonts w:ascii="Cambria" w:hAnsi="Cambria"/>
-        </w:rPr>
-      </w:pPr>
-      <w:proofErr w:type="spellStart"/>
-      <w:r>
-        <w:rPr>
-          <w:rFonts w:ascii="Cambria" w:hAnsi="Cambria"/>
-        </w:rPr>
-        <w:t>arr</w:t>
-      </w:r>
-      <w:proofErr w:type="spellEnd"/>
-      <w:r>
-        <w:rPr>
-          <w:rFonts w:ascii="Cambria" w:hAnsi="Cambria"/>
-        </w:rPr>
-        <w:t>[0]</w:t>
+        <w:t>FIRST ELEMENT</w:t>
+      </w:r>
+    </w:p>
+    <w:p>
+      <w:pPr>
+        <w:rPr>
+          <w:rFonts w:ascii="Cambria" w:hAnsi="Cambria"/>
+        </w:rPr>
+      </w:pPr>
+      <w:r>
+        <w:rPr>
+          <w:rFonts w:ascii="Cambria" w:hAnsi="Cambria"/>
+        </w:rPr>
+        <w:t>ARR[0]</w:t>
       </w:r>
     </w:p>
     <w:p>
@@ -2200,50 +2024,34 @@
         <w:rPr>
           <w:rFonts w:ascii="Cambria" w:hAnsi="Cambria"/>
         </w:rPr>
-        <w:t>Last element</w:t>
-      </w:r>
-    </w:p>
-    <w:p>
-      <w:pPr>
-        <w:rPr>
-          <w:rFonts w:ascii="Cambria" w:hAnsi="Cambria"/>
-        </w:rPr>
-      </w:pPr>
-      <w:proofErr w:type="spellStart"/>
-      <w:r>
-        <w:rPr>
-          <w:rFonts w:ascii="Cambria" w:hAnsi="Cambria"/>
-        </w:rPr>
-        <w:t>arr</w:t>
-      </w:r>
-      <w:proofErr w:type="spellEnd"/>
-      <w:r>
-        <w:rPr>
-          <w:rFonts w:ascii="Cambria" w:hAnsi="Cambria"/>
-        </w:rPr>
-        <w:t>[-1]</w:t>
-      </w:r>
-    </w:p>
-    <w:p>
-      <w:pPr>
-        <w:rPr>
-          <w:rFonts w:ascii="Cambria" w:hAnsi="Cambria"/>
-        </w:rPr>
-      </w:pPr>
-      <w:r>
-        <w:rPr>
-          <w:rFonts w:ascii="Cambria" w:hAnsi="Cambria"/>
-        </w:rPr>
-        <w:pict w14:anchorId="7FC4C4AF">
-          <v:rect id="_x0000_i1122" style="width:0;height:1.5pt" o:hralign="center" o:hrstd="t" o:hr="t" fillcolor="#a0a0a0" stroked="f"/>
-        </w:pict>
+        <w:t>LAST ELEMENT</w:t>
+      </w:r>
+    </w:p>
+    <w:p>
+      <w:pPr>
+        <w:rPr>
+          <w:rFonts w:ascii="Cambria" w:hAnsi="Cambria"/>
+        </w:rPr>
+      </w:pPr>
+      <w:r>
+        <w:rPr>
+          <w:rFonts w:ascii="Cambria" w:hAnsi="Cambria"/>
+        </w:rPr>
+        <w:t>ARR[-1]</w:t>
       </w:r>
     </w:p>
     <w:p>
       <w:pPr>
         <w:pStyle w:val="Heading2"/>
-      </w:pPr>
-      <w:r>
+        <w:rPr>
+          <w:rFonts w:ascii="Cambria" w:hAnsi="Cambria"/>
+        </w:rPr>
+      </w:pPr>
+      <w:r>
+        <w:rPr>
+          <w:rFonts w:ascii="Cambria" w:hAnsi="Cambria"/>
+          <w:caps w:val="0"/>
+        </w:rPr>
         <w:lastRenderedPageBreak/>
         <w:t>ACCESSING 2D ARRAY ELEMENTS</w:t>
       </w:r>
@@ -2258,21 +2066,7 @@
         <w:rPr>
           <w:rFonts w:ascii="Cambria" w:hAnsi="Cambria"/>
         </w:rPr>
-        <w:t xml:space="preserve">arr2 = </w:t>
-      </w:r>
-      <w:proofErr w:type="spellStart"/>
-      <w:r>
-        <w:rPr>
-          <w:rFonts w:ascii="Cambria" w:hAnsi="Cambria"/>
-        </w:rPr>
-        <w:t>np.array</w:t>
-      </w:r>
-      <w:proofErr w:type="spellEnd"/>
-      <w:r>
-        <w:rPr>
-          <w:rFonts w:ascii="Cambria" w:hAnsi="Cambria"/>
-        </w:rPr>
-        <w:t>([[1, 2, 3],</w:t>
+        <w:t>ARR2 = NP.ARRAY([[1, 2, 3],</w:t>
       </w:r>
     </w:p>
     <w:p>
@@ -2302,20 +2096,20 @@
         <w:rPr>
           <w:rFonts w:ascii="Cambria" w:hAnsi="Cambria"/>
         </w:rPr>
-        <w:t>Access row 0, column 1</w:t>
-      </w:r>
-    </w:p>
-    <w:p>
-      <w:pPr>
-        <w:rPr>
-          <w:rFonts w:ascii="Cambria" w:hAnsi="Cambria"/>
-        </w:rPr>
-      </w:pPr>
-      <w:r>
-        <w:rPr>
-          <w:rFonts w:ascii="Cambria" w:hAnsi="Cambria"/>
-        </w:rPr>
-        <w:t>arr2[0, 1]</w:t>
+        <w:t>ACCESS ROW 0, COLUMN 1</w:t>
+      </w:r>
+    </w:p>
+    <w:p>
+      <w:pPr>
+        <w:rPr>
+          <w:rFonts w:ascii="Cambria" w:hAnsi="Cambria"/>
+        </w:rPr>
+      </w:pPr>
+      <w:r>
+        <w:rPr>
+          <w:rFonts w:ascii="Cambria" w:hAnsi="Cambria"/>
+        </w:rPr>
+        <w:t>ARR2[0, 1]</w:t>
       </w:r>
     </w:p>
     <w:p>
@@ -2332,27 +2126,34 @@
         <w:rPr>
           <w:rFonts w:ascii="Cambria" w:hAnsi="Cambria"/>
         </w:rPr>
-        <w:t>Access row 1, column 2</w:t>
-      </w:r>
-    </w:p>
-    <w:p>
-      <w:pPr>
-        <w:rPr>
-          <w:rFonts w:ascii="Cambria" w:hAnsi="Cambria"/>
-        </w:rPr>
-      </w:pPr>
-      <w:r>
-        <w:rPr>
-          <w:rFonts w:ascii="Cambria" w:hAnsi="Cambria"/>
-        </w:rPr>
-        <w:t>arr2[1, 2]</w:t>
+        <w:t>ACCESS ROW 1, COLUMN 2</w:t>
+      </w:r>
+    </w:p>
+    <w:p>
+      <w:pPr>
+        <w:rPr>
+          <w:rFonts w:ascii="Cambria" w:hAnsi="Cambria"/>
+        </w:rPr>
+      </w:pPr>
+      <w:r>
+        <w:rPr>
+          <w:rFonts w:ascii="Cambria" w:hAnsi="Cambria"/>
+        </w:rPr>
+        <w:t>ARR2[1, 2]</w:t>
       </w:r>
     </w:p>
     <w:p>
       <w:pPr>
         <w:pStyle w:val="Heading2"/>
-      </w:pPr>
-      <w:r>
+        <w:rPr>
+          <w:rFonts w:ascii="Cambria" w:hAnsi="Cambria"/>
+        </w:rPr>
+      </w:pPr>
+      <w:r>
+        <w:rPr>
+          <w:rFonts w:ascii="Cambria" w:hAnsi="Cambria"/>
+          <w:caps w:val="0"/>
+        </w:rPr>
         <w:t>SLICING ARRAYS</w:t>
       </w:r>
     </w:p>
@@ -2362,32 +2163,24 @@
           <w:rFonts w:ascii="Cambria" w:hAnsi="Cambria"/>
         </w:rPr>
       </w:pPr>
-      <w:proofErr w:type="spellStart"/>
-      <w:r>
-        <w:rPr>
-          <w:rFonts w:ascii="Cambria" w:hAnsi="Cambria"/>
-        </w:rPr>
-        <w:t>arr</w:t>
-      </w:r>
-      <w:proofErr w:type="spellEnd"/>
-      <w:r>
-        <w:rPr>
-          <w:rFonts w:ascii="Cambria" w:hAnsi="Cambria"/>
-        </w:rPr>
-        <w:t>[1:3]</w:t>
-      </w:r>
-    </w:p>
-    <w:p>
-      <w:pPr>
-        <w:rPr>
-          <w:rFonts w:ascii="Cambria" w:hAnsi="Cambria"/>
-        </w:rPr>
-      </w:pPr>
-      <w:r>
-        <w:rPr>
-          <w:rFonts w:ascii="Cambria" w:hAnsi="Cambria"/>
-        </w:rPr>
-        <w:t>arr2[:, 1]</w:t>
+      <w:r>
+        <w:rPr>
+          <w:rFonts w:ascii="Cambria" w:hAnsi="Cambria"/>
+        </w:rPr>
+        <w:t>ARR[1:3]</w:t>
+      </w:r>
+    </w:p>
+    <w:p>
+      <w:pPr>
+        <w:rPr>
+          <w:rFonts w:ascii="Cambria" w:hAnsi="Cambria"/>
+        </w:rPr>
+      </w:pPr>
+      <w:r>
+        <w:rPr>
+          <w:rFonts w:ascii="Cambria" w:hAnsi="Cambria"/>
+        </w:rPr>
+        <w:t>ARR2[:, 1]</w:t>
       </w:r>
     </w:p>
     <w:p>
@@ -2404,14 +2197,25 @@
         <w:rPr>
           <w:rFonts w:ascii="Cambria" w:hAnsi="Cambria"/>
         </w:rPr>
-        <w:t>: means all rows</w:t>
+        <w:t>: MEANS ALL ROWS</w:t>
       </w:r>
     </w:p>
     <w:p>
       <w:pPr>
         <w:pStyle w:val="Heading1"/>
-      </w:pPr>
-      <w:r>
+        <w:rPr>
+          <w:rFonts w:ascii="Cambria" w:hAnsi="Cambria"/>
+          <w:sz w:val="20"/>
+          <w:szCs w:val="20"/>
+        </w:rPr>
+      </w:pPr>
+      <w:r>
+        <w:rPr>
+          <w:rFonts w:ascii="Cambria" w:hAnsi="Cambria"/>
+          <w:caps w:val="0"/>
+          <w:sz w:val="20"/>
+          <w:szCs w:val="20"/>
+        </w:rPr>
         <w:t>ARRAY MANIPULATION</w:t>
       </w:r>
     </w:p>
@@ -2425,7 +2229,7 @@
         <w:rPr>
           <w:rFonts w:ascii="Cambria" w:hAnsi="Cambria"/>
         </w:rPr>
-        <w:t xml:space="preserve">Array manipulation means </w:t>
+        <w:t xml:space="preserve">ARRAY MANIPULATION MEANS </w:t>
       </w:r>
       <w:r>
         <w:rPr>
@@ -2433,7 +2237,7 @@
           <w:b/>
           <w:bCs/>
         </w:rPr>
-        <w:t>changing the array</w:t>
+        <w:t>CHANGING THE ARRAY</w:t>
       </w:r>
       <w:r>
         <w:rPr>
@@ -2445,8 +2249,15 @@
     <w:p>
       <w:pPr>
         <w:pStyle w:val="Heading2"/>
-      </w:pPr>
-      <w:r>
+        <w:rPr>
+          <w:rFonts w:ascii="Cambria" w:hAnsi="Cambria"/>
+        </w:rPr>
+      </w:pPr>
+      <w:r>
+        <w:rPr>
+          <w:rFonts w:ascii="Cambria" w:hAnsi="Cambria"/>
+          <w:caps w:val="0"/>
+        </w:rPr>
         <w:t>RESHAPING ARRAYS</w:t>
       </w:r>
     </w:p>
@@ -2456,61 +2267,38 @@
           <w:rFonts w:ascii="Cambria" w:hAnsi="Cambria"/>
         </w:rPr>
       </w:pPr>
-      <w:proofErr w:type="spellStart"/>
-      <w:r>
-        <w:rPr>
-          <w:rFonts w:ascii="Cambria" w:hAnsi="Cambria"/>
-        </w:rPr>
-        <w:t>arr</w:t>
-      </w:r>
-      <w:proofErr w:type="spellEnd"/>
-      <w:r>
-        <w:rPr>
-          <w:rFonts w:ascii="Cambria" w:hAnsi="Cambria"/>
-        </w:rPr>
-        <w:t xml:space="preserve"> = </w:t>
-      </w:r>
-      <w:proofErr w:type="spellStart"/>
-      <w:r>
-        <w:rPr>
-          <w:rFonts w:ascii="Cambria" w:hAnsi="Cambria"/>
-        </w:rPr>
-        <w:t>np.arange</w:t>
-      </w:r>
-      <w:proofErr w:type="spellEnd"/>
-      <w:r>
-        <w:rPr>
-          <w:rFonts w:ascii="Cambria" w:hAnsi="Cambria"/>
-        </w:rPr>
-        <w:t>(6)</w:t>
-      </w:r>
-    </w:p>
-    <w:p>
-      <w:pPr>
-        <w:rPr>
-          <w:rFonts w:ascii="Cambria" w:hAnsi="Cambria"/>
-        </w:rPr>
-      </w:pPr>
-      <w:proofErr w:type="spellStart"/>
-      <w:r>
-        <w:rPr>
-          <w:rFonts w:ascii="Cambria" w:hAnsi="Cambria"/>
-        </w:rPr>
-        <w:t>arr.reshape</w:t>
-      </w:r>
-      <w:proofErr w:type="spellEnd"/>
-      <w:r>
-        <w:rPr>
-          <w:rFonts w:ascii="Cambria" w:hAnsi="Cambria"/>
-        </w:rPr>
-        <w:t>(2,3)</w:t>
+      <w:r>
+        <w:rPr>
+          <w:rFonts w:ascii="Cambria" w:hAnsi="Cambria"/>
+        </w:rPr>
+        <w:t>ARR = NP.ARANGE(6)</w:t>
+      </w:r>
+    </w:p>
+    <w:p>
+      <w:pPr>
+        <w:rPr>
+          <w:rFonts w:ascii="Cambria" w:hAnsi="Cambria"/>
+        </w:rPr>
+      </w:pPr>
+      <w:r>
+        <w:rPr>
+          <w:rFonts w:ascii="Cambria" w:hAnsi="Cambria"/>
+        </w:rPr>
+        <w:t>ARR.RESHAPE(2,3)</w:t>
       </w:r>
     </w:p>
     <w:p>
       <w:pPr>
         <w:pStyle w:val="Heading2"/>
-      </w:pPr>
-      <w:r>
+        <w:rPr>
+          <w:rFonts w:ascii="Cambria" w:hAnsi="Cambria"/>
+        </w:rPr>
+      </w:pPr>
+      <w:r>
+        <w:rPr>
+          <w:rFonts w:ascii="Cambria" w:hAnsi="Cambria"/>
+          <w:caps w:val="0"/>
+        </w:rPr>
         <w:t>CHANGING VALUES</w:t>
       </w:r>
     </w:p>
@@ -2520,26 +2308,25 @@
           <w:rFonts w:ascii="Cambria" w:hAnsi="Cambria"/>
         </w:rPr>
       </w:pPr>
-      <w:proofErr w:type="spellStart"/>
-      <w:r>
-        <w:rPr>
-          <w:rFonts w:ascii="Cambria" w:hAnsi="Cambria"/>
-        </w:rPr>
-        <w:t>arr</w:t>
-      </w:r>
-      <w:proofErr w:type="spellEnd"/>
-      <w:r>
-        <w:rPr>
-          <w:rFonts w:ascii="Cambria" w:hAnsi="Cambria"/>
-        </w:rPr>
-        <w:t>[0] = 100</w:t>
+      <w:r>
+        <w:rPr>
+          <w:rFonts w:ascii="Cambria" w:hAnsi="Cambria"/>
+        </w:rPr>
+        <w:t>ARR[0] = 100</w:t>
       </w:r>
     </w:p>
     <w:p>
       <w:pPr>
         <w:pStyle w:val="Heading2"/>
-      </w:pPr>
-      <w:r>
+        <w:rPr>
+          <w:rFonts w:ascii="Cambria" w:hAnsi="Cambria"/>
+        </w:rPr>
+      </w:pPr>
+      <w:r>
+        <w:rPr>
+          <w:rFonts w:ascii="Cambria" w:hAnsi="Cambria"/>
+          <w:caps w:val="0"/>
+        </w:rPr>
         <w:t>CONCATENATING ARRAYS</w:t>
       </w:r>
     </w:p>
@@ -2553,76 +2340,47 @@
         <w:rPr>
           <w:rFonts w:ascii="Cambria" w:hAnsi="Cambria"/>
         </w:rPr>
-        <w:t xml:space="preserve">a = </w:t>
-      </w:r>
-      <w:proofErr w:type="spellStart"/>
-      <w:r>
-        <w:rPr>
-          <w:rFonts w:ascii="Cambria" w:hAnsi="Cambria"/>
-        </w:rPr>
-        <w:t>np.array</w:t>
-      </w:r>
-      <w:proofErr w:type="spellEnd"/>
-      <w:r>
-        <w:rPr>
-          <w:rFonts w:ascii="Cambria" w:hAnsi="Cambria"/>
-        </w:rPr>
-        <w:t>([1,2])</w:t>
-      </w:r>
-    </w:p>
-    <w:p>
-      <w:pPr>
-        <w:rPr>
-          <w:rFonts w:ascii="Cambria" w:hAnsi="Cambria"/>
-        </w:rPr>
-      </w:pPr>
-      <w:r>
-        <w:rPr>
-          <w:rFonts w:ascii="Cambria" w:hAnsi="Cambria"/>
-        </w:rPr>
-        <w:t xml:space="preserve">b = </w:t>
-      </w:r>
-      <w:proofErr w:type="spellStart"/>
-      <w:r>
-        <w:rPr>
-          <w:rFonts w:ascii="Cambria" w:hAnsi="Cambria"/>
-        </w:rPr>
-        <w:t>np.array</w:t>
-      </w:r>
-      <w:proofErr w:type="spellEnd"/>
-      <w:r>
-        <w:rPr>
-          <w:rFonts w:ascii="Cambria" w:hAnsi="Cambria"/>
-        </w:rPr>
-        <w:t>([3,4])</w:t>
-      </w:r>
-    </w:p>
-    <w:p>
-      <w:pPr>
-        <w:rPr>
-          <w:rFonts w:ascii="Cambria" w:hAnsi="Cambria"/>
-        </w:rPr>
-      </w:pPr>
-      <w:proofErr w:type="spellStart"/>
-      <w:r>
-        <w:rPr>
-          <w:rFonts w:ascii="Cambria" w:hAnsi="Cambria"/>
-        </w:rPr>
-        <w:t>np.concatenate</w:t>
-      </w:r>
-      <w:proofErr w:type="spellEnd"/>
-      <w:r>
-        <w:rPr>
-          <w:rFonts w:ascii="Cambria" w:hAnsi="Cambria"/>
-        </w:rPr>
-        <w:t>((a, b))</w:t>
+        <w:t>A = NP.ARRAY([1,2])</w:t>
+      </w:r>
+    </w:p>
+    <w:p>
+      <w:pPr>
+        <w:rPr>
+          <w:rFonts w:ascii="Cambria" w:hAnsi="Cambria"/>
+        </w:rPr>
+      </w:pPr>
+      <w:r>
+        <w:rPr>
+          <w:rFonts w:ascii="Cambria" w:hAnsi="Cambria"/>
+        </w:rPr>
+        <w:t>B = NP.ARRAY([3,4])</w:t>
+      </w:r>
+    </w:p>
+    <w:p>
+      <w:pPr>
+        <w:rPr>
+          <w:rFonts w:ascii="Cambria" w:hAnsi="Cambria"/>
+        </w:rPr>
+      </w:pPr>
+      <w:r>
+        <w:rPr>
+          <w:rFonts w:ascii="Cambria" w:hAnsi="Cambria"/>
+        </w:rPr>
+        <w:t>NP.CONCATENATE((A, B))</w:t>
       </w:r>
     </w:p>
     <w:p>
       <w:pPr>
         <w:pStyle w:val="Heading2"/>
-      </w:pPr>
-      <w:r>
+        <w:rPr>
+          <w:rFonts w:ascii="Cambria" w:hAnsi="Cambria"/>
+        </w:rPr>
+      </w:pPr>
+      <w:r>
+        <w:rPr>
+          <w:rFonts w:ascii="Cambria" w:hAnsi="Cambria"/>
+          <w:caps w:val="0"/>
+        </w:rPr>
         <w:t>SPLITTING ARRAYS</w:t>
       </w:r>
     </w:p>
@@ -2632,40 +2390,25 @@
           <w:rFonts w:ascii="Cambria" w:hAnsi="Cambria"/>
         </w:rPr>
       </w:pPr>
-      <w:proofErr w:type="spellStart"/>
-      <w:r>
-        <w:rPr>
-          <w:rFonts w:ascii="Cambria" w:hAnsi="Cambria"/>
-        </w:rPr>
-        <w:t>np.split</w:t>
-      </w:r>
-      <w:proofErr w:type="spellEnd"/>
-      <w:r>
-        <w:rPr>
-          <w:rFonts w:ascii="Cambria" w:hAnsi="Cambria"/>
-        </w:rPr>
-        <w:t>(</w:t>
-      </w:r>
-      <w:proofErr w:type="spellStart"/>
-      <w:r>
-        <w:rPr>
-          <w:rFonts w:ascii="Cambria" w:hAnsi="Cambria"/>
-        </w:rPr>
-        <w:t>np.array</w:t>
-      </w:r>
-      <w:proofErr w:type="spellEnd"/>
-      <w:r>
-        <w:rPr>
-          <w:rFonts w:ascii="Cambria" w:hAnsi="Cambria"/>
-        </w:rPr>
-        <w:t>([1,2,3,4]), 2)</w:t>
+      <w:r>
+        <w:rPr>
+          <w:rFonts w:ascii="Cambria" w:hAnsi="Cambria"/>
+        </w:rPr>
+        <w:t>NP.SPLIT(NP.ARRAY([1,2,3,4]), 2)</w:t>
       </w:r>
     </w:p>
     <w:p>
       <w:pPr>
         <w:pStyle w:val="Heading2"/>
-      </w:pPr>
-      <w:r>
+        <w:rPr>
+          <w:rFonts w:ascii="Cambria" w:hAnsi="Cambria"/>
+        </w:rPr>
+      </w:pPr>
+      <w:r>
+        <w:rPr>
+          <w:rFonts w:ascii="Cambria" w:hAnsi="Cambria"/>
+          <w:caps w:val="0"/>
+        </w:rPr>
         <w:t>SORTING ARRAYS</w:t>
       </w:r>
     </w:p>
@@ -2675,26 +2418,29 @@
           <w:rFonts w:ascii="Cambria" w:hAnsi="Cambria"/>
         </w:rPr>
       </w:pPr>
-      <w:proofErr w:type="spellStart"/>
-      <w:r>
-        <w:rPr>
-          <w:rFonts w:ascii="Cambria" w:hAnsi="Cambria"/>
-        </w:rPr>
-        <w:t>np.sort</w:t>
-      </w:r>
-      <w:proofErr w:type="spellEnd"/>
-      <w:r>
-        <w:rPr>
-          <w:rFonts w:ascii="Cambria" w:hAnsi="Cambria"/>
-        </w:rPr>
-        <w:t>([3,1,4,2])</w:t>
+      <w:r>
+        <w:rPr>
+          <w:rFonts w:ascii="Cambria" w:hAnsi="Cambria"/>
+        </w:rPr>
+        <w:t>NP.SORT([3,1,4,2])</w:t>
       </w:r>
     </w:p>
     <w:p>
       <w:pPr>
         <w:pStyle w:val="Heading1"/>
-      </w:pPr>
-      <w:r>
+        <w:rPr>
+          <w:rFonts w:ascii="Cambria" w:hAnsi="Cambria"/>
+          <w:sz w:val="20"/>
+          <w:szCs w:val="20"/>
+        </w:rPr>
+      </w:pPr>
+      <w:r>
+        <w:rPr>
+          <w:rFonts w:ascii="Cambria" w:hAnsi="Cambria"/>
+          <w:caps w:val="0"/>
+          <w:sz w:val="20"/>
+          <w:szCs w:val="20"/>
+        </w:rPr>
         <w:t>AGGREGATION IN NUMPY</w:t>
       </w:r>
     </w:p>
@@ -2708,7 +2454,7 @@
         <w:rPr>
           <w:rFonts w:ascii="Cambria" w:hAnsi="Cambria"/>
         </w:rPr>
-        <w:t xml:space="preserve">Aggregation means </w:t>
+        <w:t xml:space="preserve">AGGREGATION MEANS </w:t>
       </w:r>
       <w:r>
         <w:rPr>
@@ -2716,20 +2462,27 @@
           <w:b/>
           <w:bCs/>
         </w:rPr>
-        <w:t>combining values</w:t>
-      </w:r>
-      <w:r>
-        <w:rPr>
-          <w:rFonts w:ascii="Cambria" w:hAnsi="Cambria"/>
-        </w:rPr>
-        <w:t xml:space="preserve"> to get one result.</w:t>
+        <w:t>COMBINING VALUES</w:t>
+      </w:r>
+      <w:r>
+        <w:rPr>
+          <w:rFonts w:ascii="Cambria" w:hAnsi="Cambria"/>
+        </w:rPr>
+        <w:t xml:space="preserve"> TO GET ONE RESULT.</w:t>
       </w:r>
     </w:p>
     <w:p>
       <w:pPr>
         <w:pStyle w:val="Heading2"/>
-      </w:pPr>
-      <w:r>
+        <w:rPr>
+          <w:rFonts w:ascii="Cambria" w:hAnsi="Cambria"/>
+        </w:rPr>
+      </w:pPr>
+      <w:r>
+        <w:rPr>
+          <w:rFonts w:ascii="Cambria" w:hAnsi="Cambria"/>
+          <w:caps w:val="0"/>
+        </w:rPr>
         <w:t>SUM</w:t>
       </w:r>
     </w:p>
@@ -2739,41 +2492,26 @@
           <w:rFonts w:ascii="Cambria" w:hAnsi="Cambria"/>
         </w:rPr>
       </w:pPr>
-      <w:proofErr w:type="spellStart"/>
       <w:r>
         <w:rPr>
           <w:rFonts w:ascii="Cambria" w:hAnsi="Cambria"/>
         </w:rPr>
         <w:lastRenderedPageBreak/>
-        <w:t>np.sum</w:t>
-      </w:r>
-      <w:proofErr w:type="spellEnd"/>
-      <w:r>
-        <w:rPr>
-          <w:rFonts w:ascii="Cambria" w:hAnsi="Cambria"/>
-        </w:rPr>
-        <w:t>(</w:t>
-      </w:r>
-      <w:proofErr w:type="spellStart"/>
-      <w:r>
-        <w:rPr>
-          <w:rFonts w:ascii="Cambria" w:hAnsi="Cambria"/>
-        </w:rPr>
-        <w:t>arr</w:t>
-      </w:r>
-      <w:proofErr w:type="spellEnd"/>
-      <w:r>
-        <w:rPr>
-          <w:rFonts w:ascii="Cambria" w:hAnsi="Cambria"/>
-        </w:rPr>
-        <w:t>)</w:t>
+        <w:t>NP.SUM(ARR)</w:t>
       </w:r>
     </w:p>
     <w:p>
       <w:pPr>
         <w:pStyle w:val="Heading2"/>
-      </w:pPr>
-      <w:r>
+        <w:rPr>
+          <w:rFonts w:ascii="Cambria" w:hAnsi="Cambria"/>
+        </w:rPr>
+      </w:pPr>
+      <w:r>
+        <w:rPr>
+          <w:rFonts w:ascii="Cambria" w:hAnsi="Cambria"/>
+          <w:caps w:val="0"/>
+        </w:rPr>
         <w:t>MEAN (AVERAGE)</w:t>
       </w:r>
     </w:p>
@@ -2783,40 +2521,25 @@
           <w:rFonts w:ascii="Cambria" w:hAnsi="Cambria"/>
         </w:rPr>
       </w:pPr>
-      <w:proofErr w:type="spellStart"/>
-      <w:r>
-        <w:rPr>
-          <w:rFonts w:ascii="Cambria" w:hAnsi="Cambria"/>
-        </w:rPr>
-        <w:t>np.mean</w:t>
-      </w:r>
-      <w:proofErr w:type="spellEnd"/>
-      <w:r>
-        <w:rPr>
-          <w:rFonts w:ascii="Cambria" w:hAnsi="Cambria"/>
-        </w:rPr>
-        <w:t>(</w:t>
-      </w:r>
-      <w:proofErr w:type="spellStart"/>
-      <w:r>
-        <w:rPr>
-          <w:rFonts w:ascii="Cambria" w:hAnsi="Cambria"/>
-        </w:rPr>
-        <w:t>arr</w:t>
-      </w:r>
-      <w:proofErr w:type="spellEnd"/>
-      <w:r>
-        <w:rPr>
-          <w:rFonts w:ascii="Cambria" w:hAnsi="Cambria"/>
-        </w:rPr>
-        <w:t>)</w:t>
+      <w:r>
+        <w:rPr>
+          <w:rFonts w:ascii="Cambria" w:hAnsi="Cambria"/>
+        </w:rPr>
+        <w:t>NP.MEAN(ARR)</w:t>
       </w:r>
     </w:p>
     <w:p>
       <w:pPr>
         <w:pStyle w:val="Heading2"/>
-      </w:pPr>
-      <w:r>
+        <w:rPr>
+          <w:rFonts w:ascii="Cambria" w:hAnsi="Cambria"/>
+        </w:rPr>
+      </w:pPr>
+      <w:r>
+        <w:rPr>
+          <w:rFonts w:ascii="Cambria" w:hAnsi="Cambria"/>
+          <w:caps w:val="0"/>
+        </w:rPr>
         <w:t>MINIMUM AND MAXIMUM</w:t>
       </w:r>
     </w:p>
@@ -2826,75 +2549,38 @@
           <w:rFonts w:ascii="Cambria" w:hAnsi="Cambria"/>
         </w:rPr>
       </w:pPr>
-      <w:proofErr w:type="spellStart"/>
-      <w:r>
-        <w:rPr>
-          <w:rFonts w:ascii="Cambria" w:hAnsi="Cambria"/>
-        </w:rPr>
-        <w:t>np.min</w:t>
-      </w:r>
-      <w:proofErr w:type="spellEnd"/>
-      <w:r>
-        <w:rPr>
-          <w:rFonts w:ascii="Cambria" w:hAnsi="Cambria"/>
-        </w:rPr>
-        <w:t>(</w:t>
-      </w:r>
-      <w:proofErr w:type="spellStart"/>
-      <w:r>
-        <w:rPr>
-          <w:rFonts w:ascii="Cambria" w:hAnsi="Cambria"/>
-        </w:rPr>
-        <w:t>arr</w:t>
-      </w:r>
-      <w:proofErr w:type="spellEnd"/>
-      <w:r>
-        <w:rPr>
-          <w:rFonts w:ascii="Cambria" w:hAnsi="Cambria"/>
-        </w:rPr>
-        <w:t>)</w:t>
-      </w:r>
-    </w:p>
-    <w:p>
-      <w:pPr>
-        <w:rPr>
-          <w:rFonts w:ascii="Cambria" w:hAnsi="Cambria"/>
-        </w:rPr>
-      </w:pPr>
-      <w:proofErr w:type="spellStart"/>
-      <w:r>
-        <w:rPr>
-          <w:rFonts w:ascii="Cambria" w:hAnsi="Cambria"/>
-        </w:rPr>
-        <w:t>np.max</w:t>
-      </w:r>
-      <w:proofErr w:type="spellEnd"/>
-      <w:r>
-        <w:rPr>
-          <w:rFonts w:ascii="Cambria" w:hAnsi="Cambria"/>
-        </w:rPr>
-        <w:t>(</w:t>
-      </w:r>
-      <w:proofErr w:type="spellStart"/>
-      <w:r>
-        <w:rPr>
-          <w:rFonts w:ascii="Cambria" w:hAnsi="Cambria"/>
-        </w:rPr>
-        <w:t>arr</w:t>
-      </w:r>
-      <w:proofErr w:type="spellEnd"/>
-      <w:r>
-        <w:rPr>
-          <w:rFonts w:ascii="Cambria" w:hAnsi="Cambria"/>
-        </w:rPr>
-        <w:t>)</w:t>
+      <w:r>
+        <w:rPr>
+          <w:rFonts w:ascii="Cambria" w:hAnsi="Cambria"/>
+        </w:rPr>
+        <w:t>NP.MIN(ARR)</w:t>
+      </w:r>
+    </w:p>
+    <w:p>
+      <w:pPr>
+        <w:rPr>
+          <w:rFonts w:ascii="Cambria" w:hAnsi="Cambria"/>
+        </w:rPr>
+      </w:pPr>
+      <w:r>
+        <w:rPr>
+          <w:rFonts w:ascii="Cambria" w:hAnsi="Cambria"/>
+        </w:rPr>
+        <w:t>NP.MAX(ARR)</w:t>
       </w:r>
     </w:p>
     <w:p>
       <w:pPr>
         <w:pStyle w:val="Heading2"/>
-      </w:pPr>
-      <w:r>
+        <w:rPr>
+          <w:rFonts w:ascii="Cambria" w:hAnsi="Cambria"/>
+        </w:rPr>
+      </w:pPr>
+      <w:r>
+        <w:rPr>
+          <w:rFonts w:ascii="Cambria" w:hAnsi="Cambria"/>
+          <w:caps w:val="0"/>
+        </w:rPr>
         <w:t>STANDARD DEVIATION</w:t>
       </w:r>
     </w:p>
@@ -2904,40 +2590,25 @@
           <w:rFonts w:ascii="Cambria" w:hAnsi="Cambria"/>
         </w:rPr>
       </w:pPr>
-      <w:proofErr w:type="spellStart"/>
-      <w:r>
-        <w:rPr>
-          <w:rFonts w:ascii="Cambria" w:hAnsi="Cambria"/>
-        </w:rPr>
-        <w:t>np.std</w:t>
-      </w:r>
-      <w:proofErr w:type="spellEnd"/>
-      <w:r>
-        <w:rPr>
-          <w:rFonts w:ascii="Cambria" w:hAnsi="Cambria"/>
-        </w:rPr>
-        <w:t>(</w:t>
-      </w:r>
-      <w:proofErr w:type="spellStart"/>
-      <w:r>
-        <w:rPr>
-          <w:rFonts w:ascii="Cambria" w:hAnsi="Cambria"/>
-        </w:rPr>
-        <w:t>arr</w:t>
-      </w:r>
-      <w:proofErr w:type="spellEnd"/>
-      <w:r>
-        <w:rPr>
-          <w:rFonts w:ascii="Cambria" w:hAnsi="Cambria"/>
-        </w:rPr>
-        <w:t>)</w:t>
+      <w:r>
+        <w:rPr>
+          <w:rFonts w:ascii="Cambria" w:hAnsi="Cambria"/>
+        </w:rPr>
+        <w:t>NP.STD(ARR)</w:t>
       </w:r>
     </w:p>
     <w:p>
       <w:pPr>
         <w:pStyle w:val="Heading2"/>
-      </w:pPr>
-      <w:r>
+        <w:rPr>
+          <w:rFonts w:ascii="Cambria" w:hAnsi="Cambria"/>
+        </w:rPr>
+      </w:pPr>
+      <w:r>
+        <w:rPr>
+          <w:rFonts w:ascii="Cambria" w:hAnsi="Cambria"/>
+          <w:caps w:val="0"/>
+        </w:rPr>
         <w:t>AGGREGATION ON AXIS</w:t>
       </w:r>
     </w:p>
@@ -2951,21 +2622,7 @@
         <w:rPr>
           <w:rFonts w:ascii="Cambria" w:hAnsi="Cambria"/>
         </w:rPr>
-        <w:t xml:space="preserve">arr2 = </w:t>
-      </w:r>
-      <w:proofErr w:type="spellStart"/>
-      <w:r>
-        <w:rPr>
-          <w:rFonts w:ascii="Cambria" w:hAnsi="Cambria"/>
-        </w:rPr>
-        <w:t>np.array</w:t>
-      </w:r>
-      <w:proofErr w:type="spellEnd"/>
-      <w:r>
-        <w:rPr>
-          <w:rFonts w:ascii="Cambria" w:hAnsi="Cambria"/>
-        </w:rPr>
-        <w:t>([[1,2,3],</w:t>
+        <w:t>ARR2 = NP.ARRAY([[1,2,3],</w:t>
       </w:r>
     </w:p>
     <w:p>
@@ -2987,47 +2644,42 @@
           <w:rFonts w:ascii="Cambria" w:hAnsi="Cambria"/>
         </w:rPr>
       </w:pPr>
-      <w:proofErr w:type="spellStart"/>
-      <w:r>
-        <w:rPr>
-          <w:rFonts w:ascii="Cambria" w:hAnsi="Cambria"/>
-        </w:rPr>
-        <w:t>np.sum</w:t>
-      </w:r>
-      <w:proofErr w:type="spellEnd"/>
-      <w:r>
-        <w:rPr>
-          <w:rFonts w:ascii="Cambria" w:hAnsi="Cambria"/>
-        </w:rPr>
-        <w:t>(arr2, axis=0)   # column sum</w:t>
-      </w:r>
-    </w:p>
-    <w:p>
-      <w:pPr>
-        <w:rPr>
-          <w:rFonts w:ascii="Cambria" w:hAnsi="Cambria"/>
-        </w:rPr>
-      </w:pPr>
-      <w:proofErr w:type="spellStart"/>
-      <w:r>
-        <w:rPr>
-          <w:rFonts w:ascii="Cambria" w:hAnsi="Cambria"/>
-        </w:rPr>
-        <w:t>np.sum</w:t>
-      </w:r>
-      <w:proofErr w:type="spellEnd"/>
-      <w:r>
-        <w:rPr>
-          <w:rFonts w:ascii="Cambria" w:hAnsi="Cambria"/>
-        </w:rPr>
-        <w:t>(arr2, axis=1)   # row sum</w:t>
+      <w:r>
+        <w:rPr>
+          <w:rFonts w:ascii="Cambria" w:hAnsi="Cambria"/>
+        </w:rPr>
+        <w:t>NP.SUM(ARR2, AXIS=0)   # COLUMN SUM</w:t>
+      </w:r>
+    </w:p>
+    <w:p>
+      <w:pPr>
+        <w:rPr>
+          <w:rFonts w:ascii="Cambria" w:hAnsi="Cambria"/>
+        </w:rPr>
+      </w:pPr>
+      <w:r>
+        <w:rPr>
+          <w:rFonts w:ascii="Cambria" w:hAnsi="Cambria"/>
+        </w:rPr>
+        <w:t>NP.SUM(ARR2, AXIS=1)   # ROW SUM</w:t>
       </w:r>
     </w:p>
     <w:p>
       <w:pPr>
         <w:pStyle w:val="Heading1"/>
-      </w:pPr>
-      <w:r>
+        <w:rPr>
+          <w:rFonts w:ascii="Cambria" w:hAnsi="Cambria"/>
+          <w:sz w:val="20"/>
+          <w:szCs w:val="20"/>
+        </w:rPr>
+      </w:pPr>
+      <w:r>
+        <w:rPr>
+          <w:rFonts w:ascii="Cambria" w:hAnsi="Cambria"/>
+          <w:caps w:val="0"/>
+          <w:sz w:val="20"/>
+          <w:szCs w:val="20"/>
+        </w:rPr>
         <w:t>QUICK SUMMARY</w:t>
       </w:r>
     </w:p>
@@ -3045,7 +2697,7 @@
         <w:rPr>
           <w:rFonts w:ascii="Cambria" w:hAnsi="Cambria"/>
         </w:rPr>
-        <w:t>Access array elements using indexes</w:t>
+        <w:t>ACCESS ARRAY ELEMENTS USING INDEXES</w:t>
       </w:r>
     </w:p>
     <w:p>
@@ -3062,7 +2714,7 @@
         <w:rPr>
           <w:rFonts w:ascii="Cambria" w:hAnsi="Cambria"/>
         </w:rPr>
-        <w:t>Manipulate arrays by reshaping and changing values</w:t>
+        <w:t>MANIPULATE ARRAYS BY RESHAPING AND CHANGING VALUES</w:t>
       </w:r>
     </w:p>
     <w:p>
@@ -3079,22 +2731,1189 @@
         <w:rPr>
           <w:rFonts w:ascii="Cambria" w:hAnsi="Cambria"/>
         </w:rPr>
-        <w:t xml:space="preserve">Aggregation helps to </w:t>
-      </w:r>
-      <w:proofErr w:type="spellStart"/>
-      <w:r>
-        <w:rPr>
-          <w:rFonts w:ascii="Cambria" w:hAnsi="Cambria"/>
-        </w:rPr>
-        <w:t>analyze</w:t>
-      </w:r>
-      <w:proofErr w:type="spellEnd"/>
-      <w:r>
-        <w:rPr>
-          <w:rFonts w:ascii="Cambria" w:hAnsi="Cambria"/>
-        </w:rPr>
-        <w:t xml:space="preserve"> data quickly</w:t>
-      </w:r>
+        <w:t>AGGREGATION HELPS TO ANALYZE DATA QUICKLY</w:t>
+      </w:r>
+    </w:p>
+    <w:p>
+      <w:pPr>
+        <w:pStyle w:val="Heading1"/>
+        <w:rPr>
+          <w:rFonts w:ascii="Cambria" w:hAnsi="Cambria"/>
+          <w:sz w:val="20"/>
+          <w:szCs w:val="20"/>
+        </w:rPr>
+      </w:pPr>
+      <w:r>
+        <w:rPr>
+          <w:rFonts w:ascii="Cambria" w:hAnsi="Cambria"/>
+          <w:caps w:val="0"/>
+          <w:sz w:val="20"/>
+          <w:szCs w:val="20"/>
+        </w:rPr>
+        <w:t>MEAN, VARIANCE, AND STANDARD DEVIATION (STD)</w:t>
+      </w:r>
+    </w:p>
+    <w:p>
+      <w:pPr>
+        <w:rPr>
+          <w:rFonts w:ascii="Cambria" w:hAnsi="Cambria"/>
+        </w:rPr>
+      </w:pPr>
+      <w:r>
+        <w:rPr>
+          <w:rFonts w:ascii="Cambria" w:hAnsi="Cambria"/>
+        </w:rPr>
+        <w:t xml:space="preserve">THESE ARE </w:t>
+      </w:r>
+      <w:r>
+        <w:rPr>
+          <w:rFonts w:ascii="Cambria" w:hAnsi="Cambria"/>
+          <w:b/>
+          <w:bCs/>
+        </w:rPr>
+        <w:t>STATISTICAL MEASURES</w:t>
+      </w:r>
+      <w:r>
+        <w:rPr>
+          <w:rFonts w:ascii="Cambria" w:hAnsi="Cambria"/>
+        </w:rPr>
+        <w:t xml:space="preserve"> USED TO UNDERSTAND DATA.</w:t>
+      </w:r>
+    </w:p>
+    <w:p>
+      <w:pPr>
+        <w:pStyle w:val="Heading2"/>
+        <w:rPr>
+          <w:rFonts w:ascii="Cambria" w:hAnsi="Cambria"/>
+        </w:rPr>
+      </w:pPr>
+      <w:r>
+        <w:rPr>
+          <w:rFonts w:ascii="Cambria" w:hAnsi="Cambria"/>
+          <w:caps w:val="0"/>
+        </w:rPr>
+        <w:t>MEAN (AVERAGE)</w:t>
+      </w:r>
+    </w:p>
+    <w:p>
+      <w:pPr>
+        <w:numPr>
+          <w:ilvl w:val="0"/>
+          <w:numId w:val="19"/>
+        </w:numPr>
+        <w:rPr>
+          <w:rFonts w:ascii="Cambria" w:hAnsi="Cambria"/>
+        </w:rPr>
+      </w:pPr>
+      <w:r>
+        <w:rPr>
+          <w:rFonts w:ascii="Cambria" w:hAnsi="Cambria"/>
+        </w:rPr>
+        <w:t xml:space="preserve">MEAN IS THE </w:t>
+      </w:r>
+      <w:r>
+        <w:rPr>
+          <w:rFonts w:ascii="Cambria" w:hAnsi="Cambria"/>
+          <w:b/>
+          <w:bCs/>
+        </w:rPr>
+        <w:t>AVERAGE VALUE</w:t>
+      </w:r>
+    </w:p>
+    <w:p>
+      <w:pPr>
+        <w:numPr>
+          <w:ilvl w:val="0"/>
+          <w:numId w:val="19"/>
+        </w:numPr>
+        <w:rPr>
+          <w:rFonts w:ascii="Cambria" w:hAnsi="Cambria"/>
+        </w:rPr>
+      </w:pPr>
+      <w:r>
+        <w:rPr>
+          <w:rFonts w:ascii="Cambria" w:hAnsi="Cambria"/>
+        </w:rPr>
+        <w:t>SUM OF ALL VALUES ÷ TOTAL VALUES</w:t>
+      </w:r>
+    </w:p>
+    <w:p>
+      <w:pPr>
+        <w:rPr>
+          <w:rFonts w:ascii="Cambria" w:hAnsi="Cambria"/>
+        </w:rPr>
+      </w:pPr>
+      <w:r>
+        <w:rPr>
+          <w:rFonts w:ascii="Cambria" w:hAnsi="Cambria"/>
+        </w:rPr>
+        <w:t>IMPORT NUMPY AS NP</w:t>
+      </w:r>
+    </w:p>
+    <w:p>
+      <w:pPr>
+        <w:rPr>
+          <w:rFonts w:ascii="Cambria" w:hAnsi="Cambria"/>
+        </w:rPr>
+      </w:pPr>
+      <w:r>
+        <w:rPr>
+          <w:rFonts w:ascii="Cambria" w:hAnsi="Cambria"/>
+        </w:rPr>
+        <w:t>ARR = NP.ARRAY([1, 2, 3, 4, 5])</w:t>
+      </w:r>
+    </w:p>
+    <w:p>
+      <w:pPr>
+        <w:rPr>
+          <w:rFonts w:ascii="Cambria" w:hAnsi="Cambria"/>
+        </w:rPr>
+      </w:pPr>
+      <w:r>
+        <w:rPr>
+          <w:rFonts w:ascii="Cambria" w:hAnsi="Cambria"/>
+        </w:rPr>
+        <w:t>NP.MEAN(ARR)</w:t>
+      </w:r>
+    </w:p>
+    <w:p>
+      <w:pPr>
+        <w:rPr>
+          <w:rFonts w:ascii="Cambria" w:hAnsi="Cambria"/>
+        </w:rPr>
+      </w:pPr>
+      <w:r>
+        <w:rPr>
+          <w:rFonts w:ascii="Cambria" w:hAnsi="Cambria"/>
+        </w:rPr>
+        <w:t xml:space="preserve">TELLS US THE </w:t>
+      </w:r>
+      <w:r>
+        <w:rPr>
+          <w:rFonts w:ascii="Cambria" w:hAnsi="Cambria"/>
+          <w:b/>
+          <w:bCs/>
+        </w:rPr>
+        <w:t>CENTER</w:t>
+      </w:r>
+      <w:r>
+        <w:rPr>
+          <w:rFonts w:ascii="Cambria" w:hAnsi="Cambria"/>
+        </w:rPr>
+        <w:t xml:space="preserve"> OF DATA</w:t>
+      </w:r>
+    </w:p>
+    <w:p>
+      <w:pPr>
+        <w:pStyle w:val="Heading2"/>
+        <w:rPr>
+          <w:rFonts w:ascii="Cambria" w:hAnsi="Cambria"/>
+        </w:rPr>
+      </w:pPr>
+      <w:r>
+        <w:rPr>
+          <w:rFonts w:ascii="Cambria" w:hAnsi="Cambria"/>
+          <w:caps w:val="0"/>
+        </w:rPr>
+        <w:t>VARIANCE</w:t>
+      </w:r>
+    </w:p>
+    <w:p>
+      <w:pPr>
+        <w:numPr>
+          <w:ilvl w:val="0"/>
+          <w:numId w:val="20"/>
+        </w:numPr>
+        <w:rPr>
+          <w:rFonts w:ascii="Cambria" w:hAnsi="Cambria"/>
+        </w:rPr>
+      </w:pPr>
+      <w:r>
+        <w:rPr>
+          <w:rFonts w:ascii="Cambria" w:hAnsi="Cambria"/>
+        </w:rPr>
+        <w:t xml:space="preserve">SHOWS </w:t>
+      </w:r>
+      <w:r>
+        <w:rPr>
+          <w:rFonts w:ascii="Cambria" w:hAnsi="Cambria"/>
+          <w:b/>
+          <w:bCs/>
+        </w:rPr>
+        <w:t>HOW SPREAD OUT</w:t>
+      </w:r>
+      <w:r>
+        <w:rPr>
+          <w:rFonts w:ascii="Cambria" w:hAnsi="Cambria"/>
+        </w:rPr>
+        <w:t xml:space="preserve"> THE DATA IS</w:t>
+      </w:r>
+    </w:p>
+    <w:p>
+      <w:pPr>
+        <w:numPr>
+          <w:ilvl w:val="0"/>
+          <w:numId w:val="20"/>
+        </w:numPr>
+        <w:rPr>
+          <w:rFonts w:ascii="Cambria" w:hAnsi="Cambria"/>
+        </w:rPr>
+      </w:pPr>
+      <w:r>
+        <w:rPr>
+          <w:rFonts w:ascii="Cambria" w:hAnsi="Cambria"/>
+        </w:rPr>
+        <w:t>MEASURES HOW FAR VALUES ARE FROM THE MEAN</w:t>
+      </w:r>
+    </w:p>
+    <w:p>
+      <w:pPr>
+        <w:rPr>
+          <w:rFonts w:ascii="Cambria" w:hAnsi="Cambria"/>
+        </w:rPr>
+      </w:pPr>
+      <w:r>
+        <w:rPr>
+          <w:rFonts w:ascii="Cambria" w:hAnsi="Cambria"/>
+        </w:rPr>
+        <w:lastRenderedPageBreak/>
+        <w:t>NP.VAR(ARR)</w:t>
+      </w:r>
+    </w:p>
+    <w:p>
+      <w:pPr>
+        <w:rPr>
+          <w:rFonts w:ascii="Cambria" w:hAnsi="Cambria"/>
+        </w:rPr>
+      </w:pPr>
+      <w:r>
+        <w:rPr>
+          <w:rFonts w:ascii="Cambria" w:hAnsi="Cambria"/>
+        </w:rPr>
+        <w:t>HIGH VARIANCE = DATA IS SPREAD</w:t>
+      </w:r>
+      <w:r>
+        <w:rPr>
+          <w:rFonts w:ascii="Cambria" w:hAnsi="Cambria"/>
+        </w:rPr>
+        <w:br/>
+        <w:t>LOW VARIANCE = DATA IS CLOSE TOGETHER</w:t>
+      </w:r>
+    </w:p>
+    <w:p>
+      <w:pPr>
+        <w:pStyle w:val="Heading2"/>
+        <w:rPr>
+          <w:rFonts w:ascii="Cambria" w:hAnsi="Cambria"/>
+        </w:rPr>
+      </w:pPr>
+      <w:r>
+        <w:rPr>
+          <w:rFonts w:ascii="Cambria" w:hAnsi="Cambria"/>
+          <w:caps w:val="0"/>
+        </w:rPr>
+        <w:t>STANDARD DEVIATION (STD)</w:t>
+      </w:r>
+    </w:p>
+    <w:p>
+      <w:pPr>
+        <w:numPr>
+          <w:ilvl w:val="0"/>
+          <w:numId w:val="21"/>
+        </w:numPr>
+        <w:rPr>
+          <w:rFonts w:ascii="Cambria" w:hAnsi="Cambria"/>
+        </w:rPr>
+      </w:pPr>
+      <w:r>
+        <w:rPr>
+          <w:rFonts w:ascii="Cambria" w:hAnsi="Cambria"/>
+        </w:rPr>
+        <w:t>SQUARE ROOT OF VARIANCE</w:t>
+      </w:r>
+    </w:p>
+    <w:p>
+      <w:pPr>
+        <w:numPr>
+          <w:ilvl w:val="0"/>
+          <w:numId w:val="21"/>
+        </w:numPr>
+        <w:rPr>
+          <w:rFonts w:ascii="Cambria" w:hAnsi="Cambria"/>
+        </w:rPr>
+      </w:pPr>
+      <w:r>
+        <w:rPr>
+          <w:rFonts w:ascii="Cambria" w:hAnsi="Cambria"/>
+        </w:rPr>
+        <w:t>EASIER TO UNDERSTAND THAN VARIANCE</w:t>
+      </w:r>
+    </w:p>
+    <w:p>
+      <w:pPr>
+        <w:rPr>
+          <w:rFonts w:ascii="Cambria" w:hAnsi="Cambria"/>
+        </w:rPr>
+      </w:pPr>
+      <w:r>
+        <w:rPr>
+          <w:rFonts w:ascii="Cambria" w:hAnsi="Cambria"/>
+        </w:rPr>
+        <w:t>NP.STD(ARR)SMALL STD = DATA IS CONSISTENT</w:t>
+      </w:r>
+      <w:r>
+        <w:rPr>
+          <w:rFonts w:ascii="Cambria" w:hAnsi="Cambria"/>
+        </w:rPr>
+        <w:br/>
+        <w:t>LARGE STD = DATA CHANGES A LOT</w:t>
+      </w:r>
+    </w:p>
+    <w:p>
+      <w:pPr>
+        <w:pStyle w:val="Heading3"/>
+        <w:rPr>
+          <w:rFonts w:ascii="Cambria" w:hAnsi="Cambria"/>
+        </w:rPr>
+      </w:pPr>
+      <w:r>
+        <w:rPr>
+          <w:rFonts w:ascii="Cambria" w:hAnsi="Cambria"/>
+          <w:caps w:val="0"/>
+        </w:rPr>
+        <w:t>RELATION</w:t>
+      </w:r>
+    </w:p>
+    <w:p>
+      <w:pPr>
+        <w:numPr>
+          <w:ilvl w:val="0"/>
+          <w:numId w:val="22"/>
+        </w:numPr>
+        <w:rPr>
+          <w:rFonts w:ascii="Cambria" w:hAnsi="Cambria"/>
+        </w:rPr>
+      </w:pPr>
+      <w:r>
+        <w:rPr>
+          <w:rFonts w:ascii="Cambria" w:hAnsi="Cambria"/>
+          <w:b/>
+          <w:bCs/>
+        </w:rPr>
+        <w:t>STD = √VARIANCE</w:t>
+      </w:r>
+    </w:p>
+    <w:p>
+      <w:pPr>
+        <w:pStyle w:val="Heading1"/>
+        <w:rPr>
+          <w:rFonts w:ascii="Cambria" w:hAnsi="Cambria"/>
+          <w:sz w:val="20"/>
+          <w:szCs w:val="20"/>
+        </w:rPr>
+      </w:pPr>
+      <w:r>
+        <w:rPr>
+          <w:rFonts w:ascii="Cambria" w:hAnsi="Cambria"/>
+          <w:caps w:val="0"/>
+          <w:sz w:val="20"/>
+          <w:szCs w:val="20"/>
+        </w:rPr>
+        <w:t>DOT PRODUCT VS MATRIX MANIPULATION</w:t>
+      </w:r>
+    </w:p>
+    <w:p>
+      <w:pPr>
+        <w:pStyle w:val="Heading2"/>
+        <w:rPr>
+          <w:rFonts w:ascii="Cambria" w:hAnsi="Cambria"/>
+        </w:rPr>
+      </w:pPr>
+      <w:r>
+        <w:rPr>
+          <w:rFonts w:ascii="Cambria" w:hAnsi="Cambria"/>
+          <w:caps w:val="0"/>
+        </w:rPr>
+        <w:t>DOT PRODUCT</w:t>
+      </w:r>
+    </w:p>
+    <w:p>
+      <w:pPr>
+        <w:numPr>
+          <w:ilvl w:val="0"/>
+          <w:numId w:val="23"/>
+        </w:numPr>
+        <w:rPr>
+          <w:rFonts w:ascii="Cambria" w:hAnsi="Cambria"/>
+        </w:rPr>
+      </w:pPr>
+      <w:r>
+        <w:rPr>
+          <w:rFonts w:ascii="Cambria" w:hAnsi="Cambria"/>
+        </w:rPr>
+        <w:t xml:space="preserve">DOT PRODUCT IS </w:t>
+      </w:r>
+      <w:r>
+        <w:rPr>
+          <w:rFonts w:ascii="Cambria" w:hAnsi="Cambria"/>
+          <w:b/>
+          <w:bCs/>
+        </w:rPr>
+        <w:t>MULTIPLICATION OF TWO VECTORS</w:t>
+      </w:r>
+    </w:p>
+    <w:p>
+      <w:pPr>
+        <w:numPr>
+          <w:ilvl w:val="0"/>
+          <w:numId w:val="23"/>
+        </w:numPr>
+        <w:rPr>
+          <w:rFonts w:ascii="Cambria" w:hAnsi="Cambria"/>
+        </w:rPr>
+      </w:pPr>
+      <w:r>
+        <w:rPr>
+          <w:rFonts w:ascii="Cambria" w:hAnsi="Cambria"/>
+        </w:rPr>
+        <w:t xml:space="preserve">USED IN </w:t>
+      </w:r>
+      <w:r>
+        <w:rPr>
+          <w:rFonts w:ascii="Cambria" w:hAnsi="Cambria"/>
+          <w:b/>
+          <w:bCs/>
+        </w:rPr>
+        <w:t>MACHINE LEARNING AND LINEAR ALGEBRA</w:t>
+      </w:r>
+    </w:p>
+    <w:p>
+      <w:pPr>
+        <w:pStyle w:val="Heading2"/>
+        <w:rPr>
+          <w:rFonts w:ascii="Cambria" w:hAnsi="Cambria"/>
+        </w:rPr>
+      </w:pPr>
+      <w:r>
+        <w:rPr>
+          <w:rFonts w:ascii="Cambria" w:hAnsi="Cambria"/>
+          <w:caps w:val="0"/>
+        </w:rPr>
+        <w:t>EXAMPLE:</w:t>
+      </w:r>
+    </w:p>
+    <w:p>
+      <w:pPr>
+        <w:rPr>
+          <w:rFonts w:ascii="Cambria" w:hAnsi="Cambria"/>
+        </w:rPr>
+      </w:pPr>
+      <w:r>
+        <w:rPr>
+          <w:rFonts w:ascii="Cambria" w:hAnsi="Cambria"/>
+        </w:rPr>
+        <w:t>A = NP.ARRAY([1, 2])</w:t>
+      </w:r>
+    </w:p>
+    <w:p>
+      <w:pPr>
+        <w:rPr>
+          <w:rFonts w:ascii="Cambria" w:hAnsi="Cambria"/>
+        </w:rPr>
+      </w:pPr>
+      <w:r>
+        <w:rPr>
+          <w:rFonts w:ascii="Cambria" w:hAnsi="Cambria"/>
+        </w:rPr>
+        <w:t>B = NP.ARRAY([3, 4])</w:t>
+      </w:r>
+    </w:p>
+    <w:p>
+      <w:pPr>
+        <w:rPr>
+          <w:rFonts w:ascii="Cambria" w:hAnsi="Cambria"/>
+        </w:rPr>
+      </w:pPr>
+      <w:r>
+        <w:rPr>
+          <w:rFonts w:ascii="Cambria" w:hAnsi="Cambria"/>
+        </w:rPr>
+        <w:t>NP.DOT(A, B)</w:t>
+      </w:r>
+    </w:p>
+    <w:p>
+      <w:pPr>
+        <w:rPr>
+          <w:rFonts w:ascii="Cambria" w:hAnsi="Cambria"/>
+        </w:rPr>
+      </w:pPr>
+      <w:r>
+        <w:rPr>
+          <w:rFonts w:ascii="Cambria" w:hAnsi="Cambria"/>
+        </w:rPr>
+        <w:t>CALCULATION:</w:t>
+      </w:r>
+      <w:r>
+        <w:rPr>
+          <w:rFonts w:ascii="Cambria" w:hAnsi="Cambria"/>
+        </w:rPr>
+        <w:br/>
+        <w:t>(1×3) + (2×4) = 11</w:t>
+      </w:r>
+    </w:p>
+    <w:p>
+      <w:pPr>
+        <w:rPr>
+          <w:rFonts w:ascii="Cambria" w:hAnsi="Cambria"/>
+        </w:rPr>
+      </w:pPr>
+      <w:r>
+        <w:rPr>
+          <w:rFonts w:ascii="Cambria" w:hAnsi="Cambria"/>
+        </w:rPr>
+        <w:t xml:space="preserve">RESULT IS A </w:t>
+      </w:r>
+      <w:r>
+        <w:rPr>
+          <w:rFonts w:ascii="Cambria" w:hAnsi="Cambria"/>
+          <w:b/>
+          <w:bCs/>
+        </w:rPr>
+        <w:t>SINGLE NUMBER</w:t>
+      </w:r>
+    </w:p>
+    <w:p>
+      <w:pPr>
+        <w:pStyle w:val="Heading2"/>
+        <w:rPr>
+          <w:rFonts w:ascii="Cambria" w:hAnsi="Cambria"/>
+        </w:rPr>
+      </w:pPr>
+      <w:r>
+        <w:rPr>
+          <w:rFonts w:ascii="Cambria" w:hAnsi="Cambria"/>
+          <w:caps w:val="0"/>
+        </w:rPr>
+        <w:t>MATRIX MULTIPLICATION (MATRIX MANIPULATION)</w:t>
+      </w:r>
+    </w:p>
+    <w:p>
+      <w:pPr>
+        <w:numPr>
+          <w:ilvl w:val="0"/>
+          <w:numId w:val="24"/>
+        </w:numPr>
+        <w:rPr>
+          <w:rFonts w:ascii="Cambria" w:hAnsi="Cambria"/>
+        </w:rPr>
+      </w:pPr>
+      <w:r>
+        <w:rPr>
+          <w:rFonts w:ascii="Cambria" w:hAnsi="Cambria"/>
+        </w:rPr>
+        <w:t>ROWS × COLUMNS</w:t>
+      </w:r>
+    </w:p>
+    <w:p>
+      <w:pPr>
+        <w:numPr>
+          <w:ilvl w:val="0"/>
+          <w:numId w:val="24"/>
+        </w:numPr>
+        <w:rPr>
+          <w:rFonts w:ascii="Cambria" w:hAnsi="Cambria"/>
+        </w:rPr>
+      </w:pPr>
+      <w:r>
+        <w:rPr>
+          <w:rFonts w:ascii="Cambria" w:hAnsi="Cambria"/>
+        </w:rPr>
+        <w:t>USES DOT() OR @</w:t>
+      </w:r>
+    </w:p>
+    <w:p>
+      <w:pPr>
+        <w:pStyle w:val="Heading2"/>
+        <w:rPr>
+          <w:rFonts w:ascii="Cambria" w:hAnsi="Cambria"/>
+        </w:rPr>
+      </w:pPr>
+      <w:r>
+        <w:rPr>
+          <w:rFonts w:ascii="Cambria" w:hAnsi="Cambria"/>
+          <w:caps w:val="0"/>
+        </w:rPr>
+        <w:t>EXAMPLE:</w:t>
+      </w:r>
+    </w:p>
+    <w:p>
+      <w:pPr>
+        <w:rPr>
+          <w:rFonts w:ascii="Cambria" w:hAnsi="Cambria"/>
+        </w:rPr>
+      </w:pPr>
+      <w:r>
+        <w:rPr>
+          <w:rFonts w:ascii="Cambria" w:hAnsi="Cambria"/>
+        </w:rPr>
+        <w:t>A = NP.ARRAY([[1, 2],</w:t>
+      </w:r>
+    </w:p>
+    <w:p>
+      <w:pPr>
+        <w:rPr>
+          <w:rFonts w:ascii="Cambria" w:hAnsi="Cambria"/>
+        </w:rPr>
+      </w:pPr>
+      <w:r>
+        <w:rPr>
+          <w:rFonts w:ascii="Cambria" w:hAnsi="Cambria"/>
+        </w:rPr>
+        <w:t xml:space="preserve">              [3, 4]])</w:t>
+      </w:r>
+    </w:p>
+    <w:p>
+      <w:pPr>
+        <w:rPr>
+          <w:rFonts w:ascii="Cambria" w:hAnsi="Cambria"/>
+        </w:rPr>
+      </w:pPr>
+    </w:p>
+    <w:p>
+      <w:pPr>
+        <w:rPr>
+          <w:rFonts w:ascii="Cambria" w:hAnsi="Cambria"/>
+        </w:rPr>
+      </w:pPr>
+      <w:r>
+        <w:rPr>
+          <w:rFonts w:ascii="Cambria" w:hAnsi="Cambria"/>
+        </w:rPr>
+        <w:t>B = NP.ARRAY([[5, 6],</w:t>
+      </w:r>
+    </w:p>
+    <w:p>
+      <w:pPr>
+        <w:rPr>
+          <w:rFonts w:ascii="Cambria" w:hAnsi="Cambria"/>
+        </w:rPr>
+      </w:pPr>
+      <w:r>
+        <w:rPr>
+          <w:rFonts w:ascii="Cambria" w:hAnsi="Cambria"/>
+        </w:rPr>
+        <w:t xml:space="preserve">              [7, 8]])</w:t>
+      </w:r>
+    </w:p>
+    <w:p>
+      <w:pPr>
+        <w:rPr>
+          <w:rFonts w:ascii="Cambria" w:hAnsi="Cambria"/>
+        </w:rPr>
+      </w:pPr>
+    </w:p>
+    <w:p>
+      <w:pPr>
+        <w:rPr>
+          <w:rFonts w:ascii="Cambria" w:hAnsi="Cambria"/>
+        </w:rPr>
+      </w:pPr>
+      <w:r>
+        <w:rPr>
+          <w:rFonts w:ascii="Cambria" w:hAnsi="Cambria"/>
+        </w:rPr>
+        <w:t>NP.DOT(A, B)</w:t>
+      </w:r>
+    </w:p>
+    <w:p>
+      <w:pPr>
+        <w:rPr>
+          <w:rFonts w:ascii="Cambria" w:hAnsi="Cambria"/>
+        </w:rPr>
+      </w:pPr>
+      <w:r>
+        <w:rPr>
+          <w:rFonts w:ascii="Cambria" w:hAnsi="Cambria"/>
+        </w:rPr>
+        <w:t xml:space="preserve">RESULT IS A </w:t>
+      </w:r>
+      <w:r>
+        <w:rPr>
+          <w:rFonts w:ascii="Cambria" w:hAnsi="Cambria"/>
+          <w:b/>
+          <w:bCs/>
+        </w:rPr>
+        <w:t>NEW MATRIX</w:t>
+      </w:r>
+    </w:p>
+    <w:p>
+      <w:pPr>
+        <w:pStyle w:val="Heading2"/>
+        <w:rPr>
+          <w:rFonts w:ascii="Cambria" w:hAnsi="Cambria"/>
+        </w:rPr>
+      </w:pPr>
+      <w:r>
+        <w:rPr>
+          <w:rFonts w:ascii="Cambria" w:hAnsi="Cambria"/>
+          <w:caps w:val="0"/>
+        </w:rPr>
+        <w:t>USING @ OPERATOR</w:t>
+      </w:r>
+    </w:p>
+    <w:p>
+      <w:pPr>
+        <w:rPr>
+          <w:rFonts w:ascii="Cambria" w:hAnsi="Cambria"/>
+        </w:rPr>
+      </w:pPr>
+      <w:r>
+        <w:rPr>
+          <w:rFonts w:ascii="Cambria" w:hAnsi="Cambria"/>
+        </w:rPr>
+        <w:t>A @ B</w:t>
+      </w:r>
+    </w:p>
+    <w:p>
+      <w:pPr>
+        <w:pStyle w:val="Heading2"/>
+        <w:rPr>
+          <w:rFonts w:ascii="Cambria" w:hAnsi="Cambria"/>
+        </w:rPr>
+      </w:pPr>
+      <w:r>
+        <w:rPr>
+          <w:rFonts w:ascii="Cambria" w:hAnsi="Cambria"/>
+          <w:caps w:val="0"/>
+        </w:rPr>
+        <w:t>DOT PRODUCT VS MATRIX MULTIPLICATION</w:t>
+      </w:r>
+    </w:p>
+    <w:tbl>
+      <w:tblPr>
+        <w:tblW w:w="0" w:type="auto"/>
+        <w:tblCellSpacing w:w="15" w:type="dxa"/>
+        <w:tblBorders>
+          <w:top w:val="single" w:sz="4" w:space="0" w:color="auto"/>
+          <w:left w:val="single" w:sz="4" w:space="0" w:color="auto"/>
+          <w:bottom w:val="single" w:sz="4" w:space="0" w:color="auto"/>
+          <w:right w:val="single" w:sz="4" w:space="0" w:color="auto"/>
+          <w:insideH w:val="single" w:sz="4" w:space="0" w:color="auto"/>
+          <w:insideV w:val="single" w:sz="4" w:space="0" w:color="auto"/>
+        </w:tblBorders>
+        <w:tblCellMar>
+          <w:top w:w="15" w:type="dxa"/>
+          <w:left w:w="15" w:type="dxa"/>
+          <w:bottom w:w="15" w:type="dxa"/>
+          <w:right w:w="15" w:type="dxa"/>
+        </w:tblCellMar>
+        <w:tblLook w:val="04A0" w:firstRow="1" w:lastRow="0" w:firstColumn="1" w:lastColumn="0" w:noHBand="0" w:noVBand="1"/>
+      </w:tblPr>
+      <w:tblGrid>
+        <w:gridCol w:w="3256"/>
+        <w:gridCol w:w="2976"/>
+      </w:tblGrid>
+      <w:tr>
+        <w:trPr>
+          <w:tblHeader/>
+          <w:tblCellSpacing w:w="15" w:type="dxa"/>
+        </w:trPr>
+        <w:tc>
+          <w:tcPr>
+            <w:tcW w:w="3211" w:type="dxa"/>
+            <w:vAlign w:val="center"/>
+            <w:hideMark/>
+          </w:tcPr>
+          <w:p>
+            <w:pPr>
+              <w:jc w:val="center"/>
+              <w:rPr>
+                <w:rFonts w:ascii="Cambria" w:hAnsi="Cambria"/>
+                <w:b/>
+                <w:bCs/>
+              </w:rPr>
+            </w:pPr>
+            <w:r>
+              <w:rPr>
+                <w:rFonts w:ascii="Cambria" w:hAnsi="Cambria"/>
+                <w:b/>
+                <w:bCs/>
+              </w:rPr>
+              <w:t>DOT PRODUCT</w:t>
+            </w:r>
+          </w:p>
+        </w:tc>
+        <w:tc>
+          <w:tcPr>
+            <w:tcW w:w="2931" w:type="dxa"/>
+            <w:vAlign w:val="center"/>
+            <w:hideMark/>
+          </w:tcPr>
+          <w:p>
+            <w:pPr>
+              <w:jc w:val="center"/>
+              <w:rPr>
+                <w:rFonts w:ascii="Cambria" w:hAnsi="Cambria"/>
+                <w:b/>
+                <w:bCs/>
+              </w:rPr>
+            </w:pPr>
+            <w:r>
+              <w:rPr>
+                <w:rFonts w:ascii="Cambria" w:hAnsi="Cambria"/>
+                <w:b/>
+                <w:bCs/>
+              </w:rPr>
+              <w:t>MATRIX MULTIPLICATION</w:t>
+            </w:r>
+          </w:p>
+        </w:tc>
+      </w:tr>
+      <w:tr>
+        <w:trPr>
+          <w:tblCellSpacing w:w="15" w:type="dxa"/>
+        </w:trPr>
+        <w:tc>
+          <w:tcPr>
+            <w:tcW w:w="3211" w:type="dxa"/>
+            <w:vAlign w:val="center"/>
+            <w:hideMark/>
+          </w:tcPr>
+          <w:p>
+            <w:pPr>
+              <w:jc w:val="center"/>
+              <w:rPr>
+                <w:rFonts w:ascii="Cambria" w:hAnsi="Cambria"/>
+              </w:rPr>
+            </w:pPr>
+            <w:r>
+              <w:rPr>
+                <w:rFonts w:ascii="Cambria" w:hAnsi="Cambria"/>
+              </w:rPr>
+              <w:t>WORKS ON VECTORS</w:t>
+            </w:r>
+          </w:p>
+        </w:tc>
+        <w:tc>
+          <w:tcPr>
+            <w:tcW w:w="2931" w:type="dxa"/>
+            <w:vAlign w:val="center"/>
+            <w:hideMark/>
+          </w:tcPr>
+          <w:p>
+            <w:pPr>
+              <w:jc w:val="center"/>
+              <w:rPr>
+                <w:rFonts w:ascii="Cambria" w:hAnsi="Cambria"/>
+              </w:rPr>
+            </w:pPr>
+            <w:r>
+              <w:rPr>
+                <w:rFonts w:ascii="Cambria" w:hAnsi="Cambria"/>
+              </w:rPr>
+              <w:t>WORKS ON MATRICES</w:t>
+            </w:r>
+          </w:p>
+        </w:tc>
+      </w:tr>
+      <w:tr>
+        <w:trPr>
+          <w:tblCellSpacing w:w="15" w:type="dxa"/>
+        </w:trPr>
+        <w:tc>
+          <w:tcPr>
+            <w:tcW w:w="3211" w:type="dxa"/>
+            <w:vAlign w:val="center"/>
+            <w:hideMark/>
+          </w:tcPr>
+          <w:p>
+            <w:pPr>
+              <w:jc w:val="center"/>
+              <w:rPr>
+                <w:rFonts w:ascii="Cambria" w:hAnsi="Cambria"/>
+              </w:rPr>
+            </w:pPr>
+            <w:r>
+              <w:rPr>
+                <w:rFonts w:ascii="Cambria" w:hAnsi="Cambria"/>
+              </w:rPr>
+              <w:t>RESULT IS A NUMBER</w:t>
+            </w:r>
+          </w:p>
+        </w:tc>
+        <w:tc>
+          <w:tcPr>
+            <w:tcW w:w="2931" w:type="dxa"/>
+            <w:vAlign w:val="center"/>
+            <w:hideMark/>
+          </w:tcPr>
+          <w:p>
+            <w:pPr>
+              <w:jc w:val="center"/>
+              <w:rPr>
+                <w:rFonts w:ascii="Cambria" w:hAnsi="Cambria"/>
+              </w:rPr>
+            </w:pPr>
+            <w:r>
+              <w:rPr>
+                <w:rFonts w:ascii="Cambria" w:hAnsi="Cambria"/>
+              </w:rPr>
+              <w:t>RESULT IS A MATRIX</w:t>
+            </w:r>
+          </w:p>
+        </w:tc>
+      </w:tr>
+      <w:tr>
+        <w:trPr>
+          <w:tblCellSpacing w:w="15" w:type="dxa"/>
+        </w:trPr>
+        <w:tc>
+          <w:tcPr>
+            <w:tcW w:w="3211" w:type="dxa"/>
+            <w:vAlign w:val="center"/>
+            <w:hideMark/>
+          </w:tcPr>
+          <w:p>
+            <w:pPr>
+              <w:jc w:val="center"/>
+              <w:rPr>
+                <w:rFonts w:ascii="Cambria" w:hAnsi="Cambria"/>
+              </w:rPr>
+            </w:pPr>
+            <w:r>
+              <w:rPr>
+                <w:rFonts w:ascii="Cambria" w:hAnsi="Cambria"/>
+              </w:rPr>
+              <w:t>USED FOR SIMILARITY</w:t>
+            </w:r>
+          </w:p>
+        </w:tc>
+        <w:tc>
+          <w:tcPr>
+            <w:tcW w:w="2931" w:type="dxa"/>
+            <w:vAlign w:val="center"/>
+            <w:hideMark/>
+          </w:tcPr>
+          <w:p>
+            <w:pPr>
+              <w:jc w:val="center"/>
+              <w:rPr>
+                <w:rFonts w:ascii="Cambria" w:hAnsi="Cambria"/>
+              </w:rPr>
+            </w:pPr>
+            <w:r>
+              <w:rPr>
+                <w:rFonts w:ascii="Cambria" w:hAnsi="Cambria"/>
+              </w:rPr>
+              <w:t>USED FOR TRANSFORMATIONS</w:t>
+            </w:r>
+          </w:p>
+        </w:tc>
+      </w:tr>
+    </w:tbl>
+    <w:p>
+      <w:pPr>
+        <w:pStyle w:val="Heading2"/>
+        <w:rPr>
+          <w:rFonts w:ascii="Cambria" w:hAnsi="Cambria"/>
+        </w:rPr>
+      </w:pPr>
+      <w:r>
+        <w:rPr>
+          <w:rFonts w:ascii="Cambria" w:hAnsi="Cambria"/>
+          <w:caps w:val="0"/>
+        </w:rPr>
+        <w:t>WHY IMPORTANT IN ML?</w:t>
+      </w:r>
+    </w:p>
+    <w:p>
+      <w:pPr>
+        <w:numPr>
+          <w:ilvl w:val="0"/>
+          <w:numId w:val="25"/>
+        </w:numPr>
+        <w:rPr>
+          <w:rFonts w:ascii="Cambria" w:hAnsi="Cambria"/>
+        </w:rPr>
+      </w:pPr>
+      <w:r>
+        <w:rPr>
+          <w:rFonts w:ascii="Cambria" w:hAnsi="Cambria"/>
+        </w:rPr>
+        <w:t xml:space="preserve">USED IN </w:t>
+      </w:r>
+      <w:r>
+        <w:rPr>
+          <w:rFonts w:ascii="Cambria" w:hAnsi="Cambria"/>
+          <w:b/>
+          <w:bCs/>
+        </w:rPr>
+        <w:t>NEURAL NETWORKS</w:t>
+      </w:r>
+    </w:p>
+    <w:p>
+      <w:pPr>
+        <w:numPr>
+          <w:ilvl w:val="0"/>
+          <w:numId w:val="25"/>
+        </w:numPr>
+        <w:rPr>
+          <w:rFonts w:ascii="Cambria" w:hAnsi="Cambria"/>
+        </w:rPr>
+      </w:pPr>
+      <w:r>
+        <w:rPr>
+          <w:rFonts w:ascii="Cambria" w:hAnsi="Cambria"/>
+        </w:rPr>
+        <w:t xml:space="preserve">USED IN </w:t>
+      </w:r>
+      <w:r>
+        <w:rPr>
+          <w:rFonts w:ascii="Cambria" w:hAnsi="Cambria"/>
+          <w:b/>
+          <w:bCs/>
+        </w:rPr>
+        <w:t>LINEAR REGRESSION</w:t>
+      </w:r>
+    </w:p>
+    <w:p>
+      <w:pPr>
+        <w:numPr>
+          <w:ilvl w:val="0"/>
+          <w:numId w:val="25"/>
+        </w:numPr>
+        <w:rPr>
+          <w:rFonts w:ascii="Cambria" w:hAnsi="Cambria"/>
+        </w:rPr>
+      </w:pPr>
+      <w:r>
+        <w:rPr>
+          <w:rFonts w:ascii="Cambria" w:hAnsi="Cambria"/>
+        </w:rPr>
+        <w:t xml:space="preserve">USED IN </w:t>
+      </w:r>
+      <w:r>
+        <w:rPr>
+          <w:rFonts w:ascii="Cambria" w:hAnsi="Cambria"/>
+          <w:b/>
+          <w:bCs/>
+        </w:rPr>
+        <w:t>DATA TRANSFORMATIONS</w:t>
+      </w:r>
+    </w:p>
+    <w:p>
+      <w:pPr>
+        <w:pStyle w:val="Heading2"/>
+        <w:rPr>
+          <w:rFonts w:ascii="Cambria" w:hAnsi="Cambria"/>
+        </w:rPr>
+      </w:pPr>
+      <w:r>
+        <w:rPr>
+          <w:rFonts w:ascii="Cambria" w:hAnsi="Cambria"/>
+          <w:caps w:val="0"/>
+        </w:rPr>
+        <w:t>QUICK SUMMARY</w:t>
+      </w:r>
+    </w:p>
+    <w:p>
+      <w:pPr>
+        <w:numPr>
+          <w:ilvl w:val="0"/>
+          <w:numId w:val="26"/>
+        </w:numPr>
+        <w:rPr>
+          <w:rFonts w:ascii="Cambria" w:hAnsi="Cambria"/>
+        </w:rPr>
+      </w:pPr>
+      <w:r>
+        <w:rPr>
+          <w:rFonts w:ascii="Cambria" w:hAnsi="Cambria"/>
+        </w:rPr>
+        <w:t>MEAN = AVERAGE</w:t>
+      </w:r>
+    </w:p>
+    <w:p>
+      <w:pPr>
+        <w:numPr>
+          <w:ilvl w:val="0"/>
+          <w:numId w:val="26"/>
+        </w:numPr>
+        <w:rPr>
+          <w:rFonts w:ascii="Cambria" w:hAnsi="Cambria"/>
+        </w:rPr>
+      </w:pPr>
+      <w:r>
+        <w:rPr>
+          <w:rFonts w:ascii="Cambria" w:hAnsi="Cambria"/>
+        </w:rPr>
+        <w:t>VARIANCE = SPREAD OF DATA</w:t>
+      </w:r>
+    </w:p>
+    <w:p>
+      <w:pPr>
+        <w:numPr>
+          <w:ilvl w:val="0"/>
+          <w:numId w:val="26"/>
+        </w:numPr>
+        <w:rPr>
+          <w:rFonts w:ascii="Cambria" w:hAnsi="Cambria"/>
+        </w:rPr>
+      </w:pPr>
+      <w:r>
+        <w:rPr>
+          <w:rFonts w:ascii="Cambria" w:hAnsi="Cambria"/>
+        </w:rPr>
+        <w:t>STD = SQUARE ROOT OF VARIANCE</w:t>
+      </w:r>
+    </w:p>
+    <w:p>
+      <w:pPr>
+        <w:numPr>
+          <w:ilvl w:val="0"/>
+          <w:numId w:val="26"/>
+        </w:numPr>
+        <w:rPr>
+          <w:rFonts w:ascii="Cambria" w:hAnsi="Cambria"/>
+        </w:rPr>
+      </w:pPr>
+      <w:r>
+        <w:rPr>
+          <w:rFonts w:ascii="Cambria" w:hAnsi="Cambria"/>
+        </w:rPr>
+        <w:t>DOT PRODUCT = VECTOR MATH</w:t>
+      </w:r>
+    </w:p>
+    <w:p>
+      <w:pPr>
+        <w:numPr>
+          <w:ilvl w:val="0"/>
+          <w:numId w:val="26"/>
+        </w:numPr>
+        <w:rPr>
+          <w:rFonts w:ascii="Cambria" w:hAnsi="Cambria"/>
+        </w:rPr>
+      </w:pPr>
+      <w:r>
+        <w:rPr>
+          <w:rFonts w:ascii="Cambria" w:hAnsi="Cambria"/>
+        </w:rPr>
+        <w:t>MATRIX MULTIPLICATION = MATRIX MATH</w:t>
+      </w:r>
+    </w:p>
+    <w:p>
+      <w:pPr>
+        <w:rPr>
+          <w:rFonts w:ascii="Cambria" w:hAnsi="Cambria"/>
+        </w:rPr>
+      </w:pPr>
+    </w:p>
+    <w:p>
+      <w:pPr>
+        <w:rPr>
+          <w:rFonts w:ascii="Cambria" w:hAnsi="Cambria"/>
+        </w:rPr>
+      </w:pPr>
     </w:p>
     <w:p>
       <w:pPr>
@@ -3116,6 +3935,155 @@
 <file path=word/numbering.xml><?xml version="1.0" encoding="utf-8"?>
 <w:numbering xmlns:wpc="http://schemas.microsoft.com/office/word/2010/wordprocessingCanvas" xmlns:cx="http://schemas.microsoft.com/office/drawing/2014/chartex" xmlns:cx1="http://schemas.microsoft.com/office/drawing/2015/9/8/chartex" xmlns:cx2="http://schemas.microsoft.com/office/drawing/2015/10/21/chartex" xmlns:cx3="http://schemas.microsoft.com/office/drawing/2016/5/9/chartex" xmlns:cx4="http://schemas.microsoft.com/office/drawing/2016/5/10/chartex" xmlns:cx5="http://schemas.microsoft.com/office/drawing/2016/5/11/chartex" xmlns:cx6="http://schemas.microsoft.com/office/drawing/2016/5/12/chartex" xmlns:cx7="http://schemas.microsoft.com/office/drawing/2016/5/13/chartex" xmlns:cx8="http://schemas.microsoft.com/office/drawing/2016/5/14/chartex" xmlns:mc="http://schemas.openxmlformats.org/markup-compatibility/2006" xmlns:aink="http://schemas.microsoft.com/office/drawing/2016/ink" xmlns:am3d="http://schemas.microsoft.com/office/drawing/2017/model3d" xmlns:o="urn:schemas-microsoft-com:office:office" xmlns:oel="http://schemas.microsoft.com/office/2019/extlst" xmlns:r="http://schemas.openxmlformats.org/officeDocument/2006/relationships" xmlns:m="http://schemas.openxmlformats.org/officeDocument/2006/math" xmlns:v="urn:schemas-microsoft-com:vml" xmlns:wp14="http://schemas.microsoft.com/office/word/2010/wordprocessingDrawing" xmlns:wp="http://schemas.openxmlformats.org/drawingml/2006/wordprocessingDrawing" xmlns:w10="urn:schemas-microsoft-com:office:word" xmlns:w="http://schemas.openxmlformats.org/wordprocessingml/2006/main" xmlns:w14="http://schemas.microsoft.com/office/word/2010/wordml" xmlns:w15="http://schemas.microsoft.com/office/word/2012/wordml" xmlns:w16cex="http://schemas.microsoft.com/office/word/2018/wordml/cex" xmlns:w16cid="http://schemas.microsoft.com/office/word/2016/wordml/cid" xmlns:w16="http://schemas.microsoft.com/office/word/2018/wordml" xmlns:w16du="http://schemas.microsoft.com/office/word/2023/wordml/word16du" xmlns:w16sdtdh="http://schemas.microsoft.com/office/word/2020/wordml/sdtdatahash" xmlns:w16sdtfl="http://schemas.microsoft.com/office/word/2024/wordml/sdtformatlock" xmlns:w16se="http://schemas.microsoft.com/office/word/2015/wordml/symex" xmlns:wpg="http://schemas.microsoft.com/office/word/2010/wordprocessingGroup" xmlns:wpi="http://schemas.microsoft.com/office/word/2010/wordprocessingInk" xmlns:wne="http://schemas.microsoft.com/office/word/2006/wordml" xmlns:wps="http://schemas.microsoft.com/office/word/2010/wordprocessingShape" mc:Ignorable="w14 w15 w16se w16cid w16 w16cex w16sdtdh w16sdtfl w16du wp14">
   <w:abstractNum w:abstractNumId="0" w15:restartNumberingAfterBreak="0">
+    <w:nsid w:val="03BB4623"/>
+    <w:multiLevelType w:val="multilevel"/>
+    <w:tmpl w:val="EE027BBC"/>
+    <w:lvl w:ilvl="0">
+      <w:start w:val="1"/>
+      <w:numFmt w:val="bullet"/>
+      <w:lvlText w:val=""/>
+      <w:lvlJc w:val="left"/>
+      <w:pPr>
+        <w:tabs>
+          <w:tab w:val="num" w:pos="720"/>
+        </w:tabs>
+        <w:ind w:left="720" w:hanging="360"/>
+      </w:pPr>
+      <w:rPr>
+        <w:rFonts w:ascii="Symbol" w:hAnsi="Symbol" w:hint="default"/>
+        <w:sz w:val="20"/>
+      </w:rPr>
+    </w:lvl>
+    <w:lvl w:ilvl="1" w:tentative="1">
+      <w:start w:val="1"/>
+      <w:numFmt w:val="bullet"/>
+      <w:lvlText w:val="o"/>
+      <w:lvlJc w:val="left"/>
+      <w:pPr>
+        <w:tabs>
+          <w:tab w:val="num" w:pos="1440"/>
+        </w:tabs>
+        <w:ind w:left="1440" w:hanging="360"/>
+      </w:pPr>
+      <w:rPr>
+        <w:rFonts w:ascii="Courier New" w:hAnsi="Courier New" w:hint="default"/>
+        <w:sz w:val="20"/>
+      </w:rPr>
+    </w:lvl>
+    <w:lvl w:ilvl="2" w:tentative="1">
+      <w:start w:val="1"/>
+      <w:numFmt w:val="bullet"/>
+      <w:lvlText w:val=""/>
+      <w:lvlJc w:val="left"/>
+      <w:pPr>
+        <w:tabs>
+          <w:tab w:val="num" w:pos="2160"/>
+        </w:tabs>
+        <w:ind w:left="2160" w:hanging="360"/>
+      </w:pPr>
+      <w:rPr>
+        <w:rFonts w:ascii="Wingdings" w:hAnsi="Wingdings" w:hint="default"/>
+        <w:sz w:val="20"/>
+      </w:rPr>
+    </w:lvl>
+    <w:lvl w:ilvl="3" w:tentative="1">
+      <w:start w:val="1"/>
+      <w:numFmt w:val="bullet"/>
+      <w:lvlText w:val=""/>
+      <w:lvlJc w:val="left"/>
+      <w:pPr>
+        <w:tabs>
+          <w:tab w:val="num" w:pos="2880"/>
+        </w:tabs>
+        <w:ind w:left="2880" w:hanging="360"/>
+      </w:pPr>
+      <w:rPr>
+        <w:rFonts w:ascii="Wingdings" w:hAnsi="Wingdings" w:hint="default"/>
+        <w:sz w:val="20"/>
+      </w:rPr>
+    </w:lvl>
+    <w:lvl w:ilvl="4" w:tentative="1">
+      <w:start w:val="1"/>
+      <w:numFmt w:val="bullet"/>
+      <w:lvlText w:val=""/>
+      <w:lvlJc w:val="left"/>
+      <w:pPr>
+        <w:tabs>
+          <w:tab w:val="num" w:pos="3600"/>
+        </w:tabs>
+        <w:ind w:left="3600" w:hanging="360"/>
+      </w:pPr>
+      <w:rPr>
+        <w:rFonts w:ascii="Wingdings" w:hAnsi="Wingdings" w:hint="default"/>
+        <w:sz w:val="20"/>
+      </w:rPr>
+    </w:lvl>
+    <w:lvl w:ilvl="5" w:tentative="1">
+      <w:start w:val="1"/>
+      <w:numFmt w:val="bullet"/>
+      <w:lvlText w:val=""/>
+      <w:lvlJc w:val="left"/>
+      <w:pPr>
+        <w:tabs>
+          <w:tab w:val="num" w:pos="4320"/>
+        </w:tabs>
+        <w:ind w:left="4320" w:hanging="360"/>
+      </w:pPr>
+      <w:rPr>
+        <w:rFonts w:ascii="Wingdings" w:hAnsi="Wingdings" w:hint="default"/>
+        <w:sz w:val="20"/>
+      </w:rPr>
+    </w:lvl>
+    <w:lvl w:ilvl="6" w:tentative="1">
+      <w:start w:val="1"/>
+      <w:numFmt w:val="bullet"/>
+      <w:lvlText w:val=""/>
+      <w:lvlJc w:val="left"/>
+      <w:pPr>
+        <w:tabs>
+          <w:tab w:val="num" w:pos="5040"/>
+        </w:tabs>
+        <w:ind w:left="5040" w:hanging="360"/>
+      </w:pPr>
+      <w:rPr>
+        <w:rFonts w:ascii="Wingdings" w:hAnsi="Wingdings" w:hint="default"/>
+        <w:sz w:val="20"/>
+      </w:rPr>
+    </w:lvl>
+    <w:lvl w:ilvl="7" w:tentative="1">
+      <w:start w:val="1"/>
+      <w:numFmt w:val="bullet"/>
+      <w:lvlText w:val=""/>
+      <w:lvlJc w:val="left"/>
+      <w:pPr>
+        <w:tabs>
+          <w:tab w:val="num" w:pos="5760"/>
+        </w:tabs>
+        <w:ind w:left="5760" w:hanging="360"/>
+      </w:pPr>
+      <w:rPr>
+        <w:rFonts w:ascii="Wingdings" w:hAnsi="Wingdings" w:hint="default"/>
+        <w:sz w:val="20"/>
+      </w:rPr>
+    </w:lvl>
+    <w:lvl w:ilvl="8" w:tentative="1">
+      <w:start w:val="1"/>
+      <w:numFmt w:val="bullet"/>
+      <w:lvlText w:val=""/>
+      <w:lvlJc w:val="left"/>
+      <w:pPr>
+        <w:tabs>
+          <w:tab w:val="num" w:pos="6480"/>
+        </w:tabs>
+        <w:ind w:left="6480" w:hanging="360"/>
+      </w:pPr>
+      <w:rPr>
+        <w:rFonts w:ascii="Wingdings" w:hAnsi="Wingdings" w:hint="default"/>
+        <w:sz w:val="20"/>
+      </w:rPr>
+    </w:lvl>
+  </w:abstractNum>
+  <w:abstractNum w:abstractNumId="1" w15:restartNumberingAfterBreak="0">
     <w:nsid w:val="04E876E5"/>
     <w:multiLevelType w:val="multilevel"/>
     <w:tmpl w:val="E688A672"/>
@@ -3264,7 +4232,7 @@
       </w:rPr>
     </w:lvl>
   </w:abstractNum>
-  <w:abstractNum w:abstractNumId="1" w15:restartNumberingAfterBreak="0">
+  <w:abstractNum w:abstractNumId="2" w15:restartNumberingAfterBreak="0">
     <w:nsid w:val="0E435221"/>
     <w:multiLevelType w:val="multilevel"/>
     <w:tmpl w:val="EFFA0526"/>
@@ -3413,7 +4381,156 @@
       </w:rPr>
     </w:lvl>
   </w:abstractNum>
-  <w:abstractNum w:abstractNumId="2" w15:restartNumberingAfterBreak="0">
+  <w:abstractNum w:abstractNumId="3" w15:restartNumberingAfterBreak="0">
+    <w:nsid w:val="14913BB6"/>
+    <w:multiLevelType w:val="multilevel"/>
+    <w:tmpl w:val="01125AEE"/>
+    <w:lvl w:ilvl="0">
+      <w:start w:val="1"/>
+      <w:numFmt w:val="bullet"/>
+      <w:lvlText w:val=""/>
+      <w:lvlJc w:val="left"/>
+      <w:pPr>
+        <w:tabs>
+          <w:tab w:val="num" w:pos="720"/>
+        </w:tabs>
+        <w:ind w:left="720" w:hanging="360"/>
+      </w:pPr>
+      <w:rPr>
+        <w:rFonts w:ascii="Symbol" w:hAnsi="Symbol" w:hint="default"/>
+        <w:sz w:val="20"/>
+      </w:rPr>
+    </w:lvl>
+    <w:lvl w:ilvl="1" w:tentative="1">
+      <w:start w:val="1"/>
+      <w:numFmt w:val="bullet"/>
+      <w:lvlText w:val="o"/>
+      <w:lvlJc w:val="left"/>
+      <w:pPr>
+        <w:tabs>
+          <w:tab w:val="num" w:pos="1440"/>
+        </w:tabs>
+        <w:ind w:left="1440" w:hanging="360"/>
+      </w:pPr>
+      <w:rPr>
+        <w:rFonts w:ascii="Courier New" w:hAnsi="Courier New" w:hint="default"/>
+        <w:sz w:val="20"/>
+      </w:rPr>
+    </w:lvl>
+    <w:lvl w:ilvl="2" w:tentative="1">
+      <w:start w:val="1"/>
+      <w:numFmt w:val="bullet"/>
+      <w:lvlText w:val=""/>
+      <w:lvlJc w:val="left"/>
+      <w:pPr>
+        <w:tabs>
+          <w:tab w:val="num" w:pos="2160"/>
+        </w:tabs>
+        <w:ind w:left="2160" w:hanging="360"/>
+      </w:pPr>
+      <w:rPr>
+        <w:rFonts w:ascii="Wingdings" w:hAnsi="Wingdings" w:hint="default"/>
+        <w:sz w:val="20"/>
+      </w:rPr>
+    </w:lvl>
+    <w:lvl w:ilvl="3" w:tentative="1">
+      <w:start w:val="1"/>
+      <w:numFmt w:val="bullet"/>
+      <w:lvlText w:val=""/>
+      <w:lvlJc w:val="left"/>
+      <w:pPr>
+        <w:tabs>
+          <w:tab w:val="num" w:pos="2880"/>
+        </w:tabs>
+        <w:ind w:left="2880" w:hanging="360"/>
+      </w:pPr>
+      <w:rPr>
+        <w:rFonts w:ascii="Wingdings" w:hAnsi="Wingdings" w:hint="default"/>
+        <w:sz w:val="20"/>
+      </w:rPr>
+    </w:lvl>
+    <w:lvl w:ilvl="4" w:tentative="1">
+      <w:start w:val="1"/>
+      <w:numFmt w:val="bullet"/>
+      <w:lvlText w:val=""/>
+      <w:lvlJc w:val="left"/>
+      <w:pPr>
+        <w:tabs>
+          <w:tab w:val="num" w:pos="3600"/>
+        </w:tabs>
+        <w:ind w:left="3600" w:hanging="360"/>
+      </w:pPr>
+      <w:rPr>
+        <w:rFonts w:ascii="Wingdings" w:hAnsi="Wingdings" w:hint="default"/>
+        <w:sz w:val="20"/>
+      </w:rPr>
+    </w:lvl>
+    <w:lvl w:ilvl="5" w:tentative="1">
+      <w:start w:val="1"/>
+      <w:numFmt w:val="bullet"/>
+      <w:lvlText w:val=""/>
+      <w:lvlJc w:val="left"/>
+      <w:pPr>
+        <w:tabs>
+          <w:tab w:val="num" w:pos="4320"/>
+        </w:tabs>
+        <w:ind w:left="4320" w:hanging="360"/>
+      </w:pPr>
+      <w:rPr>
+        <w:rFonts w:ascii="Wingdings" w:hAnsi="Wingdings" w:hint="default"/>
+        <w:sz w:val="20"/>
+      </w:rPr>
+    </w:lvl>
+    <w:lvl w:ilvl="6" w:tentative="1">
+      <w:start w:val="1"/>
+      <w:numFmt w:val="bullet"/>
+      <w:lvlText w:val=""/>
+      <w:lvlJc w:val="left"/>
+      <w:pPr>
+        <w:tabs>
+          <w:tab w:val="num" w:pos="5040"/>
+        </w:tabs>
+        <w:ind w:left="5040" w:hanging="360"/>
+      </w:pPr>
+      <w:rPr>
+        <w:rFonts w:ascii="Wingdings" w:hAnsi="Wingdings" w:hint="default"/>
+        <w:sz w:val="20"/>
+      </w:rPr>
+    </w:lvl>
+    <w:lvl w:ilvl="7" w:tentative="1">
+      <w:start w:val="1"/>
+      <w:numFmt w:val="bullet"/>
+      <w:lvlText w:val=""/>
+      <w:lvlJc w:val="left"/>
+      <w:pPr>
+        <w:tabs>
+          <w:tab w:val="num" w:pos="5760"/>
+        </w:tabs>
+        <w:ind w:left="5760" w:hanging="360"/>
+      </w:pPr>
+      <w:rPr>
+        <w:rFonts w:ascii="Wingdings" w:hAnsi="Wingdings" w:hint="default"/>
+        <w:sz w:val="20"/>
+      </w:rPr>
+    </w:lvl>
+    <w:lvl w:ilvl="8" w:tentative="1">
+      <w:start w:val="1"/>
+      <w:numFmt w:val="bullet"/>
+      <w:lvlText w:val=""/>
+      <w:lvlJc w:val="left"/>
+      <w:pPr>
+        <w:tabs>
+          <w:tab w:val="num" w:pos="6480"/>
+        </w:tabs>
+        <w:ind w:left="6480" w:hanging="360"/>
+      </w:pPr>
+      <w:rPr>
+        <w:rFonts w:ascii="Wingdings" w:hAnsi="Wingdings" w:hint="default"/>
+        <w:sz w:val="20"/>
+      </w:rPr>
+    </w:lvl>
+  </w:abstractNum>
+  <w:abstractNum w:abstractNumId="4" w15:restartNumberingAfterBreak="0">
     <w:nsid w:val="15B0487C"/>
     <w:multiLevelType w:val="multilevel"/>
     <w:tmpl w:val="F82AEA62"/>
@@ -3562,7 +4679,156 @@
       </w:rPr>
     </w:lvl>
   </w:abstractNum>
-  <w:abstractNum w:abstractNumId="3" w15:restartNumberingAfterBreak="0">
+  <w:abstractNum w:abstractNumId="5" w15:restartNumberingAfterBreak="0">
+    <w:nsid w:val="1E3A3C37"/>
+    <w:multiLevelType w:val="multilevel"/>
+    <w:tmpl w:val="96E411C4"/>
+    <w:lvl w:ilvl="0">
+      <w:start w:val="1"/>
+      <w:numFmt w:val="bullet"/>
+      <w:lvlText w:val=""/>
+      <w:lvlJc w:val="left"/>
+      <w:pPr>
+        <w:tabs>
+          <w:tab w:val="num" w:pos="720"/>
+        </w:tabs>
+        <w:ind w:left="720" w:hanging="360"/>
+      </w:pPr>
+      <w:rPr>
+        <w:rFonts w:ascii="Symbol" w:hAnsi="Symbol" w:hint="default"/>
+        <w:sz w:val="20"/>
+      </w:rPr>
+    </w:lvl>
+    <w:lvl w:ilvl="1" w:tentative="1">
+      <w:start w:val="1"/>
+      <w:numFmt w:val="bullet"/>
+      <w:lvlText w:val="o"/>
+      <w:lvlJc w:val="left"/>
+      <w:pPr>
+        <w:tabs>
+          <w:tab w:val="num" w:pos="1440"/>
+        </w:tabs>
+        <w:ind w:left="1440" w:hanging="360"/>
+      </w:pPr>
+      <w:rPr>
+        <w:rFonts w:ascii="Courier New" w:hAnsi="Courier New" w:hint="default"/>
+        <w:sz w:val="20"/>
+      </w:rPr>
+    </w:lvl>
+    <w:lvl w:ilvl="2" w:tentative="1">
+      <w:start w:val="1"/>
+      <w:numFmt w:val="bullet"/>
+      <w:lvlText w:val=""/>
+      <w:lvlJc w:val="left"/>
+      <w:pPr>
+        <w:tabs>
+          <w:tab w:val="num" w:pos="2160"/>
+        </w:tabs>
+        <w:ind w:left="2160" w:hanging="360"/>
+      </w:pPr>
+      <w:rPr>
+        <w:rFonts w:ascii="Wingdings" w:hAnsi="Wingdings" w:hint="default"/>
+        <w:sz w:val="20"/>
+      </w:rPr>
+    </w:lvl>
+    <w:lvl w:ilvl="3" w:tentative="1">
+      <w:start w:val="1"/>
+      <w:numFmt w:val="bullet"/>
+      <w:lvlText w:val=""/>
+      <w:lvlJc w:val="left"/>
+      <w:pPr>
+        <w:tabs>
+          <w:tab w:val="num" w:pos="2880"/>
+        </w:tabs>
+        <w:ind w:left="2880" w:hanging="360"/>
+      </w:pPr>
+      <w:rPr>
+        <w:rFonts w:ascii="Wingdings" w:hAnsi="Wingdings" w:hint="default"/>
+        <w:sz w:val="20"/>
+      </w:rPr>
+    </w:lvl>
+    <w:lvl w:ilvl="4" w:tentative="1">
+      <w:start w:val="1"/>
+      <w:numFmt w:val="bullet"/>
+      <w:lvlText w:val=""/>
+      <w:lvlJc w:val="left"/>
+      <w:pPr>
+        <w:tabs>
+          <w:tab w:val="num" w:pos="3600"/>
+        </w:tabs>
+        <w:ind w:left="3600" w:hanging="360"/>
+      </w:pPr>
+      <w:rPr>
+        <w:rFonts w:ascii="Wingdings" w:hAnsi="Wingdings" w:hint="default"/>
+        <w:sz w:val="20"/>
+      </w:rPr>
+    </w:lvl>
+    <w:lvl w:ilvl="5" w:tentative="1">
+      <w:start w:val="1"/>
+      <w:numFmt w:val="bullet"/>
+      <w:lvlText w:val=""/>
+      <w:lvlJc w:val="left"/>
+      <w:pPr>
+        <w:tabs>
+          <w:tab w:val="num" w:pos="4320"/>
+        </w:tabs>
+        <w:ind w:left="4320" w:hanging="360"/>
+      </w:pPr>
+      <w:rPr>
+        <w:rFonts w:ascii="Wingdings" w:hAnsi="Wingdings" w:hint="default"/>
+        <w:sz w:val="20"/>
+      </w:rPr>
+    </w:lvl>
+    <w:lvl w:ilvl="6" w:tentative="1">
+      <w:start w:val="1"/>
+      <w:numFmt w:val="bullet"/>
+      <w:lvlText w:val=""/>
+      <w:lvlJc w:val="left"/>
+      <w:pPr>
+        <w:tabs>
+          <w:tab w:val="num" w:pos="5040"/>
+        </w:tabs>
+        <w:ind w:left="5040" w:hanging="360"/>
+      </w:pPr>
+      <w:rPr>
+        <w:rFonts w:ascii="Wingdings" w:hAnsi="Wingdings" w:hint="default"/>
+        <w:sz w:val="20"/>
+      </w:rPr>
+    </w:lvl>
+    <w:lvl w:ilvl="7" w:tentative="1">
+      <w:start w:val="1"/>
+      <w:numFmt w:val="bullet"/>
+      <w:lvlText w:val=""/>
+      <w:lvlJc w:val="left"/>
+      <w:pPr>
+        <w:tabs>
+          <w:tab w:val="num" w:pos="5760"/>
+        </w:tabs>
+        <w:ind w:left="5760" w:hanging="360"/>
+      </w:pPr>
+      <w:rPr>
+        <w:rFonts w:ascii="Wingdings" w:hAnsi="Wingdings" w:hint="default"/>
+        <w:sz w:val="20"/>
+      </w:rPr>
+    </w:lvl>
+    <w:lvl w:ilvl="8" w:tentative="1">
+      <w:start w:val="1"/>
+      <w:numFmt w:val="bullet"/>
+      <w:lvlText w:val=""/>
+      <w:lvlJc w:val="left"/>
+      <w:pPr>
+        <w:tabs>
+          <w:tab w:val="num" w:pos="6480"/>
+        </w:tabs>
+        <w:ind w:left="6480" w:hanging="360"/>
+      </w:pPr>
+      <w:rPr>
+        <w:rFonts w:ascii="Wingdings" w:hAnsi="Wingdings" w:hint="default"/>
+        <w:sz w:val="20"/>
+      </w:rPr>
+    </w:lvl>
+  </w:abstractNum>
+  <w:abstractNum w:abstractNumId="6" w15:restartNumberingAfterBreak="0">
     <w:nsid w:val="24730390"/>
     <w:multiLevelType w:val="multilevel"/>
     <w:tmpl w:val="DB084C50"/>
@@ -3711,7 +4977,7 @@
       </w:rPr>
     </w:lvl>
   </w:abstractNum>
-  <w:abstractNum w:abstractNumId="4" w15:restartNumberingAfterBreak="0">
+  <w:abstractNum w:abstractNumId="7" w15:restartNumberingAfterBreak="0">
     <w:nsid w:val="2D9D246F"/>
     <w:multiLevelType w:val="multilevel"/>
     <w:tmpl w:val="D9C86A82"/>
@@ -3860,7 +5126,156 @@
       </w:rPr>
     </w:lvl>
   </w:abstractNum>
-  <w:abstractNum w:abstractNumId="5" w15:restartNumberingAfterBreak="0">
+  <w:abstractNum w:abstractNumId="8" w15:restartNumberingAfterBreak="0">
+    <w:nsid w:val="305F7AA6"/>
+    <w:multiLevelType w:val="multilevel"/>
+    <w:tmpl w:val="15941A82"/>
+    <w:lvl w:ilvl="0">
+      <w:start w:val="1"/>
+      <w:numFmt w:val="bullet"/>
+      <w:lvlText w:val=""/>
+      <w:lvlJc w:val="left"/>
+      <w:pPr>
+        <w:tabs>
+          <w:tab w:val="num" w:pos="720"/>
+        </w:tabs>
+        <w:ind w:left="720" w:hanging="360"/>
+      </w:pPr>
+      <w:rPr>
+        <w:rFonts w:ascii="Symbol" w:hAnsi="Symbol" w:hint="default"/>
+        <w:sz w:val="20"/>
+      </w:rPr>
+    </w:lvl>
+    <w:lvl w:ilvl="1" w:tentative="1">
+      <w:start w:val="1"/>
+      <w:numFmt w:val="bullet"/>
+      <w:lvlText w:val="o"/>
+      <w:lvlJc w:val="left"/>
+      <w:pPr>
+        <w:tabs>
+          <w:tab w:val="num" w:pos="1440"/>
+        </w:tabs>
+        <w:ind w:left="1440" w:hanging="360"/>
+      </w:pPr>
+      <w:rPr>
+        <w:rFonts w:ascii="Courier New" w:hAnsi="Courier New" w:hint="default"/>
+        <w:sz w:val="20"/>
+      </w:rPr>
+    </w:lvl>
+    <w:lvl w:ilvl="2" w:tentative="1">
+      <w:start w:val="1"/>
+      <w:numFmt w:val="bullet"/>
+      <w:lvlText w:val=""/>
+      <w:lvlJc w:val="left"/>
+      <w:pPr>
+        <w:tabs>
+          <w:tab w:val="num" w:pos="2160"/>
+        </w:tabs>
+        <w:ind w:left="2160" w:hanging="360"/>
+      </w:pPr>
+      <w:rPr>
+        <w:rFonts w:ascii="Wingdings" w:hAnsi="Wingdings" w:hint="default"/>
+        <w:sz w:val="20"/>
+      </w:rPr>
+    </w:lvl>
+    <w:lvl w:ilvl="3" w:tentative="1">
+      <w:start w:val="1"/>
+      <w:numFmt w:val="bullet"/>
+      <w:lvlText w:val=""/>
+      <w:lvlJc w:val="left"/>
+      <w:pPr>
+        <w:tabs>
+          <w:tab w:val="num" w:pos="2880"/>
+        </w:tabs>
+        <w:ind w:left="2880" w:hanging="360"/>
+      </w:pPr>
+      <w:rPr>
+        <w:rFonts w:ascii="Wingdings" w:hAnsi="Wingdings" w:hint="default"/>
+        <w:sz w:val="20"/>
+      </w:rPr>
+    </w:lvl>
+    <w:lvl w:ilvl="4" w:tentative="1">
+      <w:start w:val="1"/>
+      <w:numFmt w:val="bullet"/>
+      <w:lvlText w:val=""/>
+      <w:lvlJc w:val="left"/>
+      <w:pPr>
+        <w:tabs>
+          <w:tab w:val="num" w:pos="3600"/>
+        </w:tabs>
+        <w:ind w:left="3600" w:hanging="360"/>
+      </w:pPr>
+      <w:rPr>
+        <w:rFonts w:ascii="Wingdings" w:hAnsi="Wingdings" w:hint="default"/>
+        <w:sz w:val="20"/>
+      </w:rPr>
+    </w:lvl>
+    <w:lvl w:ilvl="5" w:tentative="1">
+      <w:start w:val="1"/>
+      <w:numFmt w:val="bullet"/>
+      <w:lvlText w:val=""/>
+      <w:lvlJc w:val="left"/>
+      <w:pPr>
+        <w:tabs>
+          <w:tab w:val="num" w:pos="4320"/>
+        </w:tabs>
+        <w:ind w:left="4320" w:hanging="360"/>
+      </w:pPr>
+      <w:rPr>
+        <w:rFonts w:ascii="Wingdings" w:hAnsi="Wingdings" w:hint="default"/>
+        <w:sz w:val="20"/>
+      </w:rPr>
+    </w:lvl>
+    <w:lvl w:ilvl="6" w:tentative="1">
+      <w:start w:val="1"/>
+      <w:numFmt w:val="bullet"/>
+      <w:lvlText w:val=""/>
+      <w:lvlJc w:val="left"/>
+      <w:pPr>
+        <w:tabs>
+          <w:tab w:val="num" w:pos="5040"/>
+        </w:tabs>
+        <w:ind w:left="5040" w:hanging="360"/>
+      </w:pPr>
+      <w:rPr>
+        <w:rFonts w:ascii="Wingdings" w:hAnsi="Wingdings" w:hint="default"/>
+        <w:sz w:val="20"/>
+      </w:rPr>
+    </w:lvl>
+    <w:lvl w:ilvl="7" w:tentative="1">
+      <w:start w:val="1"/>
+      <w:numFmt w:val="bullet"/>
+      <w:lvlText w:val=""/>
+      <w:lvlJc w:val="left"/>
+      <w:pPr>
+        <w:tabs>
+          <w:tab w:val="num" w:pos="5760"/>
+        </w:tabs>
+        <w:ind w:left="5760" w:hanging="360"/>
+      </w:pPr>
+      <w:rPr>
+        <w:rFonts w:ascii="Wingdings" w:hAnsi="Wingdings" w:hint="default"/>
+        <w:sz w:val="20"/>
+      </w:rPr>
+    </w:lvl>
+    <w:lvl w:ilvl="8" w:tentative="1">
+      <w:start w:val="1"/>
+      <w:numFmt w:val="bullet"/>
+      <w:lvlText w:val=""/>
+      <w:lvlJc w:val="left"/>
+      <w:pPr>
+        <w:tabs>
+          <w:tab w:val="num" w:pos="6480"/>
+        </w:tabs>
+        <w:ind w:left="6480" w:hanging="360"/>
+      </w:pPr>
+      <w:rPr>
+        <w:rFonts w:ascii="Wingdings" w:hAnsi="Wingdings" w:hint="default"/>
+        <w:sz w:val="20"/>
+      </w:rPr>
+    </w:lvl>
+  </w:abstractNum>
+  <w:abstractNum w:abstractNumId="9" w15:restartNumberingAfterBreak="0">
     <w:nsid w:val="33D93F11"/>
     <w:multiLevelType w:val="multilevel"/>
     <w:tmpl w:val="73308C1C"/>
@@ -4009,7 +5424,7 @@
       </w:rPr>
     </w:lvl>
   </w:abstractNum>
-  <w:abstractNum w:abstractNumId="6" w15:restartNumberingAfterBreak="0">
+  <w:abstractNum w:abstractNumId="10" w15:restartNumberingAfterBreak="0">
     <w:nsid w:val="35180B28"/>
     <w:multiLevelType w:val="multilevel"/>
     <w:tmpl w:val="3E92B0DC"/>
@@ -4158,7 +5573,7 @@
       </w:rPr>
     </w:lvl>
   </w:abstractNum>
-  <w:abstractNum w:abstractNumId="7" w15:restartNumberingAfterBreak="0">
+  <w:abstractNum w:abstractNumId="11" w15:restartNumberingAfterBreak="0">
     <w:nsid w:val="3EB61E95"/>
     <w:multiLevelType w:val="multilevel"/>
     <w:tmpl w:val="FDAA2096"/>
@@ -4307,7 +5722,156 @@
       </w:rPr>
     </w:lvl>
   </w:abstractNum>
-  <w:abstractNum w:abstractNumId="8" w15:restartNumberingAfterBreak="0">
+  <w:abstractNum w:abstractNumId="12" w15:restartNumberingAfterBreak="0">
+    <w:nsid w:val="47B77BBF"/>
+    <w:multiLevelType w:val="multilevel"/>
+    <w:tmpl w:val="28769184"/>
+    <w:lvl w:ilvl="0">
+      <w:start w:val="1"/>
+      <w:numFmt w:val="bullet"/>
+      <w:lvlText w:val=""/>
+      <w:lvlJc w:val="left"/>
+      <w:pPr>
+        <w:tabs>
+          <w:tab w:val="num" w:pos="720"/>
+        </w:tabs>
+        <w:ind w:left="720" w:hanging="360"/>
+      </w:pPr>
+      <w:rPr>
+        <w:rFonts w:ascii="Symbol" w:hAnsi="Symbol" w:hint="default"/>
+        <w:sz w:val="20"/>
+      </w:rPr>
+    </w:lvl>
+    <w:lvl w:ilvl="1" w:tentative="1">
+      <w:start w:val="1"/>
+      <w:numFmt w:val="bullet"/>
+      <w:lvlText w:val="o"/>
+      <w:lvlJc w:val="left"/>
+      <w:pPr>
+        <w:tabs>
+          <w:tab w:val="num" w:pos="1440"/>
+        </w:tabs>
+        <w:ind w:left="1440" w:hanging="360"/>
+      </w:pPr>
+      <w:rPr>
+        <w:rFonts w:ascii="Courier New" w:hAnsi="Courier New" w:hint="default"/>
+        <w:sz w:val="20"/>
+      </w:rPr>
+    </w:lvl>
+    <w:lvl w:ilvl="2" w:tentative="1">
+      <w:start w:val="1"/>
+      <w:numFmt w:val="bullet"/>
+      <w:lvlText w:val=""/>
+      <w:lvlJc w:val="left"/>
+      <w:pPr>
+        <w:tabs>
+          <w:tab w:val="num" w:pos="2160"/>
+        </w:tabs>
+        <w:ind w:left="2160" w:hanging="360"/>
+      </w:pPr>
+      <w:rPr>
+        <w:rFonts w:ascii="Wingdings" w:hAnsi="Wingdings" w:hint="default"/>
+        <w:sz w:val="20"/>
+      </w:rPr>
+    </w:lvl>
+    <w:lvl w:ilvl="3" w:tentative="1">
+      <w:start w:val="1"/>
+      <w:numFmt w:val="bullet"/>
+      <w:lvlText w:val=""/>
+      <w:lvlJc w:val="left"/>
+      <w:pPr>
+        <w:tabs>
+          <w:tab w:val="num" w:pos="2880"/>
+        </w:tabs>
+        <w:ind w:left="2880" w:hanging="360"/>
+      </w:pPr>
+      <w:rPr>
+        <w:rFonts w:ascii="Wingdings" w:hAnsi="Wingdings" w:hint="default"/>
+        <w:sz w:val="20"/>
+      </w:rPr>
+    </w:lvl>
+    <w:lvl w:ilvl="4" w:tentative="1">
+      <w:start w:val="1"/>
+      <w:numFmt w:val="bullet"/>
+      <w:lvlText w:val=""/>
+      <w:lvlJc w:val="left"/>
+      <w:pPr>
+        <w:tabs>
+          <w:tab w:val="num" w:pos="3600"/>
+        </w:tabs>
+        <w:ind w:left="3600" w:hanging="360"/>
+      </w:pPr>
+      <w:rPr>
+        <w:rFonts w:ascii="Wingdings" w:hAnsi="Wingdings" w:hint="default"/>
+        <w:sz w:val="20"/>
+      </w:rPr>
+    </w:lvl>
+    <w:lvl w:ilvl="5" w:tentative="1">
+      <w:start w:val="1"/>
+      <w:numFmt w:val="bullet"/>
+      <w:lvlText w:val=""/>
+      <w:lvlJc w:val="left"/>
+      <w:pPr>
+        <w:tabs>
+          <w:tab w:val="num" w:pos="4320"/>
+        </w:tabs>
+        <w:ind w:left="4320" w:hanging="360"/>
+      </w:pPr>
+      <w:rPr>
+        <w:rFonts w:ascii="Wingdings" w:hAnsi="Wingdings" w:hint="default"/>
+        <w:sz w:val="20"/>
+      </w:rPr>
+    </w:lvl>
+    <w:lvl w:ilvl="6" w:tentative="1">
+      <w:start w:val="1"/>
+      <w:numFmt w:val="bullet"/>
+      <w:lvlText w:val=""/>
+      <w:lvlJc w:val="left"/>
+      <w:pPr>
+        <w:tabs>
+          <w:tab w:val="num" w:pos="5040"/>
+        </w:tabs>
+        <w:ind w:left="5040" w:hanging="360"/>
+      </w:pPr>
+      <w:rPr>
+        <w:rFonts w:ascii="Wingdings" w:hAnsi="Wingdings" w:hint="default"/>
+        <w:sz w:val="20"/>
+      </w:rPr>
+    </w:lvl>
+    <w:lvl w:ilvl="7" w:tentative="1">
+      <w:start w:val="1"/>
+      <w:numFmt w:val="bullet"/>
+      <w:lvlText w:val=""/>
+      <w:lvlJc w:val="left"/>
+      <w:pPr>
+        <w:tabs>
+          <w:tab w:val="num" w:pos="5760"/>
+        </w:tabs>
+        <w:ind w:left="5760" w:hanging="360"/>
+      </w:pPr>
+      <w:rPr>
+        <w:rFonts w:ascii="Wingdings" w:hAnsi="Wingdings" w:hint="default"/>
+        <w:sz w:val="20"/>
+      </w:rPr>
+    </w:lvl>
+    <w:lvl w:ilvl="8" w:tentative="1">
+      <w:start w:val="1"/>
+      <w:numFmt w:val="bullet"/>
+      <w:lvlText w:val=""/>
+      <w:lvlJc w:val="left"/>
+      <w:pPr>
+        <w:tabs>
+          <w:tab w:val="num" w:pos="6480"/>
+        </w:tabs>
+        <w:ind w:left="6480" w:hanging="360"/>
+      </w:pPr>
+      <w:rPr>
+        <w:rFonts w:ascii="Wingdings" w:hAnsi="Wingdings" w:hint="default"/>
+        <w:sz w:val="20"/>
+      </w:rPr>
+    </w:lvl>
+  </w:abstractNum>
+  <w:abstractNum w:abstractNumId="13" w15:restartNumberingAfterBreak="0">
     <w:nsid w:val="48DB4222"/>
     <w:multiLevelType w:val="multilevel"/>
     <w:tmpl w:val="ABC89DAC"/>
@@ -4456,7 +6020,156 @@
       </w:rPr>
     </w:lvl>
   </w:abstractNum>
-  <w:abstractNum w:abstractNumId="9" w15:restartNumberingAfterBreak="0">
+  <w:abstractNum w:abstractNumId="14" w15:restartNumberingAfterBreak="0">
+    <w:nsid w:val="4E317B52"/>
+    <w:multiLevelType w:val="multilevel"/>
+    <w:tmpl w:val="8EAA8DB6"/>
+    <w:lvl w:ilvl="0">
+      <w:start w:val="1"/>
+      <w:numFmt w:val="bullet"/>
+      <w:lvlText w:val=""/>
+      <w:lvlJc w:val="left"/>
+      <w:pPr>
+        <w:tabs>
+          <w:tab w:val="num" w:pos="720"/>
+        </w:tabs>
+        <w:ind w:left="720" w:hanging="360"/>
+      </w:pPr>
+      <w:rPr>
+        <w:rFonts w:ascii="Symbol" w:hAnsi="Symbol" w:hint="default"/>
+        <w:sz w:val="20"/>
+      </w:rPr>
+    </w:lvl>
+    <w:lvl w:ilvl="1" w:tentative="1">
+      <w:start w:val="1"/>
+      <w:numFmt w:val="bullet"/>
+      <w:lvlText w:val="o"/>
+      <w:lvlJc w:val="left"/>
+      <w:pPr>
+        <w:tabs>
+          <w:tab w:val="num" w:pos="1440"/>
+        </w:tabs>
+        <w:ind w:left="1440" w:hanging="360"/>
+      </w:pPr>
+      <w:rPr>
+        <w:rFonts w:ascii="Courier New" w:hAnsi="Courier New" w:hint="default"/>
+        <w:sz w:val="20"/>
+      </w:rPr>
+    </w:lvl>
+    <w:lvl w:ilvl="2" w:tentative="1">
+      <w:start w:val="1"/>
+      <w:numFmt w:val="bullet"/>
+      <w:lvlText w:val=""/>
+      <w:lvlJc w:val="left"/>
+      <w:pPr>
+        <w:tabs>
+          <w:tab w:val="num" w:pos="2160"/>
+        </w:tabs>
+        <w:ind w:left="2160" w:hanging="360"/>
+      </w:pPr>
+      <w:rPr>
+        <w:rFonts w:ascii="Wingdings" w:hAnsi="Wingdings" w:hint="default"/>
+        <w:sz w:val="20"/>
+      </w:rPr>
+    </w:lvl>
+    <w:lvl w:ilvl="3" w:tentative="1">
+      <w:start w:val="1"/>
+      <w:numFmt w:val="bullet"/>
+      <w:lvlText w:val=""/>
+      <w:lvlJc w:val="left"/>
+      <w:pPr>
+        <w:tabs>
+          <w:tab w:val="num" w:pos="2880"/>
+        </w:tabs>
+        <w:ind w:left="2880" w:hanging="360"/>
+      </w:pPr>
+      <w:rPr>
+        <w:rFonts w:ascii="Wingdings" w:hAnsi="Wingdings" w:hint="default"/>
+        <w:sz w:val="20"/>
+      </w:rPr>
+    </w:lvl>
+    <w:lvl w:ilvl="4" w:tentative="1">
+      <w:start w:val="1"/>
+      <w:numFmt w:val="bullet"/>
+      <w:lvlText w:val=""/>
+      <w:lvlJc w:val="left"/>
+      <w:pPr>
+        <w:tabs>
+          <w:tab w:val="num" w:pos="3600"/>
+        </w:tabs>
+        <w:ind w:left="3600" w:hanging="360"/>
+      </w:pPr>
+      <w:rPr>
+        <w:rFonts w:ascii="Wingdings" w:hAnsi="Wingdings" w:hint="default"/>
+        <w:sz w:val="20"/>
+      </w:rPr>
+    </w:lvl>
+    <w:lvl w:ilvl="5" w:tentative="1">
+      <w:start w:val="1"/>
+      <w:numFmt w:val="bullet"/>
+      <w:lvlText w:val=""/>
+      <w:lvlJc w:val="left"/>
+      <w:pPr>
+        <w:tabs>
+          <w:tab w:val="num" w:pos="4320"/>
+        </w:tabs>
+        <w:ind w:left="4320" w:hanging="360"/>
+      </w:pPr>
+      <w:rPr>
+        <w:rFonts w:ascii="Wingdings" w:hAnsi="Wingdings" w:hint="default"/>
+        <w:sz w:val="20"/>
+      </w:rPr>
+    </w:lvl>
+    <w:lvl w:ilvl="6" w:tentative="1">
+      <w:start w:val="1"/>
+      <w:numFmt w:val="bullet"/>
+      <w:lvlText w:val=""/>
+      <w:lvlJc w:val="left"/>
+      <w:pPr>
+        <w:tabs>
+          <w:tab w:val="num" w:pos="5040"/>
+        </w:tabs>
+        <w:ind w:left="5040" w:hanging="360"/>
+      </w:pPr>
+      <w:rPr>
+        <w:rFonts w:ascii="Wingdings" w:hAnsi="Wingdings" w:hint="default"/>
+        <w:sz w:val="20"/>
+      </w:rPr>
+    </w:lvl>
+    <w:lvl w:ilvl="7" w:tentative="1">
+      <w:start w:val="1"/>
+      <w:numFmt w:val="bullet"/>
+      <w:lvlText w:val=""/>
+      <w:lvlJc w:val="left"/>
+      <w:pPr>
+        <w:tabs>
+          <w:tab w:val="num" w:pos="5760"/>
+        </w:tabs>
+        <w:ind w:left="5760" w:hanging="360"/>
+      </w:pPr>
+      <w:rPr>
+        <w:rFonts w:ascii="Wingdings" w:hAnsi="Wingdings" w:hint="default"/>
+        <w:sz w:val="20"/>
+      </w:rPr>
+    </w:lvl>
+    <w:lvl w:ilvl="8" w:tentative="1">
+      <w:start w:val="1"/>
+      <w:numFmt w:val="bullet"/>
+      <w:lvlText w:val=""/>
+      <w:lvlJc w:val="left"/>
+      <w:pPr>
+        <w:tabs>
+          <w:tab w:val="num" w:pos="6480"/>
+        </w:tabs>
+        <w:ind w:left="6480" w:hanging="360"/>
+      </w:pPr>
+      <w:rPr>
+        <w:rFonts w:ascii="Wingdings" w:hAnsi="Wingdings" w:hint="default"/>
+        <w:sz w:val="20"/>
+      </w:rPr>
+    </w:lvl>
+  </w:abstractNum>
+  <w:abstractNum w:abstractNumId="15" w15:restartNumberingAfterBreak="0">
     <w:nsid w:val="5D2103E0"/>
     <w:multiLevelType w:val="multilevel"/>
     <w:tmpl w:val="C44AD954"/>
@@ -4605,7 +6318,7 @@
       </w:rPr>
     </w:lvl>
   </w:abstractNum>
-  <w:abstractNum w:abstractNumId="10" w15:restartNumberingAfterBreak="0">
+  <w:abstractNum w:abstractNumId="16" w15:restartNumberingAfterBreak="0">
     <w:nsid w:val="5DE1504C"/>
     <w:multiLevelType w:val="multilevel"/>
     <w:tmpl w:val="8A568E4E"/>
@@ -4754,7 +6467,156 @@
       </w:rPr>
     </w:lvl>
   </w:abstractNum>
-  <w:abstractNum w:abstractNumId="11" w15:restartNumberingAfterBreak="0">
+  <w:abstractNum w:abstractNumId="17" w15:restartNumberingAfterBreak="0">
+    <w:nsid w:val="5DE26AE2"/>
+    <w:multiLevelType w:val="multilevel"/>
+    <w:tmpl w:val="61486D72"/>
+    <w:lvl w:ilvl="0">
+      <w:start w:val="1"/>
+      <w:numFmt w:val="bullet"/>
+      <w:lvlText w:val=""/>
+      <w:lvlJc w:val="left"/>
+      <w:pPr>
+        <w:tabs>
+          <w:tab w:val="num" w:pos="720"/>
+        </w:tabs>
+        <w:ind w:left="720" w:hanging="360"/>
+      </w:pPr>
+      <w:rPr>
+        <w:rFonts w:ascii="Symbol" w:hAnsi="Symbol" w:hint="default"/>
+        <w:sz w:val="20"/>
+      </w:rPr>
+    </w:lvl>
+    <w:lvl w:ilvl="1" w:tentative="1">
+      <w:start w:val="1"/>
+      <w:numFmt w:val="bullet"/>
+      <w:lvlText w:val="o"/>
+      <w:lvlJc w:val="left"/>
+      <w:pPr>
+        <w:tabs>
+          <w:tab w:val="num" w:pos="1440"/>
+        </w:tabs>
+        <w:ind w:left="1440" w:hanging="360"/>
+      </w:pPr>
+      <w:rPr>
+        <w:rFonts w:ascii="Courier New" w:hAnsi="Courier New" w:hint="default"/>
+        <w:sz w:val="20"/>
+      </w:rPr>
+    </w:lvl>
+    <w:lvl w:ilvl="2" w:tentative="1">
+      <w:start w:val="1"/>
+      <w:numFmt w:val="bullet"/>
+      <w:lvlText w:val=""/>
+      <w:lvlJc w:val="left"/>
+      <w:pPr>
+        <w:tabs>
+          <w:tab w:val="num" w:pos="2160"/>
+        </w:tabs>
+        <w:ind w:left="2160" w:hanging="360"/>
+      </w:pPr>
+      <w:rPr>
+        <w:rFonts w:ascii="Wingdings" w:hAnsi="Wingdings" w:hint="default"/>
+        <w:sz w:val="20"/>
+      </w:rPr>
+    </w:lvl>
+    <w:lvl w:ilvl="3" w:tentative="1">
+      <w:start w:val="1"/>
+      <w:numFmt w:val="bullet"/>
+      <w:lvlText w:val=""/>
+      <w:lvlJc w:val="left"/>
+      <w:pPr>
+        <w:tabs>
+          <w:tab w:val="num" w:pos="2880"/>
+        </w:tabs>
+        <w:ind w:left="2880" w:hanging="360"/>
+      </w:pPr>
+      <w:rPr>
+        <w:rFonts w:ascii="Wingdings" w:hAnsi="Wingdings" w:hint="default"/>
+        <w:sz w:val="20"/>
+      </w:rPr>
+    </w:lvl>
+    <w:lvl w:ilvl="4" w:tentative="1">
+      <w:start w:val="1"/>
+      <w:numFmt w:val="bullet"/>
+      <w:lvlText w:val=""/>
+      <w:lvlJc w:val="left"/>
+      <w:pPr>
+        <w:tabs>
+          <w:tab w:val="num" w:pos="3600"/>
+        </w:tabs>
+        <w:ind w:left="3600" w:hanging="360"/>
+      </w:pPr>
+      <w:rPr>
+        <w:rFonts w:ascii="Wingdings" w:hAnsi="Wingdings" w:hint="default"/>
+        <w:sz w:val="20"/>
+      </w:rPr>
+    </w:lvl>
+    <w:lvl w:ilvl="5" w:tentative="1">
+      <w:start w:val="1"/>
+      <w:numFmt w:val="bullet"/>
+      <w:lvlText w:val=""/>
+      <w:lvlJc w:val="left"/>
+      <w:pPr>
+        <w:tabs>
+          <w:tab w:val="num" w:pos="4320"/>
+        </w:tabs>
+        <w:ind w:left="4320" w:hanging="360"/>
+      </w:pPr>
+      <w:rPr>
+        <w:rFonts w:ascii="Wingdings" w:hAnsi="Wingdings" w:hint="default"/>
+        <w:sz w:val="20"/>
+      </w:rPr>
+    </w:lvl>
+    <w:lvl w:ilvl="6" w:tentative="1">
+      <w:start w:val="1"/>
+      <w:numFmt w:val="bullet"/>
+      <w:lvlText w:val=""/>
+      <w:lvlJc w:val="left"/>
+      <w:pPr>
+        <w:tabs>
+          <w:tab w:val="num" w:pos="5040"/>
+        </w:tabs>
+        <w:ind w:left="5040" w:hanging="360"/>
+      </w:pPr>
+      <w:rPr>
+        <w:rFonts w:ascii="Wingdings" w:hAnsi="Wingdings" w:hint="default"/>
+        <w:sz w:val="20"/>
+      </w:rPr>
+    </w:lvl>
+    <w:lvl w:ilvl="7" w:tentative="1">
+      <w:start w:val="1"/>
+      <w:numFmt w:val="bullet"/>
+      <w:lvlText w:val=""/>
+      <w:lvlJc w:val="left"/>
+      <w:pPr>
+        <w:tabs>
+          <w:tab w:val="num" w:pos="5760"/>
+        </w:tabs>
+        <w:ind w:left="5760" w:hanging="360"/>
+      </w:pPr>
+      <w:rPr>
+        <w:rFonts w:ascii="Wingdings" w:hAnsi="Wingdings" w:hint="default"/>
+        <w:sz w:val="20"/>
+      </w:rPr>
+    </w:lvl>
+    <w:lvl w:ilvl="8" w:tentative="1">
+      <w:start w:val="1"/>
+      <w:numFmt w:val="bullet"/>
+      <w:lvlText w:val=""/>
+      <w:lvlJc w:val="left"/>
+      <w:pPr>
+        <w:tabs>
+          <w:tab w:val="num" w:pos="6480"/>
+        </w:tabs>
+        <w:ind w:left="6480" w:hanging="360"/>
+      </w:pPr>
+      <w:rPr>
+        <w:rFonts w:ascii="Wingdings" w:hAnsi="Wingdings" w:hint="default"/>
+        <w:sz w:val="20"/>
+      </w:rPr>
+    </w:lvl>
+  </w:abstractNum>
+  <w:abstractNum w:abstractNumId="18" w15:restartNumberingAfterBreak="0">
     <w:nsid w:val="61A418D1"/>
     <w:multiLevelType w:val="multilevel"/>
     <w:tmpl w:val="9A6223A0"/>
@@ -4903,7 +6765,7 @@
       </w:rPr>
     </w:lvl>
   </w:abstractNum>
-  <w:abstractNum w:abstractNumId="12" w15:restartNumberingAfterBreak="0">
+  <w:abstractNum w:abstractNumId="19" w15:restartNumberingAfterBreak="0">
     <w:nsid w:val="645558EF"/>
     <w:multiLevelType w:val="multilevel"/>
     <w:tmpl w:val="328EBC42"/>
@@ -5052,7 +6914,7 @@
       </w:rPr>
     </w:lvl>
   </w:abstractNum>
-  <w:abstractNum w:abstractNumId="13" w15:restartNumberingAfterBreak="0">
+  <w:abstractNum w:abstractNumId="20" w15:restartNumberingAfterBreak="0">
     <w:nsid w:val="6AC9743B"/>
     <w:multiLevelType w:val="multilevel"/>
     <w:tmpl w:val="BC28D77A"/>
@@ -5201,7 +7063,7 @@
       </w:rPr>
     </w:lvl>
   </w:abstractNum>
-  <w:abstractNum w:abstractNumId="14" w15:restartNumberingAfterBreak="0">
+  <w:abstractNum w:abstractNumId="21" w15:restartNumberingAfterBreak="0">
     <w:nsid w:val="72F2767E"/>
     <w:multiLevelType w:val="multilevel"/>
     <w:tmpl w:val="3AC29F1C"/>
@@ -5350,7 +7212,7 @@
       </w:rPr>
     </w:lvl>
   </w:abstractNum>
-  <w:abstractNum w:abstractNumId="15" w15:restartNumberingAfterBreak="0">
+  <w:abstractNum w:abstractNumId="22" w15:restartNumberingAfterBreak="0">
     <w:nsid w:val="76724153"/>
     <w:multiLevelType w:val="multilevel"/>
     <w:tmpl w:val="B0844D56"/>
@@ -5499,7 +7361,156 @@
       </w:rPr>
     </w:lvl>
   </w:abstractNum>
-  <w:abstractNum w:abstractNumId="16" w15:restartNumberingAfterBreak="0">
+  <w:abstractNum w:abstractNumId="23" w15:restartNumberingAfterBreak="0">
+    <w:nsid w:val="76D51CCD"/>
+    <w:multiLevelType w:val="multilevel"/>
+    <w:tmpl w:val="49C2FB24"/>
+    <w:lvl w:ilvl="0">
+      <w:start w:val="1"/>
+      <w:numFmt w:val="bullet"/>
+      <w:lvlText w:val=""/>
+      <w:lvlJc w:val="left"/>
+      <w:pPr>
+        <w:tabs>
+          <w:tab w:val="num" w:pos="720"/>
+        </w:tabs>
+        <w:ind w:left="720" w:hanging="360"/>
+      </w:pPr>
+      <w:rPr>
+        <w:rFonts w:ascii="Symbol" w:hAnsi="Symbol" w:hint="default"/>
+        <w:sz w:val="20"/>
+      </w:rPr>
+    </w:lvl>
+    <w:lvl w:ilvl="1" w:tentative="1">
+      <w:start w:val="1"/>
+      <w:numFmt w:val="bullet"/>
+      <w:lvlText w:val="o"/>
+      <w:lvlJc w:val="left"/>
+      <w:pPr>
+        <w:tabs>
+          <w:tab w:val="num" w:pos="1440"/>
+        </w:tabs>
+        <w:ind w:left="1440" w:hanging="360"/>
+      </w:pPr>
+      <w:rPr>
+        <w:rFonts w:ascii="Courier New" w:hAnsi="Courier New" w:hint="default"/>
+        <w:sz w:val="20"/>
+      </w:rPr>
+    </w:lvl>
+    <w:lvl w:ilvl="2" w:tentative="1">
+      <w:start w:val="1"/>
+      <w:numFmt w:val="bullet"/>
+      <w:lvlText w:val=""/>
+      <w:lvlJc w:val="left"/>
+      <w:pPr>
+        <w:tabs>
+          <w:tab w:val="num" w:pos="2160"/>
+        </w:tabs>
+        <w:ind w:left="2160" w:hanging="360"/>
+      </w:pPr>
+      <w:rPr>
+        <w:rFonts w:ascii="Wingdings" w:hAnsi="Wingdings" w:hint="default"/>
+        <w:sz w:val="20"/>
+      </w:rPr>
+    </w:lvl>
+    <w:lvl w:ilvl="3" w:tentative="1">
+      <w:start w:val="1"/>
+      <w:numFmt w:val="bullet"/>
+      <w:lvlText w:val=""/>
+      <w:lvlJc w:val="left"/>
+      <w:pPr>
+        <w:tabs>
+          <w:tab w:val="num" w:pos="2880"/>
+        </w:tabs>
+        <w:ind w:left="2880" w:hanging="360"/>
+      </w:pPr>
+      <w:rPr>
+        <w:rFonts w:ascii="Wingdings" w:hAnsi="Wingdings" w:hint="default"/>
+        <w:sz w:val="20"/>
+      </w:rPr>
+    </w:lvl>
+    <w:lvl w:ilvl="4" w:tentative="1">
+      <w:start w:val="1"/>
+      <w:numFmt w:val="bullet"/>
+      <w:lvlText w:val=""/>
+      <w:lvlJc w:val="left"/>
+      <w:pPr>
+        <w:tabs>
+          <w:tab w:val="num" w:pos="3600"/>
+        </w:tabs>
+        <w:ind w:left="3600" w:hanging="360"/>
+      </w:pPr>
+      <w:rPr>
+        <w:rFonts w:ascii="Wingdings" w:hAnsi="Wingdings" w:hint="default"/>
+        <w:sz w:val="20"/>
+      </w:rPr>
+    </w:lvl>
+    <w:lvl w:ilvl="5" w:tentative="1">
+      <w:start w:val="1"/>
+      <w:numFmt w:val="bullet"/>
+      <w:lvlText w:val=""/>
+      <w:lvlJc w:val="left"/>
+      <w:pPr>
+        <w:tabs>
+          <w:tab w:val="num" w:pos="4320"/>
+        </w:tabs>
+        <w:ind w:left="4320" w:hanging="360"/>
+      </w:pPr>
+      <w:rPr>
+        <w:rFonts w:ascii="Wingdings" w:hAnsi="Wingdings" w:hint="default"/>
+        <w:sz w:val="20"/>
+      </w:rPr>
+    </w:lvl>
+    <w:lvl w:ilvl="6" w:tentative="1">
+      <w:start w:val="1"/>
+      <w:numFmt w:val="bullet"/>
+      <w:lvlText w:val=""/>
+      <w:lvlJc w:val="left"/>
+      <w:pPr>
+        <w:tabs>
+          <w:tab w:val="num" w:pos="5040"/>
+        </w:tabs>
+        <w:ind w:left="5040" w:hanging="360"/>
+      </w:pPr>
+      <w:rPr>
+        <w:rFonts w:ascii="Wingdings" w:hAnsi="Wingdings" w:hint="default"/>
+        <w:sz w:val="20"/>
+      </w:rPr>
+    </w:lvl>
+    <w:lvl w:ilvl="7" w:tentative="1">
+      <w:start w:val="1"/>
+      <w:numFmt w:val="bullet"/>
+      <w:lvlText w:val=""/>
+      <w:lvlJc w:val="left"/>
+      <w:pPr>
+        <w:tabs>
+          <w:tab w:val="num" w:pos="5760"/>
+        </w:tabs>
+        <w:ind w:left="5760" w:hanging="360"/>
+      </w:pPr>
+      <w:rPr>
+        <w:rFonts w:ascii="Wingdings" w:hAnsi="Wingdings" w:hint="default"/>
+        <w:sz w:val="20"/>
+      </w:rPr>
+    </w:lvl>
+    <w:lvl w:ilvl="8" w:tentative="1">
+      <w:start w:val="1"/>
+      <w:numFmt w:val="bullet"/>
+      <w:lvlText w:val=""/>
+      <w:lvlJc w:val="left"/>
+      <w:pPr>
+        <w:tabs>
+          <w:tab w:val="num" w:pos="6480"/>
+        </w:tabs>
+        <w:ind w:left="6480" w:hanging="360"/>
+      </w:pPr>
+      <w:rPr>
+        <w:rFonts w:ascii="Wingdings" w:hAnsi="Wingdings" w:hint="default"/>
+        <w:sz w:val="20"/>
+      </w:rPr>
+    </w:lvl>
+  </w:abstractNum>
+  <w:abstractNum w:abstractNumId="24" w15:restartNumberingAfterBreak="0">
     <w:nsid w:val="7A6C5447"/>
     <w:multiLevelType w:val="multilevel"/>
     <w:tmpl w:val="BD5ADDC0"/>
@@ -5648,7 +7659,7 @@
       </w:rPr>
     </w:lvl>
   </w:abstractNum>
-  <w:abstractNum w:abstractNumId="17" w15:restartNumberingAfterBreak="0">
+  <w:abstractNum w:abstractNumId="25" w15:restartNumberingAfterBreak="0">
     <w:nsid w:val="7AD2165E"/>
     <w:multiLevelType w:val="multilevel"/>
     <w:tmpl w:val="AFB8D41E"/>
@@ -5798,58 +7809,82 @@
     </w:lvl>
   </w:abstractNum>
   <w:num w:numId="1" w16cid:durableId="1463157988">
-    <w:abstractNumId w:val="12"/>
+    <w:abstractNumId w:val="19"/>
   </w:num>
   <w:num w:numId="2" w16cid:durableId="376592289">
+    <w:abstractNumId w:val="18"/>
+  </w:num>
+  <w:num w:numId="3" w16cid:durableId="1364478848">
+    <w:abstractNumId w:val="24"/>
+  </w:num>
+  <w:num w:numId="4" w16cid:durableId="349452070">
+    <w:abstractNumId w:val="15"/>
+  </w:num>
+  <w:num w:numId="5" w16cid:durableId="886406834">
+    <w:abstractNumId w:val="21"/>
+  </w:num>
+  <w:num w:numId="6" w16cid:durableId="1253007563">
     <w:abstractNumId w:val="11"/>
   </w:num>
-  <w:num w:numId="3" w16cid:durableId="1364478848">
+  <w:num w:numId="7" w16cid:durableId="1934167680">
+    <w:abstractNumId w:val="2"/>
+  </w:num>
+  <w:num w:numId="8" w16cid:durableId="1808859458">
+    <w:abstractNumId w:val="1"/>
+  </w:num>
+  <w:num w:numId="9" w16cid:durableId="813526029">
+    <w:abstractNumId w:val="22"/>
+  </w:num>
+  <w:num w:numId="10" w16cid:durableId="224419428">
+    <w:abstractNumId w:val="25"/>
+  </w:num>
+  <w:num w:numId="11" w16cid:durableId="2006010639">
+    <w:abstractNumId w:val="20"/>
+  </w:num>
+  <w:num w:numId="12" w16cid:durableId="967005824">
+    <w:abstractNumId w:val="10"/>
+  </w:num>
+  <w:num w:numId="13" w16cid:durableId="951588902">
+    <w:abstractNumId w:val="9"/>
+  </w:num>
+  <w:num w:numId="14" w16cid:durableId="1164467663">
+    <w:abstractNumId w:val="7"/>
+  </w:num>
+  <w:num w:numId="15" w16cid:durableId="389110608">
+    <w:abstractNumId w:val="4"/>
+  </w:num>
+  <w:num w:numId="16" w16cid:durableId="1419012624">
     <w:abstractNumId w:val="16"/>
   </w:num>
-  <w:num w:numId="4" w16cid:durableId="349452070">
-    <w:abstractNumId w:val="9"/>
+  <w:num w:numId="17" w16cid:durableId="1011294394">
+    <w:abstractNumId w:val="13"/>
   </w:num>
-  <w:num w:numId="5" w16cid:durableId="886406834">
+  <w:num w:numId="18" w16cid:durableId="195434517">
+    <w:abstractNumId w:val="6"/>
+  </w:num>
+  <w:num w:numId="19" w16cid:durableId="1002928780">
+    <w:abstractNumId w:val="0"/>
+  </w:num>
+  <w:num w:numId="20" w16cid:durableId="954798361">
+    <w:abstractNumId w:val="8"/>
+  </w:num>
+  <w:num w:numId="21" w16cid:durableId="1541476196">
+    <w:abstractNumId w:val="3"/>
+  </w:num>
+  <w:num w:numId="22" w16cid:durableId="1891380102">
+    <w:abstractNumId w:val="5"/>
+  </w:num>
+  <w:num w:numId="23" w16cid:durableId="397022672">
+    <w:abstractNumId w:val="17"/>
+  </w:num>
+  <w:num w:numId="24" w16cid:durableId="767775193">
+    <w:abstractNumId w:val="23"/>
+  </w:num>
+  <w:num w:numId="25" w16cid:durableId="49546521">
     <w:abstractNumId w:val="14"/>
   </w:num>
-  <w:num w:numId="6" w16cid:durableId="1253007563">
-    <w:abstractNumId w:val="7"/>
-  </w:num>
-  <w:num w:numId="7" w16cid:durableId="1934167680">
-    <w:abstractNumId w:val="1"/>
-  </w:num>
-  <w:num w:numId="8" w16cid:durableId="1808859458">
-    <w:abstractNumId w:val="0"/>
-  </w:num>
-  <w:num w:numId="9" w16cid:durableId="813526029">
-    <w:abstractNumId w:val="15"/>
-  </w:num>
-  <w:num w:numId="10" w16cid:durableId="224419428">
-    <w:abstractNumId w:val="17"/>
-  </w:num>
-  <w:num w:numId="11" w16cid:durableId="2006010639">
-    <w:abstractNumId w:val="13"/>
-  </w:num>
-  <w:num w:numId="12" w16cid:durableId="967005824">
-    <w:abstractNumId w:val="6"/>
-  </w:num>
-  <w:num w:numId="13" w16cid:durableId="951588902">
-    <w:abstractNumId w:val="5"/>
-  </w:num>
-  <w:num w:numId="14" w16cid:durableId="1164467663">
-    <w:abstractNumId w:val="4"/>
-  </w:num>
-  <w:num w:numId="15" w16cid:durableId="389110608">
-    <w:abstractNumId w:val="2"/>
-  </w:num>
-  <w:num w:numId="16" w16cid:durableId="1419012624">
-    <w:abstractNumId w:val="10"/>
-  </w:num>
-  <w:num w:numId="17" w16cid:durableId="1011294394">
-    <w:abstractNumId w:val="8"/>
-  </w:num>
-  <w:num w:numId="18" w16cid:durableId="195434517">
-    <w:abstractNumId w:val="3"/>
+  <w:num w:numId="26" w16cid:durableId="99762768">
+    <w:abstractNumId w:val="12"/>
   </w:num>
 </w:numbering>
 </file>

--- a/Section-13.docx
+++ b/Section-13.docx
@@ -18,7 +18,27 @@
           <w:sz w:val="20"/>
           <w:szCs w:val="20"/>
         </w:rPr>
-        <w:t>WHAT IS NUMPY?</w:t>
+        <w:t xml:space="preserve">What is </w:t>
+      </w:r>
+      <w:proofErr w:type="spellStart"/>
+      <w:r>
+        <w:rPr>
+          <w:rFonts w:ascii="Cambria" w:hAnsi="Cambria"/>
+          <w:caps w:val="0"/>
+          <w:sz w:val="20"/>
+          <w:szCs w:val="20"/>
+        </w:rPr>
+        <w:t>numpy</w:t>
+      </w:r>
+      <w:proofErr w:type="spellEnd"/>
+      <w:r>
+        <w:rPr>
+          <w:rFonts w:ascii="Cambria" w:hAnsi="Cambria"/>
+          <w:caps w:val="0"/>
+          <w:sz w:val="20"/>
+          <w:szCs w:val="20"/>
+        </w:rPr>
+        <w:t>?</w:t>
       </w:r>
     </w:p>
     <w:p>
@@ -31,19 +51,21 @@
           <w:rFonts w:ascii="Cambria" w:hAnsi="Cambria"/>
         </w:rPr>
       </w:pPr>
+      <w:proofErr w:type="spellStart"/>
       <w:r>
         <w:rPr>
           <w:rFonts w:ascii="Cambria" w:hAnsi="Cambria"/>
           <w:b/>
           <w:bCs/>
         </w:rPr>
-        <w:t>NUMPY</w:t>
-      </w:r>
-      <w:r>
-        <w:rPr>
-          <w:rFonts w:ascii="Cambria" w:hAnsi="Cambria"/>
-        </w:rPr>
-        <w:t xml:space="preserve"> STANDS FOR </w:t>
+        <w:t>Numpy</w:t>
+      </w:r>
+      <w:proofErr w:type="spellEnd"/>
+      <w:r>
+        <w:rPr>
+          <w:rFonts w:ascii="Cambria" w:hAnsi="Cambria"/>
+        </w:rPr>
+        <w:t xml:space="preserve"> stands for </w:t>
       </w:r>
       <w:r>
         <w:rPr>
@@ -51,7 +73,7 @@
           <w:b/>
           <w:bCs/>
         </w:rPr>
-        <w:t>NUMERICAL PYTHON</w:t>
+        <w:t>numerical python</w:t>
       </w:r>
     </w:p>
     <w:p>
@@ -68,7 +90,7 @@
         <w:rPr>
           <w:rFonts w:ascii="Cambria" w:hAnsi="Cambria"/>
         </w:rPr>
-        <w:t xml:space="preserve">IT IS A PYTHON LIBRARY USED TO WORK WITH </w:t>
+        <w:t xml:space="preserve">It is a python library used to work with </w:t>
       </w:r>
       <w:r>
         <w:rPr>
@@ -76,7 +98,7 @@
           <w:b/>
           <w:bCs/>
         </w:rPr>
-        <w:t>NUMBERS</w:t>
+        <w:t>numbers</w:t>
       </w:r>
     </w:p>
     <w:p>
@@ -93,7 +115,7 @@
         <w:rPr>
           <w:rFonts w:ascii="Cambria" w:hAnsi="Cambria"/>
         </w:rPr>
-        <w:t>IT IS VERY FAST AND EFFICIENT</w:t>
+        <w:t>It is very fast and efficient</w:t>
       </w:r>
     </w:p>
     <w:p>
@@ -110,7 +132,7 @@
         <w:rPr>
           <w:rFonts w:ascii="Cambria" w:hAnsi="Cambria"/>
         </w:rPr>
-        <w:t xml:space="preserve">MOSTLY USED IN </w:t>
+        <w:t xml:space="preserve">Mostly used in </w:t>
       </w:r>
       <w:r>
         <w:rPr>
@@ -118,7 +140,7 @@
           <w:b/>
           <w:bCs/>
         </w:rPr>
-        <w:t>DATA SCIENCE, MACHINE LEARNING, AND SCIENTIFIC WORK</w:t>
+        <w:t>data science, machine learning, and scientific work</w:t>
       </w:r>
     </w:p>
     <w:p>
@@ -133,7 +155,23 @@
           <w:rFonts w:ascii="Cambria" w:hAnsi="Cambria"/>
           <w:caps w:val="0"/>
         </w:rPr>
-        <w:t>WHY USE NUMPY?</w:t>
+        <w:t xml:space="preserve">Why use </w:t>
+      </w:r>
+      <w:proofErr w:type="spellStart"/>
+      <w:r>
+        <w:rPr>
+          <w:rFonts w:ascii="Cambria" w:hAnsi="Cambria"/>
+          <w:caps w:val="0"/>
+        </w:rPr>
+        <w:t>numpy</w:t>
+      </w:r>
+      <w:proofErr w:type="spellEnd"/>
+      <w:r>
+        <w:rPr>
+          <w:rFonts w:ascii="Cambria" w:hAnsi="Cambria"/>
+          <w:caps w:val="0"/>
+        </w:rPr>
+        <w:t>?</w:t>
       </w:r>
     </w:p>
     <w:p>
@@ -150,7 +188,7 @@
         <w:rPr>
           <w:rFonts w:ascii="Cambria" w:hAnsi="Cambria"/>
         </w:rPr>
-        <w:t xml:space="preserve">CONVERTS </w:t>
+        <w:t xml:space="preserve">Converts </w:t>
       </w:r>
       <w:r>
         <w:rPr>
@@ -158,7 +196,7 @@
           <w:b/>
           <w:bCs/>
         </w:rPr>
-        <w:t>SERIES OF DATA INTO NUMBERS</w:t>
+        <w:t>series of data into numbers</w:t>
       </w:r>
     </w:p>
     <w:p>
@@ -175,7 +213,7 @@
         <w:rPr>
           <w:rFonts w:ascii="Cambria" w:hAnsi="Cambria"/>
         </w:rPr>
-        <w:t>WORKS FASTER THAN PYTHON LISTS</w:t>
+        <w:t>Works faster than python lists</w:t>
       </w:r>
     </w:p>
     <w:p>
@@ -192,7 +230,7 @@
         <w:rPr>
           <w:rFonts w:ascii="Cambria" w:hAnsi="Cambria"/>
         </w:rPr>
-        <w:t>USES LESS MEMORY</w:t>
+        <w:t>Uses less memory</w:t>
       </w:r>
     </w:p>
     <w:p>
@@ -209,7 +247,7 @@
         <w:rPr>
           <w:rFonts w:ascii="Cambria" w:hAnsi="Cambria"/>
         </w:rPr>
-        <w:t xml:space="preserve">SUPPORTS </w:t>
+        <w:t xml:space="preserve">Supports </w:t>
       </w:r>
       <w:r>
         <w:rPr>
@@ -217,7 +255,7 @@
           <w:b/>
           <w:bCs/>
         </w:rPr>
-        <w:t>MATHEMATICAL AND STATISTICAL OPERATIONS</w:t>
+        <w:t>mathematical and statistical operations</w:t>
       </w:r>
     </w:p>
     <w:p>
@@ -234,7 +272,7 @@
         <w:rPr>
           <w:rFonts w:ascii="Cambria" w:hAnsi="Cambria"/>
         </w:rPr>
-        <w:t xml:space="preserve">BASE LIBRARY FOR </w:t>
+        <w:t xml:space="preserve">Base library for </w:t>
       </w:r>
       <w:r>
         <w:rPr>
@@ -242,8 +280,18 @@
           <w:b/>
           <w:bCs/>
         </w:rPr>
-        <w:t>PANDAS, SCIKIT-LEARN, TENSORFLOW</w:t>
-      </w:r>
+        <w:t xml:space="preserve">pandas, scikit-learn, </w:t>
+      </w:r>
+      <w:proofErr w:type="spellStart"/>
+      <w:r>
+        <w:rPr>
+          <w:rFonts w:ascii="Cambria" w:hAnsi="Cambria"/>
+          <w:b/>
+          <w:bCs/>
+        </w:rPr>
+        <w:t>tensorflow</w:t>
+      </w:r>
+      <w:proofErr w:type="spellEnd"/>
     </w:p>
     <w:p>
       <w:pPr>
@@ -254,6 +302,7 @@
           <w:szCs w:val="20"/>
         </w:rPr>
       </w:pPr>
+      <w:proofErr w:type="spellStart"/>
       <w:r>
         <w:rPr>
           <w:rFonts w:ascii="Cambria" w:hAnsi="Cambria"/>
@@ -261,7 +310,17 @@
           <w:sz w:val="20"/>
           <w:szCs w:val="20"/>
         </w:rPr>
-        <w:t>NUMPY ARRAY</w:t>
+        <w:t>Numpy</w:t>
+      </w:r>
+      <w:proofErr w:type="spellEnd"/>
+      <w:r>
+        <w:rPr>
+          <w:rFonts w:ascii="Cambria" w:hAnsi="Cambria"/>
+          <w:caps w:val="0"/>
+          <w:sz w:val="20"/>
+          <w:szCs w:val="20"/>
+        </w:rPr>
+        <w:t xml:space="preserve"> array</w:t>
       </w:r>
     </w:p>
     <w:p>
@@ -278,7 +337,21 @@
         <w:rPr>
           <w:rFonts w:ascii="Cambria" w:hAnsi="Cambria"/>
         </w:rPr>
-        <w:t xml:space="preserve">MAIN DATA STRUCTURE IN NUMPY IS CALLED AN </w:t>
+        <w:t xml:space="preserve">Main data structure in </w:t>
+      </w:r>
+      <w:proofErr w:type="spellStart"/>
+      <w:r>
+        <w:rPr>
+          <w:rFonts w:ascii="Cambria" w:hAnsi="Cambria"/>
+        </w:rPr>
+        <w:t>numpy</w:t>
+      </w:r>
+      <w:proofErr w:type="spellEnd"/>
+      <w:r>
+        <w:rPr>
+          <w:rFonts w:ascii="Cambria" w:hAnsi="Cambria"/>
+        </w:rPr>
+        <w:t xml:space="preserve"> is called an </w:t>
       </w:r>
       <w:r>
         <w:rPr>
@@ -286,7 +359,7 @@
           <w:b/>
           <w:bCs/>
         </w:rPr>
-        <w:t>ARRAY</w:t>
+        <w:t>array</w:t>
       </w:r>
     </w:p>
     <w:p>
@@ -303,7 +376,7 @@
         <w:rPr>
           <w:rFonts w:ascii="Cambria" w:hAnsi="Cambria"/>
         </w:rPr>
-        <w:t xml:space="preserve">STORES MULTIPLE VALUES OF THE </w:t>
+        <w:t xml:space="preserve">Stores multiple values of the </w:t>
       </w:r>
       <w:r>
         <w:rPr>
@@ -311,7 +384,7 @@
           <w:b/>
           <w:bCs/>
         </w:rPr>
-        <w:t>SAME TYPE</w:t>
+        <w:t>same type</w:t>
       </w:r>
     </w:p>
     <w:p>
@@ -328,7 +401,7 @@
         <w:rPr>
           <w:rFonts w:ascii="Cambria" w:hAnsi="Cambria"/>
         </w:rPr>
-        <w:t>FASTER THAN PYTHON LISTS</w:t>
+        <w:t>Faster than python lists</w:t>
       </w:r>
     </w:p>
     <w:p>
@@ -343,33 +416,69 @@
           <w:rFonts w:ascii="Cambria" w:hAnsi="Cambria"/>
           <w:caps w:val="0"/>
         </w:rPr>
-        <w:t>EXAMPLE:</w:t>
-      </w:r>
-    </w:p>
-    <w:p>
-      <w:pPr>
-        <w:rPr>
-          <w:rFonts w:ascii="Cambria" w:hAnsi="Cambria"/>
-        </w:rPr>
-      </w:pPr>
-      <w:r>
-        <w:rPr>
-          <w:rFonts w:ascii="Cambria" w:hAnsi="Cambria"/>
-        </w:rPr>
-        <w:t>IMPORT NUMPY AS NP</w:t>
-      </w:r>
-    </w:p>
-    <w:p>
-      <w:pPr>
-        <w:rPr>
-          <w:rFonts w:ascii="Cambria" w:hAnsi="Cambria"/>
-        </w:rPr>
-      </w:pPr>
-      <w:r>
-        <w:rPr>
-          <w:rFonts w:ascii="Cambria" w:hAnsi="Cambria"/>
-        </w:rPr>
-        <w:t>ARR = NP.ARRAY([1, 2, 3, 4])</w:t>
+        <w:t>Example:</w:t>
+      </w:r>
+    </w:p>
+    <w:p>
+      <w:pPr>
+        <w:rPr>
+          <w:rFonts w:ascii="Cambria" w:hAnsi="Cambria"/>
+        </w:rPr>
+      </w:pPr>
+      <w:r>
+        <w:rPr>
+          <w:rFonts w:ascii="Cambria" w:hAnsi="Cambria"/>
+        </w:rPr>
+        <w:t xml:space="preserve">Import </w:t>
+      </w:r>
+      <w:proofErr w:type="spellStart"/>
+      <w:r>
+        <w:rPr>
+          <w:rFonts w:ascii="Cambria" w:hAnsi="Cambria"/>
+        </w:rPr>
+        <w:t>numpy</w:t>
+      </w:r>
+      <w:proofErr w:type="spellEnd"/>
+      <w:r>
+        <w:rPr>
+          <w:rFonts w:ascii="Cambria" w:hAnsi="Cambria"/>
+        </w:rPr>
+        <w:t xml:space="preserve"> as np</w:t>
+      </w:r>
+    </w:p>
+    <w:p>
+      <w:pPr>
+        <w:rPr>
+          <w:rFonts w:ascii="Cambria" w:hAnsi="Cambria"/>
+        </w:rPr>
+      </w:pPr>
+      <w:proofErr w:type="spellStart"/>
+      <w:r>
+        <w:rPr>
+          <w:rFonts w:ascii="Cambria" w:hAnsi="Cambria"/>
+        </w:rPr>
+        <w:t>Arr</w:t>
+      </w:r>
+      <w:proofErr w:type="spellEnd"/>
+      <w:r>
+        <w:rPr>
+          <w:rFonts w:ascii="Cambria" w:hAnsi="Cambria"/>
+        </w:rPr>
+        <w:t xml:space="preserve"> = </w:t>
+      </w:r>
+      <w:proofErr w:type="spellStart"/>
+      <w:r>
+        <w:rPr>
+          <w:rFonts w:ascii="Cambria" w:hAnsi="Cambria"/>
+        </w:rPr>
+        <w:t>np.array</w:t>
+      </w:r>
+      <w:proofErr w:type="spellEnd"/>
+      <w:r>
+        <w:rPr>
+          <w:rFonts w:ascii="Cambria" w:hAnsi="Cambria"/>
+        </w:rPr>
+        <w:t>([1, 2, 3, 4])</w:t>
       </w:r>
     </w:p>
     <w:p>
@@ -388,7 +497,27 @@
           <w:sz w:val="20"/>
           <w:szCs w:val="20"/>
         </w:rPr>
-        <w:t>DIFFERENCE: LIST VS NUMPY ARRAY</w:t>
+        <w:t xml:space="preserve">Difference: list vs </w:t>
+      </w:r>
+      <w:proofErr w:type="spellStart"/>
+      <w:r>
+        <w:rPr>
+          <w:rFonts w:ascii="Cambria" w:hAnsi="Cambria"/>
+          <w:caps w:val="0"/>
+          <w:sz w:val="20"/>
+          <w:szCs w:val="20"/>
+        </w:rPr>
+        <w:t>numpy</w:t>
+      </w:r>
+      <w:proofErr w:type="spellEnd"/>
+      <w:r>
+        <w:rPr>
+          <w:rFonts w:ascii="Cambria" w:hAnsi="Cambria"/>
+          <w:caps w:val="0"/>
+          <w:sz w:val="20"/>
+          <w:szCs w:val="20"/>
+        </w:rPr>
+        <w:t xml:space="preserve"> array</w:t>
       </w:r>
     </w:p>
     <w:p>
@@ -448,7 +577,7 @@
                 <w:b/>
                 <w:bCs/>
               </w:rPr>
-              <w:t>PYTHON LIST</w:t>
+              <w:t>Python list</w:t>
             </w:r>
           </w:p>
         </w:tc>
@@ -467,13 +596,23 @@
                 <w:bCs/>
               </w:rPr>
             </w:pPr>
+            <w:proofErr w:type="spellStart"/>
             <w:r>
               <w:rPr>
                 <w:rFonts w:ascii="Cambria" w:hAnsi="Cambria"/>
                 <w:b/>
                 <w:bCs/>
               </w:rPr>
-              <w:t>NUMPY ARRAY</w:t>
+              <w:t>Numpy</w:t>
+            </w:r>
+            <w:proofErr w:type="spellEnd"/>
+            <w:r>
+              <w:rPr>
+                <w:rFonts w:ascii="Cambria" w:hAnsi="Cambria"/>
+                <w:b/>
+                <w:bCs/>
+              </w:rPr>
+              <w:t xml:space="preserve"> array</w:t>
             </w:r>
           </w:p>
         </w:tc>
@@ -499,7 +638,7 @@
               <w:rPr>
                 <w:rFonts w:ascii="Cambria" w:hAnsi="Cambria"/>
               </w:rPr>
-              <w:t>SLOW</w:t>
+              <w:t>Slow</w:t>
             </w:r>
           </w:p>
         </w:tc>
@@ -520,7 +659,7 @@
               <w:rPr>
                 <w:rFonts w:ascii="Cambria" w:hAnsi="Cambria"/>
               </w:rPr>
-              <w:t>FAST</w:t>
+              <w:t>Fast</w:t>
             </w:r>
           </w:p>
         </w:tc>
@@ -546,7 +685,7 @@
               <w:rPr>
                 <w:rFonts w:ascii="Cambria" w:hAnsi="Cambria"/>
               </w:rPr>
-              <w:t>CAN STORE DIFFERENT DATA TYPES</w:t>
+              <w:t>Can store different data types</w:t>
             </w:r>
           </w:p>
         </w:tc>
@@ -567,7 +706,7 @@
               <w:rPr>
                 <w:rFonts w:ascii="Cambria" w:hAnsi="Cambria"/>
               </w:rPr>
-              <w:t>STORES SAME DATA TYPE</w:t>
+              <w:t>Stores same data type</w:t>
             </w:r>
           </w:p>
         </w:tc>
@@ -593,7 +732,7 @@
               <w:rPr>
                 <w:rFonts w:ascii="Cambria" w:hAnsi="Cambria"/>
               </w:rPr>
-              <w:t>LESS MEMORY EFFICIENT</w:t>
+              <w:t>Less memory efficient</w:t>
             </w:r>
           </w:p>
         </w:tc>
@@ -614,7 +753,7 @@
               <w:rPr>
                 <w:rFonts w:ascii="Cambria" w:hAnsi="Cambria"/>
               </w:rPr>
-              <w:t>MORE MEMORY EFFICIENT</w:t>
+              <w:t>More memory efficient</w:t>
             </w:r>
           </w:p>
         </w:tc>
@@ -643,7 +782,27 @@
           <w:sz w:val="20"/>
           <w:szCs w:val="20"/>
         </w:rPr>
-        <w:t>SHAPES OF NUMPY ARRAY</w:t>
+        <w:t xml:space="preserve">Shapes of </w:t>
+      </w:r>
+      <w:proofErr w:type="spellStart"/>
+      <w:r>
+        <w:rPr>
+          <w:rFonts w:ascii="Cambria" w:hAnsi="Cambria"/>
+          <w:caps w:val="0"/>
+          <w:sz w:val="20"/>
+          <w:szCs w:val="20"/>
+        </w:rPr>
+        <w:t>numpy</w:t>
+      </w:r>
+      <w:proofErr w:type="spellEnd"/>
+      <w:r>
+        <w:rPr>
+          <w:rFonts w:ascii="Cambria" w:hAnsi="Cambria"/>
+          <w:caps w:val="0"/>
+          <w:sz w:val="20"/>
+          <w:szCs w:val="20"/>
+        </w:rPr>
+        <w:t xml:space="preserve"> array</w:t>
       </w:r>
     </w:p>
     <w:p>
@@ -662,13 +821,13 @@
           <w:b/>
           <w:bCs/>
         </w:rPr>
-        <w:t>SHAPE</w:t>
-      </w:r>
-      <w:r>
-        <w:rPr>
-          <w:rFonts w:ascii="Cambria" w:hAnsi="Cambria"/>
-        </w:rPr>
-        <w:t xml:space="preserve"> MEANS THE </w:t>
+        <w:t>Shape</w:t>
+      </w:r>
+      <w:r>
+        <w:rPr>
+          <w:rFonts w:ascii="Cambria" w:hAnsi="Cambria"/>
+        </w:rPr>
+        <w:t xml:space="preserve"> means the </w:t>
       </w:r>
       <w:r>
         <w:rPr>
@@ -676,13 +835,13 @@
           <w:b/>
           <w:bCs/>
         </w:rPr>
-        <w:t>SIZE AND DIMENSIONS</w:t>
-      </w:r>
-      <w:r>
-        <w:rPr>
-          <w:rFonts w:ascii="Cambria" w:hAnsi="Cambria"/>
-        </w:rPr>
-        <w:t xml:space="preserve"> OF AN ARRAY</w:t>
+        <w:t>size and dimensions</w:t>
+      </w:r>
+      <w:r>
+        <w:rPr>
+          <w:rFonts w:ascii="Cambria" w:hAnsi="Cambria"/>
+        </w:rPr>
+        <w:t xml:space="preserve"> of an array</w:t>
       </w:r>
     </w:p>
     <w:p>
@@ -700,21 +859,23 @@
           <w:rFonts w:ascii="Cambria" w:hAnsi="Cambria"/>
         </w:rPr>
         <w:lastRenderedPageBreak/>
-        <w:t>USE .SHAPE TO CHECK SHAPE</w:t>
-      </w:r>
-    </w:p>
-    <w:p>
-      <w:pPr>
-        <w:rPr>
-          <w:rFonts w:ascii="Cambria" w:hAnsi="Cambria"/>
-        </w:rPr>
-      </w:pPr>
-      <w:r>
-        <w:rPr>
-          <w:rFonts w:ascii="Cambria" w:hAnsi="Cambria"/>
-        </w:rPr>
-        <w:t>ARR.SHAPE</w:t>
-      </w:r>
+        <w:t>Use .shape to check shape</w:t>
+      </w:r>
+    </w:p>
+    <w:p>
+      <w:pPr>
+        <w:rPr>
+          <w:rFonts w:ascii="Cambria" w:hAnsi="Cambria"/>
+        </w:rPr>
+      </w:pPr>
+      <w:proofErr w:type="spellStart"/>
+      <w:r>
+        <w:rPr>
+          <w:rFonts w:ascii="Cambria" w:hAnsi="Cambria"/>
+        </w:rPr>
+        <w:t>Arr.shape</w:t>
+      </w:r>
+      <w:proofErr w:type="spellEnd"/>
     </w:p>
     <w:p>
       <w:pPr>
@@ -728,7 +889,7 @@
           <w:rFonts w:ascii="Cambria" w:hAnsi="Cambria"/>
           <w:caps w:val="0"/>
         </w:rPr>
-        <w:t>1D ARRAY (ONE-DIMENSIONAL)</w:t>
+        <w:t>1d array (one-dimensional)</w:t>
       </w:r>
     </w:p>
     <w:p>
@@ -745,33 +906,55 @@
         <w:rPr>
           <w:rFonts w:ascii="Cambria" w:hAnsi="Cambria"/>
         </w:rPr>
-        <w:t>LOOKS LIKE A LIST</w:t>
-      </w:r>
-    </w:p>
-    <w:p>
-      <w:pPr>
-        <w:rPr>
-          <w:rFonts w:ascii="Cambria" w:hAnsi="Cambria"/>
-        </w:rPr>
-      </w:pPr>
-      <w:r>
-        <w:rPr>
-          <w:rFonts w:ascii="Cambria" w:hAnsi="Cambria"/>
-        </w:rPr>
-        <w:t>ARR = NP.ARRAY([1, 2, 3, 4])</w:t>
-      </w:r>
-    </w:p>
-    <w:p>
-      <w:pPr>
-        <w:rPr>
-          <w:rFonts w:ascii="Cambria" w:hAnsi="Cambria"/>
-        </w:rPr>
-      </w:pPr>
-      <w:r>
-        <w:rPr>
-          <w:rFonts w:ascii="Cambria" w:hAnsi="Cambria"/>
-        </w:rPr>
-        <w:t>SHAPE → (4,)</w:t>
+        <w:t>Looks like a list</w:t>
+      </w:r>
+    </w:p>
+    <w:p>
+      <w:pPr>
+        <w:rPr>
+          <w:rFonts w:ascii="Cambria" w:hAnsi="Cambria"/>
+        </w:rPr>
+      </w:pPr>
+      <w:proofErr w:type="spellStart"/>
+      <w:r>
+        <w:rPr>
+          <w:rFonts w:ascii="Cambria" w:hAnsi="Cambria"/>
+        </w:rPr>
+        <w:t>Arr</w:t>
+      </w:r>
+      <w:proofErr w:type="spellEnd"/>
+      <w:r>
+        <w:rPr>
+          <w:rFonts w:ascii="Cambria" w:hAnsi="Cambria"/>
+        </w:rPr>
+        <w:t xml:space="preserve"> = </w:t>
+      </w:r>
+      <w:proofErr w:type="spellStart"/>
+      <w:r>
+        <w:rPr>
+          <w:rFonts w:ascii="Cambria" w:hAnsi="Cambria"/>
+        </w:rPr>
+        <w:t>np.array</w:t>
+      </w:r>
+      <w:proofErr w:type="spellEnd"/>
+      <w:r>
+        <w:rPr>
+          <w:rFonts w:ascii="Cambria" w:hAnsi="Cambria"/>
+        </w:rPr>
+        <w:t>([1, 2, 3, 4])</w:t>
+      </w:r>
+    </w:p>
+    <w:p>
+      <w:pPr>
+        <w:rPr>
+          <w:rFonts w:ascii="Cambria" w:hAnsi="Cambria"/>
+        </w:rPr>
+      </w:pPr>
+      <w:r>
+        <w:rPr>
+          <w:rFonts w:ascii="Cambria" w:hAnsi="Cambria"/>
+        </w:rPr>
+        <w:t>Shape → (4,)</w:t>
       </w:r>
     </w:p>
     <w:p>
@@ -786,7 +969,7 @@
           <w:rFonts w:ascii="Cambria" w:hAnsi="Cambria"/>
           <w:caps w:val="0"/>
         </w:rPr>
-        <w:t>2D ARRAY (TWO-DIMENSIONAL)</w:t>
+        <w:t>2d array (two-dimensional)</w:t>
       </w:r>
     </w:p>
     <w:p>
@@ -803,33 +986,55 @@
         <w:rPr>
           <w:rFonts w:ascii="Cambria" w:hAnsi="Cambria"/>
         </w:rPr>
-        <w:t>LOOKS LIKE A TABLE (ROWS AND COLUMNS)</w:t>
-      </w:r>
-    </w:p>
-    <w:p>
-      <w:pPr>
-        <w:rPr>
-          <w:rFonts w:ascii="Cambria" w:hAnsi="Cambria"/>
-        </w:rPr>
-      </w:pPr>
-      <w:r>
-        <w:rPr>
-          <w:rFonts w:ascii="Cambria" w:hAnsi="Cambria"/>
-        </w:rPr>
-        <w:t>ARR = NP.ARRAY([[1, 2], [3, 4]])</w:t>
-      </w:r>
-    </w:p>
-    <w:p>
-      <w:pPr>
-        <w:rPr>
-          <w:rFonts w:ascii="Cambria" w:hAnsi="Cambria"/>
-        </w:rPr>
-      </w:pPr>
-      <w:r>
-        <w:rPr>
-          <w:rFonts w:ascii="Cambria" w:hAnsi="Cambria"/>
-        </w:rPr>
-        <w:t>SHAPE → (2, 2)</w:t>
+        <w:t>Looks like a table (rows and columns)</w:t>
+      </w:r>
+    </w:p>
+    <w:p>
+      <w:pPr>
+        <w:rPr>
+          <w:rFonts w:ascii="Cambria" w:hAnsi="Cambria"/>
+        </w:rPr>
+      </w:pPr>
+      <w:proofErr w:type="spellStart"/>
+      <w:r>
+        <w:rPr>
+          <w:rFonts w:ascii="Cambria" w:hAnsi="Cambria"/>
+        </w:rPr>
+        <w:t>Arr</w:t>
+      </w:r>
+      <w:proofErr w:type="spellEnd"/>
+      <w:r>
+        <w:rPr>
+          <w:rFonts w:ascii="Cambria" w:hAnsi="Cambria"/>
+        </w:rPr>
+        <w:t xml:space="preserve"> = </w:t>
+      </w:r>
+      <w:proofErr w:type="spellStart"/>
+      <w:r>
+        <w:rPr>
+          <w:rFonts w:ascii="Cambria" w:hAnsi="Cambria"/>
+        </w:rPr>
+        <w:t>np.array</w:t>
+      </w:r>
+      <w:proofErr w:type="spellEnd"/>
+      <w:r>
+        <w:rPr>
+          <w:rFonts w:ascii="Cambria" w:hAnsi="Cambria"/>
+        </w:rPr>
+        <w:t>([[1, 2], [3, 4]])</w:t>
+      </w:r>
+    </w:p>
+    <w:p>
+      <w:pPr>
+        <w:rPr>
+          <w:rFonts w:ascii="Cambria" w:hAnsi="Cambria"/>
+        </w:rPr>
+      </w:pPr>
+      <w:r>
+        <w:rPr>
+          <w:rFonts w:ascii="Cambria" w:hAnsi="Cambria"/>
+        </w:rPr>
+        <w:t>Shape → (2, 2)</w:t>
       </w:r>
     </w:p>
     <w:p>
@@ -844,7 +1049,7 @@
           <w:rFonts w:ascii="Cambria" w:hAnsi="Cambria"/>
           <w:caps w:val="0"/>
         </w:rPr>
-        <w:t>3D ARRAY</w:t>
+        <w:t>3d array</w:t>
       </w:r>
     </w:p>
     <w:p>
@@ -861,7 +1066,7 @@
         <w:rPr>
           <w:rFonts w:ascii="Cambria" w:hAnsi="Cambria"/>
         </w:rPr>
-        <w:t>ARRAY OF ARRAYS OF ARRAYS</w:t>
+        <w:t>Array of arrays of arrays</w:t>
       </w:r>
     </w:p>
     <w:p>
@@ -878,7 +1083,7 @@
         <w:rPr>
           <w:rFonts w:ascii="Cambria" w:hAnsi="Cambria"/>
         </w:rPr>
-        <w:t xml:space="preserve">USED IN </w:t>
+        <w:t xml:space="preserve">Used in </w:t>
       </w:r>
       <w:r>
         <w:rPr>
@@ -886,33 +1091,55 @@
           <w:b/>
           <w:bCs/>
         </w:rPr>
-        <w:t>IMAGES AND DEEP LEARNING</w:t>
-      </w:r>
-    </w:p>
-    <w:p>
-      <w:pPr>
-        <w:rPr>
-          <w:rFonts w:ascii="Cambria" w:hAnsi="Cambria"/>
-        </w:rPr>
-      </w:pPr>
-      <w:r>
-        <w:rPr>
-          <w:rFonts w:ascii="Cambria" w:hAnsi="Cambria"/>
-        </w:rPr>
-        <w:t>ARR = NP.ARRAY([[[1,2],[3,4]], [[5,6],[7,8]]])</w:t>
-      </w:r>
-    </w:p>
-    <w:p>
-      <w:pPr>
-        <w:rPr>
-          <w:rFonts w:ascii="Cambria" w:hAnsi="Cambria"/>
-        </w:rPr>
-      </w:pPr>
-      <w:r>
-        <w:rPr>
-          <w:rFonts w:ascii="Cambria" w:hAnsi="Cambria"/>
-        </w:rPr>
-        <w:t>SHAPE → (2, 2, 2)</w:t>
+        <w:t>images and deep learning</w:t>
+      </w:r>
+    </w:p>
+    <w:p>
+      <w:pPr>
+        <w:rPr>
+          <w:rFonts w:ascii="Cambria" w:hAnsi="Cambria"/>
+        </w:rPr>
+      </w:pPr>
+      <w:proofErr w:type="spellStart"/>
+      <w:r>
+        <w:rPr>
+          <w:rFonts w:ascii="Cambria" w:hAnsi="Cambria"/>
+        </w:rPr>
+        <w:t>Arr</w:t>
+      </w:r>
+      <w:proofErr w:type="spellEnd"/>
+      <w:r>
+        <w:rPr>
+          <w:rFonts w:ascii="Cambria" w:hAnsi="Cambria"/>
+        </w:rPr>
+        <w:t xml:space="preserve"> = </w:t>
+      </w:r>
+      <w:proofErr w:type="spellStart"/>
+      <w:r>
+        <w:rPr>
+          <w:rFonts w:ascii="Cambria" w:hAnsi="Cambria"/>
+        </w:rPr>
+        <w:t>np.array</w:t>
+      </w:r>
+      <w:proofErr w:type="spellEnd"/>
+      <w:r>
+        <w:rPr>
+          <w:rFonts w:ascii="Cambria" w:hAnsi="Cambria"/>
+        </w:rPr>
+        <w:t>([[[1,2],[3,4]], [[5,6],[7,8]]])</w:t>
+      </w:r>
+    </w:p>
+    <w:p>
+      <w:pPr>
+        <w:rPr>
+          <w:rFonts w:ascii="Cambria" w:hAnsi="Cambria"/>
+        </w:rPr>
+      </w:pPr>
+      <w:r>
+        <w:rPr>
+          <w:rFonts w:ascii="Cambria" w:hAnsi="Cambria"/>
+        </w:rPr>
+        <w:t>Shape → (2, 2, 2)</w:t>
       </w:r>
     </w:p>
     <w:p>
@@ -931,7 +1158,7 @@
           <w:sz w:val="20"/>
           <w:szCs w:val="20"/>
         </w:rPr>
-        <w:t>WHY ARRAY SHAPE IS IMPORTANT?</w:t>
+        <w:t>Why array shape is important?</w:t>
       </w:r>
     </w:p>
     <w:p>
@@ -948,7 +1175,7 @@
         <w:rPr>
           <w:rFonts w:ascii="Cambria" w:hAnsi="Cambria"/>
         </w:rPr>
-        <w:t xml:space="preserve">HELPS IN </w:t>
+        <w:t xml:space="preserve">Helps in </w:t>
       </w:r>
       <w:r>
         <w:rPr>
@@ -956,7 +1183,7 @@
           <w:b/>
           <w:bCs/>
         </w:rPr>
-        <w:t>MATRIX OPERATIONS</w:t>
+        <w:t>matrix operations</w:t>
       </w:r>
     </w:p>
     <w:p>
@@ -973,7 +1200,7 @@
         <w:rPr>
           <w:rFonts w:ascii="Cambria" w:hAnsi="Cambria"/>
         </w:rPr>
-        <w:t xml:space="preserve">NEEDED FOR </w:t>
+        <w:t xml:space="preserve">Needed for </w:t>
       </w:r>
       <w:r>
         <w:rPr>
@@ -981,7 +1208,7 @@
           <w:b/>
           <w:bCs/>
         </w:rPr>
-        <w:t>MACHINE LEARNING MODELS</w:t>
+        <w:t>machine learning models</w:t>
       </w:r>
     </w:p>
     <w:p>
@@ -998,7 +1225,7 @@
         <w:rPr>
           <w:rFonts w:ascii="Cambria" w:hAnsi="Cambria"/>
         </w:rPr>
-        <w:t>ENSURES CORRECT CALCULATIONS</w:t>
+        <w:t>Ensures correct calculations</w:t>
       </w:r>
     </w:p>
     <w:p>
@@ -1017,20 +1244,48 @@
           <w:sz w:val="20"/>
           <w:szCs w:val="20"/>
         </w:rPr>
-        <w:t>IMPORTANT FUNCTIONS ON NUMPY ARRAYS</w:t>
-      </w:r>
-    </w:p>
-    <w:p>
-      <w:pPr>
-        <w:rPr>
-          <w:rFonts w:ascii="Cambria" w:hAnsi="Cambria"/>
-        </w:rPr>
-      </w:pPr>
-      <w:r>
-        <w:rPr>
-          <w:rFonts w:ascii="Cambria" w:hAnsi="Cambria"/>
-        </w:rPr>
-        <w:t>NUMPY PROVIDES MANY USEFUL FUNCTIONS TO WORK WITH ARRAYS EASILY.</w:t>
+        <w:t xml:space="preserve">Important functions on </w:t>
+      </w:r>
+      <w:proofErr w:type="spellStart"/>
+      <w:r>
+        <w:rPr>
+          <w:rFonts w:ascii="Cambria" w:hAnsi="Cambria"/>
+          <w:caps w:val="0"/>
+          <w:sz w:val="20"/>
+          <w:szCs w:val="20"/>
+        </w:rPr>
+        <w:t>numpy</w:t>
+      </w:r>
+      <w:proofErr w:type="spellEnd"/>
+      <w:r>
+        <w:rPr>
+          <w:rFonts w:ascii="Cambria" w:hAnsi="Cambria"/>
+          <w:caps w:val="0"/>
+          <w:sz w:val="20"/>
+          <w:szCs w:val="20"/>
+        </w:rPr>
+        <w:t xml:space="preserve"> arrays</w:t>
+      </w:r>
+    </w:p>
+    <w:p>
+      <w:pPr>
+        <w:rPr>
+          <w:rFonts w:ascii="Cambria" w:hAnsi="Cambria"/>
+        </w:rPr>
+      </w:pPr>
+      <w:proofErr w:type="spellStart"/>
+      <w:r>
+        <w:rPr>
+          <w:rFonts w:ascii="Cambria" w:hAnsi="Cambria"/>
+        </w:rPr>
+        <w:t>Numpy</w:t>
+      </w:r>
+      <w:proofErr w:type="spellEnd"/>
+      <w:r>
+        <w:rPr>
+          <w:rFonts w:ascii="Cambria" w:hAnsi="Cambria"/>
+        </w:rPr>
+        <w:t xml:space="preserve"> provides many useful functions to work with arrays easily.</w:t>
       </w:r>
     </w:p>
     <w:p>
@@ -1045,7 +1300,23 @@
           <w:rFonts w:ascii="Cambria" w:hAnsi="Cambria"/>
           <w:caps w:val="0"/>
         </w:rPr>
-        <w:t>CREATING NUMPY ARRAYS</w:t>
+        <w:t xml:space="preserve">Creating </w:t>
+      </w:r>
+      <w:proofErr w:type="spellStart"/>
+      <w:r>
+        <w:rPr>
+          <w:rFonts w:ascii="Cambria" w:hAnsi="Cambria"/>
+          <w:caps w:val="0"/>
+        </w:rPr>
+        <w:t>numpy</w:t>
+      </w:r>
+      <w:proofErr w:type="spellEnd"/>
+      <w:r>
+        <w:rPr>
+          <w:rFonts w:ascii="Cambria" w:hAnsi="Cambria"/>
+          <w:caps w:val="0"/>
+        </w:rPr>
+        <w:t xml:space="preserve"> arrays</w:t>
       </w:r>
     </w:p>
     <w:p>
@@ -1060,46 +1331,82 @@
           <w:rFonts w:ascii="Cambria" w:hAnsi="Cambria"/>
           <w:caps w:val="0"/>
         </w:rPr>
-        <w:t>ARRAY()</w:t>
-      </w:r>
-    </w:p>
-    <w:p>
-      <w:pPr>
-        <w:rPr>
-          <w:rFonts w:ascii="Cambria" w:hAnsi="Cambria"/>
-        </w:rPr>
-      </w:pPr>
-      <w:r>
-        <w:rPr>
-          <w:rFonts w:ascii="Cambria" w:hAnsi="Cambria"/>
-        </w:rPr>
-        <w:t>CREATES AN ARRAY FROM A LIST OR TUPLE.</w:t>
-      </w:r>
-    </w:p>
-    <w:p>
-      <w:pPr>
-        <w:rPr>
-          <w:rFonts w:ascii="Cambria" w:hAnsi="Cambria"/>
-        </w:rPr>
-      </w:pPr>
-      <w:r>
-        <w:rPr>
-          <w:rFonts w:ascii="Cambria" w:hAnsi="Cambria"/>
-        </w:rPr>
-        <w:t>IMPORT NUMPY AS NP</w:t>
-      </w:r>
-    </w:p>
-    <w:p>
-      <w:pPr>
-        <w:rPr>
-          <w:rFonts w:ascii="Cambria" w:hAnsi="Cambria"/>
-        </w:rPr>
-      </w:pPr>
-      <w:r>
-        <w:rPr>
-          <w:rFonts w:ascii="Cambria" w:hAnsi="Cambria"/>
-        </w:rPr>
-        <w:t>ARR = NP.ARRAY([1, 2, 3, 4])</w:t>
+        <w:t>Array()</w:t>
+      </w:r>
+    </w:p>
+    <w:p>
+      <w:pPr>
+        <w:rPr>
+          <w:rFonts w:ascii="Cambria" w:hAnsi="Cambria"/>
+        </w:rPr>
+      </w:pPr>
+      <w:r>
+        <w:rPr>
+          <w:rFonts w:ascii="Cambria" w:hAnsi="Cambria"/>
+        </w:rPr>
+        <w:t>Creates an array from a list or tuple.</w:t>
+      </w:r>
+    </w:p>
+    <w:p>
+      <w:pPr>
+        <w:rPr>
+          <w:rFonts w:ascii="Cambria" w:hAnsi="Cambria"/>
+        </w:rPr>
+      </w:pPr>
+      <w:r>
+        <w:rPr>
+          <w:rFonts w:ascii="Cambria" w:hAnsi="Cambria"/>
+        </w:rPr>
+        <w:t xml:space="preserve">Import </w:t>
+      </w:r>
+      <w:proofErr w:type="spellStart"/>
+      <w:r>
+        <w:rPr>
+          <w:rFonts w:ascii="Cambria" w:hAnsi="Cambria"/>
+        </w:rPr>
+        <w:t>numpy</w:t>
+      </w:r>
+      <w:proofErr w:type="spellEnd"/>
+      <w:r>
+        <w:rPr>
+          <w:rFonts w:ascii="Cambria" w:hAnsi="Cambria"/>
+        </w:rPr>
+        <w:t xml:space="preserve"> as np</w:t>
+      </w:r>
+    </w:p>
+    <w:p>
+      <w:pPr>
+        <w:rPr>
+          <w:rFonts w:ascii="Cambria" w:hAnsi="Cambria"/>
+        </w:rPr>
+      </w:pPr>
+      <w:proofErr w:type="spellStart"/>
+      <w:r>
+        <w:rPr>
+          <w:rFonts w:ascii="Cambria" w:hAnsi="Cambria"/>
+        </w:rPr>
+        <w:t>Arr</w:t>
+      </w:r>
+      <w:proofErr w:type="spellEnd"/>
+      <w:r>
+        <w:rPr>
+          <w:rFonts w:ascii="Cambria" w:hAnsi="Cambria"/>
+        </w:rPr>
+        <w:t xml:space="preserve"> = </w:t>
+      </w:r>
+      <w:proofErr w:type="spellStart"/>
+      <w:r>
+        <w:rPr>
+          <w:rFonts w:ascii="Cambria" w:hAnsi="Cambria"/>
+        </w:rPr>
+        <w:t>np.array</w:t>
+      </w:r>
+      <w:proofErr w:type="spellEnd"/>
+      <w:r>
+        <w:rPr>
+          <w:rFonts w:ascii="Cambria" w:hAnsi="Cambria"/>
+        </w:rPr>
+        <w:t>([1, 2, 3, 4])</w:t>
       </w:r>
     </w:p>
     <w:p>
@@ -1114,20 +1421,20 @@
           <w:rFonts w:ascii="Cambria" w:hAnsi="Cambria"/>
           <w:caps w:val="0"/>
         </w:rPr>
-        <w:t>ZEROS()</w:t>
-      </w:r>
-    </w:p>
-    <w:p>
-      <w:pPr>
-        <w:rPr>
-          <w:rFonts w:ascii="Cambria" w:hAnsi="Cambria"/>
-        </w:rPr>
-      </w:pPr>
-      <w:r>
-        <w:rPr>
-          <w:rFonts w:ascii="Cambria" w:hAnsi="Cambria"/>
-        </w:rPr>
-        <w:t xml:space="preserve">CREATES AN ARRAY FILLED WITH </w:t>
+        <w:t>Zeros()</w:t>
+      </w:r>
+    </w:p>
+    <w:p>
+      <w:pPr>
+        <w:rPr>
+          <w:rFonts w:ascii="Cambria" w:hAnsi="Cambria"/>
+        </w:rPr>
+      </w:pPr>
+      <w:r>
+        <w:rPr>
+          <w:rFonts w:ascii="Cambria" w:hAnsi="Cambria"/>
+        </w:rPr>
+        <w:t xml:space="preserve">Creates an array filled with </w:t>
       </w:r>
       <w:r>
         <w:rPr>
@@ -1144,25 +1451,41 @@
           <w:rFonts w:ascii="Cambria" w:hAnsi="Cambria"/>
         </w:rPr>
       </w:pPr>
-      <w:r>
-        <w:rPr>
-          <w:rFonts w:ascii="Cambria" w:hAnsi="Cambria"/>
-        </w:rPr>
-        <w:t>NP.ZEROS(5)</w:t>
-      </w:r>
-    </w:p>
-    <w:p>
-      <w:pPr>
-        <w:rPr>
-          <w:rFonts w:ascii="Cambria" w:hAnsi="Cambria"/>
-        </w:rPr>
-      </w:pPr>
+      <w:proofErr w:type="spellStart"/>
+      <w:r>
+        <w:rPr>
+          <w:rFonts w:ascii="Cambria" w:hAnsi="Cambria"/>
+        </w:rPr>
+        <w:t>Np.zeros</w:t>
+      </w:r>
+      <w:proofErr w:type="spellEnd"/>
+      <w:r>
+        <w:rPr>
+          <w:rFonts w:ascii="Cambria" w:hAnsi="Cambria"/>
+        </w:rPr>
+        <w:t>(5)</w:t>
+      </w:r>
+    </w:p>
+    <w:p>
+      <w:pPr>
+        <w:rPr>
+          <w:rFonts w:ascii="Cambria" w:hAnsi="Cambria"/>
+        </w:rPr>
+      </w:pPr>
+      <w:proofErr w:type="spellStart"/>
       <w:r>
         <w:rPr>
           <w:rFonts w:ascii="Cambria" w:hAnsi="Cambria"/>
         </w:rPr>
         <w:lastRenderedPageBreak/>
-        <w:t>NP.ZEROS((2,3))</w:t>
+        <w:t>Np.zeros</w:t>
+      </w:r>
+      <w:proofErr w:type="spellEnd"/>
+      <w:r>
+        <w:rPr>
+          <w:rFonts w:ascii="Cambria" w:hAnsi="Cambria"/>
+        </w:rPr>
+        <w:t>((2,3))</w:t>
       </w:r>
     </w:p>
     <w:p>
@@ -1177,20 +1500,20 @@
           <w:rFonts w:ascii="Cambria" w:hAnsi="Cambria"/>
           <w:caps w:val="0"/>
         </w:rPr>
-        <w:t>ONES()</w:t>
-      </w:r>
-    </w:p>
-    <w:p>
-      <w:pPr>
-        <w:rPr>
-          <w:rFonts w:ascii="Cambria" w:hAnsi="Cambria"/>
-        </w:rPr>
-      </w:pPr>
-      <w:r>
-        <w:rPr>
-          <w:rFonts w:ascii="Cambria" w:hAnsi="Cambria"/>
-        </w:rPr>
-        <w:t xml:space="preserve">CREATES AN ARRAY FILLED WITH </w:t>
+        <w:t>Ones()</w:t>
+      </w:r>
+    </w:p>
+    <w:p>
+      <w:pPr>
+        <w:rPr>
+          <w:rFonts w:ascii="Cambria" w:hAnsi="Cambria"/>
+        </w:rPr>
+      </w:pPr>
+      <w:r>
+        <w:rPr>
+          <w:rFonts w:ascii="Cambria" w:hAnsi="Cambria"/>
+        </w:rPr>
+        <w:t xml:space="preserve">Creates an array filled with </w:t>
       </w:r>
       <w:r>
         <w:rPr>
@@ -1207,24 +1530,40 @@
           <w:rFonts w:ascii="Cambria" w:hAnsi="Cambria"/>
         </w:rPr>
       </w:pPr>
-      <w:r>
-        <w:rPr>
-          <w:rFonts w:ascii="Cambria" w:hAnsi="Cambria"/>
-        </w:rPr>
-        <w:t>NP.ONES(4)</w:t>
-      </w:r>
-    </w:p>
-    <w:p>
-      <w:pPr>
-        <w:rPr>
-          <w:rFonts w:ascii="Cambria" w:hAnsi="Cambria"/>
-        </w:rPr>
-      </w:pPr>
-      <w:r>
-        <w:rPr>
-          <w:rFonts w:ascii="Cambria" w:hAnsi="Cambria"/>
-        </w:rPr>
-        <w:t>NP.ONES((3,2))</w:t>
+      <w:proofErr w:type="spellStart"/>
+      <w:r>
+        <w:rPr>
+          <w:rFonts w:ascii="Cambria" w:hAnsi="Cambria"/>
+        </w:rPr>
+        <w:t>Np.ones</w:t>
+      </w:r>
+      <w:proofErr w:type="spellEnd"/>
+      <w:r>
+        <w:rPr>
+          <w:rFonts w:ascii="Cambria" w:hAnsi="Cambria"/>
+        </w:rPr>
+        <w:t>(4)</w:t>
+      </w:r>
+    </w:p>
+    <w:p>
+      <w:pPr>
+        <w:rPr>
+          <w:rFonts w:ascii="Cambria" w:hAnsi="Cambria"/>
+        </w:rPr>
+      </w:pPr>
+      <w:proofErr w:type="spellStart"/>
+      <w:r>
+        <w:rPr>
+          <w:rFonts w:ascii="Cambria" w:hAnsi="Cambria"/>
+        </w:rPr>
+        <w:t>Np.ones</w:t>
+      </w:r>
+      <w:proofErr w:type="spellEnd"/>
+      <w:r>
+        <w:rPr>
+          <w:rFonts w:ascii="Cambria" w:hAnsi="Cambria"/>
+        </w:rPr>
+        <w:t>((3,2))</w:t>
       </w:r>
     </w:p>
     <w:p>
@@ -1239,46 +1578,62 @@
           <w:rFonts w:ascii="Cambria" w:hAnsi="Cambria"/>
           <w:caps w:val="0"/>
         </w:rPr>
-        <w:t>ARRANGE()</w:t>
-      </w:r>
-    </w:p>
-    <w:p>
-      <w:pPr>
-        <w:rPr>
-          <w:rFonts w:ascii="Cambria" w:hAnsi="Cambria"/>
-        </w:rPr>
-      </w:pPr>
-      <w:r>
-        <w:rPr>
-          <w:rFonts w:ascii="Cambria" w:hAnsi="Cambria"/>
-        </w:rPr>
-        <w:t>CREATES NUMBERS IN A RANGE</w:t>
-      </w:r>
-    </w:p>
-    <w:p>
-      <w:pPr>
-        <w:rPr>
-          <w:rFonts w:ascii="Cambria" w:hAnsi="Cambria"/>
-        </w:rPr>
-      </w:pPr>
-      <w:r>
-        <w:rPr>
-          <w:rFonts w:ascii="Cambria" w:hAnsi="Cambria"/>
-        </w:rPr>
-        <w:t>NP.ARANGE(1, 10)</w:t>
-      </w:r>
-    </w:p>
-    <w:p>
-      <w:pPr>
-        <w:rPr>
-          <w:rFonts w:ascii="Cambria" w:hAnsi="Cambria"/>
-        </w:rPr>
-      </w:pPr>
-      <w:r>
-        <w:rPr>
-          <w:rFonts w:ascii="Cambria" w:hAnsi="Cambria"/>
-        </w:rPr>
-        <w:t>NP.ARANGE(0, 10, 2)</w:t>
+        <w:t>Arrange()</w:t>
+      </w:r>
+    </w:p>
+    <w:p>
+      <w:pPr>
+        <w:rPr>
+          <w:rFonts w:ascii="Cambria" w:hAnsi="Cambria"/>
+        </w:rPr>
+      </w:pPr>
+      <w:r>
+        <w:rPr>
+          <w:rFonts w:ascii="Cambria" w:hAnsi="Cambria"/>
+        </w:rPr>
+        <w:t>Creates numbers in a range</w:t>
+      </w:r>
+    </w:p>
+    <w:p>
+      <w:pPr>
+        <w:rPr>
+          <w:rFonts w:ascii="Cambria" w:hAnsi="Cambria"/>
+        </w:rPr>
+      </w:pPr>
+      <w:proofErr w:type="spellStart"/>
+      <w:r>
+        <w:rPr>
+          <w:rFonts w:ascii="Cambria" w:hAnsi="Cambria"/>
+        </w:rPr>
+        <w:t>Np.arange</w:t>
+      </w:r>
+      <w:proofErr w:type="spellEnd"/>
+      <w:r>
+        <w:rPr>
+          <w:rFonts w:ascii="Cambria" w:hAnsi="Cambria"/>
+        </w:rPr>
+        <w:t>(1, 10)</w:t>
+      </w:r>
+    </w:p>
+    <w:p>
+      <w:pPr>
+        <w:rPr>
+          <w:rFonts w:ascii="Cambria" w:hAnsi="Cambria"/>
+        </w:rPr>
+      </w:pPr>
+      <w:proofErr w:type="spellStart"/>
+      <w:r>
+        <w:rPr>
+          <w:rFonts w:ascii="Cambria" w:hAnsi="Cambria"/>
+        </w:rPr>
+        <w:t>Np.arange</w:t>
+      </w:r>
+      <w:proofErr w:type="spellEnd"/>
+      <w:r>
+        <w:rPr>
+          <w:rFonts w:ascii="Cambria" w:hAnsi="Cambria"/>
+        </w:rPr>
+        <w:t>(0, 10, 2)</w:t>
       </w:r>
     </w:p>
     <w:p>
@@ -1293,46 +1648,76 @@
           <w:rFonts w:ascii="Cambria" w:hAnsi="Cambria"/>
           <w:caps w:val="0"/>
         </w:rPr>
-        <w:t>RESHAPE()</w:t>
-      </w:r>
-    </w:p>
-    <w:p>
-      <w:pPr>
-        <w:rPr>
-          <w:rFonts w:ascii="Cambria" w:hAnsi="Cambria"/>
-        </w:rPr>
-      </w:pPr>
-      <w:r>
-        <w:rPr>
-          <w:rFonts w:ascii="Cambria" w:hAnsi="Cambria"/>
-        </w:rPr>
-        <w:t>CHANGES SHAPE OF ARRAY</w:t>
-      </w:r>
-    </w:p>
-    <w:p>
-      <w:pPr>
-        <w:rPr>
-          <w:rFonts w:ascii="Cambria" w:hAnsi="Cambria"/>
-        </w:rPr>
-      </w:pPr>
-      <w:r>
-        <w:rPr>
-          <w:rFonts w:ascii="Cambria" w:hAnsi="Cambria"/>
-        </w:rPr>
-        <w:t>ARR = NP.ARANGE(6)</w:t>
-      </w:r>
-    </w:p>
-    <w:p>
-      <w:pPr>
-        <w:rPr>
-          <w:rFonts w:ascii="Cambria" w:hAnsi="Cambria"/>
-        </w:rPr>
-      </w:pPr>
-      <w:r>
-        <w:rPr>
-          <w:rFonts w:ascii="Cambria" w:hAnsi="Cambria"/>
-        </w:rPr>
-        <w:t>ARR.RESHAPE(2,3)</w:t>
+        <w:t>Reshape()</w:t>
+      </w:r>
+    </w:p>
+    <w:p>
+      <w:pPr>
+        <w:rPr>
+          <w:rFonts w:ascii="Cambria" w:hAnsi="Cambria"/>
+        </w:rPr>
+      </w:pPr>
+      <w:r>
+        <w:rPr>
+          <w:rFonts w:ascii="Cambria" w:hAnsi="Cambria"/>
+        </w:rPr>
+        <w:t>Changes shape of array</w:t>
+      </w:r>
+    </w:p>
+    <w:p>
+      <w:pPr>
+        <w:rPr>
+          <w:rFonts w:ascii="Cambria" w:hAnsi="Cambria"/>
+        </w:rPr>
+      </w:pPr>
+      <w:proofErr w:type="spellStart"/>
+      <w:r>
+        <w:rPr>
+          <w:rFonts w:ascii="Cambria" w:hAnsi="Cambria"/>
+        </w:rPr>
+        <w:t>Arr</w:t>
+      </w:r>
+      <w:proofErr w:type="spellEnd"/>
+      <w:r>
+        <w:rPr>
+          <w:rFonts w:ascii="Cambria" w:hAnsi="Cambria"/>
+        </w:rPr>
+        <w:t xml:space="preserve"> = </w:t>
+      </w:r>
+      <w:proofErr w:type="spellStart"/>
+      <w:r>
+        <w:rPr>
+          <w:rFonts w:ascii="Cambria" w:hAnsi="Cambria"/>
+        </w:rPr>
+        <w:t>np.arange</w:t>
+      </w:r>
+      <w:proofErr w:type="spellEnd"/>
+      <w:r>
+        <w:rPr>
+          <w:rFonts w:ascii="Cambria" w:hAnsi="Cambria"/>
+        </w:rPr>
+        <w:t>(6)</w:t>
+      </w:r>
+    </w:p>
+    <w:p>
+      <w:pPr>
+        <w:rPr>
+          <w:rFonts w:ascii="Cambria" w:hAnsi="Cambria"/>
+        </w:rPr>
+      </w:pPr>
+      <w:proofErr w:type="spellStart"/>
+      <w:r>
+        <w:rPr>
+          <w:rFonts w:ascii="Cambria" w:hAnsi="Cambria"/>
+        </w:rPr>
+        <w:t>Arr.reshape</w:t>
+      </w:r>
+      <w:proofErr w:type="spellEnd"/>
+      <w:r>
+        <w:rPr>
+          <w:rFonts w:ascii="Cambria" w:hAnsi="Cambria"/>
+        </w:rPr>
+        <w:t>(2,3)</w:t>
       </w:r>
     </w:p>
     <w:p>
@@ -1347,34 +1732,36 @@
           <w:rFonts w:ascii="Cambria" w:hAnsi="Cambria"/>
           <w:caps w:val="0"/>
         </w:rPr>
-        <w:t>SHAPE</w:t>
-      </w:r>
-    </w:p>
-    <w:p>
-      <w:pPr>
-        <w:rPr>
-          <w:rFonts w:ascii="Cambria" w:hAnsi="Cambria"/>
-        </w:rPr>
-      </w:pPr>
-      <w:r>
-        <w:rPr>
-          <w:rFonts w:ascii="Cambria" w:hAnsi="Cambria"/>
-        </w:rPr>
-        <w:t>SHOWS SIZE OF ARRAY</w:t>
-      </w:r>
-    </w:p>
-    <w:p>
-      <w:pPr>
-        <w:rPr>
-          <w:rFonts w:ascii="Cambria" w:hAnsi="Cambria"/>
-        </w:rPr>
-      </w:pPr>
-      <w:r>
-        <w:rPr>
-          <w:rFonts w:ascii="Cambria" w:hAnsi="Cambria"/>
-        </w:rPr>
-        <w:t>ARR.SHAPE</w:t>
-      </w:r>
+        <w:t>Shape</w:t>
+      </w:r>
+    </w:p>
+    <w:p>
+      <w:pPr>
+        <w:rPr>
+          <w:rFonts w:ascii="Cambria" w:hAnsi="Cambria"/>
+        </w:rPr>
+      </w:pPr>
+      <w:r>
+        <w:rPr>
+          <w:rFonts w:ascii="Cambria" w:hAnsi="Cambria"/>
+        </w:rPr>
+        <w:t>Shows size of array</w:t>
+      </w:r>
+    </w:p>
+    <w:p>
+      <w:pPr>
+        <w:rPr>
+          <w:rFonts w:ascii="Cambria" w:hAnsi="Cambria"/>
+        </w:rPr>
+      </w:pPr>
+      <w:proofErr w:type="spellStart"/>
+      <w:r>
+        <w:rPr>
+          <w:rFonts w:ascii="Cambria" w:hAnsi="Cambria"/>
+        </w:rPr>
+        <w:t>Arr.shape</w:t>
+      </w:r>
+      <w:proofErr w:type="spellEnd"/>
     </w:p>
     <w:p>
       <w:pPr>
@@ -1388,34 +1775,36 @@
           <w:rFonts w:ascii="Cambria" w:hAnsi="Cambria"/>
           <w:caps w:val="0"/>
         </w:rPr>
-        <w:t>SIZE</w:t>
-      </w:r>
-    </w:p>
-    <w:p>
-      <w:pPr>
-        <w:rPr>
-          <w:rFonts w:ascii="Cambria" w:hAnsi="Cambria"/>
-        </w:rPr>
-      </w:pPr>
-      <w:r>
-        <w:rPr>
-          <w:rFonts w:ascii="Cambria" w:hAnsi="Cambria"/>
-        </w:rPr>
-        <w:t>SHOWS TOTAL NUMBER OF ELEMENTS</w:t>
-      </w:r>
-    </w:p>
-    <w:p>
-      <w:pPr>
-        <w:rPr>
-          <w:rFonts w:ascii="Cambria" w:hAnsi="Cambria"/>
-        </w:rPr>
-      </w:pPr>
-      <w:r>
-        <w:rPr>
-          <w:rFonts w:ascii="Cambria" w:hAnsi="Cambria"/>
-        </w:rPr>
-        <w:t>ARR.SIZE</w:t>
-      </w:r>
+        <w:t>Size</w:t>
+      </w:r>
+    </w:p>
+    <w:p>
+      <w:pPr>
+        <w:rPr>
+          <w:rFonts w:ascii="Cambria" w:hAnsi="Cambria"/>
+        </w:rPr>
+      </w:pPr>
+      <w:r>
+        <w:rPr>
+          <w:rFonts w:ascii="Cambria" w:hAnsi="Cambria"/>
+        </w:rPr>
+        <w:t>Shows total number of elements</w:t>
+      </w:r>
+    </w:p>
+    <w:p>
+      <w:pPr>
+        <w:rPr>
+          <w:rFonts w:ascii="Cambria" w:hAnsi="Cambria"/>
+        </w:rPr>
+      </w:pPr>
+      <w:proofErr w:type="spellStart"/>
+      <w:r>
+        <w:rPr>
+          <w:rFonts w:ascii="Cambria" w:hAnsi="Cambria"/>
+        </w:rPr>
+        <w:t>Arr.size</w:t>
+      </w:r>
+      <w:proofErr w:type="spellEnd"/>
     </w:p>
     <w:p>
       <w:pPr>
@@ -1424,39 +1813,43 @@
           <w:rFonts w:ascii="Cambria" w:hAnsi="Cambria"/>
         </w:rPr>
       </w:pPr>
+      <w:proofErr w:type="spellStart"/>
       <w:r>
         <w:rPr>
           <w:rFonts w:ascii="Cambria" w:hAnsi="Cambria"/>
           <w:caps w:val="0"/>
         </w:rPr>
-        <w:t>DTYPE</w:t>
-      </w:r>
-    </w:p>
-    <w:p>
-      <w:pPr>
-        <w:rPr>
-          <w:rFonts w:ascii="Cambria" w:hAnsi="Cambria"/>
-        </w:rPr>
-      </w:pPr>
-      <w:r>
-        <w:rPr>
-          <w:rFonts w:ascii="Cambria" w:hAnsi="Cambria"/>
-        </w:rPr>
-        <w:t>SHOWS DATA TYPE</w:t>
-      </w:r>
-    </w:p>
-    <w:p>
-      <w:pPr>
-        <w:rPr>
-          <w:rFonts w:ascii="Cambria" w:hAnsi="Cambria"/>
-        </w:rPr>
-      </w:pPr>
-      <w:r>
-        <w:rPr>
-          <w:rFonts w:ascii="Cambria" w:hAnsi="Cambria"/>
-        </w:rPr>
-        <w:t>ARR.DTYPE</w:t>
-      </w:r>
+        <w:t>Dtype</w:t>
+      </w:r>
+      <w:proofErr w:type="spellEnd"/>
+    </w:p>
+    <w:p>
+      <w:pPr>
+        <w:rPr>
+          <w:rFonts w:ascii="Cambria" w:hAnsi="Cambria"/>
+        </w:rPr>
+      </w:pPr>
+      <w:r>
+        <w:rPr>
+          <w:rFonts w:ascii="Cambria" w:hAnsi="Cambria"/>
+        </w:rPr>
+        <w:t>Shows data type</w:t>
+      </w:r>
+    </w:p>
+    <w:p>
+      <w:pPr>
+        <w:rPr>
+          <w:rFonts w:ascii="Cambria" w:hAnsi="Cambria"/>
+        </w:rPr>
+      </w:pPr>
+      <w:proofErr w:type="spellStart"/>
+      <w:r>
+        <w:rPr>
+          <w:rFonts w:ascii="Cambria" w:hAnsi="Cambria"/>
+        </w:rPr>
+        <w:t>Arr.dtype</w:t>
+      </w:r>
+      <w:proofErr w:type="spellEnd"/>
     </w:p>
     <w:p>
       <w:pPr>
@@ -1470,7 +1863,23 @@
           <w:rFonts w:ascii="Cambria" w:hAnsi="Cambria"/>
           <w:caps w:val="0"/>
         </w:rPr>
-        <w:t>RANDOM NUMPY ARRAYS</w:t>
+        <w:t xml:space="preserve">Random </w:t>
+      </w:r>
+      <w:proofErr w:type="spellStart"/>
+      <w:r>
+        <w:rPr>
+          <w:rFonts w:ascii="Cambria" w:hAnsi="Cambria"/>
+          <w:caps w:val="0"/>
+        </w:rPr>
+        <w:t>numpy</w:t>
+      </w:r>
+      <w:proofErr w:type="spellEnd"/>
+      <w:r>
+        <w:rPr>
+          <w:rFonts w:ascii="Cambria" w:hAnsi="Cambria"/>
+          <w:caps w:val="0"/>
+        </w:rPr>
+        <w:t xml:space="preserve"> arrays</w:t>
       </w:r>
     </w:p>
     <w:p>
@@ -1480,25 +1889,34 @@
           <w:rFonts w:ascii="Cambria" w:hAnsi="Cambria"/>
         </w:rPr>
       </w:pPr>
+      <w:proofErr w:type="spellStart"/>
       <w:r>
         <w:rPr>
           <w:rFonts w:ascii="Cambria" w:hAnsi="Cambria"/>
           <w:caps w:val="0"/>
         </w:rPr>
-        <w:t>RANDOM.RAND()</w:t>
-      </w:r>
-    </w:p>
-    <w:p>
-      <w:pPr>
-        <w:rPr>
-          <w:rFonts w:ascii="Cambria" w:hAnsi="Cambria"/>
-        </w:rPr>
-      </w:pPr>
-      <w:r>
-        <w:rPr>
-          <w:rFonts w:ascii="Cambria" w:hAnsi="Cambria"/>
-        </w:rPr>
-        <w:t xml:space="preserve">CREATES RANDOM NUMBERS BETWEEN </w:t>
+        <w:t>Random.rand</w:t>
+      </w:r>
+      <w:proofErr w:type="spellEnd"/>
+      <w:r>
+        <w:rPr>
+          <w:rFonts w:ascii="Cambria" w:hAnsi="Cambria"/>
+          <w:caps w:val="0"/>
+        </w:rPr>
+        <w:t>()</w:t>
+      </w:r>
+    </w:p>
+    <w:p>
+      <w:pPr>
+        <w:rPr>
+          <w:rFonts w:ascii="Cambria" w:hAnsi="Cambria"/>
+        </w:rPr>
+      </w:pPr>
+      <w:r>
+        <w:rPr>
+          <w:rFonts w:ascii="Cambria" w:hAnsi="Cambria"/>
+        </w:rPr>
+        <w:t xml:space="preserve">Creates random numbers between </w:t>
       </w:r>
       <w:r>
         <w:rPr>
@@ -1506,33 +1924,49 @@
           <w:b/>
           <w:bCs/>
         </w:rPr>
-        <w:t>0 AND 1</w:t>
-      </w:r>
-    </w:p>
-    <w:p>
-      <w:pPr>
-        <w:rPr>
-          <w:rFonts w:ascii="Cambria" w:hAnsi="Cambria"/>
-        </w:rPr>
-      </w:pPr>
-      <w:r>
-        <w:rPr>
-          <w:rFonts w:ascii="Cambria" w:hAnsi="Cambria"/>
-        </w:rPr>
-        <w:t>NP.RANDOM.RAND(3)</w:t>
-      </w:r>
-    </w:p>
-    <w:p>
-      <w:pPr>
-        <w:rPr>
-          <w:rFonts w:ascii="Cambria" w:hAnsi="Cambria"/>
-        </w:rPr>
-      </w:pPr>
-      <w:r>
-        <w:rPr>
-          <w:rFonts w:ascii="Cambria" w:hAnsi="Cambria"/>
-        </w:rPr>
-        <w:t>NP.RANDOM.RAND(2,2)</w:t>
+        <w:t>0 and 1</w:t>
+      </w:r>
+    </w:p>
+    <w:p>
+      <w:pPr>
+        <w:rPr>
+          <w:rFonts w:ascii="Cambria" w:hAnsi="Cambria"/>
+        </w:rPr>
+      </w:pPr>
+      <w:proofErr w:type="spellStart"/>
+      <w:r>
+        <w:rPr>
+          <w:rFonts w:ascii="Cambria" w:hAnsi="Cambria"/>
+        </w:rPr>
+        <w:t>Np.random.rand</w:t>
+      </w:r>
+      <w:proofErr w:type="spellEnd"/>
+      <w:r>
+        <w:rPr>
+          <w:rFonts w:ascii="Cambria" w:hAnsi="Cambria"/>
+        </w:rPr>
+        <w:t>(3)</w:t>
+      </w:r>
+    </w:p>
+    <w:p>
+      <w:pPr>
+        <w:rPr>
+          <w:rFonts w:ascii="Cambria" w:hAnsi="Cambria"/>
+        </w:rPr>
+      </w:pPr>
+      <w:proofErr w:type="spellStart"/>
+      <w:r>
+        <w:rPr>
+          <w:rFonts w:ascii="Cambria" w:hAnsi="Cambria"/>
+        </w:rPr>
+        <w:t>Np.random.rand</w:t>
+      </w:r>
+      <w:proofErr w:type="spellEnd"/>
+      <w:r>
+        <w:rPr>
+          <w:rFonts w:ascii="Cambria" w:hAnsi="Cambria"/>
+        </w:rPr>
+        <w:t>(2,2)</w:t>
       </w:r>
     </w:p>
     <w:p>
@@ -1542,52 +1976,77 @@
           <w:rFonts w:ascii="Cambria" w:hAnsi="Cambria"/>
         </w:rPr>
       </w:pPr>
+      <w:proofErr w:type="spellStart"/>
       <w:r>
         <w:rPr>
           <w:rFonts w:ascii="Cambria" w:hAnsi="Cambria"/>
           <w:caps w:val="0"/>
         </w:rPr>
-        <w:t>RANDOM.RANDINT()</w:t>
-      </w:r>
-    </w:p>
-    <w:p>
-      <w:pPr>
-        <w:rPr>
-          <w:rFonts w:ascii="Cambria" w:hAnsi="Cambria"/>
-        </w:rPr>
-      </w:pPr>
-      <w:r>
-        <w:rPr>
-          <w:rFonts w:ascii="Cambria" w:hAnsi="Cambria"/>
-        </w:rPr>
-        <w:t>CREATES RANDOM INTEGERS</w:t>
-      </w:r>
-    </w:p>
-    <w:p>
-      <w:pPr>
-        <w:rPr>
-          <w:rFonts w:ascii="Cambria" w:hAnsi="Cambria"/>
-        </w:rPr>
-      </w:pPr>
+        <w:t>Random.randint</w:t>
+      </w:r>
+      <w:proofErr w:type="spellEnd"/>
+      <w:r>
+        <w:rPr>
+          <w:rFonts w:ascii="Cambria" w:hAnsi="Cambria"/>
+          <w:caps w:val="0"/>
+        </w:rPr>
+        <w:t>()</w:t>
+      </w:r>
+    </w:p>
+    <w:p>
+      <w:pPr>
+        <w:rPr>
+          <w:rFonts w:ascii="Cambria" w:hAnsi="Cambria"/>
+        </w:rPr>
+      </w:pPr>
+      <w:r>
+        <w:rPr>
+          <w:rFonts w:ascii="Cambria" w:hAnsi="Cambria"/>
+        </w:rPr>
+        <w:t>Creates random integers</w:t>
+      </w:r>
+    </w:p>
+    <w:p>
+      <w:pPr>
+        <w:rPr>
+          <w:rFonts w:ascii="Cambria" w:hAnsi="Cambria"/>
+        </w:rPr>
+      </w:pPr>
+      <w:proofErr w:type="spellStart"/>
       <w:r>
         <w:rPr>
           <w:rFonts w:ascii="Cambria" w:hAnsi="Cambria"/>
         </w:rPr>
         <w:lastRenderedPageBreak/>
-        <w:t>NP.RANDOM.RANDINT(1, 10)</w:t>
-      </w:r>
-    </w:p>
-    <w:p>
-      <w:pPr>
-        <w:rPr>
-          <w:rFonts w:ascii="Cambria" w:hAnsi="Cambria"/>
-        </w:rPr>
-      </w:pPr>
-      <w:r>
-        <w:rPr>
-          <w:rFonts w:ascii="Cambria" w:hAnsi="Cambria"/>
-        </w:rPr>
-        <w:t>NP.RANDOM.RANDINT(1, 10, SIZE=(3,3))</w:t>
+        <w:t>Np.random.randint</w:t>
+      </w:r>
+      <w:proofErr w:type="spellEnd"/>
+      <w:r>
+        <w:rPr>
+          <w:rFonts w:ascii="Cambria" w:hAnsi="Cambria"/>
+        </w:rPr>
+        <w:t>(1, 10)</w:t>
+      </w:r>
+    </w:p>
+    <w:p>
+      <w:pPr>
+        <w:rPr>
+          <w:rFonts w:ascii="Cambria" w:hAnsi="Cambria"/>
+        </w:rPr>
+      </w:pPr>
+      <w:proofErr w:type="spellStart"/>
+      <w:r>
+        <w:rPr>
+          <w:rFonts w:ascii="Cambria" w:hAnsi="Cambria"/>
+        </w:rPr>
+        <w:t>Np.random.randint</w:t>
+      </w:r>
+      <w:proofErr w:type="spellEnd"/>
+      <w:r>
+        <w:rPr>
+          <w:rFonts w:ascii="Cambria" w:hAnsi="Cambria"/>
+        </w:rPr>
+        <w:t>(1, 10, size=(3,3))</w:t>
       </w:r>
     </w:p>
     <w:p>
@@ -1602,7 +2061,7 @@
           <w:rFonts w:ascii="Cambria" w:hAnsi="Cambria"/>
           <w:caps w:val="0"/>
         </w:rPr>
-        <w:t>RANDOM SEED</w:t>
+        <w:t>Random seed</w:t>
       </w:r>
     </w:p>
     <w:p>
@@ -1617,7 +2076,7 @@
           <w:rFonts w:ascii="Cambria" w:hAnsi="Cambria"/>
           <w:caps w:val="0"/>
         </w:rPr>
-        <w:t>WHAT IS RANDOM SEED?</w:t>
+        <w:t>What is random seed?</w:t>
       </w:r>
     </w:p>
     <w:p>
@@ -1634,7 +2093,7 @@
         <w:rPr>
           <w:rFonts w:ascii="Cambria" w:hAnsi="Cambria"/>
         </w:rPr>
-        <w:t>RANDOM NUMBERS CHANGE EVERY TIME</w:t>
+        <w:t>Random numbers change every time</w:t>
       </w:r>
     </w:p>
     <w:p>
@@ -1653,13 +2112,13 @@
           <w:b/>
           <w:bCs/>
         </w:rPr>
-        <w:t>SEED</w:t>
-      </w:r>
-      <w:r>
-        <w:rPr>
-          <w:rFonts w:ascii="Cambria" w:hAnsi="Cambria"/>
-        </w:rPr>
-        <w:t xml:space="preserve"> FIXES THE RANDOM RESULT</w:t>
+        <w:t>Seed</w:t>
+      </w:r>
+      <w:r>
+        <w:rPr>
+          <w:rFonts w:ascii="Cambria" w:hAnsi="Cambria"/>
+        </w:rPr>
+        <w:t xml:space="preserve"> fixes the random result</w:t>
       </w:r>
     </w:p>
     <w:p>
@@ -1676,7 +2135,7 @@
         <w:rPr>
           <w:rFonts w:ascii="Cambria" w:hAnsi="Cambria"/>
         </w:rPr>
-        <w:t xml:space="preserve">USEFUL FOR </w:t>
+        <w:t xml:space="preserve">Useful for </w:t>
       </w:r>
       <w:r>
         <w:rPr>
@@ -1684,7 +2143,7 @@
           <w:b/>
           <w:bCs/>
         </w:rPr>
-        <w:t>TESTING AND LEARNING</w:t>
+        <w:t>testing and learning</w:t>
       </w:r>
     </w:p>
     <w:p>
@@ -1699,33 +2158,49 @@
           <w:rFonts w:ascii="Cambria" w:hAnsi="Cambria"/>
           <w:caps w:val="0"/>
         </w:rPr>
-        <w:t>USING RANDOM SEED</w:t>
-      </w:r>
-    </w:p>
-    <w:p>
-      <w:pPr>
-        <w:rPr>
-          <w:rFonts w:ascii="Cambria" w:hAnsi="Cambria"/>
-        </w:rPr>
-      </w:pPr>
-      <w:r>
-        <w:rPr>
-          <w:rFonts w:ascii="Cambria" w:hAnsi="Cambria"/>
-        </w:rPr>
-        <w:t>NP.RANDOM.SEED(42)</w:t>
-      </w:r>
-    </w:p>
-    <w:p>
-      <w:pPr>
-        <w:rPr>
-          <w:rFonts w:ascii="Cambria" w:hAnsi="Cambria"/>
-        </w:rPr>
-      </w:pPr>
-      <w:r>
-        <w:rPr>
-          <w:rFonts w:ascii="Cambria" w:hAnsi="Cambria"/>
-        </w:rPr>
-        <w:t>NP.RANDOM.RAND(3)</w:t>
+        <w:t>Using random seed</w:t>
+      </w:r>
+    </w:p>
+    <w:p>
+      <w:pPr>
+        <w:rPr>
+          <w:rFonts w:ascii="Cambria" w:hAnsi="Cambria"/>
+        </w:rPr>
+      </w:pPr>
+      <w:proofErr w:type="spellStart"/>
+      <w:r>
+        <w:rPr>
+          <w:rFonts w:ascii="Cambria" w:hAnsi="Cambria"/>
+        </w:rPr>
+        <w:t>Np.random.seed</w:t>
+      </w:r>
+      <w:proofErr w:type="spellEnd"/>
+      <w:r>
+        <w:rPr>
+          <w:rFonts w:ascii="Cambria" w:hAnsi="Cambria"/>
+        </w:rPr>
+        <w:t>(42)</w:t>
+      </w:r>
+    </w:p>
+    <w:p>
+      <w:pPr>
+        <w:rPr>
+          <w:rFonts w:ascii="Cambria" w:hAnsi="Cambria"/>
+        </w:rPr>
+      </w:pPr>
+      <w:proofErr w:type="spellStart"/>
+      <w:r>
+        <w:rPr>
+          <w:rFonts w:ascii="Cambria" w:hAnsi="Cambria"/>
+        </w:rPr>
+        <w:t>Np.random.rand</w:t>
+      </w:r>
+      <w:proofErr w:type="spellEnd"/>
+      <w:r>
+        <w:rPr>
+          <w:rFonts w:ascii="Cambria" w:hAnsi="Cambria"/>
+        </w:rPr>
+        <w:t>(3)</w:t>
       </w:r>
     </w:p>
     <w:p>
@@ -1742,7 +2217,7 @@
         <w:rPr>
           <w:rFonts w:ascii="Cambria" w:hAnsi="Cambria"/>
         </w:rPr>
-        <w:t>SAME OUTPUT EVERY TIME YOU RUN THE CODE</w:t>
+        <w:t>Same output every time you run the code</w:t>
       </w:r>
     </w:p>
     <w:p>
@@ -1757,7 +2232,7 @@
           <w:rFonts w:ascii="Cambria" w:hAnsi="Cambria"/>
           <w:caps w:val="0"/>
         </w:rPr>
-        <w:t>WHY RANDOM SEED IS IMPORTANT?</w:t>
+        <w:t>Why random seed is important?</w:t>
       </w:r>
     </w:p>
     <w:p>
@@ -1774,7 +2249,7 @@
         <w:rPr>
           <w:rFonts w:ascii="Cambria" w:hAnsi="Cambria"/>
         </w:rPr>
-        <w:t xml:space="preserve">RESULTS BECOME </w:t>
+        <w:t xml:space="preserve">Results become </w:t>
       </w:r>
       <w:r>
         <w:rPr>
@@ -1782,7 +2257,7 @@
           <w:b/>
           <w:bCs/>
         </w:rPr>
-        <w:t>REPRODUCIBLE</w:t>
+        <w:t>reproducible</w:t>
       </w:r>
     </w:p>
     <w:p>
@@ -1799,7 +2274,7 @@
         <w:rPr>
           <w:rFonts w:ascii="Cambria" w:hAnsi="Cambria"/>
         </w:rPr>
-        <w:t xml:space="preserve">HELPFUL IN </w:t>
+        <w:t xml:space="preserve">Helpful in </w:t>
       </w:r>
       <w:r>
         <w:rPr>
@@ -1807,7 +2282,7 @@
           <w:b/>
           <w:bCs/>
         </w:rPr>
-        <w:t>MACHINE LEARNING</w:t>
+        <w:t>machine learning</w:t>
       </w:r>
     </w:p>
     <w:p>
@@ -1824,7 +2299,7 @@
         <w:rPr>
           <w:rFonts w:ascii="Cambria" w:hAnsi="Cambria"/>
         </w:rPr>
-        <w:t>EASY TO DEBUG CODE</w:t>
+        <w:t>Easy to debug code</w:t>
       </w:r>
     </w:p>
     <w:p>
@@ -1839,7 +2314,7 @@
           <w:rFonts w:ascii="Cambria" w:hAnsi="Cambria"/>
           <w:caps w:val="0"/>
         </w:rPr>
-        <w:t>QUICK SUMMARY</w:t>
+        <w:t>Quick summary</w:t>
       </w:r>
     </w:p>
     <w:p>
@@ -1852,11 +2327,19 @@
           <w:rFonts w:ascii="Cambria" w:hAnsi="Cambria"/>
         </w:rPr>
       </w:pPr>
-      <w:r>
-        <w:rPr>
-          <w:rFonts w:ascii="Cambria" w:hAnsi="Cambria"/>
-        </w:rPr>
-        <w:t>NUMPY ARRAYS ARE FAST AND EFFICIENT</w:t>
+      <w:proofErr w:type="spellStart"/>
+      <w:r>
+        <w:rPr>
+          <w:rFonts w:ascii="Cambria" w:hAnsi="Cambria"/>
+        </w:rPr>
+        <w:t>Numpy</w:t>
+      </w:r>
+      <w:proofErr w:type="spellEnd"/>
+      <w:r>
+        <w:rPr>
+          <w:rFonts w:ascii="Cambria" w:hAnsi="Cambria"/>
+        </w:rPr>
+        <w:t xml:space="preserve"> arrays are fast and efficient</w:t>
       </w:r>
     </w:p>
     <w:p>
@@ -1873,7 +2356,7 @@
         <w:rPr>
           <w:rFonts w:ascii="Cambria" w:hAnsi="Cambria"/>
         </w:rPr>
-        <w:t>USE BUILT-IN FUNCTIONS TO CREATE ARRAYS</w:t>
+        <w:t>Use built-in functions to create arrays</w:t>
       </w:r>
     </w:p>
     <w:p>
@@ -1890,7 +2373,7 @@
         <w:rPr>
           <w:rFonts w:ascii="Cambria" w:hAnsi="Cambria"/>
         </w:rPr>
-        <w:t>RANDOM SEED GIVES SAME RANDOM RESULTS EVERY TIME</w:t>
+        <w:t>Random seed gives same random results every time</w:t>
       </w:r>
     </w:p>
     <w:p>
@@ -1909,20 +2392,54 @@
           <w:sz w:val="20"/>
           <w:szCs w:val="20"/>
         </w:rPr>
-        <w:t>ACCESSING ELEMENTS IN NUMPY ARRAYS</w:t>
-      </w:r>
-    </w:p>
-    <w:p>
-      <w:pPr>
-        <w:rPr>
-          <w:rFonts w:ascii="Cambria" w:hAnsi="Cambria"/>
-        </w:rPr>
-      </w:pPr>
-      <w:r>
-        <w:rPr>
-          <w:rFonts w:ascii="Cambria" w:hAnsi="Cambria"/>
-        </w:rPr>
-        <w:t xml:space="preserve">WE CAN ACCESS ELEMENTS IN NUMPY ARRAYS USING </w:t>
+        <w:t xml:space="preserve">Accessing elements in </w:t>
+      </w:r>
+      <w:proofErr w:type="spellStart"/>
+      <w:r>
+        <w:rPr>
+          <w:rFonts w:ascii="Cambria" w:hAnsi="Cambria"/>
+          <w:caps w:val="0"/>
+          <w:sz w:val="20"/>
+          <w:szCs w:val="20"/>
+        </w:rPr>
+        <w:t>numpy</w:t>
+      </w:r>
+      <w:proofErr w:type="spellEnd"/>
+      <w:r>
+        <w:rPr>
+          <w:rFonts w:ascii="Cambria" w:hAnsi="Cambria"/>
+          <w:caps w:val="0"/>
+          <w:sz w:val="20"/>
+          <w:szCs w:val="20"/>
+        </w:rPr>
+        <w:t xml:space="preserve"> arrays</w:t>
+      </w:r>
+    </w:p>
+    <w:p>
+      <w:pPr>
+        <w:rPr>
+          <w:rFonts w:ascii="Cambria" w:hAnsi="Cambria"/>
+        </w:rPr>
+      </w:pPr>
+      <w:r>
+        <w:rPr>
+          <w:rFonts w:ascii="Cambria" w:hAnsi="Cambria"/>
+        </w:rPr>
+        <w:t xml:space="preserve">We can access elements in </w:t>
+      </w:r>
+      <w:proofErr w:type="spellStart"/>
+      <w:r>
+        <w:rPr>
+          <w:rFonts w:ascii="Cambria" w:hAnsi="Cambria"/>
+        </w:rPr>
+        <w:t>numpy</w:t>
+      </w:r>
+      <w:proofErr w:type="spellEnd"/>
+      <w:r>
+        <w:rPr>
+          <w:rFonts w:ascii="Cambria" w:hAnsi="Cambria"/>
+        </w:rPr>
+        <w:t xml:space="preserve"> arrays using </w:t>
       </w:r>
       <w:r>
         <w:rPr>
@@ -1930,7 +2447,7 @@
           <w:b/>
           <w:bCs/>
         </w:rPr>
-        <w:t>INDEX NUMBERS</w:t>
+        <w:t>index numbers</w:t>
       </w:r>
       <w:r>
         <w:rPr>
@@ -1951,33 +2468,69 @@
           <w:rFonts w:ascii="Cambria" w:hAnsi="Cambria"/>
           <w:caps w:val="0"/>
         </w:rPr>
-        <w:t>ACCESSING 1D ARRAY ELEMENTS</w:t>
-      </w:r>
-    </w:p>
-    <w:p>
-      <w:pPr>
-        <w:rPr>
-          <w:rFonts w:ascii="Cambria" w:hAnsi="Cambria"/>
-        </w:rPr>
-      </w:pPr>
-      <w:r>
-        <w:rPr>
-          <w:rFonts w:ascii="Cambria" w:hAnsi="Cambria"/>
-        </w:rPr>
-        <w:t>IMPORT NUMPY AS NP</w:t>
-      </w:r>
-    </w:p>
-    <w:p>
-      <w:pPr>
-        <w:rPr>
-          <w:rFonts w:ascii="Cambria" w:hAnsi="Cambria"/>
-        </w:rPr>
-      </w:pPr>
-      <w:r>
-        <w:rPr>
-          <w:rFonts w:ascii="Cambria" w:hAnsi="Cambria"/>
-        </w:rPr>
-        <w:t>ARR = NP.ARRAY([10, 20, 30, 40])</w:t>
+        <w:t>Accessing 1d array elements</w:t>
+      </w:r>
+    </w:p>
+    <w:p>
+      <w:pPr>
+        <w:rPr>
+          <w:rFonts w:ascii="Cambria" w:hAnsi="Cambria"/>
+        </w:rPr>
+      </w:pPr>
+      <w:r>
+        <w:rPr>
+          <w:rFonts w:ascii="Cambria" w:hAnsi="Cambria"/>
+        </w:rPr>
+        <w:t xml:space="preserve">Import </w:t>
+      </w:r>
+      <w:proofErr w:type="spellStart"/>
+      <w:r>
+        <w:rPr>
+          <w:rFonts w:ascii="Cambria" w:hAnsi="Cambria"/>
+        </w:rPr>
+        <w:t>numpy</w:t>
+      </w:r>
+      <w:proofErr w:type="spellEnd"/>
+      <w:r>
+        <w:rPr>
+          <w:rFonts w:ascii="Cambria" w:hAnsi="Cambria"/>
+        </w:rPr>
+        <w:t xml:space="preserve"> as np</w:t>
+      </w:r>
+    </w:p>
+    <w:p>
+      <w:pPr>
+        <w:rPr>
+          <w:rFonts w:ascii="Cambria" w:hAnsi="Cambria"/>
+        </w:rPr>
+      </w:pPr>
+      <w:proofErr w:type="spellStart"/>
+      <w:r>
+        <w:rPr>
+          <w:rFonts w:ascii="Cambria" w:hAnsi="Cambria"/>
+        </w:rPr>
+        <w:t>Arr</w:t>
+      </w:r>
+      <w:proofErr w:type="spellEnd"/>
+      <w:r>
+        <w:rPr>
+          <w:rFonts w:ascii="Cambria" w:hAnsi="Cambria"/>
+        </w:rPr>
+        <w:t xml:space="preserve"> = </w:t>
+      </w:r>
+      <w:proofErr w:type="spellStart"/>
+      <w:r>
+        <w:rPr>
+          <w:rFonts w:ascii="Cambria" w:hAnsi="Cambria"/>
+        </w:rPr>
+        <w:t>np.array</w:t>
+      </w:r>
+      <w:proofErr w:type="spellEnd"/>
+      <w:r>
+        <w:rPr>
+          <w:rFonts w:ascii="Cambria" w:hAnsi="Cambria"/>
+        </w:rPr>
+        <w:t>([10, 20, 30, 40])</w:t>
       </w:r>
     </w:p>
     <w:p>
@@ -1994,20 +2547,28 @@
         <w:rPr>
           <w:rFonts w:ascii="Cambria" w:hAnsi="Cambria"/>
         </w:rPr>
-        <w:t>FIRST ELEMENT</w:t>
-      </w:r>
-    </w:p>
-    <w:p>
-      <w:pPr>
-        <w:rPr>
-          <w:rFonts w:ascii="Cambria" w:hAnsi="Cambria"/>
-        </w:rPr>
-      </w:pPr>
-      <w:r>
-        <w:rPr>
-          <w:rFonts w:ascii="Cambria" w:hAnsi="Cambria"/>
-        </w:rPr>
-        <w:t>ARR[0]</w:t>
+        <w:t>First element</w:t>
+      </w:r>
+    </w:p>
+    <w:p>
+      <w:pPr>
+        <w:rPr>
+          <w:rFonts w:ascii="Cambria" w:hAnsi="Cambria"/>
+        </w:rPr>
+      </w:pPr>
+      <w:proofErr w:type="spellStart"/>
+      <w:r>
+        <w:rPr>
+          <w:rFonts w:ascii="Cambria" w:hAnsi="Cambria"/>
+        </w:rPr>
+        <w:t>Arr</w:t>
+      </w:r>
+      <w:proofErr w:type="spellEnd"/>
+      <w:r>
+        <w:rPr>
+          <w:rFonts w:ascii="Cambria" w:hAnsi="Cambria"/>
+        </w:rPr>
+        <w:t>[0]</w:t>
       </w:r>
     </w:p>
     <w:p>
@@ -2024,20 +2585,28 @@
         <w:rPr>
           <w:rFonts w:ascii="Cambria" w:hAnsi="Cambria"/>
         </w:rPr>
-        <w:t>LAST ELEMENT</w:t>
-      </w:r>
-    </w:p>
-    <w:p>
-      <w:pPr>
-        <w:rPr>
-          <w:rFonts w:ascii="Cambria" w:hAnsi="Cambria"/>
-        </w:rPr>
-      </w:pPr>
-      <w:r>
-        <w:rPr>
-          <w:rFonts w:ascii="Cambria" w:hAnsi="Cambria"/>
-        </w:rPr>
-        <w:t>ARR[-1]</w:t>
+        <w:t>Last element</w:t>
+      </w:r>
+    </w:p>
+    <w:p>
+      <w:pPr>
+        <w:rPr>
+          <w:rFonts w:ascii="Cambria" w:hAnsi="Cambria"/>
+        </w:rPr>
+      </w:pPr>
+      <w:proofErr w:type="spellStart"/>
+      <w:r>
+        <w:rPr>
+          <w:rFonts w:ascii="Cambria" w:hAnsi="Cambria"/>
+        </w:rPr>
+        <w:t>Arr</w:t>
+      </w:r>
+      <w:proofErr w:type="spellEnd"/>
+      <w:r>
+        <w:rPr>
+          <w:rFonts w:ascii="Cambria" w:hAnsi="Cambria"/>
+        </w:rPr>
+        <w:t>[-1]</w:t>
       </w:r>
     </w:p>
     <w:p>
@@ -2053,20 +2622,34 @@
           <w:caps w:val="0"/>
         </w:rPr>
         <w:lastRenderedPageBreak/>
-        <w:t>ACCESSING 2D ARRAY ELEMENTS</w:t>
-      </w:r>
-    </w:p>
-    <w:p>
-      <w:pPr>
-        <w:rPr>
-          <w:rFonts w:ascii="Cambria" w:hAnsi="Cambria"/>
-        </w:rPr>
-      </w:pPr>
-      <w:r>
-        <w:rPr>
-          <w:rFonts w:ascii="Cambria" w:hAnsi="Cambria"/>
-        </w:rPr>
-        <w:t>ARR2 = NP.ARRAY([[1, 2, 3],</w:t>
+        <w:t>Accessing 2d array elements</w:t>
+      </w:r>
+    </w:p>
+    <w:p>
+      <w:pPr>
+        <w:rPr>
+          <w:rFonts w:ascii="Cambria" w:hAnsi="Cambria"/>
+        </w:rPr>
+      </w:pPr>
+      <w:r>
+        <w:rPr>
+          <w:rFonts w:ascii="Cambria" w:hAnsi="Cambria"/>
+        </w:rPr>
+        <w:t xml:space="preserve">Arr2 = </w:t>
+      </w:r>
+      <w:proofErr w:type="spellStart"/>
+      <w:r>
+        <w:rPr>
+          <w:rFonts w:ascii="Cambria" w:hAnsi="Cambria"/>
+        </w:rPr>
+        <w:t>np.array</w:t>
+      </w:r>
+      <w:proofErr w:type="spellEnd"/>
+      <w:r>
+        <w:rPr>
+          <w:rFonts w:ascii="Cambria" w:hAnsi="Cambria"/>
+        </w:rPr>
+        <w:t>([[1, 2, 3],</w:t>
       </w:r>
     </w:p>
     <w:p>
@@ -2096,20 +2679,20 @@
         <w:rPr>
           <w:rFonts w:ascii="Cambria" w:hAnsi="Cambria"/>
         </w:rPr>
-        <w:t>ACCESS ROW 0, COLUMN 1</w:t>
-      </w:r>
-    </w:p>
-    <w:p>
-      <w:pPr>
-        <w:rPr>
-          <w:rFonts w:ascii="Cambria" w:hAnsi="Cambria"/>
-        </w:rPr>
-      </w:pPr>
-      <w:r>
-        <w:rPr>
-          <w:rFonts w:ascii="Cambria" w:hAnsi="Cambria"/>
-        </w:rPr>
-        <w:t>ARR2[0, 1]</w:t>
+        <w:t>Access row 0, column 1</w:t>
+      </w:r>
+    </w:p>
+    <w:p>
+      <w:pPr>
+        <w:rPr>
+          <w:rFonts w:ascii="Cambria" w:hAnsi="Cambria"/>
+        </w:rPr>
+      </w:pPr>
+      <w:r>
+        <w:rPr>
+          <w:rFonts w:ascii="Cambria" w:hAnsi="Cambria"/>
+        </w:rPr>
+        <w:t>Arr2[0, 1]</w:t>
       </w:r>
     </w:p>
     <w:p>
@@ -2126,20 +2709,20 @@
         <w:rPr>
           <w:rFonts w:ascii="Cambria" w:hAnsi="Cambria"/>
         </w:rPr>
-        <w:t>ACCESS ROW 1, COLUMN 2</w:t>
-      </w:r>
-    </w:p>
-    <w:p>
-      <w:pPr>
-        <w:rPr>
-          <w:rFonts w:ascii="Cambria" w:hAnsi="Cambria"/>
-        </w:rPr>
-      </w:pPr>
-      <w:r>
-        <w:rPr>
-          <w:rFonts w:ascii="Cambria" w:hAnsi="Cambria"/>
-        </w:rPr>
-        <w:t>ARR2[1, 2]</w:t>
+        <w:t>Access row 1, column 2</w:t>
+      </w:r>
+    </w:p>
+    <w:p>
+      <w:pPr>
+        <w:rPr>
+          <w:rFonts w:ascii="Cambria" w:hAnsi="Cambria"/>
+        </w:rPr>
+      </w:pPr>
+      <w:r>
+        <w:rPr>
+          <w:rFonts w:ascii="Cambria" w:hAnsi="Cambria"/>
+        </w:rPr>
+        <w:t>Arr2[1, 2]</w:t>
       </w:r>
     </w:p>
     <w:p>
@@ -2154,33 +2737,41 @@
           <w:rFonts w:ascii="Cambria" w:hAnsi="Cambria"/>
           <w:caps w:val="0"/>
         </w:rPr>
-        <w:t>SLICING ARRAYS</w:t>
-      </w:r>
-    </w:p>
-    <w:p>
-      <w:pPr>
-        <w:rPr>
-          <w:rFonts w:ascii="Cambria" w:hAnsi="Cambria"/>
-        </w:rPr>
-      </w:pPr>
-      <w:r>
-        <w:rPr>
-          <w:rFonts w:ascii="Cambria" w:hAnsi="Cambria"/>
-        </w:rPr>
-        <w:t>ARR[1:3]</w:t>
-      </w:r>
-    </w:p>
-    <w:p>
-      <w:pPr>
-        <w:rPr>
-          <w:rFonts w:ascii="Cambria" w:hAnsi="Cambria"/>
-        </w:rPr>
-      </w:pPr>
-      <w:r>
-        <w:rPr>
-          <w:rFonts w:ascii="Cambria" w:hAnsi="Cambria"/>
-        </w:rPr>
-        <w:t>ARR2[:, 1]</w:t>
+        <w:t>Slicing arrays</w:t>
+      </w:r>
+    </w:p>
+    <w:p>
+      <w:pPr>
+        <w:rPr>
+          <w:rFonts w:ascii="Cambria" w:hAnsi="Cambria"/>
+        </w:rPr>
+      </w:pPr>
+      <w:proofErr w:type="spellStart"/>
+      <w:r>
+        <w:rPr>
+          <w:rFonts w:ascii="Cambria" w:hAnsi="Cambria"/>
+        </w:rPr>
+        <w:t>Arr</w:t>
+      </w:r>
+      <w:proofErr w:type="spellEnd"/>
+      <w:r>
+        <w:rPr>
+          <w:rFonts w:ascii="Cambria" w:hAnsi="Cambria"/>
+        </w:rPr>
+        <w:t>[1:3]</w:t>
+      </w:r>
+    </w:p>
+    <w:p>
+      <w:pPr>
+        <w:rPr>
+          <w:rFonts w:ascii="Cambria" w:hAnsi="Cambria"/>
+        </w:rPr>
+      </w:pPr>
+      <w:r>
+        <w:rPr>
+          <w:rFonts w:ascii="Cambria" w:hAnsi="Cambria"/>
+        </w:rPr>
+        <w:t>Arr2[:, 1]</w:t>
       </w:r>
     </w:p>
     <w:p>
@@ -2197,7 +2788,7 @@
         <w:rPr>
           <w:rFonts w:ascii="Cambria" w:hAnsi="Cambria"/>
         </w:rPr>
-        <w:t>: MEANS ALL ROWS</w:t>
+        <w:t>: means all rows</w:t>
       </w:r>
     </w:p>
     <w:p>
@@ -2216,20 +2807,20 @@
           <w:sz w:val="20"/>
           <w:szCs w:val="20"/>
         </w:rPr>
-        <w:t>ARRAY MANIPULATION</w:t>
-      </w:r>
-    </w:p>
-    <w:p>
-      <w:pPr>
-        <w:rPr>
-          <w:rFonts w:ascii="Cambria" w:hAnsi="Cambria"/>
-        </w:rPr>
-      </w:pPr>
-      <w:r>
-        <w:rPr>
-          <w:rFonts w:ascii="Cambria" w:hAnsi="Cambria"/>
-        </w:rPr>
-        <w:t xml:space="preserve">ARRAY MANIPULATION MEANS </w:t>
+        <w:t>Array manipulation</w:t>
+      </w:r>
+    </w:p>
+    <w:p>
+      <w:pPr>
+        <w:rPr>
+          <w:rFonts w:ascii="Cambria" w:hAnsi="Cambria"/>
+        </w:rPr>
+      </w:pPr>
+      <w:r>
+        <w:rPr>
+          <w:rFonts w:ascii="Cambria" w:hAnsi="Cambria"/>
+        </w:rPr>
+        <w:t xml:space="preserve">Array manipulation means </w:t>
       </w:r>
       <w:r>
         <w:rPr>
@@ -2237,7 +2828,7 @@
           <w:b/>
           <w:bCs/>
         </w:rPr>
-        <w:t>CHANGING THE ARRAY</w:t>
+        <w:t>changing the array</w:t>
       </w:r>
       <w:r>
         <w:rPr>
@@ -2258,33 +2849,63 @@
           <w:rFonts w:ascii="Cambria" w:hAnsi="Cambria"/>
           <w:caps w:val="0"/>
         </w:rPr>
-        <w:t>RESHAPING ARRAYS</w:t>
-      </w:r>
-    </w:p>
-    <w:p>
-      <w:pPr>
-        <w:rPr>
-          <w:rFonts w:ascii="Cambria" w:hAnsi="Cambria"/>
-        </w:rPr>
-      </w:pPr>
-      <w:r>
-        <w:rPr>
-          <w:rFonts w:ascii="Cambria" w:hAnsi="Cambria"/>
-        </w:rPr>
-        <w:t>ARR = NP.ARANGE(6)</w:t>
-      </w:r>
-    </w:p>
-    <w:p>
-      <w:pPr>
-        <w:rPr>
-          <w:rFonts w:ascii="Cambria" w:hAnsi="Cambria"/>
-        </w:rPr>
-      </w:pPr>
-      <w:r>
-        <w:rPr>
-          <w:rFonts w:ascii="Cambria" w:hAnsi="Cambria"/>
-        </w:rPr>
-        <w:t>ARR.RESHAPE(2,3)</w:t>
+        <w:t>Reshaping arrays</w:t>
+      </w:r>
+    </w:p>
+    <w:p>
+      <w:pPr>
+        <w:rPr>
+          <w:rFonts w:ascii="Cambria" w:hAnsi="Cambria"/>
+        </w:rPr>
+      </w:pPr>
+      <w:proofErr w:type="spellStart"/>
+      <w:r>
+        <w:rPr>
+          <w:rFonts w:ascii="Cambria" w:hAnsi="Cambria"/>
+        </w:rPr>
+        <w:t>Arr</w:t>
+      </w:r>
+      <w:proofErr w:type="spellEnd"/>
+      <w:r>
+        <w:rPr>
+          <w:rFonts w:ascii="Cambria" w:hAnsi="Cambria"/>
+        </w:rPr>
+        <w:t xml:space="preserve"> = </w:t>
+      </w:r>
+      <w:proofErr w:type="spellStart"/>
+      <w:r>
+        <w:rPr>
+          <w:rFonts w:ascii="Cambria" w:hAnsi="Cambria"/>
+        </w:rPr>
+        <w:t>np.arange</w:t>
+      </w:r>
+      <w:proofErr w:type="spellEnd"/>
+      <w:r>
+        <w:rPr>
+          <w:rFonts w:ascii="Cambria" w:hAnsi="Cambria"/>
+        </w:rPr>
+        <w:t>(6)</w:t>
+      </w:r>
+    </w:p>
+    <w:p>
+      <w:pPr>
+        <w:rPr>
+          <w:rFonts w:ascii="Cambria" w:hAnsi="Cambria"/>
+        </w:rPr>
+      </w:pPr>
+      <w:proofErr w:type="spellStart"/>
+      <w:r>
+        <w:rPr>
+          <w:rFonts w:ascii="Cambria" w:hAnsi="Cambria"/>
+        </w:rPr>
+        <w:t>Arr.reshape</w:t>
+      </w:r>
+      <w:proofErr w:type="spellEnd"/>
+      <w:r>
+        <w:rPr>
+          <w:rFonts w:ascii="Cambria" w:hAnsi="Cambria"/>
+        </w:rPr>
+        <w:t>(2,3)</w:t>
       </w:r>
     </w:p>
     <w:p>
@@ -2299,20 +2920,28 @@
           <w:rFonts w:ascii="Cambria" w:hAnsi="Cambria"/>
           <w:caps w:val="0"/>
         </w:rPr>
-        <w:t>CHANGING VALUES</w:t>
-      </w:r>
-    </w:p>
-    <w:p>
-      <w:pPr>
-        <w:rPr>
-          <w:rFonts w:ascii="Cambria" w:hAnsi="Cambria"/>
-        </w:rPr>
-      </w:pPr>
-      <w:r>
-        <w:rPr>
-          <w:rFonts w:ascii="Cambria" w:hAnsi="Cambria"/>
-        </w:rPr>
-        <w:t>ARR[0] = 100</w:t>
+        <w:t>Changing values</w:t>
+      </w:r>
+    </w:p>
+    <w:p>
+      <w:pPr>
+        <w:rPr>
+          <w:rFonts w:ascii="Cambria" w:hAnsi="Cambria"/>
+        </w:rPr>
+      </w:pPr>
+      <w:proofErr w:type="spellStart"/>
+      <w:r>
+        <w:rPr>
+          <w:rFonts w:ascii="Cambria" w:hAnsi="Cambria"/>
+        </w:rPr>
+        <w:t>Arr</w:t>
+      </w:r>
+      <w:proofErr w:type="spellEnd"/>
+      <w:r>
+        <w:rPr>
+          <w:rFonts w:ascii="Cambria" w:hAnsi="Cambria"/>
+        </w:rPr>
+        <w:t>[0] = 100</w:t>
       </w:r>
     </w:p>
     <w:p>
@@ -2327,46 +2956,82 @@
           <w:rFonts w:ascii="Cambria" w:hAnsi="Cambria"/>
           <w:caps w:val="0"/>
         </w:rPr>
-        <w:t>CONCATENATING ARRAYS</w:t>
-      </w:r>
-    </w:p>
-    <w:p>
-      <w:pPr>
-        <w:rPr>
-          <w:rFonts w:ascii="Cambria" w:hAnsi="Cambria"/>
-        </w:rPr>
-      </w:pPr>
-      <w:r>
-        <w:rPr>
-          <w:rFonts w:ascii="Cambria" w:hAnsi="Cambria"/>
-        </w:rPr>
-        <w:t>A = NP.ARRAY([1,2])</w:t>
-      </w:r>
-    </w:p>
-    <w:p>
-      <w:pPr>
-        <w:rPr>
-          <w:rFonts w:ascii="Cambria" w:hAnsi="Cambria"/>
-        </w:rPr>
-      </w:pPr>
-      <w:r>
-        <w:rPr>
-          <w:rFonts w:ascii="Cambria" w:hAnsi="Cambria"/>
-        </w:rPr>
-        <w:t>B = NP.ARRAY([3,4])</w:t>
-      </w:r>
-    </w:p>
-    <w:p>
-      <w:pPr>
-        <w:rPr>
-          <w:rFonts w:ascii="Cambria" w:hAnsi="Cambria"/>
-        </w:rPr>
-      </w:pPr>
-      <w:r>
-        <w:rPr>
-          <w:rFonts w:ascii="Cambria" w:hAnsi="Cambria"/>
-        </w:rPr>
-        <w:t>NP.CONCATENATE((A, B))</w:t>
+        <w:t>Concatenating arrays</w:t>
+      </w:r>
+    </w:p>
+    <w:p>
+      <w:pPr>
+        <w:rPr>
+          <w:rFonts w:ascii="Cambria" w:hAnsi="Cambria"/>
+        </w:rPr>
+      </w:pPr>
+      <w:r>
+        <w:rPr>
+          <w:rFonts w:ascii="Cambria" w:hAnsi="Cambria"/>
+        </w:rPr>
+        <w:t xml:space="preserve">A = </w:t>
+      </w:r>
+      <w:proofErr w:type="spellStart"/>
+      <w:r>
+        <w:rPr>
+          <w:rFonts w:ascii="Cambria" w:hAnsi="Cambria"/>
+        </w:rPr>
+        <w:t>np.array</w:t>
+      </w:r>
+      <w:proofErr w:type="spellEnd"/>
+      <w:r>
+        <w:rPr>
+          <w:rFonts w:ascii="Cambria" w:hAnsi="Cambria"/>
+        </w:rPr>
+        <w:t>([1,2])</w:t>
+      </w:r>
+    </w:p>
+    <w:p>
+      <w:pPr>
+        <w:rPr>
+          <w:rFonts w:ascii="Cambria" w:hAnsi="Cambria"/>
+        </w:rPr>
+      </w:pPr>
+      <w:r>
+        <w:rPr>
+          <w:rFonts w:ascii="Cambria" w:hAnsi="Cambria"/>
+        </w:rPr>
+        <w:t xml:space="preserve">B = </w:t>
+      </w:r>
+      <w:proofErr w:type="spellStart"/>
+      <w:r>
+        <w:rPr>
+          <w:rFonts w:ascii="Cambria" w:hAnsi="Cambria"/>
+        </w:rPr>
+        <w:t>np.array</w:t>
+      </w:r>
+      <w:proofErr w:type="spellEnd"/>
+      <w:r>
+        <w:rPr>
+          <w:rFonts w:ascii="Cambria" w:hAnsi="Cambria"/>
+        </w:rPr>
+        <w:t>([3,4])</w:t>
+      </w:r>
+    </w:p>
+    <w:p>
+      <w:pPr>
+        <w:rPr>
+          <w:rFonts w:ascii="Cambria" w:hAnsi="Cambria"/>
+        </w:rPr>
+      </w:pPr>
+      <w:proofErr w:type="spellStart"/>
+      <w:r>
+        <w:rPr>
+          <w:rFonts w:ascii="Cambria" w:hAnsi="Cambria"/>
+        </w:rPr>
+        <w:t>Np.concatenate</w:t>
+      </w:r>
+      <w:proofErr w:type="spellEnd"/>
+      <w:r>
+        <w:rPr>
+          <w:rFonts w:ascii="Cambria" w:hAnsi="Cambria"/>
+        </w:rPr>
+        <w:t>((a, b))</w:t>
       </w:r>
     </w:p>
     <w:p>
@@ -2381,20 +3046,42 @@
           <w:rFonts w:ascii="Cambria" w:hAnsi="Cambria"/>
           <w:caps w:val="0"/>
         </w:rPr>
-        <w:t>SPLITTING ARRAYS</w:t>
-      </w:r>
-    </w:p>
-    <w:p>
-      <w:pPr>
-        <w:rPr>
-          <w:rFonts w:ascii="Cambria" w:hAnsi="Cambria"/>
-        </w:rPr>
-      </w:pPr>
-      <w:r>
-        <w:rPr>
-          <w:rFonts w:ascii="Cambria" w:hAnsi="Cambria"/>
-        </w:rPr>
-        <w:t>NP.SPLIT(NP.ARRAY([1,2,3,4]), 2)</w:t>
+        <w:t>Splitting arrays</w:t>
+      </w:r>
+    </w:p>
+    <w:p>
+      <w:pPr>
+        <w:rPr>
+          <w:rFonts w:ascii="Cambria" w:hAnsi="Cambria"/>
+        </w:rPr>
+      </w:pPr>
+      <w:proofErr w:type="spellStart"/>
+      <w:r>
+        <w:rPr>
+          <w:rFonts w:ascii="Cambria" w:hAnsi="Cambria"/>
+        </w:rPr>
+        <w:t>Np.split</w:t>
+      </w:r>
+      <w:proofErr w:type="spellEnd"/>
+      <w:r>
+        <w:rPr>
+          <w:rFonts w:ascii="Cambria" w:hAnsi="Cambria"/>
+        </w:rPr>
+        <w:t>(</w:t>
+      </w:r>
+      <w:proofErr w:type="spellStart"/>
+      <w:r>
+        <w:rPr>
+          <w:rFonts w:ascii="Cambria" w:hAnsi="Cambria"/>
+        </w:rPr>
+        <w:t>np.array</w:t>
+      </w:r>
+      <w:proofErr w:type="spellEnd"/>
+      <w:r>
+        <w:rPr>
+          <w:rFonts w:ascii="Cambria" w:hAnsi="Cambria"/>
+        </w:rPr>
+        <w:t>([1,2,3,4]), 2)</w:t>
       </w:r>
     </w:p>
     <w:p>
@@ -2409,20 +3096,28 @@
           <w:rFonts w:ascii="Cambria" w:hAnsi="Cambria"/>
           <w:caps w:val="0"/>
         </w:rPr>
-        <w:t>SORTING ARRAYS</w:t>
-      </w:r>
-    </w:p>
-    <w:p>
-      <w:pPr>
-        <w:rPr>
-          <w:rFonts w:ascii="Cambria" w:hAnsi="Cambria"/>
-        </w:rPr>
-      </w:pPr>
-      <w:r>
-        <w:rPr>
-          <w:rFonts w:ascii="Cambria" w:hAnsi="Cambria"/>
-        </w:rPr>
-        <w:t>NP.SORT([3,1,4,2])</w:t>
+        <w:t>Sorting arrays</w:t>
+      </w:r>
+    </w:p>
+    <w:p>
+      <w:pPr>
+        <w:rPr>
+          <w:rFonts w:ascii="Cambria" w:hAnsi="Cambria"/>
+        </w:rPr>
+      </w:pPr>
+      <w:proofErr w:type="spellStart"/>
+      <w:r>
+        <w:rPr>
+          <w:rFonts w:ascii="Cambria" w:hAnsi="Cambria"/>
+        </w:rPr>
+        <w:t>Np.sort</w:t>
+      </w:r>
+      <w:proofErr w:type="spellEnd"/>
+      <w:r>
+        <w:rPr>
+          <w:rFonts w:ascii="Cambria" w:hAnsi="Cambria"/>
+        </w:rPr>
+        <w:t>([3,1,4,2])</w:t>
       </w:r>
     </w:p>
     <w:p>
@@ -2441,238 +3136,9 @@
           <w:sz w:val="20"/>
           <w:szCs w:val="20"/>
         </w:rPr>
-        <w:t>AGGREGATION IN NUMPY</w:t>
-      </w:r>
-    </w:p>
-    <w:p>
-      <w:pPr>
-        <w:rPr>
-          <w:rFonts w:ascii="Cambria" w:hAnsi="Cambria"/>
-        </w:rPr>
-      </w:pPr>
-      <w:r>
-        <w:rPr>
-          <w:rFonts w:ascii="Cambria" w:hAnsi="Cambria"/>
-        </w:rPr>
-        <w:t xml:space="preserve">AGGREGATION MEANS </w:t>
-      </w:r>
-      <w:r>
-        <w:rPr>
-          <w:rFonts w:ascii="Cambria" w:hAnsi="Cambria"/>
-          <w:b/>
-          <w:bCs/>
-        </w:rPr>
-        <w:t>COMBINING VALUES</w:t>
-      </w:r>
-      <w:r>
-        <w:rPr>
-          <w:rFonts w:ascii="Cambria" w:hAnsi="Cambria"/>
-        </w:rPr>
-        <w:t xml:space="preserve"> TO GET ONE RESULT.</w:t>
-      </w:r>
-    </w:p>
-    <w:p>
-      <w:pPr>
-        <w:pStyle w:val="Heading2"/>
-        <w:rPr>
-          <w:rFonts w:ascii="Cambria" w:hAnsi="Cambria"/>
-        </w:rPr>
-      </w:pPr>
-      <w:r>
-        <w:rPr>
-          <w:rFonts w:ascii="Cambria" w:hAnsi="Cambria"/>
-          <w:caps w:val="0"/>
-        </w:rPr>
-        <w:t>SUM</w:t>
-      </w:r>
-    </w:p>
-    <w:p>
-      <w:pPr>
-        <w:rPr>
-          <w:rFonts w:ascii="Cambria" w:hAnsi="Cambria"/>
-        </w:rPr>
-      </w:pPr>
-      <w:r>
-        <w:rPr>
-          <w:rFonts w:ascii="Cambria" w:hAnsi="Cambria"/>
-        </w:rPr>
-        <w:lastRenderedPageBreak/>
-        <w:t>NP.SUM(ARR)</w:t>
-      </w:r>
-    </w:p>
-    <w:p>
-      <w:pPr>
-        <w:pStyle w:val="Heading2"/>
-        <w:rPr>
-          <w:rFonts w:ascii="Cambria" w:hAnsi="Cambria"/>
-        </w:rPr>
-      </w:pPr>
-      <w:r>
-        <w:rPr>
-          <w:rFonts w:ascii="Cambria" w:hAnsi="Cambria"/>
-          <w:caps w:val="0"/>
-        </w:rPr>
-        <w:t>MEAN (AVERAGE)</w:t>
-      </w:r>
-    </w:p>
-    <w:p>
-      <w:pPr>
-        <w:rPr>
-          <w:rFonts w:ascii="Cambria" w:hAnsi="Cambria"/>
-        </w:rPr>
-      </w:pPr>
-      <w:r>
-        <w:rPr>
-          <w:rFonts w:ascii="Cambria" w:hAnsi="Cambria"/>
-        </w:rPr>
-        <w:t>NP.MEAN(ARR)</w:t>
-      </w:r>
-    </w:p>
-    <w:p>
-      <w:pPr>
-        <w:pStyle w:val="Heading2"/>
-        <w:rPr>
-          <w:rFonts w:ascii="Cambria" w:hAnsi="Cambria"/>
-        </w:rPr>
-      </w:pPr>
-      <w:r>
-        <w:rPr>
-          <w:rFonts w:ascii="Cambria" w:hAnsi="Cambria"/>
-          <w:caps w:val="0"/>
-        </w:rPr>
-        <w:t>MINIMUM AND MAXIMUM</w:t>
-      </w:r>
-    </w:p>
-    <w:p>
-      <w:pPr>
-        <w:rPr>
-          <w:rFonts w:ascii="Cambria" w:hAnsi="Cambria"/>
-        </w:rPr>
-      </w:pPr>
-      <w:r>
-        <w:rPr>
-          <w:rFonts w:ascii="Cambria" w:hAnsi="Cambria"/>
-        </w:rPr>
-        <w:t>NP.MIN(ARR)</w:t>
-      </w:r>
-    </w:p>
-    <w:p>
-      <w:pPr>
-        <w:rPr>
-          <w:rFonts w:ascii="Cambria" w:hAnsi="Cambria"/>
-        </w:rPr>
-      </w:pPr>
-      <w:r>
-        <w:rPr>
-          <w:rFonts w:ascii="Cambria" w:hAnsi="Cambria"/>
-        </w:rPr>
-        <w:t>NP.MAX(ARR)</w:t>
-      </w:r>
-    </w:p>
-    <w:p>
-      <w:pPr>
-        <w:pStyle w:val="Heading2"/>
-        <w:rPr>
-          <w:rFonts w:ascii="Cambria" w:hAnsi="Cambria"/>
-        </w:rPr>
-      </w:pPr>
-      <w:r>
-        <w:rPr>
-          <w:rFonts w:ascii="Cambria" w:hAnsi="Cambria"/>
-          <w:caps w:val="0"/>
-        </w:rPr>
-        <w:t>STANDARD DEVIATION</w:t>
-      </w:r>
-    </w:p>
-    <w:p>
-      <w:pPr>
-        <w:rPr>
-          <w:rFonts w:ascii="Cambria" w:hAnsi="Cambria"/>
-        </w:rPr>
-      </w:pPr>
-      <w:r>
-        <w:rPr>
-          <w:rFonts w:ascii="Cambria" w:hAnsi="Cambria"/>
-        </w:rPr>
-        <w:t>NP.STD(ARR)</w:t>
-      </w:r>
-    </w:p>
-    <w:p>
-      <w:pPr>
-        <w:pStyle w:val="Heading2"/>
-        <w:rPr>
-          <w:rFonts w:ascii="Cambria" w:hAnsi="Cambria"/>
-        </w:rPr>
-      </w:pPr>
-      <w:r>
-        <w:rPr>
-          <w:rFonts w:ascii="Cambria" w:hAnsi="Cambria"/>
-          <w:caps w:val="0"/>
-        </w:rPr>
-        <w:t>AGGREGATION ON AXIS</w:t>
-      </w:r>
-    </w:p>
-    <w:p>
-      <w:pPr>
-        <w:rPr>
-          <w:rFonts w:ascii="Cambria" w:hAnsi="Cambria"/>
-        </w:rPr>
-      </w:pPr>
-      <w:r>
-        <w:rPr>
-          <w:rFonts w:ascii="Cambria" w:hAnsi="Cambria"/>
-        </w:rPr>
-        <w:t>ARR2 = NP.ARRAY([[1,2,3],</w:t>
-      </w:r>
-    </w:p>
-    <w:p>
-      <w:pPr>
-        <w:rPr>
-          <w:rFonts w:ascii="Cambria" w:hAnsi="Cambria"/>
-        </w:rPr>
-      </w:pPr>
-      <w:r>
-        <w:rPr>
-          <w:rFonts w:ascii="Cambria" w:hAnsi="Cambria"/>
-        </w:rPr>
-        <w:t xml:space="preserve">                 [4,5,6]])</w:t>
-      </w:r>
-    </w:p>
-    <w:p>
-      <w:pPr>
-        <w:rPr>
-          <w:rFonts w:ascii="Cambria" w:hAnsi="Cambria"/>
-        </w:rPr>
-      </w:pPr>
-      <w:r>
-        <w:rPr>
-          <w:rFonts w:ascii="Cambria" w:hAnsi="Cambria"/>
-        </w:rPr>
-        <w:t>NP.SUM(ARR2, AXIS=0)   # COLUMN SUM</w:t>
-      </w:r>
-    </w:p>
-    <w:p>
-      <w:pPr>
-        <w:rPr>
-          <w:rFonts w:ascii="Cambria" w:hAnsi="Cambria"/>
-        </w:rPr>
-      </w:pPr>
-      <w:r>
-        <w:rPr>
-          <w:rFonts w:ascii="Cambria" w:hAnsi="Cambria"/>
-        </w:rPr>
-        <w:t>NP.SUM(ARR2, AXIS=1)   # ROW SUM</w:t>
-      </w:r>
-    </w:p>
-    <w:p>
-      <w:pPr>
-        <w:pStyle w:val="Heading1"/>
-        <w:rPr>
-          <w:rFonts w:ascii="Cambria" w:hAnsi="Cambria"/>
-          <w:sz w:val="20"/>
-          <w:szCs w:val="20"/>
-        </w:rPr>
-      </w:pPr>
+        <w:t xml:space="preserve">Aggregation in </w:t>
+      </w:r>
+      <w:proofErr w:type="spellStart"/>
       <w:r>
         <w:rPr>
           <w:rFonts w:ascii="Cambria" w:hAnsi="Cambria"/>
@@ -2680,7 +3146,387 @@
           <w:sz w:val="20"/>
           <w:szCs w:val="20"/>
         </w:rPr>
-        <w:t>QUICK SUMMARY</w:t>
+        <w:t>numpy</w:t>
+      </w:r>
+      <w:proofErr w:type="spellEnd"/>
+    </w:p>
+    <w:p>
+      <w:pPr>
+        <w:rPr>
+          <w:rFonts w:ascii="Cambria" w:hAnsi="Cambria"/>
+        </w:rPr>
+      </w:pPr>
+      <w:r>
+        <w:rPr>
+          <w:rFonts w:ascii="Cambria" w:hAnsi="Cambria"/>
+        </w:rPr>
+        <w:t xml:space="preserve">Aggregation means </w:t>
+      </w:r>
+      <w:r>
+        <w:rPr>
+          <w:rFonts w:ascii="Cambria" w:hAnsi="Cambria"/>
+          <w:b/>
+          <w:bCs/>
+        </w:rPr>
+        <w:t>combining values</w:t>
+      </w:r>
+      <w:r>
+        <w:rPr>
+          <w:rFonts w:ascii="Cambria" w:hAnsi="Cambria"/>
+        </w:rPr>
+        <w:t xml:space="preserve"> to get one result.</w:t>
+      </w:r>
+    </w:p>
+    <w:p>
+      <w:pPr>
+        <w:pStyle w:val="Heading2"/>
+        <w:rPr>
+          <w:rFonts w:ascii="Cambria" w:hAnsi="Cambria"/>
+        </w:rPr>
+      </w:pPr>
+      <w:r>
+        <w:rPr>
+          <w:rFonts w:ascii="Cambria" w:hAnsi="Cambria"/>
+          <w:caps w:val="0"/>
+        </w:rPr>
+        <w:t>Sum</w:t>
+      </w:r>
+    </w:p>
+    <w:p>
+      <w:pPr>
+        <w:rPr>
+          <w:rFonts w:ascii="Cambria" w:hAnsi="Cambria"/>
+        </w:rPr>
+      </w:pPr>
+      <w:proofErr w:type="spellStart"/>
+      <w:r>
+        <w:rPr>
+          <w:rFonts w:ascii="Cambria" w:hAnsi="Cambria"/>
+        </w:rPr>
+        <w:lastRenderedPageBreak/>
+        <w:t>Np.sum</w:t>
+      </w:r>
+      <w:proofErr w:type="spellEnd"/>
+      <w:r>
+        <w:rPr>
+          <w:rFonts w:ascii="Cambria" w:hAnsi="Cambria"/>
+        </w:rPr>
+        <w:t>(</w:t>
+      </w:r>
+      <w:proofErr w:type="spellStart"/>
+      <w:r>
+        <w:rPr>
+          <w:rFonts w:ascii="Cambria" w:hAnsi="Cambria"/>
+        </w:rPr>
+        <w:t>arr</w:t>
+      </w:r>
+      <w:proofErr w:type="spellEnd"/>
+      <w:r>
+        <w:rPr>
+          <w:rFonts w:ascii="Cambria" w:hAnsi="Cambria"/>
+        </w:rPr>
+        <w:t>)</w:t>
+      </w:r>
+    </w:p>
+    <w:p>
+      <w:pPr>
+        <w:pStyle w:val="Heading2"/>
+        <w:rPr>
+          <w:rFonts w:ascii="Cambria" w:hAnsi="Cambria"/>
+        </w:rPr>
+      </w:pPr>
+      <w:r>
+        <w:rPr>
+          <w:rFonts w:ascii="Cambria" w:hAnsi="Cambria"/>
+          <w:caps w:val="0"/>
+        </w:rPr>
+        <w:t>Mean (average)</w:t>
+      </w:r>
+    </w:p>
+    <w:p>
+      <w:pPr>
+        <w:rPr>
+          <w:rFonts w:ascii="Cambria" w:hAnsi="Cambria"/>
+        </w:rPr>
+      </w:pPr>
+      <w:proofErr w:type="spellStart"/>
+      <w:r>
+        <w:rPr>
+          <w:rFonts w:ascii="Cambria" w:hAnsi="Cambria"/>
+        </w:rPr>
+        <w:t>Np.mean</w:t>
+      </w:r>
+      <w:proofErr w:type="spellEnd"/>
+      <w:r>
+        <w:rPr>
+          <w:rFonts w:ascii="Cambria" w:hAnsi="Cambria"/>
+        </w:rPr>
+        <w:t>(</w:t>
+      </w:r>
+      <w:proofErr w:type="spellStart"/>
+      <w:r>
+        <w:rPr>
+          <w:rFonts w:ascii="Cambria" w:hAnsi="Cambria"/>
+        </w:rPr>
+        <w:t>arr</w:t>
+      </w:r>
+      <w:proofErr w:type="spellEnd"/>
+      <w:r>
+        <w:rPr>
+          <w:rFonts w:ascii="Cambria" w:hAnsi="Cambria"/>
+        </w:rPr>
+        <w:t>)</w:t>
+      </w:r>
+    </w:p>
+    <w:p>
+      <w:pPr>
+        <w:pStyle w:val="Heading2"/>
+        <w:rPr>
+          <w:rFonts w:ascii="Cambria" w:hAnsi="Cambria"/>
+        </w:rPr>
+      </w:pPr>
+      <w:r>
+        <w:rPr>
+          <w:rFonts w:ascii="Cambria" w:hAnsi="Cambria"/>
+          <w:caps w:val="0"/>
+        </w:rPr>
+        <w:t>Minimum and maximum</w:t>
+      </w:r>
+    </w:p>
+    <w:p>
+      <w:pPr>
+        <w:rPr>
+          <w:rFonts w:ascii="Cambria" w:hAnsi="Cambria"/>
+        </w:rPr>
+      </w:pPr>
+      <w:proofErr w:type="spellStart"/>
+      <w:r>
+        <w:rPr>
+          <w:rFonts w:ascii="Cambria" w:hAnsi="Cambria"/>
+        </w:rPr>
+        <w:t>Np.min</w:t>
+      </w:r>
+      <w:proofErr w:type="spellEnd"/>
+      <w:r>
+        <w:rPr>
+          <w:rFonts w:ascii="Cambria" w:hAnsi="Cambria"/>
+        </w:rPr>
+        <w:t>(</w:t>
+      </w:r>
+      <w:proofErr w:type="spellStart"/>
+      <w:r>
+        <w:rPr>
+          <w:rFonts w:ascii="Cambria" w:hAnsi="Cambria"/>
+        </w:rPr>
+        <w:t>arr</w:t>
+      </w:r>
+      <w:proofErr w:type="spellEnd"/>
+      <w:r>
+        <w:rPr>
+          <w:rFonts w:ascii="Cambria" w:hAnsi="Cambria"/>
+        </w:rPr>
+        <w:t>)</w:t>
+      </w:r>
+    </w:p>
+    <w:p>
+      <w:pPr>
+        <w:rPr>
+          <w:rFonts w:ascii="Cambria" w:hAnsi="Cambria"/>
+        </w:rPr>
+      </w:pPr>
+      <w:proofErr w:type="spellStart"/>
+      <w:r>
+        <w:rPr>
+          <w:rFonts w:ascii="Cambria" w:hAnsi="Cambria"/>
+        </w:rPr>
+        <w:t>Np.max</w:t>
+      </w:r>
+      <w:proofErr w:type="spellEnd"/>
+      <w:r>
+        <w:rPr>
+          <w:rFonts w:ascii="Cambria" w:hAnsi="Cambria"/>
+        </w:rPr>
+        <w:t>(</w:t>
+      </w:r>
+      <w:proofErr w:type="spellStart"/>
+      <w:r>
+        <w:rPr>
+          <w:rFonts w:ascii="Cambria" w:hAnsi="Cambria"/>
+        </w:rPr>
+        <w:t>arr</w:t>
+      </w:r>
+      <w:proofErr w:type="spellEnd"/>
+      <w:r>
+        <w:rPr>
+          <w:rFonts w:ascii="Cambria" w:hAnsi="Cambria"/>
+        </w:rPr>
+        <w:t>)</w:t>
+      </w:r>
+    </w:p>
+    <w:p>
+      <w:pPr>
+        <w:pStyle w:val="Heading2"/>
+        <w:rPr>
+          <w:rFonts w:ascii="Cambria" w:hAnsi="Cambria"/>
+        </w:rPr>
+      </w:pPr>
+      <w:r>
+        <w:rPr>
+          <w:rFonts w:ascii="Cambria" w:hAnsi="Cambria"/>
+          <w:caps w:val="0"/>
+        </w:rPr>
+        <w:t>Standard deviation</w:t>
+      </w:r>
+    </w:p>
+    <w:p>
+      <w:pPr>
+        <w:rPr>
+          <w:rFonts w:ascii="Cambria" w:hAnsi="Cambria"/>
+        </w:rPr>
+      </w:pPr>
+      <w:proofErr w:type="spellStart"/>
+      <w:r>
+        <w:rPr>
+          <w:rFonts w:ascii="Cambria" w:hAnsi="Cambria"/>
+        </w:rPr>
+        <w:t>Np.std</w:t>
+      </w:r>
+      <w:proofErr w:type="spellEnd"/>
+      <w:r>
+        <w:rPr>
+          <w:rFonts w:ascii="Cambria" w:hAnsi="Cambria"/>
+        </w:rPr>
+        <w:t>(</w:t>
+      </w:r>
+      <w:proofErr w:type="spellStart"/>
+      <w:r>
+        <w:rPr>
+          <w:rFonts w:ascii="Cambria" w:hAnsi="Cambria"/>
+        </w:rPr>
+        <w:t>arr</w:t>
+      </w:r>
+      <w:proofErr w:type="spellEnd"/>
+      <w:r>
+        <w:rPr>
+          <w:rFonts w:ascii="Cambria" w:hAnsi="Cambria"/>
+        </w:rPr>
+        <w:t>)</w:t>
+      </w:r>
+    </w:p>
+    <w:p>
+      <w:pPr>
+        <w:pStyle w:val="Heading2"/>
+        <w:rPr>
+          <w:rFonts w:ascii="Cambria" w:hAnsi="Cambria"/>
+        </w:rPr>
+      </w:pPr>
+      <w:r>
+        <w:rPr>
+          <w:rFonts w:ascii="Cambria" w:hAnsi="Cambria"/>
+          <w:caps w:val="0"/>
+        </w:rPr>
+        <w:t>Aggregation on axis</w:t>
+      </w:r>
+    </w:p>
+    <w:p>
+      <w:pPr>
+        <w:rPr>
+          <w:rFonts w:ascii="Cambria" w:hAnsi="Cambria"/>
+        </w:rPr>
+      </w:pPr>
+      <w:r>
+        <w:rPr>
+          <w:rFonts w:ascii="Cambria" w:hAnsi="Cambria"/>
+        </w:rPr>
+        <w:t xml:space="preserve">Arr2 = </w:t>
+      </w:r>
+      <w:proofErr w:type="spellStart"/>
+      <w:r>
+        <w:rPr>
+          <w:rFonts w:ascii="Cambria" w:hAnsi="Cambria"/>
+        </w:rPr>
+        <w:t>np.array</w:t>
+      </w:r>
+      <w:proofErr w:type="spellEnd"/>
+      <w:r>
+        <w:rPr>
+          <w:rFonts w:ascii="Cambria" w:hAnsi="Cambria"/>
+        </w:rPr>
+        <w:t>([[1,2,3],</w:t>
+      </w:r>
+    </w:p>
+    <w:p>
+      <w:pPr>
+        <w:rPr>
+          <w:rFonts w:ascii="Cambria" w:hAnsi="Cambria"/>
+        </w:rPr>
+      </w:pPr>
+      <w:r>
+        <w:rPr>
+          <w:rFonts w:ascii="Cambria" w:hAnsi="Cambria"/>
+        </w:rPr>
+        <w:t xml:space="preserve">                 [4,5,6]])</w:t>
+      </w:r>
+    </w:p>
+    <w:p>
+      <w:pPr>
+        <w:rPr>
+          <w:rFonts w:ascii="Cambria" w:hAnsi="Cambria"/>
+        </w:rPr>
+      </w:pPr>
+      <w:proofErr w:type="spellStart"/>
+      <w:r>
+        <w:rPr>
+          <w:rFonts w:ascii="Cambria" w:hAnsi="Cambria"/>
+        </w:rPr>
+        <w:t>Np.sum</w:t>
+      </w:r>
+      <w:proofErr w:type="spellEnd"/>
+      <w:r>
+        <w:rPr>
+          <w:rFonts w:ascii="Cambria" w:hAnsi="Cambria"/>
+        </w:rPr>
+        <w:t>(arr2, axis=0)   # column sum</w:t>
+      </w:r>
+    </w:p>
+    <w:p>
+      <w:pPr>
+        <w:rPr>
+          <w:rFonts w:ascii="Cambria" w:hAnsi="Cambria"/>
+        </w:rPr>
+      </w:pPr>
+      <w:proofErr w:type="spellStart"/>
+      <w:r>
+        <w:rPr>
+          <w:rFonts w:ascii="Cambria" w:hAnsi="Cambria"/>
+        </w:rPr>
+        <w:t>Np.sum</w:t>
+      </w:r>
+      <w:proofErr w:type="spellEnd"/>
+      <w:r>
+        <w:rPr>
+          <w:rFonts w:ascii="Cambria" w:hAnsi="Cambria"/>
+        </w:rPr>
+        <w:t>(arr2, axis=1)   # row sum</w:t>
+      </w:r>
+    </w:p>
+    <w:p>
+      <w:pPr>
+        <w:pStyle w:val="Heading1"/>
+        <w:rPr>
+          <w:rFonts w:ascii="Cambria" w:hAnsi="Cambria"/>
+          <w:sz w:val="20"/>
+          <w:szCs w:val="20"/>
+        </w:rPr>
+      </w:pPr>
+      <w:r>
+        <w:rPr>
+          <w:rFonts w:ascii="Cambria" w:hAnsi="Cambria"/>
+          <w:caps w:val="0"/>
+          <w:sz w:val="20"/>
+          <w:szCs w:val="20"/>
+        </w:rPr>
+        <w:t>Quick summary</w:t>
       </w:r>
     </w:p>
     <w:p>
@@ -2697,7 +3543,7 @@
         <w:rPr>
           <w:rFonts w:ascii="Cambria" w:hAnsi="Cambria"/>
         </w:rPr>
-        <w:t>ACCESS ARRAY ELEMENTS USING INDEXES</w:t>
+        <w:t>Access array elements using indexes</w:t>
       </w:r>
     </w:p>
     <w:p>
@@ -2714,7 +3560,7 @@
         <w:rPr>
           <w:rFonts w:ascii="Cambria" w:hAnsi="Cambria"/>
         </w:rPr>
-        <w:t>MANIPULATE ARRAYS BY RESHAPING AND CHANGING VALUES</w:t>
+        <w:t>Manipulate arrays by reshaping and changing values</w:t>
       </w:r>
     </w:p>
     <w:p>
@@ -2731,7 +3577,21 @@
         <w:rPr>
           <w:rFonts w:ascii="Cambria" w:hAnsi="Cambria"/>
         </w:rPr>
-        <w:t>AGGREGATION HELPS TO ANALYZE DATA QUICKLY</w:t>
+        <w:t xml:space="preserve">Aggregation helps to </w:t>
+      </w:r>
+      <w:proofErr w:type="spellStart"/>
+      <w:r>
+        <w:rPr>
+          <w:rFonts w:ascii="Cambria" w:hAnsi="Cambria"/>
+        </w:rPr>
+        <w:t>analyze</w:t>
+      </w:r>
+      <w:proofErr w:type="spellEnd"/>
+      <w:r>
+        <w:rPr>
+          <w:rFonts w:ascii="Cambria" w:hAnsi="Cambria"/>
+        </w:rPr>
+        <w:t xml:space="preserve"> data quickly</w:t>
       </w:r>
     </w:p>
     <w:p>
@@ -2750,20 +3610,20 @@
           <w:sz w:val="20"/>
           <w:szCs w:val="20"/>
         </w:rPr>
-        <w:t>MEAN, VARIANCE, AND STANDARD DEVIATION (STD)</w:t>
-      </w:r>
-    </w:p>
-    <w:p>
-      <w:pPr>
-        <w:rPr>
-          <w:rFonts w:ascii="Cambria" w:hAnsi="Cambria"/>
-        </w:rPr>
-      </w:pPr>
-      <w:r>
-        <w:rPr>
-          <w:rFonts w:ascii="Cambria" w:hAnsi="Cambria"/>
-        </w:rPr>
-        <w:t xml:space="preserve">THESE ARE </w:t>
+        <w:t>Mean, variance, and standard deviation (std)</w:t>
+      </w:r>
+    </w:p>
+    <w:p>
+      <w:pPr>
+        <w:rPr>
+          <w:rFonts w:ascii="Cambria" w:hAnsi="Cambria"/>
+        </w:rPr>
+      </w:pPr>
+      <w:r>
+        <w:rPr>
+          <w:rFonts w:ascii="Cambria" w:hAnsi="Cambria"/>
+        </w:rPr>
+        <w:t xml:space="preserve">These are </w:t>
       </w:r>
       <w:r>
         <w:rPr>
@@ -2771,13 +3631,13 @@
           <w:b/>
           <w:bCs/>
         </w:rPr>
-        <w:t>STATISTICAL MEASURES</w:t>
-      </w:r>
-      <w:r>
-        <w:rPr>
-          <w:rFonts w:ascii="Cambria" w:hAnsi="Cambria"/>
-        </w:rPr>
-        <w:t xml:space="preserve"> USED TO UNDERSTAND DATA.</w:t>
+        <w:t>statistical measures</w:t>
+      </w:r>
+      <w:r>
+        <w:rPr>
+          <w:rFonts w:ascii="Cambria" w:hAnsi="Cambria"/>
+        </w:rPr>
+        <w:t xml:space="preserve"> used to understand data.</w:t>
       </w:r>
     </w:p>
     <w:p>
@@ -2792,7 +3652,7 @@
           <w:rFonts w:ascii="Cambria" w:hAnsi="Cambria"/>
           <w:caps w:val="0"/>
         </w:rPr>
-        <w:t>MEAN (AVERAGE)</w:t>
+        <w:t>Mean (average)</w:t>
       </w:r>
     </w:p>
     <w:p>
@@ -2809,7 +3669,7 @@
         <w:rPr>
           <w:rFonts w:ascii="Cambria" w:hAnsi="Cambria"/>
         </w:rPr>
-        <w:t xml:space="preserve">MEAN IS THE </w:t>
+        <w:t xml:space="preserve">Mean is the </w:t>
       </w:r>
       <w:r>
         <w:rPr>
@@ -2817,7 +3677,7 @@
           <w:b/>
           <w:bCs/>
         </w:rPr>
-        <w:t>AVERAGE VALUE</w:t>
+        <w:t>average value</w:t>
       </w:r>
     </w:p>
     <w:p>
@@ -2834,73 +3694,133 @@
         <w:rPr>
           <w:rFonts w:ascii="Cambria" w:hAnsi="Cambria"/>
         </w:rPr>
-        <w:t>SUM OF ALL VALUES ÷ TOTAL VALUES</w:t>
-      </w:r>
-    </w:p>
-    <w:p>
-      <w:pPr>
-        <w:rPr>
-          <w:rFonts w:ascii="Cambria" w:hAnsi="Cambria"/>
-        </w:rPr>
-      </w:pPr>
-      <w:r>
-        <w:rPr>
-          <w:rFonts w:ascii="Cambria" w:hAnsi="Cambria"/>
-        </w:rPr>
-        <w:t>IMPORT NUMPY AS NP</w:t>
-      </w:r>
-    </w:p>
-    <w:p>
-      <w:pPr>
-        <w:rPr>
-          <w:rFonts w:ascii="Cambria" w:hAnsi="Cambria"/>
-        </w:rPr>
-      </w:pPr>
-      <w:r>
-        <w:rPr>
-          <w:rFonts w:ascii="Cambria" w:hAnsi="Cambria"/>
-        </w:rPr>
-        <w:t>ARR = NP.ARRAY([1, 2, 3, 4, 5])</w:t>
-      </w:r>
-    </w:p>
-    <w:p>
-      <w:pPr>
-        <w:rPr>
-          <w:rFonts w:ascii="Cambria" w:hAnsi="Cambria"/>
-        </w:rPr>
-      </w:pPr>
-      <w:r>
-        <w:rPr>
-          <w:rFonts w:ascii="Cambria" w:hAnsi="Cambria"/>
-        </w:rPr>
-        <w:t>NP.MEAN(ARR)</w:t>
-      </w:r>
-    </w:p>
-    <w:p>
-      <w:pPr>
-        <w:rPr>
-          <w:rFonts w:ascii="Cambria" w:hAnsi="Cambria"/>
-        </w:rPr>
-      </w:pPr>
-      <w:r>
-        <w:rPr>
-          <w:rFonts w:ascii="Cambria" w:hAnsi="Cambria"/>
-        </w:rPr>
-        <w:t xml:space="preserve">TELLS US THE </w:t>
-      </w:r>
+        <w:t>Sum of all values ÷ total values</w:t>
+      </w:r>
+    </w:p>
+    <w:p>
+      <w:pPr>
+        <w:rPr>
+          <w:rFonts w:ascii="Cambria" w:hAnsi="Cambria"/>
+        </w:rPr>
+      </w:pPr>
+      <w:r>
+        <w:rPr>
+          <w:rFonts w:ascii="Cambria" w:hAnsi="Cambria"/>
+        </w:rPr>
+        <w:t xml:space="preserve">Import </w:t>
+      </w:r>
+      <w:proofErr w:type="spellStart"/>
+      <w:r>
+        <w:rPr>
+          <w:rFonts w:ascii="Cambria" w:hAnsi="Cambria"/>
+        </w:rPr>
+        <w:t>numpy</w:t>
+      </w:r>
+      <w:proofErr w:type="spellEnd"/>
+      <w:r>
+        <w:rPr>
+          <w:rFonts w:ascii="Cambria" w:hAnsi="Cambria"/>
+        </w:rPr>
+        <w:t xml:space="preserve"> as np</w:t>
+      </w:r>
+    </w:p>
+    <w:p>
+      <w:pPr>
+        <w:rPr>
+          <w:rFonts w:ascii="Cambria" w:hAnsi="Cambria"/>
+        </w:rPr>
+      </w:pPr>
+      <w:proofErr w:type="spellStart"/>
+      <w:r>
+        <w:rPr>
+          <w:rFonts w:ascii="Cambria" w:hAnsi="Cambria"/>
+        </w:rPr>
+        <w:t>Arr</w:t>
+      </w:r>
+      <w:proofErr w:type="spellEnd"/>
+      <w:r>
+        <w:rPr>
+          <w:rFonts w:ascii="Cambria" w:hAnsi="Cambria"/>
+        </w:rPr>
+        <w:t xml:space="preserve"> = </w:t>
+      </w:r>
+      <w:proofErr w:type="spellStart"/>
+      <w:r>
+        <w:rPr>
+          <w:rFonts w:ascii="Cambria" w:hAnsi="Cambria"/>
+        </w:rPr>
+        <w:t>np.array</w:t>
+      </w:r>
+      <w:proofErr w:type="spellEnd"/>
+      <w:r>
+        <w:rPr>
+          <w:rFonts w:ascii="Cambria" w:hAnsi="Cambria"/>
+        </w:rPr>
+        <w:t>([1, 2, 3, 4, 5])</w:t>
+      </w:r>
+    </w:p>
+    <w:p>
+      <w:pPr>
+        <w:rPr>
+          <w:rFonts w:ascii="Cambria" w:hAnsi="Cambria"/>
+        </w:rPr>
+      </w:pPr>
+      <w:proofErr w:type="spellStart"/>
+      <w:r>
+        <w:rPr>
+          <w:rFonts w:ascii="Cambria" w:hAnsi="Cambria"/>
+        </w:rPr>
+        <w:t>Np.mean</w:t>
+      </w:r>
+      <w:proofErr w:type="spellEnd"/>
+      <w:r>
+        <w:rPr>
+          <w:rFonts w:ascii="Cambria" w:hAnsi="Cambria"/>
+        </w:rPr>
+        <w:t>(</w:t>
+      </w:r>
+      <w:proofErr w:type="spellStart"/>
+      <w:r>
+        <w:rPr>
+          <w:rFonts w:ascii="Cambria" w:hAnsi="Cambria"/>
+        </w:rPr>
+        <w:t>arr</w:t>
+      </w:r>
+      <w:proofErr w:type="spellEnd"/>
+      <w:r>
+        <w:rPr>
+          <w:rFonts w:ascii="Cambria" w:hAnsi="Cambria"/>
+        </w:rPr>
+        <w:t>)</w:t>
+      </w:r>
+    </w:p>
+    <w:p>
+      <w:pPr>
+        <w:rPr>
+          <w:rFonts w:ascii="Cambria" w:hAnsi="Cambria"/>
+        </w:rPr>
+      </w:pPr>
+      <w:r>
+        <w:rPr>
+          <w:rFonts w:ascii="Cambria" w:hAnsi="Cambria"/>
+        </w:rPr>
+        <w:t xml:space="preserve">Tells us the </w:t>
+      </w:r>
+      <w:proofErr w:type="spellStart"/>
       <w:r>
         <w:rPr>
           <w:rFonts w:ascii="Cambria" w:hAnsi="Cambria"/>
           <w:b/>
           <w:bCs/>
         </w:rPr>
-        <w:t>CENTER</w:t>
-      </w:r>
-      <w:r>
-        <w:rPr>
-          <w:rFonts w:ascii="Cambria" w:hAnsi="Cambria"/>
-        </w:rPr>
-        <w:t xml:space="preserve"> OF DATA</w:t>
+        <w:t>center</w:t>
+      </w:r>
+      <w:proofErr w:type="spellEnd"/>
+      <w:r>
+        <w:rPr>
+          <w:rFonts w:ascii="Cambria" w:hAnsi="Cambria"/>
+        </w:rPr>
+        <w:t xml:space="preserve"> of data</w:t>
       </w:r>
     </w:p>
     <w:p>
@@ -2915,7 +3835,7 @@
           <w:rFonts w:ascii="Cambria" w:hAnsi="Cambria"/>
           <w:caps w:val="0"/>
         </w:rPr>
-        <w:t>VARIANCE</w:t>
+        <w:t>Variance</w:t>
       </w:r>
     </w:p>
     <w:p>
@@ -2932,7 +3852,7 @@
         <w:rPr>
           <w:rFonts w:ascii="Cambria" w:hAnsi="Cambria"/>
         </w:rPr>
-        <w:t xml:space="preserve">SHOWS </w:t>
+        <w:t xml:space="preserve">Shows </w:t>
       </w:r>
       <w:r>
         <w:rPr>
@@ -2940,13 +3860,13 @@
           <w:b/>
           <w:bCs/>
         </w:rPr>
-        <w:t>HOW SPREAD OUT</w:t>
-      </w:r>
-      <w:r>
-        <w:rPr>
-          <w:rFonts w:ascii="Cambria" w:hAnsi="Cambria"/>
-        </w:rPr>
-        <w:t xml:space="preserve"> THE DATA IS</w:t>
+        <w:t>how spread out</w:t>
+      </w:r>
+      <w:r>
+        <w:rPr>
+          <w:rFonts w:ascii="Cambria" w:hAnsi="Cambria"/>
+        </w:rPr>
+        <w:t xml:space="preserve"> the data is</w:t>
       </w:r>
     </w:p>
     <w:p>
@@ -2963,41 +3883,63 @@
         <w:rPr>
           <w:rFonts w:ascii="Cambria" w:hAnsi="Cambria"/>
         </w:rPr>
-        <w:t>MEASURES HOW FAR VALUES ARE FROM THE MEAN</w:t>
-      </w:r>
-    </w:p>
-    <w:p>
-      <w:pPr>
-        <w:rPr>
-          <w:rFonts w:ascii="Cambria" w:hAnsi="Cambria"/>
-        </w:rPr>
-      </w:pPr>
+        <w:t>Measures how far values are from the mean</w:t>
+      </w:r>
+    </w:p>
+    <w:p>
+      <w:pPr>
+        <w:rPr>
+          <w:rFonts w:ascii="Cambria" w:hAnsi="Cambria"/>
+        </w:rPr>
+      </w:pPr>
+      <w:proofErr w:type="spellStart"/>
       <w:r>
         <w:rPr>
           <w:rFonts w:ascii="Cambria" w:hAnsi="Cambria"/>
         </w:rPr>
         <w:lastRenderedPageBreak/>
-        <w:t>NP.VAR(ARR)</w:t>
-      </w:r>
-    </w:p>
-    <w:p>
-      <w:pPr>
-        <w:rPr>
-          <w:rFonts w:ascii="Cambria" w:hAnsi="Cambria"/>
-        </w:rPr>
-      </w:pPr>
-      <w:r>
-        <w:rPr>
-          <w:rFonts w:ascii="Cambria" w:hAnsi="Cambria"/>
-        </w:rPr>
-        <w:t>HIGH VARIANCE = DATA IS SPREAD</w:t>
+        <w:t>Np.var</w:t>
+      </w:r>
+      <w:proofErr w:type="spellEnd"/>
+      <w:r>
+        <w:rPr>
+          <w:rFonts w:ascii="Cambria" w:hAnsi="Cambria"/>
+        </w:rPr>
+        <w:t>(</w:t>
+      </w:r>
+      <w:proofErr w:type="spellStart"/>
+      <w:r>
+        <w:rPr>
+          <w:rFonts w:ascii="Cambria" w:hAnsi="Cambria"/>
+        </w:rPr>
+        <w:t>arr</w:t>
+      </w:r>
+      <w:proofErr w:type="spellEnd"/>
+      <w:r>
+        <w:rPr>
+          <w:rFonts w:ascii="Cambria" w:hAnsi="Cambria"/>
+        </w:rPr>
+        <w:t>)</w:t>
+      </w:r>
+    </w:p>
+    <w:p>
+      <w:pPr>
+        <w:rPr>
+          <w:rFonts w:ascii="Cambria" w:hAnsi="Cambria"/>
+        </w:rPr>
+      </w:pPr>
+      <w:r>
+        <w:rPr>
+          <w:rFonts w:ascii="Cambria" w:hAnsi="Cambria"/>
+        </w:rPr>
+        <w:t>High variance = data is spread</w:t>
       </w:r>
       <w:r>
         <w:rPr>
           <w:rFonts w:ascii="Cambria" w:hAnsi="Cambria"/>
         </w:rPr>
         <w:br/>
-        <w:t>LOW VARIANCE = DATA IS CLOSE TOGETHER</w:t>
+        <w:t>low variance = data is close together</w:t>
       </w:r>
     </w:p>
     <w:p>
@@ -3012,7 +3954,7 @@
           <w:rFonts w:ascii="Cambria" w:hAnsi="Cambria"/>
           <w:caps w:val="0"/>
         </w:rPr>
-        <w:t>STANDARD DEVIATION (STD)</w:t>
+        <w:t>Standard deviation (std)</w:t>
       </w:r>
     </w:p>
     <w:p>
@@ -3029,7 +3971,7 @@
         <w:rPr>
           <w:rFonts w:ascii="Cambria" w:hAnsi="Cambria"/>
         </w:rPr>
-        <w:t>SQUARE ROOT OF VARIANCE</w:t>
+        <w:t>Square root of variance</w:t>
       </w:r>
     </w:p>
     <w:p>
@@ -3046,27 +3988,49 @@
         <w:rPr>
           <w:rFonts w:ascii="Cambria" w:hAnsi="Cambria"/>
         </w:rPr>
-        <w:t>EASIER TO UNDERSTAND THAN VARIANCE</w:t>
-      </w:r>
-    </w:p>
-    <w:p>
-      <w:pPr>
-        <w:rPr>
-          <w:rFonts w:ascii="Cambria" w:hAnsi="Cambria"/>
-        </w:rPr>
-      </w:pPr>
-      <w:r>
-        <w:rPr>
-          <w:rFonts w:ascii="Cambria" w:hAnsi="Cambria"/>
-        </w:rPr>
-        <w:t>NP.STD(ARR)SMALL STD = DATA IS CONSISTENT</w:t>
+        <w:t>Easier to understand than variance</w:t>
+      </w:r>
+    </w:p>
+    <w:p>
+      <w:pPr>
+        <w:rPr>
+          <w:rFonts w:ascii="Cambria" w:hAnsi="Cambria"/>
+        </w:rPr>
+      </w:pPr>
+      <w:proofErr w:type="spellStart"/>
+      <w:r>
+        <w:rPr>
+          <w:rFonts w:ascii="Cambria" w:hAnsi="Cambria"/>
+        </w:rPr>
+        <w:t>Np.std</w:t>
+      </w:r>
+      <w:proofErr w:type="spellEnd"/>
+      <w:r>
+        <w:rPr>
+          <w:rFonts w:ascii="Cambria" w:hAnsi="Cambria"/>
+        </w:rPr>
+        <w:t>(</w:t>
+      </w:r>
+      <w:proofErr w:type="spellStart"/>
+      <w:r>
+        <w:rPr>
+          <w:rFonts w:ascii="Cambria" w:hAnsi="Cambria"/>
+        </w:rPr>
+        <w:t>arr</w:t>
+      </w:r>
+      <w:proofErr w:type="spellEnd"/>
+      <w:r>
+        <w:rPr>
+          <w:rFonts w:ascii="Cambria" w:hAnsi="Cambria"/>
+        </w:rPr>
+        <w:t>)small std = data is consistent</w:t>
       </w:r>
       <w:r>
         <w:rPr>
           <w:rFonts w:ascii="Cambria" w:hAnsi="Cambria"/>
         </w:rPr>
         <w:br/>
-        <w:t>LARGE STD = DATA CHANGES A LOT</w:t>
+        <w:t>large std = data changes a lot</w:t>
       </w:r>
     </w:p>
     <w:p>
@@ -3081,7 +4045,7 @@
           <w:rFonts w:ascii="Cambria" w:hAnsi="Cambria"/>
           <w:caps w:val="0"/>
         </w:rPr>
-        <w:t>RELATION</w:t>
+        <w:t>Relation</w:t>
       </w:r>
     </w:p>
     <w:p>
@@ -3100,7 +4064,7 @@
           <w:b/>
           <w:bCs/>
         </w:rPr>
-        <w:t>STD = √VARIANCE</w:t>
+        <w:t>Std = √variance</w:t>
       </w:r>
     </w:p>
     <w:p>
@@ -3119,7 +4083,7 @@
           <w:sz w:val="20"/>
           <w:szCs w:val="20"/>
         </w:rPr>
-        <w:t>DOT PRODUCT VS MATRIX MANIPULATION</w:t>
+        <w:t>Dot product vs matrix manipulation</w:t>
       </w:r>
     </w:p>
     <w:p>
@@ -3134,7 +4098,7 @@
           <w:rFonts w:ascii="Cambria" w:hAnsi="Cambria"/>
           <w:caps w:val="0"/>
         </w:rPr>
-        <w:t>DOT PRODUCT</w:t>
+        <w:t>Dot product</w:t>
       </w:r>
     </w:p>
     <w:p>
@@ -3151,7 +4115,7 @@
         <w:rPr>
           <w:rFonts w:ascii="Cambria" w:hAnsi="Cambria"/>
         </w:rPr>
-        <w:t xml:space="preserve">DOT PRODUCT IS </w:t>
+        <w:t xml:space="preserve">Dot product is </w:t>
       </w:r>
       <w:r>
         <w:rPr>
@@ -3159,7 +4123,7 @@
           <w:b/>
           <w:bCs/>
         </w:rPr>
-        <w:t>MULTIPLICATION OF TWO VECTORS</w:t>
+        <w:t>multiplication of two vectors</w:t>
       </w:r>
     </w:p>
     <w:p>
@@ -3176,7 +4140,7 @@
         <w:rPr>
           <w:rFonts w:ascii="Cambria" w:hAnsi="Cambria"/>
         </w:rPr>
-        <w:t xml:space="preserve">USED IN </w:t>
+        <w:t xml:space="preserve">Used in </w:t>
       </w:r>
       <w:r>
         <w:rPr>
@@ -3184,7 +4148,7 @@
           <w:b/>
           <w:bCs/>
         </w:rPr>
-        <w:t>MACHINE LEARNING AND LINEAR ALGEBRA</w:t>
+        <w:t>machine learning and linear algebra</w:t>
       </w:r>
     </w:p>
     <w:p>
@@ -3199,59 +4163,87 @@
           <w:rFonts w:ascii="Cambria" w:hAnsi="Cambria"/>
           <w:caps w:val="0"/>
         </w:rPr>
-        <w:t>EXAMPLE:</w:t>
-      </w:r>
-    </w:p>
-    <w:p>
-      <w:pPr>
-        <w:rPr>
-          <w:rFonts w:ascii="Cambria" w:hAnsi="Cambria"/>
-        </w:rPr>
-      </w:pPr>
-      <w:r>
-        <w:rPr>
-          <w:rFonts w:ascii="Cambria" w:hAnsi="Cambria"/>
-        </w:rPr>
-        <w:t>A = NP.ARRAY([1, 2])</w:t>
-      </w:r>
-    </w:p>
-    <w:p>
-      <w:pPr>
-        <w:rPr>
-          <w:rFonts w:ascii="Cambria" w:hAnsi="Cambria"/>
-        </w:rPr>
-      </w:pPr>
-      <w:r>
-        <w:rPr>
-          <w:rFonts w:ascii="Cambria" w:hAnsi="Cambria"/>
-        </w:rPr>
-        <w:t>B = NP.ARRAY([3, 4])</w:t>
-      </w:r>
-    </w:p>
-    <w:p>
-      <w:pPr>
-        <w:rPr>
-          <w:rFonts w:ascii="Cambria" w:hAnsi="Cambria"/>
-        </w:rPr>
-      </w:pPr>
-      <w:r>
-        <w:rPr>
-          <w:rFonts w:ascii="Cambria" w:hAnsi="Cambria"/>
-        </w:rPr>
-        <w:t>NP.DOT(A, B)</w:t>
-      </w:r>
-    </w:p>
-    <w:p>
-      <w:pPr>
-        <w:rPr>
-          <w:rFonts w:ascii="Cambria" w:hAnsi="Cambria"/>
-        </w:rPr>
-      </w:pPr>
-      <w:r>
-        <w:rPr>
-          <w:rFonts w:ascii="Cambria" w:hAnsi="Cambria"/>
-        </w:rPr>
-        <w:t>CALCULATION:</w:t>
+        <w:t>Example:</w:t>
+      </w:r>
+    </w:p>
+    <w:p>
+      <w:pPr>
+        <w:rPr>
+          <w:rFonts w:ascii="Cambria" w:hAnsi="Cambria"/>
+        </w:rPr>
+      </w:pPr>
+      <w:r>
+        <w:rPr>
+          <w:rFonts w:ascii="Cambria" w:hAnsi="Cambria"/>
+        </w:rPr>
+        <w:t xml:space="preserve">A = </w:t>
+      </w:r>
+      <w:proofErr w:type="spellStart"/>
+      <w:r>
+        <w:rPr>
+          <w:rFonts w:ascii="Cambria" w:hAnsi="Cambria"/>
+        </w:rPr>
+        <w:t>np.array</w:t>
+      </w:r>
+      <w:proofErr w:type="spellEnd"/>
+      <w:r>
+        <w:rPr>
+          <w:rFonts w:ascii="Cambria" w:hAnsi="Cambria"/>
+        </w:rPr>
+        <w:t>([1, 2])</w:t>
+      </w:r>
+    </w:p>
+    <w:p>
+      <w:pPr>
+        <w:rPr>
+          <w:rFonts w:ascii="Cambria" w:hAnsi="Cambria"/>
+        </w:rPr>
+      </w:pPr>
+      <w:r>
+        <w:rPr>
+          <w:rFonts w:ascii="Cambria" w:hAnsi="Cambria"/>
+        </w:rPr>
+        <w:t xml:space="preserve">B = </w:t>
+      </w:r>
+      <w:proofErr w:type="spellStart"/>
+      <w:r>
+        <w:rPr>
+          <w:rFonts w:ascii="Cambria" w:hAnsi="Cambria"/>
+        </w:rPr>
+        <w:t>np.array</w:t>
+      </w:r>
+      <w:proofErr w:type="spellEnd"/>
+      <w:r>
+        <w:rPr>
+          <w:rFonts w:ascii="Cambria" w:hAnsi="Cambria"/>
+        </w:rPr>
+        <w:t>([3, 4])</w:t>
+      </w:r>
+    </w:p>
+    <w:p>
+      <w:pPr>
+        <w:rPr>
+          <w:rFonts w:ascii="Cambria" w:hAnsi="Cambria"/>
+        </w:rPr>
+      </w:pPr>
+      <w:r>
+        <w:rPr>
+          <w:rFonts w:ascii="Cambria" w:hAnsi="Cambria"/>
+        </w:rPr>
+        <w:t>Np.dot(a, b)</w:t>
+      </w:r>
+    </w:p>
+    <w:p>
+      <w:pPr>
+        <w:rPr>
+          <w:rFonts w:ascii="Cambria" w:hAnsi="Cambria"/>
+        </w:rPr>
+      </w:pPr>
+      <w:r>
+        <w:rPr>
+          <w:rFonts w:ascii="Cambria" w:hAnsi="Cambria"/>
+        </w:rPr>
+        <w:t>Calculation:</w:t>
       </w:r>
       <w:r>
         <w:rPr>
@@ -3271,7 +4263,7 @@
         <w:rPr>
           <w:rFonts w:ascii="Cambria" w:hAnsi="Cambria"/>
         </w:rPr>
-        <w:t xml:space="preserve">RESULT IS A </w:t>
+        <w:t xml:space="preserve">Result is a </w:t>
       </w:r>
       <w:r>
         <w:rPr>
@@ -3279,7 +4271,7 @@
           <w:b/>
           <w:bCs/>
         </w:rPr>
-        <w:t>SINGLE NUMBER</w:t>
+        <w:t>single number</w:t>
       </w:r>
     </w:p>
     <w:p>
@@ -3294,7 +4286,7 @@
           <w:rFonts w:ascii="Cambria" w:hAnsi="Cambria"/>
           <w:caps w:val="0"/>
         </w:rPr>
-        <w:t>MATRIX MULTIPLICATION (MATRIX MANIPULATION)</w:t>
+        <w:t>Matrix multiplication (matrix manipulation)</w:t>
       </w:r>
     </w:p>
     <w:p>
@@ -3311,7 +4303,7 @@
         <w:rPr>
           <w:rFonts w:ascii="Cambria" w:hAnsi="Cambria"/>
         </w:rPr>
-        <w:t>ROWS × COLUMNS</w:t>
+        <w:t>Rows × columns</w:t>
       </w:r>
     </w:p>
     <w:p>
@@ -3328,7 +4320,7 @@
         <w:rPr>
           <w:rFonts w:ascii="Cambria" w:hAnsi="Cambria"/>
         </w:rPr>
-        <w:t>USES DOT() OR @</w:t>
+        <w:t>Uses dot() or @</w:t>
       </w:r>
     </w:p>
     <w:p>
@@ -3343,20 +4335,34 @@
           <w:rFonts w:ascii="Cambria" w:hAnsi="Cambria"/>
           <w:caps w:val="0"/>
         </w:rPr>
-        <w:t>EXAMPLE:</w:t>
-      </w:r>
-    </w:p>
-    <w:p>
-      <w:pPr>
-        <w:rPr>
-          <w:rFonts w:ascii="Cambria" w:hAnsi="Cambria"/>
-        </w:rPr>
-      </w:pPr>
-      <w:r>
-        <w:rPr>
-          <w:rFonts w:ascii="Cambria" w:hAnsi="Cambria"/>
-        </w:rPr>
-        <w:t>A = NP.ARRAY([[1, 2],</w:t>
+        <w:t>Example:</w:t>
+      </w:r>
+    </w:p>
+    <w:p>
+      <w:pPr>
+        <w:rPr>
+          <w:rFonts w:ascii="Cambria" w:hAnsi="Cambria"/>
+        </w:rPr>
+      </w:pPr>
+      <w:r>
+        <w:rPr>
+          <w:rFonts w:ascii="Cambria" w:hAnsi="Cambria"/>
+        </w:rPr>
+        <w:t xml:space="preserve">A = </w:t>
+      </w:r>
+      <w:proofErr w:type="spellStart"/>
+      <w:r>
+        <w:rPr>
+          <w:rFonts w:ascii="Cambria" w:hAnsi="Cambria"/>
+        </w:rPr>
+        <w:t>np.array</w:t>
+      </w:r>
+      <w:proofErr w:type="spellEnd"/>
+      <w:r>
+        <w:rPr>
+          <w:rFonts w:ascii="Cambria" w:hAnsi="Cambria"/>
+        </w:rPr>
+        <w:t>([[1, 2],</w:t>
       </w:r>
     </w:p>
     <w:p>
@@ -3389,7 +4395,21 @@
         <w:rPr>
           <w:rFonts w:ascii="Cambria" w:hAnsi="Cambria"/>
         </w:rPr>
-        <w:t>B = NP.ARRAY([[5, 6],</w:t>
+        <w:t xml:space="preserve">B = </w:t>
+      </w:r>
+      <w:proofErr w:type="spellStart"/>
+      <w:r>
+        <w:rPr>
+          <w:rFonts w:ascii="Cambria" w:hAnsi="Cambria"/>
+        </w:rPr>
+        <w:t>np.array</w:t>
+      </w:r>
+      <w:proofErr w:type="spellEnd"/>
+      <w:r>
+        <w:rPr>
+          <w:rFonts w:ascii="Cambria" w:hAnsi="Cambria"/>
+        </w:rPr>
+        <w:t>([[5, 6],</w:t>
       </w:r>
     </w:p>
     <w:p>
@@ -3422,20 +4442,20 @@
         <w:rPr>
           <w:rFonts w:ascii="Cambria" w:hAnsi="Cambria"/>
         </w:rPr>
-        <w:t>NP.DOT(A, B)</w:t>
-      </w:r>
-    </w:p>
-    <w:p>
-      <w:pPr>
-        <w:rPr>
-          <w:rFonts w:ascii="Cambria" w:hAnsi="Cambria"/>
-        </w:rPr>
-      </w:pPr>
-      <w:r>
-        <w:rPr>
-          <w:rFonts w:ascii="Cambria" w:hAnsi="Cambria"/>
-        </w:rPr>
-        <w:t xml:space="preserve">RESULT IS A </w:t>
+        <w:t>Np.dot(a, b)</w:t>
+      </w:r>
+    </w:p>
+    <w:p>
+      <w:pPr>
+        <w:rPr>
+          <w:rFonts w:ascii="Cambria" w:hAnsi="Cambria"/>
+        </w:rPr>
+      </w:pPr>
+      <w:r>
+        <w:rPr>
+          <w:rFonts w:ascii="Cambria" w:hAnsi="Cambria"/>
+        </w:rPr>
+        <w:t xml:space="preserve">Result is a </w:t>
       </w:r>
       <w:r>
         <w:rPr>
@@ -3443,7 +4463,7 @@
           <w:b/>
           <w:bCs/>
         </w:rPr>
-        <w:t>NEW MATRIX</w:t>
+        <w:t>new matrix</w:t>
       </w:r>
     </w:p>
     <w:p>
@@ -3458,20 +4478,20 @@
           <w:rFonts w:ascii="Cambria" w:hAnsi="Cambria"/>
           <w:caps w:val="0"/>
         </w:rPr>
-        <w:t>USING @ OPERATOR</w:t>
-      </w:r>
-    </w:p>
-    <w:p>
-      <w:pPr>
-        <w:rPr>
-          <w:rFonts w:ascii="Cambria" w:hAnsi="Cambria"/>
-        </w:rPr>
-      </w:pPr>
-      <w:r>
-        <w:rPr>
-          <w:rFonts w:ascii="Cambria" w:hAnsi="Cambria"/>
-        </w:rPr>
-        <w:t>A @ B</w:t>
+        <w:t>Using @ operator</w:t>
+      </w:r>
+    </w:p>
+    <w:p>
+      <w:pPr>
+        <w:rPr>
+          <w:rFonts w:ascii="Cambria" w:hAnsi="Cambria"/>
+        </w:rPr>
+      </w:pPr>
+      <w:r>
+        <w:rPr>
+          <w:rFonts w:ascii="Cambria" w:hAnsi="Cambria"/>
+        </w:rPr>
+        <w:t>A @ b</w:t>
       </w:r>
     </w:p>
     <w:p>
@@ -3486,7 +4506,7 @@
           <w:rFonts w:ascii="Cambria" w:hAnsi="Cambria"/>
           <w:caps w:val="0"/>
         </w:rPr>
-        <w:t>DOT PRODUCT VS MATRIX MULTIPLICATION</w:t>
+        <w:t>Dot product vs matrix multiplication</w:t>
       </w:r>
     </w:p>
     <w:tbl>
@@ -3539,7 +4559,7 @@
                 <w:b/>
                 <w:bCs/>
               </w:rPr>
-              <w:t>DOT PRODUCT</w:t>
+              <w:t>Dot product</w:t>
             </w:r>
           </w:p>
         </w:tc>
@@ -3564,7 +4584,7 @@
                 <w:b/>
                 <w:bCs/>
               </w:rPr>
-              <w:t>MATRIX MULTIPLICATION</w:t>
+              <w:t>Matrix multiplication</w:t>
             </w:r>
           </w:p>
         </w:tc>
@@ -3590,7 +4610,7 @@
               <w:rPr>
                 <w:rFonts w:ascii="Cambria" w:hAnsi="Cambria"/>
               </w:rPr>
-              <w:t>WORKS ON VECTORS</w:t>
+              <w:t>Works on vectors</w:t>
             </w:r>
           </w:p>
         </w:tc>
@@ -3611,7 +4631,7 @@
               <w:rPr>
                 <w:rFonts w:ascii="Cambria" w:hAnsi="Cambria"/>
               </w:rPr>
-              <w:t>WORKS ON MATRICES</w:t>
+              <w:t>Works on matrices</w:t>
             </w:r>
           </w:p>
         </w:tc>
@@ -3637,7 +4657,7 @@
               <w:rPr>
                 <w:rFonts w:ascii="Cambria" w:hAnsi="Cambria"/>
               </w:rPr>
-              <w:t>RESULT IS A NUMBER</w:t>
+              <w:t>Result is a number</w:t>
             </w:r>
           </w:p>
         </w:tc>
@@ -3658,7 +4678,7 @@
               <w:rPr>
                 <w:rFonts w:ascii="Cambria" w:hAnsi="Cambria"/>
               </w:rPr>
-              <w:t>RESULT IS A MATRIX</w:t>
+              <w:t>Result is a matrix</w:t>
             </w:r>
           </w:p>
         </w:tc>
@@ -3684,7 +4704,7 @@
               <w:rPr>
                 <w:rFonts w:ascii="Cambria" w:hAnsi="Cambria"/>
               </w:rPr>
-              <w:t>USED FOR SIMILARITY</w:t>
+              <w:t>Used for similarity</w:t>
             </w:r>
           </w:p>
         </w:tc>
@@ -3705,7 +4725,7 @@
               <w:rPr>
                 <w:rFonts w:ascii="Cambria" w:hAnsi="Cambria"/>
               </w:rPr>
-              <w:t>USED FOR TRANSFORMATIONS</w:t>
+              <w:t>Used for transformations</w:t>
             </w:r>
           </w:p>
         </w:tc>
@@ -3723,7 +4743,7 @@
           <w:rFonts w:ascii="Cambria" w:hAnsi="Cambria"/>
           <w:caps w:val="0"/>
         </w:rPr>
-        <w:t>WHY IMPORTANT IN ML?</w:t>
+        <w:t>Why important in ml?</w:t>
       </w:r>
     </w:p>
     <w:p>
@@ -3740,7 +4760,7 @@
         <w:rPr>
           <w:rFonts w:ascii="Cambria" w:hAnsi="Cambria"/>
         </w:rPr>
-        <w:t xml:space="preserve">USED IN </w:t>
+        <w:t xml:space="preserve">Used in </w:t>
       </w:r>
       <w:r>
         <w:rPr>
@@ -3748,7 +4768,7 @@
           <w:b/>
           <w:bCs/>
         </w:rPr>
-        <w:t>NEURAL NETWORKS</w:t>
+        <w:t>neural networks</w:t>
       </w:r>
     </w:p>
     <w:p>
@@ -3765,7 +4785,7 @@
         <w:rPr>
           <w:rFonts w:ascii="Cambria" w:hAnsi="Cambria"/>
         </w:rPr>
-        <w:t xml:space="preserve">USED IN </w:t>
+        <w:t xml:space="preserve">Used in </w:t>
       </w:r>
       <w:r>
         <w:rPr>
@@ -3773,7 +4793,7 @@
           <w:b/>
           <w:bCs/>
         </w:rPr>
-        <w:t>LINEAR REGRESSION</w:t>
+        <w:t>linear regression</w:t>
       </w:r>
     </w:p>
     <w:p>
@@ -3790,7 +4810,7 @@
         <w:rPr>
           <w:rFonts w:ascii="Cambria" w:hAnsi="Cambria"/>
         </w:rPr>
-        <w:t xml:space="preserve">USED IN </w:t>
+        <w:t xml:space="preserve">Used in </w:t>
       </w:r>
       <w:r>
         <w:rPr>
@@ -3798,7 +4818,7 @@
           <w:b/>
           <w:bCs/>
         </w:rPr>
-        <w:t>DATA TRANSFORMATIONS</w:t>
+        <w:t>data transformations</w:t>
       </w:r>
     </w:p>
     <w:p>
@@ -3813,7 +4833,7 @@
           <w:rFonts w:ascii="Cambria" w:hAnsi="Cambria"/>
           <w:caps w:val="0"/>
         </w:rPr>
-        <w:t>QUICK SUMMARY</w:t>
+        <w:t>Quick summary</w:t>
       </w:r>
     </w:p>
     <w:p>
@@ -3830,7 +4850,7 @@
         <w:rPr>
           <w:rFonts w:ascii="Cambria" w:hAnsi="Cambria"/>
         </w:rPr>
-        <w:t>MEAN = AVERAGE</w:t>
+        <w:t>Mean = average</w:t>
       </w:r>
     </w:p>
     <w:p>
@@ -3847,7 +4867,7 @@
         <w:rPr>
           <w:rFonts w:ascii="Cambria" w:hAnsi="Cambria"/>
         </w:rPr>
-        <w:t>VARIANCE = SPREAD OF DATA</w:t>
+        <w:t>Variance = spread of data</w:t>
       </w:r>
     </w:p>
     <w:p>
@@ -3864,7 +4884,7 @@
         <w:rPr>
           <w:rFonts w:ascii="Cambria" w:hAnsi="Cambria"/>
         </w:rPr>
-        <w:t>STD = SQUARE ROOT OF VARIANCE</w:t>
+        <w:t>Std = square root of variance</w:t>
       </w:r>
     </w:p>
     <w:p>
@@ -3881,7 +4901,7 @@
         <w:rPr>
           <w:rFonts w:ascii="Cambria" w:hAnsi="Cambria"/>
         </w:rPr>
-        <w:t>DOT PRODUCT = VECTOR MATH</w:t>
+        <w:t>Dot product = vector math</w:t>
       </w:r>
     </w:p>
     <w:p>
@@ -3898,8 +4918,1227 @@
         <w:rPr>
           <w:rFonts w:ascii="Cambria" w:hAnsi="Cambria"/>
         </w:rPr>
-        <w:t>MATRIX MULTIPLICATION = MATRIX MATH</w:t>
-      </w:r>
+        <w:t>Matrix multiplication = matrix math</w:t>
+      </w:r>
+    </w:p>
+    <w:p>
+      <w:pPr>
+        <w:pStyle w:val="Heading1"/>
+        <w:rPr>
+          <w:rFonts w:ascii="Cambria" w:hAnsi="Cambria"/>
+          <w:sz w:val="20"/>
+          <w:szCs w:val="20"/>
+        </w:rPr>
+      </w:pPr>
+      <w:r>
+        <w:rPr>
+          <w:rFonts w:ascii="Cambria" w:hAnsi="Cambria"/>
+          <w:caps w:val="0"/>
+          <w:sz w:val="20"/>
+          <w:szCs w:val="20"/>
+        </w:rPr>
+        <w:t>Transpose (</w:t>
+      </w:r>
+      <w:proofErr w:type="spellStart"/>
+      <w:r>
+        <w:rPr>
+          <w:rFonts w:ascii="Cambria" w:hAnsi="Cambria"/>
+          <w:caps w:val="0"/>
+          <w:sz w:val="20"/>
+          <w:szCs w:val="20"/>
+        </w:rPr>
+        <w:t>numpy</w:t>
+      </w:r>
+      <w:proofErr w:type="spellEnd"/>
+      <w:r>
+        <w:rPr>
+          <w:rFonts w:ascii="Cambria" w:hAnsi="Cambria"/>
+          <w:caps w:val="0"/>
+          <w:sz w:val="20"/>
+          <w:szCs w:val="20"/>
+        </w:rPr>
+        <w:t>)</w:t>
+      </w:r>
+    </w:p>
+    <w:p>
+      <w:pPr>
+        <w:pStyle w:val="Heading2"/>
+        <w:rPr>
+          <w:rFonts w:ascii="Cambria" w:hAnsi="Cambria"/>
+        </w:rPr>
+      </w:pPr>
+      <w:r>
+        <w:rPr>
+          <w:rFonts w:ascii="Cambria" w:hAnsi="Cambria"/>
+          <w:caps w:val="0"/>
+        </w:rPr>
+        <w:t>What is transpose?</w:t>
+      </w:r>
+    </w:p>
+    <w:p>
+      <w:pPr>
+        <w:numPr>
+          <w:ilvl w:val="0"/>
+          <w:numId w:val="27"/>
+        </w:numPr>
+        <w:rPr>
+          <w:rFonts w:ascii="Cambria" w:hAnsi="Cambria"/>
+        </w:rPr>
+      </w:pPr>
+      <w:r>
+        <w:rPr>
+          <w:rFonts w:ascii="Cambria" w:hAnsi="Cambria"/>
+        </w:rPr>
+        <w:t xml:space="preserve">Transpose means </w:t>
+      </w:r>
+      <w:r>
+        <w:rPr>
+          <w:rFonts w:ascii="Cambria" w:hAnsi="Cambria"/>
+          <w:b/>
+          <w:bCs/>
+        </w:rPr>
+        <w:t>rows become columns</w:t>
+      </w:r>
+    </w:p>
+    <w:p>
+      <w:pPr>
+        <w:numPr>
+          <w:ilvl w:val="0"/>
+          <w:numId w:val="27"/>
+        </w:numPr>
+        <w:rPr>
+          <w:rFonts w:ascii="Cambria" w:hAnsi="Cambria"/>
+        </w:rPr>
+      </w:pPr>
+      <w:r>
+        <w:rPr>
+          <w:rFonts w:ascii="Cambria" w:hAnsi="Cambria"/>
+        </w:rPr>
+        <w:t>Columns become rows</w:t>
+      </w:r>
+    </w:p>
+    <w:p>
+      <w:pPr>
+        <w:pStyle w:val="Heading2"/>
+        <w:rPr>
+          <w:rFonts w:ascii="Cambria" w:hAnsi="Cambria"/>
+        </w:rPr>
+      </w:pPr>
+      <w:r>
+        <w:rPr>
+          <w:rFonts w:ascii="Cambria" w:hAnsi="Cambria"/>
+          <w:caps w:val="0"/>
+        </w:rPr>
+        <w:t>Example</w:t>
+      </w:r>
+    </w:p>
+    <w:p>
+      <w:pPr>
+        <w:rPr>
+          <w:rFonts w:ascii="Cambria" w:hAnsi="Cambria"/>
+        </w:rPr>
+      </w:pPr>
+      <w:r>
+        <w:rPr>
+          <w:rFonts w:ascii="Cambria" w:hAnsi="Cambria"/>
+        </w:rPr>
+        <w:t>Import</w:t>
+      </w:r>
+      <w:r>
+        <w:rPr>
+          <w:rFonts w:ascii="Cambria" w:hAnsi="Cambria"/>
+        </w:rPr>
+        <w:t xml:space="preserve"> </w:t>
+      </w:r>
+      <w:proofErr w:type="spellStart"/>
+      <w:r>
+        <w:rPr>
+          <w:rFonts w:ascii="Cambria" w:hAnsi="Cambria"/>
+        </w:rPr>
+        <w:t>numpy</w:t>
+      </w:r>
+      <w:proofErr w:type="spellEnd"/>
+      <w:r>
+        <w:rPr>
+          <w:rFonts w:ascii="Cambria" w:hAnsi="Cambria"/>
+        </w:rPr>
+        <w:t xml:space="preserve"> as np</w:t>
+      </w:r>
+    </w:p>
+    <w:p>
+      <w:pPr>
+        <w:rPr>
+          <w:rFonts w:ascii="Cambria" w:hAnsi="Cambria"/>
+        </w:rPr>
+      </w:pPr>
+    </w:p>
+    <w:p>
+      <w:pPr>
+        <w:rPr>
+          <w:rFonts w:ascii="Cambria" w:hAnsi="Cambria"/>
+        </w:rPr>
+      </w:pPr>
+      <w:proofErr w:type="spellStart"/>
+      <w:r>
+        <w:rPr>
+          <w:rFonts w:ascii="Cambria" w:hAnsi="Cambria"/>
+        </w:rPr>
+        <w:t>Arr</w:t>
+      </w:r>
+      <w:proofErr w:type="spellEnd"/>
+      <w:r>
+        <w:rPr>
+          <w:rFonts w:ascii="Cambria" w:hAnsi="Cambria"/>
+        </w:rPr>
+        <w:t xml:space="preserve"> = </w:t>
+      </w:r>
+      <w:proofErr w:type="spellStart"/>
+      <w:r>
+        <w:rPr>
+          <w:rFonts w:ascii="Cambria" w:hAnsi="Cambria"/>
+        </w:rPr>
+        <w:t>np.array</w:t>
+      </w:r>
+      <w:proofErr w:type="spellEnd"/>
+      <w:r>
+        <w:rPr>
+          <w:rFonts w:ascii="Cambria" w:hAnsi="Cambria"/>
+        </w:rPr>
+        <w:t>([[</w:t>
+      </w:r>
+      <w:r>
+        <w:rPr>
+          <w:rFonts w:ascii="Cambria" w:hAnsi="Cambria"/>
+        </w:rPr>
+        <w:t>1, 2, 3],</w:t>
+      </w:r>
+    </w:p>
+    <w:p>
+      <w:pPr>
+        <w:rPr>
+          <w:rFonts w:ascii="Cambria" w:hAnsi="Cambria"/>
+        </w:rPr>
+      </w:pPr>
+      <w:r>
+        <w:rPr>
+          <w:rFonts w:ascii="Cambria" w:hAnsi="Cambria"/>
+        </w:rPr>
+        <w:lastRenderedPageBreak/>
+        <w:t xml:space="preserve">                [4, 5, 6]])</w:t>
+      </w:r>
+    </w:p>
+    <w:p>
+      <w:pPr>
+        <w:rPr>
+          <w:rFonts w:ascii="Cambria" w:hAnsi="Cambria"/>
+        </w:rPr>
+      </w:pPr>
+      <w:r>
+        <w:rPr>
+          <w:rFonts w:ascii="Cambria" w:hAnsi="Cambria"/>
+        </w:rPr>
+        <w:t>Shape before:</w:t>
+      </w:r>
+    </w:p>
+    <w:p>
+      <w:pPr>
+        <w:rPr>
+          <w:rFonts w:ascii="Cambria" w:hAnsi="Cambria"/>
+        </w:rPr>
+      </w:pPr>
+      <w:r>
+        <w:rPr>
+          <w:rFonts w:ascii="Cambria" w:hAnsi="Cambria"/>
+        </w:rPr>
+        <w:t>(2, 3)</w:t>
+      </w:r>
+    </w:p>
+    <w:p>
+      <w:pPr>
+        <w:rPr>
+          <w:rFonts w:ascii="Cambria" w:hAnsi="Cambria"/>
+        </w:rPr>
+      </w:pPr>
+      <w:r>
+        <w:rPr>
+          <w:rFonts w:ascii="Cambria" w:hAnsi="Cambria"/>
+        </w:rPr>
+        <w:t>Transpose:</w:t>
+      </w:r>
+    </w:p>
+    <w:p>
+      <w:pPr>
+        <w:rPr>
+          <w:rFonts w:ascii="Cambria" w:hAnsi="Cambria"/>
+        </w:rPr>
+      </w:pPr>
+      <w:r>
+        <w:rPr>
+          <w:rFonts w:ascii="Cambria" w:hAnsi="Cambria"/>
+        </w:rPr>
+        <w:t>Arr.t</w:t>
+      </w:r>
+    </w:p>
+    <w:p>
+      <w:pPr>
+        <w:rPr>
+          <w:rFonts w:ascii="Cambria" w:hAnsi="Cambria"/>
+        </w:rPr>
+      </w:pPr>
+      <w:r>
+        <w:rPr>
+          <w:rFonts w:ascii="Cambria" w:hAnsi="Cambria"/>
+        </w:rPr>
+        <w:t>Result:</w:t>
+      </w:r>
+    </w:p>
+    <w:p>
+      <w:pPr>
+        <w:rPr>
+          <w:rFonts w:ascii="Cambria" w:hAnsi="Cambria"/>
+        </w:rPr>
+      </w:pPr>
+      <w:r>
+        <w:rPr>
+          <w:rFonts w:ascii="Cambria" w:hAnsi="Cambria"/>
+        </w:rPr>
+        <w:t>[[1 4]</w:t>
+      </w:r>
+    </w:p>
+    <w:p>
+      <w:pPr>
+        <w:rPr>
+          <w:rFonts w:ascii="Cambria" w:hAnsi="Cambria"/>
+        </w:rPr>
+      </w:pPr>
+      <w:r>
+        <w:rPr>
+          <w:rFonts w:ascii="Cambria" w:hAnsi="Cambria"/>
+        </w:rPr>
+        <w:t xml:space="preserve"> [2 5]</w:t>
+      </w:r>
+    </w:p>
+    <w:p>
+      <w:pPr>
+        <w:rPr>
+          <w:rFonts w:ascii="Cambria" w:hAnsi="Cambria"/>
+        </w:rPr>
+      </w:pPr>
+      <w:r>
+        <w:rPr>
+          <w:rFonts w:ascii="Cambria" w:hAnsi="Cambria"/>
+        </w:rPr>
+        <w:t xml:space="preserve"> [3 6]]</w:t>
+      </w:r>
+    </w:p>
+    <w:p>
+      <w:pPr>
+        <w:rPr>
+          <w:rFonts w:ascii="Cambria" w:hAnsi="Cambria"/>
+        </w:rPr>
+      </w:pPr>
+      <w:r>
+        <w:rPr>
+          <w:rFonts w:ascii="Cambria" w:hAnsi="Cambria"/>
+        </w:rPr>
+        <w:t>Shape after:</w:t>
+      </w:r>
+    </w:p>
+    <w:p>
+      <w:pPr>
+        <w:rPr>
+          <w:rFonts w:ascii="Cambria" w:hAnsi="Cambria"/>
+        </w:rPr>
+      </w:pPr>
+      <w:r>
+        <w:rPr>
+          <w:rFonts w:ascii="Cambria" w:hAnsi="Cambria"/>
+        </w:rPr>
+        <w:t>(3, 2)</w:t>
+      </w:r>
+    </w:p>
+    <w:p>
+      <w:pPr>
+        <w:rPr>
+          <w:rFonts w:ascii="Cambria" w:hAnsi="Cambria"/>
+        </w:rPr>
+      </w:pPr>
+      <w:r>
+        <w:rPr>
+          <w:rFonts w:ascii="Segoe UI Emoji" w:hAnsi="Segoe UI Emoji" w:cs="Segoe UI Emoji"/>
+        </w:rPr>
+        <w:t>📌</w:t>
+      </w:r>
+      <w:r>
+        <w:rPr>
+          <w:rFonts w:ascii="Cambria" w:hAnsi="Cambria"/>
+        </w:rPr>
+        <w:t xml:space="preserve"> uses </w:t>
+      </w:r>
+      <w:r>
+        <w:rPr>
+          <w:rFonts w:ascii="Cambria" w:hAnsi="Cambria"/>
+          <w:b/>
+          <w:bCs/>
+        </w:rPr>
+        <w:t>.t</w:t>
+      </w:r>
+      <w:r>
+        <w:rPr>
+          <w:rFonts w:ascii="Cambria" w:hAnsi="Cambria"/>
+        </w:rPr>
+        <w:br/>
+      </w:r>
+      <w:r>
+        <w:rPr>
+          <w:rFonts w:ascii="Segoe UI Emoji" w:hAnsi="Segoe UI Emoji" w:cs="Segoe UI Emoji"/>
+        </w:rPr>
+        <w:t>📌</w:t>
+      </w:r>
+      <w:r>
+        <w:rPr>
+          <w:rFonts w:ascii="Cambria" w:hAnsi="Cambria"/>
+        </w:rPr>
+        <w:t xml:space="preserve"> data values stay same, only position changes</w:t>
+      </w:r>
+    </w:p>
+    <w:p>
+      <w:pPr>
+        <w:pStyle w:val="Heading1"/>
+        <w:rPr>
+          <w:rFonts w:ascii="Cambria" w:hAnsi="Cambria"/>
+          <w:sz w:val="20"/>
+          <w:szCs w:val="20"/>
+        </w:rPr>
+      </w:pPr>
+      <w:r>
+        <w:rPr>
+          <w:rFonts w:ascii="Cambria" w:hAnsi="Cambria"/>
+          <w:caps w:val="0"/>
+          <w:sz w:val="20"/>
+          <w:szCs w:val="20"/>
+        </w:rPr>
+        <w:t>Reshape (</w:t>
+      </w:r>
+      <w:proofErr w:type="spellStart"/>
+      <w:r>
+        <w:rPr>
+          <w:rFonts w:ascii="Cambria" w:hAnsi="Cambria"/>
+          <w:caps w:val="0"/>
+          <w:sz w:val="20"/>
+          <w:szCs w:val="20"/>
+        </w:rPr>
+        <w:t>numpy</w:t>
+      </w:r>
+      <w:proofErr w:type="spellEnd"/>
+      <w:r>
+        <w:rPr>
+          <w:rFonts w:ascii="Cambria" w:hAnsi="Cambria"/>
+          <w:caps w:val="0"/>
+          <w:sz w:val="20"/>
+          <w:szCs w:val="20"/>
+        </w:rPr>
+        <w:t>)</w:t>
+      </w:r>
+    </w:p>
+    <w:p>
+      <w:pPr>
+        <w:pStyle w:val="Heading2"/>
+        <w:rPr>
+          <w:rFonts w:ascii="Cambria" w:hAnsi="Cambria"/>
+        </w:rPr>
+      </w:pPr>
+      <w:r>
+        <w:rPr>
+          <w:rFonts w:ascii="Cambria" w:hAnsi="Cambria"/>
+          <w:caps w:val="0"/>
+        </w:rPr>
+        <w:t>What is reshape?</w:t>
+      </w:r>
+    </w:p>
+    <w:p>
+      <w:pPr>
+        <w:numPr>
+          <w:ilvl w:val="0"/>
+          <w:numId w:val="28"/>
+        </w:numPr>
+        <w:rPr>
+          <w:rFonts w:ascii="Cambria" w:hAnsi="Cambria"/>
+        </w:rPr>
+      </w:pPr>
+      <w:r>
+        <w:rPr>
+          <w:rFonts w:ascii="Cambria" w:hAnsi="Cambria"/>
+        </w:rPr>
+        <w:t xml:space="preserve">Reshape means </w:t>
+      </w:r>
+      <w:r>
+        <w:rPr>
+          <w:rFonts w:ascii="Cambria" w:hAnsi="Cambria"/>
+          <w:b/>
+          <w:bCs/>
+        </w:rPr>
+        <w:t>change the shape of an array</w:t>
+      </w:r>
+    </w:p>
+    <w:p>
+      <w:pPr>
+        <w:numPr>
+          <w:ilvl w:val="0"/>
+          <w:numId w:val="28"/>
+        </w:numPr>
+        <w:rPr>
+          <w:rFonts w:ascii="Cambria" w:hAnsi="Cambria"/>
+        </w:rPr>
+      </w:pPr>
+      <w:r>
+        <w:rPr>
+          <w:rFonts w:ascii="Cambria" w:hAnsi="Cambria"/>
+        </w:rPr>
+        <w:t xml:space="preserve">Total number of elements </w:t>
+      </w:r>
+      <w:r>
+        <w:rPr>
+          <w:rFonts w:ascii="Cambria" w:hAnsi="Cambria"/>
+          <w:b/>
+          <w:bCs/>
+        </w:rPr>
+        <w:t>must be same</w:t>
+      </w:r>
+    </w:p>
+    <w:p>
+      <w:pPr>
+        <w:pStyle w:val="Heading2"/>
+        <w:rPr>
+          <w:rFonts w:ascii="Cambria" w:hAnsi="Cambria"/>
+        </w:rPr>
+      </w:pPr>
+      <w:r>
+        <w:rPr>
+          <w:rFonts w:ascii="Cambria" w:hAnsi="Cambria"/>
+          <w:caps w:val="0"/>
+        </w:rPr>
+        <w:t>Example</w:t>
+      </w:r>
+    </w:p>
+    <w:p>
+      <w:pPr>
+        <w:rPr>
+          <w:rFonts w:ascii="Cambria" w:hAnsi="Cambria"/>
+        </w:rPr>
+      </w:pPr>
+      <w:proofErr w:type="spellStart"/>
+      <w:r>
+        <w:rPr>
+          <w:rFonts w:ascii="Cambria" w:hAnsi="Cambria"/>
+        </w:rPr>
+        <w:t>Arr</w:t>
+      </w:r>
+      <w:proofErr w:type="spellEnd"/>
+      <w:r>
+        <w:rPr>
+          <w:rFonts w:ascii="Cambria" w:hAnsi="Cambria"/>
+        </w:rPr>
+        <w:t xml:space="preserve"> = </w:t>
+      </w:r>
+      <w:proofErr w:type="spellStart"/>
+      <w:r>
+        <w:rPr>
+          <w:rFonts w:ascii="Cambria" w:hAnsi="Cambria"/>
+        </w:rPr>
+        <w:t>np.array</w:t>
+      </w:r>
+      <w:proofErr w:type="spellEnd"/>
+      <w:r>
+        <w:rPr>
+          <w:rFonts w:ascii="Cambria" w:hAnsi="Cambria"/>
+        </w:rPr>
+        <w:t>([</w:t>
+      </w:r>
+      <w:r>
+        <w:rPr>
+          <w:rFonts w:ascii="Cambria" w:hAnsi="Cambria"/>
+        </w:rPr>
+        <w:t>1, 2, 3, 4, 5, 6])</w:t>
+      </w:r>
+    </w:p>
+    <w:p>
+      <w:pPr>
+        <w:rPr>
+          <w:rFonts w:ascii="Cambria" w:hAnsi="Cambria"/>
+        </w:rPr>
+      </w:pPr>
+      <w:proofErr w:type="spellStart"/>
+      <w:r>
+        <w:rPr>
+          <w:rFonts w:ascii="Cambria" w:hAnsi="Cambria"/>
+        </w:rPr>
+        <w:t>Arr.reshape</w:t>
+      </w:r>
+      <w:proofErr w:type="spellEnd"/>
+      <w:r>
+        <w:rPr>
+          <w:rFonts w:ascii="Cambria" w:hAnsi="Cambria"/>
+        </w:rPr>
+        <w:t>(</w:t>
+      </w:r>
+      <w:r>
+        <w:rPr>
+          <w:rFonts w:ascii="Cambria" w:hAnsi="Cambria"/>
+        </w:rPr>
+        <w:t>2, 3)</w:t>
+      </w:r>
+    </w:p>
+    <w:p>
+      <w:pPr>
+        <w:rPr>
+          <w:rFonts w:ascii="Cambria" w:hAnsi="Cambria"/>
+        </w:rPr>
+      </w:pPr>
+      <w:r>
+        <w:rPr>
+          <w:rFonts w:ascii="Cambria" w:hAnsi="Cambria"/>
+        </w:rPr>
+        <w:t>Result:</w:t>
+      </w:r>
+    </w:p>
+    <w:p>
+      <w:pPr>
+        <w:rPr>
+          <w:rFonts w:ascii="Cambria" w:hAnsi="Cambria"/>
+        </w:rPr>
+      </w:pPr>
+      <w:r>
+        <w:rPr>
+          <w:rFonts w:ascii="Cambria" w:hAnsi="Cambria"/>
+        </w:rPr>
+        <w:t>[[1 2 3]</w:t>
+      </w:r>
+    </w:p>
+    <w:p>
+      <w:pPr>
+        <w:rPr>
+          <w:rFonts w:ascii="Cambria" w:hAnsi="Cambria"/>
+        </w:rPr>
+      </w:pPr>
+      <w:r>
+        <w:rPr>
+          <w:rFonts w:ascii="Cambria" w:hAnsi="Cambria"/>
+        </w:rPr>
+        <w:t xml:space="preserve"> [4 5 6]]</w:t>
+      </w:r>
+    </w:p>
+    <w:p>
+      <w:pPr>
+        <w:pStyle w:val="Heading2"/>
+        <w:rPr>
+          <w:rFonts w:ascii="Cambria" w:hAnsi="Cambria"/>
+        </w:rPr>
+      </w:pPr>
+      <w:r>
+        <w:rPr>
+          <w:rFonts w:ascii="Cambria" w:hAnsi="Cambria"/>
+          <w:caps w:val="0"/>
+        </w:rPr>
+        <w:t xml:space="preserve">Using </w:t>
+      </w:r>
+      <w:r>
+        <w:rPr>
+          <w:rFonts w:ascii="Cambria" w:hAnsi="Cambria"/>
+        </w:rPr>
+        <w:t>-1</w:t>
+      </w:r>
+      <w:r>
+        <w:rPr>
+          <w:rFonts w:ascii="Cambria" w:hAnsi="Cambria"/>
+          <w:caps w:val="0"/>
+        </w:rPr>
+        <w:t xml:space="preserve"> in reshape</w:t>
+      </w:r>
+    </w:p>
+    <w:p>
+      <w:pPr>
+        <w:rPr>
+          <w:rFonts w:ascii="Cambria" w:hAnsi="Cambria"/>
+        </w:rPr>
+      </w:pPr>
+      <w:proofErr w:type="spellStart"/>
+      <w:r>
+        <w:rPr>
+          <w:rFonts w:ascii="Cambria" w:hAnsi="Cambria"/>
+        </w:rPr>
+        <w:t>Arr.reshape</w:t>
+      </w:r>
+      <w:proofErr w:type="spellEnd"/>
+      <w:r>
+        <w:rPr>
+          <w:rFonts w:ascii="Cambria" w:hAnsi="Cambria"/>
+        </w:rPr>
+        <w:t>(</w:t>
+      </w:r>
+      <w:r>
+        <w:rPr>
+          <w:rFonts w:ascii="Cambria" w:hAnsi="Cambria"/>
+        </w:rPr>
+        <w:t>3, -1)</w:t>
+      </w:r>
+    </w:p>
+    <w:p>
+      <w:pPr>
+        <w:rPr>
+          <w:rFonts w:ascii="Cambria" w:hAnsi="Cambria"/>
+        </w:rPr>
+      </w:pPr>
+      <w:r>
+        <w:rPr>
+          <w:rFonts w:ascii="Segoe UI Emoji" w:hAnsi="Segoe UI Emoji" w:cs="Segoe UI Emoji"/>
+        </w:rPr>
+        <w:t>📌</w:t>
+      </w:r>
+      <w:r>
+        <w:rPr>
+          <w:rFonts w:ascii="Cambria" w:hAnsi="Cambria"/>
+        </w:rPr>
+        <w:t xml:space="preserve"> </w:t>
+      </w:r>
+      <w:proofErr w:type="spellStart"/>
+      <w:r>
+        <w:rPr>
+          <w:rFonts w:ascii="Cambria" w:hAnsi="Cambria"/>
+        </w:rPr>
+        <w:t>numpy</w:t>
+      </w:r>
+      <w:proofErr w:type="spellEnd"/>
+      <w:r>
+        <w:rPr>
+          <w:rFonts w:ascii="Cambria" w:hAnsi="Cambria"/>
+        </w:rPr>
+        <w:t xml:space="preserve"> finds the correct size automatically</w:t>
+      </w:r>
+    </w:p>
+    <w:p>
+      <w:pPr>
+        <w:pStyle w:val="Heading1"/>
+        <w:rPr>
+          <w:rFonts w:ascii="Cambria" w:hAnsi="Cambria"/>
+          <w:sz w:val="20"/>
+          <w:szCs w:val="20"/>
+        </w:rPr>
+      </w:pPr>
+      <w:r>
+        <w:rPr>
+          <w:rFonts w:ascii="Cambria" w:hAnsi="Cambria"/>
+          <w:caps w:val="0"/>
+          <w:sz w:val="20"/>
+          <w:szCs w:val="20"/>
+        </w:rPr>
+        <w:t>Difference between transpose and reshape</w:t>
+      </w:r>
+    </w:p>
+    <w:tbl>
+      <w:tblPr>
+        <w:tblW w:w="0" w:type="auto"/>
+        <w:tblCellSpacing w:w="15" w:type="dxa"/>
+        <w:tblBorders>
+          <w:top w:val="single" w:sz="4" w:space="0" w:color="auto"/>
+          <w:left w:val="single" w:sz="4" w:space="0" w:color="auto"/>
+          <w:bottom w:val="single" w:sz="4" w:space="0" w:color="auto"/>
+          <w:right w:val="single" w:sz="4" w:space="0" w:color="auto"/>
+          <w:insideH w:val="single" w:sz="4" w:space="0" w:color="auto"/>
+          <w:insideV w:val="single" w:sz="4" w:space="0" w:color="auto"/>
+        </w:tblBorders>
+        <w:tblCellMar>
+          <w:top w:w="15" w:type="dxa"/>
+          <w:left w:w="15" w:type="dxa"/>
+          <w:bottom w:w="15" w:type="dxa"/>
+          <w:right w:w="15" w:type="dxa"/>
+        </w:tblCellMar>
+        <w:tblLook w:val="04A0" w:firstRow="1" w:lastRow="0" w:firstColumn="1" w:lastColumn="0" w:noHBand="0" w:noVBand="1"/>
+      </w:tblPr>
+      <w:tblGrid>
+        <w:gridCol w:w="2830"/>
+        <w:gridCol w:w="3828"/>
+      </w:tblGrid>
+      <w:tr>
+        <w:trPr>
+          <w:tblHeader/>
+          <w:tblCellSpacing w:w="15" w:type="dxa"/>
+        </w:trPr>
+        <w:tc>
+          <w:tcPr>
+            <w:tcW w:w="2785" w:type="dxa"/>
+            <w:vAlign w:val="center"/>
+            <w:hideMark/>
+          </w:tcPr>
+          <w:p>
+            <w:pPr>
+              <w:jc w:val="center"/>
+              <w:rPr>
+                <w:rFonts w:ascii="Cambria" w:hAnsi="Cambria"/>
+                <w:b/>
+                <w:bCs/>
+              </w:rPr>
+            </w:pPr>
+            <w:r>
+              <w:rPr>
+                <w:rFonts w:ascii="Cambria" w:hAnsi="Cambria"/>
+                <w:b/>
+                <w:bCs/>
+              </w:rPr>
+              <w:t>Transpose</w:t>
+            </w:r>
+          </w:p>
+        </w:tc>
+        <w:tc>
+          <w:tcPr>
+            <w:tcW w:w="3783" w:type="dxa"/>
+            <w:vAlign w:val="center"/>
+            <w:hideMark/>
+          </w:tcPr>
+          <w:p>
+            <w:pPr>
+              <w:jc w:val="center"/>
+              <w:rPr>
+                <w:rFonts w:ascii="Cambria" w:hAnsi="Cambria"/>
+                <w:b/>
+                <w:bCs/>
+              </w:rPr>
+            </w:pPr>
+            <w:r>
+              <w:rPr>
+                <w:rFonts w:ascii="Cambria" w:hAnsi="Cambria"/>
+                <w:b/>
+                <w:bCs/>
+              </w:rPr>
+              <w:t>Reshape</w:t>
+            </w:r>
+          </w:p>
+        </w:tc>
+      </w:tr>
+      <w:tr>
+        <w:trPr>
+          <w:tblCellSpacing w:w="15" w:type="dxa"/>
+        </w:trPr>
+        <w:tc>
+          <w:tcPr>
+            <w:tcW w:w="2785" w:type="dxa"/>
+            <w:vAlign w:val="center"/>
+            <w:hideMark/>
+          </w:tcPr>
+          <w:p>
+            <w:pPr>
+              <w:jc w:val="center"/>
+              <w:rPr>
+                <w:rFonts w:ascii="Cambria" w:hAnsi="Cambria"/>
+              </w:rPr>
+            </w:pPr>
+            <w:r>
+              <w:rPr>
+                <w:rFonts w:ascii="Cambria" w:hAnsi="Cambria"/>
+              </w:rPr>
+              <w:t>Changes rows ↔ columns</w:t>
+            </w:r>
+          </w:p>
+        </w:tc>
+        <w:tc>
+          <w:tcPr>
+            <w:tcW w:w="3783" w:type="dxa"/>
+            <w:vAlign w:val="center"/>
+            <w:hideMark/>
+          </w:tcPr>
+          <w:p>
+            <w:pPr>
+              <w:jc w:val="center"/>
+              <w:rPr>
+                <w:rFonts w:ascii="Cambria" w:hAnsi="Cambria"/>
+              </w:rPr>
+            </w:pPr>
+            <w:r>
+              <w:rPr>
+                <w:rFonts w:ascii="Cambria" w:hAnsi="Cambria"/>
+              </w:rPr>
+              <w:t>Changes shape</w:t>
+            </w:r>
+          </w:p>
+        </w:tc>
+      </w:tr>
+      <w:tr>
+        <w:trPr>
+          <w:tblCellSpacing w:w="15" w:type="dxa"/>
+        </w:trPr>
+        <w:tc>
+          <w:tcPr>
+            <w:tcW w:w="2785" w:type="dxa"/>
+            <w:vAlign w:val="center"/>
+            <w:hideMark/>
+          </w:tcPr>
+          <w:p>
+            <w:pPr>
+              <w:jc w:val="center"/>
+              <w:rPr>
+                <w:rFonts w:ascii="Cambria" w:hAnsi="Cambria"/>
+              </w:rPr>
+            </w:pPr>
+            <w:r>
+              <w:rPr>
+                <w:rFonts w:ascii="Cambria" w:hAnsi="Cambria"/>
+              </w:rPr>
+              <w:lastRenderedPageBreak/>
+              <w:t xml:space="preserve">Uses </w:t>
+            </w:r>
+            <w:r>
+              <w:rPr>
+                <w:rFonts w:ascii="Cambria" w:hAnsi="Cambria"/>
+              </w:rPr>
+              <w:t>.t</w:t>
+            </w:r>
+          </w:p>
+        </w:tc>
+        <w:tc>
+          <w:tcPr>
+            <w:tcW w:w="3783" w:type="dxa"/>
+            <w:vAlign w:val="center"/>
+            <w:hideMark/>
+          </w:tcPr>
+          <w:p>
+            <w:pPr>
+              <w:jc w:val="center"/>
+              <w:rPr>
+                <w:rFonts w:ascii="Cambria" w:hAnsi="Cambria"/>
+              </w:rPr>
+            </w:pPr>
+            <w:r>
+              <w:rPr>
+                <w:rFonts w:ascii="Cambria" w:hAnsi="Cambria"/>
+              </w:rPr>
+              <w:t>Uses .reshape()</w:t>
+            </w:r>
+          </w:p>
+        </w:tc>
+      </w:tr>
+      <w:tr>
+        <w:trPr>
+          <w:tblCellSpacing w:w="15" w:type="dxa"/>
+        </w:trPr>
+        <w:tc>
+          <w:tcPr>
+            <w:tcW w:w="2785" w:type="dxa"/>
+            <w:vAlign w:val="center"/>
+            <w:hideMark/>
+          </w:tcPr>
+          <w:p>
+            <w:pPr>
+              <w:jc w:val="center"/>
+              <w:rPr>
+                <w:rFonts w:ascii="Cambria" w:hAnsi="Cambria"/>
+              </w:rPr>
+            </w:pPr>
+            <w:r>
+              <w:rPr>
+                <w:rFonts w:ascii="Cambria" w:hAnsi="Cambria"/>
+              </w:rPr>
+              <w:t>Only for 2d+ arrays</w:t>
+            </w:r>
+          </w:p>
+        </w:tc>
+        <w:tc>
+          <w:tcPr>
+            <w:tcW w:w="3783" w:type="dxa"/>
+            <w:vAlign w:val="center"/>
+            <w:hideMark/>
+          </w:tcPr>
+          <w:p>
+            <w:pPr>
+              <w:jc w:val="center"/>
+              <w:rPr>
+                <w:rFonts w:ascii="Cambria" w:hAnsi="Cambria"/>
+              </w:rPr>
+            </w:pPr>
+            <w:r>
+              <w:rPr>
+                <w:rFonts w:ascii="Cambria" w:hAnsi="Cambria"/>
+              </w:rPr>
+              <w:t>Works for any array</w:t>
+            </w:r>
+          </w:p>
+        </w:tc>
+      </w:tr>
+      <w:tr>
+        <w:trPr>
+          <w:tblCellSpacing w:w="15" w:type="dxa"/>
+        </w:trPr>
+        <w:tc>
+          <w:tcPr>
+            <w:tcW w:w="2785" w:type="dxa"/>
+            <w:vAlign w:val="center"/>
+            <w:hideMark/>
+          </w:tcPr>
+          <w:p>
+            <w:pPr>
+              <w:jc w:val="center"/>
+              <w:rPr>
+                <w:rFonts w:ascii="Cambria" w:hAnsi="Cambria"/>
+              </w:rPr>
+            </w:pPr>
+            <w:r>
+              <w:rPr>
+                <w:rFonts w:ascii="Cambria" w:hAnsi="Cambria"/>
+              </w:rPr>
+              <w:t>Used in matrix math</w:t>
+            </w:r>
+          </w:p>
+        </w:tc>
+        <w:tc>
+          <w:tcPr>
+            <w:tcW w:w="3783" w:type="dxa"/>
+            <w:vAlign w:val="center"/>
+            <w:hideMark/>
+          </w:tcPr>
+          <w:p>
+            <w:pPr>
+              <w:jc w:val="center"/>
+              <w:rPr>
+                <w:rFonts w:ascii="Cambria" w:hAnsi="Cambria"/>
+              </w:rPr>
+            </w:pPr>
+            <w:r>
+              <w:rPr>
+                <w:rFonts w:ascii="Cambria" w:hAnsi="Cambria"/>
+              </w:rPr>
+              <w:t>Used in ml data prep</w:t>
+            </w:r>
+          </w:p>
+        </w:tc>
+      </w:tr>
+    </w:tbl>
+    <w:p>
+      <w:pPr>
+        <w:rPr>
+          <w:rFonts w:ascii="Cambria" w:hAnsi="Cambria"/>
+        </w:rPr>
+      </w:pPr>
+    </w:p>
+    <w:p>
+      <w:pPr>
+        <w:pStyle w:val="Heading2"/>
+        <w:rPr>
+          <w:rFonts w:ascii="Cambria" w:hAnsi="Cambria"/>
+        </w:rPr>
+      </w:pPr>
+      <w:r>
+        <w:rPr>
+          <w:rFonts w:ascii="Cambria" w:hAnsi="Cambria"/>
+          <w:caps w:val="0"/>
+        </w:rPr>
+        <w:t>When to use</w:t>
+      </w:r>
+    </w:p>
+    <w:p>
+      <w:pPr>
+        <w:pStyle w:val="Heading3"/>
+        <w:rPr>
+          <w:rFonts w:ascii="Cambria" w:hAnsi="Cambria"/>
+        </w:rPr>
+      </w:pPr>
+      <w:r>
+        <w:rPr>
+          <w:rFonts w:ascii="Cambria" w:hAnsi="Cambria"/>
+          <w:caps w:val="0"/>
+        </w:rPr>
+        <w:t>Use transpose when:</w:t>
+      </w:r>
+    </w:p>
+    <w:p>
+      <w:pPr>
+        <w:numPr>
+          <w:ilvl w:val="0"/>
+          <w:numId w:val="29"/>
+        </w:numPr>
+        <w:rPr>
+          <w:rFonts w:ascii="Cambria" w:hAnsi="Cambria"/>
+        </w:rPr>
+      </w:pPr>
+      <w:r>
+        <w:rPr>
+          <w:rFonts w:ascii="Cambria" w:hAnsi="Cambria"/>
+        </w:rPr>
+        <w:t>Working with matrices</w:t>
+      </w:r>
+    </w:p>
+    <w:p>
+      <w:pPr>
+        <w:numPr>
+          <w:ilvl w:val="0"/>
+          <w:numId w:val="29"/>
+        </w:numPr>
+        <w:rPr>
+          <w:rFonts w:ascii="Cambria" w:hAnsi="Cambria"/>
+        </w:rPr>
+      </w:pPr>
+      <w:r>
+        <w:rPr>
+          <w:rFonts w:ascii="Cambria" w:hAnsi="Cambria"/>
+        </w:rPr>
+        <w:t>Using dot product</w:t>
+      </w:r>
+    </w:p>
+    <w:p>
+      <w:pPr>
+        <w:pStyle w:val="Heading3"/>
+        <w:rPr>
+          <w:rFonts w:ascii="Cambria" w:hAnsi="Cambria"/>
+        </w:rPr>
+      </w:pPr>
+      <w:r>
+        <w:rPr>
+          <w:rFonts w:ascii="Cambria" w:hAnsi="Cambria"/>
+          <w:caps w:val="0"/>
+        </w:rPr>
+        <w:t xml:space="preserve">Use </w:t>
+      </w:r>
+      <w:proofErr w:type="gramStart"/>
+      <w:r>
+        <w:rPr>
+          <w:rFonts w:ascii="Cambria" w:hAnsi="Cambria"/>
+          <w:caps w:val="0"/>
+        </w:rPr>
+        <w:t>reshape</w:t>
+      </w:r>
+      <w:proofErr w:type="gramEnd"/>
+      <w:r>
+        <w:rPr>
+          <w:rFonts w:ascii="Cambria" w:hAnsi="Cambria"/>
+          <w:caps w:val="0"/>
+        </w:rPr>
+        <w:t xml:space="preserve"> when:</w:t>
+      </w:r>
+    </w:p>
+    <w:p>
+      <w:pPr>
+        <w:numPr>
+          <w:ilvl w:val="0"/>
+          <w:numId w:val="30"/>
+        </w:numPr>
+        <w:rPr>
+          <w:rFonts w:ascii="Cambria" w:hAnsi="Cambria"/>
+        </w:rPr>
+      </w:pPr>
+      <w:r>
+        <w:rPr>
+          <w:rFonts w:ascii="Cambria" w:hAnsi="Cambria"/>
+        </w:rPr>
+        <w:t>Preparing data for ml</w:t>
+      </w:r>
+    </w:p>
+    <w:p>
+      <w:pPr>
+        <w:numPr>
+          <w:ilvl w:val="0"/>
+          <w:numId w:val="30"/>
+        </w:numPr>
+        <w:rPr>
+          <w:rFonts w:ascii="Cambria" w:hAnsi="Cambria"/>
+        </w:rPr>
+      </w:pPr>
+      <w:r>
+        <w:rPr>
+          <w:rFonts w:ascii="Cambria" w:hAnsi="Cambria"/>
+        </w:rPr>
+        <w:t>Converting 1d to 2d data</w:t>
+      </w:r>
+    </w:p>
+    <w:p>
+      <w:pPr>
+        <w:pStyle w:val="Heading1"/>
+        <w:rPr>
+          <w:rFonts w:ascii="Cambria" w:hAnsi="Cambria"/>
+          <w:sz w:val="20"/>
+          <w:szCs w:val="20"/>
+        </w:rPr>
+      </w:pPr>
+      <w:r>
+        <w:rPr>
+          <w:rFonts w:ascii="Cambria" w:hAnsi="Cambria"/>
+          <w:caps w:val="0"/>
+          <w:sz w:val="20"/>
+          <w:szCs w:val="20"/>
+        </w:rPr>
+        <w:t>Quick summary</w:t>
+      </w:r>
+    </w:p>
+    <w:p>
+      <w:pPr>
+        <w:numPr>
+          <w:ilvl w:val="0"/>
+          <w:numId w:val="31"/>
+        </w:numPr>
+        <w:rPr>
+          <w:rFonts w:ascii="Cambria" w:hAnsi="Cambria"/>
+        </w:rPr>
+      </w:pPr>
+      <w:r>
+        <w:rPr>
+          <w:rFonts w:ascii="Cambria" w:hAnsi="Cambria"/>
+          <w:b/>
+          <w:bCs/>
+        </w:rPr>
+        <w:t>Transpose</w:t>
+      </w:r>
+      <w:r>
+        <w:rPr>
+          <w:rFonts w:ascii="Cambria" w:hAnsi="Cambria"/>
+        </w:rPr>
+        <w:t xml:space="preserve"> = flip rows and columns</w:t>
+      </w:r>
+    </w:p>
+    <w:p>
+      <w:pPr>
+        <w:numPr>
+          <w:ilvl w:val="0"/>
+          <w:numId w:val="31"/>
+        </w:numPr>
+        <w:rPr>
+          <w:rFonts w:ascii="Cambria" w:hAnsi="Cambria"/>
+        </w:rPr>
+      </w:pPr>
+      <w:r>
+        <w:rPr>
+          <w:rFonts w:ascii="Cambria" w:hAnsi="Cambria"/>
+          <w:b/>
+          <w:bCs/>
+        </w:rPr>
+        <w:t>Reshape</w:t>
+      </w:r>
+      <w:r>
+        <w:rPr>
+          <w:rFonts w:ascii="Cambria" w:hAnsi="Cambria"/>
+        </w:rPr>
+        <w:t xml:space="preserve"> = change array shape</w:t>
+      </w:r>
+    </w:p>
+    <w:p>
+      <w:pPr>
+        <w:numPr>
+          <w:ilvl w:val="0"/>
+          <w:numId w:val="31"/>
+        </w:numPr>
+        <w:rPr>
+          <w:rFonts w:ascii="Cambria" w:hAnsi="Cambria"/>
+        </w:rPr>
+      </w:pPr>
+      <w:r>
+        <w:rPr>
+          <w:rFonts w:ascii="Cambria" w:hAnsi="Cambria"/>
+        </w:rPr>
+        <w:t>Number of elements must stay same</w:t>
+      </w:r>
+    </w:p>
+    <w:p>
+      <w:pPr>
+        <w:rPr>
+          <w:rFonts w:ascii="Cambria" w:hAnsi="Cambria"/>
+        </w:rPr>
+      </w:pPr>
     </w:p>
     <w:p>
       <w:pPr>
@@ -4382,6 +6621,155 @@
     </w:lvl>
   </w:abstractNum>
   <w:abstractNum w:abstractNumId="3" w15:restartNumberingAfterBreak="0">
+    <w:nsid w:val="0E760660"/>
+    <w:multiLevelType w:val="multilevel"/>
+    <w:tmpl w:val="77F6B2B0"/>
+    <w:lvl w:ilvl="0">
+      <w:start w:val="1"/>
+      <w:numFmt w:val="bullet"/>
+      <w:lvlText w:val=""/>
+      <w:lvlJc w:val="left"/>
+      <w:pPr>
+        <w:tabs>
+          <w:tab w:val="num" w:pos="720"/>
+        </w:tabs>
+        <w:ind w:left="720" w:hanging="360"/>
+      </w:pPr>
+      <w:rPr>
+        <w:rFonts w:ascii="Symbol" w:hAnsi="Symbol" w:hint="default"/>
+        <w:sz w:val="20"/>
+      </w:rPr>
+    </w:lvl>
+    <w:lvl w:ilvl="1" w:tentative="1">
+      <w:start w:val="1"/>
+      <w:numFmt w:val="bullet"/>
+      <w:lvlText w:val="o"/>
+      <w:lvlJc w:val="left"/>
+      <w:pPr>
+        <w:tabs>
+          <w:tab w:val="num" w:pos="1440"/>
+        </w:tabs>
+        <w:ind w:left="1440" w:hanging="360"/>
+      </w:pPr>
+      <w:rPr>
+        <w:rFonts w:ascii="Courier New" w:hAnsi="Courier New" w:hint="default"/>
+        <w:sz w:val="20"/>
+      </w:rPr>
+    </w:lvl>
+    <w:lvl w:ilvl="2" w:tentative="1">
+      <w:start w:val="1"/>
+      <w:numFmt w:val="bullet"/>
+      <w:lvlText w:val=""/>
+      <w:lvlJc w:val="left"/>
+      <w:pPr>
+        <w:tabs>
+          <w:tab w:val="num" w:pos="2160"/>
+        </w:tabs>
+        <w:ind w:left="2160" w:hanging="360"/>
+      </w:pPr>
+      <w:rPr>
+        <w:rFonts w:ascii="Wingdings" w:hAnsi="Wingdings" w:hint="default"/>
+        <w:sz w:val="20"/>
+      </w:rPr>
+    </w:lvl>
+    <w:lvl w:ilvl="3" w:tentative="1">
+      <w:start w:val="1"/>
+      <w:numFmt w:val="bullet"/>
+      <w:lvlText w:val=""/>
+      <w:lvlJc w:val="left"/>
+      <w:pPr>
+        <w:tabs>
+          <w:tab w:val="num" w:pos="2880"/>
+        </w:tabs>
+        <w:ind w:left="2880" w:hanging="360"/>
+      </w:pPr>
+      <w:rPr>
+        <w:rFonts w:ascii="Wingdings" w:hAnsi="Wingdings" w:hint="default"/>
+        <w:sz w:val="20"/>
+      </w:rPr>
+    </w:lvl>
+    <w:lvl w:ilvl="4" w:tentative="1">
+      <w:start w:val="1"/>
+      <w:numFmt w:val="bullet"/>
+      <w:lvlText w:val=""/>
+      <w:lvlJc w:val="left"/>
+      <w:pPr>
+        <w:tabs>
+          <w:tab w:val="num" w:pos="3600"/>
+        </w:tabs>
+        <w:ind w:left="3600" w:hanging="360"/>
+      </w:pPr>
+      <w:rPr>
+        <w:rFonts w:ascii="Wingdings" w:hAnsi="Wingdings" w:hint="default"/>
+        <w:sz w:val="20"/>
+      </w:rPr>
+    </w:lvl>
+    <w:lvl w:ilvl="5" w:tentative="1">
+      <w:start w:val="1"/>
+      <w:numFmt w:val="bullet"/>
+      <w:lvlText w:val=""/>
+      <w:lvlJc w:val="left"/>
+      <w:pPr>
+        <w:tabs>
+          <w:tab w:val="num" w:pos="4320"/>
+        </w:tabs>
+        <w:ind w:left="4320" w:hanging="360"/>
+      </w:pPr>
+      <w:rPr>
+        <w:rFonts w:ascii="Wingdings" w:hAnsi="Wingdings" w:hint="default"/>
+        <w:sz w:val="20"/>
+      </w:rPr>
+    </w:lvl>
+    <w:lvl w:ilvl="6" w:tentative="1">
+      <w:start w:val="1"/>
+      <w:numFmt w:val="bullet"/>
+      <w:lvlText w:val=""/>
+      <w:lvlJc w:val="left"/>
+      <w:pPr>
+        <w:tabs>
+          <w:tab w:val="num" w:pos="5040"/>
+        </w:tabs>
+        <w:ind w:left="5040" w:hanging="360"/>
+      </w:pPr>
+      <w:rPr>
+        <w:rFonts w:ascii="Wingdings" w:hAnsi="Wingdings" w:hint="default"/>
+        <w:sz w:val="20"/>
+      </w:rPr>
+    </w:lvl>
+    <w:lvl w:ilvl="7" w:tentative="1">
+      <w:start w:val="1"/>
+      <w:numFmt w:val="bullet"/>
+      <w:lvlText w:val=""/>
+      <w:lvlJc w:val="left"/>
+      <w:pPr>
+        <w:tabs>
+          <w:tab w:val="num" w:pos="5760"/>
+        </w:tabs>
+        <w:ind w:left="5760" w:hanging="360"/>
+      </w:pPr>
+      <w:rPr>
+        <w:rFonts w:ascii="Wingdings" w:hAnsi="Wingdings" w:hint="default"/>
+        <w:sz w:val="20"/>
+      </w:rPr>
+    </w:lvl>
+    <w:lvl w:ilvl="8" w:tentative="1">
+      <w:start w:val="1"/>
+      <w:numFmt w:val="bullet"/>
+      <w:lvlText w:val=""/>
+      <w:lvlJc w:val="left"/>
+      <w:pPr>
+        <w:tabs>
+          <w:tab w:val="num" w:pos="6480"/>
+        </w:tabs>
+        <w:ind w:left="6480" w:hanging="360"/>
+      </w:pPr>
+      <w:rPr>
+        <w:rFonts w:ascii="Wingdings" w:hAnsi="Wingdings" w:hint="default"/>
+        <w:sz w:val="20"/>
+      </w:rPr>
+    </w:lvl>
+  </w:abstractNum>
+  <w:abstractNum w:abstractNumId="4" w15:restartNumberingAfterBreak="0">
     <w:nsid w:val="14913BB6"/>
     <w:multiLevelType w:val="multilevel"/>
     <w:tmpl w:val="01125AEE"/>
@@ -4530,7 +6918,156 @@
       </w:rPr>
     </w:lvl>
   </w:abstractNum>
-  <w:abstractNum w:abstractNumId="4" w15:restartNumberingAfterBreak="0">
+  <w:abstractNum w:abstractNumId="5" w15:restartNumberingAfterBreak="0">
+    <w:nsid w:val="159C26EF"/>
+    <w:multiLevelType w:val="multilevel"/>
+    <w:tmpl w:val="9050EA3A"/>
+    <w:lvl w:ilvl="0">
+      <w:start w:val="1"/>
+      <w:numFmt w:val="bullet"/>
+      <w:lvlText w:val=""/>
+      <w:lvlJc w:val="left"/>
+      <w:pPr>
+        <w:tabs>
+          <w:tab w:val="num" w:pos="720"/>
+        </w:tabs>
+        <w:ind w:left="720" w:hanging="360"/>
+      </w:pPr>
+      <w:rPr>
+        <w:rFonts w:ascii="Symbol" w:hAnsi="Symbol" w:hint="default"/>
+        <w:sz w:val="20"/>
+      </w:rPr>
+    </w:lvl>
+    <w:lvl w:ilvl="1" w:tentative="1">
+      <w:start w:val="1"/>
+      <w:numFmt w:val="bullet"/>
+      <w:lvlText w:val="o"/>
+      <w:lvlJc w:val="left"/>
+      <w:pPr>
+        <w:tabs>
+          <w:tab w:val="num" w:pos="1440"/>
+        </w:tabs>
+        <w:ind w:left="1440" w:hanging="360"/>
+      </w:pPr>
+      <w:rPr>
+        <w:rFonts w:ascii="Courier New" w:hAnsi="Courier New" w:hint="default"/>
+        <w:sz w:val="20"/>
+      </w:rPr>
+    </w:lvl>
+    <w:lvl w:ilvl="2" w:tentative="1">
+      <w:start w:val="1"/>
+      <w:numFmt w:val="bullet"/>
+      <w:lvlText w:val=""/>
+      <w:lvlJc w:val="left"/>
+      <w:pPr>
+        <w:tabs>
+          <w:tab w:val="num" w:pos="2160"/>
+        </w:tabs>
+        <w:ind w:left="2160" w:hanging="360"/>
+      </w:pPr>
+      <w:rPr>
+        <w:rFonts w:ascii="Wingdings" w:hAnsi="Wingdings" w:hint="default"/>
+        <w:sz w:val="20"/>
+      </w:rPr>
+    </w:lvl>
+    <w:lvl w:ilvl="3" w:tentative="1">
+      <w:start w:val="1"/>
+      <w:numFmt w:val="bullet"/>
+      <w:lvlText w:val=""/>
+      <w:lvlJc w:val="left"/>
+      <w:pPr>
+        <w:tabs>
+          <w:tab w:val="num" w:pos="2880"/>
+        </w:tabs>
+        <w:ind w:left="2880" w:hanging="360"/>
+      </w:pPr>
+      <w:rPr>
+        <w:rFonts w:ascii="Wingdings" w:hAnsi="Wingdings" w:hint="default"/>
+        <w:sz w:val="20"/>
+      </w:rPr>
+    </w:lvl>
+    <w:lvl w:ilvl="4" w:tentative="1">
+      <w:start w:val="1"/>
+      <w:numFmt w:val="bullet"/>
+      <w:lvlText w:val=""/>
+      <w:lvlJc w:val="left"/>
+      <w:pPr>
+        <w:tabs>
+          <w:tab w:val="num" w:pos="3600"/>
+        </w:tabs>
+        <w:ind w:left="3600" w:hanging="360"/>
+      </w:pPr>
+      <w:rPr>
+        <w:rFonts w:ascii="Wingdings" w:hAnsi="Wingdings" w:hint="default"/>
+        <w:sz w:val="20"/>
+      </w:rPr>
+    </w:lvl>
+    <w:lvl w:ilvl="5" w:tentative="1">
+      <w:start w:val="1"/>
+      <w:numFmt w:val="bullet"/>
+      <w:lvlText w:val=""/>
+      <w:lvlJc w:val="left"/>
+      <w:pPr>
+        <w:tabs>
+          <w:tab w:val="num" w:pos="4320"/>
+        </w:tabs>
+        <w:ind w:left="4320" w:hanging="360"/>
+      </w:pPr>
+      <w:rPr>
+        <w:rFonts w:ascii="Wingdings" w:hAnsi="Wingdings" w:hint="default"/>
+        <w:sz w:val="20"/>
+      </w:rPr>
+    </w:lvl>
+    <w:lvl w:ilvl="6" w:tentative="1">
+      <w:start w:val="1"/>
+      <w:numFmt w:val="bullet"/>
+      <w:lvlText w:val=""/>
+      <w:lvlJc w:val="left"/>
+      <w:pPr>
+        <w:tabs>
+          <w:tab w:val="num" w:pos="5040"/>
+        </w:tabs>
+        <w:ind w:left="5040" w:hanging="360"/>
+      </w:pPr>
+      <w:rPr>
+        <w:rFonts w:ascii="Wingdings" w:hAnsi="Wingdings" w:hint="default"/>
+        <w:sz w:val="20"/>
+      </w:rPr>
+    </w:lvl>
+    <w:lvl w:ilvl="7" w:tentative="1">
+      <w:start w:val="1"/>
+      <w:numFmt w:val="bullet"/>
+      <w:lvlText w:val=""/>
+      <w:lvlJc w:val="left"/>
+      <w:pPr>
+        <w:tabs>
+          <w:tab w:val="num" w:pos="5760"/>
+        </w:tabs>
+        <w:ind w:left="5760" w:hanging="360"/>
+      </w:pPr>
+      <w:rPr>
+        <w:rFonts w:ascii="Wingdings" w:hAnsi="Wingdings" w:hint="default"/>
+        <w:sz w:val="20"/>
+      </w:rPr>
+    </w:lvl>
+    <w:lvl w:ilvl="8" w:tentative="1">
+      <w:start w:val="1"/>
+      <w:numFmt w:val="bullet"/>
+      <w:lvlText w:val=""/>
+      <w:lvlJc w:val="left"/>
+      <w:pPr>
+        <w:tabs>
+          <w:tab w:val="num" w:pos="6480"/>
+        </w:tabs>
+        <w:ind w:left="6480" w:hanging="360"/>
+      </w:pPr>
+      <w:rPr>
+        <w:rFonts w:ascii="Wingdings" w:hAnsi="Wingdings" w:hint="default"/>
+        <w:sz w:val="20"/>
+      </w:rPr>
+    </w:lvl>
+  </w:abstractNum>
+  <w:abstractNum w:abstractNumId="6" w15:restartNumberingAfterBreak="0">
     <w:nsid w:val="15B0487C"/>
     <w:multiLevelType w:val="multilevel"/>
     <w:tmpl w:val="F82AEA62"/>
@@ -4679,7 +7216,7 @@
       </w:rPr>
     </w:lvl>
   </w:abstractNum>
-  <w:abstractNum w:abstractNumId="5" w15:restartNumberingAfterBreak="0">
+  <w:abstractNum w:abstractNumId="7" w15:restartNumberingAfterBreak="0">
     <w:nsid w:val="1E3A3C37"/>
     <w:multiLevelType w:val="multilevel"/>
     <w:tmpl w:val="96E411C4"/>
@@ -4828,7 +7365,7 @@
       </w:rPr>
     </w:lvl>
   </w:abstractNum>
-  <w:abstractNum w:abstractNumId="6" w15:restartNumberingAfterBreak="0">
+  <w:abstractNum w:abstractNumId="8" w15:restartNumberingAfterBreak="0">
     <w:nsid w:val="24730390"/>
     <w:multiLevelType w:val="multilevel"/>
     <w:tmpl w:val="DB084C50"/>
@@ -4977,7 +7514,7 @@
       </w:rPr>
     </w:lvl>
   </w:abstractNum>
-  <w:abstractNum w:abstractNumId="7" w15:restartNumberingAfterBreak="0">
+  <w:abstractNum w:abstractNumId="9" w15:restartNumberingAfterBreak="0">
     <w:nsid w:val="2D9D246F"/>
     <w:multiLevelType w:val="multilevel"/>
     <w:tmpl w:val="D9C86A82"/>
@@ -5126,7 +7663,156 @@
       </w:rPr>
     </w:lvl>
   </w:abstractNum>
-  <w:abstractNum w:abstractNumId="8" w15:restartNumberingAfterBreak="0">
+  <w:abstractNum w:abstractNumId="10" w15:restartNumberingAfterBreak="0">
+    <w:nsid w:val="2ED60013"/>
+    <w:multiLevelType w:val="multilevel"/>
+    <w:tmpl w:val="F82A078A"/>
+    <w:lvl w:ilvl="0">
+      <w:start w:val="1"/>
+      <w:numFmt w:val="bullet"/>
+      <w:lvlText w:val=""/>
+      <w:lvlJc w:val="left"/>
+      <w:pPr>
+        <w:tabs>
+          <w:tab w:val="num" w:pos="720"/>
+        </w:tabs>
+        <w:ind w:left="720" w:hanging="360"/>
+      </w:pPr>
+      <w:rPr>
+        <w:rFonts w:ascii="Symbol" w:hAnsi="Symbol" w:hint="default"/>
+        <w:sz w:val="20"/>
+      </w:rPr>
+    </w:lvl>
+    <w:lvl w:ilvl="1" w:tentative="1">
+      <w:start w:val="1"/>
+      <w:numFmt w:val="bullet"/>
+      <w:lvlText w:val="o"/>
+      <w:lvlJc w:val="left"/>
+      <w:pPr>
+        <w:tabs>
+          <w:tab w:val="num" w:pos="1440"/>
+        </w:tabs>
+        <w:ind w:left="1440" w:hanging="360"/>
+      </w:pPr>
+      <w:rPr>
+        <w:rFonts w:ascii="Courier New" w:hAnsi="Courier New" w:hint="default"/>
+        <w:sz w:val="20"/>
+      </w:rPr>
+    </w:lvl>
+    <w:lvl w:ilvl="2" w:tentative="1">
+      <w:start w:val="1"/>
+      <w:numFmt w:val="bullet"/>
+      <w:lvlText w:val=""/>
+      <w:lvlJc w:val="left"/>
+      <w:pPr>
+        <w:tabs>
+          <w:tab w:val="num" w:pos="2160"/>
+        </w:tabs>
+        <w:ind w:left="2160" w:hanging="360"/>
+      </w:pPr>
+      <w:rPr>
+        <w:rFonts w:ascii="Wingdings" w:hAnsi="Wingdings" w:hint="default"/>
+        <w:sz w:val="20"/>
+      </w:rPr>
+    </w:lvl>
+    <w:lvl w:ilvl="3" w:tentative="1">
+      <w:start w:val="1"/>
+      <w:numFmt w:val="bullet"/>
+      <w:lvlText w:val=""/>
+      <w:lvlJc w:val="left"/>
+      <w:pPr>
+        <w:tabs>
+          <w:tab w:val="num" w:pos="2880"/>
+        </w:tabs>
+        <w:ind w:left="2880" w:hanging="360"/>
+      </w:pPr>
+      <w:rPr>
+        <w:rFonts w:ascii="Wingdings" w:hAnsi="Wingdings" w:hint="default"/>
+        <w:sz w:val="20"/>
+      </w:rPr>
+    </w:lvl>
+    <w:lvl w:ilvl="4" w:tentative="1">
+      <w:start w:val="1"/>
+      <w:numFmt w:val="bullet"/>
+      <w:lvlText w:val=""/>
+      <w:lvlJc w:val="left"/>
+      <w:pPr>
+        <w:tabs>
+          <w:tab w:val="num" w:pos="3600"/>
+        </w:tabs>
+        <w:ind w:left="3600" w:hanging="360"/>
+      </w:pPr>
+      <w:rPr>
+        <w:rFonts w:ascii="Wingdings" w:hAnsi="Wingdings" w:hint="default"/>
+        <w:sz w:val="20"/>
+      </w:rPr>
+    </w:lvl>
+    <w:lvl w:ilvl="5" w:tentative="1">
+      <w:start w:val="1"/>
+      <w:numFmt w:val="bullet"/>
+      <w:lvlText w:val=""/>
+      <w:lvlJc w:val="left"/>
+      <w:pPr>
+        <w:tabs>
+          <w:tab w:val="num" w:pos="4320"/>
+        </w:tabs>
+        <w:ind w:left="4320" w:hanging="360"/>
+      </w:pPr>
+      <w:rPr>
+        <w:rFonts w:ascii="Wingdings" w:hAnsi="Wingdings" w:hint="default"/>
+        <w:sz w:val="20"/>
+      </w:rPr>
+    </w:lvl>
+    <w:lvl w:ilvl="6" w:tentative="1">
+      <w:start w:val="1"/>
+      <w:numFmt w:val="bullet"/>
+      <w:lvlText w:val=""/>
+      <w:lvlJc w:val="left"/>
+      <w:pPr>
+        <w:tabs>
+          <w:tab w:val="num" w:pos="5040"/>
+        </w:tabs>
+        <w:ind w:left="5040" w:hanging="360"/>
+      </w:pPr>
+      <w:rPr>
+        <w:rFonts w:ascii="Wingdings" w:hAnsi="Wingdings" w:hint="default"/>
+        <w:sz w:val="20"/>
+      </w:rPr>
+    </w:lvl>
+    <w:lvl w:ilvl="7" w:tentative="1">
+      <w:start w:val="1"/>
+      <w:numFmt w:val="bullet"/>
+      <w:lvlText w:val=""/>
+      <w:lvlJc w:val="left"/>
+      <w:pPr>
+        <w:tabs>
+          <w:tab w:val="num" w:pos="5760"/>
+        </w:tabs>
+        <w:ind w:left="5760" w:hanging="360"/>
+      </w:pPr>
+      <w:rPr>
+        <w:rFonts w:ascii="Wingdings" w:hAnsi="Wingdings" w:hint="default"/>
+        <w:sz w:val="20"/>
+      </w:rPr>
+    </w:lvl>
+    <w:lvl w:ilvl="8" w:tentative="1">
+      <w:start w:val="1"/>
+      <w:numFmt w:val="bullet"/>
+      <w:lvlText w:val=""/>
+      <w:lvlJc w:val="left"/>
+      <w:pPr>
+        <w:tabs>
+          <w:tab w:val="num" w:pos="6480"/>
+        </w:tabs>
+        <w:ind w:left="6480" w:hanging="360"/>
+      </w:pPr>
+      <w:rPr>
+        <w:rFonts w:ascii="Wingdings" w:hAnsi="Wingdings" w:hint="default"/>
+        <w:sz w:val="20"/>
+      </w:rPr>
+    </w:lvl>
+  </w:abstractNum>
+  <w:abstractNum w:abstractNumId="11" w15:restartNumberingAfterBreak="0">
     <w:nsid w:val="305F7AA6"/>
     <w:multiLevelType w:val="multilevel"/>
     <w:tmpl w:val="15941A82"/>
@@ -5275,7 +7961,7 @@
       </w:rPr>
     </w:lvl>
   </w:abstractNum>
-  <w:abstractNum w:abstractNumId="9" w15:restartNumberingAfterBreak="0">
+  <w:abstractNum w:abstractNumId="12" w15:restartNumberingAfterBreak="0">
     <w:nsid w:val="33D93F11"/>
     <w:multiLevelType w:val="multilevel"/>
     <w:tmpl w:val="73308C1C"/>
@@ -5424,7 +8110,7 @@
       </w:rPr>
     </w:lvl>
   </w:abstractNum>
-  <w:abstractNum w:abstractNumId="10" w15:restartNumberingAfterBreak="0">
+  <w:abstractNum w:abstractNumId="13" w15:restartNumberingAfterBreak="0">
     <w:nsid w:val="35180B28"/>
     <w:multiLevelType w:val="multilevel"/>
     <w:tmpl w:val="3E92B0DC"/>
@@ -5573,7 +8259,7 @@
       </w:rPr>
     </w:lvl>
   </w:abstractNum>
-  <w:abstractNum w:abstractNumId="11" w15:restartNumberingAfterBreak="0">
+  <w:abstractNum w:abstractNumId="14" w15:restartNumberingAfterBreak="0">
     <w:nsid w:val="3EB61E95"/>
     <w:multiLevelType w:val="multilevel"/>
     <w:tmpl w:val="FDAA2096"/>
@@ -5722,7 +8408,7 @@
       </w:rPr>
     </w:lvl>
   </w:abstractNum>
-  <w:abstractNum w:abstractNumId="12" w15:restartNumberingAfterBreak="0">
+  <w:abstractNum w:abstractNumId="15" w15:restartNumberingAfterBreak="0">
     <w:nsid w:val="47B77BBF"/>
     <w:multiLevelType w:val="multilevel"/>
     <w:tmpl w:val="28769184"/>
@@ -5871,7 +8557,7 @@
       </w:rPr>
     </w:lvl>
   </w:abstractNum>
-  <w:abstractNum w:abstractNumId="13" w15:restartNumberingAfterBreak="0">
+  <w:abstractNum w:abstractNumId="16" w15:restartNumberingAfterBreak="0">
     <w:nsid w:val="48DB4222"/>
     <w:multiLevelType w:val="multilevel"/>
     <w:tmpl w:val="ABC89DAC"/>
@@ -6020,7 +8706,7 @@
       </w:rPr>
     </w:lvl>
   </w:abstractNum>
-  <w:abstractNum w:abstractNumId="14" w15:restartNumberingAfterBreak="0">
+  <w:abstractNum w:abstractNumId="17" w15:restartNumberingAfterBreak="0">
     <w:nsid w:val="4E317B52"/>
     <w:multiLevelType w:val="multilevel"/>
     <w:tmpl w:val="8EAA8DB6"/>
@@ -6169,7 +8855,7 @@
       </w:rPr>
     </w:lvl>
   </w:abstractNum>
-  <w:abstractNum w:abstractNumId="15" w15:restartNumberingAfterBreak="0">
+  <w:abstractNum w:abstractNumId="18" w15:restartNumberingAfterBreak="0">
     <w:nsid w:val="5D2103E0"/>
     <w:multiLevelType w:val="multilevel"/>
     <w:tmpl w:val="C44AD954"/>
@@ -6318,7 +9004,7 @@
       </w:rPr>
     </w:lvl>
   </w:abstractNum>
-  <w:abstractNum w:abstractNumId="16" w15:restartNumberingAfterBreak="0">
+  <w:abstractNum w:abstractNumId="19" w15:restartNumberingAfterBreak="0">
     <w:nsid w:val="5DE1504C"/>
     <w:multiLevelType w:val="multilevel"/>
     <w:tmpl w:val="8A568E4E"/>
@@ -6467,7 +9153,7 @@
       </w:rPr>
     </w:lvl>
   </w:abstractNum>
-  <w:abstractNum w:abstractNumId="17" w15:restartNumberingAfterBreak="0">
+  <w:abstractNum w:abstractNumId="20" w15:restartNumberingAfterBreak="0">
     <w:nsid w:val="5DE26AE2"/>
     <w:multiLevelType w:val="multilevel"/>
     <w:tmpl w:val="61486D72"/>
@@ -6616,7 +9302,7 @@
       </w:rPr>
     </w:lvl>
   </w:abstractNum>
-  <w:abstractNum w:abstractNumId="18" w15:restartNumberingAfterBreak="0">
+  <w:abstractNum w:abstractNumId="21" w15:restartNumberingAfterBreak="0">
     <w:nsid w:val="61A418D1"/>
     <w:multiLevelType w:val="multilevel"/>
     <w:tmpl w:val="9A6223A0"/>
@@ -6765,7 +9451,156 @@
       </w:rPr>
     </w:lvl>
   </w:abstractNum>
-  <w:abstractNum w:abstractNumId="19" w15:restartNumberingAfterBreak="0">
+  <w:abstractNum w:abstractNumId="22" w15:restartNumberingAfterBreak="0">
+    <w:nsid w:val="63B7372E"/>
+    <w:multiLevelType w:val="multilevel"/>
+    <w:tmpl w:val="53CE5764"/>
+    <w:lvl w:ilvl="0">
+      <w:start w:val="1"/>
+      <w:numFmt w:val="bullet"/>
+      <w:lvlText w:val=""/>
+      <w:lvlJc w:val="left"/>
+      <w:pPr>
+        <w:tabs>
+          <w:tab w:val="num" w:pos="720"/>
+        </w:tabs>
+        <w:ind w:left="720" w:hanging="360"/>
+      </w:pPr>
+      <w:rPr>
+        <w:rFonts w:ascii="Symbol" w:hAnsi="Symbol" w:hint="default"/>
+        <w:sz w:val="20"/>
+      </w:rPr>
+    </w:lvl>
+    <w:lvl w:ilvl="1" w:tentative="1">
+      <w:start w:val="1"/>
+      <w:numFmt w:val="bullet"/>
+      <w:lvlText w:val="o"/>
+      <w:lvlJc w:val="left"/>
+      <w:pPr>
+        <w:tabs>
+          <w:tab w:val="num" w:pos="1440"/>
+        </w:tabs>
+        <w:ind w:left="1440" w:hanging="360"/>
+      </w:pPr>
+      <w:rPr>
+        <w:rFonts w:ascii="Courier New" w:hAnsi="Courier New" w:hint="default"/>
+        <w:sz w:val="20"/>
+      </w:rPr>
+    </w:lvl>
+    <w:lvl w:ilvl="2" w:tentative="1">
+      <w:start w:val="1"/>
+      <w:numFmt w:val="bullet"/>
+      <w:lvlText w:val=""/>
+      <w:lvlJc w:val="left"/>
+      <w:pPr>
+        <w:tabs>
+          <w:tab w:val="num" w:pos="2160"/>
+        </w:tabs>
+        <w:ind w:left="2160" w:hanging="360"/>
+      </w:pPr>
+      <w:rPr>
+        <w:rFonts w:ascii="Wingdings" w:hAnsi="Wingdings" w:hint="default"/>
+        <w:sz w:val="20"/>
+      </w:rPr>
+    </w:lvl>
+    <w:lvl w:ilvl="3" w:tentative="1">
+      <w:start w:val="1"/>
+      <w:numFmt w:val="bullet"/>
+      <w:lvlText w:val=""/>
+      <w:lvlJc w:val="left"/>
+      <w:pPr>
+        <w:tabs>
+          <w:tab w:val="num" w:pos="2880"/>
+        </w:tabs>
+        <w:ind w:left="2880" w:hanging="360"/>
+      </w:pPr>
+      <w:rPr>
+        <w:rFonts w:ascii="Wingdings" w:hAnsi="Wingdings" w:hint="default"/>
+        <w:sz w:val="20"/>
+      </w:rPr>
+    </w:lvl>
+    <w:lvl w:ilvl="4" w:tentative="1">
+      <w:start w:val="1"/>
+      <w:numFmt w:val="bullet"/>
+      <w:lvlText w:val=""/>
+      <w:lvlJc w:val="left"/>
+      <w:pPr>
+        <w:tabs>
+          <w:tab w:val="num" w:pos="3600"/>
+        </w:tabs>
+        <w:ind w:left="3600" w:hanging="360"/>
+      </w:pPr>
+      <w:rPr>
+        <w:rFonts w:ascii="Wingdings" w:hAnsi="Wingdings" w:hint="default"/>
+        <w:sz w:val="20"/>
+      </w:rPr>
+    </w:lvl>
+    <w:lvl w:ilvl="5" w:tentative="1">
+      <w:start w:val="1"/>
+      <w:numFmt w:val="bullet"/>
+      <w:lvlText w:val=""/>
+      <w:lvlJc w:val="left"/>
+      <w:pPr>
+        <w:tabs>
+          <w:tab w:val="num" w:pos="4320"/>
+        </w:tabs>
+        <w:ind w:left="4320" w:hanging="360"/>
+      </w:pPr>
+      <w:rPr>
+        <w:rFonts w:ascii="Wingdings" w:hAnsi="Wingdings" w:hint="default"/>
+        <w:sz w:val="20"/>
+      </w:rPr>
+    </w:lvl>
+    <w:lvl w:ilvl="6" w:tentative="1">
+      <w:start w:val="1"/>
+      <w:numFmt w:val="bullet"/>
+      <w:lvlText w:val=""/>
+      <w:lvlJc w:val="left"/>
+      <w:pPr>
+        <w:tabs>
+          <w:tab w:val="num" w:pos="5040"/>
+        </w:tabs>
+        <w:ind w:left="5040" w:hanging="360"/>
+      </w:pPr>
+      <w:rPr>
+        <w:rFonts w:ascii="Wingdings" w:hAnsi="Wingdings" w:hint="default"/>
+        <w:sz w:val="20"/>
+      </w:rPr>
+    </w:lvl>
+    <w:lvl w:ilvl="7" w:tentative="1">
+      <w:start w:val="1"/>
+      <w:numFmt w:val="bullet"/>
+      <w:lvlText w:val=""/>
+      <w:lvlJc w:val="left"/>
+      <w:pPr>
+        <w:tabs>
+          <w:tab w:val="num" w:pos="5760"/>
+        </w:tabs>
+        <w:ind w:left="5760" w:hanging="360"/>
+      </w:pPr>
+      <w:rPr>
+        <w:rFonts w:ascii="Wingdings" w:hAnsi="Wingdings" w:hint="default"/>
+        <w:sz w:val="20"/>
+      </w:rPr>
+    </w:lvl>
+    <w:lvl w:ilvl="8" w:tentative="1">
+      <w:start w:val="1"/>
+      <w:numFmt w:val="bullet"/>
+      <w:lvlText w:val=""/>
+      <w:lvlJc w:val="left"/>
+      <w:pPr>
+        <w:tabs>
+          <w:tab w:val="num" w:pos="6480"/>
+        </w:tabs>
+        <w:ind w:left="6480" w:hanging="360"/>
+      </w:pPr>
+      <w:rPr>
+        <w:rFonts w:ascii="Wingdings" w:hAnsi="Wingdings" w:hint="default"/>
+        <w:sz w:val="20"/>
+      </w:rPr>
+    </w:lvl>
+  </w:abstractNum>
+  <w:abstractNum w:abstractNumId="23" w15:restartNumberingAfterBreak="0">
     <w:nsid w:val="645558EF"/>
     <w:multiLevelType w:val="multilevel"/>
     <w:tmpl w:val="328EBC42"/>
@@ -6914,7 +9749,7 @@
       </w:rPr>
     </w:lvl>
   </w:abstractNum>
-  <w:abstractNum w:abstractNumId="20" w15:restartNumberingAfterBreak="0">
+  <w:abstractNum w:abstractNumId="24" w15:restartNumberingAfterBreak="0">
     <w:nsid w:val="6AC9743B"/>
     <w:multiLevelType w:val="multilevel"/>
     <w:tmpl w:val="BC28D77A"/>
@@ -7063,7 +9898,7 @@
       </w:rPr>
     </w:lvl>
   </w:abstractNum>
-  <w:abstractNum w:abstractNumId="21" w15:restartNumberingAfterBreak="0">
+  <w:abstractNum w:abstractNumId="25" w15:restartNumberingAfterBreak="0">
     <w:nsid w:val="72F2767E"/>
     <w:multiLevelType w:val="multilevel"/>
     <w:tmpl w:val="3AC29F1C"/>
@@ -7212,7 +10047,7 @@
       </w:rPr>
     </w:lvl>
   </w:abstractNum>
-  <w:abstractNum w:abstractNumId="22" w15:restartNumberingAfterBreak="0">
+  <w:abstractNum w:abstractNumId="26" w15:restartNumberingAfterBreak="0">
     <w:nsid w:val="76724153"/>
     <w:multiLevelType w:val="multilevel"/>
     <w:tmpl w:val="B0844D56"/>
@@ -7361,7 +10196,7 @@
       </w:rPr>
     </w:lvl>
   </w:abstractNum>
-  <w:abstractNum w:abstractNumId="23" w15:restartNumberingAfterBreak="0">
+  <w:abstractNum w:abstractNumId="27" w15:restartNumberingAfterBreak="0">
     <w:nsid w:val="76D51CCD"/>
     <w:multiLevelType w:val="multilevel"/>
     <w:tmpl w:val="49C2FB24"/>
@@ -7510,7 +10345,7 @@
       </w:rPr>
     </w:lvl>
   </w:abstractNum>
-  <w:abstractNum w:abstractNumId="24" w15:restartNumberingAfterBreak="0">
+  <w:abstractNum w:abstractNumId="28" w15:restartNumberingAfterBreak="0">
     <w:nsid w:val="7A6C5447"/>
     <w:multiLevelType w:val="multilevel"/>
     <w:tmpl w:val="BD5ADDC0"/>
@@ -7659,7 +10494,7 @@
       </w:rPr>
     </w:lvl>
   </w:abstractNum>
-  <w:abstractNum w:abstractNumId="25" w15:restartNumberingAfterBreak="0">
+  <w:abstractNum w:abstractNumId="29" w15:restartNumberingAfterBreak="0">
     <w:nsid w:val="7AD2165E"/>
     <w:multiLevelType w:val="multilevel"/>
     <w:tmpl w:val="AFB8D41E"/>
@@ -7808,23 +10643,172 @@
       </w:rPr>
     </w:lvl>
   </w:abstractNum>
+  <w:abstractNum w:abstractNumId="30" w15:restartNumberingAfterBreak="0">
+    <w:nsid w:val="7E874558"/>
+    <w:multiLevelType w:val="multilevel"/>
+    <w:tmpl w:val="E33C1E66"/>
+    <w:lvl w:ilvl="0">
+      <w:start w:val="1"/>
+      <w:numFmt w:val="bullet"/>
+      <w:lvlText w:val=""/>
+      <w:lvlJc w:val="left"/>
+      <w:pPr>
+        <w:tabs>
+          <w:tab w:val="num" w:pos="720"/>
+        </w:tabs>
+        <w:ind w:left="720" w:hanging="360"/>
+      </w:pPr>
+      <w:rPr>
+        <w:rFonts w:ascii="Symbol" w:hAnsi="Symbol" w:hint="default"/>
+        <w:sz w:val="20"/>
+      </w:rPr>
+    </w:lvl>
+    <w:lvl w:ilvl="1" w:tentative="1">
+      <w:start w:val="1"/>
+      <w:numFmt w:val="bullet"/>
+      <w:lvlText w:val="o"/>
+      <w:lvlJc w:val="left"/>
+      <w:pPr>
+        <w:tabs>
+          <w:tab w:val="num" w:pos="1440"/>
+        </w:tabs>
+        <w:ind w:left="1440" w:hanging="360"/>
+      </w:pPr>
+      <w:rPr>
+        <w:rFonts w:ascii="Courier New" w:hAnsi="Courier New" w:hint="default"/>
+        <w:sz w:val="20"/>
+      </w:rPr>
+    </w:lvl>
+    <w:lvl w:ilvl="2" w:tentative="1">
+      <w:start w:val="1"/>
+      <w:numFmt w:val="bullet"/>
+      <w:lvlText w:val=""/>
+      <w:lvlJc w:val="left"/>
+      <w:pPr>
+        <w:tabs>
+          <w:tab w:val="num" w:pos="2160"/>
+        </w:tabs>
+        <w:ind w:left="2160" w:hanging="360"/>
+      </w:pPr>
+      <w:rPr>
+        <w:rFonts w:ascii="Wingdings" w:hAnsi="Wingdings" w:hint="default"/>
+        <w:sz w:val="20"/>
+      </w:rPr>
+    </w:lvl>
+    <w:lvl w:ilvl="3" w:tentative="1">
+      <w:start w:val="1"/>
+      <w:numFmt w:val="bullet"/>
+      <w:lvlText w:val=""/>
+      <w:lvlJc w:val="left"/>
+      <w:pPr>
+        <w:tabs>
+          <w:tab w:val="num" w:pos="2880"/>
+        </w:tabs>
+        <w:ind w:left="2880" w:hanging="360"/>
+      </w:pPr>
+      <w:rPr>
+        <w:rFonts w:ascii="Wingdings" w:hAnsi="Wingdings" w:hint="default"/>
+        <w:sz w:val="20"/>
+      </w:rPr>
+    </w:lvl>
+    <w:lvl w:ilvl="4" w:tentative="1">
+      <w:start w:val="1"/>
+      <w:numFmt w:val="bullet"/>
+      <w:lvlText w:val=""/>
+      <w:lvlJc w:val="left"/>
+      <w:pPr>
+        <w:tabs>
+          <w:tab w:val="num" w:pos="3600"/>
+        </w:tabs>
+        <w:ind w:left="3600" w:hanging="360"/>
+      </w:pPr>
+      <w:rPr>
+        <w:rFonts w:ascii="Wingdings" w:hAnsi="Wingdings" w:hint="default"/>
+        <w:sz w:val="20"/>
+      </w:rPr>
+    </w:lvl>
+    <w:lvl w:ilvl="5" w:tentative="1">
+      <w:start w:val="1"/>
+      <w:numFmt w:val="bullet"/>
+      <w:lvlText w:val=""/>
+      <w:lvlJc w:val="left"/>
+      <w:pPr>
+        <w:tabs>
+          <w:tab w:val="num" w:pos="4320"/>
+        </w:tabs>
+        <w:ind w:left="4320" w:hanging="360"/>
+      </w:pPr>
+      <w:rPr>
+        <w:rFonts w:ascii="Wingdings" w:hAnsi="Wingdings" w:hint="default"/>
+        <w:sz w:val="20"/>
+      </w:rPr>
+    </w:lvl>
+    <w:lvl w:ilvl="6" w:tentative="1">
+      <w:start w:val="1"/>
+      <w:numFmt w:val="bullet"/>
+      <w:lvlText w:val=""/>
+      <w:lvlJc w:val="left"/>
+      <w:pPr>
+        <w:tabs>
+          <w:tab w:val="num" w:pos="5040"/>
+        </w:tabs>
+        <w:ind w:left="5040" w:hanging="360"/>
+      </w:pPr>
+      <w:rPr>
+        <w:rFonts w:ascii="Wingdings" w:hAnsi="Wingdings" w:hint="default"/>
+        <w:sz w:val="20"/>
+      </w:rPr>
+    </w:lvl>
+    <w:lvl w:ilvl="7" w:tentative="1">
+      <w:start w:val="1"/>
+      <w:numFmt w:val="bullet"/>
+      <w:lvlText w:val=""/>
+      <w:lvlJc w:val="left"/>
+      <w:pPr>
+        <w:tabs>
+          <w:tab w:val="num" w:pos="5760"/>
+        </w:tabs>
+        <w:ind w:left="5760" w:hanging="360"/>
+      </w:pPr>
+      <w:rPr>
+        <w:rFonts w:ascii="Wingdings" w:hAnsi="Wingdings" w:hint="default"/>
+        <w:sz w:val="20"/>
+      </w:rPr>
+    </w:lvl>
+    <w:lvl w:ilvl="8" w:tentative="1">
+      <w:start w:val="1"/>
+      <w:numFmt w:val="bullet"/>
+      <w:lvlText w:val=""/>
+      <w:lvlJc w:val="left"/>
+      <w:pPr>
+        <w:tabs>
+          <w:tab w:val="num" w:pos="6480"/>
+        </w:tabs>
+        <w:ind w:left="6480" w:hanging="360"/>
+      </w:pPr>
+      <w:rPr>
+        <w:rFonts w:ascii="Wingdings" w:hAnsi="Wingdings" w:hint="default"/>
+        <w:sz w:val="20"/>
+      </w:rPr>
+    </w:lvl>
+  </w:abstractNum>
   <w:num w:numId="1" w16cid:durableId="1463157988">
-    <w:abstractNumId w:val="19"/>
+    <w:abstractNumId w:val="23"/>
   </w:num>
   <w:num w:numId="2" w16cid:durableId="376592289">
+    <w:abstractNumId w:val="21"/>
+  </w:num>
+  <w:num w:numId="3" w16cid:durableId="1364478848">
+    <w:abstractNumId w:val="28"/>
+  </w:num>
+  <w:num w:numId="4" w16cid:durableId="349452070">
     <w:abstractNumId w:val="18"/>
   </w:num>
-  <w:num w:numId="3" w16cid:durableId="1364478848">
-    <w:abstractNumId w:val="24"/>
-  </w:num>
-  <w:num w:numId="4" w16cid:durableId="349452070">
-    <w:abstractNumId w:val="15"/>
-  </w:num>
   <w:num w:numId="5" w16cid:durableId="886406834">
-    <w:abstractNumId w:val="21"/>
+    <w:abstractNumId w:val="25"/>
   </w:num>
   <w:num w:numId="6" w16cid:durableId="1253007563">
-    <w:abstractNumId w:val="11"/>
+    <w:abstractNumId w:val="14"/>
   </w:num>
   <w:num w:numId="7" w16cid:durableId="1934167680">
     <w:abstractNumId w:val="2"/>
@@ -7833,58 +10817,73 @@
     <w:abstractNumId w:val="1"/>
   </w:num>
   <w:num w:numId="9" w16cid:durableId="813526029">
-    <w:abstractNumId w:val="22"/>
+    <w:abstractNumId w:val="26"/>
   </w:num>
   <w:num w:numId="10" w16cid:durableId="224419428">
-    <w:abstractNumId w:val="25"/>
+    <w:abstractNumId w:val="29"/>
   </w:num>
   <w:num w:numId="11" w16cid:durableId="2006010639">
-    <w:abstractNumId w:val="20"/>
+    <w:abstractNumId w:val="24"/>
   </w:num>
   <w:num w:numId="12" w16cid:durableId="967005824">
-    <w:abstractNumId w:val="10"/>
+    <w:abstractNumId w:val="13"/>
   </w:num>
   <w:num w:numId="13" w16cid:durableId="951588902">
+    <w:abstractNumId w:val="12"/>
+  </w:num>
+  <w:num w:numId="14" w16cid:durableId="1164467663">
     <w:abstractNumId w:val="9"/>
   </w:num>
-  <w:num w:numId="14" w16cid:durableId="1164467663">
-    <w:abstractNumId w:val="7"/>
-  </w:num>
   <w:num w:numId="15" w16cid:durableId="389110608">
-    <w:abstractNumId w:val="4"/>
+    <w:abstractNumId w:val="6"/>
   </w:num>
   <w:num w:numId="16" w16cid:durableId="1419012624">
+    <w:abstractNumId w:val="19"/>
+  </w:num>
+  <w:num w:numId="17" w16cid:durableId="1011294394">
     <w:abstractNumId w:val="16"/>
   </w:num>
-  <w:num w:numId="17" w16cid:durableId="1011294394">
-    <w:abstractNumId w:val="13"/>
-  </w:num>
   <w:num w:numId="18" w16cid:durableId="195434517">
-    <w:abstractNumId w:val="6"/>
+    <w:abstractNumId w:val="8"/>
   </w:num>
   <w:num w:numId="19" w16cid:durableId="1002928780">
     <w:abstractNumId w:val="0"/>
   </w:num>
   <w:num w:numId="20" w16cid:durableId="954798361">
-    <w:abstractNumId w:val="8"/>
+    <w:abstractNumId w:val="11"/>
   </w:num>
   <w:num w:numId="21" w16cid:durableId="1541476196">
+    <w:abstractNumId w:val="4"/>
+  </w:num>
+  <w:num w:numId="22" w16cid:durableId="1891380102">
+    <w:abstractNumId w:val="7"/>
+  </w:num>
+  <w:num w:numId="23" w16cid:durableId="397022672">
+    <w:abstractNumId w:val="20"/>
+  </w:num>
+  <w:num w:numId="24" w16cid:durableId="767775193">
+    <w:abstractNumId w:val="27"/>
+  </w:num>
+  <w:num w:numId="25" w16cid:durableId="49546521">
+    <w:abstractNumId w:val="17"/>
+  </w:num>
+  <w:num w:numId="26" w16cid:durableId="99762768">
+    <w:abstractNumId w:val="15"/>
+  </w:num>
+  <w:num w:numId="27" w16cid:durableId="1161653833">
+    <w:abstractNumId w:val="30"/>
+  </w:num>
+  <w:num w:numId="28" w16cid:durableId="1070225904">
+    <w:abstractNumId w:val="10"/>
+  </w:num>
+  <w:num w:numId="29" w16cid:durableId="1513765278">
     <w:abstractNumId w:val="3"/>
   </w:num>
-  <w:num w:numId="22" w16cid:durableId="1891380102">
+  <w:num w:numId="30" w16cid:durableId="648634149">
     <w:abstractNumId w:val="5"/>
   </w:num>
-  <w:num w:numId="23" w16cid:durableId="397022672">
-    <w:abstractNumId w:val="17"/>
-  </w:num>
-  <w:num w:numId="24" w16cid:durableId="767775193">
-    <w:abstractNumId w:val="23"/>
-  </w:num>
-  <w:num w:numId="25" w16cid:durableId="49546521">
-    <w:abstractNumId w:val="14"/>
-  </w:num>
-  <w:num w:numId="26" w16cid:durableId="99762768">
-    <w:abstractNumId w:val="12"/>
+  <w:num w:numId="31" w16cid:durableId="2082827281">
+    <w:abstractNumId w:val="22"/>
   </w:num>
 </w:numbering>
 </file>

--- a/Section-13.docx
+++ b/Section-13.docx
@@ -6135,24 +6135,1490 @@
     </w:p>
     <w:p>
       <w:pPr>
-        <w:rPr>
-          <w:rFonts w:ascii="Cambria" w:hAnsi="Cambria"/>
-        </w:rPr>
-      </w:pPr>
-    </w:p>
-    <w:p>
-      <w:pPr>
-        <w:rPr>
-          <w:rFonts w:ascii="Cambria" w:hAnsi="Cambria"/>
-        </w:rPr>
-      </w:pPr>
-    </w:p>
-    <w:p>
-      <w:pPr>
-        <w:rPr>
-          <w:rFonts w:ascii="Cambria" w:hAnsi="Cambria"/>
-        </w:rPr>
-      </w:pPr>
+        <w:pStyle w:val="Heading1"/>
+      </w:pPr>
+      <w:r>
+        <w:t>COMPARISON OPERATORS (NumPy / Python)</w:t>
+      </w:r>
+    </w:p>
+    <w:p>
+      <w:pPr>
+        <w:rPr>
+          <w:rFonts w:ascii="Cambria" w:hAnsi="Cambria"/>
+        </w:rPr>
+      </w:pPr>
+      <w:r>
+        <w:rPr>
+          <w:rFonts w:ascii="Cambria" w:hAnsi="Cambria"/>
+        </w:rPr>
+        <w:t xml:space="preserve">Comparison operators are used to </w:t>
+      </w:r>
+      <w:r>
+        <w:rPr>
+          <w:rFonts w:ascii="Cambria" w:hAnsi="Cambria"/>
+          <w:b/>
+          <w:bCs/>
+        </w:rPr>
+        <w:t>compare values</w:t>
+      </w:r>
+      <w:r>
+        <w:rPr>
+          <w:rFonts w:ascii="Cambria" w:hAnsi="Cambria"/>
+        </w:rPr>
+        <w:t>.</w:t>
+      </w:r>
+      <w:r>
+        <w:rPr>
+          <w:rFonts w:ascii="Cambria" w:hAnsi="Cambria"/>
+        </w:rPr>
+        <w:br/>
+        <w:t xml:space="preserve">They return </w:t>
+      </w:r>
+      <w:r>
+        <w:rPr>
+          <w:rFonts w:ascii="Cambria" w:hAnsi="Cambria"/>
+          <w:b/>
+          <w:bCs/>
+        </w:rPr>
+        <w:t>True or False</w:t>
+      </w:r>
+      <w:r>
+        <w:rPr>
+          <w:rFonts w:ascii="Cambria" w:hAnsi="Cambria"/>
+        </w:rPr>
+        <w:t>.</w:t>
+      </w:r>
+    </w:p>
+    <w:p>
+      <w:pPr>
+        <w:pStyle w:val="Heading2"/>
+      </w:pPr>
+      <w:r>
+        <w:t>Common Comparison Operators</w:t>
+      </w:r>
+    </w:p>
+    <w:tbl>
+      <w:tblPr>
+        <w:tblW w:w="0" w:type="auto"/>
+        <w:tblCellSpacing w:w="15" w:type="dxa"/>
+        <w:tblBorders>
+          <w:top w:val="single" w:sz="4" w:space="0" w:color="auto"/>
+          <w:left w:val="single" w:sz="4" w:space="0" w:color="auto"/>
+          <w:bottom w:val="single" w:sz="4" w:space="0" w:color="auto"/>
+          <w:right w:val="single" w:sz="4" w:space="0" w:color="auto"/>
+          <w:insideH w:val="single" w:sz="4" w:space="0" w:color="auto"/>
+          <w:insideV w:val="single" w:sz="4" w:space="0" w:color="auto"/>
+        </w:tblBorders>
+        <w:tblCellMar>
+          <w:top w:w="15" w:type="dxa"/>
+          <w:left w:w="15" w:type="dxa"/>
+          <w:bottom w:w="15" w:type="dxa"/>
+          <w:right w:w="15" w:type="dxa"/>
+        </w:tblCellMar>
+        <w:tblLook w:val="04A0" w:firstRow="1" w:lastRow="0" w:firstColumn="1" w:lastColumn="0" w:noHBand="0" w:noVBand="1"/>
+      </w:tblPr>
+      <w:tblGrid>
+        <w:gridCol w:w="3256"/>
+        <w:gridCol w:w="72"/>
+        <w:gridCol w:w="4183"/>
+      </w:tblGrid>
+      <w:tr>
+        <w:trPr>
+          <w:tblHeader/>
+          <w:tblCellSpacing w:w="15" w:type="dxa"/>
+        </w:trPr>
+        <w:tc>
+          <w:tcPr>
+            <w:tcW w:w="3283" w:type="dxa"/>
+            <w:gridSpan w:val="2"/>
+            <w:vAlign w:val="center"/>
+            <w:hideMark/>
+          </w:tcPr>
+          <w:p>
+            <w:pPr>
+              <w:jc w:val="center"/>
+              <w:rPr>
+                <w:rFonts w:ascii="Cambria" w:hAnsi="Cambria"/>
+                <w:b/>
+                <w:bCs/>
+              </w:rPr>
+            </w:pPr>
+            <w:r>
+              <w:rPr>
+                <w:rFonts w:ascii="Cambria" w:hAnsi="Cambria"/>
+                <w:b/>
+                <w:bCs/>
+              </w:rPr>
+              <w:t>Operator</w:t>
+            </w:r>
+          </w:p>
+        </w:tc>
+        <w:tc>
+          <w:tcPr>
+            <w:tcW w:w="4138" w:type="dxa"/>
+            <w:vAlign w:val="center"/>
+            <w:hideMark/>
+          </w:tcPr>
+          <w:p>
+            <w:pPr>
+              <w:jc w:val="center"/>
+              <w:rPr>
+                <w:rFonts w:ascii="Cambria" w:hAnsi="Cambria"/>
+                <w:b/>
+                <w:bCs/>
+              </w:rPr>
+            </w:pPr>
+            <w:r>
+              <w:rPr>
+                <w:rFonts w:ascii="Cambria" w:hAnsi="Cambria"/>
+                <w:b/>
+                <w:bCs/>
+              </w:rPr>
+              <w:t>Meaning</w:t>
+            </w:r>
+          </w:p>
+        </w:tc>
+      </w:tr>
+      <w:tr>
+        <w:trPr>
+          <w:tblCellSpacing w:w="15" w:type="dxa"/>
+        </w:trPr>
+        <w:tc>
+          <w:tcPr>
+            <w:tcW w:w="3283" w:type="dxa"/>
+            <w:gridSpan w:val="2"/>
+            <w:vAlign w:val="center"/>
+            <w:hideMark/>
+          </w:tcPr>
+          <w:p>
+            <w:pPr>
+              <w:jc w:val="center"/>
+              <w:rPr>
+                <w:rFonts w:ascii="Cambria" w:hAnsi="Cambria"/>
+              </w:rPr>
+            </w:pPr>
+            <w:r>
+              <w:rPr>
+                <w:rFonts w:ascii="Cambria" w:hAnsi="Cambria"/>
+              </w:rPr>
+              <w:t>==</w:t>
+            </w:r>
+          </w:p>
+        </w:tc>
+        <w:tc>
+          <w:tcPr>
+            <w:tcW w:w="4138" w:type="dxa"/>
+            <w:vAlign w:val="center"/>
+            <w:hideMark/>
+          </w:tcPr>
+          <w:p>
+            <w:pPr>
+              <w:jc w:val="center"/>
+              <w:rPr>
+                <w:rFonts w:ascii="Cambria" w:hAnsi="Cambria"/>
+              </w:rPr>
+            </w:pPr>
+            <w:r>
+              <w:rPr>
+                <w:rFonts w:ascii="Cambria" w:hAnsi="Cambria"/>
+              </w:rPr>
+              <w:t>Equal to</w:t>
+            </w:r>
+          </w:p>
+        </w:tc>
+      </w:tr>
+      <w:tr>
+        <w:trPr>
+          <w:tblCellSpacing w:w="15" w:type="dxa"/>
+        </w:trPr>
+        <w:tc>
+          <w:tcPr>
+            <w:tcW w:w="3283" w:type="dxa"/>
+            <w:gridSpan w:val="2"/>
+            <w:vAlign w:val="center"/>
+            <w:hideMark/>
+          </w:tcPr>
+          <w:p>
+            <w:pPr>
+              <w:jc w:val="center"/>
+              <w:rPr>
+                <w:rFonts w:ascii="Cambria" w:hAnsi="Cambria"/>
+              </w:rPr>
+            </w:pPr>
+            <w:r>
+              <w:rPr>
+                <w:rFonts w:ascii="Cambria" w:hAnsi="Cambria"/>
+              </w:rPr>
+              <w:t>!=</w:t>
+            </w:r>
+          </w:p>
+        </w:tc>
+        <w:tc>
+          <w:tcPr>
+            <w:tcW w:w="4138" w:type="dxa"/>
+            <w:vAlign w:val="center"/>
+            <w:hideMark/>
+          </w:tcPr>
+          <w:p>
+            <w:pPr>
+              <w:jc w:val="center"/>
+              <w:rPr>
+                <w:rFonts w:ascii="Cambria" w:hAnsi="Cambria"/>
+              </w:rPr>
+            </w:pPr>
+            <w:r>
+              <w:rPr>
+                <w:rFonts w:ascii="Cambria" w:hAnsi="Cambria"/>
+              </w:rPr>
+              <w:t>Not equal to</w:t>
+            </w:r>
+          </w:p>
+        </w:tc>
+      </w:tr>
+      <w:tr>
+        <w:trPr>
+          <w:tblCellSpacing w:w="15" w:type="dxa"/>
+        </w:trPr>
+        <w:tc>
+          <w:tcPr>
+            <w:tcW w:w="3283" w:type="dxa"/>
+            <w:gridSpan w:val="2"/>
+            <w:vAlign w:val="center"/>
+            <w:hideMark/>
+          </w:tcPr>
+          <w:p>
+            <w:pPr>
+              <w:jc w:val="center"/>
+              <w:rPr>
+                <w:rFonts w:ascii="Cambria" w:hAnsi="Cambria"/>
+              </w:rPr>
+            </w:pPr>
+            <w:r>
+              <w:rPr>
+                <w:rFonts w:ascii="Cambria" w:hAnsi="Cambria"/>
+              </w:rPr>
+              <w:t>&gt;</w:t>
+            </w:r>
+          </w:p>
+        </w:tc>
+        <w:tc>
+          <w:tcPr>
+            <w:tcW w:w="4138" w:type="dxa"/>
+            <w:vAlign w:val="center"/>
+            <w:hideMark/>
+          </w:tcPr>
+          <w:p>
+            <w:pPr>
+              <w:jc w:val="center"/>
+              <w:rPr>
+                <w:rFonts w:ascii="Cambria" w:hAnsi="Cambria"/>
+              </w:rPr>
+            </w:pPr>
+            <w:r>
+              <w:rPr>
+                <w:rFonts w:ascii="Cambria" w:hAnsi="Cambria"/>
+              </w:rPr>
+              <w:t>Greater than</w:t>
+            </w:r>
+          </w:p>
+        </w:tc>
+      </w:tr>
+      <w:tr>
+        <w:trPr>
+          <w:tblCellSpacing w:w="15" w:type="dxa"/>
+        </w:trPr>
+        <w:tc>
+          <w:tcPr>
+            <w:tcW w:w="3283" w:type="dxa"/>
+            <w:gridSpan w:val="2"/>
+            <w:vAlign w:val="center"/>
+            <w:hideMark/>
+          </w:tcPr>
+          <w:p>
+            <w:pPr>
+              <w:jc w:val="center"/>
+              <w:rPr>
+                <w:rFonts w:ascii="Cambria" w:hAnsi="Cambria"/>
+              </w:rPr>
+            </w:pPr>
+            <w:r>
+              <w:rPr>
+                <w:rFonts w:ascii="Cambria" w:hAnsi="Cambria"/>
+              </w:rPr>
+              <w:t>&lt;</w:t>
+            </w:r>
+          </w:p>
+        </w:tc>
+        <w:tc>
+          <w:tcPr>
+            <w:tcW w:w="4138" w:type="dxa"/>
+            <w:vAlign w:val="center"/>
+            <w:hideMark/>
+          </w:tcPr>
+          <w:p>
+            <w:pPr>
+              <w:jc w:val="center"/>
+              <w:rPr>
+                <w:rFonts w:ascii="Cambria" w:hAnsi="Cambria"/>
+              </w:rPr>
+            </w:pPr>
+            <w:r>
+              <w:rPr>
+                <w:rFonts w:ascii="Cambria" w:hAnsi="Cambria"/>
+              </w:rPr>
+              <w:t>Less than</w:t>
+            </w:r>
+          </w:p>
+        </w:tc>
+      </w:tr>
+      <w:tr>
+        <w:trPr>
+          <w:tblCellSpacing w:w="15" w:type="dxa"/>
+        </w:trPr>
+        <w:tc>
+          <w:tcPr>
+            <w:tcW w:w="3211" w:type="dxa"/>
+            <w:vAlign w:val="center"/>
+            <w:hideMark/>
+          </w:tcPr>
+          <w:p>
+            <w:pPr>
+              <w:jc w:val="center"/>
+              <w:rPr>
+                <w:rFonts w:ascii="Cambria" w:hAnsi="Cambria"/>
+              </w:rPr>
+            </w:pPr>
+            <w:r>
+              <w:rPr>
+                <w:rFonts w:ascii="Cambria" w:hAnsi="Cambria"/>
+              </w:rPr>
+              <w:lastRenderedPageBreak/>
+              <w:t>&gt;=</w:t>
+            </w:r>
+          </w:p>
+        </w:tc>
+        <w:tc>
+          <w:tcPr>
+            <w:tcW w:w="4210" w:type="dxa"/>
+            <w:gridSpan w:val="2"/>
+            <w:vAlign w:val="center"/>
+            <w:hideMark/>
+          </w:tcPr>
+          <w:p>
+            <w:pPr>
+              <w:jc w:val="center"/>
+              <w:rPr>
+                <w:rFonts w:ascii="Cambria" w:hAnsi="Cambria"/>
+              </w:rPr>
+            </w:pPr>
+            <w:r>
+              <w:rPr>
+                <w:rFonts w:ascii="Cambria" w:hAnsi="Cambria"/>
+              </w:rPr>
+              <w:t>Greater than or equal</w:t>
+            </w:r>
+          </w:p>
+        </w:tc>
+      </w:tr>
+      <w:tr>
+        <w:trPr>
+          <w:tblCellSpacing w:w="15" w:type="dxa"/>
+        </w:trPr>
+        <w:tc>
+          <w:tcPr>
+            <w:tcW w:w="3211" w:type="dxa"/>
+            <w:vAlign w:val="center"/>
+            <w:hideMark/>
+          </w:tcPr>
+          <w:p>
+            <w:pPr>
+              <w:jc w:val="center"/>
+              <w:rPr>
+                <w:rFonts w:ascii="Cambria" w:hAnsi="Cambria"/>
+              </w:rPr>
+            </w:pPr>
+            <w:r>
+              <w:rPr>
+                <w:rFonts w:ascii="Cambria" w:hAnsi="Cambria"/>
+              </w:rPr>
+              <w:t>&lt;=</w:t>
+            </w:r>
+          </w:p>
+        </w:tc>
+        <w:tc>
+          <w:tcPr>
+            <w:tcW w:w="4210" w:type="dxa"/>
+            <w:gridSpan w:val="2"/>
+            <w:vAlign w:val="center"/>
+            <w:hideMark/>
+          </w:tcPr>
+          <w:p>
+            <w:pPr>
+              <w:jc w:val="center"/>
+              <w:rPr>
+                <w:rFonts w:ascii="Cambria" w:hAnsi="Cambria"/>
+              </w:rPr>
+            </w:pPr>
+            <w:r>
+              <w:rPr>
+                <w:rFonts w:ascii="Cambria" w:hAnsi="Cambria"/>
+              </w:rPr>
+              <w:t>Less than or equal</w:t>
+            </w:r>
+          </w:p>
+        </w:tc>
+      </w:tr>
+    </w:tbl>
+    <w:p>
+      <w:pPr>
+        <w:rPr>
+          <w:rFonts w:ascii="Cambria" w:hAnsi="Cambria"/>
+        </w:rPr>
+      </w:pPr>
+    </w:p>
+    <w:p>
+      <w:pPr>
+        <w:pStyle w:val="Heading2"/>
+      </w:pPr>
+      <w:r>
+        <w:t>Example with NumPy Array</w:t>
+      </w:r>
+    </w:p>
+    <w:p>
+      <w:pPr>
+        <w:rPr>
+          <w:rFonts w:ascii="Cambria" w:hAnsi="Cambria"/>
+        </w:rPr>
+      </w:pPr>
+      <w:r>
+        <w:rPr>
+          <w:rFonts w:ascii="Cambria" w:hAnsi="Cambria"/>
+        </w:rPr>
+        <w:t xml:space="preserve">import </w:t>
+      </w:r>
+      <w:proofErr w:type="spellStart"/>
+      <w:r>
+        <w:rPr>
+          <w:rFonts w:ascii="Cambria" w:hAnsi="Cambria"/>
+        </w:rPr>
+        <w:t>numpy</w:t>
+      </w:r>
+      <w:proofErr w:type="spellEnd"/>
+      <w:r>
+        <w:rPr>
+          <w:rFonts w:ascii="Cambria" w:hAnsi="Cambria"/>
+        </w:rPr>
+        <w:t xml:space="preserve"> as np</w:t>
+      </w:r>
+    </w:p>
+    <w:p>
+      <w:pPr>
+        <w:rPr>
+          <w:rFonts w:ascii="Cambria" w:hAnsi="Cambria"/>
+        </w:rPr>
+      </w:pPr>
+      <w:proofErr w:type="spellStart"/>
+      <w:r>
+        <w:rPr>
+          <w:rFonts w:ascii="Cambria" w:hAnsi="Cambria"/>
+        </w:rPr>
+        <w:t>arr</w:t>
+      </w:r>
+      <w:proofErr w:type="spellEnd"/>
+      <w:r>
+        <w:rPr>
+          <w:rFonts w:ascii="Cambria" w:hAnsi="Cambria"/>
+        </w:rPr>
+        <w:t xml:space="preserve"> = </w:t>
+      </w:r>
+      <w:proofErr w:type="spellStart"/>
+      <w:r>
+        <w:rPr>
+          <w:rFonts w:ascii="Cambria" w:hAnsi="Cambria"/>
+        </w:rPr>
+        <w:t>np.array</w:t>
+      </w:r>
+      <w:proofErr w:type="spellEnd"/>
+      <w:r>
+        <w:rPr>
+          <w:rFonts w:ascii="Cambria" w:hAnsi="Cambria"/>
+        </w:rPr>
+        <w:t>([10, 20, 30, 40])</w:t>
+      </w:r>
+    </w:p>
+    <w:p>
+      <w:pPr>
+        <w:rPr>
+          <w:rFonts w:ascii="Cambria" w:hAnsi="Cambria"/>
+        </w:rPr>
+      </w:pPr>
+      <w:proofErr w:type="spellStart"/>
+      <w:r>
+        <w:rPr>
+          <w:rFonts w:ascii="Cambria" w:hAnsi="Cambria"/>
+        </w:rPr>
+        <w:t>arr</w:t>
+      </w:r>
+      <w:proofErr w:type="spellEnd"/>
+      <w:r>
+        <w:rPr>
+          <w:rFonts w:ascii="Cambria" w:hAnsi="Cambria"/>
+        </w:rPr>
+        <w:t xml:space="preserve"> &gt; 20</w:t>
+      </w:r>
+    </w:p>
+    <w:p>
+      <w:pPr>
+        <w:rPr>
+          <w:rFonts w:ascii="Cambria" w:hAnsi="Cambria"/>
+        </w:rPr>
+      </w:pPr>
+      <w:r>
+        <w:rPr>
+          <w:rFonts w:ascii="Cambria" w:hAnsi="Cambria"/>
+        </w:rPr>
+        <w:t>Output:</w:t>
+      </w:r>
+    </w:p>
+    <w:p>
+      <w:pPr>
+        <w:rPr>
+          <w:rFonts w:ascii="Cambria" w:hAnsi="Cambria"/>
+        </w:rPr>
+      </w:pPr>
+      <w:r>
+        <w:rPr>
+          <w:rFonts w:ascii="Cambria" w:hAnsi="Cambria"/>
+        </w:rPr>
+        <w:t xml:space="preserve">[False </w:t>
+      </w:r>
+      <w:proofErr w:type="spellStart"/>
+      <w:r>
+        <w:rPr>
+          <w:rFonts w:ascii="Cambria" w:hAnsi="Cambria"/>
+        </w:rPr>
+        <w:t>False</w:t>
+      </w:r>
+      <w:proofErr w:type="spellEnd"/>
+      <w:r>
+        <w:rPr>
+          <w:rFonts w:ascii="Cambria" w:hAnsi="Cambria"/>
+        </w:rPr>
+        <w:t xml:space="preserve">  True  True]</w:t>
+      </w:r>
+    </w:p>
+    <w:p>
+      <w:pPr>
+        <w:pStyle w:val="Heading2"/>
+      </w:pPr>
+      <w:r>
+        <w:t>Boolean Indexing</w:t>
+      </w:r>
+    </w:p>
+    <w:p>
+      <w:pPr>
+        <w:rPr>
+          <w:rFonts w:ascii="Cambria" w:hAnsi="Cambria"/>
+        </w:rPr>
+      </w:pPr>
+      <w:proofErr w:type="spellStart"/>
+      <w:r>
+        <w:rPr>
+          <w:rFonts w:ascii="Cambria" w:hAnsi="Cambria"/>
+        </w:rPr>
+        <w:t>arr</w:t>
+      </w:r>
+      <w:proofErr w:type="spellEnd"/>
+      <w:r>
+        <w:rPr>
+          <w:rFonts w:ascii="Cambria" w:hAnsi="Cambria"/>
+        </w:rPr>
+        <w:t>[</w:t>
+      </w:r>
+      <w:proofErr w:type="spellStart"/>
+      <w:r>
+        <w:rPr>
+          <w:rFonts w:ascii="Cambria" w:hAnsi="Cambria"/>
+        </w:rPr>
+        <w:t>arr</w:t>
+      </w:r>
+      <w:proofErr w:type="spellEnd"/>
+      <w:r>
+        <w:rPr>
+          <w:rFonts w:ascii="Cambria" w:hAnsi="Cambria"/>
+        </w:rPr>
+        <w:t xml:space="preserve"> &gt; 20]</w:t>
+      </w:r>
+    </w:p>
+    <w:p>
+      <w:pPr>
+        <w:rPr>
+          <w:rFonts w:ascii="Cambria" w:hAnsi="Cambria"/>
+        </w:rPr>
+      </w:pPr>
+      <w:r>
+        <w:rPr>
+          <w:rFonts w:ascii="Cambria" w:hAnsi="Cambria"/>
+        </w:rPr>
+        <w:t>Output:</w:t>
+      </w:r>
+    </w:p>
+    <w:p>
+      <w:pPr>
+        <w:rPr>
+          <w:rFonts w:ascii="Cambria" w:hAnsi="Cambria"/>
+        </w:rPr>
+      </w:pPr>
+      <w:r>
+        <w:rPr>
+          <w:rFonts w:ascii="Cambria" w:hAnsi="Cambria"/>
+        </w:rPr>
+        <w:t>[30 40]</w:t>
+      </w:r>
+    </w:p>
+    <w:p>
+      <w:pPr>
+        <w:rPr>
+          <w:rFonts w:ascii="Cambria" w:hAnsi="Cambria"/>
+        </w:rPr>
+      </w:pPr>
+      <w:r>
+        <w:rPr>
+          <w:rFonts w:ascii="Segoe UI Emoji" w:hAnsi="Segoe UI Emoji" w:cs="Segoe UI Emoji"/>
+        </w:rPr>
+        <w:t>📌</w:t>
+      </w:r>
+      <w:r>
+        <w:rPr>
+          <w:rFonts w:ascii="Cambria" w:hAnsi="Cambria"/>
+        </w:rPr>
+        <w:t xml:space="preserve"> Used a lot in </w:t>
+      </w:r>
+      <w:r>
+        <w:rPr>
+          <w:rFonts w:ascii="Cambria" w:hAnsi="Cambria"/>
+          <w:b/>
+          <w:bCs/>
+        </w:rPr>
+        <w:t>data filtering</w:t>
+      </w:r>
+    </w:p>
+    <w:p>
+      <w:pPr>
+        <w:pStyle w:val="Heading1"/>
+      </w:pPr>
+      <w:r>
+        <w:t>SORTING ARRAYS (NumPy)</w:t>
+      </w:r>
+    </w:p>
+    <w:p>
+      <w:pPr>
+        <w:rPr>
+          <w:rFonts w:ascii="Cambria" w:hAnsi="Cambria"/>
+        </w:rPr>
+      </w:pPr>
+      <w:r>
+        <w:rPr>
+          <w:rFonts w:ascii="Cambria" w:hAnsi="Cambria"/>
+        </w:rPr>
+        <w:t xml:space="preserve">Sorting means arranging data in </w:t>
+      </w:r>
+      <w:r>
+        <w:rPr>
+          <w:rFonts w:ascii="Cambria" w:hAnsi="Cambria"/>
+          <w:b/>
+          <w:bCs/>
+        </w:rPr>
+        <w:t>order</w:t>
+      </w:r>
+      <w:r>
+        <w:rPr>
+          <w:rFonts w:ascii="Cambria" w:hAnsi="Cambria"/>
+        </w:rPr>
+        <w:t>.</w:t>
+      </w:r>
+    </w:p>
+    <w:p>
+      <w:pPr>
+        <w:pStyle w:val="Heading2"/>
+      </w:pPr>
+      <w:r>
+        <w:t>Sorting a 1D Array</w:t>
+      </w:r>
+    </w:p>
+    <w:p>
+      <w:pPr>
+        <w:rPr>
+          <w:rFonts w:ascii="Cambria" w:hAnsi="Cambria"/>
+        </w:rPr>
+      </w:pPr>
+      <w:proofErr w:type="spellStart"/>
+      <w:r>
+        <w:rPr>
+          <w:rFonts w:ascii="Cambria" w:hAnsi="Cambria"/>
+        </w:rPr>
+        <w:t>arr</w:t>
+      </w:r>
+      <w:proofErr w:type="spellEnd"/>
+      <w:r>
+        <w:rPr>
+          <w:rFonts w:ascii="Cambria" w:hAnsi="Cambria"/>
+        </w:rPr>
+        <w:t xml:space="preserve"> = </w:t>
+      </w:r>
+      <w:proofErr w:type="spellStart"/>
+      <w:r>
+        <w:rPr>
+          <w:rFonts w:ascii="Cambria" w:hAnsi="Cambria"/>
+        </w:rPr>
+        <w:t>np.array</w:t>
+      </w:r>
+      <w:proofErr w:type="spellEnd"/>
+      <w:r>
+        <w:rPr>
+          <w:rFonts w:ascii="Cambria" w:hAnsi="Cambria"/>
+        </w:rPr>
+        <w:t>([3, 1, 4, 2])</w:t>
+      </w:r>
+    </w:p>
+    <w:p>
+      <w:pPr>
+        <w:rPr>
+          <w:rFonts w:ascii="Cambria" w:hAnsi="Cambria"/>
+        </w:rPr>
+      </w:pPr>
+      <w:proofErr w:type="spellStart"/>
+      <w:r>
+        <w:rPr>
+          <w:rFonts w:ascii="Cambria" w:hAnsi="Cambria"/>
+        </w:rPr>
+        <w:t>np.sort</w:t>
+      </w:r>
+      <w:proofErr w:type="spellEnd"/>
+      <w:r>
+        <w:rPr>
+          <w:rFonts w:ascii="Cambria" w:hAnsi="Cambria"/>
+        </w:rPr>
+        <w:t>(</w:t>
+      </w:r>
+      <w:proofErr w:type="spellStart"/>
+      <w:r>
+        <w:rPr>
+          <w:rFonts w:ascii="Cambria" w:hAnsi="Cambria"/>
+        </w:rPr>
+        <w:t>arr</w:t>
+      </w:r>
+      <w:proofErr w:type="spellEnd"/>
+      <w:r>
+        <w:rPr>
+          <w:rFonts w:ascii="Cambria" w:hAnsi="Cambria"/>
+        </w:rPr>
+        <w:t>)</w:t>
+      </w:r>
+    </w:p>
+    <w:p>
+      <w:pPr>
+        <w:rPr>
+          <w:rFonts w:ascii="Cambria" w:hAnsi="Cambria"/>
+        </w:rPr>
+      </w:pPr>
+      <w:r>
+        <w:rPr>
+          <w:rFonts w:ascii="Cambria" w:hAnsi="Cambria"/>
+        </w:rPr>
+        <w:t>Output:</w:t>
+      </w:r>
+    </w:p>
+    <w:p>
+      <w:pPr>
+        <w:rPr>
+          <w:rFonts w:ascii="Cambria" w:hAnsi="Cambria"/>
+        </w:rPr>
+      </w:pPr>
+      <w:r>
+        <w:rPr>
+          <w:rFonts w:ascii="Cambria" w:hAnsi="Cambria"/>
+        </w:rPr>
+        <w:t>[1 2 3 4]</w:t>
+      </w:r>
+    </w:p>
+    <w:p>
+      <w:pPr>
+        <w:pStyle w:val="Heading2"/>
+      </w:pPr>
+      <w:r>
+        <w:t>Sorting a 2D Array</w:t>
+      </w:r>
+    </w:p>
+    <w:p>
+      <w:pPr>
+        <w:rPr>
+          <w:rFonts w:ascii="Cambria" w:hAnsi="Cambria"/>
+        </w:rPr>
+      </w:pPr>
+      <w:r>
+        <w:rPr>
+          <w:rFonts w:ascii="Cambria" w:hAnsi="Cambria"/>
+        </w:rPr>
+        <w:t xml:space="preserve">arr2 = </w:t>
+      </w:r>
+      <w:proofErr w:type="spellStart"/>
+      <w:r>
+        <w:rPr>
+          <w:rFonts w:ascii="Cambria" w:hAnsi="Cambria"/>
+        </w:rPr>
+        <w:t>np.array</w:t>
+      </w:r>
+      <w:proofErr w:type="spellEnd"/>
+      <w:r>
+        <w:rPr>
+          <w:rFonts w:ascii="Cambria" w:hAnsi="Cambria"/>
+        </w:rPr>
+        <w:t>([[3, 2, 1],</w:t>
+      </w:r>
+    </w:p>
+    <w:p>
+      <w:pPr>
+        <w:rPr>
+          <w:rFonts w:ascii="Cambria" w:hAnsi="Cambria"/>
+        </w:rPr>
+      </w:pPr>
+      <w:r>
+        <w:rPr>
+          <w:rFonts w:ascii="Cambria" w:hAnsi="Cambria"/>
+        </w:rPr>
+        <w:t xml:space="preserve">                 [6, 5, 4]])</w:t>
+      </w:r>
+    </w:p>
+    <w:p>
+      <w:pPr>
+        <w:rPr>
+          <w:rFonts w:ascii="Cambria" w:hAnsi="Cambria"/>
+        </w:rPr>
+      </w:pPr>
+      <w:r>
+        <w:rPr>
+          <w:rFonts w:ascii="Cambria" w:hAnsi="Cambria"/>
+        </w:rPr>
+        <w:t>Sort rows:</w:t>
+      </w:r>
+    </w:p>
+    <w:p>
+      <w:pPr>
+        <w:rPr>
+          <w:rFonts w:ascii="Cambria" w:hAnsi="Cambria"/>
+        </w:rPr>
+      </w:pPr>
+      <w:proofErr w:type="spellStart"/>
+      <w:r>
+        <w:rPr>
+          <w:rFonts w:ascii="Cambria" w:hAnsi="Cambria"/>
+        </w:rPr>
+        <w:t>np.sort</w:t>
+      </w:r>
+      <w:proofErr w:type="spellEnd"/>
+      <w:r>
+        <w:rPr>
+          <w:rFonts w:ascii="Cambria" w:hAnsi="Cambria"/>
+        </w:rPr>
+        <w:t>(arr2, axis=1)</w:t>
+      </w:r>
+    </w:p>
+    <w:p>
+      <w:pPr>
+        <w:rPr>
+          <w:rFonts w:ascii="Cambria" w:hAnsi="Cambria"/>
+        </w:rPr>
+      </w:pPr>
+      <w:r>
+        <w:rPr>
+          <w:rFonts w:ascii="Cambria" w:hAnsi="Cambria"/>
+        </w:rPr>
+        <w:t>Sort columns:</w:t>
+      </w:r>
+    </w:p>
+    <w:p>
+      <w:pPr>
+        <w:rPr>
+          <w:rFonts w:ascii="Cambria" w:hAnsi="Cambria"/>
+        </w:rPr>
+      </w:pPr>
+      <w:proofErr w:type="spellStart"/>
+      <w:r>
+        <w:rPr>
+          <w:rFonts w:ascii="Cambria" w:hAnsi="Cambria"/>
+        </w:rPr>
+        <w:lastRenderedPageBreak/>
+        <w:t>np.sort</w:t>
+      </w:r>
+      <w:proofErr w:type="spellEnd"/>
+      <w:r>
+        <w:rPr>
+          <w:rFonts w:ascii="Cambria" w:hAnsi="Cambria"/>
+        </w:rPr>
+        <w:t>(arr2, axis=0)</w:t>
+      </w:r>
+    </w:p>
+    <w:p>
+      <w:pPr>
+        <w:pStyle w:val="Heading2"/>
+      </w:pPr>
+      <w:r>
+        <w:t>Get Sorted Indexes</w:t>
+      </w:r>
+    </w:p>
+    <w:p>
+      <w:pPr>
+        <w:rPr>
+          <w:rFonts w:ascii="Cambria" w:hAnsi="Cambria"/>
+        </w:rPr>
+      </w:pPr>
+      <w:proofErr w:type="spellStart"/>
+      <w:r>
+        <w:rPr>
+          <w:rFonts w:ascii="Cambria" w:hAnsi="Cambria"/>
+        </w:rPr>
+        <w:t>np.argsort</w:t>
+      </w:r>
+      <w:proofErr w:type="spellEnd"/>
+      <w:r>
+        <w:rPr>
+          <w:rFonts w:ascii="Cambria" w:hAnsi="Cambria"/>
+        </w:rPr>
+        <w:t>(</w:t>
+      </w:r>
+      <w:proofErr w:type="spellStart"/>
+      <w:r>
+        <w:rPr>
+          <w:rFonts w:ascii="Cambria" w:hAnsi="Cambria"/>
+        </w:rPr>
+        <w:t>arr</w:t>
+      </w:r>
+      <w:proofErr w:type="spellEnd"/>
+      <w:r>
+        <w:rPr>
+          <w:rFonts w:ascii="Cambria" w:hAnsi="Cambria"/>
+        </w:rPr>
+        <w:t>)</w:t>
+      </w:r>
+    </w:p>
+    <w:p>
+      <w:pPr>
+        <w:rPr>
+          <w:rFonts w:ascii="Cambria" w:hAnsi="Cambria"/>
+        </w:rPr>
+      </w:pPr>
+      <w:r>
+        <w:rPr>
+          <w:rFonts w:ascii="Segoe UI Emoji" w:hAnsi="Segoe UI Emoji" w:cs="Segoe UI Emoji"/>
+        </w:rPr>
+        <w:t>📌</w:t>
+      </w:r>
+      <w:r>
+        <w:rPr>
+          <w:rFonts w:ascii="Cambria" w:hAnsi="Cambria"/>
+        </w:rPr>
+        <w:t xml:space="preserve"> Very useful in </w:t>
+      </w:r>
+      <w:r>
+        <w:rPr>
+          <w:rFonts w:ascii="Cambria" w:hAnsi="Cambria"/>
+          <w:b/>
+          <w:bCs/>
+        </w:rPr>
+        <w:t>ranking data</w:t>
+      </w:r>
+    </w:p>
+    <w:p>
+      <w:pPr>
+        <w:pStyle w:val="Heading1"/>
+      </w:pPr>
+      <w:r>
+        <w:t>READING IMAGES (NumPy)</w:t>
+      </w:r>
+    </w:p>
+    <w:p>
+      <w:pPr>
+        <w:rPr>
+          <w:rFonts w:ascii="Cambria" w:hAnsi="Cambria"/>
+        </w:rPr>
+      </w:pPr>
+      <w:r>
+        <w:rPr>
+          <w:rFonts w:ascii="Cambria" w:hAnsi="Cambria"/>
+        </w:rPr>
+        <w:t xml:space="preserve">Images are stored as </w:t>
+      </w:r>
+      <w:r>
+        <w:rPr>
+          <w:rFonts w:ascii="Cambria" w:hAnsi="Cambria"/>
+          <w:b/>
+          <w:bCs/>
+        </w:rPr>
+        <w:t>arrays of numbers</w:t>
+      </w:r>
+      <w:r>
+        <w:rPr>
+          <w:rFonts w:ascii="Cambria" w:hAnsi="Cambria"/>
+        </w:rPr>
+        <w:t>.</w:t>
+      </w:r>
+    </w:p>
+    <w:p>
+      <w:pPr>
+        <w:pStyle w:val="Heading2"/>
+      </w:pPr>
+      <w:r>
+        <w:t>Reading Image using Matplotlib</w:t>
+      </w:r>
+    </w:p>
+    <w:p>
+      <w:pPr>
+        <w:rPr>
+          <w:rFonts w:ascii="Cambria" w:hAnsi="Cambria"/>
+        </w:rPr>
+      </w:pPr>
+      <w:r>
+        <w:rPr>
+          <w:rFonts w:ascii="Cambria" w:hAnsi="Cambria"/>
+        </w:rPr>
+        <w:t xml:space="preserve">import </w:t>
+      </w:r>
+      <w:proofErr w:type="spellStart"/>
+      <w:r>
+        <w:rPr>
+          <w:rFonts w:ascii="Cambria" w:hAnsi="Cambria"/>
+        </w:rPr>
+        <w:t>matplotlib.pyplot</w:t>
+      </w:r>
+      <w:proofErr w:type="spellEnd"/>
+      <w:r>
+        <w:rPr>
+          <w:rFonts w:ascii="Cambria" w:hAnsi="Cambria"/>
+        </w:rPr>
+        <w:t xml:space="preserve"> as </w:t>
+      </w:r>
+      <w:proofErr w:type="spellStart"/>
+      <w:r>
+        <w:rPr>
+          <w:rFonts w:ascii="Cambria" w:hAnsi="Cambria"/>
+        </w:rPr>
+        <w:t>plt</w:t>
+      </w:r>
+      <w:proofErr w:type="spellEnd"/>
+    </w:p>
+    <w:p>
+      <w:pPr>
+        <w:rPr>
+          <w:rFonts w:ascii="Cambria" w:hAnsi="Cambria"/>
+        </w:rPr>
+      </w:pPr>
+      <w:proofErr w:type="spellStart"/>
+      <w:r>
+        <w:rPr>
+          <w:rFonts w:ascii="Cambria" w:hAnsi="Cambria"/>
+        </w:rPr>
+        <w:t>img</w:t>
+      </w:r>
+      <w:proofErr w:type="spellEnd"/>
+      <w:r>
+        <w:rPr>
+          <w:rFonts w:ascii="Cambria" w:hAnsi="Cambria"/>
+        </w:rPr>
+        <w:t xml:space="preserve"> = </w:t>
+      </w:r>
+      <w:proofErr w:type="spellStart"/>
+      <w:r>
+        <w:rPr>
+          <w:rFonts w:ascii="Cambria" w:hAnsi="Cambria"/>
+        </w:rPr>
+        <w:t>plt.imread</w:t>
+      </w:r>
+      <w:proofErr w:type="spellEnd"/>
+      <w:r>
+        <w:rPr>
+          <w:rFonts w:ascii="Cambria" w:hAnsi="Cambria"/>
+        </w:rPr>
+        <w:t>("image.jpg")</w:t>
+      </w:r>
+    </w:p>
+    <w:p>
+      <w:pPr>
+        <w:pStyle w:val="Heading2"/>
+      </w:pPr>
+      <w:r>
+        <w:t>Check Image Shape</w:t>
+      </w:r>
+    </w:p>
+    <w:p>
+      <w:pPr>
+        <w:rPr>
+          <w:rFonts w:ascii="Cambria" w:hAnsi="Cambria"/>
+        </w:rPr>
+      </w:pPr>
+      <w:proofErr w:type="spellStart"/>
+      <w:r>
+        <w:rPr>
+          <w:rFonts w:ascii="Cambria" w:hAnsi="Cambria"/>
+        </w:rPr>
+        <w:t>img.shape</w:t>
+      </w:r>
+      <w:proofErr w:type="spellEnd"/>
+    </w:p>
+    <w:p>
+      <w:pPr>
+        <w:numPr>
+          <w:ilvl w:val="0"/>
+          <w:numId w:val="32"/>
+        </w:numPr>
+        <w:rPr>
+          <w:rFonts w:ascii="Cambria" w:hAnsi="Cambria"/>
+        </w:rPr>
+      </w:pPr>
+      <w:r>
+        <w:rPr>
+          <w:rFonts w:ascii="Cambria" w:hAnsi="Cambria"/>
+        </w:rPr>
+        <w:t>Height</w:t>
+      </w:r>
+    </w:p>
+    <w:p>
+      <w:pPr>
+        <w:numPr>
+          <w:ilvl w:val="0"/>
+          <w:numId w:val="32"/>
+        </w:numPr>
+        <w:rPr>
+          <w:rFonts w:ascii="Cambria" w:hAnsi="Cambria"/>
+        </w:rPr>
+      </w:pPr>
+      <w:r>
+        <w:rPr>
+          <w:rFonts w:ascii="Cambria" w:hAnsi="Cambria"/>
+        </w:rPr>
+        <w:t>Width</w:t>
+      </w:r>
+    </w:p>
+    <w:p>
+      <w:pPr>
+        <w:numPr>
+          <w:ilvl w:val="0"/>
+          <w:numId w:val="32"/>
+        </w:numPr>
+        <w:rPr>
+          <w:rFonts w:ascii="Cambria" w:hAnsi="Cambria"/>
+        </w:rPr>
+      </w:pPr>
+      <w:proofErr w:type="spellStart"/>
+      <w:r>
+        <w:rPr>
+          <w:rFonts w:ascii="Cambria" w:hAnsi="Cambria"/>
+        </w:rPr>
+        <w:t>Color</w:t>
+      </w:r>
+      <w:proofErr w:type="spellEnd"/>
+      <w:r>
+        <w:rPr>
+          <w:rFonts w:ascii="Cambria" w:hAnsi="Cambria"/>
+        </w:rPr>
+        <w:t xml:space="preserve"> channels (RGB)</w:t>
+      </w:r>
+    </w:p>
+    <w:p>
+      <w:pPr>
+        <w:pStyle w:val="Heading2"/>
+      </w:pPr>
+      <w:r>
+        <w:t>Display Image</w:t>
+      </w:r>
+    </w:p>
+    <w:p>
+      <w:pPr>
+        <w:rPr>
+          <w:rFonts w:ascii="Cambria" w:hAnsi="Cambria"/>
+        </w:rPr>
+      </w:pPr>
+      <w:proofErr w:type="spellStart"/>
+      <w:r>
+        <w:rPr>
+          <w:rFonts w:ascii="Cambria" w:hAnsi="Cambria"/>
+        </w:rPr>
+        <w:t>plt.imshow</w:t>
+      </w:r>
+      <w:proofErr w:type="spellEnd"/>
+      <w:r>
+        <w:rPr>
+          <w:rFonts w:ascii="Cambria" w:hAnsi="Cambria"/>
+        </w:rPr>
+        <w:t>(</w:t>
+      </w:r>
+      <w:proofErr w:type="spellStart"/>
+      <w:r>
+        <w:rPr>
+          <w:rFonts w:ascii="Cambria" w:hAnsi="Cambria"/>
+        </w:rPr>
+        <w:t>img</w:t>
+      </w:r>
+      <w:proofErr w:type="spellEnd"/>
+      <w:r>
+        <w:rPr>
+          <w:rFonts w:ascii="Cambria" w:hAnsi="Cambria"/>
+        </w:rPr>
+        <w:t>)</w:t>
+      </w:r>
+    </w:p>
+    <w:p>
+      <w:pPr>
+        <w:rPr>
+          <w:rFonts w:ascii="Cambria" w:hAnsi="Cambria"/>
+        </w:rPr>
+      </w:pPr>
+      <w:proofErr w:type="spellStart"/>
+      <w:r>
+        <w:rPr>
+          <w:rFonts w:ascii="Cambria" w:hAnsi="Cambria"/>
+        </w:rPr>
+        <w:t>plt.axis</w:t>
+      </w:r>
+      <w:proofErr w:type="spellEnd"/>
+      <w:r>
+        <w:rPr>
+          <w:rFonts w:ascii="Cambria" w:hAnsi="Cambria"/>
+        </w:rPr>
+        <w:t>('off')</w:t>
+      </w:r>
+    </w:p>
+    <w:p>
+      <w:pPr>
+        <w:pStyle w:val="Heading2"/>
+      </w:pPr>
+      <w:r>
+        <w:t>Convert Image to Grayscale</w:t>
+      </w:r>
+    </w:p>
+    <w:p>
+      <w:pPr>
+        <w:rPr>
+          <w:rFonts w:ascii="Cambria" w:hAnsi="Cambria"/>
+        </w:rPr>
+      </w:pPr>
+      <w:proofErr w:type="spellStart"/>
+      <w:r>
+        <w:rPr>
+          <w:rFonts w:ascii="Cambria" w:hAnsi="Cambria"/>
+        </w:rPr>
+        <w:t>gray</w:t>
+      </w:r>
+      <w:proofErr w:type="spellEnd"/>
+      <w:r>
+        <w:rPr>
+          <w:rFonts w:ascii="Cambria" w:hAnsi="Cambria"/>
+        </w:rPr>
+        <w:t xml:space="preserve"> = </w:t>
+      </w:r>
+      <w:proofErr w:type="spellStart"/>
+      <w:r>
+        <w:rPr>
+          <w:rFonts w:ascii="Cambria" w:hAnsi="Cambria"/>
+        </w:rPr>
+        <w:t>img.mean</w:t>
+      </w:r>
+      <w:proofErr w:type="spellEnd"/>
+      <w:r>
+        <w:rPr>
+          <w:rFonts w:ascii="Cambria" w:hAnsi="Cambria"/>
+        </w:rPr>
+        <w:t>(axis=2)</w:t>
+      </w:r>
+    </w:p>
+    <w:p>
+      <w:pPr>
+        <w:rPr>
+          <w:rFonts w:ascii="Cambria" w:hAnsi="Cambria"/>
+        </w:rPr>
+      </w:pPr>
+      <w:proofErr w:type="spellStart"/>
+      <w:r>
+        <w:rPr>
+          <w:rFonts w:ascii="Cambria" w:hAnsi="Cambria"/>
+        </w:rPr>
+        <w:t>plt.imshow</w:t>
+      </w:r>
+      <w:proofErr w:type="spellEnd"/>
+      <w:r>
+        <w:rPr>
+          <w:rFonts w:ascii="Cambria" w:hAnsi="Cambria"/>
+        </w:rPr>
+        <w:t>(</w:t>
+      </w:r>
+      <w:proofErr w:type="spellStart"/>
+      <w:r>
+        <w:rPr>
+          <w:rFonts w:ascii="Cambria" w:hAnsi="Cambria"/>
+        </w:rPr>
+        <w:t>gray</w:t>
+      </w:r>
+      <w:proofErr w:type="spellEnd"/>
+      <w:r>
+        <w:rPr>
+          <w:rFonts w:ascii="Cambria" w:hAnsi="Cambria"/>
+        </w:rPr>
+        <w:t xml:space="preserve">, </w:t>
+      </w:r>
+      <w:proofErr w:type="spellStart"/>
+      <w:r>
+        <w:rPr>
+          <w:rFonts w:ascii="Cambria" w:hAnsi="Cambria"/>
+        </w:rPr>
+        <w:t>cmap</w:t>
+      </w:r>
+      <w:proofErr w:type="spellEnd"/>
+      <w:r>
+        <w:rPr>
+          <w:rFonts w:ascii="Cambria" w:hAnsi="Cambria"/>
+        </w:rPr>
+        <w:t>='</w:t>
+      </w:r>
+      <w:proofErr w:type="spellStart"/>
+      <w:r>
+        <w:rPr>
+          <w:rFonts w:ascii="Cambria" w:hAnsi="Cambria"/>
+        </w:rPr>
+        <w:t>gray</w:t>
+      </w:r>
+      <w:proofErr w:type="spellEnd"/>
+      <w:r>
+        <w:rPr>
+          <w:rFonts w:ascii="Cambria" w:hAnsi="Cambria"/>
+        </w:rPr>
+        <w:t>')</w:t>
+      </w:r>
+    </w:p>
+    <w:p>
+      <w:pPr>
+        <w:pStyle w:val="Heading2"/>
+      </w:pPr>
+      <w:r>
+        <w:t>WHY THIS IS IMPORTANT</w:t>
+      </w:r>
+    </w:p>
+    <w:p>
+      <w:pPr>
+        <w:numPr>
+          <w:ilvl w:val="0"/>
+          <w:numId w:val="33"/>
+        </w:numPr>
+        <w:rPr>
+          <w:rFonts w:ascii="Cambria" w:hAnsi="Cambria"/>
+        </w:rPr>
+      </w:pPr>
+      <w:r>
+        <w:rPr>
+          <w:rFonts w:ascii="Cambria" w:hAnsi="Cambria"/>
+        </w:rPr>
+        <w:t>Comparison operators → filter data</w:t>
+      </w:r>
+    </w:p>
+    <w:p>
+      <w:pPr>
+        <w:numPr>
+          <w:ilvl w:val="0"/>
+          <w:numId w:val="33"/>
+        </w:numPr>
+        <w:rPr>
+          <w:rFonts w:ascii="Cambria" w:hAnsi="Cambria"/>
+        </w:rPr>
+      </w:pPr>
+      <w:r>
+        <w:rPr>
+          <w:rFonts w:ascii="Cambria" w:hAnsi="Cambria"/>
+        </w:rPr>
+        <w:t>Sorting → organize data</w:t>
+      </w:r>
+    </w:p>
+    <w:p>
+      <w:pPr>
+        <w:numPr>
+          <w:ilvl w:val="0"/>
+          <w:numId w:val="33"/>
+        </w:numPr>
+        <w:rPr>
+          <w:rFonts w:ascii="Cambria" w:hAnsi="Cambria"/>
+        </w:rPr>
+      </w:pPr>
+      <w:r>
+        <w:rPr>
+          <w:rFonts w:ascii="Cambria" w:hAnsi="Cambria"/>
+        </w:rPr>
+        <w:t xml:space="preserve">Images → used in </w:t>
+      </w:r>
+      <w:r>
+        <w:rPr>
+          <w:rFonts w:ascii="Cambria" w:hAnsi="Cambria"/>
+          <w:b/>
+          <w:bCs/>
+        </w:rPr>
+        <w:t>computer vision &amp; ML</w:t>
+      </w:r>
+    </w:p>
+    <w:p>
+      <w:pPr>
+        <w:pStyle w:val="Heading1"/>
+      </w:pPr>
+      <w:r>
+        <w:t>QUICK SUMMARY</w:t>
+      </w:r>
+    </w:p>
+    <w:p>
+      <w:pPr>
+        <w:numPr>
+          <w:ilvl w:val="0"/>
+          <w:numId w:val="34"/>
+        </w:numPr>
+        <w:rPr>
+          <w:rFonts w:ascii="Cambria" w:hAnsi="Cambria"/>
+        </w:rPr>
+      </w:pPr>
+      <w:r>
+        <w:rPr>
+          <w:rFonts w:ascii="Cambria" w:hAnsi="Cambria"/>
+        </w:rPr>
+        <w:t>Comparison operators give True/False</w:t>
+      </w:r>
+    </w:p>
+    <w:p>
+      <w:pPr>
+        <w:numPr>
+          <w:ilvl w:val="0"/>
+          <w:numId w:val="34"/>
+        </w:numPr>
+        <w:rPr>
+          <w:rFonts w:ascii="Cambria" w:hAnsi="Cambria"/>
+        </w:rPr>
+      </w:pPr>
+      <w:r>
+        <w:rPr>
+          <w:rFonts w:ascii="Cambria" w:hAnsi="Cambria"/>
+        </w:rPr>
+        <w:t>Sorting arranges data</w:t>
+      </w:r>
+    </w:p>
+    <w:p>
+      <w:pPr>
+        <w:numPr>
+          <w:ilvl w:val="0"/>
+          <w:numId w:val="34"/>
+        </w:numPr>
+        <w:rPr>
+          <w:rFonts w:ascii="Cambria" w:hAnsi="Cambria"/>
+        </w:rPr>
+      </w:pPr>
+      <w:r>
+        <w:rPr>
+          <w:rFonts w:ascii="Cambria" w:hAnsi="Cambria"/>
+        </w:rPr>
+        <w:t>Images are NumPy arrays</w:t>
+      </w:r>
     </w:p>
     <w:p>
       <w:pPr>
@@ -6770,6 +8236,155 @@
     </w:lvl>
   </w:abstractNum>
   <w:abstractNum w:abstractNumId="4" w15:restartNumberingAfterBreak="0">
+    <w:nsid w:val="10EC7095"/>
+    <w:multiLevelType w:val="multilevel"/>
+    <w:tmpl w:val="8D8A87F8"/>
+    <w:lvl w:ilvl="0">
+      <w:start w:val="1"/>
+      <w:numFmt w:val="bullet"/>
+      <w:lvlText w:val=""/>
+      <w:lvlJc w:val="left"/>
+      <w:pPr>
+        <w:tabs>
+          <w:tab w:val="num" w:pos="720"/>
+        </w:tabs>
+        <w:ind w:left="720" w:hanging="360"/>
+      </w:pPr>
+      <w:rPr>
+        <w:rFonts w:ascii="Symbol" w:hAnsi="Symbol" w:hint="default"/>
+        <w:sz w:val="20"/>
+      </w:rPr>
+    </w:lvl>
+    <w:lvl w:ilvl="1" w:tentative="1">
+      <w:start w:val="1"/>
+      <w:numFmt w:val="bullet"/>
+      <w:lvlText w:val="o"/>
+      <w:lvlJc w:val="left"/>
+      <w:pPr>
+        <w:tabs>
+          <w:tab w:val="num" w:pos="1440"/>
+        </w:tabs>
+        <w:ind w:left="1440" w:hanging="360"/>
+      </w:pPr>
+      <w:rPr>
+        <w:rFonts w:ascii="Courier New" w:hAnsi="Courier New" w:hint="default"/>
+        <w:sz w:val="20"/>
+      </w:rPr>
+    </w:lvl>
+    <w:lvl w:ilvl="2" w:tentative="1">
+      <w:start w:val="1"/>
+      <w:numFmt w:val="bullet"/>
+      <w:lvlText w:val=""/>
+      <w:lvlJc w:val="left"/>
+      <w:pPr>
+        <w:tabs>
+          <w:tab w:val="num" w:pos="2160"/>
+        </w:tabs>
+        <w:ind w:left="2160" w:hanging="360"/>
+      </w:pPr>
+      <w:rPr>
+        <w:rFonts w:ascii="Wingdings" w:hAnsi="Wingdings" w:hint="default"/>
+        <w:sz w:val="20"/>
+      </w:rPr>
+    </w:lvl>
+    <w:lvl w:ilvl="3" w:tentative="1">
+      <w:start w:val="1"/>
+      <w:numFmt w:val="bullet"/>
+      <w:lvlText w:val=""/>
+      <w:lvlJc w:val="left"/>
+      <w:pPr>
+        <w:tabs>
+          <w:tab w:val="num" w:pos="2880"/>
+        </w:tabs>
+        <w:ind w:left="2880" w:hanging="360"/>
+      </w:pPr>
+      <w:rPr>
+        <w:rFonts w:ascii="Wingdings" w:hAnsi="Wingdings" w:hint="default"/>
+        <w:sz w:val="20"/>
+      </w:rPr>
+    </w:lvl>
+    <w:lvl w:ilvl="4" w:tentative="1">
+      <w:start w:val="1"/>
+      <w:numFmt w:val="bullet"/>
+      <w:lvlText w:val=""/>
+      <w:lvlJc w:val="left"/>
+      <w:pPr>
+        <w:tabs>
+          <w:tab w:val="num" w:pos="3600"/>
+        </w:tabs>
+        <w:ind w:left="3600" w:hanging="360"/>
+      </w:pPr>
+      <w:rPr>
+        <w:rFonts w:ascii="Wingdings" w:hAnsi="Wingdings" w:hint="default"/>
+        <w:sz w:val="20"/>
+      </w:rPr>
+    </w:lvl>
+    <w:lvl w:ilvl="5" w:tentative="1">
+      <w:start w:val="1"/>
+      <w:numFmt w:val="bullet"/>
+      <w:lvlText w:val=""/>
+      <w:lvlJc w:val="left"/>
+      <w:pPr>
+        <w:tabs>
+          <w:tab w:val="num" w:pos="4320"/>
+        </w:tabs>
+        <w:ind w:left="4320" w:hanging="360"/>
+      </w:pPr>
+      <w:rPr>
+        <w:rFonts w:ascii="Wingdings" w:hAnsi="Wingdings" w:hint="default"/>
+        <w:sz w:val="20"/>
+      </w:rPr>
+    </w:lvl>
+    <w:lvl w:ilvl="6" w:tentative="1">
+      <w:start w:val="1"/>
+      <w:numFmt w:val="bullet"/>
+      <w:lvlText w:val=""/>
+      <w:lvlJc w:val="left"/>
+      <w:pPr>
+        <w:tabs>
+          <w:tab w:val="num" w:pos="5040"/>
+        </w:tabs>
+        <w:ind w:left="5040" w:hanging="360"/>
+      </w:pPr>
+      <w:rPr>
+        <w:rFonts w:ascii="Wingdings" w:hAnsi="Wingdings" w:hint="default"/>
+        <w:sz w:val="20"/>
+      </w:rPr>
+    </w:lvl>
+    <w:lvl w:ilvl="7" w:tentative="1">
+      <w:start w:val="1"/>
+      <w:numFmt w:val="bullet"/>
+      <w:lvlText w:val=""/>
+      <w:lvlJc w:val="left"/>
+      <w:pPr>
+        <w:tabs>
+          <w:tab w:val="num" w:pos="5760"/>
+        </w:tabs>
+        <w:ind w:left="5760" w:hanging="360"/>
+      </w:pPr>
+      <w:rPr>
+        <w:rFonts w:ascii="Wingdings" w:hAnsi="Wingdings" w:hint="default"/>
+        <w:sz w:val="20"/>
+      </w:rPr>
+    </w:lvl>
+    <w:lvl w:ilvl="8" w:tentative="1">
+      <w:start w:val="1"/>
+      <w:numFmt w:val="bullet"/>
+      <w:lvlText w:val=""/>
+      <w:lvlJc w:val="left"/>
+      <w:pPr>
+        <w:tabs>
+          <w:tab w:val="num" w:pos="6480"/>
+        </w:tabs>
+        <w:ind w:left="6480" w:hanging="360"/>
+      </w:pPr>
+      <w:rPr>
+        <w:rFonts w:ascii="Wingdings" w:hAnsi="Wingdings" w:hint="default"/>
+        <w:sz w:val="20"/>
+      </w:rPr>
+    </w:lvl>
+  </w:abstractNum>
+  <w:abstractNum w:abstractNumId="5" w15:restartNumberingAfterBreak="0">
     <w:nsid w:val="14913BB6"/>
     <w:multiLevelType w:val="multilevel"/>
     <w:tmpl w:val="01125AEE"/>
@@ -6918,7 +8533,7 @@
       </w:rPr>
     </w:lvl>
   </w:abstractNum>
-  <w:abstractNum w:abstractNumId="5" w15:restartNumberingAfterBreak="0">
+  <w:abstractNum w:abstractNumId="6" w15:restartNumberingAfterBreak="0">
     <w:nsid w:val="159C26EF"/>
     <w:multiLevelType w:val="multilevel"/>
     <w:tmpl w:val="9050EA3A"/>
@@ -7067,7 +8682,7 @@
       </w:rPr>
     </w:lvl>
   </w:abstractNum>
-  <w:abstractNum w:abstractNumId="6" w15:restartNumberingAfterBreak="0">
+  <w:abstractNum w:abstractNumId="7" w15:restartNumberingAfterBreak="0">
     <w:nsid w:val="15B0487C"/>
     <w:multiLevelType w:val="multilevel"/>
     <w:tmpl w:val="F82AEA62"/>
@@ -7216,7 +8831,7 @@
       </w:rPr>
     </w:lvl>
   </w:abstractNum>
-  <w:abstractNum w:abstractNumId="7" w15:restartNumberingAfterBreak="0">
+  <w:abstractNum w:abstractNumId="8" w15:restartNumberingAfterBreak="0">
     <w:nsid w:val="1E3A3C37"/>
     <w:multiLevelType w:val="multilevel"/>
     <w:tmpl w:val="96E411C4"/>
@@ -7365,7 +8980,7 @@
       </w:rPr>
     </w:lvl>
   </w:abstractNum>
-  <w:abstractNum w:abstractNumId="8" w15:restartNumberingAfterBreak="0">
+  <w:abstractNum w:abstractNumId="9" w15:restartNumberingAfterBreak="0">
     <w:nsid w:val="24730390"/>
     <w:multiLevelType w:val="multilevel"/>
     <w:tmpl w:val="DB084C50"/>
@@ -7514,7 +9129,7 @@
       </w:rPr>
     </w:lvl>
   </w:abstractNum>
-  <w:abstractNum w:abstractNumId="9" w15:restartNumberingAfterBreak="0">
+  <w:abstractNum w:abstractNumId="10" w15:restartNumberingAfterBreak="0">
     <w:nsid w:val="2D9D246F"/>
     <w:multiLevelType w:val="multilevel"/>
     <w:tmpl w:val="D9C86A82"/>
@@ -7663,7 +9278,7 @@
       </w:rPr>
     </w:lvl>
   </w:abstractNum>
-  <w:abstractNum w:abstractNumId="10" w15:restartNumberingAfterBreak="0">
+  <w:abstractNum w:abstractNumId="11" w15:restartNumberingAfterBreak="0">
     <w:nsid w:val="2ED60013"/>
     <w:multiLevelType w:val="multilevel"/>
     <w:tmpl w:val="F82A078A"/>
@@ -7812,7 +9427,7 @@
       </w:rPr>
     </w:lvl>
   </w:abstractNum>
-  <w:abstractNum w:abstractNumId="11" w15:restartNumberingAfterBreak="0">
+  <w:abstractNum w:abstractNumId="12" w15:restartNumberingAfterBreak="0">
     <w:nsid w:val="305F7AA6"/>
     <w:multiLevelType w:val="multilevel"/>
     <w:tmpl w:val="15941A82"/>
@@ -7961,7 +9576,7 @@
       </w:rPr>
     </w:lvl>
   </w:abstractNum>
-  <w:abstractNum w:abstractNumId="12" w15:restartNumberingAfterBreak="0">
+  <w:abstractNum w:abstractNumId="13" w15:restartNumberingAfterBreak="0">
     <w:nsid w:val="33D93F11"/>
     <w:multiLevelType w:val="multilevel"/>
     <w:tmpl w:val="73308C1C"/>
@@ -8110,7 +9725,7 @@
       </w:rPr>
     </w:lvl>
   </w:abstractNum>
-  <w:abstractNum w:abstractNumId="13" w15:restartNumberingAfterBreak="0">
+  <w:abstractNum w:abstractNumId="14" w15:restartNumberingAfterBreak="0">
     <w:nsid w:val="35180B28"/>
     <w:multiLevelType w:val="multilevel"/>
     <w:tmpl w:val="3E92B0DC"/>
@@ -8259,7 +9874,7 @@
       </w:rPr>
     </w:lvl>
   </w:abstractNum>
-  <w:abstractNum w:abstractNumId="14" w15:restartNumberingAfterBreak="0">
+  <w:abstractNum w:abstractNumId="15" w15:restartNumberingAfterBreak="0">
     <w:nsid w:val="3EB61E95"/>
     <w:multiLevelType w:val="multilevel"/>
     <w:tmpl w:val="FDAA2096"/>
@@ -8408,7 +10023,7 @@
       </w:rPr>
     </w:lvl>
   </w:abstractNum>
-  <w:abstractNum w:abstractNumId="15" w15:restartNumberingAfterBreak="0">
+  <w:abstractNum w:abstractNumId="16" w15:restartNumberingAfterBreak="0">
     <w:nsid w:val="47B77BBF"/>
     <w:multiLevelType w:val="multilevel"/>
     <w:tmpl w:val="28769184"/>
@@ -8557,7 +10172,7 @@
       </w:rPr>
     </w:lvl>
   </w:abstractNum>
-  <w:abstractNum w:abstractNumId="16" w15:restartNumberingAfterBreak="0">
+  <w:abstractNum w:abstractNumId="17" w15:restartNumberingAfterBreak="0">
     <w:nsid w:val="48DB4222"/>
     <w:multiLevelType w:val="multilevel"/>
     <w:tmpl w:val="ABC89DAC"/>
@@ -8706,7 +10321,7 @@
       </w:rPr>
     </w:lvl>
   </w:abstractNum>
-  <w:abstractNum w:abstractNumId="17" w15:restartNumberingAfterBreak="0">
+  <w:abstractNum w:abstractNumId="18" w15:restartNumberingAfterBreak="0">
     <w:nsid w:val="4E317B52"/>
     <w:multiLevelType w:val="multilevel"/>
     <w:tmpl w:val="8EAA8DB6"/>
@@ -8855,7 +10470,7 @@
       </w:rPr>
     </w:lvl>
   </w:abstractNum>
-  <w:abstractNum w:abstractNumId="18" w15:restartNumberingAfterBreak="0">
+  <w:abstractNum w:abstractNumId="19" w15:restartNumberingAfterBreak="0">
     <w:nsid w:val="5D2103E0"/>
     <w:multiLevelType w:val="multilevel"/>
     <w:tmpl w:val="C44AD954"/>
@@ -9004,7 +10619,7 @@
       </w:rPr>
     </w:lvl>
   </w:abstractNum>
-  <w:abstractNum w:abstractNumId="19" w15:restartNumberingAfterBreak="0">
+  <w:abstractNum w:abstractNumId="20" w15:restartNumberingAfterBreak="0">
     <w:nsid w:val="5DE1504C"/>
     <w:multiLevelType w:val="multilevel"/>
     <w:tmpl w:val="8A568E4E"/>
@@ -9153,7 +10768,7 @@
       </w:rPr>
     </w:lvl>
   </w:abstractNum>
-  <w:abstractNum w:abstractNumId="20" w15:restartNumberingAfterBreak="0">
+  <w:abstractNum w:abstractNumId="21" w15:restartNumberingAfterBreak="0">
     <w:nsid w:val="5DE26AE2"/>
     <w:multiLevelType w:val="multilevel"/>
     <w:tmpl w:val="61486D72"/>
@@ -9302,7 +10917,7 @@
       </w:rPr>
     </w:lvl>
   </w:abstractNum>
-  <w:abstractNum w:abstractNumId="21" w15:restartNumberingAfterBreak="0">
+  <w:abstractNum w:abstractNumId="22" w15:restartNumberingAfterBreak="0">
     <w:nsid w:val="61A418D1"/>
     <w:multiLevelType w:val="multilevel"/>
     <w:tmpl w:val="9A6223A0"/>
@@ -9451,7 +11066,7 @@
       </w:rPr>
     </w:lvl>
   </w:abstractNum>
-  <w:abstractNum w:abstractNumId="22" w15:restartNumberingAfterBreak="0">
+  <w:abstractNum w:abstractNumId="23" w15:restartNumberingAfterBreak="0">
     <w:nsid w:val="63B7372E"/>
     <w:multiLevelType w:val="multilevel"/>
     <w:tmpl w:val="53CE5764"/>
@@ -9600,7 +11215,156 @@
       </w:rPr>
     </w:lvl>
   </w:abstractNum>
-  <w:abstractNum w:abstractNumId="23" w15:restartNumberingAfterBreak="0">
+  <w:abstractNum w:abstractNumId="24" w15:restartNumberingAfterBreak="0">
+    <w:nsid w:val="64487649"/>
+    <w:multiLevelType w:val="multilevel"/>
+    <w:tmpl w:val="47A28BAC"/>
+    <w:lvl w:ilvl="0">
+      <w:start w:val="1"/>
+      <w:numFmt w:val="bullet"/>
+      <w:lvlText w:val=""/>
+      <w:lvlJc w:val="left"/>
+      <w:pPr>
+        <w:tabs>
+          <w:tab w:val="num" w:pos="720"/>
+        </w:tabs>
+        <w:ind w:left="720" w:hanging="360"/>
+      </w:pPr>
+      <w:rPr>
+        <w:rFonts w:ascii="Symbol" w:hAnsi="Symbol" w:hint="default"/>
+        <w:sz w:val="20"/>
+      </w:rPr>
+    </w:lvl>
+    <w:lvl w:ilvl="1" w:tentative="1">
+      <w:start w:val="1"/>
+      <w:numFmt w:val="bullet"/>
+      <w:lvlText w:val="o"/>
+      <w:lvlJc w:val="left"/>
+      <w:pPr>
+        <w:tabs>
+          <w:tab w:val="num" w:pos="1440"/>
+        </w:tabs>
+        <w:ind w:left="1440" w:hanging="360"/>
+      </w:pPr>
+      <w:rPr>
+        <w:rFonts w:ascii="Courier New" w:hAnsi="Courier New" w:hint="default"/>
+        <w:sz w:val="20"/>
+      </w:rPr>
+    </w:lvl>
+    <w:lvl w:ilvl="2" w:tentative="1">
+      <w:start w:val="1"/>
+      <w:numFmt w:val="bullet"/>
+      <w:lvlText w:val=""/>
+      <w:lvlJc w:val="left"/>
+      <w:pPr>
+        <w:tabs>
+          <w:tab w:val="num" w:pos="2160"/>
+        </w:tabs>
+        <w:ind w:left="2160" w:hanging="360"/>
+      </w:pPr>
+      <w:rPr>
+        <w:rFonts w:ascii="Wingdings" w:hAnsi="Wingdings" w:hint="default"/>
+        <w:sz w:val="20"/>
+      </w:rPr>
+    </w:lvl>
+    <w:lvl w:ilvl="3" w:tentative="1">
+      <w:start w:val="1"/>
+      <w:numFmt w:val="bullet"/>
+      <w:lvlText w:val=""/>
+      <w:lvlJc w:val="left"/>
+      <w:pPr>
+        <w:tabs>
+          <w:tab w:val="num" w:pos="2880"/>
+        </w:tabs>
+        <w:ind w:left="2880" w:hanging="360"/>
+      </w:pPr>
+      <w:rPr>
+        <w:rFonts w:ascii="Wingdings" w:hAnsi="Wingdings" w:hint="default"/>
+        <w:sz w:val="20"/>
+      </w:rPr>
+    </w:lvl>
+    <w:lvl w:ilvl="4" w:tentative="1">
+      <w:start w:val="1"/>
+      <w:numFmt w:val="bullet"/>
+      <w:lvlText w:val=""/>
+      <w:lvlJc w:val="left"/>
+      <w:pPr>
+        <w:tabs>
+          <w:tab w:val="num" w:pos="3600"/>
+        </w:tabs>
+        <w:ind w:left="3600" w:hanging="360"/>
+      </w:pPr>
+      <w:rPr>
+        <w:rFonts w:ascii="Wingdings" w:hAnsi="Wingdings" w:hint="default"/>
+        <w:sz w:val="20"/>
+      </w:rPr>
+    </w:lvl>
+    <w:lvl w:ilvl="5" w:tentative="1">
+      <w:start w:val="1"/>
+      <w:numFmt w:val="bullet"/>
+      <w:lvlText w:val=""/>
+      <w:lvlJc w:val="left"/>
+      <w:pPr>
+        <w:tabs>
+          <w:tab w:val="num" w:pos="4320"/>
+        </w:tabs>
+        <w:ind w:left="4320" w:hanging="360"/>
+      </w:pPr>
+      <w:rPr>
+        <w:rFonts w:ascii="Wingdings" w:hAnsi="Wingdings" w:hint="default"/>
+        <w:sz w:val="20"/>
+      </w:rPr>
+    </w:lvl>
+    <w:lvl w:ilvl="6" w:tentative="1">
+      <w:start w:val="1"/>
+      <w:numFmt w:val="bullet"/>
+      <w:lvlText w:val=""/>
+      <w:lvlJc w:val="left"/>
+      <w:pPr>
+        <w:tabs>
+          <w:tab w:val="num" w:pos="5040"/>
+        </w:tabs>
+        <w:ind w:left="5040" w:hanging="360"/>
+      </w:pPr>
+      <w:rPr>
+        <w:rFonts w:ascii="Wingdings" w:hAnsi="Wingdings" w:hint="default"/>
+        <w:sz w:val="20"/>
+      </w:rPr>
+    </w:lvl>
+    <w:lvl w:ilvl="7" w:tentative="1">
+      <w:start w:val="1"/>
+      <w:numFmt w:val="bullet"/>
+      <w:lvlText w:val=""/>
+      <w:lvlJc w:val="left"/>
+      <w:pPr>
+        <w:tabs>
+          <w:tab w:val="num" w:pos="5760"/>
+        </w:tabs>
+        <w:ind w:left="5760" w:hanging="360"/>
+      </w:pPr>
+      <w:rPr>
+        <w:rFonts w:ascii="Wingdings" w:hAnsi="Wingdings" w:hint="default"/>
+        <w:sz w:val="20"/>
+      </w:rPr>
+    </w:lvl>
+    <w:lvl w:ilvl="8" w:tentative="1">
+      <w:start w:val="1"/>
+      <w:numFmt w:val="bullet"/>
+      <w:lvlText w:val=""/>
+      <w:lvlJc w:val="left"/>
+      <w:pPr>
+        <w:tabs>
+          <w:tab w:val="num" w:pos="6480"/>
+        </w:tabs>
+        <w:ind w:left="6480" w:hanging="360"/>
+      </w:pPr>
+      <w:rPr>
+        <w:rFonts w:ascii="Wingdings" w:hAnsi="Wingdings" w:hint="default"/>
+        <w:sz w:val="20"/>
+      </w:rPr>
+    </w:lvl>
+  </w:abstractNum>
+  <w:abstractNum w:abstractNumId="25" w15:restartNumberingAfterBreak="0">
     <w:nsid w:val="645558EF"/>
     <w:multiLevelType w:val="multilevel"/>
     <w:tmpl w:val="328EBC42"/>
@@ -9749,7 +11513,7 @@
       </w:rPr>
     </w:lvl>
   </w:abstractNum>
-  <w:abstractNum w:abstractNumId="24" w15:restartNumberingAfterBreak="0">
+  <w:abstractNum w:abstractNumId="26" w15:restartNumberingAfterBreak="0">
     <w:nsid w:val="6AC9743B"/>
     <w:multiLevelType w:val="multilevel"/>
     <w:tmpl w:val="BC28D77A"/>
@@ -9898,7 +11662,156 @@
       </w:rPr>
     </w:lvl>
   </w:abstractNum>
-  <w:abstractNum w:abstractNumId="25" w15:restartNumberingAfterBreak="0">
+  <w:abstractNum w:abstractNumId="27" w15:restartNumberingAfterBreak="0">
+    <w:nsid w:val="6B2E0C4E"/>
+    <w:multiLevelType w:val="multilevel"/>
+    <w:tmpl w:val="5652DF8A"/>
+    <w:lvl w:ilvl="0">
+      <w:start w:val="1"/>
+      <w:numFmt w:val="bullet"/>
+      <w:lvlText w:val=""/>
+      <w:lvlJc w:val="left"/>
+      <w:pPr>
+        <w:tabs>
+          <w:tab w:val="num" w:pos="720"/>
+        </w:tabs>
+        <w:ind w:left="720" w:hanging="360"/>
+      </w:pPr>
+      <w:rPr>
+        <w:rFonts w:ascii="Symbol" w:hAnsi="Symbol" w:hint="default"/>
+        <w:sz w:val="20"/>
+      </w:rPr>
+    </w:lvl>
+    <w:lvl w:ilvl="1" w:tentative="1">
+      <w:start w:val="1"/>
+      <w:numFmt w:val="bullet"/>
+      <w:lvlText w:val="o"/>
+      <w:lvlJc w:val="left"/>
+      <w:pPr>
+        <w:tabs>
+          <w:tab w:val="num" w:pos="1440"/>
+        </w:tabs>
+        <w:ind w:left="1440" w:hanging="360"/>
+      </w:pPr>
+      <w:rPr>
+        <w:rFonts w:ascii="Courier New" w:hAnsi="Courier New" w:hint="default"/>
+        <w:sz w:val="20"/>
+      </w:rPr>
+    </w:lvl>
+    <w:lvl w:ilvl="2" w:tentative="1">
+      <w:start w:val="1"/>
+      <w:numFmt w:val="bullet"/>
+      <w:lvlText w:val=""/>
+      <w:lvlJc w:val="left"/>
+      <w:pPr>
+        <w:tabs>
+          <w:tab w:val="num" w:pos="2160"/>
+        </w:tabs>
+        <w:ind w:left="2160" w:hanging="360"/>
+      </w:pPr>
+      <w:rPr>
+        <w:rFonts w:ascii="Wingdings" w:hAnsi="Wingdings" w:hint="default"/>
+        <w:sz w:val="20"/>
+      </w:rPr>
+    </w:lvl>
+    <w:lvl w:ilvl="3" w:tentative="1">
+      <w:start w:val="1"/>
+      <w:numFmt w:val="bullet"/>
+      <w:lvlText w:val=""/>
+      <w:lvlJc w:val="left"/>
+      <w:pPr>
+        <w:tabs>
+          <w:tab w:val="num" w:pos="2880"/>
+        </w:tabs>
+        <w:ind w:left="2880" w:hanging="360"/>
+      </w:pPr>
+      <w:rPr>
+        <w:rFonts w:ascii="Wingdings" w:hAnsi="Wingdings" w:hint="default"/>
+        <w:sz w:val="20"/>
+      </w:rPr>
+    </w:lvl>
+    <w:lvl w:ilvl="4" w:tentative="1">
+      <w:start w:val="1"/>
+      <w:numFmt w:val="bullet"/>
+      <w:lvlText w:val=""/>
+      <w:lvlJc w:val="left"/>
+      <w:pPr>
+        <w:tabs>
+          <w:tab w:val="num" w:pos="3600"/>
+        </w:tabs>
+        <w:ind w:left="3600" w:hanging="360"/>
+      </w:pPr>
+      <w:rPr>
+        <w:rFonts w:ascii="Wingdings" w:hAnsi="Wingdings" w:hint="default"/>
+        <w:sz w:val="20"/>
+      </w:rPr>
+    </w:lvl>
+    <w:lvl w:ilvl="5" w:tentative="1">
+      <w:start w:val="1"/>
+      <w:numFmt w:val="bullet"/>
+      <w:lvlText w:val=""/>
+      <w:lvlJc w:val="left"/>
+      <w:pPr>
+        <w:tabs>
+          <w:tab w:val="num" w:pos="4320"/>
+        </w:tabs>
+        <w:ind w:left="4320" w:hanging="360"/>
+      </w:pPr>
+      <w:rPr>
+        <w:rFonts w:ascii="Wingdings" w:hAnsi="Wingdings" w:hint="default"/>
+        <w:sz w:val="20"/>
+      </w:rPr>
+    </w:lvl>
+    <w:lvl w:ilvl="6" w:tentative="1">
+      <w:start w:val="1"/>
+      <w:numFmt w:val="bullet"/>
+      <w:lvlText w:val=""/>
+      <w:lvlJc w:val="left"/>
+      <w:pPr>
+        <w:tabs>
+          <w:tab w:val="num" w:pos="5040"/>
+        </w:tabs>
+        <w:ind w:left="5040" w:hanging="360"/>
+      </w:pPr>
+      <w:rPr>
+        <w:rFonts w:ascii="Wingdings" w:hAnsi="Wingdings" w:hint="default"/>
+        <w:sz w:val="20"/>
+      </w:rPr>
+    </w:lvl>
+    <w:lvl w:ilvl="7" w:tentative="1">
+      <w:start w:val="1"/>
+      <w:numFmt w:val="bullet"/>
+      <w:lvlText w:val=""/>
+      <w:lvlJc w:val="left"/>
+      <w:pPr>
+        <w:tabs>
+          <w:tab w:val="num" w:pos="5760"/>
+        </w:tabs>
+        <w:ind w:left="5760" w:hanging="360"/>
+      </w:pPr>
+      <w:rPr>
+        <w:rFonts w:ascii="Wingdings" w:hAnsi="Wingdings" w:hint="default"/>
+        <w:sz w:val="20"/>
+      </w:rPr>
+    </w:lvl>
+    <w:lvl w:ilvl="8" w:tentative="1">
+      <w:start w:val="1"/>
+      <w:numFmt w:val="bullet"/>
+      <w:lvlText w:val=""/>
+      <w:lvlJc w:val="left"/>
+      <w:pPr>
+        <w:tabs>
+          <w:tab w:val="num" w:pos="6480"/>
+        </w:tabs>
+        <w:ind w:left="6480" w:hanging="360"/>
+      </w:pPr>
+      <w:rPr>
+        <w:rFonts w:ascii="Wingdings" w:hAnsi="Wingdings" w:hint="default"/>
+        <w:sz w:val="20"/>
+      </w:rPr>
+    </w:lvl>
+  </w:abstractNum>
+  <w:abstractNum w:abstractNumId="28" w15:restartNumberingAfterBreak="0">
     <w:nsid w:val="72F2767E"/>
     <w:multiLevelType w:val="multilevel"/>
     <w:tmpl w:val="3AC29F1C"/>
@@ -10047,7 +11960,7 @@
       </w:rPr>
     </w:lvl>
   </w:abstractNum>
-  <w:abstractNum w:abstractNumId="26" w15:restartNumberingAfterBreak="0">
+  <w:abstractNum w:abstractNumId="29" w15:restartNumberingAfterBreak="0">
     <w:nsid w:val="76724153"/>
     <w:multiLevelType w:val="multilevel"/>
     <w:tmpl w:val="B0844D56"/>
@@ -10196,7 +12109,7 @@
       </w:rPr>
     </w:lvl>
   </w:abstractNum>
-  <w:abstractNum w:abstractNumId="27" w15:restartNumberingAfterBreak="0">
+  <w:abstractNum w:abstractNumId="30" w15:restartNumberingAfterBreak="0">
     <w:nsid w:val="76D51CCD"/>
     <w:multiLevelType w:val="multilevel"/>
     <w:tmpl w:val="49C2FB24"/>
@@ -10345,7 +12258,7 @@
       </w:rPr>
     </w:lvl>
   </w:abstractNum>
-  <w:abstractNum w:abstractNumId="28" w15:restartNumberingAfterBreak="0">
+  <w:abstractNum w:abstractNumId="31" w15:restartNumberingAfterBreak="0">
     <w:nsid w:val="7A6C5447"/>
     <w:multiLevelType w:val="multilevel"/>
     <w:tmpl w:val="BD5ADDC0"/>
@@ -10494,7 +12407,7 @@
       </w:rPr>
     </w:lvl>
   </w:abstractNum>
-  <w:abstractNum w:abstractNumId="29" w15:restartNumberingAfterBreak="0">
+  <w:abstractNum w:abstractNumId="32" w15:restartNumberingAfterBreak="0">
     <w:nsid w:val="7AD2165E"/>
     <w:multiLevelType w:val="multilevel"/>
     <w:tmpl w:val="AFB8D41E"/>
@@ -10643,7 +12556,7 @@
       </w:rPr>
     </w:lvl>
   </w:abstractNum>
-  <w:abstractNum w:abstractNumId="30" w15:restartNumberingAfterBreak="0">
+  <w:abstractNum w:abstractNumId="33" w15:restartNumberingAfterBreak="0">
     <w:nsid w:val="7E874558"/>
     <w:multiLevelType w:val="multilevel"/>
     <w:tmpl w:val="E33C1E66"/>
@@ -10793,22 +12706,22 @@
     </w:lvl>
   </w:abstractNum>
   <w:num w:numId="1" w16cid:durableId="1463157988">
-    <w:abstractNumId w:val="23"/>
+    <w:abstractNumId w:val="25"/>
   </w:num>
   <w:num w:numId="2" w16cid:durableId="376592289">
-    <w:abstractNumId w:val="21"/>
+    <w:abstractNumId w:val="22"/>
   </w:num>
   <w:num w:numId="3" w16cid:durableId="1364478848">
+    <w:abstractNumId w:val="31"/>
+  </w:num>
+  <w:num w:numId="4" w16cid:durableId="349452070">
+    <w:abstractNumId w:val="19"/>
+  </w:num>
+  <w:num w:numId="5" w16cid:durableId="886406834">
     <w:abstractNumId w:val="28"/>
   </w:num>
-  <w:num w:numId="4" w16cid:durableId="349452070">
-    <w:abstractNumId w:val="18"/>
-  </w:num>
-  <w:num w:numId="5" w16cid:durableId="886406834">
-    <w:abstractNumId w:val="25"/>
-  </w:num>
   <w:num w:numId="6" w16cid:durableId="1253007563">
-    <w:abstractNumId w:val="14"/>
+    <w:abstractNumId w:val="15"/>
   </w:num>
   <w:num w:numId="7" w16cid:durableId="1934167680">
     <w:abstractNumId w:val="2"/>
@@ -10817,73 +12730,82 @@
     <w:abstractNumId w:val="1"/>
   </w:num>
   <w:num w:numId="9" w16cid:durableId="813526029">
+    <w:abstractNumId w:val="29"/>
+  </w:num>
+  <w:num w:numId="10" w16cid:durableId="224419428">
+    <w:abstractNumId w:val="32"/>
+  </w:num>
+  <w:num w:numId="11" w16cid:durableId="2006010639">
     <w:abstractNumId w:val="26"/>
   </w:num>
-  <w:num w:numId="10" w16cid:durableId="224419428">
-    <w:abstractNumId w:val="29"/>
+  <w:num w:numId="12" w16cid:durableId="967005824">
+    <w:abstractNumId w:val="14"/>
   </w:num>
-  <w:num w:numId="11" w16cid:durableId="2006010639">
-    <w:abstractNumId w:val="24"/>
-  </w:num>
-  <w:num w:numId="12" w16cid:durableId="967005824">
+  <w:num w:numId="13" w16cid:durableId="951588902">
     <w:abstractNumId w:val="13"/>
   </w:num>
-  <w:num w:numId="13" w16cid:durableId="951588902">
-    <w:abstractNumId w:val="12"/>
-  </w:num>
   <w:num w:numId="14" w16cid:durableId="1164467663">
-    <w:abstractNumId w:val="9"/>
+    <w:abstractNumId w:val="10"/>
   </w:num>
   <w:num w:numId="15" w16cid:durableId="389110608">
-    <w:abstractNumId w:val="6"/>
+    <w:abstractNumId w:val="7"/>
   </w:num>
   <w:num w:numId="16" w16cid:durableId="1419012624">
-    <w:abstractNumId w:val="19"/>
+    <w:abstractNumId w:val="20"/>
   </w:num>
   <w:num w:numId="17" w16cid:durableId="1011294394">
-    <w:abstractNumId w:val="16"/>
+    <w:abstractNumId w:val="17"/>
   </w:num>
   <w:num w:numId="18" w16cid:durableId="195434517">
-    <w:abstractNumId w:val="8"/>
+    <w:abstractNumId w:val="9"/>
   </w:num>
   <w:num w:numId="19" w16cid:durableId="1002928780">
     <w:abstractNumId w:val="0"/>
   </w:num>
   <w:num w:numId="20" w16cid:durableId="954798361">
-    <w:abstractNumId w:val="11"/>
+    <w:abstractNumId w:val="12"/>
   </w:num>
   <w:num w:numId="21" w16cid:durableId="1541476196">
-    <w:abstractNumId w:val="4"/>
+    <w:abstractNumId w:val="5"/>
   </w:num>
   <w:num w:numId="22" w16cid:durableId="1891380102">
-    <w:abstractNumId w:val="7"/>
+    <w:abstractNumId w:val="8"/>
   </w:num>
   <w:num w:numId="23" w16cid:durableId="397022672">
-    <w:abstractNumId w:val="20"/>
+    <w:abstractNumId w:val="21"/>
   </w:num>
   <w:num w:numId="24" w16cid:durableId="767775193">
-    <w:abstractNumId w:val="27"/>
+    <w:abstractNumId w:val="30"/>
   </w:num>
   <w:num w:numId="25" w16cid:durableId="49546521">
-    <w:abstractNumId w:val="17"/>
+    <w:abstractNumId w:val="18"/>
   </w:num>
   <w:num w:numId="26" w16cid:durableId="99762768">
-    <w:abstractNumId w:val="15"/>
+    <w:abstractNumId w:val="16"/>
   </w:num>
   <w:num w:numId="27" w16cid:durableId="1161653833">
-    <w:abstractNumId w:val="30"/>
+    <w:abstractNumId w:val="33"/>
   </w:num>
   <w:num w:numId="28" w16cid:durableId="1070225904">
-    <w:abstractNumId w:val="10"/>
+    <w:abstractNumId w:val="11"/>
   </w:num>
   <w:num w:numId="29" w16cid:durableId="1513765278">
     <w:abstractNumId w:val="3"/>
   </w:num>
   <w:num w:numId="30" w16cid:durableId="648634149">
-    <w:abstractNumId w:val="5"/>
+    <w:abstractNumId w:val="6"/>
   </w:num>
   <w:num w:numId="31" w16cid:durableId="2082827281">
-    <w:abstractNumId w:val="22"/>
+    <w:abstractNumId w:val="23"/>
+  </w:num>
+  <w:num w:numId="32" w16cid:durableId="464322581">
+    <w:abstractNumId w:val="27"/>
+  </w:num>
+  <w:num w:numId="33" w16cid:durableId="1775665144">
+    <w:abstractNumId w:val="24"/>
+  </w:num>
+  <w:num w:numId="34" w16cid:durableId="1462187697">
+    <w:abstractNumId w:val="4"/>
   </w:num>
 </w:numbering>
 </file>

--- a/Section-13.docx
+++ b/Section-13.docx
@@ -3593,4039 +3593,6 @@
         </w:rPr>
         <w:t xml:space="preserve"> data quickly</w:t>
       </w:r>
-    </w:p>
-    <w:p>
-      <w:pPr>
-        <w:pStyle w:val="Heading1"/>
-        <w:rPr>
-          <w:rFonts w:ascii="Cambria" w:hAnsi="Cambria"/>
-          <w:sz w:val="20"/>
-          <w:szCs w:val="20"/>
-        </w:rPr>
-      </w:pPr>
-      <w:r>
-        <w:rPr>
-          <w:rFonts w:ascii="Cambria" w:hAnsi="Cambria"/>
-          <w:caps w:val="0"/>
-          <w:sz w:val="20"/>
-          <w:szCs w:val="20"/>
-        </w:rPr>
-        <w:t>Mean, variance, and standard deviation (std)</w:t>
-      </w:r>
-    </w:p>
-    <w:p>
-      <w:pPr>
-        <w:rPr>
-          <w:rFonts w:ascii="Cambria" w:hAnsi="Cambria"/>
-        </w:rPr>
-      </w:pPr>
-      <w:r>
-        <w:rPr>
-          <w:rFonts w:ascii="Cambria" w:hAnsi="Cambria"/>
-        </w:rPr>
-        <w:t xml:space="preserve">These are </w:t>
-      </w:r>
-      <w:r>
-        <w:rPr>
-          <w:rFonts w:ascii="Cambria" w:hAnsi="Cambria"/>
-          <w:b/>
-          <w:bCs/>
-        </w:rPr>
-        <w:t>statistical measures</w:t>
-      </w:r>
-      <w:r>
-        <w:rPr>
-          <w:rFonts w:ascii="Cambria" w:hAnsi="Cambria"/>
-        </w:rPr>
-        <w:t xml:space="preserve"> used to understand data.</w:t>
-      </w:r>
-    </w:p>
-    <w:p>
-      <w:pPr>
-        <w:pStyle w:val="Heading2"/>
-        <w:rPr>
-          <w:rFonts w:ascii="Cambria" w:hAnsi="Cambria"/>
-        </w:rPr>
-      </w:pPr>
-      <w:r>
-        <w:rPr>
-          <w:rFonts w:ascii="Cambria" w:hAnsi="Cambria"/>
-          <w:caps w:val="0"/>
-        </w:rPr>
-        <w:t>Mean (average)</w:t>
-      </w:r>
-    </w:p>
-    <w:p>
-      <w:pPr>
-        <w:numPr>
-          <w:ilvl w:val="0"/>
-          <w:numId w:val="19"/>
-        </w:numPr>
-        <w:rPr>
-          <w:rFonts w:ascii="Cambria" w:hAnsi="Cambria"/>
-        </w:rPr>
-      </w:pPr>
-      <w:r>
-        <w:rPr>
-          <w:rFonts w:ascii="Cambria" w:hAnsi="Cambria"/>
-        </w:rPr>
-        <w:t xml:space="preserve">Mean is the </w:t>
-      </w:r>
-      <w:r>
-        <w:rPr>
-          <w:rFonts w:ascii="Cambria" w:hAnsi="Cambria"/>
-          <w:b/>
-          <w:bCs/>
-        </w:rPr>
-        <w:t>average value</w:t>
-      </w:r>
-    </w:p>
-    <w:p>
-      <w:pPr>
-        <w:numPr>
-          <w:ilvl w:val="0"/>
-          <w:numId w:val="19"/>
-        </w:numPr>
-        <w:rPr>
-          <w:rFonts w:ascii="Cambria" w:hAnsi="Cambria"/>
-        </w:rPr>
-      </w:pPr>
-      <w:r>
-        <w:rPr>
-          <w:rFonts w:ascii="Cambria" w:hAnsi="Cambria"/>
-        </w:rPr>
-        <w:t>Sum of all values ÷ total values</w:t>
-      </w:r>
-    </w:p>
-    <w:p>
-      <w:pPr>
-        <w:rPr>
-          <w:rFonts w:ascii="Cambria" w:hAnsi="Cambria"/>
-        </w:rPr>
-      </w:pPr>
-      <w:r>
-        <w:rPr>
-          <w:rFonts w:ascii="Cambria" w:hAnsi="Cambria"/>
-        </w:rPr>
-        <w:t xml:space="preserve">Import </w:t>
-      </w:r>
-      <w:proofErr w:type="spellStart"/>
-      <w:r>
-        <w:rPr>
-          <w:rFonts w:ascii="Cambria" w:hAnsi="Cambria"/>
-        </w:rPr>
-        <w:t>numpy</w:t>
-      </w:r>
-      <w:proofErr w:type="spellEnd"/>
-      <w:r>
-        <w:rPr>
-          <w:rFonts w:ascii="Cambria" w:hAnsi="Cambria"/>
-        </w:rPr>
-        <w:t xml:space="preserve"> as np</w:t>
-      </w:r>
-    </w:p>
-    <w:p>
-      <w:pPr>
-        <w:rPr>
-          <w:rFonts w:ascii="Cambria" w:hAnsi="Cambria"/>
-        </w:rPr>
-      </w:pPr>
-      <w:proofErr w:type="spellStart"/>
-      <w:r>
-        <w:rPr>
-          <w:rFonts w:ascii="Cambria" w:hAnsi="Cambria"/>
-        </w:rPr>
-        <w:t>Arr</w:t>
-      </w:r>
-      <w:proofErr w:type="spellEnd"/>
-      <w:r>
-        <w:rPr>
-          <w:rFonts w:ascii="Cambria" w:hAnsi="Cambria"/>
-        </w:rPr>
-        <w:t xml:space="preserve"> = </w:t>
-      </w:r>
-      <w:proofErr w:type="spellStart"/>
-      <w:r>
-        <w:rPr>
-          <w:rFonts w:ascii="Cambria" w:hAnsi="Cambria"/>
-        </w:rPr>
-        <w:t>np.array</w:t>
-      </w:r>
-      <w:proofErr w:type="spellEnd"/>
-      <w:r>
-        <w:rPr>
-          <w:rFonts w:ascii="Cambria" w:hAnsi="Cambria"/>
-        </w:rPr>
-        <w:t>([1, 2, 3, 4, 5])</w:t>
-      </w:r>
-    </w:p>
-    <w:p>
-      <w:pPr>
-        <w:rPr>
-          <w:rFonts w:ascii="Cambria" w:hAnsi="Cambria"/>
-        </w:rPr>
-      </w:pPr>
-      <w:proofErr w:type="spellStart"/>
-      <w:r>
-        <w:rPr>
-          <w:rFonts w:ascii="Cambria" w:hAnsi="Cambria"/>
-        </w:rPr>
-        <w:t>Np.mean</w:t>
-      </w:r>
-      <w:proofErr w:type="spellEnd"/>
-      <w:r>
-        <w:rPr>
-          <w:rFonts w:ascii="Cambria" w:hAnsi="Cambria"/>
-        </w:rPr>
-        <w:t>(</w:t>
-      </w:r>
-      <w:proofErr w:type="spellStart"/>
-      <w:r>
-        <w:rPr>
-          <w:rFonts w:ascii="Cambria" w:hAnsi="Cambria"/>
-        </w:rPr>
-        <w:t>arr</w:t>
-      </w:r>
-      <w:proofErr w:type="spellEnd"/>
-      <w:r>
-        <w:rPr>
-          <w:rFonts w:ascii="Cambria" w:hAnsi="Cambria"/>
-        </w:rPr>
-        <w:t>)</w:t>
-      </w:r>
-    </w:p>
-    <w:p>
-      <w:pPr>
-        <w:rPr>
-          <w:rFonts w:ascii="Cambria" w:hAnsi="Cambria"/>
-        </w:rPr>
-      </w:pPr>
-      <w:r>
-        <w:rPr>
-          <w:rFonts w:ascii="Cambria" w:hAnsi="Cambria"/>
-        </w:rPr>
-        <w:t xml:space="preserve">Tells us the </w:t>
-      </w:r>
-      <w:proofErr w:type="spellStart"/>
-      <w:r>
-        <w:rPr>
-          <w:rFonts w:ascii="Cambria" w:hAnsi="Cambria"/>
-          <w:b/>
-          <w:bCs/>
-        </w:rPr>
-        <w:t>center</w:t>
-      </w:r>
-      <w:proofErr w:type="spellEnd"/>
-      <w:r>
-        <w:rPr>
-          <w:rFonts w:ascii="Cambria" w:hAnsi="Cambria"/>
-        </w:rPr>
-        <w:t xml:space="preserve"> of data</w:t>
-      </w:r>
-    </w:p>
-    <w:p>
-      <w:pPr>
-        <w:pStyle w:val="Heading2"/>
-        <w:rPr>
-          <w:rFonts w:ascii="Cambria" w:hAnsi="Cambria"/>
-        </w:rPr>
-      </w:pPr>
-      <w:r>
-        <w:rPr>
-          <w:rFonts w:ascii="Cambria" w:hAnsi="Cambria"/>
-          <w:caps w:val="0"/>
-        </w:rPr>
-        <w:t>Variance</w:t>
-      </w:r>
-    </w:p>
-    <w:p>
-      <w:pPr>
-        <w:numPr>
-          <w:ilvl w:val="0"/>
-          <w:numId w:val="20"/>
-        </w:numPr>
-        <w:rPr>
-          <w:rFonts w:ascii="Cambria" w:hAnsi="Cambria"/>
-        </w:rPr>
-      </w:pPr>
-      <w:r>
-        <w:rPr>
-          <w:rFonts w:ascii="Cambria" w:hAnsi="Cambria"/>
-        </w:rPr>
-        <w:t xml:space="preserve">Shows </w:t>
-      </w:r>
-      <w:r>
-        <w:rPr>
-          <w:rFonts w:ascii="Cambria" w:hAnsi="Cambria"/>
-          <w:b/>
-          <w:bCs/>
-        </w:rPr>
-        <w:t>how spread out</w:t>
-      </w:r>
-      <w:r>
-        <w:rPr>
-          <w:rFonts w:ascii="Cambria" w:hAnsi="Cambria"/>
-        </w:rPr>
-        <w:t xml:space="preserve"> the data is</w:t>
-      </w:r>
-    </w:p>
-    <w:p>
-      <w:pPr>
-        <w:numPr>
-          <w:ilvl w:val="0"/>
-          <w:numId w:val="20"/>
-        </w:numPr>
-        <w:rPr>
-          <w:rFonts w:ascii="Cambria" w:hAnsi="Cambria"/>
-        </w:rPr>
-      </w:pPr>
-      <w:r>
-        <w:rPr>
-          <w:rFonts w:ascii="Cambria" w:hAnsi="Cambria"/>
-        </w:rPr>
-        <w:t>Measures how far values are from the mean</w:t>
-      </w:r>
-    </w:p>
-    <w:p>
-      <w:pPr>
-        <w:rPr>
-          <w:rFonts w:ascii="Cambria" w:hAnsi="Cambria"/>
-        </w:rPr>
-      </w:pPr>
-      <w:proofErr w:type="spellStart"/>
-      <w:r>
-        <w:rPr>
-          <w:rFonts w:ascii="Cambria" w:hAnsi="Cambria"/>
-        </w:rPr>
-        <w:lastRenderedPageBreak/>
-        <w:t>Np.var</w:t>
-      </w:r>
-      <w:proofErr w:type="spellEnd"/>
-      <w:r>
-        <w:rPr>
-          <w:rFonts w:ascii="Cambria" w:hAnsi="Cambria"/>
-        </w:rPr>
-        <w:t>(</w:t>
-      </w:r>
-      <w:proofErr w:type="spellStart"/>
-      <w:r>
-        <w:rPr>
-          <w:rFonts w:ascii="Cambria" w:hAnsi="Cambria"/>
-        </w:rPr>
-        <w:t>arr</w:t>
-      </w:r>
-      <w:proofErr w:type="spellEnd"/>
-      <w:r>
-        <w:rPr>
-          <w:rFonts w:ascii="Cambria" w:hAnsi="Cambria"/>
-        </w:rPr>
-        <w:t>)</w:t>
-      </w:r>
-    </w:p>
-    <w:p>
-      <w:pPr>
-        <w:rPr>
-          <w:rFonts w:ascii="Cambria" w:hAnsi="Cambria"/>
-        </w:rPr>
-      </w:pPr>
-      <w:r>
-        <w:rPr>
-          <w:rFonts w:ascii="Cambria" w:hAnsi="Cambria"/>
-        </w:rPr>
-        <w:t>High variance = data is spread</w:t>
-      </w:r>
-      <w:r>
-        <w:rPr>
-          <w:rFonts w:ascii="Cambria" w:hAnsi="Cambria"/>
-        </w:rPr>
-        <w:br/>
-        <w:t>low variance = data is close together</w:t>
-      </w:r>
-    </w:p>
-    <w:p>
-      <w:pPr>
-        <w:pStyle w:val="Heading2"/>
-        <w:rPr>
-          <w:rFonts w:ascii="Cambria" w:hAnsi="Cambria"/>
-        </w:rPr>
-      </w:pPr>
-      <w:r>
-        <w:rPr>
-          <w:rFonts w:ascii="Cambria" w:hAnsi="Cambria"/>
-          <w:caps w:val="0"/>
-        </w:rPr>
-        <w:t>Standard deviation (std)</w:t>
-      </w:r>
-    </w:p>
-    <w:p>
-      <w:pPr>
-        <w:numPr>
-          <w:ilvl w:val="0"/>
-          <w:numId w:val="21"/>
-        </w:numPr>
-        <w:rPr>
-          <w:rFonts w:ascii="Cambria" w:hAnsi="Cambria"/>
-        </w:rPr>
-      </w:pPr>
-      <w:r>
-        <w:rPr>
-          <w:rFonts w:ascii="Cambria" w:hAnsi="Cambria"/>
-        </w:rPr>
-        <w:t>Square root of variance</w:t>
-      </w:r>
-    </w:p>
-    <w:p>
-      <w:pPr>
-        <w:numPr>
-          <w:ilvl w:val="0"/>
-          <w:numId w:val="21"/>
-        </w:numPr>
-        <w:rPr>
-          <w:rFonts w:ascii="Cambria" w:hAnsi="Cambria"/>
-        </w:rPr>
-      </w:pPr>
-      <w:r>
-        <w:rPr>
-          <w:rFonts w:ascii="Cambria" w:hAnsi="Cambria"/>
-        </w:rPr>
-        <w:t>Easier to understand than variance</w:t>
-      </w:r>
-    </w:p>
-    <w:p>
-      <w:pPr>
-        <w:rPr>
-          <w:rFonts w:ascii="Cambria" w:hAnsi="Cambria"/>
-        </w:rPr>
-      </w:pPr>
-      <w:proofErr w:type="spellStart"/>
-      <w:r>
-        <w:rPr>
-          <w:rFonts w:ascii="Cambria" w:hAnsi="Cambria"/>
-        </w:rPr>
-        <w:t>Np.std</w:t>
-      </w:r>
-      <w:proofErr w:type="spellEnd"/>
-      <w:r>
-        <w:rPr>
-          <w:rFonts w:ascii="Cambria" w:hAnsi="Cambria"/>
-        </w:rPr>
-        <w:t>(</w:t>
-      </w:r>
-      <w:proofErr w:type="spellStart"/>
-      <w:r>
-        <w:rPr>
-          <w:rFonts w:ascii="Cambria" w:hAnsi="Cambria"/>
-        </w:rPr>
-        <w:t>arr</w:t>
-      </w:r>
-      <w:proofErr w:type="spellEnd"/>
-      <w:r>
-        <w:rPr>
-          <w:rFonts w:ascii="Cambria" w:hAnsi="Cambria"/>
-        </w:rPr>
-        <w:t>)small std = data is consistent</w:t>
-      </w:r>
-      <w:r>
-        <w:rPr>
-          <w:rFonts w:ascii="Cambria" w:hAnsi="Cambria"/>
-        </w:rPr>
-        <w:br/>
-        <w:t>large std = data changes a lot</w:t>
-      </w:r>
-    </w:p>
-    <w:p>
-      <w:pPr>
-        <w:pStyle w:val="Heading3"/>
-        <w:rPr>
-          <w:rFonts w:ascii="Cambria" w:hAnsi="Cambria"/>
-        </w:rPr>
-      </w:pPr>
-      <w:r>
-        <w:rPr>
-          <w:rFonts w:ascii="Cambria" w:hAnsi="Cambria"/>
-          <w:caps w:val="0"/>
-        </w:rPr>
-        <w:t>Relation</w:t>
-      </w:r>
-    </w:p>
-    <w:p>
-      <w:pPr>
-        <w:numPr>
-          <w:ilvl w:val="0"/>
-          <w:numId w:val="22"/>
-        </w:numPr>
-        <w:rPr>
-          <w:rFonts w:ascii="Cambria" w:hAnsi="Cambria"/>
-        </w:rPr>
-      </w:pPr>
-      <w:r>
-        <w:rPr>
-          <w:rFonts w:ascii="Cambria" w:hAnsi="Cambria"/>
-          <w:b/>
-          <w:bCs/>
-        </w:rPr>
-        <w:t>Std = √variance</w:t>
-      </w:r>
-    </w:p>
-    <w:p>
-      <w:pPr>
-        <w:pStyle w:val="Heading1"/>
-        <w:rPr>
-          <w:rFonts w:ascii="Cambria" w:hAnsi="Cambria"/>
-          <w:sz w:val="20"/>
-          <w:szCs w:val="20"/>
-        </w:rPr>
-      </w:pPr>
-      <w:r>
-        <w:rPr>
-          <w:rFonts w:ascii="Cambria" w:hAnsi="Cambria"/>
-          <w:caps w:val="0"/>
-          <w:sz w:val="20"/>
-          <w:szCs w:val="20"/>
-        </w:rPr>
-        <w:t>Dot product vs matrix manipulation</w:t>
-      </w:r>
-    </w:p>
-    <w:p>
-      <w:pPr>
-        <w:pStyle w:val="Heading2"/>
-        <w:rPr>
-          <w:rFonts w:ascii="Cambria" w:hAnsi="Cambria"/>
-        </w:rPr>
-      </w:pPr>
-      <w:r>
-        <w:rPr>
-          <w:rFonts w:ascii="Cambria" w:hAnsi="Cambria"/>
-          <w:caps w:val="0"/>
-        </w:rPr>
-        <w:t>Dot product</w:t>
-      </w:r>
-    </w:p>
-    <w:p>
-      <w:pPr>
-        <w:numPr>
-          <w:ilvl w:val="0"/>
-          <w:numId w:val="23"/>
-        </w:numPr>
-        <w:rPr>
-          <w:rFonts w:ascii="Cambria" w:hAnsi="Cambria"/>
-        </w:rPr>
-      </w:pPr>
-      <w:r>
-        <w:rPr>
-          <w:rFonts w:ascii="Cambria" w:hAnsi="Cambria"/>
-        </w:rPr>
-        <w:t xml:space="preserve">Dot product is </w:t>
-      </w:r>
-      <w:r>
-        <w:rPr>
-          <w:rFonts w:ascii="Cambria" w:hAnsi="Cambria"/>
-          <w:b/>
-          <w:bCs/>
-        </w:rPr>
-        <w:t>multiplication of two vectors</w:t>
-      </w:r>
-    </w:p>
-    <w:p>
-      <w:pPr>
-        <w:numPr>
-          <w:ilvl w:val="0"/>
-          <w:numId w:val="23"/>
-        </w:numPr>
-        <w:rPr>
-          <w:rFonts w:ascii="Cambria" w:hAnsi="Cambria"/>
-        </w:rPr>
-      </w:pPr>
-      <w:r>
-        <w:rPr>
-          <w:rFonts w:ascii="Cambria" w:hAnsi="Cambria"/>
-        </w:rPr>
-        <w:t xml:space="preserve">Used in </w:t>
-      </w:r>
-      <w:r>
-        <w:rPr>
-          <w:rFonts w:ascii="Cambria" w:hAnsi="Cambria"/>
-          <w:b/>
-          <w:bCs/>
-        </w:rPr>
-        <w:t>machine learning and linear algebra</w:t>
-      </w:r>
-    </w:p>
-    <w:p>
-      <w:pPr>
-        <w:pStyle w:val="Heading2"/>
-        <w:rPr>
-          <w:rFonts w:ascii="Cambria" w:hAnsi="Cambria"/>
-        </w:rPr>
-      </w:pPr>
-      <w:r>
-        <w:rPr>
-          <w:rFonts w:ascii="Cambria" w:hAnsi="Cambria"/>
-          <w:caps w:val="0"/>
-        </w:rPr>
-        <w:t>Example:</w:t>
-      </w:r>
-    </w:p>
-    <w:p>
-      <w:pPr>
-        <w:rPr>
-          <w:rFonts w:ascii="Cambria" w:hAnsi="Cambria"/>
-        </w:rPr>
-      </w:pPr>
-      <w:r>
-        <w:rPr>
-          <w:rFonts w:ascii="Cambria" w:hAnsi="Cambria"/>
-        </w:rPr>
-        <w:t xml:space="preserve">A = </w:t>
-      </w:r>
-      <w:proofErr w:type="spellStart"/>
-      <w:r>
-        <w:rPr>
-          <w:rFonts w:ascii="Cambria" w:hAnsi="Cambria"/>
-        </w:rPr>
-        <w:t>np.array</w:t>
-      </w:r>
-      <w:proofErr w:type="spellEnd"/>
-      <w:r>
-        <w:rPr>
-          <w:rFonts w:ascii="Cambria" w:hAnsi="Cambria"/>
-        </w:rPr>
-        <w:t>([1, 2])</w:t>
-      </w:r>
-    </w:p>
-    <w:p>
-      <w:pPr>
-        <w:rPr>
-          <w:rFonts w:ascii="Cambria" w:hAnsi="Cambria"/>
-        </w:rPr>
-      </w:pPr>
-      <w:r>
-        <w:rPr>
-          <w:rFonts w:ascii="Cambria" w:hAnsi="Cambria"/>
-        </w:rPr>
-        <w:t xml:space="preserve">B = </w:t>
-      </w:r>
-      <w:proofErr w:type="spellStart"/>
-      <w:r>
-        <w:rPr>
-          <w:rFonts w:ascii="Cambria" w:hAnsi="Cambria"/>
-        </w:rPr>
-        <w:t>np.array</w:t>
-      </w:r>
-      <w:proofErr w:type="spellEnd"/>
-      <w:r>
-        <w:rPr>
-          <w:rFonts w:ascii="Cambria" w:hAnsi="Cambria"/>
-        </w:rPr>
-        <w:t>([3, 4])</w:t>
-      </w:r>
-    </w:p>
-    <w:p>
-      <w:pPr>
-        <w:rPr>
-          <w:rFonts w:ascii="Cambria" w:hAnsi="Cambria"/>
-        </w:rPr>
-      </w:pPr>
-      <w:r>
-        <w:rPr>
-          <w:rFonts w:ascii="Cambria" w:hAnsi="Cambria"/>
-        </w:rPr>
-        <w:t>Np.dot(a, b)</w:t>
-      </w:r>
-    </w:p>
-    <w:p>
-      <w:pPr>
-        <w:rPr>
-          <w:rFonts w:ascii="Cambria" w:hAnsi="Cambria"/>
-        </w:rPr>
-      </w:pPr>
-      <w:r>
-        <w:rPr>
-          <w:rFonts w:ascii="Cambria" w:hAnsi="Cambria"/>
-        </w:rPr>
-        <w:t>Calculation:</w:t>
-      </w:r>
-      <w:r>
-        <w:rPr>
-          <w:rFonts w:ascii="Cambria" w:hAnsi="Cambria"/>
-        </w:rPr>
-        <w:br/>
-        <w:t>(1×3) + (2×4) = 11</w:t>
-      </w:r>
-    </w:p>
-    <w:p>
-      <w:pPr>
-        <w:rPr>
-          <w:rFonts w:ascii="Cambria" w:hAnsi="Cambria"/>
-        </w:rPr>
-      </w:pPr>
-      <w:r>
-        <w:rPr>
-          <w:rFonts w:ascii="Cambria" w:hAnsi="Cambria"/>
-        </w:rPr>
-        <w:t xml:space="preserve">Result is a </w:t>
-      </w:r>
-      <w:r>
-        <w:rPr>
-          <w:rFonts w:ascii="Cambria" w:hAnsi="Cambria"/>
-          <w:b/>
-          <w:bCs/>
-        </w:rPr>
-        <w:t>single number</w:t>
-      </w:r>
-    </w:p>
-    <w:p>
-      <w:pPr>
-        <w:pStyle w:val="Heading2"/>
-        <w:rPr>
-          <w:rFonts w:ascii="Cambria" w:hAnsi="Cambria"/>
-        </w:rPr>
-      </w:pPr>
-      <w:r>
-        <w:rPr>
-          <w:rFonts w:ascii="Cambria" w:hAnsi="Cambria"/>
-          <w:caps w:val="0"/>
-        </w:rPr>
-        <w:t>Matrix multiplication (matrix manipulation)</w:t>
-      </w:r>
-    </w:p>
-    <w:p>
-      <w:pPr>
-        <w:numPr>
-          <w:ilvl w:val="0"/>
-          <w:numId w:val="24"/>
-        </w:numPr>
-        <w:rPr>
-          <w:rFonts w:ascii="Cambria" w:hAnsi="Cambria"/>
-        </w:rPr>
-      </w:pPr>
-      <w:r>
-        <w:rPr>
-          <w:rFonts w:ascii="Cambria" w:hAnsi="Cambria"/>
-        </w:rPr>
-        <w:t>Rows × columns</w:t>
-      </w:r>
-    </w:p>
-    <w:p>
-      <w:pPr>
-        <w:numPr>
-          <w:ilvl w:val="0"/>
-          <w:numId w:val="24"/>
-        </w:numPr>
-        <w:rPr>
-          <w:rFonts w:ascii="Cambria" w:hAnsi="Cambria"/>
-        </w:rPr>
-      </w:pPr>
-      <w:r>
-        <w:rPr>
-          <w:rFonts w:ascii="Cambria" w:hAnsi="Cambria"/>
-        </w:rPr>
-        <w:t>Uses dot() or @</w:t>
-      </w:r>
-    </w:p>
-    <w:p>
-      <w:pPr>
-        <w:pStyle w:val="Heading2"/>
-        <w:rPr>
-          <w:rFonts w:ascii="Cambria" w:hAnsi="Cambria"/>
-        </w:rPr>
-      </w:pPr>
-      <w:r>
-        <w:rPr>
-          <w:rFonts w:ascii="Cambria" w:hAnsi="Cambria"/>
-          <w:caps w:val="0"/>
-        </w:rPr>
-        <w:t>Example:</w:t>
-      </w:r>
-    </w:p>
-    <w:p>
-      <w:pPr>
-        <w:rPr>
-          <w:rFonts w:ascii="Cambria" w:hAnsi="Cambria"/>
-        </w:rPr>
-      </w:pPr>
-      <w:r>
-        <w:rPr>
-          <w:rFonts w:ascii="Cambria" w:hAnsi="Cambria"/>
-        </w:rPr>
-        <w:t xml:space="preserve">A = </w:t>
-      </w:r>
-      <w:proofErr w:type="spellStart"/>
-      <w:r>
-        <w:rPr>
-          <w:rFonts w:ascii="Cambria" w:hAnsi="Cambria"/>
-        </w:rPr>
-        <w:t>np.array</w:t>
-      </w:r>
-      <w:proofErr w:type="spellEnd"/>
-      <w:r>
-        <w:rPr>
-          <w:rFonts w:ascii="Cambria" w:hAnsi="Cambria"/>
-        </w:rPr>
-        <w:t>([[1, 2],</w:t>
-      </w:r>
-    </w:p>
-    <w:p>
-      <w:pPr>
-        <w:rPr>
-          <w:rFonts w:ascii="Cambria" w:hAnsi="Cambria"/>
-        </w:rPr>
-      </w:pPr>
-      <w:r>
-        <w:rPr>
-          <w:rFonts w:ascii="Cambria" w:hAnsi="Cambria"/>
-        </w:rPr>
-        <w:t xml:space="preserve">              [3, 4]])</w:t>
-      </w:r>
-    </w:p>
-    <w:p>
-      <w:pPr>
-        <w:rPr>
-          <w:rFonts w:ascii="Cambria" w:hAnsi="Cambria"/>
-        </w:rPr>
-      </w:pPr>
-    </w:p>
-    <w:p>
-      <w:pPr>
-        <w:rPr>
-          <w:rFonts w:ascii="Cambria" w:hAnsi="Cambria"/>
-        </w:rPr>
-      </w:pPr>
-      <w:r>
-        <w:rPr>
-          <w:rFonts w:ascii="Cambria" w:hAnsi="Cambria"/>
-        </w:rPr>
-        <w:t xml:space="preserve">B = </w:t>
-      </w:r>
-      <w:proofErr w:type="spellStart"/>
-      <w:r>
-        <w:rPr>
-          <w:rFonts w:ascii="Cambria" w:hAnsi="Cambria"/>
-        </w:rPr>
-        <w:t>np.array</w:t>
-      </w:r>
-      <w:proofErr w:type="spellEnd"/>
-      <w:r>
-        <w:rPr>
-          <w:rFonts w:ascii="Cambria" w:hAnsi="Cambria"/>
-        </w:rPr>
-        <w:t>([[5, 6],</w:t>
-      </w:r>
-    </w:p>
-    <w:p>
-      <w:pPr>
-        <w:rPr>
-          <w:rFonts w:ascii="Cambria" w:hAnsi="Cambria"/>
-        </w:rPr>
-      </w:pPr>
-      <w:r>
-        <w:rPr>
-          <w:rFonts w:ascii="Cambria" w:hAnsi="Cambria"/>
-        </w:rPr>
-        <w:t xml:space="preserve">              [7, 8]])</w:t>
-      </w:r>
-    </w:p>
-    <w:p>
-      <w:pPr>
-        <w:rPr>
-          <w:rFonts w:ascii="Cambria" w:hAnsi="Cambria"/>
-        </w:rPr>
-      </w:pPr>
-    </w:p>
-    <w:p>
-      <w:pPr>
-        <w:rPr>
-          <w:rFonts w:ascii="Cambria" w:hAnsi="Cambria"/>
-        </w:rPr>
-      </w:pPr>
-      <w:r>
-        <w:rPr>
-          <w:rFonts w:ascii="Cambria" w:hAnsi="Cambria"/>
-        </w:rPr>
-        <w:t>Np.dot(a, b)</w:t>
-      </w:r>
-    </w:p>
-    <w:p>
-      <w:pPr>
-        <w:rPr>
-          <w:rFonts w:ascii="Cambria" w:hAnsi="Cambria"/>
-        </w:rPr>
-      </w:pPr>
-      <w:r>
-        <w:rPr>
-          <w:rFonts w:ascii="Cambria" w:hAnsi="Cambria"/>
-        </w:rPr>
-        <w:t xml:space="preserve">Result is a </w:t>
-      </w:r>
-      <w:r>
-        <w:rPr>
-          <w:rFonts w:ascii="Cambria" w:hAnsi="Cambria"/>
-          <w:b/>
-          <w:bCs/>
-        </w:rPr>
-        <w:t>new matrix</w:t>
-      </w:r>
-    </w:p>
-    <w:p>
-      <w:pPr>
-        <w:pStyle w:val="Heading2"/>
-        <w:rPr>
-          <w:rFonts w:ascii="Cambria" w:hAnsi="Cambria"/>
-        </w:rPr>
-      </w:pPr>
-      <w:r>
-        <w:rPr>
-          <w:rFonts w:ascii="Cambria" w:hAnsi="Cambria"/>
-          <w:caps w:val="0"/>
-        </w:rPr>
-        <w:t>Using @ operator</w:t>
-      </w:r>
-    </w:p>
-    <w:p>
-      <w:pPr>
-        <w:rPr>
-          <w:rFonts w:ascii="Cambria" w:hAnsi="Cambria"/>
-        </w:rPr>
-      </w:pPr>
-      <w:r>
-        <w:rPr>
-          <w:rFonts w:ascii="Cambria" w:hAnsi="Cambria"/>
-        </w:rPr>
-        <w:t>A @ b</w:t>
-      </w:r>
-    </w:p>
-    <w:p>
-      <w:pPr>
-        <w:pStyle w:val="Heading2"/>
-        <w:rPr>
-          <w:rFonts w:ascii="Cambria" w:hAnsi="Cambria"/>
-        </w:rPr>
-      </w:pPr>
-      <w:r>
-        <w:rPr>
-          <w:rFonts w:ascii="Cambria" w:hAnsi="Cambria"/>
-          <w:caps w:val="0"/>
-        </w:rPr>
-        <w:t>Dot product vs matrix multiplication</w:t>
-      </w:r>
-    </w:p>
-    <w:tbl>
-      <w:tblPr>
-        <w:tblW w:w="0" w:type="auto"/>
-        <w:tblCellSpacing w:w="15" w:type="dxa"/>
-        <w:tblBorders>
-          <w:top w:val="single" w:sz="4" w:space="0" w:color="auto"/>
-          <w:left w:val="single" w:sz="4" w:space="0" w:color="auto"/>
-          <w:bottom w:val="single" w:sz="4" w:space="0" w:color="auto"/>
-          <w:right w:val="single" w:sz="4" w:space="0" w:color="auto"/>
-          <w:insideH w:val="single" w:sz="4" w:space="0" w:color="auto"/>
-          <w:insideV w:val="single" w:sz="4" w:space="0" w:color="auto"/>
-        </w:tblBorders>
-        <w:tblCellMar>
-          <w:top w:w="15" w:type="dxa"/>
-          <w:left w:w="15" w:type="dxa"/>
-          <w:bottom w:w="15" w:type="dxa"/>
-          <w:right w:w="15" w:type="dxa"/>
-        </w:tblCellMar>
-        <w:tblLook w:val="04A0" w:firstRow="1" w:lastRow="0" w:firstColumn="1" w:lastColumn="0" w:noHBand="0" w:noVBand="1"/>
-      </w:tblPr>
-      <w:tblGrid>
-        <w:gridCol w:w="3256"/>
-        <w:gridCol w:w="2976"/>
-      </w:tblGrid>
-      <w:tr>
-        <w:trPr>
-          <w:tblHeader/>
-          <w:tblCellSpacing w:w="15" w:type="dxa"/>
-        </w:trPr>
-        <w:tc>
-          <w:tcPr>
-            <w:tcW w:w="3211" w:type="dxa"/>
-            <w:vAlign w:val="center"/>
-            <w:hideMark/>
-          </w:tcPr>
-          <w:p>
-            <w:pPr>
-              <w:jc w:val="center"/>
-              <w:rPr>
-                <w:rFonts w:ascii="Cambria" w:hAnsi="Cambria"/>
-                <w:b/>
-                <w:bCs/>
-              </w:rPr>
-            </w:pPr>
-            <w:r>
-              <w:rPr>
-                <w:rFonts w:ascii="Cambria" w:hAnsi="Cambria"/>
-                <w:b/>
-                <w:bCs/>
-              </w:rPr>
-              <w:t>Dot product</w:t>
-            </w:r>
-          </w:p>
-        </w:tc>
-        <w:tc>
-          <w:tcPr>
-            <w:tcW w:w="2931" w:type="dxa"/>
-            <w:vAlign w:val="center"/>
-            <w:hideMark/>
-          </w:tcPr>
-          <w:p>
-            <w:pPr>
-              <w:jc w:val="center"/>
-              <w:rPr>
-                <w:rFonts w:ascii="Cambria" w:hAnsi="Cambria"/>
-                <w:b/>
-                <w:bCs/>
-              </w:rPr>
-            </w:pPr>
-            <w:r>
-              <w:rPr>
-                <w:rFonts w:ascii="Cambria" w:hAnsi="Cambria"/>
-                <w:b/>
-                <w:bCs/>
-              </w:rPr>
-              <w:t>Matrix multiplication</w:t>
-            </w:r>
-          </w:p>
-        </w:tc>
-      </w:tr>
-      <w:tr>
-        <w:trPr>
-          <w:tblCellSpacing w:w="15" w:type="dxa"/>
-        </w:trPr>
-        <w:tc>
-          <w:tcPr>
-            <w:tcW w:w="3211" w:type="dxa"/>
-            <w:vAlign w:val="center"/>
-            <w:hideMark/>
-          </w:tcPr>
-          <w:p>
-            <w:pPr>
-              <w:jc w:val="center"/>
-              <w:rPr>
-                <w:rFonts w:ascii="Cambria" w:hAnsi="Cambria"/>
-              </w:rPr>
-            </w:pPr>
-            <w:r>
-              <w:rPr>
-                <w:rFonts w:ascii="Cambria" w:hAnsi="Cambria"/>
-              </w:rPr>
-              <w:t>Works on vectors</w:t>
-            </w:r>
-          </w:p>
-        </w:tc>
-        <w:tc>
-          <w:tcPr>
-            <w:tcW w:w="2931" w:type="dxa"/>
-            <w:vAlign w:val="center"/>
-            <w:hideMark/>
-          </w:tcPr>
-          <w:p>
-            <w:pPr>
-              <w:jc w:val="center"/>
-              <w:rPr>
-                <w:rFonts w:ascii="Cambria" w:hAnsi="Cambria"/>
-              </w:rPr>
-            </w:pPr>
-            <w:r>
-              <w:rPr>
-                <w:rFonts w:ascii="Cambria" w:hAnsi="Cambria"/>
-              </w:rPr>
-              <w:t>Works on matrices</w:t>
-            </w:r>
-          </w:p>
-        </w:tc>
-      </w:tr>
-      <w:tr>
-        <w:trPr>
-          <w:tblCellSpacing w:w="15" w:type="dxa"/>
-        </w:trPr>
-        <w:tc>
-          <w:tcPr>
-            <w:tcW w:w="3211" w:type="dxa"/>
-            <w:vAlign w:val="center"/>
-            <w:hideMark/>
-          </w:tcPr>
-          <w:p>
-            <w:pPr>
-              <w:jc w:val="center"/>
-              <w:rPr>
-                <w:rFonts w:ascii="Cambria" w:hAnsi="Cambria"/>
-              </w:rPr>
-            </w:pPr>
-            <w:r>
-              <w:rPr>
-                <w:rFonts w:ascii="Cambria" w:hAnsi="Cambria"/>
-              </w:rPr>
-              <w:t>Result is a number</w:t>
-            </w:r>
-          </w:p>
-        </w:tc>
-        <w:tc>
-          <w:tcPr>
-            <w:tcW w:w="2931" w:type="dxa"/>
-            <w:vAlign w:val="center"/>
-            <w:hideMark/>
-          </w:tcPr>
-          <w:p>
-            <w:pPr>
-              <w:jc w:val="center"/>
-              <w:rPr>
-                <w:rFonts w:ascii="Cambria" w:hAnsi="Cambria"/>
-              </w:rPr>
-            </w:pPr>
-            <w:r>
-              <w:rPr>
-                <w:rFonts w:ascii="Cambria" w:hAnsi="Cambria"/>
-              </w:rPr>
-              <w:t>Result is a matrix</w:t>
-            </w:r>
-          </w:p>
-        </w:tc>
-      </w:tr>
-      <w:tr>
-        <w:trPr>
-          <w:tblCellSpacing w:w="15" w:type="dxa"/>
-        </w:trPr>
-        <w:tc>
-          <w:tcPr>
-            <w:tcW w:w="3211" w:type="dxa"/>
-            <w:vAlign w:val="center"/>
-            <w:hideMark/>
-          </w:tcPr>
-          <w:p>
-            <w:pPr>
-              <w:jc w:val="center"/>
-              <w:rPr>
-                <w:rFonts w:ascii="Cambria" w:hAnsi="Cambria"/>
-              </w:rPr>
-            </w:pPr>
-            <w:r>
-              <w:rPr>
-                <w:rFonts w:ascii="Cambria" w:hAnsi="Cambria"/>
-              </w:rPr>
-              <w:t>Used for similarity</w:t>
-            </w:r>
-          </w:p>
-        </w:tc>
-        <w:tc>
-          <w:tcPr>
-            <w:tcW w:w="2931" w:type="dxa"/>
-            <w:vAlign w:val="center"/>
-            <w:hideMark/>
-          </w:tcPr>
-          <w:p>
-            <w:pPr>
-              <w:jc w:val="center"/>
-              <w:rPr>
-                <w:rFonts w:ascii="Cambria" w:hAnsi="Cambria"/>
-              </w:rPr>
-            </w:pPr>
-            <w:r>
-              <w:rPr>
-                <w:rFonts w:ascii="Cambria" w:hAnsi="Cambria"/>
-              </w:rPr>
-              <w:t>Used for transformations</w:t>
-            </w:r>
-          </w:p>
-        </w:tc>
-      </w:tr>
-    </w:tbl>
-    <w:p>
-      <w:pPr>
-        <w:pStyle w:val="Heading2"/>
-        <w:rPr>
-          <w:rFonts w:ascii="Cambria" w:hAnsi="Cambria"/>
-        </w:rPr>
-      </w:pPr>
-      <w:r>
-        <w:rPr>
-          <w:rFonts w:ascii="Cambria" w:hAnsi="Cambria"/>
-          <w:caps w:val="0"/>
-        </w:rPr>
-        <w:t>Why important in ml?</w:t>
-      </w:r>
-    </w:p>
-    <w:p>
-      <w:pPr>
-        <w:numPr>
-          <w:ilvl w:val="0"/>
-          <w:numId w:val="25"/>
-        </w:numPr>
-        <w:rPr>
-          <w:rFonts w:ascii="Cambria" w:hAnsi="Cambria"/>
-        </w:rPr>
-      </w:pPr>
-      <w:r>
-        <w:rPr>
-          <w:rFonts w:ascii="Cambria" w:hAnsi="Cambria"/>
-        </w:rPr>
-        <w:t xml:space="preserve">Used in </w:t>
-      </w:r>
-      <w:r>
-        <w:rPr>
-          <w:rFonts w:ascii="Cambria" w:hAnsi="Cambria"/>
-          <w:b/>
-          <w:bCs/>
-        </w:rPr>
-        <w:t>neural networks</w:t>
-      </w:r>
-    </w:p>
-    <w:p>
-      <w:pPr>
-        <w:numPr>
-          <w:ilvl w:val="0"/>
-          <w:numId w:val="25"/>
-        </w:numPr>
-        <w:rPr>
-          <w:rFonts w:ascii="Cambria" w:hAnsi="Cambria"/>
-        </w:rPr>
-      </w:pPr>
-      <w:r>
-        <w:rPr>
-          <w:rFonts w:ascii="Cambria" w:hAnsi="Cambria"/>
-        </w:rPr>
-        <w:t xml:space="preserve">Used in </w:t>
-      </w:r>
-      <w:r>
-        <w:rPr>
-          <w:rFonts w:ascii="Cambria" w:hAnsi="Cambria"/>
-          <w:b/>
-          <w:bCs/>
-        </w:rPr>
-        <w:t>linear regression</w:t>
-      </w:r>
-    </w:p>
-    <w:p>
-      <w:pPr>
-        <w:numPr>
-          <w:ilvl w:val="0"/>
-          <w:numId w:val="25"/>
-        </w:numPr>
-        <w:rPr>
-          <w:rFonts w:ascii="Cambria" w:hAnsi="Cambria"/>
-        </w:rPr>
-      </w:pPr>
-      <w:r>
-        <w:rPr>
-          <w:rFonts w:ascii="Cambria" w:hAnsi="Cambria"/>
-        </w:rPr>
-        <w:t xml:space="preserve">Used in </w:t>
-      </w:r>
-      <w:r>
-        <w:rPr>
-          <w:rFonts w:ascii="Cambria" w:hAnsi="Cambria"/>
-          <w:b/>
-          <w:bCs/>
-        </w:rPr>
-        <w:t>data transformations</w:t>
-      </w:r>
-    </w:p>
-    <w:p>
-      <w:pPr>
-        <w:pStyle w:val="Heading2"/>
-        <w:rPr>
-          <w:rFonts w:ascii="Cambria" w:hAnsi="Cambria"/>
-        </w:rPr>
-      </w:pPr>
-      <w:r>
-        <w:rPr>
-          <w:rFonts w:ascii="Cambria" w:hAnsi="Cambria"/>
-          <w:caps w:val="0"/>
-        </w:rPr>
-        <w:t>Quick summary</w:t>
-      </w:r>
-    </w:p>
-    <w:p>
-      <w:pPr>
-        <w:numPr>
-          <w:ilvl w:val="0"/>
-          <w:numId w:val="26"/>
-        </w:numPr>
-        <w:rPr>
-          <w:rFonts w:ascii="Cambria" w:hAnsi="Cambria"/>
-        </w:rPr>
-      </w:pPr>
-      <w:r>
-        <w:rPr>
-          <w:rFonts w:ascii="Cambria" w:hAnsi="Cambria"/>
-        </w:rPr>
-        <w:t>Mean = average</w:t>
-      </w:r>
-    </w:p>
-    <w:p>
-      <w:pPr>
-        <w:numPr>
-          <w:ilvl w:val="0"/>
-          <w:numId w:val="26"/>
-        </w:numPr>
-        <w:rPr>
-          <w:rFonts w:ascii="Cambria" w:hAnsi="Cambria"/>
-        </w:rPr>
-      </w:pPr>
-      <w:r>
-        <w:rPr>
-          <w:rFonts w:ascii="Cambria" w:hAnsi="Cambria"/>
-        </w:rPr>
-        <w:t>Variance = spread of data</w:t>
-      </w:r>
-    </w:p>
-    <w:p>
-      <w:pPr>
-        <w:numPr>
-          <w:ilvl w:val="0"/>
-          <w:numId w:val="26"/>
-        </w:numPr>
-        <w:rPr>
-          <w:rFonts w:ascii="Cambria" w:hAnsi="Cambria"/>
-        </w:rPr>
-      </w:pPr>
-      <w:r>
-        <w:rPr>
-          <w:rFonts w:ascii="Cambria" w:hAnsi="Cambria"/>
-        </w:rPr>
-        <w:t>Std = square root of variance</w:t>
-      </w:r>
-    </w:p>
-    <w:p>
-      <w:pPr>
-        <w:numPr>
-          <w:ilvl w:val="0"/>
-          <w:numId w:val="26"/>
-        </w:numPr>
-        <w:rPr>
-          <w:rFonts w:ascii="Cambria" w:hAnsi="Cambria"/>
-        </w:rPr>
-      </w:pPr>
-      <w:r>
-        <w:rPr>
-          <w:rFonts w:ascii="Cambria" w:hAnsi="Cambria"/>
-        </w:rPr>
-        <w:t>Dot product = vector math</w:t>
-      </w:r>
-    </w:p>
-    <w:p>
-      <w:pPr>
-        <w:numPr>
-          <w:ilvl w:val="0"/>
-          <w:numId w:val="26"/>
-        </w:numPr>
-        <w:rPr>
-          <w:rFonts w:ascii="Cambria" w:hAnsi="Cambria"/>
-        </w:rPr>
-      </w:pPr>
-      <w:r>
-        <w:rPr>
-          <w:rFonts w:ascii="Cambria" w:hAnsi="Cambria"/>
-        </w:rPr>
-        <w:t>Matrix multiplication = matrix math</w:t>
-      </w:r>
-    </w:p>
-    <w:p>
-      <w:pPr>
-        <w:pStyle w:val="Heading1"/>
-        <w:rPr>
-          <w:rFonts w:ascii="Cambria" w:hAnsi="Cambria"/>
-          <w:sz w:val="20"/>
-          <w:szCs w:val="20"/>
-        </w:rPr>
-      </w:pPr>
-      <w:r>
-        <w:rPr>
-          <w:rFonts w:ascii="Cambria" w:hAnsi="Cambria"/>
-          <w:caps w:val="0"/>
-          <w:sz w:val="20"/>
-          <w:szCs w:val="20"/>
-        </w:rPr>
-        <w:t>Transpose (</w:t>
-      </w:r>
-      <w:proofErr w:type="spellStart"/>
-      <w:r>
-        <w:rPr>
-          <w:rFonts w:ascii="Cambria" w:hAnsi="Cambria"/>
-          <w:caps w:val="0"/>
-          <w:sz w:val="20"/>
-          <w:szCs w:val="20"/>
-        </w:rPr>
-        <w:t>numpy</w:t>
-      </w:r>
-      <w:proofErr w:type="spellEnd"/>
-      <w:r>
-        <w:rPr>
-          <w:rFonts w:ascii="Cambria" w:hAnsi="Cambria"/>
-          <w:caps w:val="0"/>
-          <w:sz w:val="20"/>
-          <w:szCs w:val="20"/>
-        </w:rPr>
-        <w:t>)</w:t>
-      </w:r>
-    </w:p>
-    <w:p>
-      <w:pPr>
-        <w:pStyle w:val="Heading2"/>
-        <w:rPr>
-          <w:rFonts w:ascii="Cambria" w:hAnsi="Cambria"/>
-        </w:rPr>
-      </w:pPr>
-      <w:r>
-        <w:rPr>
-          <w:rFonts w:ascii="Cambria" w:hAnsi="Cambria"/>
-          <w:caps w:val="0"/>
-        </w:rPr>
-        <w:t>What is transpose?</w:t>
-      </w:r>
-    </w:p>
-    <w:p>
-      <w:pPr>
-        <w:numPr>
-          <w:ilvl w:val="0"/>
-          <w:numId w:val="27"/>
-        </w:numPr>
-        <w:rPr>
-          <w:rFonts w:ascii="Cambria" w:hAnsi="Cambria"/>
-        </w:rPr>
-      </w:pPr>
-      <w:r>
-        <w:rPr>
-          <w:rFonts w:ascii="Cambria" w:hAnsi="Cambria"/>
-        </w:rPr>
-        <w:t xml:space="preserve">Transpose means </w:t>
-      </w:r>
-      <w:r>
-        <w:rPr>
-          <w:rFonts w:ascii="Cambria" w:hAnsi="Cambria"/>
-          <w:b/>
-          <w:bCs/>
-        </w:rPr>
-        <w:t>rows become columns</w:t>
-      </w:r>
-    </w:p>
-    <w:p>
-      <w:pPr>
-        <w:numPr>
-          <w:ilvl w:val="0"/>
-          <w:numId w:val="27"/>
-        </w:numPr>
-        <w:rPr>
-          <w:rFonts w:ascii="Cambria" w:hAnsi="Cambria"/>
-        </w:rPr>
-      </w:pPr>
-      <w:r>
-        <w:rPr>
-          <w:rFonts w:ascii="Cambria" w:hAnsi="Cambria"/>
-        </w:rPr>
-        <w:t>Columns become rows</w:t>
-      </w:r>
-    </w:p>
-    <w:p>
-      <w:pPr>
-        <w:pStyle w:val="Heading2"/>
-        <w:rPr>
-          <w:rFonts w:ascii="Cambria" w:hAnsi="Cambria"/>
-        </w:rPr>
-      </w:pPr>
-      <w:r>
-        <w:rPr>
-          <w:rFonts w:ascii="Cambria" w:hAnsi="Cambria"/>
-          <w:caps w:val="0"/>
-        </w:rPr>
-        <w:t>Example</w:t>
-      </w:r>
-    </w:p>
-    <w:p>
-      <w:pPr>
-        <w:rPr>
-          <w:rFonts w:ascii="Cambria" w:hAnsi="Cambria"/>
-        </w:rPr>
-      </w:pPr>
-      <w:r>
-        <w:rPr>
-          <w:rFonts w:ascii="Cambria" w:hAnsi="Cambria"/>
-        </w:rPr>
-        <w:t>Import</w:t>
-      </w:r>
-      <w:r>
-        <w:rPr>
-          <w:rFonts w:ascii="Cambria" w:hAnsi="Cambria"/>
-        </w:rPr>
-        <w:t xml:space="preserve"> </w:t>
-      </w:r>
-      <w:proofErr w:type="spellStart"/>
-      <w:r>
-        <w:rPr>
-          <w:rFonts w:ascii="Cambria" w:hAnsi="Cambria"/>
-        </w:rPr>
-        <w:t>numpy</w:t>
-      </w:r>
-      <w:proofErr w:type="spellEnd"/>
-      <w:r>
-        <w:rPr>
-          <w:rFonts w:ascii="Cambria" w:hAnsi="Cambria"/>
-        </w:rPr>
-        <w:t xml:space="preserve"> as np</w:t>
-      </w:r>
-    </w:p>
-    <w:p>
-      <w:pPr>
-        <w:rPr>
-          <w:rFonts w:ascii="Cambria" w:hAnsi="Cambria"/>
-        </w:rPr>
-      </w:pPr>
-    </w:p>
-    <w:p>
-      <w:pPr>
-        <w:rPr>
-          <w:rFonts w:ascii="Cambria" w:hAnsi="Cambria"/>
-        </w:rPr>
-      </w:pPr>
-      <w:proofErr w:type="spellStart"/>
-      <w:r>
-        <w:rPr>
-          <w:rFonts w:ascii="Cambria" w:hAnsi="Cambria"/>
-        </w:rPr>
-        <w:t>Arr</w:t>
-      </w:r>
-      <w:proofErr w:type="spellEnd"/>
-      <w:r>
-        <w:rPr>
-          <w:rFonts w:ascii="Cambria" w:hAnsi="Cambria"/>
-        </w:rPr>
-        <w:t xml:space="preserve"> = </w:t>
-      </w:r>
-      <w:proofErr w:type="spellStart"/>
-      <w:r>
-        <w:rPr>
-          <w:rFonts w:ascii="Cambria" w:hAnsi="Cambria"/>
-        </w:rPr>
-        <w:t>np.array</w:t>
-      </w:r>
-      <w:proofErr w:type="spellEnd"/>
-      <w:r>
-        <w:rPr>
-          <w:rFonts w:ascii="Cambria" w:hAnsi="Cambria"/>
-        </w:rPr>
-        <w:t>([[</w:t>
-      </w:r>
-      <w:r>
-        <w:rPr>
-          <w:rFonts w:ascii="Cambria" w:hAnsi="Cambria"/>
-        </w:rPr>
-        <w:t>1, 2, 3],</w:t>
-      </w:r>
-    </w:p>
-    <w:p>
-      <w:pPr>
-        <w:rPr>
-          <w:rFonts w:ascii="Cambria" w:hAnsi="Cambria"/>
-        </w:rPr>
-      </w:pPr>
-      <w:r>
-        <w:rPr>
-          <w:rFonts w:ascii="Cambria" w:hAnsi="Cambria"/>
-        </w:rPr>
-        <w:lastRenderedPageBreak/>
-        <w:t xml:space="preserve">                [4, 5, 6]])</w:t>
-      </w:r>
-    </w:p>
-    <w:p>
-      <w:pPr>
-        <w:rPr>
-          <w:rFonts w:ascii="Cambria" w:hAnsi="Cambria"/>
-        </w:rPr>
-      </w:pPr>
-      <w:r>
-        <w:rPr>
-          <w:rFonts w:ascii="Cambria" w:hAnsi="Cambria"/>
-        </w:rPr>
-        <w:t>Shape before:</w:t>
-      </w:r>
-    </w:p>
-    <w:p>
-      <w:pPr>
-        <w:rPr>
-          <w:rFonts w:ascii="Cambria" w:hAnsi="Cambria"/>
-        </w:rPr>
-      </w:pPr>
-      <w:r>
-        <w:rPr>
-          <w:rFonts w:ascii="Cambria" w:hAnsi="Cambria"/>
-        </w:rPr>
-        <w:t>(2, 3)</w:t>
-      </w:r>
-    </w:p>
-    <w:p>
-      <w:pPr>
-        <w:rPr>
-          <w:rFonts w:ascii="Cambria" w:hAnsi="Cambria"/>
-        </w:rPr>
-      </w:pPr>
-      <w:r>
-        <w:rPr>
-          <w:rFonts w:ascii="Cambria" w:hAnsi="Cambria"/>
-        </w:rPr>
-        <w:t>Transpose:</w:t>
-      </w:r>
-    </w:p>
-    <w:p>
-      <w:pPr>
-        <w:rPr>
-          <w:rFonts w:ascii="Cambria" w:hAnsi="Cambria"/>
-        </w:rPr>
-      </w:pPr>
-      <w:r>
-        <w:rPr>
-          <w:rFonts w:ascii="Cambria" w:hAnsi="Cambria"/>
-        </w:rPr>
-        <w:t>Arr.t</w:t>
-      </w:r>
-    </w:p>
-    <w:p>
-      <w:pPr>
-        <w:rPr>
-          <w:rFonts w:ascii="Cambria" w:hAnsi="Cambria"/>
-        </w:rPr>
-      </w:pPr>
-      <w:r>
-        <w:rPr>
-          <w:rFonts w:ascii="Cambria" w:hAnsi="Cambria"/>
-        </w:rPr>
-        <w:t>Result:</w:t>
-      </w:r>
-    </w:p>
-    <w:p>
-      <w:pPr>
-        <w:rPr>
-          <w:rFonts w:ascii="Cambria" w:hAnsi="Cambria"/>
-        </w:rPr>
-      </w:pPr>
-      <w:r>
-        <w:rPr>
-          <w:rFonts w:ascii="Cambria" w:hAnsi="Cambria"/>
-        </w:rPr>
-        <w:t>[[1 4]</w:t>
-      </w:r>
-    </w:p>
-    <w:p>
-      <w:pPr>
-        <w:rPr>
-          <w:rFonts w:ascii="Cambria" w:hAnsi="Cambria"/>
-        </w:rPr>
-      </w:pPr>
-      <w:r>
-        <w:rPr>
-          <w:rFonts w:ascii="Cambria" w:hAnsi="Cambria"/>
-        </w:rPr>
-        <w:t xml:space="preserve"> [2 5]</w:t>
-      </w:r>
-    </w:p>
-    <w:p>
-      <w:pPr>
-        <w:rPr>
-          <w:rFonts w:ascii="Cambria" w:hAnsi="Cambria"/>
-        </w:rPr>
-      </w:pPr>
-      <w:r>
-        <w:rPr>
-          <w:rFonts w:ascii="Cambria" w:hAnsi="Cambria"/>
-        </w:rPr>
-        <w:t xml:space="preserve"> [3 6]]</w:t>
-      </w:r>
-    </w:p>
-    <w:p>
-      <w:pPr>
-        <w:rPr>
-          <w:rFonts w:ascii="Cambria" w:hAnsi="Cambria"/>
-        </w:rPr>
-      </w:pPr>
-      <w:r>
-        <w:rPr>
-          <w:rFonts w:ascii="Cambria" w:hAnsi="Cambria"/>
-        </w:rPr>
-        <w:t>Shape after:</w:t>
-      </w:r>
-    </w:p>
-    <w:p>
-      <w:pPr>
-        <w:rPr>
-          <w:rFonts w:ascii="Cambria" w:hAnsi="Cambria"/>
-        </w:rPr>
-      </w:pPr>
-      <w:r>
-        <w:rPr>
-          <w:rFonts w:ascii="Cambria" w:hAnsi="Cambria"/>
-        </w:rPr>
-        <w:t>(3, 2)</w:t>
-      </w:r>
-    </w:p>
-    <w:p>
-      <w:pPr>
-        <w:rPr>
-          <w:rFonts w:ascii="Cambria" w:hAnsi="Cambria"/>
-        </w:rPr>
-      </w:pPr>
-      <w:r>
-        <w:rPr>
-          <w:rFonts w:ascii="Segoe UI Emoji" w:hAnsi="Segoe UI Emoji" w:cs="Segoe UI Emoji"/>
-        </w:rPr>
-        <w:t>📌</w:t>
-      </w:r>
-      <w:r>
-        <w:rPr>
-          <w:rFonts w:ascii="Cambria" w:hAnsi="Cambria"/>
-        </w:rPr>
-        <w:t xml:space="preserve"> uses </w:t>
-      </w:r>
-      <w:r>
-        <w:rPr>
-          <w:rFonts w:ascii="Cambria" w:hAnsi="Cambria"/>
-          <w:b/>
-          <w:bCs/>
-        </w:rPr>
-        <w:t>.t</w:t>
-      </w:r>
-      <w:r>
-        <w:rPr>
-          <w:rFonts w:ascii="Cambria" w:hAnsi="Cambria"/>
-        </w:rPr>
-        <w:br/>
-      </w:r>
-      <w:r>
-        <w:rPr>
-          <w:rFonts w:ascii="Segoe UI Emoji" w:hAnsi="Segoe UI Emoji" w:cs="Segoe UI Emoji"/>
-        </w:rPr>
-        <w:t>📌</w:t>
-      </w:r>
-      <w:r>
-        <w:rPr>
-          <w:rFonts w:ascii="Cambria" w:hAnsi="Cambria"/>
-        </w:rPr>
-        <w:t xml:space="preserve"> data values stay same, only position changes</w:t>
-      </w:r>
-    </w:p>
-    <w:p>
-      <w:pPr>
-        <w:pStyle w:val="Heading1"/>
-        <w:rPr>
-          <w:rFonts w:ascii="Cambria" w:hAnsi="Cambria"/>
-          <w:sz w:val="20"/>
-          <w:szCs w:val="20"/>
-        </w:rPr>
-      </w:pPr>
-      <w:r>
-        <w:rPr>
-          <w:rFonts w:ascii="Cambria" w:hAnsi="Cambria"/>
-          <w:caps w:val="0"/>
-          <w:sz w:val="20"/>
-          <w:szCs w:val="20"/>
-        </w:rPr>
-        <w:t>Reshape (</w:t>
-      </w:r>
-      <w:proofErr w:type="spellStart"/>
-      <w:r>
-        <w:rPr>
-          <w:rFonts w:ascii="Cambria" w:hAnsi="Cambria"/>
-          <w:caps w:val="0"/>
-          <w:sz w:val="20"/>
-          <w:szCs w:val="20"/>
-        </w:rPr>
-        <w:t>numpy</w:t>
-      </w:r>
-      <w:proofErr w:type="spellEnd"/>
-      <w:r>
-        <w:rPr>
-          <w:rFonts w:ascii="Cambria" w:hAnsi="Cambria"/>
-          <w:caps w:val="0"/>
-          <w:sz w:val="20"/>
-          <w:szCs w:val="20"/>
-        </w:rPr>
-        <w:t>)</w:t>
-      </w:r>
-    </w:p>
-    <w:p>
-      <w:pPr>
-        <w:pStyle w:val="Heading2"/>
-        <w:rPr>
-          <w:rFonts w:ascii="Cambria" w:hAnsi="Cambria"/>
-        </w:rPr>
-      </w:pPr>
-      <w:r>
-        <w:rPr>
-          <w:rFonts w:ascii="Cambria" w:hAnsi="Cambria"/>
-          <w:caps w:val="0"/>
-        </w:rPr>
-        <w:t>What is reshape?</w:t>
-      </w:r>
-    </w:p>
-    <w:p>
-      <w:pPr>
-        <w:numPr>
-          <w:ilvl w:val="0"/>
-          <w:numId w:val="28"/>
-        </w:numPr>
-        <w:rPr>
-          <w:rFonts w:ascii="Cambria" w:hAnsi="Cambria"/>
-        </w:rPr>
-      </w:pPr>
-      <w:r>
-        <w:rPr>
-          <w:rFonts w:ascii="Cambria" w:hAnsi="Cambria"/>
-        </w:rPr>
-        <w:t xml:space="preserve">Reshape means </w:t>
-      </w:r>
-      <w:r>
-        <w:rPr>
-          <w:rFonts w:ascii="Cambria" w:hAnsi="Cambria"/>
-          <w:b/>
-          <w:bCs/>
-        </w:rPr>
-        <w:t>change the shape of an array</w:t>
-      </w:r>
-    </w:p>
-    <w:p>
-      <w:pPr>
-        <w:numPr>
-          <w:ilvl w:val="0"/>
-          <w:numId w:val="28"/>
-        </w:numPr>
-        <w:rPr>
-          <w:rFonts w:ascii="Cambria" w:hAnsi="Cambria"/>
-        </w:rPr>
-      </w:pPr>
-      <w:r>
-        <w:rPr>
-          <w:rFonts w:ascii="Cambria" w:hAnsi="Cambria"/>
-        </w:rPr>
-        <w:t xml:space="preserve">Total number of elements </w:t>
-      </w:r>
-      <w:r>
-        <w:rPr>
-          <w:rFonts w:ascii="Cambria" w:hAnsi="Cambria"/>
-          <w:b/>
-          <w:bCs/>
-        </w:rPr>
-        <w:t>must be same</w:t>
-      </w:r>
-    </w:p>
-    <w:p>
-      <w:pPr>
-        <w:pStyle w:val="Heading2"/>
-        <w:rPr>
-          <w:rFonts w:ascii="Cambria" w:hAnsi="Cambria"/>
-        </w:rPr>
-      </w:pPr>
-      <w:r>
-        <w:rPr>
-          <w:rFonts w:ascii="Cambria" w:hAnsi="Cambria"/>
-          <w:caps w:val="0"/>
-        </w:rPr>
-        <w:t>Example</w:t>
-      </w:r>
-    </w:p>
-    <w:p>
-      <w:pPr>
-        <w:rPr>
-          <w:rFonts w:ascii="Cambria" w:hAnsi="Cambria"/>
-        </w:rPr>
-      </w:pPr>
-      <w:proofErr w:type="spellStart"/>
-      <w:r>
-        <w:rPr>
-          <w:rFonts w:ascii="Cambria" w:hAnsi="Cambria"/>
-        </w:rPr>
-        <w:t>Arr</w:t>
-      </w:r>
-      <w:proofErr w:type="spellEnd"/>
-      <w:r>
-        <w:rPr>
-          <w:rFonts w:ascii="Cambria" w:hAnsi="Cambria"/>
-        </w:rPr>
-        <w:t xml:space="preserve"> = </w:t>
-      </w:r>
-      <w:proofErr w:type="spellStart"/>
-      <w:r>
-        <w:rPr>
-          <w:rFonts w:ascii="Cambria" w:hAnsi="Cambria"/>
-        </w:rPr>
-        <w:t>np.array</w:t>
-      </w:r>
-      <w:proofErr w:type="spellEnd"/>
-      <w:r>
-        <w:rPr>
-          <w:rFonts w:ascii="Cambria" w:hAnsi="Cambria"/>
-        </w:rPr>
-        <w:t>([</w:t>
-      </w:r>
-      <w:r>
-        <w:rPr>
-          <w:rFonts w:ascii="Cambria" w:hAnsi="Cambria"/>
-        </w:rPr>
-        <w:t>1, 2, 3, 4, 5, 6])</w:t>
-      </w:r>
-    </w:p>
-    <w:p>
-      <w:pPr>
-        <w:rPr>
-          <w:rFonts w:ascii="Cambria" w:hAnsi="Cambria"/>
-        </w:rPr>
-      </w:pPr>
-      <w:proofErr w:type="spellStart"/>
-      <w:r>
-        <w:rPr>
-          <w:rFonts w:ascii="Cambria" w:hAnsi="Cambria"/>
-        </w:rPr>
-        <w:t>Arr.reshape</w:t>
-      </w:r>
-      <w:proofErr w:type="spellEnd"/>
-      <w:r>
-        <w:rPr>
-          <w:rFonts w:ascii="Cambria" w:hAnsi="Cambria"/>
-        </w:rPr>
-        <w:t>(</w:t>
-      </w:r>
-      <w:r>
-        <w:rPr>
-          <w:rFonts w:ascii="Cambria" w:hAnsi="Cambria"/>
-        </w:rPr>
-        <w:t>2, 3)</w:t>
-      </w:r>
-    </w:p>
-    <w:p>
-      <w:pPr>
-        <w:rPr>
-          <w:rFonts w:ascii="Cambria" w:hAnsi="Cambria"/>
-        </w:rPr>
-      </w:pPr>
-      <w:r>
-        <w:rPr>
-          <w:rFonts w:ascii="Cambria" w:hAnsi="Cambria"/>
-        </w:rPr>
-        <w:t>Result:</w:t>
-      </w:r>
-    </w:p>
-    <w:p>
-      <w:pPr>
-        <w:rPr>
-          <w:rFonts w:ascii="Cambria" w:hAnsi="Cambria"/>
-        </w:rPr>
-      </w:pPr>
-      <w:r>
-        <w:rPr>
-          <w:rFonts w:ascii="Cambria" w:hAnsi="Cambria"/>
-        </w:rPr>
-        <w:t>[[1 2 3]</w:t>
-      </w:r>
-    </w:p>
-    <w:p>
-      <w:pPr>
-        <w:rPr>
-          <w:rFonts w:ascii="Cambria" w:hAnsi="Cambria"/>
-        </w:rPr>
-      </w:pPr>
-      <w:r>
-        <w:rPr>
-          <w:rFonts w:ascii="Cambria" w:hAnsi="Cambria"/>
-        </w:rPr>
-        <w:t xml:space="preserve"> [4 5 6]]</w:t>
-      </w:r>
-    </w:p>
-    <w:p>
-      <w:pPr>
-        <w:pStyle w:val="Heading2"/>
-        <w:rPr>
-          <w:rFonts w:ascii="Cambria" w:hAnsi="Cambria"/>
-        </w:rPr>
-      </w:pPr>
-      <w:r>
-        <w:rPr>
-          <w:rFonts w:ascii="Cambria" w:hAnsi="Cambria"/>
-          <w:caps w:val="0"/>
-        </w:rPr>
-        <w:t xml:space="preserve">Using </w:t>
-      </w:r>
-      <w:r>
-        <w:rPr>
-          <w:rFonts w:ascii="Cambria" w:hAnsi="Cambria"/>
-        </w:rPr>
-        <w:t>-1</w:t>
-      </w:r>
-      <w:r>
-        <w:rPr>
-          <w:rFonts w:ascii="Cambria" w:hAnsi="Cambria"/>
-          <w:caps w:val="0"/>
-        </w:rPr>
-        <w:t xml:space="preserve"> in reshape</w:t>
-      </w:r>
-    </w:p>
-    <w:p>
-      <w:pPr>
-        <w:rPr>
-          <w:rFonts w:ascii="Cambria" w:hAnsi="Cambria"/>
-        </w:rPr>
-      </w:pPr>
-      <w:proofErr w:type="spellStart"/>
-      <w:r>
-        <w:rPr>
-          <w:rFonts w:ascii="Cambria" w:hAnsi="Cambria"/>
-        </w:rPr>
-        <w:t>Arr.reshape</w:t>
-      </w:r>
-      <w:proofErr w:type="spellEnd"/>
-      <w:r>
-        <w:rPr>
-          <w:rFonts w:ascii="Cambria" w:hAnsi="Cambria"/>
-        </w:rPr>
-        <w:t>(</w:t>
-      </w:r>
-      <w:r>
-        <w:rPr>
-          <w:rFonts w:ascii="Cambria" w:hAnsi="Cambria"/>
-        </w:rPr>
-        <w:t>3, -1)</w:t>
-      </w:r>
-    </w:p>
-    <w:p>
-      <w:pPr>
-        <w:rPr>
-          <w:rFonts w:ascii="Cambria" w:hAnsi="Cambria"/>
-        </w:rPr>
-      </w:pPr>
-      <w:r>
-        <w:rPr>
-          <w:rFonts w:ascii="Segoe UI Emoji" w:hAnsi="Segoe UI Emoji" w:cs="Segoe UI Emoji"/>
-        </w:rPr>
-        <w:t>📌</w:t>
-      </w:r>
-      <w:r>
-        <w:rPr>
-          <w:rFonts w:ascii="Cambria" w:hAnsi="Cambria"/>
-        </w:rPr>
-        <w:t xml:space="preserve"> </w:t>
-      </w:r>
-      <w:proofErr w:type="spellStart"/>
-      <w:r>
-        <w:rPr>
-          <w:rFonts w:ascii="Cambria" w:hAnsi="Cambria"/>
-        </w:rPr>
-        <w:t>numpy</w:t>
-      </w:r>
-      <w:proofErr w:type="spellEnd"/>
-      <w:r>
-        <w:rPr>
-          <w:rFonts w:ascii="Cambria" w:hAnsi="Cambria"/>
-        </w:rPr>
-        <w:t xml:space="preserve"> finds the correct size automatically</w:t>
-      </w:r>
-    </w:p>
-    <w:p>
-      <w:pPr>
-        <w:pStyle w:val="Heading1"/>
-        <w:rPr>
-          <w:rFonts w:ascii="Cambria" w:hAnsi="Cambria"/>
-          <w:sz w:val="20"/>
-          <w:szCs w:val="20"/>
-        </w:rPr>
-      </w:pPr>
-      <w:r>
-        <w:rPr>
-          <w:rFonts w:ascii="Cambria" w:hAnsi="Cambria"/>
-          <w:caps w:val="0"/>
-          <w:sz w:val="20"/>
-          <w:szCs w:val="20"/>
-        </w:rPr>
-        <w:t>Difference between transpose and reshape</w:t>
-      </w:r>
-    </w:p>
-    <w:tbl>
-      <w:tblPr>
-        <w:tblW w:w="0" w:type="auto"/>
-        <w:tblCellSpacing w:w="15" w:type="dxa"/>
-        <w:tblBorders>
-          <w:top w:val="single" w:sz="4" w:space="0" w:color="auto"/>
-          <w:left w:val="single" w:sz="4" w:space="0" w:color="auto"/>
-          <w:bottom w:val="single" w:sz="4" w:space="0" w:color="auto"/>
-          <w:right w:val="single" w:sz="4" w:space="0" w:color="auto"/>
-          <w:insideH w:val="single" w:sz="4" w:space="0" w:color="auto"/>
-          <w:insideV w:val="single" w:sz="4" w:space="0" w:color="auto"/>
-        </w:tblBorders>
-        <w:tblCellMar>
-          <w:top w:w="15" w:type="dxa"/>
-          <w:left w:w="15" w:type="dxa"/>
-          <w:bottom w:w="15" w:type="dxa"/>
-          <w:right w:w="15" w:type="dxa"/>
-        </w:tblCellMar>
-        <w:tblLook w:val="04A0" w:firstRow="1" w:lastRow="0" w:firstColumn="1" w:lastColumn="0" w:noHBand="0" w:noVBand="1"/>
-      </w:tblPr>
-      <w:tblGrid>
-        <w:gridCol w:w="2830"/>
-        <w:gridCol w:w="3828"/>
-      </w:tblGrid>
-      <w:tr>
-        <w:trPr>
-          <w:tblHeader/>
-          <w:tblCellSpacing w:w="15" w:type="dxa"/>
-        </w:trPr>
-        <w:tc>
-          <w:tcPr>
-            <w:tcW w:w="2785" w:type="dxa"/>
-            <w:vAlign w:val="center"/>
-            <w:hideMark/>
-          </w:tcPr>
-          <w:p>
-            <w:pPr>
-              <w:jc w:val="center"/>
-              <w:rPr>
-                <w:rFonts w:ascii="Cambria" w:hAnsi="Cambria"/>
-                <w:b/>
-                <w:bCs/>
-              </w:rPr>
-            </w:pPr>
-            <w:r>
-              <w:rPr>
-                <w:rFonts w:ascii="Cambria" w:hAnsi="Cambria"/>
-                <w:b/>
-                <w:bCs/>
-              </w:rPr>
-              <w:t>Transpose</w:t>
-            </w:r>
-          </w:p>
-        </w:tc>
-        <w:tc>
-          <w:tcPr>
-            <w:tcW w:w="3783" w:type="dxa"/>
-            <w:vAlign w:val="center"/>
-            <w:hideMark/>
-          </w:tcPr>
-          <w:p>
-            <w:pPr>
-              <w:jc w:val="center"/>
-              <w:rPr>
-                <w:rFonts w:ascii="Cambria" w:hAnsi="Cambria"/>
-                <w:b/>
-                <w:bCs/>
-              </w:rPr>
-            </w:pPr>
-            <w:r>
-              <w:rPr>
-                <w:rFonts w:ascii="Cambria" w:hAnsi="Cambria"/>
-                <w:b/>
-                <w:bCs/>
-              </w:rPr>
-              <w:t>Reshape</w:t>
-            </w:r>
-          </w:p>
-        </w:tc>
-      </w:tr>
-      <w:tr>
-        <w:trPr>
-          <w:tblCellSpacing w:w="15" w:type="dxa"/>
-        </w:trPr>
-        <w:tc>
-          <w:tcPr>
-            <w:tcW w:w="2785" w:type="dxa"/>
-            <w:vAlign w:val="center"/>
-            <w:hideMark/>
-          </w:tcPr>
-          <w:p>
-            <w:pPr>
-              <w:jc w:val="center"/>
-              <w:rPr>
-                <w:rFonts w:ascii="Cambria" w:hAnsi="Cambria"/>
-              </w:rPr>
-            </w:pPr>
-            <w:r>
-              <w:rPr>
-                <w:rFonts w:ascii="Cambria" w:hAnsi="Cambria"/>
-              </w:rPr>
-              <w:t>Changes rows ↔ columns</w:t>
-            </w:r>
-          </w:p>
-        </w:tc>
-        <w:tc>
-          <w:tcPr>
-            <w:tcW w:w="3783" w:type="dxa"/>
-            <w:vAlign w:val="center"/>
-            <w:hideMark/>
-          </w:tcPr>
-          <w:p>
-            <w:pPr>
-              <w:jc w:val="center"/>
-              <w:rPr>
-                <w:rFonts w:ascii="Cambria" w:hAnsi="Cambria"/>
-              </w:rPr>
-            </w:pPr>
-            <w:r>
-              <w:rPr>
-                <w:rFonts w:ascii="Cambria" w:hAnsi="Cambria"/>
-              </w:rPr>
-              <w:t>Changes shape</w:t>
-            </w:r>
-          </w:p>
-        </w:tc>
-      </w:tr>
-      <w:tr>
-        <w:trPr>
-          <w:tblCellSpacing w:w="15" w:type="dxa"/>
-        </w:trPr>
-        <w:tc>
-          <w:tcPr>
-            <w:tcW w:w="2785" w:type="dxa"/>
-            <w:vAlign w:val="center"/>
-            <w:hideMark/>
-          </w:tcPr>
-          <w:p>
-            <w:pPr>
-              <w:jc w:val="center"/>
-              <w:rPr>
-                <w:rFonts w:ascii="Cambria" w:hAnsi="Cambria"/>
-              </w:rPr>
-            </w:pPr>
-            <w:r>
-              <w:rPr>
-                <w:rFonts w:ascii="Cambria" w:hAnsi="Cambria"/>
-              </w:rPr>
-              <w:lastRenderedPageBreak/>
-              <w:t xml:space="preserve">Uses </w:t>
-            </w:r>
-            <w:r>
-              <w:rPr>
-                <w:rFonts w:ascii="Cambria" w:hAnsi="Cambria"/>
-              </w:rPr>
-              <w:t>.t</w:t>
-            </w:r>
-          </w:p>
-        </w:tc>
-        <w:tc>
-          <w:tcPr>
-            <w:tcW w:w="3783" w:type="dxa"/>
-            <w:vAlign w:val="center"/>
-            <w:hideMark/>
-          </w:tcPr>
-          <w:p>
-            <w:pPr>
-              <w:jc w:val="center"/>
-              <w:rPr>
-                <w:rFonts w:ascii="Cambria" w:hAnsi="Cambria"/>
-              </w:rPr>
-            </w:pPr>
-            <w:r>
-              <w:rPr>
-                <w:rFonts w:ascii="Cambria" w:hAnsi="Cambria"/>
-              </w:rPr>
-              <w:t>Uses .reshape()</w:t>
-            </w:r>
-          </w:p>
-        </w:tc>
-      </w:tr>
-      <w:tr>
-        <w:trPr>
-          <w:tblCellSpacing w:w="15" w:type="dxa"/>
-        </w:trPr>
-        <w:tc>
-          <w:tcPr>
-            <w:tcW w:w="2785" w:type="dxa"/>
-            <w:vAlign w:val="center"/>
-            <w:hideMark/>
-          </w:tcPr>
-          <w:p>
-            <w:pPr>
-              <w:jc w:val="center"/>
-              <w:rPr>
-                <w:rFonts w:ascii="Cambria" w:hAnsi="Cambria"/>
-              </w:rPr>
-            </w:pPr>
-            <w:r>
-              <w:rPr>
-                <w:rFonts w:ascii="Cambria" w:hAnsi="Cambria"/>
-              </w:rPr>
-              <w:t>Only for 2d+ arrays</w:t>
-            </w:r>
-          </w:p>
-        </w:tc>
-        <w:tc>
-          <w:tcPr>
-            <w:tcW w:w="3783" w:type="dxa"/>
-            <w:vAlign w:val="center"/>
-            <w:hideMark/>
-          </w:tcPr>
-          <w:p>
-            <w:pPr>
-              <w:jc w:val="center"/>
-              <w:rPr>
-                <w:rFonts w:ascii="Cambria" w:hAnsi="Cambria"/>
-              </w:rPr>
-            </w:pPr>
-            <w:r>
-              <w:rPr>
-                <w:rFonts w:ascii="Cambria" w:hAnsi="Cambria"/>
-              </w:rPr>
-              <w:t>Works for any array</w:t>
-            </w:r>
-          </w:p>
-        </w:tc>
-      </w:tr>
-      <w:tr>
-        <w:trPr>
-          <w:tblCellSpacing w:w="15" w:type="dxa"/>
-        </w:trPr>
-        <w:tc>
-          <w:tcPr>
-            <w:tcW w:w="2785" w:type="dxa"/>
-            <w:vAlign w:val="center"/>
-            <w:hideMark/>
-          </w:tcPr>
-          <w:p>
-            <w:pPr>
-              <w:jc w:val="center"/>
-              <w:rPr>
-                <w:rFonts w:ascii="Cambria" w:hAnsi="Cambria"/>
-              </w:rPr>
-            </w:pPr>
-            <w:r>
-              <w:rPr>
-                <w:rFonts w:ascii="Cambria" w:hAnsi="Cambria"/>
-              </w:rPr>
-              <w:t>Used in matrix math</w:t>
-            </w:r>
-          </w:p>
-        </w:tc>
-        <w:tc>
-          <w:tcPr>
-            <w:tcW w:w="3783" w:type="dxa"/>
-            <w:vAlign w:val="center"/>
-            <w:hideMark/>
-          </w:tcPr>
-          <w:p>
-            <w:pPr>
-              <w:jc w:val="center"/>
-              <w:rPr>
-                <w:rFonts w:ascii="Cambria" w:hAnsi="Cambria"/>
-              </w:rPr>
-            </w:pPr>
-            <w:r>
-              <w:rPr>
-                <w:rFonts w:ascii="Cambria" w:hAnsi="Cambria"/>
-              </w:rPr>
-              <w:t>Used in ml data prep</w:t>
-            </w:r>
-          </w:p>
-        </w:tc>
-      </w:tr>
-    </w:tbl>
-    <w:p>
-      <w:pPr>
-        <w:rPr>
-          <w:rFonts w:ascii="Cambria" w:hAnsi="Cambria"/>
-        </w:rPr>
-      </w:pPr>
-    </w:p>
-    <w:p>
-      <w:pPr>
-        <w:pStyle w:val="Heading2"/>
-        <w:rPr>
-          <w:rFonts w:ascii="Cambria" w:hAnsi="Cambria"/>
-        </w:rPr>
-      </w:pPr>
-      <w:r>
-        <w:rPr>
-          <w:rFonts w:ascii="Cambria" w:hAnsi="Cambria"/>
-          <w:caps w:val="0"/>
-        </w:rPr>
-        <w:t>When to use</w:t>
-      </w:r>
-    </w:p>
-    <w:p>
-      <w:pPr>
-        <w:pStyle w:val="Heading3"/>
-        <w:rPr>
-          <w:rFonts w:ascii="Cambria" w:hAnsi="Cambria"/>
-        </w:rPr>
-      </w:pPr>
-      <w:r>
-        <w:rPr>
-          <w:rFonts w:ascii="Cambria" w:hAnsi="Cambria"/>
-          <w:caps w:val="0"/>
-        </w:rPr>
-        <w:t>Use transpose when:</w:t>
-      </w:r>
-    </w:p>
-    <w:p>
-      <w:pPr>
-        <w:numPr>
-          <w:ilvl w:val="0"/>
-          <w:numId w:val="29"/>
-        </w:numPr>
-        <w:rPr>
-          <w:rFonts w:ascii="Cambria" w:hAnsi="Cambria"/>
-        </w:rPr>
-      </w:pPr>
-      <w:r>
-        <w:rPr>
-          <w:rFonts w:ascii="Cambria" w:hAnsi="Cambria"/>
-        </w:rPr>
-        <w:t>Working with matrices</w:t>
-      </w:r>
-    </w:p>
-    <w:p>
-      <w:pPr>
-        <w:numPr>
-          <w:ilvl w:val="0"/>
-          <w:numId w:val="29"/>
-        </w:numPr>
-        <w:rPr>
-          <w:rFonts w:ascii="Cambria" w:hAnsi="Cambria"/>
-        </w:rPr>
-      </w:pPr>
-      <w:r>
-        <w:rPr>
-          <w:rFonts w:ascii="Cambria" w:hAnsi="Cambria"/>
-        </w:rPr>
-        <w:t>Using dot product</w:t>
-      </w:r>
-    </w:p>
-    <w:p>
-      <w:pPr>
-        <w:pStyle w:val="Heading3"/>
-        <w:rPr>
-          <w:rFonts w:ascii="Cambria" w:hAnsi="Cambria"/>
-        </w:rPr>
-      </w:pPr>
-      <w:r>
-        <w:rPr>
-          <w:rFonts w:ascii="Cambria" w:hAnsi="Cambria"/>
-          <w:caps w:val="0"/>
-        </w:rPr>
-        <w:t xml:space="preserve">Use </w:t>
-      </w:r>
-      <w:proofErr w:type="gramStart"/>
-      <w:r>
-        <w:rPr>
-          <w:rFonts w:ascii="Cambria" w:hAnsi="Cambria"/>
-          <w:caps w:val="0"/>
-        </w:rPr>
-        <w:t>reshape</w:t>
-      </w:r>
-      <w:proofErr w:type="gramEnd"/>
-      <w:r>
-        <w:rPr>
-          <w:rFonts w:ascii="Cambria" w:hAnsi="Cambria"/>
-          <w:caps w:val="0"/>
-        </w:rPr>
-        <w:t xml:space="preserve"> when:</w:t>
-      </w:r>
-    </w:p>
-    <w:p>
-      <w:pPr>
-        <w:numPr>
-          <w:ilvl w:val="0"/>
-          <w:numId w:val="30"/>
-        </w:numPr>
-        <w:rPr>
-          <w:rFonts w:ascii="Cambria" w:hAnsi="Cambria"/>
-        </w:rPr>
-      </w:pPr>
-      <w:r>
-        <w:rPr>
-          <w:rFonts w:ascii="Cambria" w:hAnsi="Cambria"/>
-        </w:rPr>
-        <w:t>Preparing data for ml</w:t>
-      </w:r>
-    </w:p>
-    <w:p>
-      <w:pPr>
-        <w:numPr>
-          <w:ilvl w:val="0"/>
-          <w:numId w:val="30"/>
-        </w:numPr>
-        <w:rPr>
-          <w:rFonts w:ascii="Cambria" w:hAnsi="Cambria"/>
-        </w:rPr>
-      </w:pPr>
-      <w:r>
-        <w:rPr>
-          <w:rFonts w:ascii="Cambria" w:hAnsi="Cambria"/>
-        </w:rPr>
-        <w:t>Converting 1d to 2d data</w:t>
-      </w:r>
-    </w:p>
-    <w:p>
-      <w:pPr>
-        <w:pStyle w:val="Heading1"/>
-        <w:rPr>
-          <w:rFonts w:ascii="Cambria" w:hAnsi="Cambria"/>
-          <w:sz w:val="20"/>
-          <w:szCs w:val="20"/>
-        </w:rPr>
-      </w:pPr>
-      <w:r>
-        <w:rPr>
-          <w:rFonts w:ascii="Cambria" w:hAnsi="Cambria"/>
-          <w:caps w:val="0"/>
-          <w:sz w:val="20"/>
-          <w:szCs w:val="20"/>
-        </w:rPr>
-        <w:t>Quick summary</w:t>
-      </w:r>
-    </w:p>
-    <w:p>
-      <w:pPr>
-        <w:numPr>
-          <w:ilvl w:val="0"/>
-          <w:numId w:val="31"/>
-        </w:numPr>
-        <w:rPr>
-          <w:rFonts w:ascii="Cambria" w:hAnsi="Cambria"/>
-        </w:rPr>
-      </w:pPr>
-      <w:r>
-        <w:rPr>
-          <w:rFonts w:ascii="Cambria" w:hAnsi="Cambria"/>
-          <w:b/>
-          <w:bCs/>
-        </w:rPr>
-        <w:t>Transpose</w:t>
-      </w:r>
-      <w:r>
-        <w:rPr>
-          <w:rFonts w:ascii="Cambria" w:hAnsi="Cambria"/>
-        </w:rPr>
-        <w:t xml:space="preserve"> = flip rows and columns</w:t>
-      </w:r>
-    </w:p>
-    <w:p>
-      <w:pPr>
-        <w:numPr>
-          <w:ilvl w:val="0"/>
-          <w:numId w:val="31"/>
-        </w:numPr>
-        <w:rPr>
-          <w:rFonts w:ascii="Cambria" w:hAnsi="Cambria"/>
-        </w:rPr>
-      </w:pPr>
-      <w:r>
-        <w:rPr>
-          <w:rFonts w:ascii="Cambria" w:hAnsi="Cambria"/>
-          <w:b/>
-          <w:bCs/>
-        </w:rPr>
-        <w:t>Reshape</w:t>
-      </w:r>
-      <w:r>
-        <w:rPr>
-          <w:rFonts w:ascii="Cambria" w:hAnsi="Cambria"/>
-        </w:rPr>
-        <w:t xml:space="preserve"> = change array shape</w:t>
-      </w:r>
-    </w:p>
-    <w:p>
-      <w:pPr>
-        <w:numPr>
-          <w:ilvl w:val="0"/>
-          <w:numId w:val="31"/>
-        </w:numPr>
-        <w:rPr>
-          <w:rFonts w:ascii="Cambria" w:hAnsi="Cambria"/>
-        </w:rPr>
-      </w:pPr>
-      <w:r>
-        <w:rPr>
-          <w:rFonts w:ascii="Cambria" w:hAnsi="Cambria"/>
-        </w:rPr>
-        <w:t>Number of elements must stay same</w:t>
-      </w:r>
-    </w:p>
-    <w:p>
-      <w:pPr>
-        <w:pStyle w:val="Heading1"/>
-      </w:pPr>
-      <w:r>
-        <w:t>COMPARISON OPERATORS (NumPy / Python)</w:t>
-      </w:r>
-    </w:p>
-    <w:p>
-      <w:pPr>
-        <w:rPr>
-          <w:rFonts w:ascii="Cambria" w:hAnsi="Cambria"/>
-        </w:rPr>
-      </w:pPr>
-      <w:r>
-        <w:rPr>
-          <w:rFonts w:ascii="Cambria" w:hAnsi="Cambria"/>
-        </w:rPr>
-        <w:t xml:space="preserve">Comparison operators are used to </w:t>
-      </w:r>
-      <w:r>
-        <w:rPr>
-          <w:rFonts w:ascii="Cambria" w:hAnsi="Cambria"/>
-          <w:b/>
-          <w:bCs/>
-        </w:rPr>
-        <w:t>compare values</w:t>
-      </w:r>
-      <w:r>
-        <w:rPr>
-          <w:rFonts w:ascii="Cambria" w:hAnsi="Cambria"/>
-        </w:rPr>
-        <w:t>.</w:t>
-      </w:r>
-      <w:r>
-        <w:rPr>
-          <w:rFonts w:ascii="Cambria" w:hAnsi="Cambria"/>
-        </w:rPr>
-        <w:br/>
-        <w:t xml:space="preserve">They return </w:t>
-      </w:r>
-      <w:r>
-        <w:rPr>
-          <w:rFonts w:ascii="Cambria" w:hAnsi="Cambria"/>
-          <w:b/>
-          <w:bCs/>
-        </w:rPr>
-        <w:t>True or False</w:t>
-      </w:r>
-      <w:r>
-        <w:rPr>
-          <w:rFonts w:ascii="Cambria" w:hAnsi="Cambria"/>
-        </w:rPr>
-        <w:t>.</w:t>
-      </w:r>
-    </w:p>
-    <w:p>
-      <w:pPr>
-        <w:pStyle w:val="Heading2"/>
-      </w:pPr>
-      <w:r>
-        <w:t>Common Comparison Operators</w:t>
-      </w:r>
-    </w:p>
-    <w:tbl>
-      <w:tblPr>
-        <w:tblW w:w="0" w:type="auto"/>
-        <w:tblCellSpacing w:w="15" w:type="dxa"/>
-        <w:tblBorders>
-          <w:top w:val="single" w:sz="4" w:space="0" w:color="auto"/>
-          <w:left w:val="single" w:sz="4" w:space="0" w:color="auto"/>
-          <w:bottom w:val="single" w:sz="4" w:space="0" w:color="auto"/>
-          <w:right w:val="single" w:sz="4" w:space="0" w:color="auto"/>
-          <w:insideH w:val="single" w:sz="4" w:space="0" w:color="auto"/>
-          <w:insideV w:val="single" w:sz="4" w:space="0" w:color="auto"/>
-        </w:tblBorders>
-        <w:tblCellMar>
-          <w:top w:w="15" w:type="dxa"/>
-          <w:left w:w="15" w:type="dxa"/>
-          <w:bottom w:w="15" w:type="dxa"/>
-          <w:right w:w="15" w:type="dxa"/>
-        </w:tblCellMar>
-        <w:tblLook w:val="04A0" w:firstRow="1" w:lastRow="0" w:firstColumn="1" w:lastColumn="0" w:noHBand="0" w:noVBand="1"/>
-      </w:tblPr>
-      <w:tblGrid>
-        <w:gridCol w:w="3256"/>
-        <w:gridCol w:w="72"/>
-        <w:gridCol w:w="4183"/>
-      </w:tblGrid>
-      <w:tr>
-        <w:trPr>
-          <w:tblHeader/>
-          <w:tblCellSpacing w:w="15" w:type="dxa"/>
-        </w:trPr>
-        <w:tc>
-          <w:tcPr>
-            <w:tcW w:w="3283" w:type="dxa"/>
-            <w:gridSpan w:val="2"/>
-            <w:vAlign w:val="center"/>
-            <w:hideMark/>
-          </w:tcPr>
-          <w:p>
-            <w:pPr>
-              <w:jc w:val="center"/>
-              <w:rPr>
-                <w:rFonts w:ascii="Cambria" w:hAnsi="Cambria"/>
-                <w:b/>
-                <w:bCs/>
-              </w:rPr>
-            </w:pPr>
-            <w:r>
-              <w:rPr>
-                <w:rFonts w:ascii="Cambria" w:hAnsi="Cambria"/>
-                <w:b/>
-                <w:bCs/>
-              </w:rPr>
-              <w:t>Operator</w:t>
-            </w:r>
-          </w:p>
-        </w:tc>
-        <w:tc>
-          <w:tcPr>
-            <w:tcW w:w="4138" w:type="dxa"/>
-            <w:vAlign w:val="center"/>
-            <w:hideMark/>
-          </w:tcPr>
-          <w:p>
-            <w:pPr>
-              <w:jc w:val="center"/>
-              <w:rPr>
-                <w:rFonts w:ascii="Cambria" w:hAnsi="Cambria"/>
-                <w:b/>
-                <w:bCs/>
-              </w:rPr>
-            </w:pPr>
-            <w:r>
-              <w:rPr>
-                <w:rFonts w:ascii="Cambria" w:hAnsi="Cambria"/>
-                <w:b/>
-                <w:bCs/>
-              </w:rPr>
-              <w:t>Meaning</w:t>
-            </w:r>
-          </w:p>
-        </w:tc>
-      </w:tr>
-      <w:tr>
-        <w:trPr>
-          <w:tblCellSpacing w:w="15" w:type="dxa"/>
-        </w:trPr>
-        <w:tc>
-          <w:tcPr>
-            <w:tcW w:w="3283" w:type="dxa"/>
-            <w:gridSpan w:val="2"/>
-            <w:vAlign w:val="center"/>
-            <w:hideMark/>
-          </w:tcPr>
-          <w:p>
-            <w:pPr>
-              <w:jc w:val="center"/>
-              <w:rPr>
-                <w:rFonts w:ascii="Cambria" w:hAnsi="Cambria"/>
-              </w:rPr>
-            </w:pPr>
-            <w:r>
-              <w:rPr>
-                <w:rFonts w:ascii="Cambria" w:hAnsi="Cambria"/>
-              </w:rPr>
-              <w:t>==</w:t>
-            </w:r>
-          </w:p>
-        </w:tc>
-        <w:tc>
-          <w:tcPr>
-            <w:tcW w:w="4138" w:type="dxa"/>
-            <w:vAlign w:val="center"/>
-            <w:hideMark/>
-          </w:tcPr>
-          <w:p>
-            <w:pPr>
-              <w:jc w:val="center"/>
-              <w:rPr>
-                <w:rFonts w:ascii="Cambria" w:hAnsi="Cambria"/>
-              </w:rPr>
-            </w:pPr>
-            <w:r>
-              <w:rPr>
-                <w:rFonts w:ascii="Cambria" w:hAnsi="Cambria"/>
-              </w:rPr>
-              <w:t>Equal to</w:t>
-            </w:r>
-          </w:p>
-        </w:tc>
-      </w:tr>
-      <w:tr>
-        <w:trPr>
-          <w:tblCellSpacing w:w="15" w:type="dxa"/>
-        </w:trPr>
-        <w:tc>
-          <w:tcPr>
-            <w:tcW w:w="3283" w:type="dxa"/>
-            <w:gridSpan w:val="2"/>
-            <w:vAlign w:val="center"/>
-            <w:hideMark/>
-          </w:tcPr>
-          <w:p>
-            <w:pPr>
-              <w:jc w:val="center"/>
-              <w:rPr>
-                <w:rFonts w:ascii="Cambria" w:hAnsi="Cambria"/>
-              </w:rPr>
-            </w:pPr>
-            <w:r>
-              <w:rPr>
-                <w:rFonts w:ascii="Cambria" w:hAnsi="Cambria"/>
-              </w:rPr>
-              <w:t>!=</w:t>
-            </w:r>
-          </w:p>
-        </w:tc>
-        <w:tc>
-          <w:tcPr>
-            <w:tcW w:w="4138" w:type="dxa"/>
-            <w:vAlign w:val="center"/>
-            <w:hideMark/>
-          </w:tcPr>
-          <w:p>
-            <w:pPr>
-              <w:jc w:val="center"/>
-              <w:rPr>
-                <w:rFonts w:ascii="Cambria" w:hAnsi="Cambria"/>
-              </w:rPr>
-            </w:pPr>
-            <w:r>
-              <w:rPr>
-                <w:rFonts w:ascii="Cambria" w:hAnsi="Cambria"/>
-              </w:rPr>
-              <w:t>Not equal to</w:t>
-            </w:r>
-          </w:p>
-        </w:tc>
-      </w:tr>
-      <w:tr>
-        <w:trPr>
-          <w:tblCellSpacing w:w="15" w:type="dxa"/>
-        </w:trPr>
-        <w:tc>
-          <w:tcPr>
-            <w:tcW w:w="3283" w:type="dxa"/>
-            <w:gridSpan w:val="2"/>
-            <w:vAlign w:val="center"/>
-            <w:hideMark/>
-          </w:tcPr>
-          <w:p>
-            <w:pPr>
-              <w:jc w:val="center"/>
-              <w:rPr>
-                <w:rFonts w:ascii="Cambria" w:hAnsi="Cambria"/>
-              </w:rPr>
-            </w:pPr>
-            <w:r>
-              <w:rPr>
-                <w:rFonts w:ascii="Cambria" w:hAnsi="Cambria"/>
-              </w:rPr>
-              <w:t>&gt;</w:t>
-            </w:r>
-          </w:p>
-        </w:tc>
-        <w:tc>
-          <w:tcPr>
-            <w:tcW w:w="4138" w:type="dxa"/>
-            <w:vAlign w:val="center"/>
-            <w:hideMark/>
-          </w:tcPr>
-          <w:p>
-            <w:pPr>
-              <w:jc w:val="center"/>
-              <w:rPr>
-                <w:rFonts w:ascii="Cambria" w:hAnsi="Cambria"/>
-              </w:rPr>
-            </w:pPr>
-            <w:r>
-              <w:rPr>
-                <w:rFonts w:ascii="Cambria" w:hAnsi="Cambria"/>
-              </w:rPr>
-              <w:t>Greater than</w:t>
-            </w:r>
-          </w:p>
-        </w:tc>
-      </w:tr>
-      <w:tr>
-        <w:trPr>
-          <w:tblCellSpacing w:w="15" w:type="dxa"/>
-        </w:trPr>
-        <w:tc>
-          <w:tcPr>
-            <w:tcW w:w="3283" w:type="dxa"/>
-            <w:gridSpan w:val="2"/>
-            <w:vAlign w:val="center"/>
-            <w:hideMark/>
-          </w:tcPr>
-          <w:p>
-            <w:pPr>
-              <w:jc w:val="center"/>
-              <w:rPr>
-                <w:rFonts w:ascii="Cambria" w:hAnsi="Cambria"/>
-              </w:rPr>
-            </w:pPr>
-            <w:r>
-              <w:rPr>
-                <w:rFonts w:ascii="Cambria" w:hAnsi="Cambria"/>
-              </w:rPr>
-              <w:t>&lt;</w:t>
-            </w:r>
-          </w:p>
-        </w:tc>
-        <w:tc>
-          <w:tcPr>
-            <w:tcW w:w="4138" w:type="dxa"/>
-            <w:vAlign w:val="center"/>
-            <w:hideMark/>
-          </w:tcPr>
-          <w:p>
-            <w:pPr>
-              <w:jc w:val="center"/>
-              <w:rPr>
-                <w:rFonts w:ascii="Cambria" w:hAnsi="Cambria"/>
-              </w:rPr>
-            </w:pPr>
-            <w:r>
-              <w:rPr>
-                <w:rFonts w:ascii="Cambria" w:hAnsi="Cambria"/>
-              </w:rPr>
-              <w:t>Less than</w:t>
-            </w:r>
-          </w:p>
-        </w:tc>
-      </w:tr>
-      <w:tr>
-        <w:trPr>
-          <w:tblCellSpacing w:w="15" w:type="dxa"/>
-        </w:trPr>
-        <w:tc>
-          <w:tcPr>
-            <w:tcW w:w="3211" w:type="dxa"/>
-            <w:vAlign w:val="center"/>
-            <w:hideMark/>
-          </w:tcPr>
-          <w:p>
-            <w:pPr>
-              <w:jc w:val="center"/>
-              <w:rPr>
-                <w:rFonts w:ascii="Cambria" w:hAnsi="Cambria"/>
-              </w:rPr>
-            </w:pPr>
-            <w:r>
-              <w:rPr>
-                <w:rFonts w:ascii="Cambria" w:hAnsi="Cambria"/>
-              </w:rPr>
-              <w:lastRenderedPageBreak/>
-              <w:t>&gt;=</w:t>
-            </w:r>
-          </w:p>
-        </w:tc>
-        <w:tc>
-          <w:tcPr>
-            <w:tcW w:w="4210" w:type="dxa"/>
-            <w:gridSpan w:val="2"/>
-            <w:vAlign w:val="center"/>
-            <w:hideMark/>
-          </w:tcPr>
-          <w:p>
-            <w:pPr>
-              <w:jc w:val="center"/>
-              <w:rPr>
-                <w:rFonts w:ascii="Cambria" w:hAnsi="Cambria"/>
-              </w:rPr>
-            </w:pPr>
-            <w:r>
-              <w:rPr>
-                <w:rFonts w:ascii="Cambria" w:hAnsi="Cambria"/>
-              </w:rPr>
-              <w:t>Greater than or equal</w:t>
-            </w:r>
-          </w:p>
-        </w:tc>
-      </w:tr>
-      <w:tr>
-        <w:trPr>
-          <w:tblCellSpacing w:w="15" w:type="dxa"/>
-        </w:trPr>
-        <w:tc>
-          <w:tcPr>
-            <w:tcW w:w="3211" w:type="dxa"/>
-            <w:vAlign w:val="center"/>
-            <w:hideMark/>
-          </w:tcPr>
-          <w:p>
-            <w:pPr>
-              <w:jc w:val="center"/>
-              <w:rPr>
-                <w:rFonts w:ascii="Cambria" w:hAnsi="Cambria"/>
-              </w:rPr>
-            </w:pPr>
-            <w:r>
-              <w:rPr>
-                <w:rFonts w:ascii="Cambria" w:hAnsi="Cambria"/>
-              </w:rPr>
-              <w:t>&lt;=</w:t>
-            </w:r>
-          </w:p>
-        </w:tc>
-        <w:tc>
-          <w:tcPr>
-            <w:tcW w:w="4210" w:type="dxa"/>
-            <w:gridSpan w:val="2"/>
-            <w:vAlign w:val="center"/>
-            <w:hideMark/>
-          </w:tcPr>
-          <w:p>
-            <w:pPr>
-              <w:jc w:val="center"/>
-              <w:rPr>
-                <w:rFonts w:ascii="Cambria" w:hAnsi="Cambria"/>
-              </w:rPr>
-            </w:pPr>
-            <w:r>
-              <w:rPr>
-                <w:rFonts w:ascii="Cambria" w:hAnsi="Cambria"/>
-              </w:rPr>
-              <w:t>Less than or equal</w:t>
-            </w:r>
-          </w:p>
-        </w:tc>
-      </w:tr>
-    </w:tbl>
-    <w:p>
-      <w:pPr>
-        <w:rPr>
-          <w:rFonts w:ascii="Cambria" w:hAnsi="Cambria"/>
-        </w:rPr>
-      </w:pPr>
-    </w:p>
-    <w:p>
-      <w:pPr>
-        <w:pStyle w:val="Heading2"/>
-      </w:pPr>
-      <w:r>
-        <w:t>Example with NumPy Array</w:t>
-      </w:r>
-    </w:p>
-    <w:p>
-      <w:pPr>
-        <w:rPr>
-          <w:rFonts w:ascii="Cambria" w:hAnsi="Cambria"/>
-        </w:rPr>
-      </w:pPr>
-      <w:r>
-        <w:rPr>
-          <w:rFonts w:ascii="Cambria" w:hAnsi="Cambria"/>
-        </w:rPr>
-        <w:t xml:space="preserve">import </w:t>
-      </w:r>
-      <w:proofErr w:type="spellStart"/>
-      <w:r>
-        <w:rPr>
-          <w:rFonts w:ascii="Cambria" w:hAnsi="Cambria"/>
-        </w:rPr>
-        <w:t>numpy</w:t>
-      </w:r>
-      <w:proofErr w:type="spellEnd"/>
-      <w:r>
-        <w:rPr>
-          <w:rFonts w:ascii="Cambria" w:hAnsi="Cambria"/>
-        </w:rPr>
-        <w:t xml:space="preserve"> as np</w:t>
-      </w:r>
-    </w:p>
-    <w:p>
-      <w:pPr>
-        <w:rPr>
-          <w:rFonts w:ascii="Cambria" w:hAnsi="Cambria"/>
-        </w:rPr>
-      </w:pPr>
-      <w:proofErr w:type="spellStart"/>
-      <w:r>
-        <w:rPr>
-          <w:rFonts w:ascii="Cambria" w:hAnsi="Cambria"/>
-        </w:rPr>
-        <w:t>arr</w:t>
-      </w:r>
-      <w:proofErr w:type="spellEnd"/>
-      <w:r>
-        <w:rPr>
-          <w:rFonts w:ascii="Cambria" w:hAnsi="Cambria"/>
-        </w:rPr>
-        <w:t xml:space="preserve"> = </w:t>
-      </w:r>
-      <w:proofErr w:type="spellStart"/>
-      <w:r>
-        <w:rPr>
-          <w:rFonts w:ascii="Cambria" w:hAnsi="Cambria"/>
-        </w:rPr>
-        <w:t>np.array</w:t>
-      </w:r>
-      <w:proofErr w:type="spellEnd"/>
-      <w:r>
-        <w:rPr>
-          <w:rFonts w:ascii="Cambria" w:hAnsi="Cambria"/>
-        </w:rPr>
-        <w:t>([10, 20, 30, 40])</w:t>
-      </w:r>
-    </w:p>
-    <w:p>
-      <w:pPr>
-        <w:rPr>
-          <w:rFonts w:ascii="Cambria" w:hAnsi="Cambria"/>
-        </w:rPr>
-      </w:pPr>
-      <w:proofErr w:type="spellStart"/>
-      <w:r>
-        <w:rPr>
-          <w:rFonts w:ascii="Cambria" w:hAnsi="Cambria"/>
-        </w:rPr>
-        <w:t>arr</w:t>
-      </w:r>
-      <w:proofErr w:type="spellEnd"/>
-      <w:r>
-        <w:rPr>
-          <w:rFonts w:ascii="Cambria" w:hAnsi="Cambria"/>
-        </w:rPr>
-        <w:t xml:space="preserve"> &gt; 20</w:t>
-      </w:r>
-    </w:p>
-    <w:p>
-      <w:pPr>
-        <w:rPr>
-          <w:rFonts w:ascii="Cambria" w:hAnsi="Cambria"/>
-        </w:rPr>
-      </w:pPr>
-      <w:r>
-        <w:rPr>
-          <w:rFonts w:ascii="Cambria" w:hAnsi="Cambria"/>
-        </w:rPr>
-        <w:t>Output:</w:t>
-      </w:r>
-    </w:p>
-    <w:p>
-      <w:pPr>
-        <w:rPr>
-          <w:rFonts w:ascii="Cambria" w:hAnsi="Cambria"/>
-        </w:rPr>
-      </w:pPr>
-      <w:r>
-        <w:rPr>
-          <w:rFonts w:ascii="Cambria" w:hAnsi="Cambria"/>
-        </w:rPr>
-        <w:t xml:space="preserve">[False </w:t>
-      </w:r>
-      <w:proofErr w:type="spellStart"/>
-      <w:r>
-        <w:rPr>
-          <w:rFonts w:ascii="Cambria" w:hAnsi="Cambria"/>
-        </w:rPr>
-        <w:t>False</w:t>
-      </w:r>
-      <w:proofErr w:type="spellEnd"/>
-      <w:r>
-        <w:rPr>
-          <w:rFonts w:ascii="Cambria" w:hAnsi="Cambria"/>
-        </w:rPr>
-        <w:t xml:space="preserve">  True  True]</w:t>
-      </w:r>
-    </w:p>
-    <w:p>
-      <w:pPr>
-        <w:pStyle w:val="Heading2"/>
-      </w:pPr>
-      <w:r>
-        <w:t>Boolean Indexing</w:t>
-      </w:r>
-    </w:p>
-    <w:p>
-      <w:pPr>
-        <w:rPr>
-          <w:rFonts w:ascii="Cambria" w:hAnsi="Cambria"/>
-        </w:rPr>
-      </w:pPr>
-      <w:proofErr w:type="spellStart"/>
-      <w:r>
-        <w:rPr>
-          <w:rFonts w:ascii="Cambria" w:hAnsi="Cambria"/>
-        </w:rPr>
-        <w:t>arr</w:t>
-      </w:r>
-      <w:proofErr w:type="spellEnd"/>
-      <w:r>
-        <w:rPr>
-          <w:rFonts w:ascii="Cambria" w:hAnsi="Cambria"/>
-        </w:rPr>
-        <w:t>[</w:t>
-      </w:r>
-      <w:proofErr w:type="spellStart"/>
-      <w:r>
-        <w:rPr>
-          <w:rFonts w:ascii="Cambria" w:hAnsi="Cambria"/>
-        </w:rPr>
-        <w:t>arr</w:t>
-      </w:r>
-      <w:proofErr w:type="spellEnd"/>
-      <w:r>
-        <w:rPr>
-          <w:rFonts w:ascii="Cambria" w:hAnsi="Cambria"/>
-        </w:rPr>
-        <w:t xml:space="preserve"> &gt; 20]</w:t>
-      </w:r>
-    </w:p>
-    <w:p>
-      <w:pPr>
-        <w:rPr>
-          <w:rFonts w:ascii="Cambria" w:hAnsi="Cambria"/>
-        </w:rPr>
-      </w:pPr>
-      <w:r>
-        <w:rPr>
-          <w:rFonts w:ascii="Cambria" w:hAnsi="Cambria"/>
-        </w:rPr>
-        <w:t>Output:</w:t>
-      </w:r>
-    </w:p>
-    <w:p>
-      <w:pPr>
-        <w:rPr>
-          <w:rFonts w:ascii="Cambria" w:hAnsi="Cambria"/>
-        </w:rPr>
-      </w:pPr>
-      <w:r>
-        <w:rPr>
-          <w:rFonts w:ascii="Cambria" w:hAnsi="Cambria"/>
-        </w:rPr>
-        <w:t>[30 40]</w:t>
-      </w:r>
-    </w:p>
-    <w:p>
-      <w:pPr>
-        <w:rPr>
-          <w:rFonts w:ascii="Cambria" w:hAnsi="Cambria"/>
-        </w:rPr>
-      </w:pPr>
-      <w:r>
-        <w:rPr>
-          <w:rFonts w:ascii="Segoe UI Emoji" w:hAnsi="Segoe UI Emoji" w:cs="Segoe UI Emoji"/>
-        </w:rPr>
-        <w:t>📌</w:t>
-      </w:r>
-      <w:r>
-        <w:rPr>
-          <w:rFonts w:ascii="Cambria" w:hAnsi="Cambria"/>
-        </w:rPr>
-        <w:t xml:space="preserve"> Used a lot in </w:t>
-      </w:r>
-      <w:r>
-        <w:rPr>
-          <w:rFonts w:ascii="Cambria" w:hAnsi="Cambria"/>
-          <w:b/>
-          <w:bCs/>
-        </w:rPr>
-        <w:t>data filtering</w:t>
-      </w:r>
-    </w:p>
-    <w:p>
-      <w:pPr>
-        <w:pStyle w:val="Heading1"/>
-      </w:pPr>
-      <w:r>
-        <w:t>SORTING ARRAYS (NumPy)</w:t>
-      </w:r>
-    </w:p>
-    <w:p>
-      <w:pPr>
-        <w:rPr>
-          <w:rFonts w:ascii="Cambria" w:hAnsi="Cambria"/>
-        </w:rPr>
-      </w:pPr>
-      <w:r>
-        <w:rPr>
-          <w:rFonts w:ascii="Cambria" w:hAnsi="Cambria"/>
-        </w:rPr>
-        <w:t xml:space="preserve">Sorting means arranging data in </w:t>
-      </w:r>
-      <w:r>
-        <w:rPr>
-          <w:rFonts w:ascii="Cambria" w:hAnsi="Cambria"/>
-          <w:b/>
-          <w:bCs/>
-        </w:rPr>
-        <w:t>order</w:t>
-      </w:r>
-      <w:r>
-        <w:rPr>
-          <w:rFonts w:ascii="Cambria" w:hAnsi="Cambria"/>
-        </w:rPr>
-        <w:t>.</w:t>
-      </w:r>
-    </w:p>
-    <w:p>
-      <w:pPr>
-        <w:pStyle w:val="Heading2"/>
-      </w:pPr>
-      <w:r>
-        <w:t>Sorting a 1D Array</w:t>
-      </w:r>
-    </w:p>
-    <w:p>
-      <w:pPr>
-        <w:rPr>
-          <w:rFonts w:ascii="Cambria" w:hAnsi="Cambria"/>
-        </w:rPr>
-      </w:pPr>
-      <w:proofErr w:type="spellStart"/>
-      <w:r>
-        <w:rPr>
-          <w:rFonts w:ascii="Cambria" w:hAnsi="Cambria"/>
-        </w:rPr>
-        <w:t>arr</w:t>
-      </w:r>
-      <w:proofErr w:type="spellEnd"/>
-      <w:r>
-        <w:rPr>
-          <w:rFonts w:ascii="Cambria" w:hAnsi="Cambria"/>
-        </w:rPr>
-        <w:t xml:space="preserve"> = </w:t>
-      </w:r>
-      <w:proofErr w:type="spellStart"/>
-      <w:r>
-        <w:rPr>
-          <w:rFonts w:ascii="Cambria" w:hAnsi="Cambria"/>
-        </w:rPr>
-        <w:t>np.array</w:t>
-      </w:r>
-      <w:proofErr w:type="spellEnd"/>
-      <w:r>
-        <w:rPr>
-          <w:rFonts w:ascii="Cambria" w:hAnsi="Cambria"/>
-        </w:rPr>
-        <w:t>([3, 1, 4, 2])</w:t>
-      </w:r>
-    </w:p>
-    <w:p>
-      <w:pPr>
-        <w:rPr>
-          <w:rFonts w:ascii="Cambria" w:hAnsi="Cambria"/>
-        </w:rPr>
-      </w:pPr>
-      <w:proofErr w:type="spellStart"/>
-      <w:r>
-        <w:rPr>
-          <w:rFonts w:ascii="Cambria" w:hAnsi="Cambria"/>
-        </w:rPr>
-        <w:t>np.sort</w:t>
-      </w:r>
-      <w:proofErr w:type="spellEnd"/>
-      <w:r>
-        <w:rPr>
-          <w:rFonts w:ascii="Cambria" w:hAnsi="Cambria"/>
-        </w:rPr>
-        <w:t>(</w:t>
-      </w:r>
-      <w:proofErr w:type="spellStart"/>
-      <w:r>
-        <w:rPr>
-          <w:rFonts w:ascii="Cambria" w:hAnsi="Cambria"/>
-        </w:rPr>
-        <w:t>arr</w:t>
-      </w:r>
-      <w:proofErr w:type="spellEnd"/>
-      <w:r>
-        <w:rPr>
-          <w:rFonts w:ascii="Cambria" w:hAnsi="Cambria"/>
-        </w:rPr>
-        <w:t>)</w:t>
-      </w:r>
-    </w:p>
-    <w:p>
-      <w:pPr>
-        <w:rPr>
-          <w:rFonts w:ascii="Cambria" w:hAnsi="Cambria"/>
-        </w:rPr>
-      </w:pPr>
-      <w:r>
-        <w:rPr>
-          <w:rFonts w:ascii="Cambria" w:hAnsi="Cambria"/>
-        </w:rPr>
-        <w:t>Output:</w:t>
-      </w:r>
-    </w:p>
-    <w:p>
-      <w:pPr>
-        <w:rPr>
-          <w:rFonts w:ascii="Cambria" w:hAnsi="Cambria"/>
-        </w:rPr>
-      </w:pPr>
-      <w:r>
-        <w:rPr>
-          <w:rFonts w:ascii="Cambria" w:hAnsi="Cambria"/>
-        </w:rPr>
-        <w:t>[1 2 3 4]</w:t>
-      </w:r>
-    </w:p>
-    <w:p>
-      <w:pPr>
-        <w:pStyle w:val="Heading2"/>
-      </w:pPr>
-      <w:r>
-        <w:t>Sorting a 2D Array</w:t>
-      </w:r>
-    </w:p>
-    <w:p>
-      <w:pPr>
-        <w:rPr>
-          <w:rFonts w:ascii="Cambria" w:hAnsi="Cambria"/>
-        </w:rPr>
-      </w:pPr>
-      <w:r>
-        <w:rPr>
-          <w:rFonts w:ascii="Cambria" w:hAnsi="Cambria"/>
-        </w:rPr>
-        <w:t xml:space="preserve">arr2 = </w:t>
-      </w:r>
-      <w:proofErr w:type="spellStart"/>
-      <w:r>
-        <w:rPr>
-          <w:rFonts w:ascii="Cambria" w:hAnsi="Cambria"/>
-        </w:rPr>
-        <w:t>np.array</w:t>
-      </w:r>
-      <w:proofErr w:type="spellEnd"/>
-      <w:r>
-        <w:rPr>
-          <w:rFonts w:ascii="Cambria" w:hAnsi="Cambria"/>
-        </w:rPr>
-        <w:t>([[3, 2, 1],</w:t>
-      </w:r>
-    </w:p>
-    <w:p>
-      <w:pPr>
-        <w:rPr>
-          <w:rFonts w:ascii="Cambria" w:hAnsi="Cambria"/>
-        </w:rPr>
-      </w:pPr>
-      <w:r>
-        <w:rPr>
-          <w:rFonts w:ascii="Cambria" w:hAnsi="Cambria"/>
-        </w:rPr>
-        <w:t xml:space="preserve">                 [6, 5, 4]])</w:t>
-      </w:r>
-    </w:p>
-    <w:p>
-      <w:pPr>
-        <w:rPr>
-          <w:rFonts w:ascii="Cambria" w:hAnsi="Cambria"/>
-        </w:rPr>
-      </w:pPr>
-      <w:r>
-        <w:rPr>
-          <w:rFonts w:ascii="Cambria" w:hAnsi="Cambria"/>
-        </w:rPr>
-        <w:t>Sort rows:</w:t>
-      </w:r>
-    </w:p>
-    <w:p>
-      <w:pPr>
-        <w:rPr>
-          <w:rFonts w:ascii="Cambria" w:hAnsi="Cambria"/>
-        </w:rPr>
-      </w:pPr>
-      <w:proofErr w:type="spellStart"/>
-      <w:r>
-        <w:rPr>
-          <w:rFonts w:ascii="Cambria" w:hAnsi="Cambria"/>
-        </w:rPr>
-        <w:t>np.sort</w:t>
-      </w:r>
-      <w:proofErr w:type="spellEnd"/>
-      <w:r>
-        <w:rPr>
-          <w:rFonts w:ascii="Cambria" w:hAnsi="Cambria"/>
-        </w:rPr>
-        <w:t>(arr2, axis=1)</w:t>
-      </w:r>
-    </w:p>
-    <w:p>
-      <w:pPr>
-        <w:rPr>
-          <w:rFonts w:ascii="Cambria" w:hAnsi="Cambria"/>
-        </w:rPr>
-      </w:pPr>
-      <w:r>
-        <w:rPr>
-          <w:rFonts w:ascii="Cambria" w:hAnsi="Cambria"/>
-        </w:rPr>
-        <w:t>Sort columns:</w:t>
-      </w:r>
-    </w:p>
-    <w:p>
-      <w:pPr>
-        <w:rPr>
-          <w:rFonts w:ascii="Cambria" w:hAnsi="Cambria"/>
-        </w:rPr>
-      </w:pPr>
-      <w:proofErr w:type="spellStart"/>
-      <w:r>
-        <w:rPr>
-          <w:rFonts w:ascii="Cambria" w:hAnsi="Cambria"/>
-        </w:rPr>
-        <w:lastRenderedPageBreak/>
-        <w:t>np.sort</w:t>
-      </w:r>
-      <w:proofErr w:type="spellEnd"/>
-      <w:r>
-        <w:rPr>
-          <w:rFonts w:ascii="Cambria" w:hAnsi="Cambria"/>
-        </w:rPr>
-        <w:t>(arr2, axis=0)</w:t>
-      </w:r>
-    </w:p>
-    <w:p>
-      <w:pPr>
-        <w:pStyle w:val="Heading2"/>
-      </w:pPr>
-      <w:r>
-        <w:t>Get Sorted Indexes</w:t>
-      </w:r>
-    </w:p>
-    <w:p>
-      <w:pPr>
-        <w:rPr>
-          <w:rFonts w:ascii="Cambria" w:hAnsi="Cambria"/>
-        </w:rPr>
-      </w:pPr>
-      <w:proofErr w:type="spellStart"/>
-      <w:r>
-        <w:rPr>
-          <w:rFonts w:ascii="Cambria" w:hAnsi="Cambria"/>
-        </w:rPr>
-        <w:t>np.argsort</w:t>
-      </w:r>
-      <w:proofErr w:type="spellEnd"/>
-      <w:r>
-        <w:rPr>
-          <w:rFonts w:ascii="Cambria" w:hAnsi="Cambria"/>
-        </w:rPr>
-        <w:t>(</w:t>
-      </w:r>
-      <w:proofErr w:type="spellStart"/>
-      <w:r>
-        <w:rPr>
-          <w:rFonts w:ascii="Cambria" w:hAnsi="Cambria"/>
-        </w:rPr>
-        <w:t>arr</w:t>
-      </w:r>
-      <w:proofErr w:type="spellEnd"/>
-      <w:r>
-        <w:rPr>
-          <w:rFonts w:ascii="Cambria" w:hAnsi="Cambria"/>
-        </w:rPr>
-        <w:t>)</w:t>
-      </w:r>
-    </w:p>
-    <w:p>
-      <w:pPr>
-        <w:rPr>
-          <w:rFonts w:ascii="Cambria" w:hAnsi="Cambria"/>
-        </w:rPr>
-      </w:pPr>
-      <w:r>
-        <w:rPr>
-          <w:rFonts w:ascii="Segoe UI Emoji" w:hAnsi="Segoe UI Emoji" w:cs="Segoe UI Emoji"/>
-        </w:rPr>
-        <w:t>📌</w:t>
-      </w:r>
-      <w:r>
-        <w:rPr>
-          <w:rFonts w:ascii="Cambria" w:hAnsi="Cambria"/>
-        </w:rPr>
-        <w:t xml:space="preserve"> Very useful in </w:t>
-      </w:r>
-      <w:r>
-        <w:rPr>
-          <w:rFonts w:ascii="Cambria" w:hAnsi="Cambria"/>
-          <w:b/>
-          <w:bCs/>
-        </w:rPr>
-        <w:t>ranking data</w:t>
-      </w:r>
-    </w:p>
-    <w:p>
-      <w:pPr>
-        <w:pStyle w:val="Heading1"/>
-      </w:pPr>
-      <w:r>
-        <w:t>READING IMAGES (NumPy)</w:t>
-      </w:r>
-    </w:p>
-    <w:p>
-      <w:pPr>
-        <w:rPr>
-          <w:rFonts w:ascii="Cambria" w:hAnsi="Cambria"/>
-        </w:rPr>
-      </w:pPr>
-      <w:r>
-        <w:rPr>
-          <w:rFonts w:ascii="Cambria" w:hAnsi="Cambria"/>
-        </w:rPr>
-        <w:t xml:space="preserve">Images are stored as </w:t>
-      </w:r>
-      <w:r>
-        <w:rPr>
-          <w:rFonts w:ascii="Cambria" w:hAnsi="Cambria"/>
-          <w:b/>
-          <w:bCs/>
-        </w:rPr>
-        <w:t>arrays of numbers</w:t>
-      </w:r>
-      <w:r>
-        <w:rPr>
-          <w:rFonts w:ascii="Cambria" w:hAnsi="Cambria"/>
-        </w:rPr>
-        <w:t>.</w:t>
-      </w:r>
-    </w:p>
-    <w:p>
-      <w:pPr>
-        <w:pStyle w:val="Heading2"/>
-      </w:pPr>
-      <w:r>
-        <w:t>Reading Image using Matplotlib</w:t>
-      </w:r>
-    </w:p>
-    <w:p>
-      <w:pPr>
-        <w:rPr>
-          <w:rFonts w:ascii="Cambria" w:hAnsi="Cambria"/>
-        </w:rPr>
-      </w:pPr>
-      <w:r>
-        <w:rPr>
-          <w:rFonts w:ascii="Cambria" w:hAnsi="Cambria"/>
-        </w:rPr>
-        <w:t xml:space="preserve">import </w:t>
-      </w:r>
-      <w:proofErr w:type="spellStart"/>
-      <w:r>
-        <w:rPr>
-          <w:rFonts w:ascii="Cambria" w:hAnsi="Cambria"/>
-        </w:rPr>
-        <w:t>matplotlib.pyplot</w:t>
-      </w:r>
-      <w:proofErr w:type="spellEnd"/>
-      <w:r>
-        <w:rPr>
-          <w:rFonts w:ascii="Cambria" w:hAnsi="Cambria"/>
-        </w:rPr>
-        <w:t xml:space="preserve"> as </w:t>
-      </w:r>
-      <w:proofErr w:type="spellStart"/>
-      <w:r>
-        <w:rPr>
-          <w:rFonts w:ascii="Cambria" w:hAnsi="Cambria"/>
-        </w:rPr>
-        <w:t>plt</w:t>
-      </w:r>
-      <w:proofErr w:type="spellEnd"/>
-    </w:p>
-    <w:p>
-      <w:pPr>
-        <w:rPr>
-          <w:rFonts w:ascii="Cambria" w:hAnsi="Cambria"/>
-        </w:rPr>
-      </w:pPr>
-      <w:proofErr w:type="spellStart"/>
-      <w:r>
-        <w:rPr>
-          <w:rFonts w:ascii="Cambria" w:hAnsi="Cambria"/>
-        </w:rPr>
-        <w:t>img</w:t>
-      </w:r>
-      <w:proofErr w:type="spellEnd"/>
-      <w:r>
-        <w:rPr>
-          <w:rFonts w:ascii="Cambria" w:hAnsi="Cambria"/>
-        </w:rPr>
-        <w:t xml:space="preserve"> = </w:t>
-      </w:r>
-      <w:proofErr w:type="spellStart"/>
-      <w:r>
-        <w:rPr>
-          <w:rFonts w:ascii="Cambria" w:hAnsi="Cambria"/>
-        </w:rPr>
-        <w:t>plt.imread</w:t>
-      </w:r>
-      <w:proofErr w:type="spellEnd"/>
-      <w:r>
-        <w:rPr>
-          <w:rFonts w:ascii="Cambria" w:hAnsi="Cambria"/>
-        </w:rPr>
-        <w:t>("image.jpg")</w:t>
-      </w:r>
-    </w:p>
-    <w:p>
-      <w:pPr>
-        <w:pStyle w:val="Heading2"/>
-      </w:pPr>
-      <w:r>
-        <w:t>Check Image Shape</w:t>
-      </w:r>
-    </w:p>
-    <w:p>
-      <w:pPr>
-        <w:rPr>
-          <w:rFonts w:ascii="Cambria" w:hAnsi="Cambria"/>
-        </w:rPr>
-      </w:pPr>
-      <w:proofErr w:type="spellStart"/>
-      <w:r>
-        <w:rPr>
-          <w:rFonts w:ascii="Cambria" w:hAnsi="Cambria"/>
-        </w:rPr>
-        <w:t>img.shape</w:t>
-      </w:r>
-      <w:proofErr w:type="spellEnd"/>
-    </w:p>
-    <w:p>
-      <w:pPr>
-        <w:numPr>
-          <w:ilvl w:val="0"/>
-          <w:numId w:val="32"/>
-        </w:numPr>
-        <w:rPr>
-          <w:rFonts w:ascii="Cambria" w:hAnsi="Cambria"/>
-        </w:rPr>
-      </w:pPr>
-      <w:r>
-        <w:rPr>
-          <w:rFonts w:ascii="Cambria" w:hAnsi="Cambria"/>
-        </w:rPr>
-        <w:t>Height</w:t>
-      </w:r>
-    </w:p>
-    <w:p>
-      <w:pPr>
-        <w:numPr>
-          <w:ilvl w:val="0"/>
-          <w:numId w:val="32"/>
-        </w:numPr>
-        <w:rPr>
-          <w:rFonts w:ascii="Cambria" w:hAnsi="Cambria"/>
-        </w:rPr>
-      </w:pPr>
-      <w:r>
-        <w:rPr>
-          <w:rFonts w:ascii="Cambria" w:hAnsi="Cambria"/>
-        </w:rPr>
-        <w:t>Width</w:t>
-      </w:r>
-    </w:p>
-    <w:p>
-      <w:pPr>
-        <w:numPr>
-          <w:ilvl w:val="0"/>
-          <w:numId w:val="32"/>
-        </w:numPr>
-        <w:rPr>
-          <w:rFonts w:ascii="Cambria" w:hAnsi="Cambria"/>
-        </w:rPr>
-      </w:pPr>
-      <w:proofErr w:type="spellStart"/>
-      <w:r>
-        <w:rPr>
-          <w:rFonts w:ascii="Cambria" w:hAnsi="Cambria"/>
-        </w:rPr>
-        <w:t>Color</w:t>
-      </w:r>
-      <w:proofErr w:type="spellEnd"/>
-      <w:r>
-        <w:rPr>
-          <w:rFonts w:ascii="Cambria" w:hAnsi="Cambria"/>
-        </w:rPr>
-        <w:t xml:space="preserve"> channels (RGB)</w:t>
-      </w:r>
-    </w:p>
-    <w:p>
-      <w:pPr>
-        <w:pStyle w:val="Heading2"/>
-      </w:pPr>
-      <w:r>
-        <w:t>Display Image</w:t>
-      </w:r>
-    </w:p>
-    <w:p>
-      <w:pPr>
-        <w:rPr>
-          <w:rFonts w:ascii="Cambria" w:hAnsi="Cambria"/>
-        </w:rPr>
-      </w:pPr>
-      <w:proofErr w:type="spellStart"/>
-      <w:r>
-        <w:rPr>
-          <w:rFonts w:ascii="Cambria" w:hAnsi="Cambria"/>
-        </w:rPr>
-        <w:t>plt.imshow</w:t>
-      </w:r>
-      <w:proofErr w:type="spellEnd"/>
-      <w:r>
-        <w:rPr>
-          <w:rFonts w:ascii="Cambria" w:hAnsi="Cambria"/>
-        </w:rPr>
-        <w:t>(</w:t>
-      </w:r>
-      <w:proofErr w:type="spellStart"/>
-      <w:r>
-        <w:rPr>
-          <w:rFonts w:ascii="Cambria" w:hAnsi="Cambria"/>
-        </w:rPr>
-        <w:t>img</w:t>
-      </w:r>
-      <w:proofErr w:type="spellEnd"/>
-      <w:r>
-        <w:rPr>
-          <w:rFonts w:ascii="Cambria" w:hAnsi="Cambria"/>
-        </w:rPr>
-        <w:t>)</w:t>
-      </w:r>
-    </w:p>
-    <w:p>
-      <w:pPr>
-        <w:rPr>
-          <w:rFonts w:ascii="Cambria" w:hAnsi="Cambria"/>
-        </w:rPr>
-      </w:pPr>
-      <w:proofErr w:type="spellStart"/>
-      <w:r>
-        <w:rPr>
-          <w:rFonts w:ascii="Cambria" w:hAnsi="Cambria"/>
-        </w:rPr>
-        <w:t>plt.axis</w:t>
-      </w:r>
-      <w:proofErr w:type="spellEnd"/>
-      <w:r>
-        <w:rPr>
-          <w:rFonts w:ascii="Cambria" w:hAnsi="Cambria"/>
-        </w:rPr>
-        <w:t>('off')</w:t>
-      </w:r>
-    </w:p>
-    <w:p>
-      <w:pPr>
-        <w:pStyle w:val="Heading2"/>
-      </w:pPr>
-      <w:r>
-        <w:t>Convert Image to Grayscale</w:t>
-      </w:r>
-    </w:p>
-    <w:p>
-      <w:pPr>
-        <w:rPr>
-          <w:rFonts w:ascii="Cambria" w:hAnsi="Cambria"/>
-        </w:rPr>
-      </w:pPr>
-      <w:proofErr w:type="spellStart"/>
-      <w:r>
-        <w:rPr>
-          <w:rFonts w:ascii="Cambria" w:hAnsi="Cambria"/>
-        </w:rPr>
-        <w:t>gray</w:t>
-      </w:r>
-      <w:proofErr w:type="spellEnd"/>
-      <w:r>
-        <w:rPr>
-          <w:rFonts w:ascii="Cambria" w:hAnsi="Cambria"/>
-        </w:rPr>
-        <w:t xml:space="preserve"> = </w:t>
-      </w:r>
-      <w:proofErr w:type="spellStart"/>
-      <w:r>
-        <w:rPr>
-          <w:rFonts w:ascii="Cambria" w:hAnsi="Cambria"/>
-        </w:rPr>
-        <w:t>img.mean</w:t>
-      </w:r>
-      <w:proofErr w:type="spellEnd"/>
-      <w:r>
-        <w:rPr>
-          <w:rFonts w:ascii="Cambria" w:hAnsi="Cambria"/>
-        </w:rPr>
-        <w:t>(axis=2)</w:t>
-      </w:r>
-    </w:p>
-    <w:p>
-      <w:pPr>
-        <w:rPr>
-          <w:rFonts w:ascii="Cambria" w:hAnsi="Cambria"/>
-        </w:rPr>
-      </w:pPr>
-      <w:proofErr w:type="spellStart"/>
-      <w:r>
-        <w:rPr>
-          <w:rFonts w:ascii="Cambria" w:hAnsi="Cambria"/>
-        </w:rPr>
-        <w:t>plt.imshow</w:t>
-      </w:r>
-      <w:proofErr w:type="spellEnd"/>
-      <w:r>
-        <w:rPr>
-          <w:rFonts w:ascii="Cambria" w:hAnsi="Cambria"/>
-        </w:rPr>
-        <w:t>(</w:t>
-      </w:r>
-      <w:proofErr w:type="spellStart"/>
-      <w:r>
-        <w:rPr>
-          <w:rFonts w:ascii="Cambria" w:hAnsi="Cambria"/>
-        </w:rPr>
-        <w:t>gray</w:t>
-      </w:r>
-      <w:proofErr w:type="spellEnd"/>
-      <w:r>
-        <w:rPr>
-          <w:rFonts w:ascii="Cambria" w:hAnsi="Cambria"/>
-        </w:rPr>
-        <w:t xml:space="preserve">, </w:t>
-      </w:r>
-      <w:proofErr w:type="spellStart"/>
-      <w:r>
-        <w:rPr>
-          <w:rFonts w:ascii="Cambria" w:hAnsi="Cambria"/>
-        </w:rPr>
-        <w:t>cmap</w:t>
-      </w:r>
-      <w:proofErr w:type="spellEnd"/>
-      <w:r>
-        <w:rPr>
-          <w:rFonts w:ascii="Cambria" w:hAnsi="Cambria"/>
-        </w:rPr>
-        <w:t>='</w:t>
-      </w:r>
-      <w:proofErr w:type="spellStart"/>
-      <w:r>
-        <w:rPr>
-          <w:rFonts w:ascii="Cambria" w:hAnsi="Cambria"/>
-        </w:rPr>
-        <w:t>gray</w:t>
-      </w:r>
-      <w:proofErr w:type="spellEnd"/>
-      <w:r>
-        <w:rPr>
-          <w:rFonts w:ascii="Cambria" w:hAnsi="Cambria"/>
-        </w:rPr>
-        <w:t>')</w:t>
-      </w:r>
-    </w:p>
-    <w:p>
-      <w:pPr>
-        <w:pStyle w:val="Heading2"/>
-      </w:pPr>
-      <w:r>
-        <w:t>WHY THIS IS IMPORTANT</w:t>
-      </w:r>
-    </w:p>
-    <w:p>
-      <w:pPr>
-        <w:numPr>
-          <w:ilvl w:val="0"/>
-          <w:numId w:val="33"/>
-        </w:numPr>
-        <w:rPr>
-          <w:rFonts w:ascii="Cambria" w:hAnsi="Cambria"/>
-        </w:rPr>
-      </w:pPr>
-      <w:r>
-        <w:rPr>
-          <w:rFonts w:ascii="Cambria" w:hAnsi="Cambria"/>
-        </w:rPr>
-        <w:t>Comparison operators → filter data</w:t>
-      </w:r>
-    </w:p>
-    <w:p>
-      <w:pPr>
-        <w:numPr>
-          <w:ilvl w:val="0"/>
-          <w:numId w:val="33"/>
-        </w:numPr>
-        <w:rPr>
-          <w:rFonts w:ascii="Cambria" w:hAnsi="Cambria"/>
-        </w:rPr>
-      </w:pPr>
-      <w:r>
-        <w:rPr>
-          <w:rFonts w:ascii="Cambria" w:hAnsi="Cambria"/>
-        </w:rPr>
-        <w:t>Sorting → organize data</w:t>
-      </w:r>
-    </w:p>
-    <w:p>
-      <w:pPr>
-        <w:numPr>
-          <w:ilvl w:val="0"/>
-          <w:numId w:val="33"/>
-        </w:numPr>
-        <w:rPr>
-          <w:rFonts w:ascii="Cambria" w:hAnsi="Cambria"/>
-        </w:rPr>
-      </w:pPr>
-      <w:r>
-        <w:rPr>
-          <w:rFonts w:ascii="Cambria" w:hAnsi="Cambria"/>
-        </w:rPr>
-        <w:t xml:space="preserve">Images → used in </w:t>
-      </w:r>
-      <w:r>
-        <w:rPr>
-          <w:rFonts w:ascii="Cambria" w:hAnsi="Cambria"/>
-          <w:b/>
-          <w:bCs/>
-        </w:rPr>
-        <w:t>computer vision &amp; ML</w:t>
-      </w:r>
-    </w:p>
-    <w:p>
-      <w:pPr>
-        <w:pStyle w:val="Heading1"/>
-      </w:pPr>
-      <w:r>
-        <w:t>QUICK SUMMARY</w:t>
-      </w:r>
-    </w:p>
-    <w:p>
-      <w:pPr>
-        <w:numPr>
-          <w:ilvl w:val="0"/>
-          <w:numId w:val="34"/>
-        </w:numPr>
-        <w:rPr>
-          <w:rFonts w:ascii="Cambria" w:hAnsi="Cambria"/>
-        </w:rPr>
-      </w:pPr>
-      <w:r>
-        <w:rPr>
-          <w:rFonts w:ascii="Cambria" w:hAnsi="Cambria"/>
-        </w:rPr>
-        <w:t>Comparison operators give True/False</w:t>
-      </w:r>
-    </w:p>
-    <w:p>
-      <w:pPr>
-        <w:numPr>
-          <w:ilvl w:val="0"/>
-          <w:numId w:val="34"/>
-        </w:numPr>
-        <w:rPr>
-          <w:rFonts w:ascii="Cambria" w:hAnsi="Cambria"/>
-        </w:rPr>
-      </w:pPr>
-      <w:r>
-        <w:rPr>
-          <w:rFonts w:ascii="Cambria" w:hAnsi="Cambria"/>
-        </w:rPr>
-        <w:t>Sorting arranges data</w:t>
-      </w:r>
-    </w:p>
-    <w:p>
-      <w:pPr>
-        <w:numPr>
-          <w:ilvl w:val="0"/>
-          <w:numId w:val="34"/>
-        </w:numPr>
-        <w:rPr>
-          <w:rFonts w:ascii="Cambria" w:hAnsi="Cambria"/>
-        </w:rPr>
-      </w:pPr>
-      <w:r>
-        <w:rPr>
-          <w:rFonts w:ascii="Cambria" w:hAnsi="Cambria"/>
-        </w:rPr>
-        <w:t>Images are NumPy arrays</w:t>
-      </w:r>
-    </w:p>
-    <w:p>
-      <w:pPr>
-        <w:rPr>
-          <w:rFonts w:ascii="Cambria" w:hAnsi="Cambria"/>
-        </w:rPr>
-      </w:pPr>
     </w:p>
     <w:sectPr>
       <w:pgSz w:w="11906" w:h="16838"/>
@@ -13418,6 +9385,7 @@
   <w:style w:type="character" w:default="1" w:styleId="DefaultParagraphFont">
     <w:name w:val="Default Paragraph Font"/>
     <w:uiPriority w:val="1"/>
+    <w:semiHidden/>
     <w:unhideWhenUsed/>
   </w:style>
   <w:style w:type="table" w:default="1" w:styleId="TableNormal">

--- a/Section-13.docx
+++ b/Section-13.docx
@@ -18,27 +18,7 @@
           <w:sz w:val="20"/>
           <w:szCs w:val="20"/>
         </w:rPr>
-        <w:t xml:space="preserve">What is </w:t>
-      </w:r>
-      <w:proofErr w:type="spellStart"/>
-      <w:r>
-        <w:rPr>
-          <w:rFonts w:ascii="Cambria" w:hAnsi="Cambria"/>
-          <w:caps w:val="0"/>
-          <w:sz w:val="20"/>
-          <w:szCs w:val="20"/>
-        </w:rPr>
-        <w:t>numpy</w:t>
-      </w:r>
-      <w:proofErr w:type="spellEnd"/>
-      <w:r>
-        <w:rPr>
-          <w:rFonts w:ascii="Cambria" w:hAnsi="Cambria"/>
-          <w:caps w:val="0"/>
-          <w:sz w:val="20"/>
-          <w:szCs w:val="20"/>
-        </w:rPr>
-        <w:t>?</w:t>
+        <w:t>WHAT IS NUMPY?</w:t>
       </w:r>
     </w:p>
     <w:p>
@@ -51,21 +31,19 @@
           <w:rFonts w:ascii="Cambria" w:hAnsi="Cambria"/>
         </w:rPr>
       </w:pPr>
-      <w:proofErr w:type="spellStart"/>
       <w:r>
         <w:rPr>
           <w:rFonts w:ascii="Cambria" w:hAnsi="Cambria"/>
           <w:b/>
           <w:bCs/>
         </w:rPr>
-        <w:t>Numpy</w:t>
-      </w:r>
-      <w:proofErr w:type="spellEnd"/>
-      <w:r>
-        <w:rPr>
-          <w:rFonts w:ascii="Cambria" w:hAnsi="Cambria"/>
-        </w:rPr>
-        <w:t xml:space="preserve"> stands for </w:t>
+        <w:t>NUMPY</w:t>
+      </w:r>
+      <w:r>
+        <w:rPr>
+          <w:rFonts w:ascii="Cambria" w:hAnsi="Cambria"/>
+        </w:rPr>
+        <w:t xml:space="preserve"> STANDS FOR </w:t>
       </w:r>
       <w:r>
         <w:rPr>
@@ -73,7 +51,7 @@
           <w:b/>
           <w:bCs/>
         </w:rPr>
-        <w:t>numerical python</w:t>
+        <w:t>NUMERICAL PYTHON</w:t>
       </w:r>
     </w:p>
     <w:p>
@@ -90,7 +68,7 @@
         <w:rPr>
           <w:rFonts w:ascii="Cambria" w:hAnsi="Cambria"/>
         </w:rPr>
-        <w:t xml:space="preserve">It is a python library used to work with </w:t>
+        <w:t xml:space="preserve">IT IS A PYTHON LIBRARY USED TO WORK WITH </w:t>
       </w:r>
       <w:r>
         <w:rPr>
@@ -98,7 +76,7 @@
           <w:b/>
           <w:bCs/>
         </w:rPr>
-        <w:t>numbers</w:t>
+        <w:t>NUMBERS</w:t>
       </w:r>
     </w:p>
     <w:p>
@@ -115,7 +93,7 @@
         <w:rPr>
           <w:rFonts w:ascii="Cambria" w:hAnsi="Cambria"/>
         </w:rPr>
-        <w:t>It is very fast and efficient</w:t>
+        <w:t>IT IS VERY FAST AND EFFICIENT</w:t>
       </w:r>
     </w:p>
     <w:p>
@@ -132,7 +110,7 @@
         <w:rPr>
           <w:rFonts w:ascii="Cambria" w:hAnsi="Cambria"/>
         </w:rPr>
-        <w:t xml:space="preserve">Mostly used in </w:t>
+        <w:t xml:space="preserve">MOSTLY USED IN </w:t>
       </w:r>
       <w:r>
         <w:rPr>
@@ -140,7 +118,7 @@
           <w:b/>
           <w:bCs/>
         </w:rPr>
-        <w:t>data science, machine learning, and scientific work</w:t>
+        <w:t>DATA SCIENCE, MACHINE LEARNING, AND SCIENTIFIC WORK</w:t>
       </w:r>
     </w:p>
     <w:p>
@@ -155,23 +133,7 @@
           <w:rFonts w:ascii="Cambria" w:hAnsi="Cambria"/>
           <w:caps w:val="0"/>
         </w:rPr>
-        <w:t xml:space="preserve">Why use </w:t>
-      </w:r>
-      <w:proofErr w:type="spellStart"/>
-      <w:r>
-        <w:rPr>
-          <w:rFonts w:ascii="Cambria" w:hAnsi="Cambria"/>
-          <w:caps w:val="0"/>
-        </w:rPr>
-        <w:t>numpy</w:t>
-      </w:r>
-      <w:proofErr w:type="spellEnd"/>
-      <w:r>
-        <w:rPr>
-          <w:rFonts w:ascii="Cambria" w:hAnsi="Cambria"/>
-          <w:caps w:val="0"/>
-        </w:rPr>
-        <w:t>?</w:t>
+        <w:t>WHY USE NUMPY?</w:t>
       </w:r>
     </w:p>
     <w:p>
@@ -188,7 +150,7 @@
         <w:rPr>
           <w:rFonts w:ascii="Cambria" w:hAnsi="Cambria"/>
         </w:rPr>
-        <w:t xml:space="preserve">Converts </w:t>
+        <w:t xml:space="preserve">CONVERTS </w:t>
       </w:r>
       <w:r>
         <w:rPr>
@@ -196,7 +158,7 @@
           <w:b/>
           <w:bCs/>
         </w:rPr>
-        <w:t>series of data into numbers</w:t>
+        <w:t>SERIES OF DATA INTO NUMBERS</w:t>
       </w:r>
     </w:p>
     <w:p>
@@ -213,7 +175,7 @@
         <w:rPr>
           <w:rFonts w:ascii="Cambria" w:hAnsi="Cambria"/>
         </w:rPr>
-        <w:t>Works faster than python lists</w:t>
+        <w:t>WORKS FASTER THAN PYTHON LISTS</w:t>
       </w:r>
     </w:p>
     <w:p>
@@ -230,7 +192,7 @@
         <w:rPr>
           <w:rFonts w:ascii="Cambria" w:hAnsi="Cambria"/>
         </w:rPr>
-        <w:t>Uses less memory</w:t>
+        <w:t>USES LESS MEMORY</w:t>
       </w:r>
     </w:p>
     <w:p>
@@ -247,7 +209,7 @@
         <w:rPr>
           <w:rFonts w:ascii="Cambria" w:hAnsi="Cambria"/>
         </w:rPr>
-        <w:t xml:space="preserve">Supports </w:t>
+        <w:t xml:space="preserve">SUPPORTS </w:t>
       </w:r>
       <w:r>
         <w:rPr>
@@ -255,7 +217,7 @@
           <w:b/>
           <w:bCs/>
         </w:rPr>
-        <w:t>mathematical and statistical operations</w:t>
+        <w:t>MATHEMATICAL AND STATISTICAL OPERATIONS</w:t>
       </w:r>
     </w:p>
     <w:p>
@@ -272,7 +234,7 @@
         <w:rPr>
           <w:rFonts w:ascii="Cambria" w:hAnsi="Cambria"/>
         </w:rPr>
-        <w:t xml:space="preserve">Base library for </w:t>
+        <w:t xml:space="preserve">BASE LIBRARY FOR </w:t>
       </w:r>
       <w:r>
         <w:rPr>
@@ -280,18 +242,8 @@
           <w:b/>
           <w:bCs/>
         </w:rPr>
-        <w:t xml:space="preserve">pandas, scikit-learn, </w:t>
-      </w:r>
-      <w:proofErr w:type="spellStart"/>
-      <w:r>
-        <w:rPr>
-          <w:rFonts w:ascii="Cambria" w:hAnsi="Cambria"/>
-          <w:b/>
-          <w:bCs/>
-        </w:rPr>
-        <w:t>tensorflow</w:t>
-      </w:r>
-      <w:proofErr w:type="spellEnd"/>
+        <w:t>PANDAS, SCIKIT-LEARN, TENSORFLOW</w:t>
+      </w:r>
     </w:p>
     <w:p>
       <w:pPr>
@@ -302,7 +254,6 @@
           <w:szCs w:val="20"/>
         </w:rPr>
       </w:pPr>
-      <w:proofErr w:type="spellStart"/>
       <w:r>
         <w:rPr>
           <w:rFonts w:ascii="Cambria" w:hAnsi="Cambria"/>
@@ -310,17 +261,7 @@
           <w:sz w:val="20"/>
           <w:szCs w:val="20"/>
         </w:rPr>
-        <w:t>Numpy</w:t>
-      </w:r>
-      <w:proofErr w:type="spellEnd"/>
-      <w:r>
-        <w:rPr>
-          <w:rFonts w:ascii="Cambria" w:hAnsi="Cambria"/>
-          <w:caps w:val="0"/>
-          <w:sz w:val="20"/>
-          <w:szCs w:val="20"/>
-        </w:rPr>
-        <w:t xml:space="preserve"> array</w:t>
+        <w:t>NUMPY ARRAY</w:t>
       </w:r>
     </w:p>
     <w:p>
@@ -337,21 +278,7 @@
         <w:rPr>
           <w:rFonts w:ascii="Cambria" w:hAnsi="Cambria"/>
         </w:rPr>
-        <w:t xml:space="preserve">Main data structure in </w:t>
-      </w:r>
-      <w:proofErr w:type="spellStart"/>
-      <w:r>
-        <w:rPr>
-          <w:rFonts w:ascii="Cambria" w:hAnsi="Cambria"/>
-        </w:rPr>
-        <w:t>numpy</w:t>
-      </w:r>
-      <w:proofErr w:type="spellEnd"/>
-      <w:r>
-        <w:rPr>
-          <w:rFonts w:ascii="Cambria" w:hAnsi="Cambria"/>
-        </w:rPr>
-        <w:t xml:space="preserve"> is called an </w:t>
+        <w:t xml:space="preserve">MAIN DATA STRUCTURE IN NUMPY IS CALLED AN </w:t>
       </w:r>
       <w:r>
         <w:rPr>
@@ -359,7 +286,7 @@
           <w:b/>
           <w:bCs/>
         </w:rPr>
-        <w:t>array</w:t>
+        <w:t>ARRAY</w:t>
       </w:r>
     </w:p>
     <w:p>
@@ -376,7 +303,7 @@
         <w:rPr>
           <w:rFonts w:ascii="Cambria" w:hAnsi="Cambria"/>
         </w:rPr>
-        <w:t xml:space="preserve">Stores multiple values of the </w:t>
+        <w:t xml:space="preserve">STORES MULTIPLE VALUES OF THE </w:t>
       </w:r>
       <w:r>
         <w:rPr>
@@ -384,7 +311,7 @@
           <w:b/>
           <w:bCs/>
         </w:rPr>
-        <w:t>same type</w:t>
+        <w:t>SAME TYPE</w:t>
       </w:r>
     </w:p>
     <w:p>
@@ -401,7 +328,7 @@
         <w:rPr>
           <w:rFonts w:ascii="Cambria" w:hAnsi="Cambria"/>
         </w:rPr>
-        <w:t>Faster than python lists</w:t>
+        <w:t>FASTER THAN PYTHON LISTS</w:t>
       </w:r>
     </w:p>
     <w:p>
@@ -416,69 +343,33 @@
           <w:rFonts w:ascii="Cambria" w:hAnsi="Cambria"/>
           <w:caps w:val="0"/>
         </w:rPr>
-        <w:t>Example:</w:t>
-      </w:r>
-    </w:p>
-    <w:p>
-      <w:pPr>
-        <w:rPr>
-          <w:rFonts w:ascii="Cambria" w:hAnsi="Cambria"/>
-        </w:rPr>
-      </w:pPr>
-      <w:r>
-        <w:rPr>
-          <w:rFonts w:ascii="Cambria" w:hAnsi="Cambria"/>
-        </w:rPr>
-        <w:t xml:space="preserve">Import </w:t>
-      </w:r>
-      <w:proofErr w:type="spellStart"/>
-      <w:r>
-        <w:rPr>
-          <w:rFonts w:ascii="Cambria" w:hAnsi="Cambria"/>
-        </w:rPr>
-        <w:t>numpy</w:t>
-      </w:r>
-      <w:proofErr w:type="spellEnd"/>
-      <w:r>
-        <w:rPr>
-          <w:rFonts w:ascii="Cambria" w:hAnsi="Cambria"/>
-        </w:rPr>
-        <w:t xml:space="preserve"> as np</w:t>
-      </w:r>
-    </w:p>
-    <w:p>
-      <w:pPr>
-        <w:rPr>
-          <w:rFonts w:ascii="Cambria" w:hAnsi="Cambria"/>
-        </w:rPr>
-      </w:pPr>
-      <w:proofErr w:type="spellStart"/>
-      <w:r>
-        <w:rPr>
-          <w:rFonts w:ascii="Cambria" w:hAnsi="Cambria"/>
-        </w:rPr>
-        <w:t>Arr</w:t>
-      </w:r>
-      <w:proofErr w:type="spellEnd"/>
-      <w:r>
-        <w:rPr>
-          <w:rFonts w:ascii="Cambria" w:hAnsi="Cambria"/>
-        </w:rPr>
-        <w:t xml:space="preserve"> = </w:t>
-      </w:r>
-      <w:proofErr w:type="spellStart"/>
-      <w:r>
-        <w:rPr>
-          <w:rFonts w:ascii="Cambria" w:hAnsi="Cambria"/>
-        </w:rPr>
-        <w:t>np.array</w:t>
-      </w:r>
-      <w:proofErr w:type="spellEnd"/>
-      <w:r>
-        <w:rPr>
-          <w:rFonts w:ascii="Cambria" w:hAnsi="Cambria"/>
-        </w:rPr>
-        <w:t>([1, 2, 3, 4])</w:t>
+        <w:t>EXAMPLE:</w:t>
+      </w:r>
+    </w:p>
+    <w:p>
+      <w:pPr>
+        <w:rPr>
+          <w:rFonts w:ascii="Cambria" w:hAnsi="Cambria"/>
+        </w:rPr>
+      </w:pPr>
+      <w:r>
+        <w:rPr>
+          <w:rFonts w:ascii="Cambria" w:hAnsi="Cambria"/>
+        </w:rPr>
+        <w:t>IMPORT NUMPY AS NP</w:t>
+      </w:r>
+    </w:p>
+    <w:p>
+      <w:pPr>
+        <w:rPr>
+          <w:rFonts w:ascii="Cambria" w:hAnsi="Cambria"/>
+        </w:rPr>
+      </w:pPr>
+      <w:r>
+        <w:rPr>
+          <w:rFonts w:ascii="Cambria" w:hAnsi="Cambria"/>
+        </w:rPr>
+        <w:t>ARR = NP.ARRAY([1, 2, 3, 4])</w:t>
       </w:r>
     </w:p>
     <w:p>
@@ -497,27 +388,7 @@
           <w:sz w:val="20"/>
           <w:szCs w:val="20"/>
         </w:rPr>
-        <w:t xml:space="preserve">Difference: list vs </w:t>
-      </w:r>
-      <w:proofErr w:type="spellStart"/>
-      <w:r>
-        <w:rPr>
-          <w:rFonts w:ascii="Cambria" w:hAnsi="Cambria"/>
-          <w:caps w:val="0"/>
-          <w:sz w:val="20"/>
-          <w:szCs w:val="20"/>
-        </w:rPr>
-        <w:t>numpy</w:t>
-      </w:r>
-      <w:proofErr w:type="spellEnd"/>
-      <w:r>
-        <w:rPr>
-          <w:rFonts w:ascii="Cambria" w:hAnsi="Cambria"/>
-          <w:caps w:val="0"/>
-          <w:sz w:val="20"/>
-          <w:szCs w:val="20"/>
-        </w:rPr>
-        <w:t xml:space="preserve"> array</w:t>
+        <w:t>DIFFERENCE: LIST VS NUMPY ARRAY</w:t>
       </w:r>
     </w:p>
     <w:p>
@@ -577,7 +448,7 @@
                 <w:b/>
                 <w:bCs/>
               </w:rPr>
-              <w:t>Python list</w:t>
+              <w:t>PYTHON LIST</w:t>
             </w:r>
           </w:p>
         </w:tc>
@@ -596,23 +467,13 @@
                 <w:bCs/>
               </w:rPr>
             </w:pPr>
-            <w:proofErr w:type="spellStart"/>
             <w:r>
               <w:rPr>
                 <w:rFonts w:ascii="Cambria" w:hAnsi="Cambria"/>
                 <w:b/>
                 <w:bCs/>
               </w:rPr>
-              <w:t>Numpy</w:t>
-            </w:r>
-            <w:proofErr w:type="spellEnd"/>
-            <w:r>
-              <w:rPr>
-                <w:rFonts w:ascii="Cambria" w:hAnsi="Cambria"/>
-                <w:b/>
-                <w:bCs/>
-              </w:rPr>
-              <w:t xml:space="preserve"> array</w:t>
+              <w:t>NUMPY ARRAY</w:t>
             </w:r>
           </w:p>
         </w:tc>
@@ -638,7 +499,7 @@
               <w:rPr>
                 <w:rFonts w:ascii="Cambria" w:hAnsi="Cambria"/>
               </w:rPr>
-              <w:t>Slow</w:t>
+              <w:t>SLOW</w:t>
             </w:r>
           </w:p>
         </w:tc>
@@ -659,7 +520,7 @@
               <w:rPr>
                 <w:rFonts w:ascii="Cambria" w:hAnsi="Cambria"/>
               </w:rPr>
-              <w:t>Fast</w:t>
+              <w:t>FAST</w:t>
             </w:r>
           </w:p>
         </w:tc>
@@ -685,7 +546,7 @@
               <w:rPr>
                 <w:rFonts w:ascii="Cambria" w:hAnsi="Cambria"/>
               </w:rPr>
-              <w:t>Can store different data types</w:t>
+              <w:t>CAN STORE DIFFERENT DATA TYPES</w:t>
             </w:r>
           </w:p>
         </w:tc>
@@ -706,7 +567,7 @@
               <w:rPr>
                 <w:rFonts w:ascii="Cambria" w:hAnsi="Cambria"/>
               </w:rPr>
-              <w:t>Stores same data type</w:t>
+              <w:t>STORES SAME DATA TYPE</w:t>
             </w:r>
           </w:p>
         </w:tc>
@@ -732,7 +593,7 @@
               <w:rPr>
                 <w:rFonts w:ascii="Cambria" w:hAnsi="Cambria"/>
               </w:rPr>
-              <w:t>Less memory efficient</w:t>
+              <w:t>LESS MEMORY EFFICIENT</w:t>
             </w:r>
           </w:p>
         </w:tc>
@@ -753,7 +614,7 @@
               <w:rPr>
                 <w:rFonts w:ascii="Cambria" w:hAnsi="Cambria"/>
               </w:rPr>
-              <w:t>More memory efficient</w:t>
+              <w:t>MORE MEMORY EFFICIENT</w:t>
             </w:r>
           </w:p>
         </w:tc>
@@ -782,27 +643,7 @@
           <w:sz w:val="20"/>
           <w:szCs w:val="20"/>
         </w:rPr>
-        <w:t xml:space="preserve">Shapes of </w:t>
-      </w:r>
-      <w:proofErr w:type="spellStart"/>
-      <w:r>
-        <w:rPr>
-          <w:rFonts w:ascii="Cambria" w:hAnsi="Cambria"/>
-          <w:caps w:val="0"/>
-          <w:sz w:val="20"/>
-          <w:szCs w:val="20"/>
-        </w:rPr>
-        <w:t>numpy</w:t>
-      </w:r>
-      <w:proofErr w:type="spellEnd"/>
-      <w:r>
-        <w:rPr>
-          <w:rFonts w:ascii="Cambria" w:hAnsi="Cambria"/>
-          <w:caps w:val="0"/>
-          <w:sz w:val="20"/>
-          <w:szCs w:val="20"/>
-        </w:rPr>
-        <w:t xml:space="preserve"> array</w:t>
+        <w:t>SHAPES OF NUMPY ARRAY</w:t>
       </w:r>
     </w:p>
     <w:p>
@@ -821,13 +662,13 @@
           <w:b/>
           <w:bCs/>
         </w:rPr>
-        <w:t>Shape</w:t>
-      </w:r>
-      <w:r>
-        <w:rPr>
-          <w:rFonts w:ascii="Cambria" w:hAnsi="Cambria"/>
-        </w:rPr>
-        <w:t xml:space="preserve"> means the </w:t>
+        <w:t>SHAPE</w:t>
+      </w:r>
+      <w:r>
+        <w:rPr>
+          <w:rFonts w:ascii="Cambria" w:hAnsi="Cambria"/>
+        </w:rPr>
+        <w:t xml:space="preserve"> MEANS THE </w:t>
       </w:r>
       <w:r>
         <w:rPr>
@@ -835,13 +676,13 @@
           <w:b/>
           <w:bCs/>
         </w:rPr>
-        <w:t>size and dimensions</w:t>
-      </w:r>
-      <w:r>
-        <w:rPr>
-          <w:rFonts w:ascii="Cambria" w:hAnsi="Cambria"/>
-        </w:rPr>
-        <w:t xml:space="preserve"> of an array</w:t>
+        <w:t>SIZE AND DIMENSIONS</w:t>
+      </w:r>
+      <w:r>
+        <w:rPr>
+          <w:rFonts w:ascii="Cambria" w:hAnsi="Cambria"/>
+        </w:rPr>
+        <w:t xml:space="preserve"> OF AN ARRAY</w:t>
       </w:r>
     </w:p>
     <w:p>
@@ -859,23 +700,21 @@
           <w:rFonts w:ascii="Cambria" w:hAnsi="Cambria"/>
         </w:rPr>
         <w:lastRenderedPageBreak/>
-        <w:t>Use .shape to check shape</w:t>
-      </w:r>
-    </w:p>
-    <w:p>
-      <w:pPr>
-        <w:rPr>
-          <w:rFonts w:ascii="Cambria" w:hAnsi="Cambria"/>
-        </w:rPr>
-      </w:pPr>
-      <w:proofErr w:type="spellStart"/>
-      <w:r>
-        <w:rPr>
-          <w:rFonts w:ascii="Cambria" w:hAnsi="Cambria"/>
-        </w:rPr>
-        <w:t>Arr.shape</w:t>
-      </w:r>
-      <w:proofErr w:type="spellEnd"/>
+        <w:t>USE .SHAPE TO CHECK SHAPE</w:t>
+      </w:r>
+    </w:p>
+    <w:p>
+      <w:pPr>
+        <w:rPr>
+          <w:rFonts w:ascii="Cambria" w:hAnsi="Cambria"/>
+        </w:rPr>
+      </w:pPr>
+      <w:r>
+        <w:rPr>
+          <w:rFonts w:ascii="Cambria" w:hAnsi="Cambria"/>
+        </w:rPr>
+        <w:t>ARR.SHAPE</w:t>
+      </w:r>
     </w:p>
     <w:p>
       <w:pPr>
@@ -889,7 +728,7 @@
           <w:rFonts w:ascii="Cambria" w:hAnsi="Cambria"/>
           <w:caps w:val="0"/>
         </w:rPr>
-        <w:t>1d array (one-dimensional)</w:t>
+        <w:t>1D ARRAY (ONE-DIMENSIONAL)</w:t>
       </w:r>
     </w:p>
     <w:p>
@@ -906,55 +745,33 @@
         <w:rPr>
           <w:rFonts w:ascii="Cambria" w:hAnsi="Cambria"/>
         </w:rPr>
-        <w:t>Looks like a list</w:t>
-      </w:r>
-    </w:p>
-    <w:p>
-      <w:pPr>
-        <w:rPr>
-          <w:rFonts w:ascii="Cambria" w:hAnsi="Cambria"/>
-        </w:rPr>
-      </w:pPr>
-      <w:proofErr w:type="spellStart"/>
-      <w:r>
-        <w:rPr>
-          <w:rFonts w:ascii="Cambria" w:hAnsi="Cambria"/>
-        </w:rPr>
-        <w:t>Arr</w:t>
-      </w:r>
-      <w:proofErr w:type="spellEnd"/>
-      <w:r>
-        <w:rPr>
-          <w:rFonts w:ascii="Cambria" w:hAnsi="Cambria"/>
-        </w:rPr>
-        <w:t xml:space="preserve"> = </w:t>
-      </w:r>
-      <w:proofErr w:type="spellStart"/>
-      <w:r>
-        <w:rPr>
-          <w:rFonts w:ascii="Cambria" w:hAnsi="Cambria"/>
-        </w:rPr>
-        <w:t>np.array</w:t>
-      </w:r>
-      <w:proofErr w:type="spellEnd"/>
-      <w:r>
-        <w:rPr>
-          <w:rFonts w:ascii="Cambria" w:hAnsi="Cambria"/>
-        </w:rPr>
-        <w:t>([1, 2, 3, 4])</w:t>
-      </w:r>
-    </w:p>
-    <w:p>
-      <w:pPr>
-        <w:rPr>
-          <w:rFonts w:ascii="Cambria" w:hAnsi="Cambria"/>
-        </w:rPr>
-      </w:pPr>
-      <w:r>
-        <w:rPr>
-          <w:rFonts w:ascii="Cambria" w:hAnsi="Cambria"/>
-        </w:rPr>
-        <w:t>Shape → (4,)</w:t>
+        <w:t>LOOKS LIKE A LIST</w:t>
+      </w:r>
+    </w:p>
+    <w:p>
+      <w:pPr>
+        <w:rPr>
+          <w:rFonts w:ascii="Cambria" w:hAnsi="Cambria"/>
+        </w:rPr>
+      </w:pPr>
+      <w:r>
+        <w:rPr>
+          <w:rFonts w:ascii="Cambria" w:hAnsi="Cambria"/>
+        </w:rPr>
+        <w:t>ARR = NP.ARRAY([1, 2, 3, 4])</w:t>
+      </w:r>
+    </w:p>
+    <w:p>
+      <w:pPr>
+        <w:rPr>
+          <w:rFonts w:ascii="Cambria" w:hAnsi="Cambria"/>
+        </w:rPr>
+      </w:pPr>
+      <w:r>
+        <w:rPr>
+          <w:rFonts w:ascii="Cambria" w:hAnsi="Cambria"/>
+        </w:rPr>
+        <w:t>SHAPE → (4,)</w:t>
       </w:r>
     </w:p>
     <w:p>
@@ -969,7 +786,7 @@
           <w:rFonts w:ascii="Cambria" w:hAnsi="Cambria"/>
           <w:caps w:val="0"/>
         </w:rPr>
-        <w:t>2d array (two-dimensional)</w:t>
+        <w:t>2D ARRAY (TWO-DIMENSIONAL)</w:t>
       </w:r>
     </w:p>
     <w:p>
@@ -986,55 +803,33 @@
         <w:rPr>
           <w:rFonts w:ascii="Cambria" w:hAnsi="Cambria"/>
         </w:rPr>
-        <w:t>Looks like a table (rows and columns)</w:t>
-      </w:r>
-    </w:p>
-    <w:p>
-      <w:pPr>
-        <w:rPr>
-          <w:rFonts w:ascii="Cambria" w:hAnsi="Cambria"/>
-        </w:rPr>
-      </w:pPr>
-      <w:proofErr w:type="spellStart"/>
-      <w:r>
-        <w:rPr>
-          <w:rFonts w:ascii="Cambria" w:hAnsi="Cambria"/>
-        </w:rPr>
-        <w:t>Arr</w:t>
-      </w:r>
-      <w:proofErr w:type="spellEnd"/>
-      <w:r>
-        <w:rPr>
-          <w:rFonts w:ascii="Cambria" w:hAnsi="Cambria"/>
-        </w:rPr>
-        <w:t xml:space="preserve"> = </w:t>
-      </w:r>
-      <w:proofErr w:type="spellStart"/>
-      <w:r>
-        <w:rPr>
-          <w:rFonts w:ascii="Cambria" w:hAnsi="Cambria"/>
-        </w:rPr>
-        <w:t>np.array</w:t>
-      </w:r>
-      <w:proofErr w:type="spellEnd"/>
-      <w:r>
-        <w:rPr>
-          <w:rFonts w:ascii="Cambria" w:hAnsi="Cambria"/>
-        </w:rPr>
-        <w:t>([[1, 2], [3, 4]])</w:t>
-      </w:r>
-    </w:p>
-    <w:p>
-      <w:pPr>
-        <w:rPr>
-          <w:rFonts w:ascii="Cambria" w:hAnsi="Cambria"/>
-        </w:rPr>
-      </w:pPr>
-      <w:r>
-        <w:rPr>
-          <w:rFonts w:ascii="Cambria" w:hAnsi="Cambria"/>
-        </w:rPr>
-        <w:t>Shape → (2, 2)</w:t>
+        <w:t>LOOKS LIKE A TABLE (ROWS AND COLUMNS)</w:t>
+      </w:r>
+    </w:p>
+    <w:p>
+      <w:pPr>
+        <w:rPr>
+          <w:rFonts w:ascii="Cambria" w:hAnsi="Cambria"/>
+        </w:rPr>
+      </w:pPr>
+      <w:r>
+        <w:rPr>
+          <w:rFonts w:ascii="Cambria" w:hAnsi="Cambria"/>
+        </w:rPr>
+        <w:t>ARR = NP.ARRAY([[1, 2], [3, 4]])</w:t>
+      </w:r>
+    </w:p>
+    <w:p>
+      <w:pPr>
+        <w:rPr>
+          <w:rFonts w:ascii="Cambria" w:hAnsi="Cambria"/>
+        </w:rPr>
+      </w:pPr>
+      <w:r>
+        <w:rPr>
+          <w:rFonts w:ascii="Cambria" w:hAnsi="Cambria"/>
+        </w:rPr>
+        <w:t>SHAPE → (2, 2)</w:t>
       </w:r>
     </w:p>
     <w:p>
@@ -1049,7 +844,7 @@
           <w:rFonts w:ascii="Cambria" w:hAnsi="Cambria"/>
           <w:caps w:val="0"/>
         </w:rPr>
-        <w:t>3d array</w:t>
+        <w:t>3D ARRAY</w:t>
       </w:r>
     </w:p>
     <w:p>
@@ -1066,7 +861,7 @@
         <w:rPr>
           <w:rFonts w:ascii="Cambria" w:hAnsi="Cambria"/>
         </w:rPr>
-        <w:t>Array of arrays of arrays</w:t>
+        <w:t>ARRAY OF ARRAYS OF ARRAYS</w:t>
       </w:r>
     </w:p>
     <w:p>
@@ -1083,7 +878,7 @@
         <w:rPr>
           <w:rFonts w:ascii="Cambria" w:hAnsi="Cambria"/>
         </w:rPr>
-        <w:t xml:space="preserve">Used in </w:t>
+        <w:t xml:space="preserve">USED IN </w:t>
       </w:r>
       <w:r>
         <w:rPr>
@@ -1091,55 +886,33 @@
           <w:b/>
           <w:bCs/>
         </w:rPr>
-        <w:t>images and deep learning</w:t>
-      </w:r>
-    </w:p>
-    <w:p>
-      <w:pPr>
-        <w:rPr>
-          <w:rFonts w:ascii="Cambria" w:hAnsi="Cambria"/>
-        </w:rPr>
-      </w:pPr>
-      <w:proofErr w:type="spellStart"/>
-      <w:r>
-        <w:rPr>
-          <w:rFonts w:ascii="Cambria" w:hAnsi="Cambria"/>
-        </w:rPr>
-        <w:t>Arr</w:t>
-      </w:r>
-      <w:proofErr w:type="spellEnd"/>
-      <w:r>
-        <w:rPr>
-          <w:rFonts w:ascii="Cambria" w:hAnsi="Cambria"/>
-        </w:rPr>
-        <w:t xml:space="preserve"> = </w:t>
-      </w:r>
-      <w:proofErr w:type="spellStart"/>
-      <w:r>
-        <w:rPr>
-          <w:rFonts w:ascii="Cambria" w:hAnsi="Cambria"/>
-        </w:rPr>
-        <w:t>np.array</w:t>
-      </w:r>
-      <w:proofErr w:type="spellEnd"/>
-      <w:r>
-        <w:rPr>
-          <w:rFonts w:ascii="Cambria" w:hAnsi="Cambria"/>
-        </w:rPr>
-        <w:t>([[[1,2],[3,4]], [[5,6],[7,8]]])</w:t>
-      </w:r>
-    </w:p>
-    <w:p>
-      <w:pPr>
-        <w:rPr>
-          <w:rFonts w:ascii="Cambria" w:hAnsi="Cambria"/>
-        </w:rPr>
-      </w:pPr>
-      <w:r>
-        <w:rPr>
-          <w:rFonts w:ascii="Cambria" w:hAnsi="Cambria"/>
-        </w:rPr>
-        <w:t>Shape → (2, 2, 2)</w:t>
+        <w:t>IMAGES AND DEEP LEARNING</w:t>
+      </w:r>
+    </w:p>
+    <w:p>
+      <w:pPr>
+        <w:rPr>
+          <w:rFonts w:ascii="Cambria" w:hAnsi="Cambria"/>
+        </w:rPr>
+      </w:pPr>
+      <w:r>
+        <w:rPr>
+          <w:rFonts w:ascii="Cambria" w:hAnsi="Cambria"/>
+        </w:rPr>
+        <w:t>ARR = NP.ARRAY([[[1,2],[3,4]], [[5,6],[7,8]]])</w:t>
+      </w:r>
+    </w:p>
+    <w:p>
+      <w:pPr>
+        <w:rPr>
+          <w:rFonts w:ascii="Cambria" w:hAnsi="Cambria"/>
+        </w:rPr>
+      </w:pPr>
+      <w:r>
+        <w:rPr>
+          <w:rFonts w:ascii="Cambria" w:hAnsi="Cambria"/>
+        </w:rPr>
+        <w:t>SHAPE → (2, 2, 2)</w:t>
       </w:r>
     </w:p>
     <w:p>
@@ -1158,7 +931,7 @@
           <w:sz w:val="20"/>
           <w:szCs w:val="20"/>
         </w:rPr>
-        <w:t>Why array shape is important?</w:t>
+        <w:t>WHY ARRAY SHAPE IS IMPORTANT?</w:t>
       </w:r>
     </w:p>
     <w:p>
@@ -1175,7 +948,7 @@
         <w:rPr>
           <w:rFonts w:ascii="Cambria" w:hAnsi="Cambria"/>
         </w:rPr>
-        <w:t xml:space="preserve">Helps in </w:t>
+        <w:t xml:space="preserve">HELPS IN </w:t>
       </w:r>
       <w:r>
         <w:rPr>
@@ -1183,7 +956,7 @@
           <w:b/>
           <w:bCs/>
         </w:rPr>
-        <w:t>matrix operations</w:t>
+        <w:t>MATRIX OPERATIONS</w:t>
       </w:r>
     </w:p>
     <w:p>
@@ -1200,7 +973,7 @@
         <w:rPr>
           <w:rFonts w:ascii="Cambria" w:hAnsi="Cambria"/>
         </w:rPr>
-        <w:t xml:space="preserve">Needed for </w:t>
+        <w:t xml:space="preserve">NEEDED FOR </w:t>
       </w:r>
       <w:r>
         <w:rPr>
@@ -1208,7 +981,7 @@
           <w:b/>
           <w:bCs/>
         </w:rPr>
-        <w:t>machine learning models</w:t>
+        <w:t>MACHINE LEARNING MODELS</w:t>
       </w:r>
     </w:p>
     <w:p>
@@ -1225,7 +998,7 @@
         <w:rPr>
           <w:rFonts w:ascii="Cambria" w:hAnsi="Cambria"/>
         </w:rPr>
-        <w:t>Ensures correct calculations</w:t>
+        <w:t>ENSURES CORRECT CALCULATIONS</w:t>
       </w:r>
     </w:p>
     <w:p>
@@ -1244,53 +1017,94 @@
           <w:sz w:val="20"/>
           <w:szCs w:val="20"/>
         </w:rPr>
-        <w:t xml:space="preserve">Important functions on </w:t>
-      </w:r>
-      <w:proofErr w:type="spellStart"/>
+        <w:t>IMPORTANT FUNCTIONS ON NUMPY ARRAYS</w:t>
+      </w:r>
+    </w:p>
+    <w:p>
+      <w:pPr>
+        <w:rPr>
+          <w:rFonts w:ascii="Cambria" w:hAnsi="Cambria"/>
+        </w:rPr>
+      </w:pPr>
+      <w:r>
+        <w:rPr>
+          <w:rFonts w:ascii="Cambria" w:hAnsi="Cambria"/>
+        </w:rPr>
+        <w:t>NUMPY PROVIDES MANY USEFUL FUNCTIONS TO WORK WITH ARRAYS EASILY.</w:t>
+      </w:r>
+    </w:p>
+    <w:p>
+      <w:pPr>
+        <w:pStyle w:val="Heading2"/>
+        <w:rPr>
+          <w:rFonts w:ascii="Cambria" w:hAnsi="Cambria"/>
+        </w:rPr>
+      </w:pPr>
       <w:r>
         <w:rPr>
           <w:rFonts w:ascii="Cambria" w:hAnsi="Cambria"/>
           <w:caps w:val="0"/>
-          <w:sz w:val="20"/>
-          <w:szCs w:val="20"/>
-        </w:rPr>
-        <w:t>numpy</w:t>
-      </w:r>
-      <w:proofErr w:type="spellEnd"/>
+        </w:rPr>
+        <w:t>CREATING NUMPY ARRAYS</w:t>
+      </w:r>
+    </w:p>
+    <w:p>
+      <w:pPr>
+        <w:pStyle w:val="Heading3"/>
+        <w:rPr>
+          <w:rFonts w:ascii="Cambria" w:hAnsi="Cambria"/>
+        </w:rPr>
+      </w:pPr>
       <w:r>
         <w:rPr>
           <w:rFonts w:ascii="Cambria" w:hAnsi="Cambria"/>
           <w:caps w:val="0"/>
-          <w:sz w:val="20"/>
-          <w:szCs w:val="20"/>
-        </w:rPr>
-        <w:t xml:space="preserve"> arrays</w:t>
-      </w:r>
-    </w:p>
-    <w:p>
-      <w:pPr>
-        <w:rPr>
-          <w:rFonts w:ascii="Cambria" w:hAnsi="Cambria"/>
-        </w:rPr>
-      </w:pPr>
-      <w:proofErr w:type="spellStart"/>
-      <w:r>
-        <w:rPr>
-          <w:rFonts w:ascii="Cambria" w:hAnsi="Cambria"/>
-        </w:rPr>
-        <w:t>Numpy</w:t>
-      </w:r>
-      <w:proofErr w:type="spellEnd"/>
-      <w:r>
-        <w:rPr>
-          <w:rFonts w:ascii="Cambria" w:hAnsi="Cambria"/>
-        </w:rPr>
-        <w:t xml:space="preserve"> provides many useful functions to work with arrays easily.</w:t>
-      </w:r>
-    </w:p>
-    <w:p>
-      <w:pPr>
-        <w:pStyle w:val="Heading2"/>
+        </w:rPr>
+        <w:t>ARRAY()</w:t>
+      </w:r>
+    </w:p>
+    <w:p>
+      <w:pPr>
+        <w:rPr>
+          <w:rFonts w:ascii="Cambria" w:hAnsi="Cambria"/>
+        </w:rPr>
+      </w:pPr>
+      <w:r>
+        <w:rPr>
+          <w:rFonts w:ascii="Cambria" w:hAnsi="Cambria"/>
+        </w:rPr>
+        <w:t>CREATES AN ARRAY FROM A LIST OR TUPLE.</w:t>
+      </w:r>
+    </w:p>
+    <w:p>
+      <w:pPr>
+        <w:rPr>
+          <w:rFonts w:ascii="Cambria" w:hAnsi="Cambria"/>
+        </w:rPr>
+      </w:pPr>
+      <w:r>
+        <w:rPr>
+          <w:rFonts w:ascii="Cambria" w:hAnsi="Cambria"/>
+        </w:rPr>
+        <w:t>IMPORT NUMPY AS NP</w:t>
+      </w:r>
+    </w:p>
+    <w:p>
+      <w:pPr>
+        <w:rPr>
+          <w:rFonts w:ascii="Cambria" w:hAnsi="Cambria"/>
+        </w:rPr>
+      </w:pPr>
+      <w:r>
+        <w:rPr>
+          <w:rFonts w:ascii="Cambria" w:hAnsi="Cambria"/>
+        </w:rPr>
+        <w:t>ARR = NP.ARRAY([1, 2, 3, 4])</w:t>
+      </w:r>
+    </w:p>
+    <w:p>
+      <w:pPr>
+        <w:pStyle w:val="Heading3"/>
         <w:rPr>
           <w:rFonts w:ascii="Cambria" w:hAnsi="Cambria"/>
         </w:rPr>
@@ -1300,141 +1114,20 @@
           <w:rFonts w:ascii="Cambria" w:hAnsi="Cambria"/>
           <w:caps w:val="0"/>
         </w:rPr>
-        <w:t xml:space="preserve">Creating </w:t>
-      </w:r>
-      <w:proofErr w:type="spellStart"/>
-      <w:r>
-        <w:rPr>
-          <w:rFonts w:ascii="Cambria" w:hAnsi="Cambria"/>
-          <w:caps w:val="0"/>
-        </w:rPr>
-        <w:t>numpy</w:t>
-      </w:r>
-      <w:proofErr w:type="spellEnd"/>
-      <w:r>
-        <w:rPr>
-          <w:rFonts w:ascii="Cambria" w:hAnsi="Cambria"/>
-          <w:caps w:val="0"/>
-        </w:rPr>
-        <w:t xml:space="preserve"> arrays</w:t>
-      </w:r>
-    </w:p>
-    <w:p>
-      <w:pPr>
-        <w:pStyle w:val="Heading3"/>
-        <w:rPr>
-          <w:rFonts w:ascii="Cambria" w:hAnsi="Cambria"/>
-        </w:rPr>
-      </w:pPr>
-      <w:r>
-        <w:rPr>
-          <w:rFonts w:ascii="Cambria" w:hAnsi="Cambria"/>
-          <w:caps w:val="0"/>
-        </w:rPr>
-        <w:t>Array()</w:t>
-      </w:r>
-    </w:p>
-    <w:p>
-      <w:pPr>
-        <w:rPr>
-          <w:rFonts w:ascii="Cambria" w:hAnsi="Cambria"/>
-        </w:rPr>
-      </w:pPr>
-      <w:r>
-        <w:rPr>
-          <w:rFonts w:ascii="Cambria" w:hAnsi="Cambria"/>
-        </w:rPr>
-        <w:t>Creates an array from a list or tuple.</w:t>
-      </w:r>
-    </w:p>
-    <w:p>
-      <w:pPr>
-        <w:rPr>
-          <w:rFonts w:ascii="Cambria" w:hAnsi="Cambria"/>
-        </w:rPr>
-      </w:pPr>
-      <w:r>
-        <w:rPr>
-          <w:rFonts w:ascii="Cambria" w:hAnsi="Cambria"/>
-        </w:rPr>
-        <w:t xml:space="preserve">Import </w:t>
-      </w:r>
-      <w:proofErr w:type="spellStart"/>
-      <w:r>
-        <w:rPr>
-          <w:rFonts w:ascii="Cambria" w:hAnsi="Cambria"/>
-        </w:rPr>
-        <w:t>numpy</w:t>
-      </w:r>
-      <w:proofErr w:type="spellEnd"/>
-      <w:r>
-        <w:rPr>
-          <w:rFonts w:ascii="Cambria" w:hAnsi="Cambria"/>
-        </w:rPr>
-        <w:t xml:space="preserve"> as np</w:t>
-      </w:r>
-    </w:p>
-    <w:p>
-      <w:pPr>
-        <w:rPr>
-          <w:rFonts w:ascii="Cambria" w:hAnsi="Cambria"/>
-        </w:rPr>
-      </w:pPr>
-      <w:proofErr w:type="spellStart"/>
-      <w:r>
-        <w:rPr>
-          <w:rFonts w:ascii="Cambria" w:hAnsi="Cambria"/>
-        </w:rPr>
-        <w:t>Arr</w:t>
-      </w:r>
-      <w:proofErr w:type="spellEnd"/>
-      <w:r>
-        <w:rPr>
-          <w:rFonts w:ascii="Cambria" w:hAnsi="Cambria"/>
-        </w:rPr>
-        <w:t xml:space="preserve"> = </w:t>
-      </w:r>
-      <w:proofErr w:type="spellStart"/>
-      <w:r>
-        <w:rPr>
-          <w:rFonts w:ascii="Cambria" w:hAnsi="Cambria"/>
-        </w:rPr>
-        <w:t>np.array</w:t>
-      </w:r>
-      <w:proofErr w:type="spellEnd"/>
-      <w:r>
-        <w:rPr>
-          <w:rFonts w:ascii="Cambria" w:hAnsi="Cambria"/>
-        </w:rPr>
-        <w:t>([1, 2, 3, 4])</w:t>
-      </w:r>
-    </w:p>
-    <w:p>
-      <w:pPr>
-        <w:pStyle w:val="Heading3"/>
-        <w:rPr>
-          <w:rFonts w:ascii="Cambria" w:hAnsi="Cambria"/>
-        </w:rPr>
-      </w:pPr>
-      <w:r>
-        <w:rPr>
-          <w:rFonts w:ascii="Cambria" w:hAnsi="Cambria"/>
-          <w:caps w:val="0"/>
-        </w:rPr>
-        <w:t>Zeros()</w:t>
-      </w:r>
-    </w:p>
-    <w:p>
-      <w:pPr>
-        <w:rPr>
-          <w:rFonts w:ascii="Cambria" w:hAnsi="Cambria"/>
-        </w:rPr>
-      </w:pPr>
-      <w:r>
-        <w:rPr>
-          <w:rFonts w:ascii="Cambria" w:hAnsi="Cambria"/>
-        </w:rPr>
-        <w:t xml:space="preserve">Creates an array filled with </w:t>
+        <w:t>ZEROS()</w:t>
+      </w:r>
+    </w:p>
+    <w:p>
+      <w:pPr>
+        <w:rPr>
+          <w:rFonts w:ascii="Cambria" w:hAnsi="Cambria"/>
+        </w:rPr>
+      </w:pPr>
+      <w:r>
+        <w:rPr>
+          <w:rFonts w:ascii="Cambria" w:hAnsi="Cambria"/>
+        </w:rPr>
+        <w:t xml:space="preserve">CREATES AN ARRAY FILLED WITH </w:t>
       </w:r>
       <w:r>
         <w:rPr>
@@ -1451,41 +1144,25 @@
           <w:rFonts w:ascii="Cambria" w:hAnsi="Cambria"/>
         </w:rPr>
       </w:pPr>
-      <w:proofErr w:type="spellStart"/>
-      <w:r>
-        <w:rPr>
-          <w:rFonts w:ascii="Cambria" w:hAnsi="Cambria"/>
-        </w:rPr>
-        <w:t>Np.zeros</w:t>
-      </w:r>
-      <w:proofErr w:type="spellEnd"/>
-      <w:r>
-        <w:rPr>
-          <w:rFonts w:ascii="Cambria" w:hAnsi="Cambria"/>
-        </w:rPr>
-        <w:t>(5)</w:t>
-      </w:r>
-    </w:p>
-    <w:p>
-      <w:pPr>
-        <w:rPr>
-          <w:rFonts w:ascii="Cambria" w:hAnsi="Cambria"/>
-        </w:rPr>
-      </w:pPr>
-      <w:proofErr w:type="spellStart"/>
+      <w:r>
+        <w:rPr>
+          <w:rFonts w:ascii="Cambria" w:hAnsi="Cambria"/>
+        </w:rPr>
+        <w:t>NP.ZEROS(5)</w:t>
+      </w:r>
+    </w:p>
+    <w:p>
+      <w:pPr>
+        <w:rPr>
+          <w:rFonts w:ascii="Cambria" w:hAnsi="Cambria"/>
+        </w:rPr>
+      </w:pPr>
       <w:r>
         <w:rPr>
           <w:rFonts w:ascii="Cambria" w:hAnsi="Cambria"/>
         </w:rPr>
         <w:lastRenderedPageBreak/>
-        <w:t>Np.zeros</w:t>
-      </w:r>
-      <w:proofErr w:type="spellEnd"/>
-      <w:r>
-        <w:rPr>
-          <w:rFonts w:ascii="Cambria" w:hAnsi="Cambria"/>
-        </w:rPr>
-        <w:t>((2,3))</w:t>
+        <w:t>NP.ZEROS((2,3))</w:t>
       </w:r>
     </w:p>
     <w:p>
@@ -1500,20 +1177,20 @@
           <w:rFonts w:ascii="Cambria" w:hAnsi="Cambria"/>
           <w:caps w:val="0"/>
         </w:rPr>
-        <w:t>Ones()</w:t>
-      </w:r>
-    </w:p>
-    <w:p>
-      <w:pPr>
-        <w:rPr>
-          <w:rFonts w:ascii="Cambria" w:hAnsi="Cambria"/>
-        </w:rPr>
-      </w:pPr>
-      <w:r>
-        <w:rPr>
-          <w:rFonts w:ascii="Cambria" w:hAnsi="Cambria"/>
-        </w:rPr>
-        <w:t xml:space="preserve">Creates an array filled with </w:t>
+        <w:t>ONES()</w:t>
+      </w:r>
+    </w:p>
+    <w:p>
+      <w:pPr>
+        <w:rPr>
+          <w:rFonts w:ascii="Cambria" w:hAnsi="Cambria"/>
+        </w:rPr>
+      </w:pPr>
+      <w:r>
+        <w:rPr>
+          <w:rFonts w:ascii="Cambria" w:hAnsi="Cambria"/>
+        </w:rPr>
+        <w:t xml:space="preserve">CREATES AN ARRAY FILLED WITH </w:t>
       </w:r>
       <w:r>
         <w:rPr>
@@ -1530,40 +1207,24 @@
           <w:rFonts w:ascii="Cambria" w:hAnsi="Cambria"/>
         </w:rPr>
       </w:pPr>
-      <w:proofErr w:type="spellStart"/>
-      <w:r>
-        <w:rPr>
-          <w:rFonts w:ascii="Cambria" w:hAnsi="Cambria"/>
-        </w:rPr>
-        <w:t>Np.ones</w:t>
-      </w:r>
-      <w:proofErr w:type="spellEnd"/>
-      <w:r>
-        <w:rPr>
-          <w:rFonts w:ascii="Cambria" w:hAnsi="Cambria"/>
-        </w:rPr>
-        <w:t>(4)</w:t>
-      </w:r>
-    </w:p>
-    <w:p>
-      <w:pPr>
-        <w:rPr>
-          <w:rFonts w:ascii="Cambria" w:hAnsi="Cambria"/>
-        </w:rPr>
-      </w:pPr>
-      <w:proofErr w:type="spellStart"/>
-      <w:r>
-        <w:rPr>
-          <w:rFonts w:ascii="Cambria" w:hAnsi="Cambria"/>
-        </w:rPr>
-        <w:t>Np.ones</w:t>
-      </w:r>
-      <w:proofErr w:type="spellEnd"/>
-      <w:r>
-        <w:rPr>
-          <w:rFonts w:ascii="Cambria" w:hAnsi="Cambria"/>
-        </w:rPr>
-        <w:t>((3,2))</w:t>
+      <w:r>
+        <w:rPr>
+          <w:rFonts w:ascii="Cambria" w:hAnsi="Cambria"/>
+        </w:rPr>
+        <w:t>NP.ONES(4)</w:t>
+      </w:r>
+    </w:p>
+    <w:p>
+      <w:pPr>
+        <w:rPr>
+          <w:rFonts w:ascii="Cambria" w:hAnsi="Cambria"/>
+        </w:rPr>
+      </w:pPr>
+      <w:r>
+        <w:rPr>
+          <w:rFonts w:ascii="Cambria" w:hAnsi="Cambria"/>
+        </w:rPr>
+        <w:t>NP.ONES((3,2))</w:t>
       </w:r>
     </w:p>
     <w:p>
@@ -1578,62 +1239,46 @@
           <w:rFonts w:ascii="Cambria" w:hAnsi="Cambria"/>
           <w:caps w:val="0"/>
         </w:rPr>
-        <w:t>Arrange()</w:t>
-      </w:r>
-    </w:p>
-    <w:p>
-      <w:pPr>
-        <w:rPr>
-          <w:rFonts w:ascii="Cambria" w:hAnsi="Cambria"/>
-        </w:rPr>
-      </w:pPr>
-      <w:r>
-        <w:rPr>
-          <w:rFonts w:ascii="Cambria" w:hAnsi="Cambria"/>
-        </w:rPr>
-        <w:t>Creates numbers in a range</w:t>
-      </w:r>
-    </w:p>
-    <w:p>
-      <w:pPr>
-        <w:rPr>
-          <w:rFonts w:ascii="Cambria" w:hAnsi="Cambria"/>
-        </w:rPr>
-      </w:pPr>
-      <w:proofErr w:type="spellStart"/>
-      <w:r>
-        <w:rPr>
-          <w:rFonts w:ascii="Cambria" w:hAnsi="Cambria"/>
-        </w:rPr>
-        <w:t>Np.arange</w:t>
-      </w:r>
-      <w:proofErr w:type="spellEnd"/>
-      <w:r>
-        <w:rPr>
-          <w:rFonts w:ascii="Cambria" w:hAnsi="Cambria"/>
-        </w:rPr>
-        <w:t>(1, 10)</w:t>
-      </w:r>
-    </w:p>
-    <w:p>
-      <w:pPr>
-        <w:rPr>
-          <w:rFonts w:ascii="Cambria" w:hAnsi="Cambria"/>
-        </w:rPr>
-      </w:pPr>
-      <w:proofErr w:type="spellStart"/>
-      <w:r>
-        <w:rPr>
-          <w:rFonts w:ascii="Cambria" w:hAnsi="Cambria"/>
-        </w:rPr>
-        <w:t>Np.arange</w:t>
-      </w:r>
-      <w:proofErr w:type="spellEnd"/>
-      <w:r>
-        <w:rPr>
-          <w:rFonts w:ascii="Cambria" w:hAnsi="Cambria"/>
-        </w:rPr>
-        <w:t>(0, 10, 2)</w:t>
+        <w:t>ARRANGE()</w:t>
+      </w:r>
+    </w:p>
+    <w:p>
+      <w:pPr>
+        <w:rPr>
+          <w:rFonts w:ascii="Cambria" w:hAnsi="Cambria"/>
+        </w:rPr>
+      </w:pPr>
+      <w:r>
+        <w:rPr>
+          <w:rFonts w:ascii="Cambria" w:hAnsi="Cambria"/>
+        </w:rPr>
+        <w:t>CREATES NUMBERS IN A RANGE</w:t>
+      </w:r>
+    </w:p>
+    <w:p>
+      <w:pPr>
+        <w:rPr>
+          <w:rFonts w:ascii="Cambria" w:hAnsi="Cambria"/>
+        </w:rPr>
+      </w:pPr>
+      <w:r>
+        <w:rPr>
+          <w:rFonts w:ascii="Cambria" w:hAnsi="Cambria"/>
+        </w:rPr>
+        <w:t>NP.ARANGE(1, 10)</w:t>
+      </w:r>
+    </w:p>
+    <w:p>
+      <w:pPr>
+        <w:rPr>
+          <w:rFonts w:ascii="Cambria" w:hAnsi="Cambria"/>
+        </w:rPr>
+      </w:pPr>
+      <w:r>
+        <w:rPr>
+          <w:rFonts w:ascii="Cambria" w:hAnsi="Cambria"/>
+        </w:rPr>
+        <w:t>NP.ARANGE(0, 10, 2)</w:t>
       </w:r>
     </w:p>
     <w:p>
@@ -1648,76 +1293,46 @@
           <w:rFonts w:ascii="Cambria" w:hAnsi="Cambria"/>
           <w:caps w:val="0"/>
         </w:rPr>
-        <w:t>Reshape()</w:t>
-      </w:r>
-    </w:p>
-    <w:p>
-      <w:pPr>
-        <w:rPr>
-          <w:rFonts w:ascii="Cambria" w:hAnsi="Cambria"/>
-        </w:rPr>
-      </w:pPr>
-      <w:r>
-        <w:rPr>
-          <w:rFonts w:ascii="Cambria" w:hAnsi="Cambria"/>
-        </w:rPr>
-        <w:t>Changes shape of array</w:t>
-      </w:r>
-    </w:p>
-    <w:p>
-      <w:pPr>
-        <w:rPr>
-          <w:rFonts w:ascii="Cambria" w:hAnsi="Cambria"/>
-        </w:rPr>
-      </w:pPr>
-      <w:proofErr w:type="spellStart"/>
-      <w:r>
-        <w:rPr>
-          <w:rFonts w:ascii="Cambria" w:hAnsi="Cambria"/>
-        </w:rPr>
-        <w:t>Arr</w:t>
-      </w:r>
-      <w:proofErr w:type="spellEnd"/>
-      <w:r>
-        <w:rPr>
-          <w:rFonts w:ascii="Cambria" w:hAnsi="Cambria"/>
-        </w:rPr>
-        <w:t xml:space="preserve"> = </w:t>
-      </w:r>
-      <w:proofErr w:type="spellStart"/>
-      <w:r>
-        <w:rPr>
-          <w:rFonts w:ascii="Cambria" w:hAnsi="Cambria"/>
-        </w:rPr>
-        <w:t>np.arange</w:t>
-      </w:r>
-      <w:proofErr w:type="spellEnd"/>
-      <w:r>
-        <w:rPr>
-          <w:rFonts w:ascii="Cambria" w:hAnsi="Cambria"/>
-        </w:rPr>
-        <w:t>(6)</w:t>
-      </w:r>
-    </w:p>
-    <w:p>
-      <w:pPr>
-        <w:rPr>
-          <w:rFonts w:ascii="Cambria" w:hAnsi="Cambria"/>
-        </w:rPr>
-      </w:pPr>
-      <w:proofErr w:type="spellStart"/>
-      <w:r>
-        <w:rPr>
-          <w:rFonts w:ascii="Cambria" w:hAnsi="Cambria"/>
-        </w:rPr>
-        <w:t>Arr.reshape</w:t>
-      </w:r>
-      <w:proofErr w:type="spellEnd"/>
-      <w:r>
-        <w:rPr>
-          <w:rFonts w:ascii="Cambria" w:hAnsi="Cambria"/>
-        </w:rPr>
-        <w:t>(2,3)</w:t>
+        <w:t>RESHAPE()</w:t>
+      </w:r>
+    </w:p>
+    <w:p>
+      <w:pPr>
+        <w:rPr>
+          <w:rFonts w:ascii="Cambria" w:hAnsi="Cambria"/>
+        </w:rPr>
+      </w:pPr>
+      <w:r>
+        <w:rPr>
+          <w:rFonts w:ascii="Cambria" w:hAnsi="Cambria"/>
+        </w:rPr>
+        <w:t>CHANGES SHAPE OF ARRAY</w:t>
+      </w:r>
+    </w:p>
+    <w:p>
+      <w:pPr>
+        <w:rPr>
+          <w:rFonts w:ascii="Cambria" w:hAnsi="Cambria"/>
+        </w:rPr>
+      </w:pPr>
+      <w:r>
+        <w:rPr>
+          <w:rFonts w:ascii="Cambria" w:hAnsi="Cambria"/>
+        </w:rPr>
+        <w:t>ARR = NP.ARANGE(6)</w:t>
+      </w:r>
+    </w:p>
+    <w:p>
+      <w:pPr>
+        <w:rPr>
+          <w:rFonts w:ascii="Cambria" w:hAnsi="Cambria"/>
+        </w:rPr>
+      </w:pPr>
+      <w:r>
+        <w:rPr>
+          <w:rFonts w:ascii="Cambria" w:hAnsi="Cambria"/>
+        </w:rPr>
+        <w:t>ARR.RESHAPE(2,3)</w:t>
       </w:r>
     </w:p>
     <w:p>
@@ -1732,36 +1347,34 @@
           <w:rFonts w:ascii="Cambria" w:hAnsi="Cambria"/>
           <w:caps w:val="0"/>
         </w:rPr>
-        <w:t>Shape</w:t>
-      </w:r>
-    </w:p>
-    <w:p>
-      <w:pPr>
-        <w:rPr>
-          <w:rFonts w:ascii="Cambria" w:hAnsi="Cambria"/>
-        </w:rPr>
-      </w:pPr>
-      <w:r>
-        <w:rPr>
-          <w:rFonts w:ascii="Cambria" w:hAnsi="Cambria"/>
-        </w:rPr>
-        <w:t>Shows size of array</w:t>
-      </w:r>
-    </w:p>
-    <w:p>
-      <w:pPr>
-        <w:rPr>
-          <w:rFonts w:ascii="Cambria" w:hAnsi="Cambria"/>
-        </w:rPr>
-      </w:pPr>
-      <w:proofErr w:type="spellStart"/>
-      <w:r>
-        <w:rPr>
-          <w:rFonts w:ascii="Cambria" w:hAnsi="Cambria"/>
-        </w:rPr>
-        <w:t>Arr.shape</w:t>
-      </w:r>
-      <w:proofErr w:type="spellEnd"/>
+        <w:t>SHAPE</w:t>
+      </w:r>
+    </w:p>
+    <w:p>
+      <w:pPr>
+        <w:rPr>
+          <w:rFonts w:ascii="Cambria" w:hAnsi="Cambria"/>
+        </w:rPr>
+      </w:pPr>
+      <w:r>
+        <w:rPr>
+          <w:rFonts w:ascii="Cambria" w:hAnsi="Cambria"/>
+        </w:rPr>
+        <w:t>SHOWS SIZE OF ARRAY</w:t>
+      </w:r>
+    </w:p>
+    <w:p>
+      <w:pPr>
+        <w:rPr>
+          <w:rFonts w:ascii="Cambria" w:hAnsi="Cambria"/>
+        </w:rPr>
+      </w:pPr>
+      <w:r>
+        <w:rPr>
+          <w:rFonts w:ascii="Cambria" w:hAnsi="Cambria"/>
+        </w:rPr>
+        <w:t>ARR.SHAPE</w:t>
+      </w:r>
     </w:p>
     <w:p>
       <w:pPr>
@@ -1775,36 +1388,34 @@
           <w:rFonts w:ascii="Cambria" w:hAnsi="Cambria"/>
           <w:caps w:val="0"/>
         </w:rPr>
-        <w:t>Size</w:t>
-      </w:r>
-    </w:p>
-    <w:p>
-      <w:pPr>
-        <w:rPr>
-          <w:rFonts w:ascii="Cambria" w:hAnsi="Cambria"/>
-        </w:rPr>
-      </w:pPr>
-      <w:r>
-        <w:rPr>
-          <w:rFonts w:ascii="Cambria" w:hAnsi="Cambria"/>
-        </w:rPr>
-        <w:t>Shows total number of elements</w:t>
-      </w:r>
-    </w:p>
-    <w:p>
-      <w:pPr>
-        <w:rPr>
-          <w:rFonts w:ascii="Cambria" w:hAnsi="Cambria"/>
-        </w:rPr>
-      </w:pPr>
-      <w:proofErr w:type="spellStart"/>
-      <w:r>
-        <w:rPr>
-          <w:rFonts w:ascii="Cambria" w:hAnsi="Cambria"/>
-        </w:rPr>
-        <w:t>Arr.size</w:t>
-      </w:r>
-      <w:proofErr w:type="spellEnd"/>
+        <w:t>SIZE</w:t>
+      </w:r>
+    </w:p>
+    <w:p>
+      <w:pPr>
+        <w:rPr>
+          <w:rFonts w:ascii="Cambria" w:hAnsi="Cambria"/>
+        </w:rPr>
+      </w:pPr>
+      <w:r>
+        <w:rPr>
+          <w:rFonts w:ascii="Cambria" w:hAnsi="Cambria"/>
+        </w:rPr>
+        <w:t>SHOWS TOTAL NUMBER OF ELEMENTS</w:t>
+      </w:r>
+    </w:p>
+    <w:p>
+      <w:pPr>
+        <w:rPr>
+          <w:rFonts w:ascii="Cambria" w:hAnsi="Cambria"/>
+        </w:rPr>
+      </w:pPr>
+      <w:r>
+        <w:rPr>
+          <w:rFonts w:ascii="Cambria" w:hAnsi="Cambria"/>
+        </w:rPr>
+        <w:t>ARR.SIZE</w:t>
+      </w:r>
     </w:p>
     <w:p>
       <w:pPr>
@@ -1813,43 +1424,39 @@
           <w:rFonts w:ascii="Cambria" w:hAnsi="Cambria"/>
         </w:rPr>
       </w:pPr>
-      <w:proofErr w:type="spellStart"/>
       <w:r>
         <w:rPr>
           <w:rFonts w:ascii="Cambria" w:hAnsi="Cambria"/>
           <w:caps w:val="0"/>
         </w:rPr>
-        <w:t>Dtype</w:t>
-      </w:r>
-      <w:proofErr w:type="spellEnd"/>
-    </w:p>
-    <w:p>
-      <w:pPr>
-        <w:rPr>
-          <w:rFonts w:ascii="Cambria" w:hAnsi="Cambria"/>
-        </w:rPr>
-      </w:pPr>
-      <w:r>
-        <w:rPr>
-          <w:rFonts w:ascii="Cambria" w:hAnsi="Cambria"/>
-        </w:rPr>
-        <w:t>Shows data type</w:t>
-      </w:r>
-    </w:p>
-    <w:p>
-      <w:pPr>
-        <w:rPr>
-          <w:rFonts w:ascii="Cambria" w:hAnsi="Cambria"/>
-        </w:rPr>
-      </w:pPr>
-      <w:proofErr w:type="spellStart"/>
-      <w:r>
-        <w:rPr>
-          <w:rFonts w:ascii="Cambria" w:hAnsi="Cambria"/>
-        </w:rPr>
-        <w:t>Arr.dtype</w:t>
-      </w:r>
-      <w:proofErr w:type="spellEnd"/>
+        <w:t>DTYPE</w:t>
+      </w:r>
+    </w:p>
+    <w:p>
+      <w:pPr>
+        <w:rPr>
+          <w:rFonts w:ascii="Cambria" w:hAnsi="Cambria"/>
+        </w:rPr>
+      </w:pPr>
+      <w:r>
+        <w:rPr>
+          <w:rFonts w:ascii="Cambria" w:hAnsi="Cambria"/>
+        </w:rPr>
+        <w:t>SHOWS DATA TYPE</w:t>
+      </w:r>
+    </w:p>
+    <w:p>
+      <w:pPr>
+        <w:rPr>
+          <w:rFonts w:ascii="Cambria" w:hAnsi="Cambria"/>
+        </w:rPr>
+      </w:pPr>
+      <w:r>
+        <w:rPr>
+          <w:rFonts w:ascii="Cambria" w:hAnsi="Cambria"/>
+        </w:rPr>
+        <w:t>ARR.DTYPE</w:t>
+      </w:r>
     </w:p>
     <w:p>
       <w:pPr>
@@ -1863,60 +1470,35 @@
           <w:rFonts w:ascii="Cambria" w:hAnsi="Cambria"/>
           <w:caps w:val="0"/>
         </w:rPr>
-        <w:t xml:space="preserve">Random </w:t>
-      </w:r>
-      <w:proofErr w:type="spellStart"/>
+        <w:t>RANDOM NUMPY ARRAYS</w:t>
+      </w:r>
+    </w:p>
+    <w:p>
+      <w:pPr>
+        <w:pStyle w:val="Heading3"/>
+        <w:rPr>
+          <w:rFonts w:ascii="Cambria" w:hAnsi="Cambria"/>
+        </w:rPr>
+      </w:pPr>
       <w:r>
         <w:rPr>
           <w:rFonts w:ascii="Cambria" w:hAnsi="Cambria"/>
           <w:caps w:val="0"/>
         </w:rPr>
-        <w:t>numpy</w:t>
-      </w:r>
-      <w:proofErr w:type="spellEnd"/>
-      <w:r>
-        <w:rPr>
-          <w:rFonts w:ascii="Cambria" w:hAnsi="Cambria"/>
-          <w:caps w:val="0"/>
-        </w:rPr>
-        <w:t xml:space="preserve"> arrays</w:t>
-      </w:r>
-    </w:p>
-    <w:p>
-      <w:pPr>
-        <w:pStyle w:val="Heading3"/>
-        <w:rPr>
-          <w:rFonts w:ascii="Cambria" w:hAnsi="Cambria"/>
-        </w:rPr>
-      </w:pPr>
-      <w:proofErr w:type="spellStart"/>
-      <w:r>
-        <w:rPr>
-          <w:rFonts w:ascii="Cambria" w:hAnsi="Cambria"/>
-          <w:caps w:val="0"/>
-        </w:rPr>
-        <w:t>Random.rand</w:t>
-      </w:r>
-      <w:proofErr w:type="spellEnd"/>
-      <w:r>
-        <w:rPr>
-          <w:rFonts w:ascii="Cambria" w:hAnsi="Cambria"/>
-          <w:caps w:val="0"/>
-        </w:rPr>
-        <w:t>()</w:t>
-      </w:r>
-    </w:p>
-    <w:p>
-      <w:pPr>
-        <w:rPr>
-          <w:rFonts w:ascii="Cambria" w:hAnsi="Cambria"/>
-        </w:rPr>
-      </w:pPr>
-      <w:r>
-        <w:rPr>
-          <w:rFonts w:ascii="Cambria" w:hAnsi="Cambria"/>
-        </w:rPr>
-        <w:t xml:space="preserve">Creates random numbers between </w:t>
+        <w:t>RANDOM.RAND()</w:t>
+      </w:r>
+    </w:p>
+    <w:p>
+      <w:pPr>
+        <w:rPr>
+          <w:rFonts w:ascii="Cambria" w:hAnsi="Cambria"/>
+        </w:rPr>
+      </w:pPr>
+      <w:r>
+        <w:rPr>
+          <w:rFonts w:ascii="Cambria" w:hAnsi="Cambria"/>
+        </w:rPr>
+        <w:t xml:space="preserve">CREATES RANDOM NUMBERS BETWEEN </w:t>
       </w:r>
       <w:r>
         <w:rPr>
@@ -1924,49 +1506,33 @@
           <w:b/>
           <w:bCs/>
         </w:rPr>
-        <w:t>0 and 1</w:t>
-      </w:r>
-    </w:p>
-    <w:p>
-      <w:pPr>
-        <w:rPr>
-          <w:rFonts w:ascii="Cambria" w:hAnsi="Cambria"/>
-        </w:rPr>
-      </w:pPr>
-      <w:proofErr w:type="spellStart"/>
-      <w:r>
-        <w:rPr>
-          <w:rFonts w:ascii="Cambria" w:hAnsi="Cambria"/>
-        </w:rPr>
-        <w:t>Np.random.rand</w:t>
-      </w:r>
-      <w:proofErr w:type="spellEnd"/>
-      <w:r>
-        <w:rPr>
-          <w:rFonts w:ascii="Cambria" w:hAnsi="Cambria"/>
-        </w:rPr>
-        <w:t>(3)</w:t>
-      </w:r>
-    </w:p>
-    <w:p>
-      <w:pPr>
-        <w:rPr>
-          <w:rFonts w:ascii="Cambria" w:hAnsi="Cambria"/>
-        </w:rPr>
-      </w:pPr>
-      <w:proofErr w:type="spellStart"/>
-      <w:r>
-        <w:rPr>
-          <w:rFonts w:ascii="Cambria" w:hAnsi="Cambria"/>
-        </w:rPr>
-        <w:t>Np.random.rand</w:t>
-      </w:r>
-      <w:proofErr w:type="spellEnd"/>
-      <w:r>
-        <w:rPr>
-          <w:rFonts w:ascii="Cambria" w:hAnsi="Cambria"/>
-        </w:rPr>
-        <w:t>(2,2)</w:t>
+        <w:t>0 AND 1</w:t>
+      </w:r>
+    </w:p>
+    <w:p>
+      <w:pPr>
+        <w:rPr>
+          <w:rFonts w:ascii="Cambria" w:hAnsi="Cambria"/>
+        </w:rPr>
+      </w:pPr>
+      <w:r>
+        <w:rPr>
+          <w:rFonts w:ascii="Cambria" w:hAnsi="Cambria"/>
+        </w:rPr>
+        <w:t>NP.RANDOM.RAND(3)</w:t>
+      </w:r>
+    </w:p>
+    <w:p>
+      <w:pPr>
+        <w:rPr>
+          <w:rFonts w:ascii="Cambria" w:hAnsi="Cambria"/>
+        </w:rPr>
+      </w:pPr>
+      <w:r>
+        <w:rPr>
+          <w:rFonts w:ascii="Cambria" w:hAnsi="Cambria"/>
+        </w:rPr>
+        <w:t>NP.RANDOM.RAND(2,2)</w:t>
       </w:r>
     </w:p>
     <w:p>
@@ -1976,82 +1542,72 @@
           <w:rFonts w:ascii="Cambria" w:hAnsi="Cambria"/>
         </w:rPr>
       </w:pPr>
-      <w:proofErr w:type="spellStart"/>
       <w:r>
         <w:rPr>
           <w:rFonts w:ascii="Cambria" w:hAnsi="Cambria"/>
           <w:caps w:val="0"/>
         </w:rPr>
-        <w:t>Random.randint</w:t>
-      </w:r>
-      <w:proofErr w:type="spellEnd"/>
+        <w:t>RANDOM.RANDINT()</w:t>
+      </w:r>
+    </w:p>
+    <w:p>
+      <w:pPr>
+        <w:rPr>
+          <w:rFonts w:ascii="Cambria" w:hAnsi="Cambria"/>
+        </w:rPr>
+      </w:pPr>
+      <w:r>
+        <w:rPr>
+          <w:rFonts w:ascii="Cambria" w:hAnsi="Cambria"/>
+        </w:rPr>
+        <w:t>CREATES RANDOM INTEGERS</w:t>
+      </w:r>
+    </w:p>
+    <w:p>
+      <w:pPr>
+        <w:rPr>
+          <w:rFonts w:ascii="Cambria" w:hAnsi="Cambria"/>
+        </w:rPr>
+      </w:pPr>
+      <w:r>
+        <w:rPr>
+          <w:rFonts w:ascii="Cambria" w:hAnsi="Cambria"/>
+        </w:rPr>
+        <w:lastRenderedPageBreak/>
+        <w:t>NP.RANDOM.RANDINT(1, 10)</w:t>
+      </w:r>
+    </w:p>
+    <w:p>
+      <w:pPr>
+        <w:rPr>
+          <w:rFonts w:ascii="Cambria" w:hAnsi="Cambria"/>
+        </w:rPr>
+      </w:pPr>
+      <w:r>
+        <w:rPr>
+          <w:rFonts w:ascii="Cambria" w:hAnsi="Cambria"/>
+        </w:rPr>
+        <w:t>NP.RANDOM.RANDINT(1, 10, SIZE=(3,3))</w:t>
+      </w:r>
+    </w:p>
+    <w:p>
+      <w:pPr>
+        <w:pStyle w:val="Heading2"/>
+        <w:rPr>
+          <w:rFonts w:ascii="Cambria" w:hAnsi="Cambria"/>
+        </w:rPr>
+      </w:pPr>
       <w:r>
         <w:rPr>
           <w:rFonts w:ascii="Cambria" w:hAnsi="Cambria"/>
           <w:caps w:val="0"/>
         </w:rPr>
-        <w:t>()</w:t>
-      </w:r>
-    </w:p>
-    <w:p>
-      <w:pPr>
-        <w:rPr>
-          <w:rFonts w:ascii="Cambria" w:hAnsi="Cambria"/>
-        </w:rPr>
-      </w:pPr>
-      <w:r>
-        <w:rPr>
-          <w:rFonts w:ascii="Cambria" w:hAnsi="Cambria"/>
-        </w:rPr>
-        <w:t>Creates random integers</w:t>
-      </w:r>
-    </w:p>
-    <w:p>
-      <w:pPr>
-        <w:rPr>
-          <w:rFonts w:ascii="Cambria" w:hAnsi="Cambria"/>
-        </w:rPr>
-      </w:pPr>
-      <w:proofErr w:type="spellStart"/>
-      <w:r>
-        <w:rPr>
-          <w:rFonts w:ascii="Cambria" w:hAnsi="Cambria"/>
-        </w:rPr>
-        <w:lastRenderedPageBreak/>
-        <w:t>Np.random.randint</w:t>
-      </w:r>
-      <w:proofErr w:type="spellEnd"/>
-      <w:r>
-        <w:rPr>
-          <w:rFonts w:ascii="Cambria" w:hAnsi="Cambria"/>
-        </w:rPr>
-        <w:t>(1, 10)</w:t>
-      </w:r>
-    </w:p>
-    <w:p>
-      <w:pPr>
-        <w:rPr>
-          <w:rFonts w:ascii="Cambria" w:hAnsi="Cambria"/>
-        </w:rPr>
-      </w:pPr>
-      <w:proofErr w:type="spellStart"/>
-      <w:r>
-        <w:rPr>
-          <w:rFonts w:ascii="Cambria" w:hAnsi="Cambria"/>
-        </w:rPr>
-        <w:t>Np.random.randint</w:t>
-      </w:r>
-      <w:proofErr w:type="spellEnd"/>
-      <w:r>
-        <w:rPr>
-          <w:rFonts w:ascii="Cambria" w:hAnsi="Cambria"/>
-        </w:rPr>
-        <w:t>(1, 10, size=(3,3))</w:t>
-      </w:r>
-    </w:p>
-    <w:p>
-      <w:pPr>
-        <w:pStyle w:val="Heading2"/>
+        <w:t>RANDOM SEED</w:t>
+      </w:r>
+    </w:p>
+    <w:p>
+      <w:pPr>
+        <w:pStyle w:val="Heading3"/>
         <w:rPr>
           <w:rFonts w:ascii="Cambria" w:hAnsi="Cambria"/>
         </w:rPr>
@@ -2061,22 +1617,7 @@
           <w:rFonts w:ascii="Cambria" w:hAnsi="Cambria"/>
           <w:caps w:val="0"/>
         </w:rPr>
-        <w:t>Random seed</w:t>
-      </w:r>
-    </w:p>
-    <w:p>
-      <w:pPr>
-        <w:pStyle w:val="Heading3"/>
-        <w:rPr>
-          <w:rFonts w:ascii="Cambria" w:hAnsi="Cambria"/>
-        </w:rPr>
-      </w:pPr>
-      <w:r>
-        <w:rPr>
-          <w:rFonts w:ascii="Cambria" w:hAnsi="Cambria"/>
-          <w:caps w:val="0"/>
-        </w:rPr>
-        <w:t>What is random seed?</w:t>
+        <w:t>WHAT IS RANDOM SEED?</w:t>
       </w:r>
     </w:p>
     <w:p>
@@ -2093,7 +1634,7 @@
         <w:rPr>
           <w:rFonts w:ascii="Cambria" w:hAnsi="Cambria"/>
         </w:rPr>
-        <w:t>Random numbers change every time</w:t>
+        <w:t>RANDOM NUMBERS CHANGE EVERY TIME</w:t>
       </w:r>
     </w:p>
     <w:p>
@@ -2112,13 +1653,13 @@
           <w:b/>
           <w:bCs/>
         </w:rPr>
-        <w:t>Seed</w:t>
-      </w:r>
-      <w:r>
-        <w:rPr>
-          <w:rFonts w:ascii="Cambria" w:hAnsi="Cambria"/>
-        </w:rPr>
-        <w:t xml:space="preserve"> fixes the random result</w:t>
+        <w:t>SEED</w:t>
+      </w:r>
+      <w:r>
+        <w:rPr>
+          <w:rFonts w:ascii="Cambria" w:hAnsi="Cambria"/>
+        </w:rPr>
+        <w:t xml:space="preserve"> FIXES THE RANDOM RESULT</w:t>
       </w:r>
     </w:p>
     <w:p>
@@ -2135,7 +1676,7 @@
         <w:rPr>
           <w:rFonts w:ascii="Cambria" w:hAnsi="Cambria"/>
         </w:rPr>
-        <w:t xml:space="preserve">Useful for </w:t>
+        <w:t xml:space="preserve">USEFUL FOR </w:t>
       </w:r>
       <w:r>
         <w:rPr>
@@ -2143,7 +1684,7 @@
           <w:b/>
           <w:bCs/>
         </w:rPr>
-        <w:t>testing and learning</w:t>
+        <w:t>TESTING AND LEARNING</w:t>
       </w:r>
     </w:p>
     <w:p>
@@ -2158,49 +1699,33 @@
           <w:rFonts w:ascii="Cambria" w:hAnsi="Cambria"/>
           <w:caps w:val="0"/>
         </w:rPr>
-        <w:t>Using random seed</w:t>
-      </w:r>
-    </w:p>
-    <w:p>
-      <w:pPr>
-        <w:rPr>
-          <w:rFonts w:ascii="Cambria" w:hAnsi="Cambria"/>
-        </w:rPr>
-      </w:pPr>
-      <w:proofErr w:type="spellStart"/>
-      <w:r>
-        <w:rPr>
-          <w:rFonts w:ascii="Cambria" w:hAnsi="Cambria"/>
-        </w:rPr>
-        <w:t>Np.random.seed</w:t>
-      </w:r>
-      <w:proofErr w:type="spellEnd"/>
-      <w:r>
-        <w:rPr>
-          <w:rFonts w:ascii="Cambria" w:hAnsi="Cambria"/>
-        </w:rPr>
-        <w:t>(42)</w:t>
-      </w:r>
-    </w:p>
-    <w:p>
-      <w:pPr>
-        <w:rPr>
-          <w:rFonts w:ascii="Cambria" w:hAnsi="Cambria"/>
-        </w:rPr>
-      </w:pPr>
-      <w:proofErr w:type="spellStart"/>
-      <w:r>
-        <w:rPr>
-          <w:rFonts w:ascii="Cambria" w:hAnsi="Cambria"/>
-        </w:rPr>
-        <w:t>Np.random.rand</w:t>
-      </w:r>
-      <w:proofErr w:type="spellEnd"/>
-      <w:r>
-        <w:rPr>
-          <w:rFonts w:ascii="Cambria" w:hAnsi="Cambria"/>
-        </w:rPr>
-        <w:t>(3)</w:t>
+        <w:t>USING RANDOM SEED</w:t>
+      </w:r>
+    </w:p>
+    <w:p>
+      <w:pPr>
+        <w:rPr>
+          <w:rFonts w:ascii="Cambria" w:hAnsi="Cambria"/>
+        </w:rPr>
+      </w:pPr>
+      <w:r>
+        <w:rPr>
+          <w:rFonts w:ascii="Cambria" w:hAnsi="Cambria"/>
+        </w:rPr>
+        <w:t>NP.RANDOM.SEED(42)</w:t>
+      </w:r>
+    </w:p>
+    <w:p>
+      <w:pPr>
+        <w:rPr>
+          <w:rFonts w:ascii="Cambria" w:hAnsi="Cambria"/>
+        </w:rPr>
+      </w:pPr>
+      <w:r>
+        <w:rPr>
+          <w:rFonts w:ascii="Cambria" w:hAnsi="Cambria"/>
+        </w:rPr>
+        <w:t>NP.RANDOM.RAND(3)</w:t>
       </w:r>
     </w:p>
     <w:p>
@@ -2217,7 +1742,7 @@
         <w:rPr>
           <w:rFonts w:ascii="Cambria" w:hAnsi="Cambria"/>
         </w:rPr>
-        <w:t>Same output every time you run the code</w:t>
+        <w:t>SAME OUTPUT EVERY TIME YOU RUN THE CODE</w:t>
       </w:r>
     </w:p>
     <w:p>
@@ -2232,7 +1757,7 @@
           <w:rFonts w:ascii="Cambria" w:hAnsi="Cambria"/>
           <w:caps w:val="0"/>
         </w:rPr>
-        <w:t>Why random seed is important?</w:t>
+        <w:t>WHY RANDOM SEED IS IMPORTANT?</w:t>
       </w:r>
     </w:p>
     <w:p>
@@ -2249,7 +1774,7 @@
         <w:rPr>
           <w:rFonts w:ascii="Cambria" w:hAnsi="Cambria"/>
         </w:rPr>
-        <w:t xml:space="preserve">Results become </w:t>
+        <w:t xml:space="preserve">RESULTS BECOME </w:t>
       </w:r>
       <w:r>
         <w:rPr>
@@ -2257,7 +1782,7 @@
           <w:b/>
           <w:bCs/>
         </w:rPr>
-        <w:t>reproducible</w:t>
+        <w:t>REPRODUCIBLE</w:t>
       </w:r>
     </w:p>
     <w:p>
@@ -2274,7 +1799,7 @@
         <w:rPr>
           <w:rFonts w:ascii="Cambria" w:hAnsi="Cambria"/>
         </w:rPr>
-        <w:t xml:space="preserve">Helpful in </w:t>
+        <w:t xml:space="preserve">HELPFUL IN </w:t>
       </w:r>
       <w:r>
         <w:rPr>
@@ -2282,7 +1807,7 @@
           <w:b/>
           <w:bCs/>
         </w:rPr>
-        <w:t>machine learning</w:t>
+        <w:t>MACHINE LEARNING</w:t>
       </w:r>
     </w:p>
     <w:p>
@@ -2299,7 +1824,7 @@
         <w:rPr>
           <w:rFonts w:ascii="Cambria" w:hAnsi="Cambria"/>
         </w:rPr>
-        <w:t>Easy to debug code</w:t>
+        <w:t>EASY TO DEBUG CODE</w:t>
       </w:r>
     </w:p>
     <w:p>
@@ -2314,7 +1839,7 @@
           <w:rFonts w:ascii="Cambria" w:hAnsi="Cambria"/>
           <w:caps w:val="0"/>
         </w:rPr>
-        <w:t>Quick summary</w:t>
+        <w:t>QUICK SUMMARY</w:t>
       </w:r>
     </w:p>
     <w:p>
@@ -2327,19 +1852,11 @@
           <w:rFonts w:ascii="Cambria" w:hAnsi="Cambria"/>
         </w:rPr>
       </w:pPr>
-      <w:proofErr w:type="spellStart"/>
-      <w:r>
-        <w:rPr>
-          <w:rFonts w:ascii="Cambria" w:hAnsi="Cambria"/>
-        </w:rPr>
-        <w:t>Numpy</w:t>
-      </w:r>
-      <w:proofErr w:type="spellEnd"/>
-      <w:r>
-        <w:rPr>
-          <w:rFonts w:ascii="Cambria" w:hAnsi="Cambria"/>
-        </w:rPr>
-        <w:t xml:space="preserve"> arrays are fast and efficient</w:t>
+      <w:r>
+        <w:rPr>
+          <w:rFonts w:ascii="Cambria" w:hAnsi="Cambria"/>
+        </w:rPr>
+        <w:t>NUMPY ARRAYS ARE FAST AND EFFICIENT</w:t>
       </w:r>
     </w:p>
     <w:p>
@@ -2356,7 +1873,7 @@
         <w:rPr>
           <w:rFonts w:ascii="Cambria" w:hAnsi="Cambria"/>
         </w:rPr>
-        <w:t>Use built-in functions to create arrays</w:t>
+        <w:t>USE BUILT-IN FUNCTIONS TO CREATE ARRAYS</w:t>
       </w:r>
     </w:p>
     <w:p>
@@ -2373,7 +1890,7 @@
         <w:rPr>
           <w:rFonts w:ascii="Cambria" w:hAnsi="Cambria"/>
         </w:rPr>
-        <w:t>Random seed gives same random results every time</w:t>
+        <w:t>RANDOM SEED GIVES SAME RANDOM RESULTS EVERY TIME</w:t>
       </w:r>
     </w:p>
     <w:p>
@@ -2392,54 +1909,20 @@
           <w:sz w:val="20"/>
           <w:szCs w:val="20"/>
         </w:rPr>
-        <w:t xml:space="preserve">Accessing elements in </w:t>
-      </w:r>
-      <w:proofErr w:type="spellStart"/>
-      <w:r>
-        <w:rPr>
-          <w:rFonts w:ascii="Cambria" w:hAnsi="Cambria"/>
-          <w:caps w:val="0"/>
-          <w:sz w:val="20"/>
-          <w:szCs w:val="20"/>
-        </w:rPr>
-        <w:t>numpy</w:t>
-      </w:r>
-      <w:proofErr w:type="spellEnd"/>
-      <w:r>
-        <w:rPr>
-          <w:rFonts w:ascii="Cambria" w:hAnsi="Cambria"/>
-          <w:caps w:val="0"/>
-          <w:sz w:val="20"/>
-          <w:szCs w:val="20"/>
-        </w:rPr>
-        <w:t xml:space="preserve"> arrays</w:t>
-      </w:r>
-    </w:p>
-    <w:p>
-      <w:pPr>
-        <w:rPr>
-          <w:rFonts w:ascii="Cambria" w:hAnsi="Cambria"/>
-        </w:rPr>
-      </w:pPr>
-      <w:r>
-        <w:rPr>
-          <w:rFonts w:ascii="Cambria" w:hAnsi="Cambria"/>
-        </w:rPr>
-        <w:t xml:space="preserve">We can access elements in </w:t>
-      </w:r>
-      <w:proofErr w:type="spellStart"/>
-      <w:r>
-        <w:rPr>
-          <w:rFonts w:ascii="Cambria" w:hAnsi="Cambria"/>
-        </w:rPr>
-        <w:t>numpy</w:t>
-      </w:r>
-      <w:proofErr w:type="spellEnd"/>
-      <w:r>
-        <w:rPr>
-          <w:rFonts w:ascii="Cambria" w:hAnsi="Cambria"/>
-        </w:rPr>
-        <w:t xml:space="preserve"> arrays using </w:t>
+        <w:t>ACCESSING ELEMENTS IN NUMPY ARRAYS</w:t>
+      </w:r>
+    </w:p>
+    <w:p>
+      <w:pPr>
+        <w:rPr>
+          <w:rFonts w:ascii="Cambria" w:hAnsi="Cambria"/>
+        </w:rPr>
+      </w:pPr>
+      <w:r>
+        <w:rPr>
+          <w:rFonts w:ascii="Cambria" w:hAnsi="Cambria"/>
+        </w:rPr>
+        <w:t xml:space="preserve">WE CAN ACCESS ELEMENTS IN NUMPY ARRAYS USING </w:t>
       </w:r>
       <w:r>
         <w:rPr>
@@ -2447,7 +1930,7 @@
           <w:b/>
           <w:bCs/>
         </w:rPr>
-        <w:t>index numbers</w:t>
+        <w:t>INDEX NUMBERS</w:t>
       </w:r>
       <w:r>
         <w:rPr>
@@ -2468,69 +1951,33 @@
           <w:rFonts w:ascii="Cambria" w:hAnsi="Cambria"/>
           <w:caps w:val="0"/>
         </w:rPr>
-        <w:t>Accessing 1d array elements</w:t>
-      </w:r>
-    </w:p>
-    <w:p>
-      <w:pPr>
-        <w:rPr>
-          <w:rFonts w:ascii="Cambria" w:hAnsi="Cambria"/>
-        </w:rPr>
-      </w:pPr>
-      <w:r>
-        <w:rPr>
-          <w:rFonts w:ascii="Cambria" w:hAnsi="Cambria"/>
-        </w:rPr>
-        <w:t xml:space="preserve">Import </w:t>
-      </w:r>
-      <w:proofErr w:type="spellStart"/>
-      <w:r>
-        <w:rPr>
-          <w:rFonts w:ascii="Cambria" w:hAnsi="Cambria"/>
-        </w:rPr>
-        <w:t>numpy</w:t>
-      </w:r>
-      <w:proofErr w:type="spellEnd"/>
-      <w:r>
-        <w:rPr>
-          <w:rFonts w:ascii="Cambria" w:hAnsi="Cambria"/>
-        </w:rPr>
-        <w:t xml:space="preserve"> as np</w:t>
-      </w:r>
-    </w:p>
-    <w:p>
-      <w:pPr>
-        <w:rPr>
-          <w:rFonts w:ascii="Cambria" w:hAnsi="Cambria"/>
-        </w:rPr>
-      </w:pPr>
-      <w:proofErr w:type="spellStart"/>
-      <w:r>
-        <w:rPr>
-          <w:rFonts w:ascii="Cambria" w:hAnsi="Cambria"/>
-        </w:rPr>
-        <w:t>Arr</w:t>
-      </w:r>
-      <w:proofErr w:type="spellEnd"/>
-      <w:r>
-        <w:rPr>
-          <w:rFonts w:ascii="Cambria" w:hAnsi="Cambria"/>
-        </w:rPr>
-        <w:t xml:space="preserve"> = </w:t>
-      </w:r>
-      <w:proofErr w:type="spellStart"/>
-      <w:r>
-        <w:rPr>
-          <w:rFonts w:ascii="Cambria" w:hAnsi="Cambria"/>
-        </w:rPr>
-        <w:t>np.array</w:t>
-      </w:r>
-      <w:proofErr w:type="spellEnd"/>
-      <w:r>
-        <w:rPr>
-          <w:rFonts w:ascii="Cambria" w:hAnsi="Cambria"/>
-        </w:rPr>
-        <w:t>([10, 20, 30, 40])</w:t>
+        <w:t>ACCESSING 1D ARRAY ELEMENTS</w:t>
+      </w:r>
+    </w:p>
+    <w:p>
+      <w:pPr>
+        <w:rPr>
+          <w:rFonts w:ascii="Cambria" w:hAnsi="Cambria"/>
+        </w:rPr>
+      </w:pPr>
+      <w:r>
+        <w:rPr>
+          <w:rFonts w:ascii="Cambria" w:hAnsi="Cambria"/>
+        </w:rPr>
+        <w:t>IMPORT NUMPY AS NP</w:t>
+      </w:r>
+    </w:p>
+    <w:p>
+      <w:pPr>
+        <w:rPr>
+          <w:rFonts w:ascii="Cambria" w:hAnsi="Cambria"/>
+        </w:rPr>
+      </w:pPr>
+      <w:r>
+        <w:rPr>
+          <w:rFonts w:ascii="Cambria" w:hAnsi="Cambria"/>
+        </w:rPr>
+        <w:t>ARR = NP.ARRAY([10, 20, 30, 40])</w:t>
       </w:r>
     </w:p>
     <w:p>
@@ -2547,28 +1994,20 @@
         <w:rPr>
           <w:rFonts w:ascii="Cambria" w:hAnsi="Cambria"/>
         </w:rPr>
-        <w:t>First element</w:t>
-      </w:r>
-    </w:p>
-    <w:p>
-      <w:pPr>
-        <w:rPr>
-          <w:rFonts w:ascii="Cambria" w:hAnsi="Cambria"/>
-        </w:rPr>
-      </w:pPr>
-      <w:proofErr w:type="spellStart"/>
-      <w:r>
-        <w:rPr>
-          <w:rFonts w:ascii="Cambria" w:hAnsi="Cambria"/>
-        </w:rPr>
-        <w:t>Arr</w:t>
-      </w:r>
-      <w:proofErr w:type="spellEnd"/>
-      <w:r>
-        <w:rPr>
-          <w:rFonts w:ascii="Cambria" w:hAnsi="Cambria"/>
-        </w:rPr>
-        <w:t>[0]</w:t>
+        <w:t>FIRST ELEMENT</w:t>
+      </w:r>
+    </w:p>
+    <w:p>
+      <w:pPr>
+        <w:rPr>
+          <w:rFonts w:ascii="Cambria" w:hAnsi="Cambria"/>
+        </w:rPr>
+      </w:pPr>
+      <w:r>
+        <w:rPr>
+          <w:rFonts w:ascii="Cambria" w:hAnsi="Cambria"/>
+        </w:rPr>
+        <w:t>ARR[0]</w:t>
       </w:r>
     </w:p>
     <w:p>
@@ -2585,28 +2024,20 @@
         <w:rPr>
           <w:rFonts w:ascii="Cambria" w:hAnsi="Cambria"/>
         </w:rPr>
-        <w:t>Last element</w:t>
-      </w:r>
-    </w:p>
-    <w:p>
-      <w:pPr>
-        <w:rPr>
-          <w:rFonts w:ascii="Cambria" w:hAnsi="Cambria"/>
-        </w:rPr>
-      </w:pPr>
-      <w:proofErr w:type="spellStart"/>
-      <w:r>
-        <w:rPr>
-          <w:rFonts w:ascii="Cambria" w:hAnsi="Cambria"/>
-        </w:rPr>
-        <w:t>Arr</w:t>
-      </w:r>
-      <w:proofErr w:type="spellEnd"/>
-      <w:r>
-        <w:rPr>
-          <w:rFonts w:ascii="Cambria" w:hAnsi="Cambria"/>
-        </w:rPr>
-        <w:t>[-1]</w:t>
+        <w:t>LAST ELEMENT</w:t>
+      </w:r>
+    </w:p>
+    <w:p>
+      <w:pPr>
+        <w:rPr>
+          <w:rFonts w:ascii="Cambria" w:hAnsi="Cambria"/>
+        </w:rPr>
+      </w:pPr>
+      <w:r>
+        <w:rPr>
+          <w:rFonts w:ascii="Cambria" w:hAnsi="Cambria"/>
+        </w:rPr>
+        <w:t>ARR[-1]</w:t>
       </w:r>
     </w:p>
     <w:p>
@@ -2622,34 +2053,20 @@
           <w:caps w:val="0"/>
         </w:rPr>
         <w:lastRenderedPageBreak/>
-        <w:t>Accessing 2d array elements</w:t>
-      </w:r>
-    </w:p>
-    <w:p>
-      <w:pPr>
-        <w:rPr>
-          <w:rFonts w:ascii="Cambria" w:hAnsi="Cambria"/>
-        </w:rPr>
-      </w:pPr>
-      <w:r>
-        <w:rPr>
-          <w:rFonts w:ascii="Cambria" w:hAnsi="Cambria"/>
-        </w:rPr>
-        <w:t xml:space="preserve">Arr2 = </w:t>
-      </w:r>
-      <w:proofErr w:type="spellStart"/>
-      <w:r>
-        <w:rPr>
-          <w:rFonts w:ascii="Cambria" w:hAnsi="Cambria"/>
-        </w:rPr>
-        <w:t>np.array</w:t>
-      </w:r>
-      <w:proofErr w:type="spellEnd"/>
-      <w:r>
-        <w:rPr>
-          <w:rFonts w:ascii="Cambria" w:hAnsi="Cambria"/>
-        </w:rPr>
-        <w:t>([[1, 2, 3],</w:t>
+        <w:t>ACCESSING 2D ARRAY ELEMENTS</w:t>
+      </w:r>
+    </w:p>
+    <w:p>
+      <w:pPr>
+        <w:rPr>
+          <w:rFonts w:ascii="Cambria" w:hAnsi="Cambria"/>
+        </w:rPr>
+      </w:pPr>
+      <w:r>
+        <w:rPr>
+          <w:rFonts w:ascii="Cambria" w:hAnsi="Cambria"/>
+        </w:rPr>
+        <w:t>ARR2 = NP.ARRAY([[1, 2, 3],</w:t>
       </w:r>
     </w:p>
     <w:p>
@@ -2679,20 +2096,20 @@
         <w:rPr>
           <w:rFonts w:ascii="Cambria" w:hAnsi="Cambria"/>
         </w:rPr>
-        <w:t>Access row 0, column 1</w:t>
-      </w:r>
-    </w:p>
-    <w:p>
-      <w:pPr>
-        <w:rPr>
-          <w:rFonts w:ascii="Cambria" w:hAnsi="Cambria"/>
-        </w:rPr>
-      </w:pPr>
-      <w:r>
-        <w:rPr>
-          <w:rFonts w:ascii="Cambria" w:hAnsi="Cambria"/>
-        </w:rPr>
-        <w:t>Arr2[0, 1]</w:t>
+        <w:t>ACCESS ROW 0, COLUMN 1</w:t>
+      </w:r>
+    </w:p>
+    <w:p>
+      <w:pPr>
+        <w:rPr>
+          <w:rFonts w:ascii="Cambria" w:hAnsi="Cambria"/>
+        </w:rPr>
+      </w:pPr>
+      <w:r>
+        <w:rPr>
+          <w:rFonts w:ascii="Cambria" w:hAnsi="Cambria"/>
+        </w:rPr>
+        <w:t>ARR2[0, 1]</w:t>
       </w:r>
     </w:p>
     <w:p>
@@ -2709,20 +2126,20 @@
         <w:rPr>
           <w:rFonts w:ascii="Cambria" w:hAnsi="Cambria"/>
         </w:rPr>
-        <w:t>Access row 1, column 2</w:t>
-      </w:r>
-    </w:p>
-    <w:p>
-      <w:pPr>
-        <w:rPr>
-          <w:rFonts w:ascii="Cambria" w:hAnsi="Cambria"/>
-        </w:rPr>
-      </w:pPr>
-      <w:r>
-        <w:rPr>
-          <w:rFonts w:ascii="Cambria" w:hAnsi="Cambria"/>
-        </w:rPr>
-        <w:t>Arr2[1, 2]</w:t>
+        <w:t>ACCESS ROW 1, COLUMN 2</w:t>
+      </w:r>
+    </w:p>
+    <w:p>
+      <w:pPr>
+        <w:rPr>
+          <w:rFonts w:ascii="Cambria" w:hAnsi="Cambria"/>
+        </w:rPr>
+      </w:pPr>
+      <w:r>
+        <w:rPr>
+          <w:rFonts w:ascii="Cambria" w:hAnsi="Cambria"/>
+        </w:rPr>
+        <w:t>ARR2[1, 2]</w:t>
       </w:r>
     </w:p>
     <w:p>
@@ -2737,41 +2154,33 @@
           <w:rFonts w:ascii="Cambria" w:hAnsi="Cambria"/>
           <w:caps w:val="0"/>
         </w:rPr>
-        <w:t>Slicing arrays</w:t>
-      </w:r>
-    </w:p>
-    <w:p>
-      <w:pPr>
-        <w:rPr>
-          <w:rFonts w:ascii="Cambria" w:hAnsi="Cambria"/>
-        </w:rPr>
-      </w:pPr>
-      <w:proofErr w:type="spellStart"/>
-      <w:r>
-        <w:rPr>
-          <w:rFonts w:ascii="Cambria" w:hAnsi="Cambria"/>
-        </w:rPr>
-        <w:t>Arr</w:t>
-      </w:r>
-      <w:proofErr w:type="spellEnd"/>
-      <w:r>
-        <w:rPr>
-          <w:rFonts w:ascii="Cambria" w:hAnsi="Cambria"/>
-        </w:rPr>
-        <w:t>[1:3]</w:t>
-      </w:r>
-    </w:p>
-    <w:p>
-      <w:pPr>
-        <w:rPr>
-          <w:rFonts w:ascii="Cambria" w:hAnsi="Cambria"/>
-        </w:rPr>
-      </w:pPr>
-      <w:r>
-        <w:rPr>
-          <w:rFonts w:ascii="Cambria" w:hAnsi="Cambria"/>
-        </w:rPr>
-        <w:t>Arr2[:, 1]</w:t>
+        <w:t>SLICING ARRAYS</w:t>
+      </w:r>
+    </w:p>
+    <w:p>
+      <w:pPr>
+        <w:rPr>
+          <w:rFonts w:ascii="Cambria" w:hAnsi="Cambria"/>
+        </w:rPr>
+      </w:pPr>
+      <w:r>
+        <w:rPr>
+          <w:rFonts w:ascii="Cambria" w:hAnsi="Cambria"/>
+        </w:rPr>
+        <w:t>ARR[1:3]</w:t>
+      </w:r>
+    </w:p>
+    <w:p>
+      <w:pPr>
+        <w:rPr>
+          <w:rFonts w:ascii="Cambria" w:hAnsi="Cambria"/>
+        </w:rPr>
+      </w:pPr>
+      <w:r>
+        <w:rPr>
+          <w:rFonts w:ascii="Cambria" w:hAnsi="Cambria"/>
+        </w:rPr>
+        <w:t>ARR2[:, 1]</w:t>
       </w:r>
     </w:p>
     <w:p>
@@ -2788,7 +2197,7 @@
         <w:rPr>
           <w:rFonts w:ascii="Cambria" w:hAnsi="Cambria"/>
         </w:rPr>
-        <w:t>: means all rows</w:t>
+        <w:t>: MEANS ALL ROWS</w:t>
       </w:r>
     </w:p>
     <w:p>
@@ -2807,20 +2216,20 @@
           <w:sz w:val="20"/>
           <w:szCs w:val="20"/>
         </w:rPr>
-        <w:t>Array manipulation</w:t>
-      </w:r>
-    </w:p>
-    <w:p>
-      <w:pPr>
-        <w:rPr>
-          <w:rFonts w:ascii="Cambria" w:hAnsi="Cambria"/>
-        </w:rPr>
-      </w:pPr>
-      <w:r>
-        <w:rPr>
-          <w:rFonts w:ascii="Cambria" w:hAnsi="Cambria"/>
-        </w:rPr>
-        <w:t xml:space="preserve">Array manipulation means </w:t>
+        <w:t>ARRAY MANIPULATION</w:t>
+      </w:r>
+    </w:p>
+    <w:p>
+      <w:pPr>
+        <w:rPr>
+          <w:rFonts w:ascii="Cambria" w:hAnsi="Cambria"/>
+        </w:rPr>
+      </w:pPr>
+      <w:r>
+        <w:rPr>
+          <w:rFonts w:ascii="Cambria" w:hAnsi="Cambria"/>
+        </w:rPr>
+        <w:t xml:space="preserve">ARRAY MANIPULATION MEANS </w:t>
       </w:r>
       <w:r>
         <w:rPr>
@@ -2828,7 +2237,7 @@
           <w:b/>
           <w:bCs/>
         </w:rPr>
-        <w:t>changing the array</w:t>
+        <w:t>CHANGING THE ARRAY</w:t>
       </w:r>
       <w:r>
         <w:rPr>
@@ -2849,63 +2258,33 @@
           <w:rFonts w:ascii="Cambria" w:hAnsi="Cambria"/>
           <w:caps w:val="0"/>
         </w:rPr>
-        <w:t>Reshaping arrays</w:t>
-      </w:r>
-    </w:p>
-    <w:p>
-      <w:pPr>
-        <w:rPr>
-          <w:rFonts w:ascii="Cambria" w:hAnsi="Cambria"/>
-        </w:rPr>
-      </w:pPr>
-      <w:proofErr w:type="spellStart"/>
-      <w:r>
-        <w:rPr>
-          <w:rFonts w:ascii="Cambria" w:hAnsi="Cambria"/>
-        </w:rPr>
-        <w:t>Arr</w:t>
-      </w:r>
-      <w:proofErr w:type="spellEnd"/>
-      <w:r>
-        <w:rPr>
-          <w:rFonts w:ascii="Cambria" w:hAnsi="Cambria"/>
-        </w:rPr>
-        <w:t xml:space="preserve"> = </w:t>
-      </w:r>
-      <w:proofErr w:type="spellStart"/>
-      <w:r>
-        <w:rPr>
-          <w:rFonts w:ascii="Cambria" w:hAnsi="Cambria"/>
-        </w:rPr>
-        <w:t>np.arange</w:t>
-      </w:r>
-      <w:proofErr w:type="spellEnd"/>
-      <w:r>
-        <w:rPr>
-          <w:rFonts w:ascii="Cambria" w:hAnsi="Cambria"/>
-        </w:rPr>
-        <w:t>(6)</w:t>
-      </w:r>
-    </w:p>
-    <w:p>
-      <w:pPr>
-        <w:rPr>
-          <w:rFonts w:ascii="Cambria" w:hAnsi="Cambria"/>
-        </w:rPr>
-      </w:pPr>
-      <w:proofErr w:type="spellStart"/>
-      <w:r>
-        <w:rPr>
-          <w:rFonts w:ascii="Cambria" w:hAnsi="Cambria"/>
-        </w:rPr>
-        <w:t>Arr.reshape</w:t>
-      </w:r>
-      <w:proofErr w:type="spellEnd"/>
-      <w:r>
-        <w:rPr>
-          <w:rFonts w:ascii="Cambria" w:hAnsi="Cambria"/>
-        </w:rPr>
-        <w:t>(2,3)</w:t>
+        <w:t>RESHAPING ARRAYS</w:t>
+      </w:r>
+    </w:p>
+    <w:p>
+      <w:pPr>
+        <w:rPr>
+          <w:rFonts w:ascii="Cambria" w:hAnsi="Cambria"/>
+        </w:rPr>
+      </w:pPr>
+      <w:r>
+        <w:rPr>
+          <w:rFonts w:ascii="Cambria" w:hAnsi="Cambria"/>
+        </w:rPr>
+        <w:t>ARR = NP.ARANGE(6)</w:t>
+      </w:r>
+    </w:p>
+    <w:p>
+      <w:pPr>
+        <w:rPr>
+          <w:rFonts w:ascii="Cambria" w:hAnsi="Cambria"/>
+        </w:rPr>
+      </w:pPr>
+      <w:r>
+        <w:rPr>
+          <w:rFonts w:ascii="Cambria" w:hAnsi="Cambria"/>
+        </w:rPr>
+        <w:t>ARR.RESHAPE(2,3)</w:t>
       </w:r>
     </w:p>
     <w:p>
@@ -2920,28 +2299,20 @@
           <w:rFonts w:ascii="Cambria" w:hAnsi="Cambria"/>
           <w:caps w:val="0"/>
         </w:rPr>
-        <w:t>Changing values</w:t>
-      </w:r>
-    </w:p>
-    <w:p>
-      <w:pPr>
-        <w:rPr>
-          <w:rFonts w:ascii="Cambria" w:hAnsi="Cambria"/>
-        </w:rPr>
-      </w:pPr>
-      <w:proofErr w:type="spellStart"/>
-      <w:r>
-        <w:rPr>
-          <w:rFonts w:ascii="Cambria" w:hAnsi="Cambria"/>
-        </w:rPr>
-        <w:t>Arr</w:t>
-      </w:r>
-      <w:proofErr w:type="spellEnd"/>
-      <w:r>
-        <w:rPr>
-          <w:rFonts w:ascii="Cambria" w:hAnsi="Cambria"/>
-        </w:rPr>
-        <w:t>[0] = 100</w:t>
+        <w:t>CHANGING VALUES</w:t>
+      </w:r>
+    </w:p>
+    <w:p>
+      <w:pPr>
+        <w:rPr>
+          <w:rFonts w:ascii="Cambria" w:hAnsi="Cambria"/>
+        </w:rPr>
+      </w:pPr>
+      <w:r>
+        <w:rPr>
+          <w:rFonts w:ascii="Cambria" w:hAnsi="Cambria"/>
+        </w:rPr>
+        <w:t>ARR[0] = 100</w:t>
       </w:r>
     </w:p>
     <w:p>
@@ -2956,82 +2327,46 @@
           <w:rFonts w:ascii="Cambria" w:hAnsi="Cambria"/>
           <w:caps w:val="0"/>
         </w:rPr>
-        <w:t>Concatenating arrays</w:t>
-      </w:r>
-    </w:p>
-    <w:p>
-      <w:pPr>
-        <w:rPr>
-          <w:rFonts w:ascii="Cambria" w:hAnsi="Cambria"/>
-        </w:rPr>
-      </w:pPr>
-      <w:r>
-        <w:rPr>
-          <w:rFonts w:ascii="Cambria" w:hAnsi="Cambria"/>
-        </w:rPr>
-        <w:t xml:space="preserve">A = </w:t>
-      </w:r>
-      <w:proofErr w:type="spellStart"/>
-      <w:r>
-        <w:rPr>
-          <w:rFonts w:ascii="Cambria" w:hAnsi="Cambria"/>
-        </w:rPr>
-        <w:t>np.array</w:t>
-      </w:r>
-      <w:proofErr w:type="spellEnd"/>
-      <w:r>
-        <w:rPr>
-          <w:rFonts w:ascii="Cambria" w:hAnsi="Cambria"/>
-        </w:rPr>
-        <w:t>([1,2])</w:t>
-      </w:r>
-    </w:p>
-    <w:p>
-      <w:pPr>
-        <w:rPr>
-          <w:rFonts w:ascii="Cambria" w:hAnsi="Cambria"/>
-        </w:rPr>
-      </w:pPr>
-      <w:r>
-        <w:rPr>
-          <w:rFonts w:ascii="Cambria" w:hAnsi="Cambria"/>
-        </w:rPr>
-        <w:t xml:space="preserve">B = </w:t>
-      </w:r>
-      <w:proofErr w:type="spellStart"/>
-      <w:r>
-        <w:rPr>
-          <w:rFonts w:ascii="Cambria" w:hAnsi="Cambria"/>
-        </w:rPr>
-        <w:t>np.array</w:t>
-      </w:r>
-      <w:proofErr w:type="spellEnd"/>
-      <w:r>
-        <w:rPr>
-          <w:rFonts w:ascii="Cambria" w:hAnsi="Cambria"/>
-        </w:rPr>
-        <w:t>([3,4])</w:t>
-      </w:r>
-    </w:p>
-    <w:p>
-      <w:pPr>
-        <w:rPr>
-          <w:rFonts w:ascii="Cambria" w:hAnsi="Cambria"/>
-        </w:rPr>
-      </w:pPr>
-      <w:proofErr w:type="spellStart"/>
-      <w:r>
-        <w:rPr>
-          <w:rFonts w:ascii="Cambria" w:hAnsi="Cambria"/>
-        </w:rPr>
-        <w:t>Np.concatenate</w:t>
-      </w:r>
-      <w:proofErr w:type="spellEnd"/>
-      <w:r>
-        <w:rPr>
-          <w:rFonts w:ascii="Cambria" w:hAnsi="Cambria"/>
-        </w:rPr>
-        <w:t>((a, b))</w:t>
+        <w:t>CONCATENATING ARRAYS</w:t>
+      </w:r>
+    </w:p>
+    <w:p>
+      <w:pPr>
+        <w:rPr>
+          <w:rFonts w:ascii="Cambria" w:hAnsi="Cambria"/>
+        </w:rPr>
+      </w:pPr>
+      <w:r>
+        <w:rPr>
+          <w:rFonts w:ascii="Cambria" w:hAnsi="Cambria"/>
+        </w:rPr>
+        <w:t>A = NP.ARRAY([1,2])</w:t>
+      </w:r>
+    </w:p>
+    <w:p>
+      <w:pPr>
+        <w:rPr>
+          <w:rFonts w:ascii="Cambria" w:hAnsi="Cambria"/>
+        </w:rPr>
+      </w:pPr>
+      <w:r>
+        <w:rPr>
+          <w:rFonts w:ascii="Cambria" w:hAnsi="Cambria"/>
+        </w:rPr>
+        <w:t>B = NP.ARRAY([3,4])</w:t>
+      </w:r>
+    </w:p>
+    <w:p>
+      <w:pPr>
+        <w:rPr>
+          <w:rFonts w:ascii="Cambria" w:hAnsi="Cambria"/>
+        </w:rPr>
+      </w:pPr>
+      <w:r>
+        <w:rPr>
+          <w:rFonts w:ascii="Cambria" w:hAnsi="Cambria"/>
+        </w:rPr>
+        <w:t>NP.CONCATENATE((A, B))</w:t>
       </w:r>
     </w:p>
     <w:p>
@@ -3046,42 +2381,20 @@
           <w:rFonts w:ascii="Cambria" w:hAnsi="Cambria"/>
           <w:caps w:val="0"/>
         </w:rPr>
-        <w:t>Splitting arrays</w:t>
-      </w:r>
-    </w:p>
-    <w:p>
-      <w:pPr>
-        <w:rPr>
-          <w:rFonts w:ascii="Cambria" w:hAnsi="Cambria"/>
-        </w:rPr>
-      </w:pPr>
-      <w:proofErr w:type="spellStart"/>
-      <w:r>
-        <w:rPr>
-          <w:rFonts w:ascii="Cambria" w:hAnsi="Cambria"/>
-        </w:rPr>
-        <w:t>Np.split</w:t>
-      </w:r>
-      <w:proofErr w:type="spellEnd"/>
-      <w:r>
-        <w:rPr>
-          <w:rFonts w:ascii="Cambria" w:hAnsi="Cambria"/>
-        </w:rPr>
-        <w:t>(</w:t>
-      </w:r>
-      <w:proofErr w:type="spellStart"/>
-      <w:r>
-        <w:rPr>
-          <w:rFonts w:ascii="Cambria" w:hAnsi="Cambria"/>
-        </w:rPr>
-        <w:t>np.array</w:t>
-      </w:r>
-      <w:proofErr w:type="spellEnd"/>
-      <w:r>
-        <w:rPr>
-          <w:rFonts w:ascii="Cambria" w:hAnsi="Cambria"/>
-        </w:rPr>
-        <w:t>([1,2,3,4]), 2)</w:t>
+        <w:t>SPLITTING ARRAYS</w:t>
+      </w:r>
+    </w:p>
+    <w:p>
+      <w:pPr>
+        <w:rPr>
+          <w:rFonts w:ascii="Cambria" w:hAnsi="Cambria"/>
+        </w:rPr>
+      </w:pPr>
+      <w:r>
+        <w:rPr>
+          <w:rFonts w:ascii="Cambria" w:hAnsi="Cambria"/>
+        </w:rPr>
+        <w:t>NP.SPLIT(NP.ARRAY([1,2,3,4]), 2)</w:t>
       </w:r>
     </w:p>
     <w:p>
@@ -3096,28 +2409,20 @@
           <w:rFonts w:ascii="Cambria" w:hAnsi="Cambria"/>
           <w:caps w:val="0"/>
         </w:rPr>
-        <w:t>Sorting arrays</w:t>
-      </w:r>
-    </w:p>
-    <w:p>
-      <w:pPr>
-        <w:rPr>
-          <w:rFonts w:ascii="Cambria" w:hAnsi="Cambria"/>
-        </w:rPr>
-      </w:pPr>
-      <w:proofErr w:type="spellStart"/>
-      <w:r>
-        <w:rPr>
-          <w:rFonts w:ascii="Cambria" w:hAnsi="Cambria"/>
-        </w:rPr>
-        <w:t>Np.sort</w:t>
-      </w:r>
-      <w:proofErr w:type="spellEnd"/>
-      <w:r>
-        <w:rPr>
-          <w:rFonts w:ascii="Cambria" w:hAnsi="Cambria"/>
-        </w:rPr>
-        <w:t>([3,1,4,2])</w:t>
+        <w:t>SORTING ARRAYS</w:t>
+      </w:r>
+    </w:p>
+    <w:p>
+      <w:pPr>
+        <w:rPr>
+          <w:rFonts w:ascii="Cambria" w:hAnsi="Cambria"/>
+        </w:rPr>
+      </w:pPr>
+      <w:r>
+        <w:rPr>
+          <w:rFonts w:ascii="Cambria" w:hAnsi="Cambria"/>
+        </w:rPr>
+        <w:t>NP.SORT([3,1,4,2])</w:t>
       </w:r>
     </w:p>
     <w:p>
@@ -3136,9 +2441,238 @@
           <w:sz w:val="20"/>
           <w:szCs w:val="20"/>
         </w:rPr>
-        <w:t xml:space="preserve">Aggregation in </w:t>
-      </w:r>
-      <w:proofErr w:type="spellStart"/>
+        <w:t>AGGREGATION IN NUMPY</w:t>
+      </w:r>
+    </w:p>
+    <w:p>
+      <w:pPr>
+        <w:rPr>
+          <w:rFonts w:ascii="Cambria" w:hAnsi="Cambria"/>
+        </w:rPr>
+      </w:pPr>
+      <w:r>
+        <w:rPr>
+          <w:rFonts w:ascii="Cambria" w:hAnsi="Cambria"/>
+        </w:rPr>
+        <w:t xml:space="preserve">AGGREGATION MEANS </w:t>
+      </w:r>
+      <w:r>
+        <w:rPr>
+          <w:rFonts w:ascii="Cambria" w:hAnsi="Cambria"/>
+          <w:b/>
+          <w:bCs/>
+        </w:rPr>
+        <w:t>COMBINING VALUES</w:t>
+      </w:r>
+      <w:r>
+        <w:rPr>
+          <w:rFonts w:ascii="Cambria" w:hAnsi="Cambria"/>
+        </w:rPr>
+        <w:t xml:space="preserve"> TO GET ONE RESULT.</w:t>
+      </w:r>
+    </w:p>
+    <w:p>
+      <w:pPr>
+        <w:pStyle w:val="Heading2"/>
+        <w:rPr>
+          <w:rFonts w:ascii="Cambria" w:hAnsi="Cambria"/>
+        </w:rPr>
+      </w:pPr>
+      <w:r>
+        <w:rPr>
+          <w:rFonts w:ascii="Cambria" w:hAnsi="Cambria"/>
+          <w:caps w:val="0"/>
+        </w:rPr>
+        <w:t>SUM</w:t>
+      </w:r>
+    </w:p>
+    <w:p>
+      <w:pPr>
+        <w:rPr>
+          <w:rFonts w:ascii="Cambria" w:hAnsi="Cambria"/>
+        </w:rPr>
+      </w:pPr>
+      <w:r>
+        <w:rPr>
+          <w:rFonts w:ascii="Cambria" w:hAnsi="Cambria"/>
+        </w:rPr>
+        <w:lastRenderedPageBreak/>
+        <w:t>NP.SUM(ARR)</w:t>
+      </w:r>
+    </w:p>
+    <w:p>
+      <w:pPr>
+        <w:pStyle w:val="Heading2"/>
+        <w:rPr>
+          <w:rFonts w:ascii="Cambria" w:hAnsi="Cambria"/>
+        </w:rPr>
+      </w:pPr>
+      <w:r>
+        <w:rPr>
+          <w:rFonts w:ascii="Cambria" w:hAnsi="Cambria"/>
+          <w:caps w:val="0"/>
+        </w:rPr>
+        <w:t>MEAN (AVERAGE)</w:t>
+      </w:r>
+    </w:p>
+    <w:p>
+      <w:pPr>
+        <w:rPr>
+          <w:rFonts w:ascii="Cambria" w:hAnsi="Cambria"/>
+        </w:rPr>
+      </w:pPr>
+      <w:r>
+        <w:rPr>
+          <w:rFonts w:ascii="Cambria" w:hAnsi="Cambria"/>
+        </w:rPr>
+        <w:t>NP.MEAN(ARR)</w:t>
+      </w:r>
+    </w:p>
+    <w:p>
+      <w:pPr>
+        <w:pStyle w:val="Heading2"/>
+        <w:rPr>
+          <w:rFonts w:ascii="Cambria" w:hAnsi="Cambria"/>
+        </w:rPr>
+      </w:pPr>
+      <w:r>
+        <w:rPr>
+          <w:rFonts w:ascii="Cambria" w:hAnsi="Cambria"/>
+          <w:caps w:val="0"/>
+        </w:rPr>
+        <w:t>MINIMUM AND MAXIMUM</w:t>
+      </w:r>
+    </w:p>
+    <w:p>
+      <w:pPr>
+        <w:rPr>
+          <w:rFonts w:ascii="Cambria" w:hAnsi="Cambria"/>
+        </w:rPr>
+      </w:pPr>
+      <w:r>
+        <w:rPr>
+          <w:rFonts w:ascii="Cambria" w:hAnsi="Cambria"/>
+        </w:rPr>
+        <w:t>NP.MIN(ARR)</w:t>
+      </w:r>
+    </w:p>
+    <w:p>
+      <w:pPr>
+        <w:rPr>
+          <w:rFonts w:ascii="Cambria" w:hAnsi="Cambria"/>
+        </w:rPr>
+      </w:pPr>
+      <w:r>
+        <w:rPr>
+          <w:rFonts w:ascii="Cambria" w:hAnsi="Cambria"/>
+        </w:rPr>
+        <w:t>NP.MAX(ARR)</w:t>
+      </w:r>
+    </w:p>
+    <w:p>
+      <w:pPr>
+        <w:pStyle w:val="Heading2"/>
+        <w:rPr>
+          <w:rFonts w:ascii="Cambria" w:hAnsi="Cambria"/>
+        </w:rPr>
+      </w:pPr>
+      <w:r>
+        <w:rPr>
+          <w:rFonts w:ascii="Cambria" w:hAnsi="Cambria"/>
+          <w:caps w:val="0"/>
+        </w:rPr>
+        <w:t>STANDARD DEVIATION</w:t>
+      </w:r>
+    </w:p>
+    <w:p>
+      <w:pPr>
+        <w:rPr>
+          <w:rFonts w:ascii="Cambria" w:hAnsi="Cambria"/>
+        </w:rPr>
+      </w:pPr>
+      <w:r>
+        <w:rPr>
+          <w:rFonts w:ascii="Cambria" w:hAnsi="Cambria"/>
+        </w:rPr>
+        <w:t>NP.STD(ARR)</w:t>
+      </w:r>
+    </w:p>
+    <w:p>
+      <w:pPr>
+        <w:pStyle w:val="Heading2"/>
+        <w:rPr>
+          <w:rFonts w:ascii="Cambria" w:hAnsi="Cambria"/>
+        </w:rPr>
+      </w:pPr>
+      <w:r>
+        <w:rPr>
+          <w:rFonts w:ascii="Cambria" w:hAnsi="Cambria"/>
+          <w:caps w:val="0"/>
+        </w:rPr>
+        <w:t>AGGREGATION ON AXIS</w:t>
+      </w:r>
+    </w:p>
+    <w:p>
+      <w:pPr>
+        <w:rPr>
+          <w:rFonts w:ascii="Cambria" w:hAnsi="Cambria"/>
+        </w:rPr>
+      </w:pPr>
+      <w:r>
+        <w:rPr>
+          <w:rFonts w:ascii="Cambria" w:hAnsi="Cambria"/>
+        </w:rPr>
+        <w:t>ARR2 = NP.ARRAY([[1,2,3],</w:t>
+      </w:r>
+    </w:p>
+    <w:p>
+      <w:pPr>
+        <w:rPr>
+          <w:rFonts w:ascii="Cambria" w:hAnsi="Cambria"/>
+        </w:rPr>
+      </w:pPr>
+      <w:r>
+        <w:rPr>
+          <w:rFonts w:ascii="Cambria" w:hAnsi="Cambria"/>
+        </w:rPr>
+        <w:t xml:space="preserve">                 [4,5,6]])</w:t>
+      </w:r>
+    </w:p>
+    <w:p>
+      <w:pPr>
+        <w:rPr>
+          <w:rFonts w:ascii="Cambria" w:hAnsi="Cambria"/>
+        </w:rPr>
+      </w:pPr>
+      <w:r>
+        <w:rPr>
+          <w:rFonts w:ascii="Cambria" w:hAnsi="Cambria"/>
+        </w:rPr>
+        <w:t>NP.SUM(ARR2, AXIS=0)   # COLUMN SUM</w:t>
+      </w:r>
+    </w:p>
+    <w:p>
+      <w:pPr>
+        <w:rPr>
+          <w:rFonts w:ascii="Cambria" w:hAnsi="Cambria"/>
+        </w:rPr>
+      </w:pPr>
+      <w:r>
+        <w:rPr>
+          <w:rFonts w:ascii="Cambria" w:hAnsi="Cambria"/>
+        </w:rPr>
+        <w:t>NP.SUM(ARR2, AXIS=1)   # ROW SUM</w:t>
+      </w:r>
+    </w:p>
+    <w:p>
+      <w:pPr>
+        <w:pStyle w:val="Heading1"/>
+        <w:rPr>
+          <w:rFonts w:ascii="Cambria" w:hAnsi="Cambria"/>
+          <w:sz w:val="20"/>
+          <w:szCs w:val="20"/>
+        </w:rPr>
+      </w:pPr>
       <w:r>
         <w:rPr>
           <w:rFonts w:ascii="Cambria" w:hAnsi="Cambria"/>
@@ -3146,387 +2680,7 @@
           <w:sz w:val="20"/>
           <w:szCs w:val="20"/>
         </w:rPr>
-        <w:t>numpy</w:t>
-      </w:r>
-      <w:proofErr w:type="spellEnd"/>
-    </w:p>
-    <w:p>
-      <w:pPr>
-        <w:rPr>
-          <w:rFonts w:ascii="Cambria" w:hAnsi="Cambria"/>
-        </w:rPr>
-      </w:pPr>
-      <w:r>
-        <w:rPr>
-          <w:rFonts w:ascii="Cambria" w:hAnsi="Cambria"/>
-        </w:rPr>
-        <w:t xml:space="preserve">Aggregation means </w:t>
-      </w:r>
-      <w:r>
-        <w:rPr>
-          <w:rFonts w:ascii="Cambria" w:hAnsi="Cambria"/>
-          <w:b/>
-          <w:bCs/>
-        </w:rPr>
-        <w:t>combining values</w:t>
-      </w:r>
-      <w:r>
-        <w:rPr>
-          <w:rFonts w:ascii="Cambria" w:hAnsi="Cambria"/>
-        </w:rPr>
-        <w:t xml:space="preserve"> to get one result.</w:t>
-      </w:r>
-    </w:p>
-    <w:p>
-      <w:pPr>
-        <w:pStyle w:val="Heading2"/>
-        <w:rPr>
-          <w:rFonts w:ascii="Cambria" w:hAnsi="Cambria"/>
-        </w:rPr>
-      </w:pPr>
-      <w:r>
-        <w:rPr>
-          <w:rFonts w:ascii="Cambria" w:hAnsi="Cambria"/>
-          <w:caps w:val="0"/>
-        </w:rPr>
-        <w:t>Sum</w:t>
-      </w:r>
-    </w:p>
-    <w:p>
-      <w:pPr>
-        <w:rPr>
-          <w:rFonts w:ascii="Cambria" w:hAnsi="Cambria"/>
-        </w:rPr>
-      </w:pPr>
-      <w:proofErr w:type="spellStart"/>
-      <w:r>
-        <w:rPr>
-          <w:rFonts w:ascii="Cambria" w:hAnsi="Cambria"/>
-        </w:rPr>
-        <w:lastRenderedPageBreak/>
-        <w:t>Np.sum</w:t>
-      </w:r>
-      <w:proofErr w:type="spellEnd"/>
-      <w:r>
-        <w:rPr>
-          <w:rFonts w:ascii="Cambria" w:hAnsi="Cambria"/>
-        </w:rPr>
-        <w:t>(</w:t>
-      </w:r>
-      <w:proofErr w:type="spellStart"/>
-      <w:r>
-        <w:rPr>
-          <w:rFonts w:ascii="Cambria" w:hAnsi="Cambria"/>
-        </w:rPr>
-        <w:t>arr</w:t>
-      </w:r>
-      <w:proofErr w:type="spellEnd"/>
-      <w:r>
-        <w:rPr>
-          <w:rFonts w:ascii="Cambria" w:hAnsi="Cambria"/>
-        </w:rPr>
-        <w:t>)</w:t>
-      </w:r>
-    </w:p>
-    <w:p>
-      <w:pPr>
-        <w:pStyle w:val="Heading2"/>
-        <w:rPr>
-          <w:rFonts w:ascii="Cambria" w:hAnsi="Cambria"/>
-        </w:rPr>
-      </w:pPr>
-      <w:r>
-        <w:rPr>
-          <w:rFonts w:ascii="Cambria" w:hAnsi="Cambria"/>
-          <w:caps w:val="0"/>
-        </w:rPr>
-        <w:t>Mean (average)</w:t>
-      </w:r>
-    </w:p>
-    <w:p>
-      <w:pPr>
-        <w:rPr>
-          <w:rFonts w:ascii="Cambria" w:hAnsi="Cambria"/>
-        </w:rPr>
-      </w:pPr>
-      <w:proofErr w:type="spellStart"/>
-      <w:r>
-        <w:rPr>
-          <w:rFonts w:ascii="Cambria" w:hAnsi="Cambria"/>
-        </w:rPr>
-        <w:t>Np.mean</w:t>
-      </w:r>
-      <w:proofErr w:type="spellEnd"/>
-      <w:r>
-        <w:rPr>
-          <w:rFonts w:ascii="Cambria" w:hAnsi="Cambria"/>
-        </w:rPr>
-        <w:t>(</w:t>
-      </w:r>
-      <w:proofErr w:type="spellStart"/>
-      <w:r>
-        <w:rPr>
-          <w:rFonts w:ascii="Cambria" w:hAnsi="Cambria"/>
-        </w:rPr>
-        <w:t>arr</w:t>
-      </w:r>
-      <w:proofErr w:type="spellEnd"/>
-      <w:r>
-        <w:rPr>
-          <w:rFonts w:ascii="Cambria" w:hAnsi="Cambria"/>
-        </w:rPr>
-        <w:t>)</w:t>
-      </w:r>
-    </w:p>
-    <w:p>
-      <w:pPr>
-        <w:pStyle w:val="Heading2"/>
-        <w:rPr>
-          <w:rFonts w:ascii="Cambria" w:hAnsi="Cambria"/>
-        </w:rPr>
-      </w:pPr>
-      <w:r>
-        <w:rPr>
-          <w:rFonts w:ascii="Cambria" w:hAnsi="Cambria"/>
-          <w:caps w:val="0"/>
-        </w:rPr>
-        <w:t>Minimum and maximum</w:t>
-      </w:r>
-    </w:p>
-    <w:p>
-      <w:pPr>
-        <w:rPr>
-          <w:rFonts w:ascii="Cambria" w:hAnsi="Cambria"/>
-        </w:rPr>
-      </w:pPr>
-      <w:proofErr w:type="spellStart"/>
-      <w:r>
-        <w:rPr>
-          <w:rFonts w:ascii="Cambria" w:hAnsi="Cambria"/>
-        </w:rPr>
-        <w:t>Np.min</w:t>
-      </w:r>
-      <w:proofErr w:type="spellEnd"/>
-      <w:r>
-        <w:rPr>
-          <w:rFonts w:ascii="Cambria" w:hAnsi="Cambria"/>
-        </w:rPr>
-        <w:t>(</w:t>
-      </w:r>
-      <w:proofErr w:type="spellStart"/>
-      <w:r>
-        <w:rPr>
-          <w:rFonts w:ascii="Cambria" w:hAnsi="Cambria"/>
-        </w:rPr>
-        <w:t>arr</w:t>
-      </w:r>
-      <w:proofErr w:type="spellEnd"/>
-      <w:r>
-        <w:rPr>
-          <w:rFonts w:ascii="Cambria" w:hAnsi="Cambria"/>
-        </w:rPr>
-        <w:t>)</w:t>
-      </w:r>
-    </w:p>
-    <w:p>
-      <w:pPr>
-        <w:rPr>
-          <w:rFonts w:ascii="Cambria" w:hAnsi="Cambria"/>
-        </w:rPr>
-      </w:pPr>
-      <w:proofErr w:type="spellStart"/>
-      <w:r>
-        <w:rPr>
-          <w:rFonts w:ascii="Cambria" w:hAnsi="Cambria"/>
-        </w:rPr>
-        <w:t>Np.max</w:t>
-      </w:r>
-      <w:proofErr w:type="spellEnd"/>
-      <w:r>
-        <w:rPr>
-          <w:rFonts w:ascii="Cambria" w:hAnsi="Cambria"/>
-        </w:rPr>
-        <w:t>(</w:t>
-      </w:r>
-      <w:proofErr w:type="spellStart"/>
-      <w:r>
-        <w:rPr>
-          <w:rFonts w:ascii="Cambria" w:hAnsi="Cambria"/>
-        </w:rPr>
-        <w:t>arr</w:t>
-      </w:r>
-      <w:proofErr w:type="spellEnd"/>
-      <w:r>
-        <w:rPr>
-          <w:rFonts w:ascii="Cambria" w:hAnsi="Cambria"/>
-        </w:rPr>
-        <w:t>)</w:t>
-      </w:r>
-    </w:p>
-    <w:p>
-      <w:pPr>
-        <w:pStyle w:val="Heading2"/>
-        <w:rPr>
-          <w:rFonts w:ascii="Cambria" w:hAnsi="Cambria"/>
-        </w:rPr>
-      </w:pPr>
-      <w:r>
-        <w:rPr>
-          <w:rFonts w:ascii="Cambria" w:hAnsi="Cambria"/>
-          <w:caps w:val="0"/>
-        </w:rPr>
-        <w:t>Standard deviation</w:t>
-      </w:r>
-    </w:p>
-    <w:p>
-      <w:pPr>
-        <w:rPr>
-          <w:rFonts w:ascii="Cambria" w:hAnsi="Cambria"/>
-        </w:rPr>
-      </w:pPr>
-      <w:proofErr w:type="spellStart"/>
-      <w:r>
-        <w:rPr>
-          <w:rFonts w:ascii="Cambria" w:hAnsi="Cambria"/>
-        </w:rPr>
-        <w:t>Np.std</w:t>
-      </w:r>
-      <w:proofErr w:type="spellEnd"/>
-      <w:r>
-        <w:rPr>
-          <w:rFonts w:ascii="Cambria" w:hAnsi="Cambria"/>
-        </w:rPr>
-        <w:t>(</w:t>
-      </w:r>
-      <w:proofErr w:type="spellStart"/>
-      <w:r>
-        <w:rPr>
-          <w:rFonts w:ascii="Cambria" w:hAnsi="Cambria"/>
-        </w:rPr>
-        <w:t>arr</w:t>
-      </w:r>
-      <w:proofErr w:type="spellEnd"/>
-      <w:r>
-        <w:rPr>
-          <w:rFonts w:ascii="Cambria" w:hAnsi="Cambria"/>
-        </w:rPr>
-        <w:t>)</w:t>
-      </w:r>
-    </w:p>
-    <w:p>
-      <w:pPr>
-        <w:pStyle w:val="Heading2"/>
-        <w:rPr>
-          <w:rFonts w:ascii="Cambria" w:hAnsi="Cambria"/>
-        </w:rPr>
-      </w:pPr>
-      <w:r>
-        <w:rPr>
-          <w:rFonts w:ascii="Cambria" w:hAnsi="Cambria"/>
-          <w:caps w:val="0"/>
-        </w:rPr>
-        <w:t>Aggregation on axis</w:t>
-      </w:r>
-    </w:p>
-    <w:p>
-      <w:pPr>
-        <w:rPr>
-          <w:rFonts w:ascii="Cambria" w:hAnsi="Cambria"/>
-        </w:rPr>
-      </w:pPr>
-      <w:r>
-        <w:rPr>
-          <w:rFonts w:ascii="Cambria" w:hAnsi="Cambria"/>
-        </w:rPr>
-        <w:t xml:space="preserve">Arr2 = </w:t>
-      </w:r>
-      <w:proofErr w:type="spellStart"/>
-      <w:r>
-        <w:rPr>
-          <w:rFonts w:ascii="Cambria" w:hAnsi="Cambria"/>
-        </w:rPr>
-        <w:t>np.array</w:t>
-      </w:r>
-      <w:proofErr w:type="spellEnd"/>
-      <w:r>
-        <w:rPr>
-          <w:rFonts w:ascii="Cambria" w:hAnsi="Cambria"/>
-        </w:rPr>
-        <w:t>([[1,2,3],</w:t>
-      </w:r>
-    </w:p>
-    <w:p>
-      <w:pPr>
-        <w:rPr>
-          <w:rFonts w:ascii="Cambria" w:hAnsi="Cambria"/>
-        </w:rPr>
-      </w:pPr>
-      <w:r>
-        <w:rPr>
-          <w:rFonts w:ascii="Cambria" w:hAnsi="Cambria"/>
-        </w:rPr>
-        <w:t xml:space="preserve">                 [4,5,6]])</w:t>
-      </w:r>
-    </w:p>
-    <w:p>
-      <w:pPr>
-        <w:rPr>
-          <w:rFonts w:ascii="Cambria" w:hAnsi="Cambria"/>
-        </w:rPr>
-      </w:pPr>
-      <w:proofErr w:type="spellStart"/>
-      <w:r>
-        <w:rPr>
-          <w:rFonts w:ascii="Cambria" w:hAnsi="Cambria"/>
-        </w:rPr>
-        <w:t>Np.sum</w:t>
-      </w:r>
-      <w:proofErr w:type="spellEnd"/>
-      <w:r>
-        <w:rPr>
-          <w:rFonts w:ascii="Cambria" w:hAnsi="Cambria"/>
-        </w:rPr>
-        <w:t>(arr2, axis=0)   # column sum</w:t>
-      </w:r>
-    </w:p>
-    <w:p>
-      <w:pPr>
-        <w:rPr>
-          <w:rFonts w:ascii="Cambria" w:hAnsi="Cambria"/>
-        </w:rPr>
-      </w:pPr>
-      <w:proofErr w:type="spellStart"/>
-      <w:r>
-        <w:rPr>
-          <w:rFonts w:ascii="Cambria" w:hAnsi="Cambria"/>
-        </w:rPr>
-        <w:t>Np.sum</w:t>
-      </w:r>
-      <w:proofErr w:type="spellEnd"/>
-      <w:r>
-        <w:rPr>
-          <w:rFonts w:ascii="Cambria" w:hAnsi="Cambria"/>
-        </w:rPr>
-        <w:t>(arr2, axis=1)   # row sum</w:t>
-      </w:r>
-    </w:p>
-    <w:p>
-      <w:pPr>
-        <w:pStyle w:val="Heading1"/>
-        <w:rPr>
-          <w:rFonts w:ascii="Cambria" w:hAnsi="Cambria"/>
-          <w:sz w:val="20"/>
-          <w:szCs w:val="20"/>
-        </w:rPr>
-      </w:pPr>
-      <w:r>
-        <w:rPr>
-          <w:rFonts w:ascii="Cambria" w:hAnsi="Cambria"/>
-          <w:caps w:val="0"/>
-          <w:sz w:val="20"/>
-          <w:szCs w:val="20"/>
-        </w:rPr>
-        <w:t>Quick summary</w:t>
+        <w:t>QUICK SUMMARY</w:t>
       </w:r>
     </w:p>
     <w:p>
@@ -3543,7 +2697,7 @@
         <w:rPr>
           <w:rFonts w:ascii="Cambria" w:hAnsi="Cambria"/>
         </w:rPr>
-        <w:t>Access array elements using indexes</w:t>
+        <w:t>ACCESS ARRAY ELEMENTS USING INDEXES</w:t>
       </w:r>
     </w:p>
     <w:p>
@@ -3560,7 +2714,7 @@
         <w:rPr>
           <w:rFonts w:ascii="Cambria" w:hAnsi="Cambria"/>
         </w:rPr>
-        <w:t>Manipulate arrays by reshaping and changing values</w:t>
+        <w:t>MANIPULATE ARRAYS BY RESHAPING AND CHANGING VALUES</w:t>
       </w:r>
     </w:p>
     <w:p>
@@ -3577,21 +2731,7 @@
         <w:rPr>
           <w:rFonts w:ascii="Cambria" w:hAnsi="Cambria"/>
         </w:rPr>
-        <w:t xml:space="preserve">Aggregation helps to </w:t>
-      </w:r>
-      <w:proofErr w:type="spellStart"/>
-      <w:r>
-        <w:rPr>
-          <w:rFonts w:ascii="Cambria" w:hAnsi="Cambria"/>
-        </w:rPr>
-        <w:t>analyze</w:t>
-      </w:r>
-      <w:proofErr w:type="spellEnd"/>
-      <w:r>
-        <w:rPr>
-          <w:rFonts w:ascii="Cambria" w:hAnsi="Cambria"/>
-        </w:rPr>
-        <w:t xml:space="preserve"> data quickly</w:t>
+        <w:t>AGGREGATION HELPS TO ANALYZE DATA QUICKLY</w:t>
       </w:r>
     </w:p>
     <w:sectPr>
